--- a/templates/docx/stdr_template.docx
+++ b/templates/docx/stdr_template.docx
@@ -12,7 +12,7 @@
           <w:rFonts w:ascii="Arial" w:hAnsi="Arial" w:cs="Arial" w:eastAsia="Arial"/>
           <w:b/>
           <w:i w:val="0"/>
-          <w:sz w:val="20"/>
+          <w:sz w:val="22"/>
         </w:rPr>
         <w:t>Сведения о трудовой деятельности, предоставляемые из информационных ресурсов Фонда пенсионного и социального страхования Российской Федерации</w:t>
       </w:r>
@@ -27,7 +27,7 @@
           <w:rFonts w:ascii="Arial" w:hAnsi="Arial" w:cs="Arial" w:eastAsia="Arial"/>
           <w:b/>
           <w:i w:val="0"/>
-          <w:sz w:val="18"/>
+          <w:sz w:val="16"/>
         </w:rPr>
         <w:t>Сведения о зарегистрированном лице:</w:t>
       </w:r>
@@ -48,10 +48,10 @@
             <w:tcW w:type="dxa" w:w="2268"/>
             <w:vAlign w:val="center"/>
             <w:tcBorders>
-              <w:top w:val="single" w:sz="4" w:color="000000"/>
-              <w:left w:val="single" w:sz="4" w:color="000000"/>
-              <w:bottom w:val="single" w:sz="4" w:color="000000"/>
-              <w:right w:val="single" w:sz="4" w:color="000000"/>
+              <w:top w:val="nil"/>
+              <w:left w:val="nil"/>
+              <w:bottom w:val="nil"/>
+              <w:right w:val="nil"/>
             </w:tcBorders>
           </w:tcPr>
           <w:p>
@@ -76,10 +76,10 @@
             <w:tcW w:type="dxa" w:w="12869"/>
             <w:vAlign w:val="center"/>
             <w:tcBorders>
-              <w:top w:val="single" w:sz="4" w:color="000000"/>
-              <w:left w:val="single" w:sz="4" w:color="000000"/>
-              <w:bottom w:val="single" w:sz="4" w:color="000000"/>
-              <w:right w:val="single" w:sz="4" w:color="000000"/>
+              <w:top w:val="nil"/>
+              <w:left w:val="nil"/>
+              <w:bottom w:val="nil"/>
+              <w:right w:val="nil"/>
             </w:tcBorders>
           </w:tcPr>
           <w:p>
@@ -91,7 +91,7 @@
             <w:r>
               <w:rPr>
                 <w:rFonts w:ascii="Arial" w:hAnsi="Arial" w:cs="Arial" w:eastAsia="Arial"/>
-                <w:b w:val="0"/>
+                <w:b/>
                 <w:i w:val="0"/>
                 <w:sz w:val="16"/>
               </w:rPr>
@@ -106,10 +106,10 @@
             <w:tcW w:type="dxa" w:w="2268"/>
             <w:vAlign w:val="center"/>
             <w:tcBorders>
-              <w:top w:val="single" w:sz="4" w:color="000000"/>
-              <w:left w:val="single" w:sz="4" w:color="000000"/>
-              <w:bottom w:val="single" w:sz="4" w:color="000000"/>
-              <w:right w:val="single" w:sz="4" w:color="000000"/>
+              <w:top w:val="nil"/>
+              <w:left w:val="nil"/>
+              <w:bottom w:val="nil"/>
+              <w:right w:val="nil"/>
             </w:tcBorders>
           </w:tcPr>
           <w:p>
@@ -134,10 +134,10 @@
             <w:tcW w:type="dxa" w:w="12869"/>
             <w:vAlign w:val="center"/>
             <w:tcBorders>
-              <w:top w:val="single" w:sz="4" w:color="000000"/>
-              <w:left w:val="single" w:sz="4" w:color="000000"/>
-              <w:bottom w:val="single" w:sz="4" w:color="000000"/>
-              <w:right w:val="single" w:sz="4" w:color="000000"/>
+              <w:top w:val="nil"/>
+              <w:left w:val="nil"/>
+              <w:bottom w:val="nil"/>
+              <w:right w:val="nil"/>
             </w:tcBorders>
           </w:tcPr>
           <w:p>
@@ -149,7 +149,7 @@
             <w:r>
               <w:rPr>
                 <w:rFonts w:ascii="Arial" w:hAnsi="Arial" w:cs="Arial" w:eastAsia="Arial"/>
-                <w:b w:val="0"/>
+                <w:b/>
                 <w:i w:val="0"/>
                 <w:sz w:val="16"/>
               </w:rPr>
@@ -164,10 +164,10 @@
             <w:tcW w:type="dxa" w:w="2268"/>
             <w:vAlign w:val="center"/>
             <w:tcBorders>
-              <w:top w:val="single" w:sz="4" w:color="000000"/>
-              <w:left w:val="single" w:sz="4" w:color="000000"/>
-              <w:bottom w:val="single" w:sz="4" w:color="000000"/>
-              <w:right w:val="single" w:sz="4" w:color="000000"/>
+              <w:top w:val="nil"/>
+              <w:left w:val="nil"/>
+              <w:bottom w:val="nil"/>
+              <w:right w:val="nil"/>
             </w:tcBorders>
           </w:tcPr>
           <w:p>
@@ -192,10 +192,10 @@
             <w:tcW w:type="dxa" w:w="12869"/>
             <w:vAlign w:val="center"/>
             <w:tcBorders>
-              <w:top w:val="single" w:sz="4" w:color="000000"/>
-              <w:left w:val="single" w:sz="4" w:color="000000"/>
-              <w:bottom w:val="single" w:sz="4" w:color="000000"/>
-              <w:right w:val="single" w:sz="4" w:color="000000"/>
+              <w:top w:val="nil"/>
+              <w:left w:val="nil"/>
+              <w:bottom w:val="nil"/>
+              <w:right w:val="nil"/>
             </w:tcBorders>
           </w:tcPr>
           <w:p>
@@ -207,7 +207,7 @@
             <w:r>
               <w:rPr>
                 <w:rFonts w:ascii="Arial" w:hAnsi="Arial" w:cs="Arial" w:eastAsia="Arial"/>
-                <w:b w:val="0"/>
+                <w:b/>
                 <w:i w:val="0"/>
                 <w:sz w:val="16"/>
               </w:rPr>
@@ -222,10 +222,10 @@
             <w:tcW w:type="dxa" w:w="2268"/>
             <w:vAlign w:val="center"/>
             <w:tcBorders>
-              <w:top w:val="single" w:sz="4" w:color="000000"/>
-              <w:left w:val="single" w:sz="4" w:color="000000"/>
-              <w:bottom w:val="single" w:sz="4" w:color="000000"/>
-              <w:right w:val="single" w:sz="4" w:color="000000"/>
+              <w:top w:val="nil"/>
+              <w:left w:val="nil"/>
+              <w:bottom w:val="nil"/>
+              <w:right w:val="nil"/>
             </w:tcBorders>
           </w:tcPr>
           <w:p>
@@ -250,10 +250,10 @@
             <w:tcW w:type="dxa" w:w="12869"/>
             <w:vAlign w:val="center"/>
             <w:tcBorders>
-              <w:top w:val="single" w:sz="4" w:color="000000"/>
-              <w:left w:val="single" w:sz="4" w:color="000000"/>
-              <w:bottom w:val="single" w:sz="4" w:color="000000"/>
-              <w:right w:val="single" w:sz="4" w:color="000000"/>
+              <w:top w:val="nil"/>
+              <w:left w:val="nil"/>
+              <w:bottom w:val="nil"/>
+              <w:right w:val="nil"/>
             </w:tcBorders>
           </w:tcPr>
           <w:p>
@@ -265,7 +265,7 @@
             <w:r>
               <w:rPr>
                 <w:rFonts w:ascii="Arial" w:hAnsi="Arial" w:cs="Arial" w:eastAsia="Arial"/>
-                <w:b w:val="0"/>
+                <w:b/>
                 <w:i w:val="0"/>
                 <w:sz w:val="16"/>
               </w:rPr>
@@ -280,10 +280,10 @@
             <w:tcW w:type="dxa" w:w="2268"/>
             <w:vAlign w:val="center"/>
             <w:tcBorders>
-              <w:top w:val="single" w:sz="4" w:color="000000"/>
-              <w:left w:val="single" w:sz="4" w:color="000000"/>
-              <w:bottom w:val="single" w:sz="4" w:color="000000"/>
-              <w:right w:val="single" w:sz="4" w:color="000000"/>
+              <w:top w:val="nil"/>
+              <w:left w:val="nil"/>
+              <w:bottom w:val="nil"/>
+              <w:right w:val="nil"/>
             </w:tcBorders>
           </w:tcPr>
           <w:p>
@@ -308,10 +308,10 @@
             <w:tcW w:type="dxa" w:w="12869"/>
             <w:vAlign w:val="center"/>
             <w:tcBorders>
-              <w:top w:val="single" w:sz="4" w:color="000000"/>
-              <w:left w:val="single" w:sz="4" w:color="000000"/>
-              <w:bottom w:val="single" w:sz="4" w:color="000000"/>
-              <w:right w:val="single" w:sz="4" w:color="000000"/>
+              <w:top w:val="nil"/>
+              <w:left w:val="nil"/>
+              <w:bottom w:val="nil"/>
+              <w:right w:val="nil"/>
             </w:tcBorders>
           </w:tcPr>
           <w:p>
@@ -323,7 +323,7 @@
             <w:r>
               <w:rPr>
                 <w:rFonts w:ascii="Arial" w:hAnsi="Arial" w:cs="Arial" w:eastAsia="Arial"/>
-                <w:b w:val="0"/>
+                <w:b/>
                 <w:i w:val="0"/>
                 <w:sz w:val="16"/>
               </w:rPr>
@@ -343,7 +343,7 @@
           <w:rFonts w:ascii="Arial" w:hAnsi="Arial" w:cs="Arial" w:eastAsia="Arial"/>
           <w:b/>
           <w:i w:val="0"/>
-          <w:sz w:val="18"/>
+          <w:sz w:val="20"/>
         </w:rPr>
         <w:t>Сведения о трудовой деятельности зарегистрированного лица</w:t>
       </w:r>
@@ -355,24 +355,24 @@
         <w:tblLook w:firstColumn="1" w:firstRow="1" w:lastColumn="0" w:lastRow="0" w:noHBand="0" w:noVBand="1" w:val="04A0"/>
       </w:tblPr>
       <w:tblGrid>
-        <w:gridCol w:w="397"/>
-        <w:gridCol w:w="2551"/>
-        <w:gridCol w:w="964"/>
-        <w:gridCol w:w="1134"/>
-        <w:gridCol w:w="1984"/>
-        <w:gridCol w:w="850"/>
-        <w:gridCol w:w="794"/>
-        <w:gridCol w:w="2835"/>
-        <w:gridCol w:w="964"/>
-        <w:gridCol w:w="964"/>
-        <w:gridCol w:w="850"/>
-        <w:gridCol w:w="850"/>
+        <w:gridCol w:w="378"/>
+        <w:gridCol w:w="1739"/>
+        <w:gridCol w:w="1361"/>
+        <w:gridCol w:w="1361"/>
+        <w:gridCol w:w="2722"/>
+        <w:gridCol w:w="1061"/>
+        <w:gridCol w:w="2272"/>
+        <w:gridCol w:w="1061"/>
+        <w:gridCol w:w="911"/>
+        <w:gridCol w:w="755"/>
+        <w:gridCol w:w="1516"/>
       </w:tblGrid>
       <w:tr>
         <w:tc>
           <w:tcPr>
-            <w:tcW w:type="dxa" w:w="397"/>
+            <w:tcW w:type="dxa" w:w="378"/>
             <w:vAlign w:val="center"/>
+            <w:vMerge w:val="restart"/>
             <w:tcBorders>
               <w:top w:val="single" w:sz="4" w:color="000000"/>
               <w:left w:val="single" w:sz="4" w:color="000000"/>
@@ -399,8 +399,9 @@
         </w:tc>
         <w:tc>
           <w:tcPr>
-            <w:tcW w:type="dxa" w:w="2551"/>
+            <w:tcW w:type="dxa" w:w="1739"/>
             <w:vAlign w:val="center"/>
+            <w:vMerge w:val="restart"/>
             <w:tcBorders>
               <w:top w:val="single" w:sz="4" w:color="000000"/>
               <w:left w:val="single" w:sz="4" w:color="000000"/>
@@ -439,7 +440,8 @@
         </w:tc>
         <w:tc>
           <w:tcPr>
-            <w:tcW w:type="dxa" w:w="964"/>
+            <w:tcW w:type="dxa" w:w="11504"/>
+            <w:gridSpan w:val="8"/>
             <w:vAlign w:val="center"/>
             <w:tcBorders>
               <w:top w:val="single" w:sz="4" w:color="000000"/>
@@ -461,250 +463,15 @@
                 <w:i w:val="0"/>
                 <w:sz w:val="14"/>
               </w:rPr>
-              <w:t>Дата (число, месяц, год) приема, перевода, увольнения</w:t>
+              <w:t>Сведения о трудовой деятельности зарегистрированного лица</w:t>
             </w:r>
           </w:p>
         </w:tc>
         <w:tc>
           <w:tcPr>
-            <w:tcW w:type="dxa" w:w="1134"/>
+            <w:tcW w:type="dxa" w:w="1516"/>
             <w:vAlign w:val="center"/>
-            <w:tcBorders>
-              <w:top w:val="single" w:sz="4" w:color="000000"/>
-              <w:left w:val="single" w:sz="4" w:color="000000"/>
-              <w:bottom w:val="single" w:sz="4" w:color="000000"/>
-              <w:right w:val="single" w:sz="4" w:color="000000"/>
-            </w:tcBorders>
-          </w:tcPr>
-          <w:p>
-            <w:pPr>
-              <w:spacing w:before="0" w:after="0"/>
-              <w:jc w:val="center"/>
-            </w:pPr>
-            <w:r/>
-            <w:r>
-              <w:rPr>
-                <w:rFonts w:ascii="Arial" w:hAnsi="Arial" w:cs="Arial" w:eastAsia="Arial"/>
-                <w:b w:val="0"/>
-                <w:i w:val="0"/>
-                <w:sz w:val="14"/>
-              </w:rPr>
-              <w:t>Сведения о приеме, переводе, увольнении</w:t>
-            </w:r>
-          </w:p>
-        </w:tc>
-        <w:tc>
-          <w:tcPr>
-            <w:tcW w:type="dxa" w:w="1984"/>
-            <w:vAlign w:val="center"/>
-            <w:tcBorders>
-              <w:top w:val="single" w:sz="4" w:color="000000"/>
-              <w:left w:val="single" w:sz="4" w:color="000000"/>
-              <w:bottom w:val="single" w:sz="4" w:color="000000"/>
-              <w:right w:val="single" w:sz="4" w:color="000000"/>
-            </w:tcBorders>
-          </w:tcPr>
-          <w:p>
-            <w:pPr>
-              <w:spacing w:before="0" w:after="0"/>
-              <w:jc w:val="center"/>
-            </w:pPr>
-            <w:r/>
-            <w:r>
-              <w:rPr>
-                <w:rFonts w:ascii="Arial" w:hAnsi="Arial" w:cs="Arial" w:eastAsia="Arial"/>
-                <w:b w:val="0"/>
-                <w:i w:val="0"/>
-                <w:sz w:val="14"/>
-              </w:rPr>
-              <w:t>Наименование</w:t>
-            </w:r>
-          </w:p>
-        </w:tc>
-        <w:tc>
-          <w:tcPr>
-            <w:tcW w:type="dxa" w:w="850"/>
-            <w:vAlign w:val="center"/>
-            <w:tcBorders>
-              <w:top w:val="single" w:sz="4" w:color="000000"/>
-              <w:left w:val="single" w:sz="4" w:color="000000"/>
-              <w:bottom w:val="single" w:sz="4" w:color="000000"/>
-              <w:right w:val="single" w:sz="4" w:color="000000"/>
-            </w:tcBorders>
-          </w:tcPr>
-          <w:p>
-            <w:pPr>
-              <w:spacing w:before="0" w:after="0"/>
-              <w:jc w:val="center"/>
-            </w:pPr>
-            <w:r/>
-            <w:r>
-              <w:rPr>
-                <w:rFonts w:ascii="Arial" w:hAnsi="Arial" w:cs="Arial" w:eastAsia="Arial"/>
-                <w:b w:val="0"/>
-                <w:i w:val="0"/>
-                <w:sz w:val="14"/>
-              </w:rPr>
-              <w:t>Основание</w:t>
-            </w:r>
-          </w:p>
-        </w:tc>
-        <w:tc>
-          <w:tcPr>
-            <w:tcW w:type="dxa" w:w="794"/>
-            <w:vAlign w:val="center"/>
-            <w:tcBorders>
-              <w:top w:val="single" w:sz="4" w:color="000000"/>
-              <w:left w:val="single" w:sz="4" w:color="000000"/>
-              <w:bottom w:val="single" w:sz="4" w:color="000000"/>
-              <w:right w:val="single" w:sz="4" w:color="000000"/>
-            </w:tcBorders>
-          </w:tcPr>
-          <w:p>
-            <w:pPr>
-              <w:spacing w:before="0" w:after="0"/>
-              <w:jc w:val="center"/>
-            </w:pPr>
-            <w:r/>
-            <w:r>
-              <w:rPr>
-                <w:rFonts w:ascii="Arial" w:hAnsi="Arial" w:cs="Arial" w:eastAsia="Arial"/>
-                <w:b w:val="0"/>
-                <w:i w:val="0"/>
-                <w:sz w:val="14"/>
-              </w:rPr>
-              <w:t>Код выполняемой функции</w:t>
-            </w:r>
-            <w:r>
-              <w:br/>
-            </w:r>
-            <w:r>
-              <w:rPr>
-                <w:rFonts w:ascii="Arial" w:hAnsi="Arial" w:cs="Arial" w:eastAsia="Arial"/>
-                <w:b w:val="0"/>
-                <w:i w:val="0"/>
-                <w:sz w:val="14"/>
-              </w:rPr>
-              <w:t>(при наличии)</w:t>
-            </w:r>
-          </w:p>
-        </w:tc>
-        <w:tc>
-          <w:tcPr>
-            <w:tcW w:type="dxa" w:w="2835"/>
-            <w:vAlign w:val="center"/>
-            <w:tcBorders>
-              <w:top w:val="single" w:sz="4" w:color="000000"/>
-              <w:left w:val="single" w:sz="4" w:color="000000"/>
-              <w:bottom w:val="single" w:sz="4" w:color="000000"/>
-              <w:right w:val="single" w:sz="4" w:color="000000"/>
-            </w:tcBorders>
-          </w:tcPr>
-          <w:p>
-            <w:pPr>
-              <w:spacing w:before="0" w:after="0"/>
-              <w:jc w:val="center"/>
-            </w:pPr>
-            <w:r/>
-            <w:r>
-              <w:rPr>
-                <w:rFonts w:ascii="Arial" w:hAnsi="Arial" w:cs="Arial" w:eastAsia="Arial"/>
-                <w:b w:val="0"/>
-                <w:i w:val="0"/>
-                <w:sz w:val="14"/>
-              </w:rPr>
-              <w:t>Причины увольнения, пункт, часть статьи, статья ТК РФ, федерального закона</w:t>
-            </w:r>
-          </w:p>
-        </w:tc>
-        <w:tc>
-          <w:tcPr>
-            <w:tcW w:type="dxa" w:w="964"/>
-            <w:vAlign w:val="center"/>
-            <w:tcBorders>
-              <w:top w:val="single" w:sz="4" w:color="000000"/>
-              <w:left w:val="single" w:sz="4" w:color="000000"/>
-              <w:bottom w:val="single" w:sz="4" w:color="000000"/>
-              <w:right w:val="single" w:sz="4" w:color="000000"/>
-            </w:tcBorders>
-          </w:tcPr>
-          <w:p>
-            <w:pPr>
-              <w:spacing w:before="0" w:after="0"/>
-              <w:jc w:val="center"/>
-            </w:pPr>
-            <w:r/>
-            <w:r>
-              <w:rPr>
-                <w:rFonts w:ascii="Arial" w:hAnsi="Arial" w:cs="Arial" w:eastAsia="Arial"/>
-                <w:b w:val="0"/>
-                <w:i w:val="0"/>
-                <w:sz w:val="14"/>
-              </w:rPr>
-              <w:t>Наименование документа</w:t>
-            </w:r>
-          </w:p>
-        </w:tc>
-        <w:tc>
-          <w:tcPr>
-            <w:tcW w:type="dxa" w:w="964"/>
-            <w:vAlign w:val="center"/>
-            <w:tcBorders>
-              <w:top w:val="single" w:sz="4" w:color="000000"/>
-              <w:left w:val="single" w:sz="4" w:color="000000"/>
-              <w:bottom w:val="single" w:sz="4" w:color="000000"/>
-              <w:right w:val="single" w:sz="4" w:color="000000"/>
-            </w:tcBorders>
-          </w:tcPr>
-          <w:p>
-            <w:pPr>
-              <w:spacing w:before="0" w:after="0"/>
-              <w:jc w:val="center"/>
-            </w:pPr>
-            <w:r/>
-            <w:r>
-              <w:rPr>
-                <w:rFonts w:ascii="Arial" w:hAnsi="Arial" w:cs="Arial" w:eastAsia="Arial"/>
-                <w:b w:val="0"/>
-                <w:i w:val="0"/>
-                <w:sz w:val="14"/>
-              </w:rPr>
-              <w:t>Дата</w:t>
-            </w:r>
-          </w:p>
-        </w:tc>
-        <w:tc>
-          <w:tcPr>
-            <w:tcW w:type="dxa" w:w="850"/>
-            <w:vAlign w:val="center"/>
-            <w:tcBorders>
-              <w:top w:val="single" w:sz="4" w:color="000000"/>
-              <w:left w:val="single" w:sz="4" w:color="000000"/>
-              <w:bottom w:val="single" w:sz="4" w:color="000000"/>
-              <w:right w:val="single" w:sz="4" w:color="000000"/>
-            </w:tcBorders>
-          </w:tcPr>
-          <w:p>
-            <w:pPr>
-              <w:spacing w:before="0" w:after="0"/>
-              <w:jc w:val="center"/>
-            </w:pPr>
-            <w:r/>
-            <w:r>
-              <w:rPr>
-                <w:rFonts w:ascii="Arial" w:hAnsi="Arial" w:cs="Arial" w:eastAsia="Arial"/>
-                <w:b w:val="0"/>
-                <w:i w:val="0"/>
-                <w:sz w:val="14"/>
-              </w:rPr>
-              <w:t>Номер документа</w:t>
-            </w:r>
-          </w:p>
-        </w:tc>
-        <w:tc>
-          <w:tcPr>
-            <w:tcW w:type="dxa" w:w="850"/>
-            <w:vAlign w:val="center"/>
+            <w:vMerge w:val="restart"/>
             <w:tcBorders>
               <w:top w:val="single" w:sz="4" w:color="000000"/>
               <w:left w:val="single" w:sz="4" w:color="000000"/>
@@ -733,7 +500,411 @@
       <w:tr>
         <w:tc>
           <w:tcPr>
-            <w:tcW w:type="dxa" w:w="397"/>
+            <w:tcW w:type="dxa" w:w="378"/>
+            <w:vMerge/>
+          </w:tcPr>
+          <w:p/>
+        </w:tc>
+        <w:tc>
+          <w:tcPr>
+            <w:tcW w:type="dxa" w:w="1739"/>
+            <w:vMerge/>
+          </w:tcPr>
+          <w:p/>
+        </w:tc>
+        <w:tc>
+          <w:tcPr>
+            <w:tcW w:type="dxa" w:w="1361"/>
+            <w:vAlign w:val="center"/>
+            <w:vMerge w:val="restart"/>
+            <w:tcBorders>
+              <w:top w:val="single" w:sz="4" w:color="000000"/>
+              <w:left w:val="single" w:sz="4" w:color="000000"/>
+              <w:bottom w:val="single" w:sz="4" w:color="000000"/>
+              <w:right w:val="single" w:sz="4" w:color="000000"/>
+            </w:tcBorders>
+          </w:tcPr>
+          <w:p>
+            <w:pPr>
+              <w:spacing w:before="0" w:after="0"/>
+              <w:jc w:val="center"/>
+            </w:pPr>
+            <w:r/>
+            <w:r>
+              <w:rPr>
+                <w:rFonts w:ascii="Arial" w:hAnsi="Arial" w:cs="Arial" w:eastAsia="Arial"/>
+                <w:b w:val="0"/>
+                <w:i w:val="0"/>
+                <w:sz w:val="14"/>
+              </w:rPr>
+              <w:t>Дата (число, месяц, год) приема,</w:t>
+            </w:r>
+            <w:r>
+              <w:br/>
+            </w:r>
+            <w:r>
+              <w:rPr>
+                <w:rFonts w:ascii="Arial" w:hAnsi="Arial" w:cs="Arial" w:eastAsia="Arial"/>
+                <w:b w:val="0"/>
+                <w:i w:val="0"/>
+                <w:sz w:val="14"/>
+              </w:rPr>
+              <w:t>перевода, увольнения</w:t>
+            </w:r>
+          </w:p>
+        </w:tc>
+        <w:tc>
+          <w:tcPr>
+            <w:tcW w:type="dxa" w:w="1361"/>
+            <w:vAlign w:val="center"/>
+            <w:vMerge w:val="restart"/>
+            <w:tcBorders>
+              <w:top w:val="single" w:sz="4" w:color="000000"/>
+              <w:left w:val="single" w:sz="4" w:color="000000"/>
+              <w:bottom w:val="single" w:sz="4" w:color="000000"/>
+              <w:right w:val="single" w:sz="4" w:color="000000"/>
+            </w:tcBorders>
+          </w:tcPr>
+          <w:p>
+            <w:pPr>
+              <w:spacing w:before="0" w:after="0"/>
+              <w:jc w:val="center"/>
+            </w:pPr>
+            <w:r/>
+            <w:r>
+              <w:rPr>
+                <w:rFonts w:ascii="Arial" w:hAnsi="Arial" w:cs="Arial" w:eastAsia="Arial"/>
+                <w:b w:val="0"/>
+                <w:i w:val="0"/>
+                <w:sz w:val="14"/>
+              </w:rPr>
+              <w:t>Сведения о приеме, переводе,</w:t>
+            </w:r>
+            <w:r>
+              <w:br/>
+            </w:r>
+            <w:r>
+              <w:rPr>
+                <w:rFonts w:ascii="Arial" w:hAnsi="Arial" w:cs="Arial" w:eastAsia="Arial"/>
+                <w:b w:val="0"/>
+                <w:i w:val="0"/>
+                <w:sz w:val="14"/>
+              </w:rPr>
+              <w:t>увольнении</w:t>
+            </w:r>
+          </w:p>
+        </w:tc>
+        <w:tc>
+          <w:tcPr>
+            <w:tcW w:type="dxa" w:w="6055"/>
+            <w:gridSpan w:val="3"/>
+            <w:vAlign w:val="center"/>
+            <w:tcBorders>
+              <w:top w:val="single" w:sz="4" w:color="000000"/>
+              <w:left w:val="single" w:sz="4" w:color="000000"/>
+              <w:bottom w:val="single" w:sz="4" w:color="000000"/>
+              <w:right w:val="single" w:sz="4" w:color="000000"/>
+            </w:tcBorders>
+          </w:tcPr>
+          <w:p>
+            <w:pPr>
+              <w:spacing w:before="0" w:after="0"/>
+              <w:jc w:val="center"/>
+            </w:pPr>
+            <w:r/>
+            <w:r>
+              <w:rPr>
+                <w:rFonts w:ascii="Arial" w:hAnsi="Arial" w:cs="Arial" w:eastAsia="Arial"/>
+                <w:b w:val="0"/>
+                <w:i w:val="0"/>
+                <w:sz w:val="14"/>
+              </w:rPr>
+              <w:t>Наименование</w:t>
+            </w:r>
+          </w:p>
+        </w:tc>
+        <w:tc>
+          <w:tcPr>
+            <w:tcW w:type="dxa" w:w="2727"/>
+            <w:gridSpan w:val="3"/>
+            <w:vAlign w:val="center"/>
+            <w:tcBorders>
+              <w:top w:val="single" w:sz="4" w:color="000000"/>
+              <w:left w:val="single" w:sz="4" w:color="000000"/>
+              <w:bottom w:val="single" w:sz="4" w:color="000000"/>
+              <w:right w:val="single" w:sz="4" w:color="000000"/>
+            </w:tcBorders>
+          </w:tcPr>
+          <w:p>
+            <w:pPr>
+              <w:spacing w:before="0" w:after="0"/>
+              <w:jc w:val="center"/>
+            </w:pPr>
+            <w:r/>
+            <w:r>
+              <w:rPr>
+                <w:rFonts w:ascii="Arial" w:hAnsi="Arial" w:cs="Arial" w:eastAsia="Arial"/>
+                <w:b w:val="0"/>
+                <w:i w:val="0"/>
+                <w:sz w:val="14"/>
+              </w:rPr>
+              <w:t>Основание</w:t>
+            </w:r>
+          </w:p>
+        </w:tc>
+        <w:tc>
+          <w:tcPr>
+            <w:tcW w:type="dxa" w:w="1516"/>
+            <w:vMerge/>
+          </w:tcPr>
+          <w:p/>
+        </w:tc>
+      </w:tr>
+      <w:tr>
+        <w:tc>
+          <w:tcPr>
+            <w:tcW w:type="dxa" w:w="378"/>
+            <w:vMerge/>
+          </w:tcPr>
+          <w:p/>
+        </w:tc>
+        <w:tc>
+          <w:tcPr>
+            <w:tcW w:type="dxa" w:w="1739"/>
+            <w:vMerge/>
+          </w:tcPr>
+          <w:p/>
+        </w:tc>
+        <w:tc>
+          <w:tcPr>
+            <w:tcW w:type="dxa" w:w="1361"/>
+            <w:vMerge/>
+          </w:tcPr>
+          <w:p/>
+        </w:tc>
+        <w:tc>
+          <w:tcPr>
+            <w:tcW w:type="dxa" w:w="1361"/>
+            <w:vMerge/>
+          </w:tcPr>
+          <w:p/>
+        </w:tc>
+        <w:tc>
+          <w:tcPr>
+            <w:tcW w:type="dxa" w:w="2722"/>
+            <w:vAlign w:val="center"/>
+            <w:tcBorders>
+              <w:top w:val="single" w:sz="4" w:color="000000"/>
+              <w:left w:val="single" w:sz="4" w:color="000000"/>
+              <w:bottom w:val="single" w:sz="4" w:color="000000"/>
+              <w:right w:val="single" w:sz="4" w:color="000000"/>
+            </w:tcBorders>
+          </w:tcPr>
+          <w:p>
+            <w:pPr>
+              <w:spacing w:before="0" w:after="0"/>
+              <w:jc w:val="center"/>
+            </w:pPr>
+            <w:r/>
+            <w:r>
+              <w:rPr>
+                <w:rFonts w:ascii="Arial" w:hAnsi="Arial" w:cs="Arial" w:eastAsia="Arial"/>
+                <w:b w:val="0"/>
+                <w:i w:val="0"/>
+                <w:sz w:val="14"/>
+              </w:rPr>
+              <w:t>Трудовая функция (должность, профессия, специальность, квалификация, конкретный вид поручаемой работы), структурное</w:t>
+            </w:r>
+            <w:r>
+              <w:br/>
+            </w:r>
+            <w:r>
+              <w:rPr>
+                <w:rFonts w:ascii="Arial" w:hAnsi="Arial" w:cs="Arial" w:eastAsia="Arial"/>
+                <w:b w:val="0"/>
+                <w:i w:val="0"/>
+                <w:sz w:val="14"/>
+              </w:rPr>
+              <w:t>подразделение</w:t>
+            </w:r>
+          </w:p>
+        </w:tc>
+        <w:tc>
+          <w:tcPr>
+            <w:tcW w:type="dxa" w:w="1061"/>
+            <w:vAlign w:val="center"/>
+            <w:tcBorders>
+              <w:top w:val="single" w:sz="4" w:color="000000"/>
+              <w:left w:val="single" w:sz="4" w:color="000000"/>
+              <w:bottom w:val="single" w:sz="4" w:color="000000"/>
+              <w:right w:val="single" w:sz="4" w:color="000000"/>
+            </w:tcBorders>
+          </w:tcPr>
+          <w:p>
+            <w:pPr>
+              <w:spacing w:before="0" w:after="0"/>
+              <w:jc w:val="center"/>
+            </w:pPr>
+            <w:r/>
+            <w:r>
+              <w:rPr>
+                <w:rFonts w:ascii="Arial" w:hAnsi="Arial" w:cs="Arial" w:eastAsia="Arial"/>
+                <w:b w:val="0"/>
+                <w:i w:val="0"/>
+                <w:sz w:val="14"/>
+              </w:rPr>
+              <w:t>Код</w:t>
+            </w:r>
+            <w:r>
+              <w:br/>
+            </w:r>
+            <w:r>
+              <w:rPr>
+                <w:rFonts w:ascii="Arial" w:hAnsi="Arial" w:cs="Arial" w:eastAsia="Arial"/>
+                <w:b w:val="0"/>
+                <w:i w:val="0"/>
+                <w:sz w:val="14"/>
+              </w:rPr>
+              <w:t>выполняемой функции (при наличии)</w:t>
+            </w:r>
+          </w:p>
+        </w:tc>
+        <w:tc>
+          <w:tcPr>
+            <w:tcW w:type="dxa" w:w="2272"/>
+            <w:vAlign w:val="center"/>
+            <w:tcBorders>
+              <w:top w:val="single" w:sz="4" w:color="000000"/>
+              <w:left w:val="single" w:sz="4" w:color="000000"/>
+              <w:bottom w:val="single" w:sz="4" w:color="000000"/>
+              <w:right w:val="single" w:sz="4" w:color="000000"/>
+            </w:tcBorders>
+          </w:tcPr>
+          <w:p>
+            <w:pPr>
+              <w:spacing w:before="0" w:after="0"/>
+              <w:jc w:val="center"/>
+            </w:pPr>
+            <w:r/>
+            <w:r>
+              <w:rPr>
+                <w:rFonts w:ascii="Arial" w:hAnsi="Arial" w:cs="Arial" w:eastAsia="Arial"/>
+                <w:b w:val="0"/>
+                <w:i w:val="0"/>
+                <w:sz w:val="14"/>
+              </w:rPr>
+              <w:t>Причины увольнения, пункт, часть статьи, статья Трудового кодекса Российской Федерации,</w:t>
+            </w:r>
+            <w:r>
+              <w:br/>
+            </w:r>
+            <w:r>
+              <w:rPr>
+                <w:rFonts w:ascii="Arial" w:hAnsi="Arial" w:cs="Arial" w:eastAsia="Arial"/>
+                <w:b w:val="0"/>
+                <w:i w:val="0"/>
+                <w:sz w:val="14"/>
+              </w:rPr>
+              <w:t>федерального закона</w:t>
+            </w:r>
+          </w:p>
+        </w:tc>
+        <w:tc>
+          <w:tcPr>
+            <w:tcW w:type="dxa" w:w="1061"/>
+            <w:vAlign w:val="center"/>
+            <w:tcBorders>
+              <w:top w:val="single" w:sz="4" w:color="000000"/>
+              <w:left w:val="single" w:sz="4" w:color="000000"/>
+              <w:bottom w:val="single" w:sz="4" w:color="000000"/>
+              <w:right w:val="single" w:sz="4" w:color="000000"/>
+            </w:tcBorders>
+          </w:tcPr>
+          <w:p>
+            <w:pPr>
+              <w:spacing w:before="0" w:after="0"/>
+              <w:jc w:val="center"/>
+            </w:pPr>
+            <w:r/>
+            <w:r>
+              <w:rPr>
+                <w:rFonts w:ascii="Arial" w:hAnsi="Arial" w:cs="Arial" w:eastAsia="Arial"/>
+                <w:b w:val="0"/>
+                <w:i w:val="0"/>
+                <w:sz w:val="14"/>
+              </w:rPr>
+              <w:t>Наименование документа</w:t>
+            </w:r>
+          </w:p>
+        </w:tc>
+        <w:tc>
+          <w:tcPr>
+            <w:tcW w:type="dxa" w:w="911"/>
+            <w:vAlign w:val="center"/>
+            <w:tcBorders>
+              <w:top w:val="single" w:sz="4" w:color="000000"/>
+              <w:left w:val="single" w:sz="4" w:color="000000"/>
+              <w:bottom w:val="single" w:sz="4" w:color="000000"/>
+              <w:right w:val="single" w:sz="4" w:color="000000"/>
+            </w:tcBorders>
+          </w:tcPr>
+          <w:p>
+            <w:pPr>
+              <w:spacing w:before="0" w:after="0"/>
+              <w:jc w:val="center"/>
+            </w:pPr>
+            <w:r/>
+            <w:r>
+              <w:rPr>
+                <w:rFonts w:ascii="Arial" w:hAnsi="Arial" w:cs="Arial" w:eastAsia="Arial"/>
+                <w:b w:val="0"/>
+                <w:i w:val="0"/>
+                <w:sz w:val="14"/>
+              </w:rPr>
+              <w:t>Дата</w:t>
+            </w:r>
+          </w:p>
+        </w:tc>
+        <w:tc>
+          <w:tcPr>
+            <w:tcW w:type="dxa" w:w="755"/>
+            <w:vAlign w:val="center"/>
+            <w:tcBorders>
+              <w:top w:val="single" w:sz="4" w:color="000000"/>
+              <w:left w:val="single" w:sz="4" w:color="000000"/>
+              <w:bottom w:val="single" w:sz="4" w:color="000000"/>
+              <w:right w:val="single" w:sz="4" w:color="000000"/>
+            </w:tcBorders>
+          </w:tcPr>
+          <w:p>
+            <w:pPr>
+              <w:spacing w:before="0" w:after="0"/>
+              <w:jc w:val="center"/>
+            </w:pPr>
+            <w:r/>
+            <w:r>
+              <w:rPr>
+                <w:rFonts w:ascii="Arial" w:hAnsi="Arial" w:cs="Arial" w:eastAsia="Arial"/>
+                <w:b w:val="0"/>
+                <w:i w:val="0"/>
+                <w:sz w:val="14"/>
+              </w:rPr>
+              <w:t>Номер документа</w:t>
+            </w:r>
+          </w:p>
+        </w:tc>
+        <w:tc>
+          <w:tcPr>
+            <w:tcW w:type="dxa" w:w="1516"/>
+            <w:vMerge/>
+          </w:tcPr>
+          <w:p/>
+        </w:tc>
+      </w:tr>
+      <w:tr>
+        <w:tc>
+          <w:tcPr>
+            <w:tcW w:type="dxa" w:w="378"/>
             <w:vAlign w:val="center"/>
             <w:tcBorders>
               <w:top w:val="single" w:sz="4" w:color="000000"/>
@@ -761,7 +932,7 @@
         </w:tc>
         <w:tc>
           <w:tcPr>
-            <w:tcW w:type="dxa" w:w="2551"/>
+            <w:tcW w:type="dxa" w:w="1739"/>
             <w:vAlign w:val="center"/>
             <w:tcBorders>
               <w:top w:val="single" w:sz="4" w:color="000000"/>
@@ -789,7 +960,7 @@
         </w:tc>
         <w:tc>
           <w:tcPr>
-            <w:tcW w:type="dxa" w:w="964"/>
+            <w:tcW w:type="dxa" w:w="1361"/>
             <w:vAlign w:val="center"/>
             <w:tcBorders>
               <w:top w:val="single" w:sz="4" w:color="000000"/>
@@ -817,7 +988,7 @@
         </w:tc>
         <w:tc>
           <w:tcPr>
-            <w:tcW w:type="dxa" w:w="1134"/>
+            <w:tcW w:type="dxa" w:w="1361"/>
             <w:vAlign w:val="center"/>
             <w:tcBorders>
               <w:top w:val="single" w:sz="4" w:color="000000"/>
@@ -845,7 +1016,7 @@
         </w:tc>
         <w:tc>
           <w:tcPr>
-            <w:tcW w:type="dxa" w:w="1984"/>
+            <w:tcW w:type="dxa" w:w="2722"/>
             <w:vAlign w:val="center"/>
             <w:tcBorders>
               <w:top w:val="single" w:sz="4" w:color="000000"/>
@@ -873,7 +1044,7 @@
         </w:tc>
         <w:tc>
           <w:tcPr>
-            <w:tcW w:type="dxa" w:w="850"/>
+            <w:tcW w:type="dxa" w:w="1061"/>
             <w:vAlign w:val="center"/>
             <w:tcBorders>
               <w:top w:val="single" w:sz="4" w:color="000000"/>
@@ -901,7 +1072,7 @@
         </w:tc>
         <w:tc>
           <w:tcPr>
-            <w:tcW w:type="dxa" w:w="794"/>
+            <w:tcW w:type="dxa" w:w="2272"/>
             <w:vAlign w:val="center"/>
             <w:tcBorders>
               <w:top w:val="single" w:sz="4" w:color="000000"/>
@@ -929,7 +1100,7 @@
         </w:tc>
         <w:tc>
           <w:tcPr>
-            <w:tcW w:type="dxa" w:w="2835"/>
+            <w:tcW w:type="dxa" w:w="1061"/>
             <w:vAlign w:val="center"/>
             <w:tcBorders>
               <w:top w:val="single" w:sz="4" w:color="000000"/>
@@ -957,7 +1128,7 @@
         </w:tc>
         <w:tc>
           <w:tcPr>
-            <w:tcW w:type="dxa" w:w="964"/>
+            <w:tcW w:type="dxa" w:w="911"/>
             <w:vAlign w:val="center"/>
             <w:tcBorders>
               <w:top w:val="single" w:sz="4" w:color="000000"/>
@@ -985,7 +1156,7 @@
         </w:tc>
         <w:tc>
           <w:tcPr>
-            <w:tcW w:type="dxa" w:w="964"/>
+            <w:tcW w:type="dxa" w:w="755"/>
             <w:vAlign w:val="center"/>
             <w:tcBorders>
               <w:top w:val="single" w:sz="4" w:color="000000"/>
@@ -1013,7 +1184,7 @@
         </w:tc>
         <w:tc>
           <w:tcPr>
-            <w:tcW w:type="dxa" w:w="850"/>
+            <w:tcW w:type="dxa" w:w="1516"/>
             <w:vAlign w:val="center"/>
             <w:tcBorders>
               <w:top w:val="single" w:sz="4" w:color="000000"/>
@@ -1039,9 +1210,11 @@
             </w:r>
           </w:p>
         </w:tc>
+      </w:tr>
+      <w:tr>
         <w:tc>
           <w:tcPr>
-            <w:tcW w:type="dxa" w:w="850"/>
+            <w:tcW w:type="dxa" w:w="378"/>
             <w:vAlign w:val="center"/>
             <w:tcBorders>
               <w:top w:val="single" w:sz="4" w:color="000000"/>
@@ -1063,15 +1236,41 @@
                 <w:i w:val="0"/>
                 <w:sz w:val="14"/>
               </w:rPr>
-              <w:t>12</w:t>
+              <w:t>{{ stdr.table1_rows[0].index }}</w:t>
             </w:r>
           </w:p>
         </w:tc>
-      </w:tr>
-      <w:tr>
         <w:tc>
           <w:tcPr>
-            <w:tcW w:type="dxa" w:w="397"/>
+            <w:tcW w:type="dxa" w:w="1739"/>
+            <w:vAlign w:val="center"/>
+            <w:tcBorders>
+              <w:top w:val="single" w:sz="4" w:color="000000"/>
+              <w:left w:val="single" w:sz="4" w:color="000000"/>
+              <w:bottom w:val="single" w:sz="4" w:color="000000"/>
+              <w:right w:val="single" w:sz="4" w:color="000000"/>
+            </w:tcBorders>
+          </w:tcPr>
+          <w:p>
+            <w:pPr>
+              <w:spacing w:before="0" w:after="0"/>
+              <w:jc w:val="left"/>
+            </w:pPr>
+            <w:r/>
+            <w:r>
+              <w:rPr>
+                <w:rFonts w:ascii="Arial" w:hAnsi="Arial" w:cs="Arial" w:eastAsia="Arial"/>
+                <w:b w:val="0"/>
+                <w:i w:val="0"/>
+                <w:sz w:val="14"/>
+              </w:rPr>
+              <w:t>{{ stdr.table1_rows[0].company_with_sfr }}</w:t>
+            </w:r>
+          </w:p>
+        </w:tc>
+        <w:tc>
+          <w:tcPr>
+            <w:tcW w:type="dxa" w:w="1361"/>
             <w:vAlign w:val="center"/>
             <w:tcBorders>
               <w:top w:val="single" w:sz="4" w:color="000000"/>
@@ -1091,15 +1290,43 @@
                 <w:rFonts w:ascii="Arial" w:hAnsi="Arial" w:cs="Arial" w:eastAsia="Arial"/>
                 <w:b w:val="0"/>
                 <w:i w:val="0"/>
-                <w:sz w:val="16"/>
+                <w:sz w:val="14"/>
               </w:rPr>
-              <w:t>{{ stdr.table1_rows[0].index }}</w:t>
+              <w:t>{{ stdr.table1_rows[0].event_date }}</w:t>
             </w:r>
           </w:p>
         </w:tc>
         <w:tc>
           <w:tcPr>
-            <w:tcW w:type="dxa" w:w="2551"/>
+            <w:tcW w:type="dxa" w:w="1361"/>
+            <w:vAlign w:val="center"/>
+            <w:tcBorders>
+              <w:top w:val="single" w:sz="4" w:color="000000"/>
+              <w:left w:val="single" w:sz="4" w:color="000000"/>
+              <w:bottom w:val="single" w:sz="4" w:color="000000"/>
+              <w:right w:val="single" w:sz="4" w:color="000000"/>
+            </w:tcBorders>
+          </w:tcPr>
+          <w:p>
+            <w:pPr>
+              <w:spacing w:before="0" w:after="0"/>
+              <w:jc w:val="center"/>
+            </w:pPr>
+            <w:r/>
+            <w:r>
+              <w:rPr>
+                <w:rFonts w:ascii="Arial" w:hAnsi="Arial" w:cs="Arial" w:eastAsia="Arial"/>
+                <w:b w:val="0"/>
+                <w:i w:val="0"/>
+                <w:sz w:val="14"/>
+              </w:rPr>
+              <w:t>{{ stdr.table1_rows[0].event_type }}</w:t>
+            </w:r>
+          </w:p>
+        </w:tc>
+        <w:tc>
+          <w:tcPr>
+            <w:tcW w:type="dxa" w:w="2722"/>
             <w:vAlign w:val="center"/>
             <w:tcBorders>
               <w:top w:val="single" w:sz="4" w:color="000000"/>
@@ -1119,15 +1346,15 @@
                 <w:rFonts w:ascii="Arial" w:hAnsi="Arial" w:cs="Arial" w:eastAsia="Arial"/>
                 <w:b w:val="0"/>
                 <w:i w:val="0"/>
-                <w:sz w:val="16"/>
+                <w:sz w:val="14"/>
               </w:rPr>
-              <w:t>{{ stdr.table1_rows[0].company_with_sfr }}</w:t>
+              <w:t>{{ stdr.table1_rows[0].position }}</w:t>
             </w:r>
           </w:p>
         </w:tc>
         <w:tc>
           <w:tcPr>
-            <w:tcW w:type="dxa" w:w="964"/>
+            <w:tcW w:type="dxa" w:w="1061"/>
             <w:vAlign w:val="center"/>
             <w:tcBorders>
               <w:top w:val="single" w:sz="4" w:color="000000"/>
@@ -1147,15 +1374,43 @@
                 <w:rFonts w:ascii="Arial" w:hAnsi="Arial" w:cs="Arial" w:eastAsia="Arial"/>
                 <w:b w:val="0"/>
                 <w:i w:val="0"/>
-                <w:sz w:val="16"/>
+                <w:sz w:val="14"/>
               </w:rPr>
-              <w:t>{{ stdr.table1_rows[0].event_date }}</w:t>
+              <w:t>{{ stdr.table1_rows[0].okz_code }}</w:t>
             </w:r>
           </w:p>
         </w:tc>
         <w:tc>
           <w:tcPr>
-            <w:tcW w:type="dxa" w:w="1134"/>
+            <w:tcW w:type="dxa" w:w="2272"/>
+            <w:vAlign w:val="center"/>
+            <w:tcBorders>
+              <w:top w:val="single" w:sz="4" w:color="000000"/>
+              <w:left w:val="single" w:sz="4" w:color="000000"/>
+              <w:bottom w:val="single" w:sz="4" w:color="000000"/>
+              <w:right w:val="single" w:sz="4" w:color="000000"/>
+            </w:tcBorders>
+          </w:tcPr>
+          <w:p>
+            <w:pPr>
+              <w:spacing w:before="0" w:after="0"/>
+              <w:jc w:val="left"/>
+            </w:pPr>
+            <w:r/>
+            <w:r>
+              <w:rPr>
+                <w:rFonts w:ascii="Arial" w:hAnsi="Arial" w:cs="Arial" w:eastAsia="Arial"/>
+                <w:b w:val="0"/>
+                <w:i w:val="0"/>
+                <w:sz w:val="14"/>
+              </w:rPr>
+              <w:t>{{ stdr.table1_rows[0].dismissal_reason }}</w:t>
+            </w:r>
+          </w:p>
+        </w:tc>
+        <w:tc>
+          <w:tcPr>
+            <w:tcW w:type="dxa" w:w="1061"/>
             <w:vAlign w:val="center"/>
             <w:tcBorders>
               <w:top w:val="single" w:sz="4" w:color="000000"/>
@@ -1175,15 +1430,129 @@
                 <w:rFonts w:ascii="Arial" w:hAnsi="Arial" w:cs="Arial" w:eastAsia="Arial"/>
                 <w:b w:val="0"/>
                 <w:i w:val="0"/>
-                <w:sz w:val="16"/>
+                <w:sz w:val="14"/>
               </w:rPr>
-              <w:t>{{ stdr.table1_rows[0].event_type }}</w:t>
+              <w:t>{{ stdr.table1_rows[0].doc_name }}</w:t>
             </w:r>
           </w:p>
         </w:tc>
         <w:tc>
           <w:tcPr>
-            <w:tcW w:type="dxa" w:w="1984"/>
+            <w:tcW w:type="dxa" w:w="911"/>
+            <w:vAlign w:val="center"/>
+            <w:tcBorders>
+              <w:top w:val="single" w:sz="4" w:color="000000"/>
+              <w:left w:val="single" w:sz="4" w:color="000000"/>
+              <w:bottom w:val="single" w:sz="4" w:color="000000"/>
+              <w:right w:val="single" w:sz="4" w:color="000000"/>
+            </w:tcBorders>
+          </w:tcPr>
+          <w:p>
+            <w:pPr>
+              <w:spacing w:before="0" w:after="0"/>
+              <w:jc w:val="center"/>
+            </w:pPr>
+            <w:r/>
+            <w:r>
+              <w:rPr>
+                <w:rFonts w:ascii="Arial" w:hAnsi="Arial" w:cs="Arial" w:eastAsia="Arial"/>
+                <w:b w:val="0"/>
+                <w:i w:val="0"/>
+                <w:sz w:val="14"/>
+              </w:rPr>
+              <w:t>{{ stdr.table1_rows[0].doc_date }}</w:t>
+            </w:r>
+          </w:p>
+        </w:tc>
+        <w:tc>
+          <w:tcPr>
+            <w:tcW w:type="dxa" w:w="755"/>
+            <w:vAlign w:val="center"/>
+            <w:tcBorders>
+              <w:top w:val="single" w:sz="4" w:color="000000"/>
+              <w:left w:val="single" w:sz="4" w:color="000000"/>
+              <w:bottom w:val="single" w:sz="4" w:color="000000"/>
+              <w:right w:val="single" w:sz="4" w:color="000000"/>
+            </w:tcBorders>
+          </w:tcPr>
+          <w:p>
+            <w:pPr>
+              <w:spacing w:before="0" w:after="0"/>
+              <w:jc w:val="center"/>
+            </w:pPr>
+            <w:r/>
+            <w:r>
+              <w:rPr>
+                <w:rFonts w:ascii="Arial" w:hAnsi="Arial" w:cs="Arial" w:eastAsia="Arial"/>
+                <w:b w:val="0"/>
+                <w:i w:val="0"/>
+                <w:sz w:val="14"/>
+              </w:rPr>
+              <w:t>{{ stdr.table1_rows[0].doc_number }}</w:t>
+            </w:r>
+          </w:p>
+        </w:tc>
+        <w:tc>
+          <w:tcPr>
+            <w:tcW w:type="dxa" w:w="1516"/>
+            <w:vAlign w:val="center"/>
+            <w:tcBorders>
+              <w:top w:val="single" w:sz="4" w:color="000000"/>
+              <w:left w:val="single" w:sz="4" w:color="000000"/>
+              <w:bottom w:val="single" w:sz="4" w:color="000000"/>
+              <w:right w:val="single" w:sz="4" w:color="000000"/>
+            </w:tcBorders>
+          </w:tcPr>
+          <w:p>
+            <w:pPr>
+              <w:spacing w:before="0" w:after="0"/>
+              <w:jc w:val="center"/>
+            </w:pPr>
+            <w:r/>
+            <w:r>
+              <w:rPr>
+                <w:rFonts w:ascii="Arial" w:hAnsi="Arial" w:cs="Arial" w:eastAsia="Arial"/>
+                <w:b w:val="0"/>
+                <w:i w:val="0"/>
+                <w:sz w:val="14"/>
+              </w:rPr>
+              <w:t>{{ stdr.table1_rows[0].cancellation }}</w:t>
+            </w:r>
+          </w:p>
+        </w:tc>
+      </w:tr>
+      <w:tr>
+        <w:tc>
+          <w:tcPr>
+            <w:tcW w:type="dxa" w:w="378"/>
+            <w:vAlign w:val="center"/>
+            <w:tcBorders>
+              <w:top w:val="single" w:sz="4" w:color="000000"/>
+              <w:left w:val="single" w:sz="4" w:color="000000"/>
+              <w:bottom w:val="single" w:sz="4" w:color="000000"/>
+              <w:right w:val="single" w:sz="4" w:color="000000"/>
+            </w:tcBorders>
+          </w:tcPr>
+          <w:p>
+            <w:pPr>
+              <w:spacing w:before="0" w:after="0"/>
+              <w:jc w:val="center"/>
+            </w:pPr>
+            <w:r/>
+            <w:r>
+              <w:rPr>
+                <w:rFonts w:ascii="Arial" w:hAnsi="Arial" w:cs="Arial" w:eastAsia="Arial"/>
+                <w:b w:val="0"/>
+                <w:i w:val="0"/>
+                <w:sz w:val="14"/>
+              </w:rPr>
+              <w:t>{{ stdr.table1_rows[1].index }}</w:t>
+            </w:r>
+          </w:p>
+        </w:tc>
+        <w:tc>
+          <w:tcPr>
+            <w:tcW w:type="dxa" w:w="1739"/>
             <w:vAlign w:val="center"/>
             <w:tcBorders>
               <w:top w:val="single" w:sz="4" w:color="000000"/>
@@ -1203,15 +1572,71 @@
                 <w:rFonts w:ascii="Arial" w:hAnsi="Arial" w:cs="Arial" w:eastAsia="Arial"/>
                 <w:b w:val="0"/>
                 <w:i w:val="0"/>
-                <w:sz w:val="16"/>
+                <w:sz w:val="14"/>
               </w:rPr>
-              <w:t>{{ stdr.table1_rows[0].position }}</w:t>
+              <w:t>{{ stdr.table1_rows[1].company_with_sfr }}</w:t>
             </w:r>
           </w:p>
         </w:tc>
         <w:tc>
           <w:tcPr>
-            <w:tcW w:type="dxa" w:w="850"/>
+            <w:tcW w:type="dxa" w:w="1361"/>
+            <w:vAlign w:val="center"/>
+            <w:tcBorders>
+              <w:top w:val="single" w:sz="4" w:color="000000"/>
+              <w:left w:val="single" w:sz="4" w:color="000000"/>
+              <w:bottom w:val="single" w:sz="4" w:color="000000"/>
+              <w:right w:val="single" w:sz="4" w:color="000000"/>
+            </w:tcBorders>
+          </w:tcPr>
+          <w:p>
+            <w:pPr>
+              <w:spacing w:before="0" w:after="0"/>
+              <w:jc w:val="center"/>
+            </w:pPr>
+            <w:r/>
+            <w:r>
+              <w:rPr>
+                <w:rFonts w:ascii="Arial" w:hAnsi="Arial" w:cs="Arial" w:eastAsia="Arial"/>
+                <w:b w:val="0"/>
+                <w:i w:val="0"/>
+                <w:sz w:val="14"/>
+              </w:rPr>
+              <w:t>{{ stdr.table1_rows[1].event_date }}</w:t>
+            </w:r>
+          </w:p>
+        </w:tc>
+        <w:tc>
+          <w:tcPr>
+            <w:tcW w:type="dxa" w:w="1361"/>
+            <w:vAlign w:val="center"/>
+            <w:tcBorders>
+              <w:top w:val="single" w:sz="4" w:color="000000"/>
+              <w:left w:val="single" w:sz="4" w:color="000000"/>
+              <w:bottom w:val="single" w:sz="4" w:color="000000"/>
+              <w:right w:val="single" w:sz="4" w:color="000000"/>
+            </w:tcBorders>
+          </w:tcPr>
+          <w:p>
+            <w:pPr>
+              <w:spacing w:before="0" w:after="0"/>
+              <w:jc w:val="center"/>
+            </w:pPr>
+            <w:r/>
+            <w:r>
+              <w:rPr>
+                <w:rFonts w:ascii="Arial" w:hAnsi="Arial" w:cs="Arial" w:eastAsia="Arial"/>
+                <w:b w:val="0"/>
+                <w:i w:val="0"/>
+                <w:sz w:val="14"/>
+              </w:rPr>
+              <w:t>{{ stdr.table1_rows[1].event_type }}</w:t>
+            </w:r>
+          </w:p>
+        </w:tc>
+        <w:tc>
+          <w:tcPr>
+            <w:tcW w:type="dxa" w:w="2722"/>
             <w:vAlign w:val="center"/>
             <w:tcBorders>
               <w:top w:val="single" w:sz="4" w:color="000000"/>
@@ -1231,15 +1656,15 @@
                 <w:rFonts w:ascii="Arial" w:hAnsi="Arial" w:cs="Arial" w:eastAsia="Arial"/>
                 <w:b w:val="0"/>
                 <w:i w:val="0"/>
-                <w:sz w:val="16"/>
+                <w:sz w:val="14"/>
               </w:rPr>
-              <w:t>{{ stdr.table1_rows[0].basis }}</w:t>
+              <w:t>{{ stdr.table1_rows[1].position }}</w:t>
             </w:r>
           </w:p>
         </w:tc>
         <w:tc>
           <w:tcPr>
-            <w:tcW w:type="dxa" w:w="794"/>
+            <w:tcW w:type="dxa" w:w="1061"/>
             <w:vAlign w:val="center"/>
             <w:tcBorders>
               <w:top w:val="single" w:sz="4" w:color="000000"/>
@@ -1259,15 +1684,15 @@
                 <w:rFonts w:ascii="Arial" w:hAnsi="Arial" w:cs="Arial" w:eastAsia="Arial"/>
                 <w:b w:val="0"/>
                 <w:i w:val="0"/>
-                <w:sz w:val="16"/>
+                <w:sz w:val="14"/>
               </w:rPr>
-              <w:t>{{ stdr.table1_rows[0].okz_code }}</w:t>
+              <w:t>{{ stdr.table1_rows[1].okz_code }}</w:t>
             </w:r>
           </w:p>
         </w:tc>
         <w:tc>
           <w:tcPr>
-            <w:tcW w:type="dxa" w:w="2835"/>
+            <w:tcW w:type="dxa" w:w="2272"/>
             <w:vAlign w:val="center"/>
             <w:tcBorders>
               <w:top w:val="single" w:sz="4" w:color="000000"/>
@@ -1287,15 +1712,157 @@
                 <w:rFonts w:ascii="Arial" w:hAnsi="Arial" w:cs="Arial" w:eastAsia="Arial"/>
                 <w:b w:val="0"/>
                 <w:i w:val="0"/>
-                <w:sz w:val="16"/>
+                <w:sz w:val="14"/>
               </w:rPr>
-              <w:t>{{ stdr.table1_rows[0].dismissal_reason }}</w:t>
+              <w:t>{{ stdr.table1_rows[1].dismissal_reason }}</w:t>
             </w:r>
           </w:p>
         </w:tc>
         <w:tc>
           <w:tcPr>
-            <w:tcW w:type="dxa" w:w="964"/>
+            <w:tcW w:type="dxa" w:w="1061"/>
+            <w:vAlign w:val="center"/>
+            <w:tcBorders>
+              <w:top w:val="single" w:sz="4" w:color="000000"/>
+              <w:left w:val="single" w:sz="4" w:color="000000"/>
+              <w:bottom w:val="single" w:sz="4" w:color="000000"/>
+              <w:right w:val="single" w:sz="4" w:color="000000"/>
+            </w:tcBorders>
+          </w:tcPr>
+          <w:p>
+            <w:pPr>
+              <w:spacing w:before="0" w:after="0"/>
+              <w:jc w:val="center"/>
+            </w:pPr>
+            <w:r/>
+            <w:r>
+              <w:rPr>
+                <w:rFonts w:ascii="Arial" w:hAnsi="Arial" w:cs="Arial" w:eastAsia="Arial"/>
+                <w:b w:val="0"/>
+                <w:i w:val="0"/>
+                <w:sz w:val="14"/>
+              </w:rPr>
+              <w:t>{{ stdr.table1_rows[1].doc_name }}</w:t>
+            </w:r>
+          </w:p>
+        </w:tc>
+        <w:tc>
+          <w:tcPr>
+            <w:tcW w:type="dxa" w:w="911"/>
+            <w:vAlign w:val="center"/>
+            <w:tcBorders>
+              <w:top w:val="single" w:sz="4" w:color="000000"/>
+              <w:left w:val="single" w:sz="4" w:color="000000"/>
+              <w:bottom w:val="single" w:sz="4" w:color="000000"/>
+              <w:right w:val="single" w:sz="4" w:color="000000"/>
+            </w:tcBorders>
+          </w:tcPr>
+          <w:p>
+            <w:pPr>
+              <w:spacing w:before="0" w:after="0"/>
+              <w:jc w:val="center"/>
+            </w:pPr>
+            <w:r/>
+            <w:r>
+              <w:rPr>
+                <w:rFonts w:ascii="Arial" w:hAnsi="Arial" w:cs="Arial" w:eastAsia="Arial"/>
+                <w:b w:val="0"/>
+                <w:i w:val="0"/>
+                <w:sz w:val="14"/>
+              </w:rPr>
+              <w:t>{{ stdr.table1_rows[1].doc_date }}</w:t>
+            </w:r>
+          </w:p>
+        </w:tc>
+        <w:tc>
+          <w:tcPr>
+            <w:tcW w:type="dxa" w:w="755"/>
+            <w:vAlign w:val="center"/>
+            <w:tcBorders>
+              <w:top w:val="single" w:sz="4" w:color="000000"/>
+              <w:left w:val="single" w:sz="4" w:color="000000"/>
+              <w:bottom w:val="single" w:sz="4" w:color="000000"/>
+              <w:right w:val="single" w:sz="4" w:color="000000"/>
+            </w:tcBorders>
+          </w:tcPr>
+          <w:p>
+            <w:pPr>
+              <w:spacing w:before="0" w:after="0"/>
+              <w:jc w:val="center"/>
+            </w:pPr>
+            <w:r/>
+            <w:r>
+              <w:rPr>
+                <w:rFonts w:ascii="Arial" w:hAnsi="Arial" w:cs="Arial" w:eastAsia="Arial"/>
+                <w:b w:val="0"/>
+                <w:i w:val="0"/>
+                <w:sz w:val="14"/>
+              </w:rPr>
+              <w:t>{{ stdr.table1_rows[1].doc_number }}</w:t>
+            </w:r>
+          </w:p>
+        </w:tc>
+        <w:tc>
+          <w:tcPr>
+            <w:tcW w:type="dxa" w:w="1516"/>
+            <w:vAlign w:val="center"/>
+            <w:tcBorders>
+              <w:top w:val="single" w:sz="4" w:color="000000"/>
+              <w:left w:val="single" w:sz="4" w:color="000000"/>
+              <w:bottom w:val="single" w:sz="4" w:color="000000"/>
+              <w:right w:val="single" w:sz="4" w:color="000000"/>
+            </w:tcBorders>
+          </w:tcPr>
+          <w:p>
+            <w:pPr>
+              <w:spacing w:before="0" w:after="0"/>
+              <w:jc w:val="center"/>
+            </w:pPr>
+            <w:r/>
+            <w:r>
+              <w:rPr>
+                <w:rFonts w:ascii="Arial" w:hAnsi="Arial" w:cs="Arial" w:eastAsia="Arial"/>
+                <w:b w:val="0"/>
+                <w:i w:val="0"/>
+                <w:sz w:val="14"/>
+              </w:rPr>
+              <w:t>{{ stdr.table1_rows[1].cancellation }}</w:t>
+            </w:r>
+          </w:p>
+        </w:tc>
+      </w:tr>
+      <w:tr>
+        <w:tc>
+          <w:tcPr>
+            <w:tcW w:type="dxa" w:w="378"/>
+            <w:vAlign w:val="center"/>
+            <w:tcBorders>
+              <w:top w:val="single" w:sz="4" w:color="000000"/>
+              <w:left w:val="single" w:sz="4" w:color="000000"/>
+              <w:bottom w:val="single" w:sz="4" w:color="000000"/>
+              <w:right w:val="single" w:sz="4" w:color="000000"/>
+            </w:tcBorders>
+          </w:tcPr>
+          <w:p>
+            <w:pPr>
+              <w:spacing w:before="0" w:after="0"/>
+              <w:jc w:val="center"/>
+            </w:pPr>
+            <w:r/>
+            <w:r>
+              <w:rPr>
+                <w:rFonts w:ascii="Arial" w:hAnsi="Arial" w:cs="Arial" w:eastAsia="Arial"/>
+                <w:b w:val="0"/>
+                <w:i w:val="0"/>
+                <w:sz w:val="14"/>
+              </w:rPr>
+              <w:t>{{ stdr.table1_rows[2].index }}</w:t>
+            </w:r>
+          </w:p>
+        </w:tc>
+        <w:tc>
+          <w:tcPr>
+            <w:tcW w:type="dxa" w:w="1739"/>
             <w:vAlign w:val="center"/>
             <w:tcBorders>
               <w:top w:val="single" w:sz="4" w:color="000000"/>
@@ -1315,15 +1882,15 @@
                 <w:rFonts w:ascii="Arial" w:hAnsi="Arial" w:cs="Arial" w:eastAsia="Arial"/>
                 <w:b w:val="0"/>
                 <w:i w:val="0"/>
-                <w:sz w:val="16"/>
+                <w:sz w:val="14"/>
               </w:rPr>
-              <w:t>{{ stdr.table1_rows[0].doc_name }}</w:t>
+              <w:t>{{ stdr.table1_rows[2].company_with_sfr }}</w:t>
             </w:r>
           </w:p>
         </w:tc>
         <w:tc>
           <w:tcPr>
-            <w:tcW w:type="dxa" w:w="964"/>
+            <w:tcW w:type="dxa" w:w="1361"/>
             <w:vAlign w:val="center"/>
             <w:tcBorders>
               <w:top w:val="single" w:sz="4" w:color="000000"/>
@@ -1343,15 +1910,43 @@
                 <w:rFonts w:ascii="Arial" w:hAnsi="Arial" w:cs="Arial" w:eastAsia="Arial"/>
                 <w:b w:val="0"/>
                 <w:i w:val="0"/>
-                <w:sz w:val="16"/>
+                <w:sz w:val="14"/>
               </w:rPr>
-              <w:t>{{ stdr.table1_rows[0].doc_date }}</w:t>
+              <w:t>{{ stdr.table1_rows[2].event_date }}</w:t>
             </w:r>
           </w:p>
         </w:tc>
         <w:tc>
           <w:tcPr>
-            <w:tcW w:type="dxa" w:w="850"/>
+            <w:tcW w:type="dxa" w:w="1361"/>
+            <w:vAlign w:val="center"/>
+            <w:tcBorders>
+              <w:top w:val="single" w:sz="4" w:color="000000"/>
+              <w:left w:val="single" w:sz="4" w:color="000000"/>
+              <w:bottom w:val="single" w:sz="4" w:color="000000"/>
+              <w:right w:val="single" w:sz="4" w:color="000000"/>
+            </w:tcBorders>
+          </w:tcPr>
+          <w:p>
+            <w:pPr>
+              <w:spacing w:before="0" w:after="0"/>
+              <w:jc w:val="center"/>
+            </w:pPr>
+            <w:r/>
+            <w:r>
+              <w:rPr>
+                <w:rFonts w:ascii="Arial" w:hAnsi="Arial" w:cs="Arial" w:eastAsia="Arial"/>
+                <w:b w:val="0"/>
+                <w:i w:val="0"/>
+                <w:sz w:val="14"/>
+              </w:rPr>
+              <w:t>{{ stdr.table1_rows[2].event_type }}</w:t>
+            </w:r>
+          </w:p>
+        </w:tc>
+        <w:tc>
+          <w:tcPr>
+            <w:tcW w:type="dxa" w:w="2722"/>
             <w:vAlign w:val="center"/>
             <w:tcBorders>
               <w:top w:val="single" w:sz="4" w:color="000000"/>
@@ -1371,15 +1966,15 @@
                 <w:rFonts w:ascii="Arial" w:hAnsi="Arial" w:cs="Arial" w:eastAsia="Arial"/>
                 <w:b w:val="0"/>
                 <w:i w:val="0"/>
-                <w:sz w:val="16"/>
+                <w:sz w:val="14"/>
               </w:rPr>
-              <w:t>{{ stdr.table1_rows[0].doc_number }}</w:t>
+              <w:t>{{ stdr.table1_rows[2].position }}</w:t>
             </w:r>
           </w:p>
         </w:tc>
         <w:tc>
           <w:tcPr>
-            <w:tcW w:type="dxa" w:w="850"/>
+            <w:tcW w:type="dxa" w:w="1061"/>
             <w:vAlign w:val="center"/>
             <w:tcBorders>
               <w:top w:val="single" w:sz="4" w:color="000000"/>
@@ -1399,17 +1994,43 @@
                 <w:rFonts w:ascii="Arial" w:hAnsi="Arial" w:cs="Arial" w:eastAsia="Arial"/>
                 <w:b w:val="0"/>
                 <w:i w:val="0"/>
-                <w:sz w:val="16"/>
+                <w:sz w:val="14"/>
               </w:rPr>
-              <w:t>{{ stdr.table1_rows[0].cancellation }}</w:t>
+              <w:t>{{ stdr.table1_rows[2].okz_code }}</w:t>
             </w:r>
           </w:p>
         </w:tc>
-      </w:tr>
-      <w:tr>
         <w:tc>
           <w:tcPr>
-            <w:tcW w:type="dxa" w:w="397"/>
+            <w:tcW w:type="dxa" w:w="2272"/>
+            <w:vAlign w:val="center"/>
+            <w:tcBorders>
+              <w:top w:val="single" w:sz="4" w:color="000000"/>
+              <w:left w:val="single" w:sz="4" w:color="000000"/>
+              <w:bottom w:val="single" w:sz="4" w:color="000000"/>
+              <w:right w:val="single" w:sz="4" w:color="000000"/>
+            </w:tcBorders>
+          </w:tcPr>
+          <w:p>
+            <w:pPr>
+              <w:spacing w:before="0" w:after="0"/>
+              <w:jc w:val="left"/>
+            </w:pPr>
+            <w:r/>
+            <w:r>
+              <w:rPr>
+                <w:rFonts w:ascii="Arial" w:hAnsi="Arial" w:cs="Arial" w:eastAsia="Arial"/>
+                <w:b w:val="0"/>
+                <w:i w:val="0"/>
+                <w:sz w:val="14"/>
+              </w:rPr>
+              <w:t>{{ stdr.table1_rows[2].dismissal_reason }}</w:t>
+            </w:r>
+          </w:p>
+        </w:tc>
+        <w:tc>
+          <w:tcPr>
+            <w:tcW w:type="dxa" w:w="1061"/>
             <w:vAlign w:val="center"/>
             <w:tcBorders>
               <w:top w:val="single" w:sz="4" w:color="000000"/>
@@ -1429,15 +2050,129 @@
                 <w:rFonts w:ascii="Arial" w:hAnsi="Arial" w:cs="Arial" w:eastAsia="Arial"/>
                 <w:b w:val="0"/>
                 <w:i w:val="0"/>
-                <w:sz w:val="16"/>
+                <w:sz w:val="14"/>
               </w:rPr>
-              <w:t>{{ stdr.table1_rows[1].index }}</w:t>
+              <w:t>{{ stdr.table1_rows[2].doc_name }}</w:t>
             </w:r>
           </w:p>
         </w:tc>
         <w:tc>
           <w:tcPr>
-            <w:tcW w:type="dxa" w:w="2551"/>
+            <w:tcW w:type="dxa" w:w="911"/>
+            <w:vAlign w:val="center"/>
+            <w:tcBorders>
+              <w:top w:val="single" w:sz="4" w:color="000000"/>
+              <w:left w:val="single" w:sz="4" w:color="000000"/>
+              <w:bottom w:val="single" w:sz="4" w:color="000000"/>
+              <w:right w:val="single" w:sz="4" w:color="000000"/>
+            </w:tcBorders>
+          </w:tcPr>
+          <w:p>
+            <w:pPr>
+              <w:spacing w:before="0" w:after="0"/>
+              <w:jc w:val="center"/>
+            </w:pPr>
+            <w:r/>
+            <w:r>
+              <w:rPr>
+                <w:rFonts w:ascii="Arial" w:hAnsi="Arial" w:cs="Arial" w:eastAsia="Arial"/>
+                <w:b w:val="0"/>
+                <w:i w:val="0"/>
+                <w:sz w:val="14"/>
+              </w:rPr>
+              <w:t>{{ stdr.table1_rows[2].doc_date }}</w:t>
+            </w:r>
+          </w:p>
+        </w:tc>
+        <w:tc>
+          <w:tcPr>
+            <w:tcW w:type="dxa" w:w="755"/>
+            <w:vAlign w:val="center"/>
+            <w:tcBorders>
+              <w:top w:val="single" w:sz="4" w:color="000000"/>
+              <w:left w:val="single" w:sz="4" w:color="000000"/>
+              <w:bottom w:val="single" w:sz="4" w:color="000000"/>
+              <w:right w:val="single" w:sz="4" w:color="000000"/>
+            </w:tcBorders>
+          </w:tcPr>
+          <w:p>
+            <w:pPr>
+              <w:spacing w:before="0" w:after="0"/>
+              <w:jc w:val="center"/>
+            </w:pPr>
+            <w:r/>
+            <w:r>
+              <w:rPr>
+                <w:rFonts w:ascii="Arial" w:hAnsi="Arial" w:cs="Arial" w:eastAsia="Arial"/>
+                <w:b w:val="0"/>
+                <w:i w:val="0"/>
+                <w:sz w:val="14"/>
+              </w:rPr>
+              <w:t>{{ stdr.table1_rows[2].doc_number }}</w:t>
+            </w:r>
+          </w:p>
+        </w:tc>
+        <w:tc>
+          <w:tcPr>
+            <w:tcW w:type="dxa" w:w="1516"/>
+            <w:vAlign w:val="center"/>
+            <w:tcBorders>
+              <w:top w:val="single" w:sz="4" w:color="000000"/>
+              <w:left w:val="single" w:sz="4" w:color="000000"/>
+              <w:bottom w:val="single" w:sz="4" w:color="000000"/>
+              <w:right w:val="single" w:sz="4" w:color="000000"/>
+            </w:tcBorders>
+          </w:tcPr>
+          <w:p>
+            <w:pPr>
+              <w:spacing w:before="0" w:after="0"/>
+              <w:jc w:val="center"/>
+            </w:pPr>
+            <w:r/>
+            <w:r>
+              <w:rPr>
+                <w:rFonts w:ascii="Arial" w:hAnsi="Arial" w:cs="Arial" w:eastAsia="Arial"/>
+                <w:b w:val="0"/>
+                <w:i w:val="0"/>
+                <w:sz w:val="14"/>
+              </w:rPr>
+              <w:t>{{ stdr.table1_rows[2].cancellation }}</w:t>
+            </w:r>
+          </w:p>
+        </w:tc>
+      </w:tr>
+      <w:tr>
+        <w:tc>
+          <w:tcPr>
+            <w:tcW w:type="dxa" w:w="378"/>
+            <w:vAlign w:val="center"/>
+            <w:tcBorders>
+              <w:top w:val="single" w:sz="4" w:color="000000"/>
+              <w:left w:val="single" w:sz="4" w:color="000000"/>
+              <w:bottom w:val="single" w:sz="4" w:color="000000"/>
+              <w:right w:val="single" w:sz="4" w:color="000000"/>
+            </w:tcBorders>
+          </w:tcPr>
+          <w:p>
+            <w:pPr>
+              <w:spacing w:before="0" w:after="0"/>
+              <w:jc w:val="center"/>
+            </w:pPr>
+            <w:r/>
+            <w:r>
+              <w:rPr>
+                <w:rFonts w:ascii="Arial" w:hAnsi="Arial" w:cs="Arial" w:eastAsia="Arial"/>
+                <w:b w:val="0"/>
+                <w:i w:val="0"/>
+                <w:sz w:val="14"/>
+              </w:rPr>
+              <w:t>{{ stdr.table1_rows[3].index }}</w:t>
+            </w:r>
+          </w:p>
+        </w:tc>
+        <w:tc>
+          <w:tcPr>
+            <w:tcW w:type="dxa" w:w="1739"/>
             <w:vAlign w:val="center"/>
             <w:tcBorders>
               <w:top w:val="single" w:sz="4" w:color="000000"/>
@@ -1457,15 +2192,15 @@
                 <w:rFonts w:ascii="Arial" w:hAnsi="Arial" w:cs="Arial" w:eastAsia="Arial"/>
                 <w:b w:val="0"/>
                 <w:i w:val="0"/>
-                <w:sz w:val="16"/>
+                <w:sz w:val="14"/>
               </w:rPr>
-              <w:t>{{ stdr.table1_rows[1].company_with_sfr }}</w:t>
+              <w:t>{{ stdr.table1_rows[3].company_with_sfr }}</w:t>
             </w:r>
           </w:p>
         </w:tc>
         <w:tc>
           <w:tcPr>
-            <w:tcW w:type="dxa" w:w="964"/>
+            <w:tcW w:type="dxa" w:w="1361"/>
             <w:vAlign w:val="center"/>
             <w:tcBorders>
               <w:top w:val="single" w:sz="4" w:color="000000"/>
@@ -1485,15 +2220,15 @@
                 <w:rFonts w:ascii="Arial" w:hAnsi="Arial" w:cs="Arial" w:eastAsia="Arial"/>
                 <w:b w:val="0"/>
                 <w:i w:val="0"/>
-                <w:sz w:val="16"/>
+                <w:sz w:val="14"/>
               </w:rPr>
-              <w:t>{{ stdr.table1_rows[1].event_date }}</w:t>
+              <w:t>{{ stdr.table1_rows[3].event_date }}</w:t>
             </w:r>
           </w:p>
         </w:tc>
         <w:tc>
           <w:tcPr>
-            <w:tcW w:type="dxa" w:w="1134"/>
+            <w:tcW w:type="dxa" w:w="1361"/>
             <w:vAlign w:val="center"/>
             <w:tcBorders>
               <w:top w:val="single" w:sz="4" w:color="000000"/>
@@ -1513,15 +2248,15 @@
                 <w:rFonts w:ascii="Arial" w:hAnsi="Arial" w:cs="Arial" w:eastAsia="Arial"/>
                 <w:b w:val="0"/>
                 <w:i w:val="0"/>
-                <w:sz w:val="16"/>
+                <w:sz w:val="14"/>
               </w:rPr>
-              <w:t>{{ stdr.table1_rows[1].event_type }}</w:t>
+              <w:t>{{ stdr.table1_rows[3].event_type }}</w:t>
             </w:r>
           </w:p>
         </w:tc>
         <w:tc>
           <w:tcPr>
-            <w:tcW w:type="dxa" w:w="1984"/>
+            <w:tcW w:type="dxa" w:w="2722"/>
             <w:vAlign w:val="center"/>
             <w:tcBorders>
               <w:top w:val="single" w:sz="4" w:color="000000"/>
@@ -1541,15 +2276,43 @@
                 <w:rFonts w:ascii="Arial" w:hAnsi="Arial" w:cs="Arial" w:eastAsia="Arial"/>
                 <w:b w:val="0"/>
                 <w:i w:val="0"/>
-                <w:sz w:val="16"/>
+                <w:sz w:val="14"/>
               </w:rPr>
-              <w:t>{{ stdr.table1_rows[1].position }}</w:t>
+              <w:t>{{ stdr.table1_rows[3].position }}</w:t>
             </w:r>
           </w:p>
         </w:tc>
         <w:tc>
           <w:tcPr>
-            <w:tcW w:type="dxa" w:w="850"/>
+            <w:tcW w:type="dxa" w:w="1061"/>
+            <w:vAlign w:val="center"/>
+            <w:tcBorders>
+              <w:top w:val="single" w:sz="4" w:color="000000"/>
+              <w:left w:val="single" w:sz="4" w:color="000000"/>
+              <w:bottom w:val="single" w:sz="4" w:color="000000"/>
+              <w:right w:val="single" w:sz="4" w:color="000000"/>
+            </w:tcBorders>
+          </w:tcPr>
+          <w:p>
+            <w:pPr>
+              <w:spacing w:before="0" w:after="0"/>
+              <w:jc w:val="center"/>
+            </w:pPr>
+            <w:r/>
+            <w:r>
+              <w:rPr>
+                <w:rFonts w:ascii="Arial" w:hAnsi="Arial" w:cs="Arial" w:eastAsia="Arial"/>
+                <w:b w:val="0"/>
+                <w:i w:val="0"/>
+                <w:sz w:val="14"/>
+              </w:rPr>
+              <w:t>{{ stdr.table1_rows[3].okz_code }}</w:t>
+            </w:r>
+          </w:p>
+        </w:tc>
+        <w:tc>
+          <w:tcPr>
+            <w:tcW w:type="dxa" w:w="2272"/>
             <w:vAlign w:val="center"/>
             <w:tcBorders>
               <w:top w:val="single" w:sz="4" w:color="000000"/>
@@ -1569,15 +2332,15 @@
                 <w:rFonts w:ascii="Arial" w:hAnsi="Arial" w:cs="Arial" w:eastAsia="Arial"/>
                 <w:b w:val="0"/>
                 <w:i w:val="0"/>
-                <w:sz w:val="16"/>
+                <w:sz w:val="14"/>
               </w:rPr>
-              <w:t>{{ stdr.table1_rows[1].basis }}</w:t>
+              <w:t>{{ stdr.table1_rows[3].dismissal_reason }}</w:t>
             </w:r>
           </w:p>
         </w:tc>
         <w:tc>
           <w:tcPr>
-            <w:tcW w:type="dxa" w:w="794"/>
+            <w:tcW w:type="dxa" w:w="1061"/>
             <w:vAlign w:val="center"/>
             <w:tcBorders>
               <w:top w:val="single" w:sz="4" w:color="000000"/>
@@ -1597,15 +2360,129 @@
                 <w:rFonts w:ascii="Arial" w:hAnsi="Arial" w:cs="Arial" w:eastAsia="Arial"/>
                 <w:b w:val="0"/>
                 <w:i w:val="0"/>
-                <w:sz w:val="16"/>
+                <w:sz w:val="14"/>
               </w:rPr>
-              <w:t>{{ stdr.table1_rows[1].okz_code }}</w:t>
+              <w:t>{{ stdr.table1_rows[3].doc_name }}</w:t>
             </w:r>
           </w:p>
         </w:tc>
         <w:tc>
           <w:tcPr>
-            <w:tcW w:type="dxa" w:w="2835"/>
+            <w:tcW w:type="dxa" w:w="911"/>
+            <w:vAlign w:val="center"/>
+            <w:tcBorders>
+              <w:top w:val="single" w:sz="4" w:color="000000"/>
+              <w:left w:val="single" w:sz="4" w:color="000000"/>
+              <w:bottom w:val="single" w:sz="4" w:color="000000"/>
+              <w:right w:val="single" w:sz="4" w:color="000000"/>
+            </w:tcBorders>
+          </w:tcPr>
+          <w:p>
+            <w:pPr>
+              <w:spacing w:before="0" w:after="0"/>
+              <w:jc w:val="center"/>
+            </w:pPr>
+            <w:r/>
+            <w:r>
+              <w:rPr>
+                <w:rFonts w:ascii="Arial" w:hAnsi="Arial" w:cs="Arial" w:eastAsia="Arial"/>
+                <w:b w:val="0"/>
+                <w:i w:val="0"/>
+                <w:sz w:val="14"/>
+              </w:rPr>
+              <w:t>{{ stdr.table1_rows[3].doc_date }}</w:t>
+            </w:r>
+          </w:p>
+        </w:tc>
+        <w:tc>
+          <w:tcPr>
+            <w:tcW w:type="dxa" w:w="755"/>
+            <w:vAlign w:val="center"/>
+            <w:tcBorders>
+              <w:top w:val="single" w:sz="4" w:color="000000"/>
+              <w:left w:val="single" w:sz="4" w:color="000000"/>
+              <w:bottom w:val="single" w:sz="4" w:color="000000"/>
+              <w:right w:val="single" w:sz="4" w:color="000000"/>
+            </w:tcBorders>
+          </w:tcPr>
+          <w:p>
+            <w:pPr>
+              <w:spacing w:before="0" w:after="0"/>
+              <w:jc w:val="center"/>
+            </w:pPr>
+            <w:r/>
+            <w:r>
+              <w:rPr>
+                <w:rFonts w:ascii="Arial" w:hAnsi="Arial" w:cs="Arial" w:eastAsia="Arial"/>
+                <w:b w:val="0"/>
+                <w:i w:val="0"/>
+                <w:sz w:val="14"/>
+              </w:rPr>
+              <w:t>{{ stdr.table1_rows[3].doc_number }}</w:t>
+            </w:r>
+          </w:p>
+        </w:tc>
+        <w:tc>
+          <w:tcPr>
+            <w:tcW w:type="dxa" w:w="1516"/>
+            <w:vAlign w:val="center"/>
+            <w:tcBorders>
+              <w:top w:val="single" w:sz="4" w:color="000000"/>
+              <w:left w:val="single" w:sz="4" w:color="000000"/>
+              <w:bottom w:val="single" w:sz="4" w:color="000000"/>
+              <w:right w:val="single" w:sz="4" w:color="000000"/>
+            </w:tcBorders>
+          </w:tcPr>
+          <w:p>
+            <w:pPr>
+              <w:spacing w:before="0" w:after="0"/>
+              <w:jc w:val="center"/>
+            </w:pPr>
+            <w:r/>
+            <w:r>
+              <w:rPr>
+                <w:rFonts w:ascii="Arial" w:hAnsi="Arial" w:cs="Arial" w:eastAsia="Arial"/>
+                <w:b w:val="0"/>
+                <w:i w:val="0"/>
+                <w:sz w:val="14"/>
+              </w:rPr>
+              <w:t>{{ stdr.table1_rows[3].cancellation }}</w:t>
+            </w:r>
+          </w:p>
+        </w:tc>
+      </w:tr>
+      <w:tr>
+        <w:tc>
+          <w:tcPr>
+            <w:tcW w:type="dxa" w:w="378"/>
+            <w:vAlign w:val="center"/>
+            <w:tcBorders>
+              <w:top w:val="single" w:sz="4" w:color="000000"/>
+              <w:left w:val="single" w:sz="4" w:color="000000"/>
+              <w:bottom w:val="single" w:sz="4" w:color="000000"/>
+              <w:right w:val="single" w:sz="4" w:color="000000"/>
+            </w:tcBorders>
+          </w:tcPr>
+          <w:p>
+            <w:pPr>
+              <w:spacing w:before="0" w:after="0"/>
+              <w:jc w:val="center"/>
+            </w:pPr>
+            <w:r/>
+            <w:r>
+              <w:rPr>
+                <w:rFonts w:ascii="Arial" w:hAnsi="Arial" w:cs="Arial" w:eastAsia="Arial"/>
+                <w:b w:val="0"/>
+                <w:i w:val="0"/>
+                <w:sz w:val="14"/>
+              </w:rPr>
+              <w:t>{{ stdr.table1_rows[4].index }}</w:t>
+            </w:r>
+          </w:p>
+        </w:tc>
+        <w:tc>
+          <w:tcPr>
+            <w:tcW w:type="dxa" w:w="1739"/>
             <w:vAlign w:val="center"/>
             <w:tcBorders>
               <w:top w:val="single" w:sz="4" w:color="000000"/>
@@ -1625,15 +2502,71 @@
                 <w:rFonts w:ascii="Arial" w:hAnsi="Arial" w:cs="Arial" w:eastAsia="Arial"/>
                 <w:b w:val="0"/>
                 <w:i w:val="0"/>
-                <w:sz w:val="16"/>
+                <w:sz w:val="14"/>
               </w:rPr>
-              <w:t>{{ stdr.table1_rows[1].dismissal_reason }}</w:t>
+              <w:t>{{ stdr.table1_rows[4].company_with_sfr }}</w:t>
             </w:r>
           </w:p>
         </w:tc>
         <w:tc>
           <w:tcPr>
-            <w:tcW w:type="dxa" w:w="964"/>
+            <w:tcW w:type="dxa" w:w="1361"/>
+            <w:vAlign w:val="center"/>
+            <w:tcBorders>
+              <w:top w:val="single" w:sz="4" w:color="000000"/>
+              <w:left w:val="single" w:sz="4" w:color="000000"/>
+              <w:bottom w:val="single" w:sz="4" w:color="000000"/>
+              <w:right w:val="single" w:sz="4" w:color="000000"/>
+            </w:tcBorders>
+          </w:tcPr>
+          <w:p>
+            <w:pPr>
+              <w:spacing w:before="0" w:after="0"/>
+              <w:jc w:val="center"/>
+            </w:pPr>
+            <w:r/>
+            <w:r>
+              <w:rPr>
+                <w:rFonts w:ascii="Arial" w:hAnsi="Arial" w:cs="Arial" w:eastAsia="Arial"/>
+                <w:b w:val="0"/>
+                <w:i w:val="0"/>
+                <w:sz w:val="14"/>
+              </w:rPr>
+              <w:t>{{ stdr.table1_rows[4].event_date }}</w:t>
+            </w:r>
+          </w:p>
+        </w:tc>
+        <w:tc>
+          <w:tcPr>
+            <w:tcW w:type="dxa" w:w="1361"/>
+            <w:vAlign w:val="center"/>
+            <w:tcBorders>
+              <w:top w:val="single" w:sz="4" w:color="000000"/>
+              <w:left w:val="single" w:sz="4" w:color="000000"/>
+              <w:bottom w:val="single" w:sz="4" w:color="000000"/>
+              <w:right w:val="single" w:sz="4" w:color="000000"/>
+            </w:tcBorders>
+          </w:tcPr>
+          <w:p>
+            <w:pPr>
+              <w:spacing w:before="0" w:after="0"/>
+              <w:jc w:val="center"/>
+            </w:pPr>
+            <w:r/>
+            <w:r>
+              <w:rPr>
+                <w:rFonts w:ascii="Arial" w:hAnsi="Arial" w:cs="Arial" w:eastAsia="Arial"/>
+                <w:b w:val="0"/>
+                <w:i w:val="0"/>
+                <w:sz w:val="14"/>
+              </w:rPr>
+              <w:t>{{ stdr.table1_rows[4].event_type }}</w:t>
+            </w:r>
+          </w:p>
+        </w:tc>
+        <w:tc>
+          <w:tcPr>
+            <w:tcW w:type="dxa" w:w="2722"/>
             <w:vAlign w:val="center"/>
             <w:tcBorders>
               <w:top w:val="single" w:sz="4" w:color="000000"/>
@@ -1653,15 +2586,15 @@
                 <w:rFonts w:ascii="Arial" w:hAnsi="Arial" w:cs="Arial" w:eastAsia="Arial"/>
                 <w:b w:val="0"/>
                 <w:i w:val="0"/>
-                <w:sz w:val="16"/>
+                <w:sz w:val="14"/>
               </w:rPr>
-              <w:t>{{ stdr.table1_rows[1].doc_name }}</w:t>
+              <w:t>{{ stdr.table1_rows[4].position }}</w:t>
             </w:r>
           </w:p>
         </w:tc>
         <w:tc>
           <w:tcPr>
-            <w:tcW w:type="dxa" w:w="964"/>
+            <w:tcW w:type="dxa" w:w="1061"/>
             <w:vAlign w:val="center"/>
             <w:tcBorders>
               <w:top w:val="single" w:sz="4" w:color="000000"/>
@@ -1681,15 +2614,15 @@
                 <w:rFonts w:ascii="Arial" w:hAnsi="Arial" w:cs="Arial" w:eastAsia="Arial"/>
                 <w:b w:val="0"/>
                 <w:i w:val="0"/>
-                <w:sz w:val="16"/>
+                <w:sz w:val="14"/>
               </w:rPr>
-              <w:t>{{ stdr.table1_rows[1].doc_date }}</w:t>
+              <w:t>{{ stdr.table1_rows[4].okz_code }}</w:t>
             </w:r>
           </w:p>
         </w:tc>
         <w:tc>
           <w:tcPr>
-            <w:tcW w:type="dxa" w:w="850"/>
+            <w:tcW w:type="dxa" w:w="2272"/>
             <w:vAlign w:val="center"/>
             <w:tcBorders>
               <w:top w:val="single" w:sz="4" w:color="000000"/>
@@ -1709,15 +2642,15 @@
                 <w:rFonts w:ascii="Arial" w:hAnsi="Arial" w:cs="Arial" w:eastAsia="Arial"/>
                 <w:b w:val="0"/>
                 <w:i w:val="0"/>
-                <w:sz w:val="16"/>
+                <w:sz w:val="14"/>
               </w:rPr>
-              <w:t>{{ stdr.table1_rows[1].doc_number }}</w:t>
+              <w:t>{{ stdr.table1_rows[4].dismissal_reason }}</w:t>
             </w:r>
           </w:p>
         </w:tc>
         <w:tc>
           <w:tcPr>
-            <w:tcW w:type="dxa" w:w="850"/>
+            <w:tcW w:type="dxa" w:w="1061"/>
             <w:vAlign w:val="center"/>
             <w:tcBorders>
               <w:top w:val="single" w:sz="4" w:color="000000"/>
@@ -1737,17 +2670,15 @@
                 <w:rFonts w:ascii="Arial" w:hAnsi="Arial" w:cs="Arial" w:eastAsia="Arial"/>
                 <w:b w:val="0"/>
                 <w:i w:val="0"/>
-                <w:sz w:val="16"/>
+                <w:sz w:val="14"/>
               </w:rPr>
-              <w:t>{{ stdr.table1_rows[1].cancellation }}</w:t>
+              <w:t>{{ stdr.table1_rows[4].doc_name }}</w:t>
             </w:r>
           </w:p>
         </w:tc>
-      </w:tr>
-      <w:tr>
         <w:tc>
           <w:tcPr>
-            <w:tcW w:type="dxa" w:w="397"/>
+            <w:tcW w:type="dxa" w:w="911"/>
             <w:vAlign w:val="center"/>
             <w:tcBorders>
               <w:top w:val="single" w:sz="4" w:color="000000"/>
@@ -1767,15 +2698,101 @@
                 <w:rFonts w:ascii="Arial" w:hAnsi="Arial" w:cs="Arial" w:eastAsia="Arial"/>
                 <w:b w:val="0"/>
                 <w:i w:val="0"/>
-                <w:sz w:val="16"/>
+                <w:sz w:val="14"/>
               </w:rPr>
-              <w:t>{{ stdr.table1_rows[2].index }}</w:t>
+              <w:t>{{ stdr.table1_rows[4].doc_date }}</w:t>
             </w:r>
           </w:p>
         </w:tc>
         <w:tc>
           <w:tcPr>
-            <w:tcW w:type="dxa" w:w="2551"/>
+            <w:tcW w:type="dxa" w:w="755"/>
+            <w:vAlign w:val="center"/>
+            <w:tcBorders>
+              <w:top w:val="single" w:sz="4" w:color="000000"/>
+              <w:left w:val="single" w:sz="4" w:color="000000"/>
+              <w:bottom w:val="single" w:sz="4" w:color="000000"/>
+              <w:right w:val="single" w:sz="4" w:color="000000"/>
+            </w:tcBorders>
+          </w:tcPr>
+          <w:p>
+            <w:pPr>
+              <w:spacing w:before="0" w:after="0"/>
+              <w:jc w:val="center"/>
+            </w:pPr>
+            <w:r/>
+            <w:r>
+              <w:rPr>
+                <w:rFonts w:ascii="Arial" w:hAnsi="Arial" w:cs="Arial" w:eastAsia="Arial"/>
+                <w:b w:val="0"/>
+                <w:i w:val="0"/>
+                <w:sz w:val="14"/>
+              </w:rPr>
+              <w:t>{{ stdr.table1_rows[4].doc_number }}</w:t>
+            </w:r>
+          </w:p>
+        </w:tc>
+        <w:tc>
+          <w:tcPr>
+            <w:tcW w:type="dxa" w:w="1516"/>
+            <w:vAlign w:val="center"/>
+            <w:tcBorders>
+              <w:top w:val="single" w:sz="4" w:color="000000"/>
+              <w:left w:val="single" w:sz="4" w:color="000000"/>
+              <w:bottom w:val="single" w:sz="4" w:color="000000"/>
+              <w:right w:val="single" w:sz="4" w:color="000000"/>
+            </w:tcBorders>
+          </w:tcPr>
+          <w:p>
+            <w:pPr>
+              <w:spacing w:before="0" w:after="0"/>
+              <w:jc w:val="center"/>
+            </w:pPr>
+            <w:r/>
+            <w:r>
+              <w:rPr>
+                <w:rFonts w:ascii="Arial" w:hAnsi="Arial" w:cs="Arial" w:eastAsia="Arial"/>
+                <w:b w:val="0"/>
+                <w:i w:val="0"/>
+                <w:sz w:val="14"/>
+              </w:rPr>
+              <w:t>{{ stdr.table1_rows[4].cancellation }}</w:t>
+            </w:r>
+          </w:p>
+        </w:tc>
+      </w:tr>
+      <w:tr>
+        <w:tc>
+          <w:tcPr>
+            <w:tcW w:type="dxa" w:w="378"/>
+            <w:vAlign w:val="center"/>
+            <w:tcBorders>
+              <w:top w:val="single" w:sz="4" w:color="000000"/>
+              <w:left w:val="single" w:sz="4" w:color="000000"/>
+              <w:bottom w:val="single" w:sz="4" w:color="000000"/>
+              <w:right w:val="single" w:sz="4" w:color="000000"/>
+            </w:tcBorders>
+          </w:tcPr>
+          <w:p>
+            <w:pPr>
+              <w:spacing w:before="0" w:after="0"/>
+              <w:jc w:val="center"/>
+            </w:pPr>
+            <w:r/>
+            <w:r>
+              <w:rPr>
+                <w:rFonts w:ascii="Arial" w:hAnsi="Arial" w:cs="Arial" w:eastAsia="Arial"/>
+                <w:b w:val="0"/>
+                <w:i w:val="0"/>
+                <w:sz w:val="14"/>
+              </w:rPr>
+              <w:t>{{ stdr.table1_rows[5].index }}</w:t>
+            </w:r>
+          </w:p>
+        </w:tc>
+        <w:tc>
+          <w:tcPr>
+            <w:tcW w:type="dxa" w:w="1739"/>
             <w:vAlign w:val="center"/>
             <w:tcBorders>
               <w:top w:val="single" w:sz="4" w:color="000000"/>
@@ -1795,15 +2812,15 @@
                 <w:rFonts w:ascii="Arial" w:hAnsi="Arial" w:cs="Arial" w:eastAsia="Arial"/>
                 <w:b w:val="0"/>
                 <w:i w:val="0"/>
-                <w:sz w:val="16"/>
+                <w:sz w:val="14"/>
               </w:rPr>
-              <w:t>{{ stdr.table1_rows[2].company_with_sfr }}</w:t>
+              <w:t>{{ stdr.table1_rows[5].company_with_sfr }}</w:t>
             </w:r>
           </w:p>
         </w:tc>
         <w:tc>
           <w:tcPr>
-            <w:tcW w:type="dxa" w:w="964"/>
+            <w:tcW w:type="dxa" w:w="1361"/>
             <w:vAlign w:val="center"/>
             <w:tcBorders>
               <w:top w:val="single" w:sz="4" w:color="000000"/>
@@ -1823,15 +2840,15 @@
                 <w:rFonts w:ascii="Arial" w:hAnsi="Arial" w:cs="Arial" w:eastAsia="Arial"/>
                 <w:b w:val="0"/>
                 <w:i w:val="0"/>
-                <w:sz w:val="16"/>
+                <w:sz w:val="14"/>
               </w:rPr>
-              <w:t>{{ stdr.table1_rows[2].event_date }}</w:t>
+              <w:t>{{ stdr.table1_rows[5].event_date }}</w:t>
             </w:r>
           </w:p>
         </w:tc>
         <w:tc>
           <w:tcPr>
-            <w:tcW w:type="dxa" w:w="1134"/>
+            <w:tcW w:type="dxa" w:w="1361"/>
             <w:vAlign w:val="center"/>
             <w:tcBorders>
               <w:top w:val="single" w:sz="4" w:color="000000"/>
@@ -1851,15 +2868,15 @@
                 <w:rFonts w:ascii="Arial" w:hAnsi="Arial" w:cs="Arial" w:eastAsia="Arial"/>
                 <w:b w:val="0"/>
                 <w:i w:val="0"/>
-                <w:sz w:val="16"/>
+                <w:sz w:val="14"/>
               </w:rPr>
-              <w:t>{{ stdr.table1_rows[2].event_type }}</w:t>
+              <w:t>{{ stdr.table1_rows[5].event_type }}</w:t>
             </w:r>
           </w:p>
         </w:tc>
         <w:tc>
           <w:tcPr>
-            <w:tcW w:type="dxa" w:w="1984"/>
+            <w:tcW w:type="dxa" w:w="2722"/>
             <w:vAlign w:val="center"/>
             <w:tcBorders>
               <w:top w:val="single" w:sz="4" w:color="000000"/>
@@ -1879,15 +2896,43 @@
                 <w:rFonts w:ascii="Arial" w:hAnsi="Arial" w:cs="Arial" w:eastAsia="Arial"/>
                 <w:b w:val="0"/>
                 <w:i w:val="0"/>
-                <w:sz w:val="16"/>
+                <w:sz w:val="14"/>
               </w:rPr>
-              <w:t>{{ stdr.table1_rows[2].position }}</w:t>
+              <w:t>{{ stdr.table1_rows[5].position }}</w:t>
             </w:r>
           </w:p>
         </w:tc>
         <w:tc>
           <w:tcPr>
-            <w:tcW w:type="dxa" w:w="850"/>
+            <w:tcW w:type="dxa" w:w="1061"/>
+            <w:vAlign w:val="center"/>
+            <w:tcBorders>
+              <w:top w:val="single" w:sz="4" w:color="000000"/>
+              <w:left w:val="single" w:sz="4" w:color="000000"/>
+              <w:bottom w:val="single" w:sz="4" w:color="000000"/>
+              <w:right w:val="single" w:sz="4" w:color="000000"/>
+            </w:tcBorders>
+          </w:tcPr>
+          <w:p>
+            <w:pPr>
+              <w:spacing w:before="0" w:after="0"/>
+              <w:jc w:val="center"/>
+            </w:pPr>
+            <w:r/>
+            <w:r>
+              <w:rPr>
+                <w:rFonts w:ascii="Arial" w:hAnsi="Arial" w:cs="Arial" w:eastAsia="Arial"/>
+                <w:b w:val="0"/>
+                <w:i w:val="0"/>
+                <w:sz w:val="14"/>
+              </w:rPr>
+              <w:t>{{ stdr.table1_rows[5].okz_code }}</w:t>
+            </w:r>
+          </w:p>
+        </w:tc>
+        <w:tc>
+          <w:tcPr>
+            <w:tcW w:type="dxa" w:w="2272"/>
             <w:vAlign w:val="center"/>
             <w:tcBorders>
               <w:top w:val="single" w:sz="4" w:color="000000"/>
@@ -1907,15 +2952,15 @@
                 <w:rFonts w:ascii="Arial" w:hAnsi="Arial" w:cs="Arial" w:eastAsia="Arial"/>
                 <w:b w:val="0"/>
                 <w:i w:val="0"/>
-                <w:sz w:val="16"/>
+                <w:sz w:val="14"/>
               </w:rPr>
-              <w:t>{{ stdr.table1_rows[2].basis }}</w:t>
+              <w:t>{{ stdr.table1_rows[5].dismissal_reason }}</w:t>
             </w:r>
           </w:p>
         </w:tc>
         <w:tc>
           <w:tcPr>
-            <w:tcW w:type="dxa" w:w="794"/>
+            <w:tcW w:type="dxa" w:w="1061"/>
             <w:vAlign w:val="center"/>
             <w:tcBorders>
               <w:top w:val="single" w:sz="4" w:color="000000"/>
@@ -1935,15 +2980,129 @@
                 <w:rFonts w:ascii="Arial" w:hAnsi="Arial" w:cs="Arial" w:eastAsia="Arial"/>
                 <w:b w:val="0"/>
                 <w:i w:val="0"/>
-                <w:sz w:val="16"/>
+                <w:sz w:val="14"/>
               </w:rPr>
-              <w:t>{{ stdr.table1_rows[2].okz_code }}</w:t>
+              <w:t>{{ stdr.table1_rows[5].doc_name }}</w:t>
             </w:r>
           </w:p>
         </w:tc>
         <w:tc>
           <w:tcPr>
-            <w:tcW w:type="dxa" w:w="2835"/>
+            <w:tcW w:type="dxa" w:w="911"/>
+            <w:vAlign w:val="center"/>
+            <w:tcBorders>
+              <w:top w:val="single" w:sz="4" w:color="000000"/>
+              <w:left w:val="single" w:sz="4" w:color="000000"/>
+              <w:bottom w:val="single" w:sz="4" w:color="000000"/>
+              <w:right w:val="single" w:sz="4" w:color="000000"/>
+            </w:tcBorders>
+          </w:tcPr>
+          <w:p>
+            <w:pPr>
+              <w:spacing w:before="0" w:after="0"/>
+              <w:jc w:val="center"/>
+            </w:pPr>
+            <w:r/>
+            <w:r>
+              <w:rPr>
+                <w:rFonts w:ascii="Arial" w:hAnsi="Arial" w:cs="Arial" w:eastAsia="Arial"/>
+                <w:b w:val="0"/>
+                <w:i w:val="0"/>
+                <w:sz w:val="14"/>
+              </w:rPr>
+              <w:t>{{ stdr.table1_rows[5].doc_date }}</w:t>
+            </w:r>
+          </w:p>
+        </w:tc>
+        <w:tc>
+          <w:tcPr>
+            <w:tcW w:type="dxa" w:w="755"/>
+            <w:vAlign w:val="center"/>
+            <w:tcBorders>
+              <w:top w:val="single" w:sz="4" w:color="000000"/>
+              <w:left w:val="single" w:sz="4" w:color="000000"/>
+              <w:bottom w:val="single" w:sz="4" w:color="000000"/>
+              <w:right w:val="single" w:sz="4" w:color="000000"/>
+            </w:tcBorders>
+          </w:tcPr>
+          <w:p>
+            <w:pPr>
+              <w:spacing w:before="0" w:after="0"/>
+              <w:jc w:val="center"/>
+            </w:pPr>
+            <w:r/>
+            <w:r>
+              <w:rPr>
+                <w:rFonts w:ascii="Arial" w:hAnsi="Arial" w:cs="Arial" w:eastAsia="Arial"/>
+                <w:b w:val="0"/>
+                <w:i w:val="0"/>
+                <w:sz w:val="14"/>
+              </w:rPr>
+              <w:t>{{ stdr.table1_rows[5].doc_number }}</w:t>
+            </w:r>
+          </w:p>
+        </w:tc>
+        <w:tc>
+          <w:tcPr>
+            <w:tcW w:type="dxa" w:w="1516"/>
+            <w:vAlign w:val="center"/>
+            <w:tcBorders>
+              <w:top w:val="single" w:sz="4" w:color="000000"/>
+              <w:left w:val="single" w:sz="4" w:color="000000"/>
+              <w:bottom w:val="single" w:sz="4" w:color="000000"/>
+              <w:right w:val="single" w:sz="4" w:color="000000"/>
+            </w:tcBorders>
+          </w:tcPr>
+          <w:p>
+            <w:pPr>
+              <w:spacing w:before="0" w:after="0"/>
+              <w:jc w:val="center"/>
+            </w:pPr>
+            <w:r/>
+            <w:r>
+              <w:rPr>
+                <w:rFonts w:ascii="Arial" w:hAnsi="Arial" w:cs="Arial" w:eastAsia="Arial"/>
+                <w:b w:val="0"/>
+                <w:i w:val="0"/>
+                <w:sz w:val="14"/>
+              </w:rPr>
+              <w:t>{{ stdr.table1_rows[5].cancellation }}</w:t>
+            </w:r>
+          </w:p>
+        </w:tc>
+      </w:tr>
+      <w:tr>
+        <w:tc>
+          <w:tcPr>
+            <w:tcW w:type="dxa" w:w="378"/>
+            <w:vAlign w:val="center"/>
+            <w:tcBorders>
+              <w:top w:val="single" w:sz="4" w:color="000000"/>
+              <w:left w:val="single" w:sz="4" w:color="000000"/>
+              <w:bottom w:val="single" w:sz="4" w:color="000000"/>
+              <w:right w:val="single" w:sz="4" w:color="000000"/>
+            </w:tcBorders>
+          </w:tcPr>
+          <w:p>
+            <w:pPr>
+              <w:spacing w:before="0" w:after="0"/>
+              <w:jc w:val="center"/>
+            </w:pPr>
+            <w:r/>
+            <w:r>
+              <w:rPr>
+                <w:rFonts w:ascii="Arial" w:hAnsi="Arial" w:cs="Arial" w:eastAsia="Arial"/>
+                <w:b w:val="0"/>
+                <w:i w:val="0"/>
+                <w:sz w:val="14"/>
+              </w:rPr>
+              <w:t>{{ stdr.table1_rows[6].index }}</w:t>
+            </w:r>
+          </w:p>
+        </w:tc>
+        <w:tc>
+          <w:tcPr>
+            <w:tcW w:type="dxa" w:w="1739"/>
             <w:vAlign w:val="center"/>
             <w:tcBorders>
               <w:top w:val="single" w:sz="4" w:color="000000"/>
@@ -1963,15 +3122,71 @@
                 <w:rFonts w:ascii="Arial" w:hAnsi="Arial" w:cs="Arial" w:eastAsia="Arial"/>
                 <w:b w:val="0"/>
                 <w:i w:val="0"/>
-                <w:sz w:val="16"/>
+                <w:sz w:val="14"/>
               </w:rPr>
-              <w:t>{{ stdr.table1_rows[2].dismissal_reason }}</w:t>
+              <w:t>{{ stdr.table1_rows[6].company_with_sfr }}</w:t>
             </w:r>
           </w:p>
         </w:tc>
         <w:tc>
           <w:tcPr>
-            <w:tcW w:type="dxa" w:w="964"/>
+            <w:tcW w:type="dxa" w:w="1361"/>
+            <w:vAlign w:val="center"/>
+            <w:tcBorders>
+              <w:top w:val="single" w:sz="4" w:color="000000"/>
+              <w:left w:val="single" w:sz="4" w:color="000000"/>
+              <w:bottom w:val="single" w:sz="4" w:color="000000"/>
+              <w:right w:val="single" w:sz="4" w:color="000000"/>
+            </w:tcBorders>
+          </w:tcPr>
+          <w:p>
+            <w:pPr>
+              <w:spacing w:before="0" w:after="0"/>
+              <w:jc w:val="center"/>
+            </w:pPr>
+            <w:r/>
+            <w:r>
+              <w:rPr>
+                <w:rFonts w:ascii="Arial" w:hAnsi="Arial" w:cs="Arial" w:eastAsia="Arial"/>
+                <w:b w:val="0"/>
+                <w:i w:val="0"/>
+                <w:sz w:val="14"/>
+              </w:rPr>
+              <w:t>{{ stdr.table1_rows[6].event_date }}</w:t>
+            </w:r>
+          </w:p>
+        </w:tc>
+        <w:tc>
+          <w:tcPr>
+            <w:tcW w:type="dxa" w:w="1361"/>
+            <w:vAlign w:val="center"/>
+            <w:tcBorders>
+              <w:top w:val="single" w:sz="4" w:color="000000"/>
+              <w:left w:val="single" w:sz="4" w:color="000000"/>
+              <w:bottom w:val="single" w:sz="4" w:color="000000"/>
+              <w:right w:val="single" w:sz="4" w:color="000000"/>
+            </w:tcBorders>
+          </w:tcPr>
+          <w:p>
+            <w:pPr>
+              <w:spacing w:before="0" w:after="0"/>
+              <w:jc w:val="center"/>
+            </w:pPr>
+            <w:r/>
+            <w:r>
+              <w:rPr>
+                <w:rFonts w:ascii="Arial" w:hAnsi="Arial" w:cs="Arial" w:eastAsia="Arial"/>
+                <w:b w:val="0"/>
+                <w:i w:val="0"/>
+                <w:sz w:val="14"/>
+              </w:rPr>
+              <w:t>{{ stdr.table1_rows[6].event_type }}</w:t>
+            </w:r>
+          </w:p>
+        </w:tc>
+        <w:tc>
+          <w:tcPr>
+            <w:tcW w:type="dxa" w:w="2722"/>
             <w:vAlign w:val="center"/>
             <w:tcBorders>
               <w:top w:val="single" w:sz="4" w:color="000000"/>
@@ -1991,15 +3206,15 @@
                 <w:rFonts w:ascii="Arial" w:hAnsi="Arial" w:cs="Arial" w:eastAsia="Arial"/>
                 <w:b w:val="0"/>
                 <w:i w:val="0"/>
-                <w:sz w:val="16"/>
+                <w:sz w:val="14"/>
               </w:rPr>
-              <w:t>{{ stdr.table1_rows[2].doc_name }}</w:t>
+              <w:t>{{ stdr.table1_rows[6].position }}</w:t>
             </w:r>
           </w:p>
         </w:tc>
         <w:tc>
           <w:tcPr>
-            <w:tcW w:type="dxa" w:w="964"/>
+            <w:tcW w:type="dxa" w:w="1061"/>
             <w:vAlign w:val="center"/>
             <w:tcBorders>
               <w:top w:val="single" w:sz="4" w:color="000000"/>
@@ -2019,15 +3234,15 @@
                 <w:rFonts w:ascii="Arial" w:hAnsi="Arial" w:cs="Arial" w:eastAsia="Arial"/>
                 <w:b w:val="0"/>
                 <w:i w:val="0"/>
-                <w:sz w:val="16"/>
+                <w:sz w:val="14"/>
               </w:rPr>
-              <w:t>{{ stdr.table1_rows[2].doc_date }}</w:t>
+              <w:t>{{ stdr.table1_rows[6].okz_code }}</w:t>
             </w:r>
           </w:p>
         </w:tc>
         <w:tc>
           <w:tcPr>
-            <w:tcW w:type="dxa" w:w="850"/>
+            <w:tcW w:type="dxa" w:w="2272"/>
             <w:vAlign w:val="center"/>
             <w:tcBorders>
               <w:top w:val="single" w:sz="4" w:color="000000"/>
@@ -2047,15 +3262,15 @@
                 <w:rFonts w:ascii="Arial" w:hAnsi="Arial" w:cs="Arial" w:eastAsia="Arial"/>
                 <w:b w:val="0"/>
                 <w:i w:val="0"/>
-                <w:sz w:val="16"/>
+                <w:sz w:val="14"/>
               </w:rPr>
-              <w:t>{{ stdr.table1_rows[2].doc_number }}</w:t>
+              <w:t>{{ stdr.table1_rows[6].dismissal_reason }}</w:t>
             </w:r>
           </w:p>
         </w:tc>
         <w:tc>
           <w:tcPr>
-            <w:tcW w:type="dxa" w:w="850"/>
+            <w:tcW w:type="dxa" w:w="1061"/>
             <w:vAlign w:val="center"/>
             <w:tcBorders>
               <w:top w:val="single" w:sz="4" w:color="000000"/>
@@ -2075,17 +3290,15 @@
                 <w:rFonts w:ascii="Arial" w:hAnsi="Arial" w:cs="Arial" w:eastAsia="Arial"/>
                 <w:b w:val="0"/>
                 <w:i w:val="0"/>
-                <w:sz w:val="16"/>
+                <w:sz w:val="14"/>
               </w:rPr>
-              <w:t>{{ stdr.table1_rows[2].cancellation }}</w:t>
+              <w:t>{{ stdr.table1_rows[6].doc_name }}</w:t>
             </w:r>
           </w:p>
         </w:tc>
-      </w:tr>
-      <w:tr>
         <w:tc>
           <w:tcPr>
-            <w:tcW w:type="dxa" w:w="397"/>
+            <w:tcW w:type="dxa" w:w="911"/>
             <w:vAlign w:val="center"/>
             <w:tcBorders>
               <w:top w:val="single" w:sz="4" w:color="000000"/>
@@ -2105,15 +3318,101 @@
                 <w:rFonts w:ascii="Arial" w:hAnsi="Arial" w:cs="Arial" w:eastAsia="Arial"/>
                 <w:b w:val="0"/>
                 <w:i w:val="0"/>
-                <w:sz w:val="16"/>
+                <w:sz w:val="14"/>
               </w:rPr>
-              <w:t>{{ stdr.table1_rows[3].index }}</w:t>
+              <w:t>{{ stdr.table1_rows[6].doc_date }}</w:t>
             </w:r>
           </w:p>
         </w:tc>
         <w:tc>
           <w:tcPr>
-            <w:tcW w:type="dxa" w:w="2551"/>
+            <w:tcW w:type="dxa" w:w="755"/>
+            <w:vAlign w:val="center"/>
+            <w:tcBorders>
+              <w:top w:val="single" w:sz="4" w:color="000000"/>
+              <w:left w:val="single" w:sz="4" w:color="000000"/>
+              <w:bottom w:val="single" w:sz="4" w:color="000000"/>
+              <w:right w:val="single" w:sz="4" w:color="000000"/>
+            </w:tcBorders>
+          </w:tcPr>
+          <w:p>
+            <w:pPr>
+              <w:spacing w:before="0" w:after="0"/>
+              <w:jc w:val="center"/>
+            </w:pPr>
+            <w:r/>
+            <w:r>
+              <w:rPr>
+                <w:rFonts w:ascii="Arial" w:hAnsi="Arial" w:cs="Arial" w:eastAsia="Arial"/>
+                <w:b w:val="0"/>
+                <w:i w:val="0"/>
+                <w:sz w:val="14"/>
+              </w:rPr>
+              <w:t>{{ stdr.table1_rows[6].doc_number }}</w:t>
+            </w:r>
+          </w:p>
+        </w:tc>
+        <w:tc>
+          <w:tcPr>
+            <w:tcW w:type="dxa" w:w="1516"/>
+            <w:vAlign w:val="center"/>
+            <w:tcBorders>
+              <w:top w:val="single" w:sz="4" w:color="000000"/>
+              <w:left w:val="single" w:sz="4" w:color="000000"/>
+              <w:bottom w:val="single" w:sz="4" w:color="000000"/>
+              <w:right w:val="single" w:sz="4" w:color="000000"/>
+            </w:tcBorders>
+          </w:tcPr>
+          <w:p>
+            <w:pPr>
+              <w:spacing w:before="0" w:after="0"/>
+              <w:jc w:val="center"/>
+            </w:pPr>
+            <w:r/>
+            <w:r>
+              <w:rPr>
+                <w:rFonts w:ascii="Arial" w:hAnsi="Arial" w:cs="Arial" w:eastAsia="Arial"/>
+                <w:b w:val="0"/>
+                <w:i w:val="0"/>
+                <w:sz w:val="14"/>
+              </w:rPr>
+              <w:t>{{ stdr.table1_rows[6].cancellation }}</w:t>
+            </w:r>
+          </w:p>
+        </w:tc>
+      </w:tr>
+      <w:tr>
+        <w:tc>
+          <w:tcPr>
+            <w:tcW w:type="dxa" w:w="378"/>
+            <w:vAlign w:val="center"/>
+            <w:tcBorders>
+              <w:top w:val="single" w:sz="4" w:color="000000"/>
+              <w:left w:val="single" w:sz="4" w:color="000000"/>
+              <w:bottom w:val="single" w:sz="4" w:color="000000"/>
+              <w:right w:val="single" w:sz="4" w:color="000000"/>
+            </w:tcBorders>
+          </w:tcPr>
+          <w:p>
+            <w:pPr>
+              <w:spacing w:before="0" w:after="0"/>
+              <w:jc w:val="center"/>
+            </w:pPr>
+            <w:r/>
+            <w:r>
+              <w:rPr>
+                <w:rFonts w:ascii="Arial" w:hAnsi="Arial" w:cs="Arial" w:eastAsia="Arial"/>
+                <w:b w:val="0"/>
+                <w:i w:val="0"/>
+                <w:sz w:val="14"/>
+              </w:rPr>
+              <w:t>{{ stdr.table1_rows[7].index }}</w:t>
+            </w:r>
+          </w:p>
+        </w:tc>
+        <w:tc>
+          <w:tcPr>
+            <w:tcW w:type="dxa" w:w="1739"/>
             <w:vAlign w:val="center"/>
             <w:tcBorders>
               <w:top w:val="single" w:sz="4" w:color="000000"/>
@@ -2133,15 +3432,15 @@
                 <w:rFonts w:ascii="Arial" w:hAnsi="Arial" w:cs="Arial" w:eastAsia="Arial"/>
                 <w:b w:val="0"/>
                 <w:i w:val="0"/>
-                <w:sz w:val="16"/>
+                <w:sz w:val="14"/>
               </w:rPr>
-              <w:t>{{ stdr.table1_rows[3].company_with_sfr }}</w:t>
+              <w:t>{{ stdr.table1_rows[7].company_with_sfr }}</w:t>
             </w:r>
           </w:p>
         </w:tc>
         <w:tc>
           <w:tcPr>
-            <w:tcW w:type="dxa" w:w="964"/>
+            <w:tcW w:type="dxa" w:w="1361"/>
             <w:vAlign w:val="center"/>
             <w:tcBorders>
               <w:top w:val="single" w:sz="4" w:color="000000"/>
@@ -2161,15 +3460,15 @@
                 <w:rFonts w:ascii="Arial" w:hAnsi="Arial" w:cs="Arial" w:eastAsia="Arial"/>
                 <w:b w:val="0"/>
                 <w:i w:val="0"/>
-                <w:sz w:val="16"/>
+                <w:sz w:val="14"/>
               </w:rPr>
-              <w:t>{{ stdr.table1_rows[3].event_date }}</w:t>
+              <w:t>{{ stdr.table1_rows[7].event_date }}</w:t>
             </w:r>
           </w:p>
         </w:tc>
         <w:tc>
           <w:tcPr>
-            <w:tcW w:type="dxa" w:w="1134"/>
+            <w:tcW w:type="dxa" w:w="1361"/>
             <w:vAlign w:val="center"/>
             <w:tcBorders>
               <w:top w:val="single" w:sz="4" w:color="000000"/>
@@ -2189,15 +3488,15 @@
                 <w:rFonts w:ascii="Arial" w:hAnsi="Arial" w:cs="Arial" w:eastAsia="Arial"/>
                 <w:b w:val="0"/>
                 <w:i w:val="0"/>
-                <w:sz w:val="16"/>
+                <w:sz w:val="14"/>
               </w:rPr>
-              <w:t>{{ stdr.table1_rows[3].event_type }}</w:t>
+              <w:t>{{ stdr.table1_rows[7].event_type }}</w:t>
             </w:r>
           </w:p>
         </w:tc>
         <w:tc>
           <w:tcPr>
-            <w:tcW w:type="dxa" w:w="1984"/>
+            <w:tcW w:type="dxa" w:w="2722"/>
             <w:vAlign w:val="center"/>
             <w:tcBorders>
               <w:top w:val="single" w:sz="4" w:color="000000"/>
@@ -2217,15 +3516,43 @@
                 <w:rFonts w:ascii="Arial" w:hAnsi="Arial" w:cs="Arial" w:eastAsia="Arial"/>
                 <w:b w:val="0"/>
                 <w:i w:val="0"/>
-                <w:sz w:val="16"/>
+                <w:sz w:val="14"/>
               </w:rPr>
-              <w:t>{{ stdr.table1_rows[3].position }}</w:t>
+              <w:t>{{ stdr.table1_rows[7].position }}</w:t>
             </w:r>
           </w:p>
         </w:tc>
         <w:tc>
           <w:tcPr>
-            <w:tcW w:type="dxa" w:w="850"/>
+            <w:tcW w:type="dxa" w:w="1061"/>
+            <w:vAlign w:val="center"/>
+            <w:tcBorders>
+              <w:top w:val="single" w:sz="4" w:color="000000"/>
+              <w:left w:val="single" w:sz="4" w:color="000000"/>
+              <w:bottom w:val="single" w:sz="4" w:color="000000"/>
+              <w:right w:val="single" w:sz="4" w:color="000000"/>
+            </w:tcBorders>
+          </w:tcPr>
+          <w:p>
+            <w:pPr>
+              <w:spacing w:before="0" w:after="0"/>
+              <w:jc w:val="center"/>
+            </w:pPr>
+            <w:r/>
+            <w:r>
+              <w:rPr>
+                <w:rFonts w:ascii="Arial" w:hAnsi="Arial" w:cs="Arial" w:eastAsia="Arial"/>
+                <w:b w:val="0"/>
+                <w:i w:val="0"/>
+                <w:sz w:val="14"/>
+              </w:rPr>
+              <w:t>{{ stdr.table1_rows[7].okz_code }}</w:t>
+            </w:r>
+          </w:p>
+        </w:tc>
+        <w:tc>
+          <w:tcPr>
+            <w:tcW w:type="dxa" w:w="2272"/>
             <w:vAlign w:val="center"/>
             <w:tcBorders>
               <w:top w:val="single" w:sz="4" w:color="000000"/>
@@ -2245,15 +3572,15 @@
                 <w:rFonts w:ascii="Arial" w:hAnsi="Arial" w:cs="Arial" w:eastAsia="Arial"/>
                 <w:b w:val="0"/>
                 <w:i w:val="0"/>
-                <w:sz w:val="16"/>
+                <w:sz w:val="14"/>
               </w:rPr>
-              <w:t>{{ stdr.table1_rows[3].basis }}</w:t>
+              <w:t>{{ stdr.table1_rows[7].dismissal_reason }}</w:t>
             </w:r>
           </w:p>
         </w:tc>
         <w:tc>
           <w:tcPr>
-            <w:tcW w:type="dxa" w:w="794"/>
+            <w:tcW w:type="dxa" w:w="1061"/>
             <w:vAlign w:val="center"/>
             <w:tcBorders>
               <w:top w:val="single" w:sz="4" w:color="000000"/>
@@ -2273,15 +3600,129 @@
                 <w:rFonts w:ascii="Arial" w:hAnsi="Arial" w:cs="Arial" w:eastAsia="Arial"/>
                 <w:b w:val="0"/>
                 <w:i w:val="0"/>
-                <w:sz w:val="16"/>
+                <w:sz w:val="14"/>
               </w:rPr>
-              <w:t>{{ stdr.table1_rows[3].okz_code }}</w:t>
+              <w:t>{{ stdr.table1_rows[7].doc_name }}</w:t>
             </w:r>
           </w:p>
         </w:tc>
         <w:tc>
           <w:tcPr>
-            <w:tcW w:type="dxa" w:w="2835"/>
+            <w:tcW w:type="dxa" w:w="911"/>
+            <w:vAlign w:val="center"/>
+            <w:tcBorders>
+              <w:top w:val="single" w:sz="4" w:color="000000"/>
+              <w:left w:val="single" w:sz="4" w:color="000000"/>
+              <w:bottom w:val="single" w:sz="4" w:color="000000"/>
+              <w:right w:val="single" w:sz="4" w:color="000000"/>
+            </w:tcBorders>
+          </w:tcPr>
+          <w:p>
+            <w:pPr>
+              <w:spacing w:before="0" w:after="0"/>
+              <w:jc w:val="center"/>
+            </w:pPr>
+            <w:r/>
+            <w:r>
+              <w:rPr>
+                <w:rFonts w:ascii="Arial" w:hAnsi="Arial" w:cs="Arial" w:eastAsia="Arial"/>
+                <w:b w:val="0"/>
+                <w:i w:val="0"/>
+                <w:sz w:val="14"/>
+              </w:rPr>
+              <w:t>{{ stdr.table1_rows[7].doc_date }}</w:t>
+            </w:r>
+          </w:p>
+        </w:tc>
+        <w:tc>
+          <w:tcPr>
+            <w:tcW w:type="dxa" w:w="755"/>
+            <w:vAlign w:val="center"/>
+            <w:tcBorders>
+              <w:top w:val="single" w:sz="4" w:color="000000"/>
+              <w:left w:val="single" w:sz="4" w:color="000000"/>
+              <w:bottom w:val="single" w:sz="4" w:color="000000"/>
+              <w:right w:val="single" w:sz="4" w:color="000000"/>
+            </w:tcBorders>
+          </w:tcPr>
+          <w:p>
+            <w:pPr>
+              <w:spacing w:before="0" w:after="0"/>
+              <w:jc w:val="center"/>
+            </w:pPr>
+            <w:r/>
+            <w:r>
+              <w:rPr>
+                <w:rFonts w:ascii="Arial" w:hAnsi="Arial" w:cs="Arial" w:eastAsia="Arial"/>
+                <w:b w:val="0"/>
+                <w:i w:val="0"/>
+                <w:sz w:val="14"/>
+              </w:rPr>
+              <w:t>{{ stdr.table1_rows[7].doc_number }}</w:t>
+            </w:r>
+          </w:p>
+        </w:tc>
+        <w:tc>
+          <w:tcPr>
+            <w:tcW w:type="dxa" w:w="1516"/>
+            <w:vAlign w:val="center"/>
+            <w:tcBorders>
+              <w:top w:val="single" w:sz="4" w:color="000000"/>
+              <w:left w:val="single" w:sz="4" w:color="000000"/>
+              <w:bottom w:val="single" w:sz="4" w:color="000000"/>
+              <w:right w:val="single" w:sz="4" w:color="000000"/>
+            </w:tcBorders>
+          </w:tcPr>
+          <w:p>
+            <w:pPr>
+              <w:spacing w:before="0" w:after="0"/>
+              <w:jc w:val="center"/>
+            </w:pPr>
+            <w:r/>
+            <w:r>
+              <w:rPr>
+                <w:rFonts w:ascii="Arial" w:hAnsi="Arial" w:cs="Arial" w:eastAsia="Arial"/>
+                <w:b w:val="0"/>
+                <w:i w:val="0"/>
+                <w:sz w:val="14"/>
+              </w:rPr>
+              <w:t>{{ stdr.table1_rows[7].cancellation }}</w:t>
+            </w:r>
+          </w:p>
+        </w:tc>
+      </w:tr>
+      <w:tr>
+        <w:tc>
+          <w:tcPr>
+            <w:tcW w:type="dxa" w:w="378"/>
+            <w:vAlign w:val="center"/>
+            <w:tcBorders>
+              <w:top w:val="single" w:sz="4" w:color="000000"/>
+              <w:left w:val="single" w:sz="4" w:color="000000"/>
+              <w:bottom w:val="single" w:sz="4" w:color="000000"/>
+              <w:right w:val="single" w:sz="4" w:color="000000"/>
+            </w:tcBorders>
+          </w:tcPr>
+          <w:p>
+            <w:pPr>
+              <w:spacing w:before="0" w:after="0"/>
+              <w:jc w:val="center"/>
+            </w:pPr>
+            <w:r/>
+            <w:r>
+              <w:rPr>
+                <w:rFonts w:ascii="Arial" w:hAnsi="Arial" w:cs="Arial" w:eastAsia="Arial"/>
+                <w:b w:val="0"/>
+                <w:i w:val="0"/>
+                <w:sz w:val="14"/>
+              </w:rPr>
+              <w:t>{{ stdr.table1_rows[8].index }}</w:t>
+            </w:r>
+          </w:p>
+        </w:tc>
+        <w:tc>
+          <w:tcPr>
+            <w:tcW w:type="dxa" w:w="1739"/>
             <w:vAlign w:val="center"/>
             <w:tcBorders>
               <w:top w:val="single" w:sz="4" w:color="000000"/>
@@ -2301,15 +3742,71 @@
                 <w:rFonts w:ascii="Arial" w:hAnsi="Arial" w:cs="Arial" w:eastAsia="Arial"/>
                 <w:b w:val="0"/>
                 <w:i w:val="0"/>
-                <w:sz w:val="16"/>
+                <w:sz w:val="14"/>
               </w:rPr>
-              <w:t>{{ stdr.table1_rows[3].dismissal_reason }}</w:t>
+              <w:t>{{ stdr.table1_rows[8].company_with_sfr }}</w:t>
             </w:r>
           </w:p>
         </w:tc>
         <w:tc>
           <w:tcPr>
-            <w:tcW w:type="dxa" w:w="964"/>
+            <w:tcW w:type="dxa" w:w="1361"/>
+            <w:vAlign w:val="center"/>
+            <w:tcBorders>
+              <w:top w:val="single" w:sz="4" w:color="000000"/>
+              <w:left w:val="single" w:sz="4" w:color="000000"/>
+              <w:bottom w:val="single" w:sz="4" w:color="000000"/>
+              <w:right w:val="single" w:sz="4" w:color="000000"/>
+            </w:tcBorders>
+          </w:tcPr>
+          <w:p>
+            <w:pPr>
+              <w:spacing w:before="0" w:after="0"/>
+              <w:jc w:val="center"/>
+            </w:pPr>
+            <w:r/>
+            <w:r>
+              <w:rPr>
+                <w:rFonts w:ascii="Arial" w:hAnsi="Arial" w:cs="Arial" w:eastAsia="Arial"/>
+                <w:b w:val="0"/>
+                <w:i w:val="0"/>
+                <w:sz w:val="14"/>
+              </w:rPr>
+              <w:t>{{ stdr.table1_rows[8].event_date }}</w:t>
+            </w:r>
+          </w:p>
+        </w:tc>
+        <w:tc>
+          <w:tcPr>
+            <w:tcW w:type="dxa" w:w="1361"/>
+            <w:vAlign w:val="center"/>
+            <w:tcBorders>
+              <w:top w:val="single" w:sz="4" w:color="000000"/>
+              <w:left w:val="single" w:sz="4" w:color="000000"/>
+              <w:bottom w:val="single" w:sz="4" w:color="000000"/>
+              <w:right w:val="single" w:sz="4" w:color="000000"/>
+            </w:tcBorders>
+          </w:tcPr>
+          <w:p>
+            <w:pPr>
+              <w:spacing w:before="0" w:after="0"/>
+              <w:jc w:val="center"/>
+            </w:pPr>
+            <w:r/>
+            <w:r>
+              <w:rPr>
+                <w:rFonts w:ascii="Arial" w:hAnsi="Arial" w:cs="Arial" w:eastAsia="Arial"/>
+                <w:b w:val="0"/>
+                <w:i w:val="0"/>
+                <w:sz w:val="14"/>
+              </w:rPr>
+              <w:t>{{ stdr.table1_rows[8].event_type }}</w:t>
+            </w:r>
+          </w:p>
+        </w:tc>
+        <w:tc>
+          <w:tcPr>
+            <w:tcW w:type="dxa" w:w="2722"/>
             <w:vAlign w:val="center"/>
             <w:tcBorders>
               <w:top w:val="single" w:sz="4" w:color="000000"/>
@@ -2329,15 +3826,15 @@
                 <w:rFonts w:ascii="Arial" w:hAnsi="Arial" w:cs="Arial" w:eastAsia="Arial"/>
                 <w:b w:val="0"/>
                 <w:i w:val="0"/>
-                <w:sz w:val="16"/>
+                <w:sz w:val="14"/>
               </w:rPr>
-              <w:t>{{ stdr.table1_rows[3].doc_name }}</w:t>
+              <w:t>{{ stdr.table1_rows[8].position }}</w:t>
             </w:r>
           </w:p>
         </w:tc>
         <w:tc>
           <w:tcPr>
-            <w:tcW w:type="dxa" w:w="964"/>
+            <w:tcW w:type="dxa" w:w="1061"/>
             <w:vAlign w:val="center"/>
             <w:tcBorders>
               <w:top w:val="single" w:sz="4" w:color="000000"/>
@@ -2357,15 +3854,15 @@
                 <w:rFonts w:ascii="Arial" w:hAnsi="Arial" w:cs="Arial" w:eastAsia="Arial"/>
                 <w:b w:val="0"/>
                 <w:i w:val="0"/>
-                <w:sz w:val="16"/>
+                <w:sz w:val="14"/>
               </w:rPr>
-              <w:t>{{ stdr.table1_rows[3].doc_date }}</w:t>
+              <w:t>{{ stdr.table1_rows[8].okz_code }}</w:t>
             </w:r>
           </w:p>
         </w:tc>
         <w:tc>
           <w:tcPr>
-            <w:tcW w:type="dxa" w:w="850"/>
+            <w:tcW w:type="dxa" w:w="2272"/>
             <w:vAlign w:val="center"/>
             <w:tcBorders>
               <w:top w:val="single" w:sz="4" w:color="000000"/>
@@ -2385,15 +3882,15 @@
                 <w:rFonts w:ascii="Arial" w:hAnsi="Arial" w:cs="Arial" w:eastAsia="Arial"/>
                 <w:b w:val="0"/>
                 <w:i w:val="0"/>
-                <w:sz w:val="16"/>
+                <w:sz w:val="14"/>
               </w:rPr>
-              <w:t>{{ stdr.table1_rows[3].doc_number }}</w:t>
+              <w:t>{{ stdr.table1_rows[8].dismissal_reason }}</w:t>
             </w:r>
           </w:p>
         </w:tc>
         <w:tc>
           <w:tcPr>
-            <w:tcW w:type="dxa" w:w="850"/>
+            <w:tcW w:type="dxa" w:w="1061"/>
             <w:vAlign w:val="center"/>
             <w:tcBorders>
               <w:top w:val="single" w:sz="4" w:color="000000"/>
@@ -2413,17 +3910,15 @@
                 <w:rFonts w:ascii="Arial" w:hAnsi="Arial" w:cs="Arial" w:eastAsia="Arial"/>
                 <w:b w:val="0"/>
                 <w:i w:val="0"/>
-                <w:sz w:val="16"/>
+                <w:sz w:val="14"/>
               </w:rPr>
-              <w:t>{{ stdr.table1_rows[3].cancellation }}</w:t>
+              <w:t>{{ stdr.table1_rows[8].doc_name }}</w:t>
             </w:r>
           </w:p>
         </w:tc>
-      </w:tr>
-      <w:tr>
         <w:tc>
           <w:tcPr>
-            <w:tcW w:type="dxa" w:w="397"/>
+            <w:tcW w:type="dxa" w:w="911"/>
             <w:vAlign w:val="center"/>
             <w:tcBorders>
               <w:top w:val="single" w:sz="4" w:color="000000"/>
@@ -2443,15 +3938,101 @@
                 <w:rFonts w:ascii="Arial" w:hAnsi="Arial" w:cs="Arial" w:eastAsia="Arial"/>
                 <w:b w:val="0"/>
                 <w:i w:val="0"/>
-                <w:sz w:val="16"/>
+                <w:sz w:val="14"/>
               </w:rPr>
-              <w:t>{{ stdr.table1_rows[4].index }}</w:t>
+              <w:t>{{ stdr.table1_rows[8].doc_date }}</w:t>
             </w:r>
           </w:p>
         </w:tc>
         <w:tc>
           <w:tcPr>
-            <w:tcW w:type="dxa" w:w="2551"/>
+            <w:tcW w:type="dxa" w:w="755"/>
+            <w:vAlign w:val="center"/>
+            <w:tcBorders>
+              <w:top w:val="single" w:sz="4" w:color="000000"/>
+              <w:left w:val="single" w:sz="4" w:color="000000"/>
+              <w:bottom w:val="single" w:sz="4" w:color="000000"/>
+              <w:right w:val="single" w:sz="4" w:color="000000"/>
+            </w:tcBorders>
+          </w:tcPr>
+          <w:p>
+            <w:pPr>
+              <w:spacing w:before="0" w:after="0"/>
+              <w:jc w:val="center"/>
+            </w:pPr>
+            <w:r/>
+            <w:r>
+              <w:rPr>
+                <w:rFonts w:ascii="Arial" w:hAnsi="Arial" w:cs="Arial" w:eastAsia="Arial"/>
+                <w:b w:val="0"/>
+                <w:i w:val="0"/>
+                <w:sz w:val="14"/>
+              </w:rPr>
+              <w:t>{{ stdr.table1_rows[8].doc_number }}</w:t>
+            </w:r>
+          </w:p>
+        </w:tc>
+        <w:tc>
+          <w:tcPr>
+            <w:tcW w:type="dxa" w:w="1516"/>
+            <w:vAlign w:val="center"/>
+            <w:tcBorders>
+              <w:top w:val="single" w:sz="4" w:color="000000"/>
+              <w:left w:val="single" w:sz="4" w:color="000000"/>
+              <w:bottom w:val="single" w:sz="4" w:color="000000"/>
+              <w:right w:val="single" w:sz="4" w:color="000000"/>
+            </w:tcBorders>
+          </w:tcPr>
+          <w:p>
+            <w:pPr>
+              <w:spacing w:before="0" w:after="0"/>
+              <w:jc w:val="center"/>
+            </w:pPr>
+            <w:r/>
+            <w:r>
+              <w:rPr>
+                <w:rFonts w:ascii="Arial" w:hAnsi="Arial" w:cs="Arial" w:eastAsia="Arial"/>
+                <w:b w:val="0"/>
+                <w:i w:val="0"/>
+                <w:sz w:val="14"/>
+              </w:rPr>
+              <w:t>{{ stdr.table1_rows[8].cancellation }}</w:t>
+            </w:r>
+          </w:p>
+        </w:tc>
+      </w:tr>
+      <w:tr>
+        <w:tc>
+          <w:tcPr>
+            <w:tcW w:type="dxa" w:w="378"/>
+            <w:vAlign w:val="center"/>
+            <w:tcBorders>
+              <w:top w:val="single" w:sz="4" w:color="000000"/>
+              <w:left w:val="single" w:sz="4" w:color="000000"/>
+              <w:bottom w:val="single" w:sz="4" w:color="000000"/>
+              <w:right w:val="single" w:sz="4" w:color="000000"/>
+            </w:tcBorders>
+          </w:tcPr>
+          <w:p>
+            <w:pPr>
+              <w:spacing w:before="0" w:after="0"/>
+              <w:jc w:val="center"/>
+            </w:pPr>
+            <w:r/>
+            <w:r>
+              <w:rPr>
+                <w:rFonts w:ascii="Arial" w:hAnsi="Arial" w:cs="Arial" w:eastAsia="Arial"/>
+                <w:b w:val="0"/>
+                <w:i w:val="0"/>
+                <w:sz w:val="14"/>
+              </w:rPr>
+              <w:t>{{ stdr.table1_rows[9].index }}</w:t>
+            </w:r>
+          </w:p>
+        </w:tc>
+        <w:tc>
+          <w:tcPr>
+            <w:tcW w:type="dxa" w:w="1739"/>
             <w:vAlign w:val="center"/>
             <w:tcBorders>
               <w:top w:val="single" w:sz="4" w:color="000000"/>
@@ -2471,15 +4052,15 @@
                 <w:rFonts w:ascii="Arial" w:hAnsi="Arial" w:cs="Arial" w:eastAsia="Arial"/>
                 <w:b w:val="0"/>
                 <w:i w:val="0"/>
-                <w:sz w:val="16"/>
+                <w:sz w:val="14"/>
               </w:rPr>
-              <w:t>{{ stdr.table1_rows[4].company_with_sfr }}</w:t>
+              <w:t>{{ stdr.table1_rows[9].company_with_sfr }}</w:t>
             </w:r>
           </w:p>
         </w:tc>
         <w:tc>
           <w:tcPr>
-            <w:tcW w:type="dxa" w:w="964"/>
+            <w:tcW w:type="dxa" w:w="1361"/>
             <w:vAlign w:val="center"/>
             <w:tcBorders>
               <w:top w:val="single" w:sz="4" w:color="000000"/>
@@ -2499,15 +4080,15 @@
                 <w:rFonts w:ascii="Arial" w:hAnsi="Arial" w:cs="Arial" w:eastAsia="Arial"/>
                 <w:b w:val="0"/>
                 <w:i w:val="0"/>
-                <w:sz w:val="16"/>
+                <w:sz w:val="14"/>
               </w:rPr>
-              <w:t>{{ stdr.table1_rows[4].event_date }}</w:t>
+              <w:t>{{ stdr.table1_rows[9].event_date }}</w:t>
             </w:r>
           </w:p>
         </w:tc>
         <w:tc>
           <w:tcPr>
-            <w:tcW w:type="dxa" w:w="1134"/>
+            <w:tcW w:type="dxa" w:w="1361"/>
             <w:vAlign w:val="center"/>
             <w:tcBorders>
               <w:top w:val="single" w:sz="4" w:color="000000"/>
@@ -2527,15 +4108,15 @@
                 <w:rFonts w:ascii="Arial" w:hAnsi="Arial" w:cs="Arial" w:eastAsia="Arial"/>
                 <w:b w:val="0"/>
                 <w:i w:val="0"/>
-                <w:sz w:val="16"/>
+                <w:sz w:val="14"/>
               </w:rPr>
-              <w:t>{{ stdr.table1_rows[4].event_type }}</w:t>
+              <w:t>{{ stdr.table1_rows[9].event_type }}</w:t>
             </w:r>
           </w:p>
         </w:tc>
         <w:tc>
           <w:tcPr>
-            <w:tcW w:type="dxa" w:w="1984"/>
+            <w:tcW w:type="dxa" w:w="2722"/>
             <w:vAlign w:val="center"/>
             <w:tcBorders>
               <w:top w:val="single" w:sz="4" w:color="000000"/>
@@ -2555,15 +4136,43 @@
                 <w:rFonts w:ascii="Arial" w:hAnsi="Arial" w:cs="Arial" w:eastAsia="Arial"/>
                 <w:b w:val="0"/>
                 <w:i w:val="0"/>
-                <w:sz w:val="16"/>
+                <w:sz w:val="14"/>
               </w:rPr>
-              <w:t>{{ stdr.table1_rows[4].position }}</w:t>
+              <w:t>{{ stdr.table1_rows[9].position }}</w:t>
             </w:r>
           </w:p>
         </w:tc>
         <w:tc>
           <w:tcPr>
-            <w:tcW w:type="dxa" w:w="850"/>
+            <w:tcW w:type="dxa" w:w="1061"/>
+            <w:vAlign w:val="center"/>
+            <w:tcBorders>
+              <w:top w:val="single" w:sz="4" w:color="000000"/>
+              <w:left w:val="single" w:sz="4" w:color="000000"/>
+              <w:bottom w:val="single" w:sz="4" w:color="000000"/>
+              <w:right w:val="single" w:sz="4" w:color="000000"/>
+            </w:tcBorders>
+          </w:tcPr>
+          <w:p>
+            <w:pPr>
+              <w:spacing w:before="0" w:after="0"/>
+              <w:jc w:val="center"/>
+            </w:pPr>
+            <w:r/>
+            <w:r>
+              <w:rPr>
+                <w:rFonts w:ascii="Arial" w:hAnsi="Arial" w:cs="Arial" w:eastAsia="Arial"/>
+                <w:b w:val="0"/>
+                <w:i w:val="0"/>
+                <w:sz w:val="14"/>
+              </w:rPr>
+              <w:t>{{ stdr.table1_rows[9].okz_code }}</w:t>
+            </w:r>
+          </w:p>
+        </w:tc>
+        <w:tc>
+          <w:tcPr>
+            <w:tcW w:type="dxa" w:w="2272"/>
             <w:vAlign w:val="center"/>
             <w:tcBorders>
               <w:top w:val="single" w:sz="4" w:color="000000"/>
@@ -2583,15 +4192,15 @@
                 <w:rFonts w:ascii="Arial" w:hAnsi="Arial" w:cs="Arial" w:eastAsia="Arial"/>
                 <w:b w:val="0"/>
                 <w:i w:val="0"/>
-                <w:sz w:val="16"/>
+                <w:sz w:val="14"/>
               </w:rPr>
-              <w:t>{{ stdr.table1_rows[4].basis }}</w:t>
+              <w:t>{{ stdr.table1_rows[9].dismissal_reason }}</w:t>
             </w:r>
           </w:p>
         </w:tc>
         <w:tc>
           <w:tcPr>
-            <w:tcW w:type="dxa" w:w="794"/>
+            <w:tcW w:type="dxa" w:w="1061"/>
             <w:vAlign w:val="center"/>
             <w:tcBorders>
               <w:top w:val="single" w:sz="4" w:color="000000"/>
@@ -2611,15 +4220,129 @@
                 <w:rFonts w:ascii="Arial" w:hAnsi="Arial" w:cs="Arial" w:eastAsia="Arial"/>
                 <w:b w:val="0"/>
                 <w:i w:val="0"/>
-                <w:sz w:val="16"/>
+                <w:sz w:val="14"/>
               </w:rPr>
-              <w:t>{{ stdr.table1_rows[4].okz_code }}</w:t>
+              <w:t>{{ stdr.table1_rows[9].doc_name }}</w:t>
             </w:r>
           </w:p>
         </w:tc>
         <w:tc>
           <w:tcPr>
-            <w:tcW w:type="dxa" w:w="2835"/>
+            <w:tcW w:type="dxa" w:w="911"/>
+            <w:vAlign w:val="center"/>
+            <w:tcBorders>
+              <w:top w:val="single" w:sz="4" w:color="000000"/>
+              <w:left w:val="single" w:sz="4" w:color="000000"/>
+              <w:bottom w:val="single" w:sz="4" w:color="000000"/>
+              <w:right w:val="single" w:sz="4" w:color="000000"/>
+            </w:tcBorders>
+          </w:tcPr>
+          <w:p>
+            <w:pPr>
+              <w:spacing w:before="0" w:after="0"/>
+              <w:jc w:val="center"/>
+            </w:pPr>
+            <w:r/>
+            <w:r>
+              <w:rPr>
+                <w:rFonts w:ascii="Arial" w:hAnsi="Arial" w:cs="Arial" w:eastAsia="Arial"/>
+                <w:b w:val="0"/>
+                <w:i w:val="0"/>
+                <w:sz w:val="14"/>
+              </w:rPr>
+              <w:t>{{ stdr.table1_rows[9].doc_date }}</w:t>
+            </w:r>
+          </w:p>
+        </w:tc>
+        <w:tc>
+          <w:tcPr>
+            <w:tcW w:type="dxa" w:w="755"/>
+            <w:vAlign w:val="center"/>
+            <w:tcBorders>
+              <w:top w:val="single" w:sz="4" w:color="000000"/>
+              <w:left w:val="single" w:sz="4" w:color="000000"/>
+              <w:bottom w:val="single" w:sz="4" w:color="000000"/>
+              <w:right w:val="single" w:sz="4" w:color="000000"/>
+            </w:tcBorders>
+          </w:tcPr>
+          <w:p>
+            <w:pPr>
+              <w:spacing w:before="0" w:after="0"/>
+              <w:jc w:val="center"/>
+            </w:pPr>
+            <w:r/>
+            <w:r>
+              <w:rPr>
+                <w:rFonts w:ascii="Arial" w:hAnsi="Arial" w:cs="Arial" w:eastAsia="Arial"/>
+                <w:b w:val="0"/>
+                <w:i w:val="0"/>
+                <w:sz w:val="14"/>
+              </w:rPr>
+              <w:t>{{ stdr.table1_rows[9].doc_number }}</w:t>
+            </w:r>
+          </w:p>
+        </w:tc>
+        <w:tc>
+          <w:tcPr>
+            <w:tcW w:type="dxa" w:w="1516"/>
+            <w:vAlign w:val="center"/>
+            <w:tcBorders>
+              <w:top w:val="single" w:sz="4" w:color="000000"/>
+              <w:left w:val="single" w:sz="4" w:color="000000"/>
+              <w:bottom w:val="single" w:sz="4" w:color="000000"/>
+              <w:right w:val="single" w:sz="4" w:color="000000"/>
+            </w:tcBorders>
+          </w:tcPr>
+          <w:p>
+            <w:pPr>
+              <w:spacing w:before="0" w:after="0"/>
+              <w:jc w:val="center"/>
+            </w:pPr>
+            <w:r/>
+            <w:r>
+              <w:rPr>
+                <w:rFonts w:ascii="Arial" w:hAnsi="Arial" w:cs="Arial" w:eastAsia="Arial"/>
+                <w:b w:val="0"/>
+                <w:i w:val="0"/>
+                <w:sz w:val="14"/>
+              </w:rPr>
+              <w:t>{{ stdr.table1_rows[9].cancellation }}</w:t>
+            </w:r>
+          </w:p>
+        </w:tc>
+      </w:tr>
+      <w:tr>
+        <w:tc>
+          <w:tcPr>
+            <w:tcW w:type="dxa" w:w="378"/>
+            <w:vAlign w:val="center"/>
+            <w:tcBorders>
+              <w:top w:val="single" w:sz="4" w:color="000000"/>
+              <w:left w:val="single" w:sz="4" w:color="000000"/>
+              <w:bottom w:val="single" w:sz="4" w:color="000000"/>
+              <w:right w:val="single" w:sz="4" w:color="000000"/>
+            </w:tcBorders>
+          </w:tcPr>
+          <w:p>
+            <w:pPr>
+              <w:spacing w:before="0" w:after="0"/>
+              <w:jc w:val="center"/>
+            </w:pPr>
+            <w:r/>
+            <w:r>
+              <w:rPr>
+                <w:rFonts w:ascii="Arial" w:hAnsi="Arial" w:cs="Arial" w:eastAsia="Arial"/>
+                <w:b w:val="0"/>
+                <w:i w:val="0"/>
+                <w:sz w:val="14"/>
+              </w:rPr>
+              <w:t>{{ stdr.table1_rows[10].index }}</w:t>
+            </w:r>
+          </w:p>
+        </w:tc>
+        <w:tc>
+          <w:tcPr>
+            <w:tcW w:type="dxa" w:w="1739"/>
             <w:vAlign w:val="center"/>
             <w:tcBorders>
               <w:top w:val="single" w:sz="4" w:color="000000"/>
@@ -2639,15 +4362,71 @@
                 <w:rFonts w:ascii="Arial" w:hAnsi="Arial" w:cs="Arial" w:eastAsia="Arial"/>
                 <w:b w:val="0"/>
                 <w:i w:val="0"/>
-                <w:sz w:val="16"/>
+                <w:sz w:val="14"/>
               </w:rPr>
-              <w:t>{{ stdr.table1_rows[4].dismissal_reason }}</w:t>
+              <w:t>{{ stdr.table1_rows[10].company_with_sfr }}</w:t>
             </w:r>
           </w:p>
         </w:tc>
         <w:tc>
           <w:tcPr>
-            <w:tcW w:type="dxa" w:w="964"/>
+            <w:tcW w:type="dxa" w:w="1361"/>
+            <w:vAlign w:val="center"/>
+            <w:tcBorders>
+              <w:top w:val="single" w:sz="4" w:color="000000"/>
+              <w:left w:val="single" w:sz="4" w:color="000000"/>
+              <w:bottom w:val="single" w:sz="4" w:color="000000"/>
+              <w:right w:val="single" w:sz="4" w:color="000000"/>
+            </w:tcBorders>
+          </w:tcPr>
+          <w:p>
+            <w:pPr>
+              <w:spacing w:before="0" w:after="0"/>
+              <w:jc w:val="center"/>
+            </w:pPr>
+            <w:r/>
+            <w:r>
+              <w:rPr>
+                <w:rFonts w:ascii="Arial" w:hAnsi="Arial" w:cs="Arial" w:eastAsia="Arial"/>
+                <w:b w:val="0"/>
+                <w:i w:val="0"/>
+                <w:sz w:val="14"/>
+              </w:rPr>
+              <w:t>{{ stdr.table1_rows[10].event_date }}</w:t>
+            </w:r>
+          </w:p>
+        </w:tc>
+        <w:tc>
+          <w:tcPr>
+            <w:tcW w:type="dxa" w:w="1361"/>
+            <w:vAlign w:val="center"/>
+            <w:tcBorders>
+              <w:top w:val="single" w:sz="4" w:color="000000"/>
+              <w:left w:val="single" w:sz="4" w:color="000000"/>
+              <w:bottom w:val="single" w:sz="4" w:color="000000"/>
+              <w:right w:val="single" w:sz="4" w:color="000000"/>
+            </w:tcBorders>
+          </w:tcPr>
+          <w:p>
+            <w:pPr>
+              <w:spacing w:before="0" w:after="0"/>
+              <w:jc w:val="center"/>
+            </w:pPr>
+            <w:r/>
+            <w:r>
+              <w:rPr>
+                <w:rFonts w:ascii="Arial" w:hAnsi="Arial" w:cs="Arial" w:eastAsia="Arial"/>
+                <w:b w:val="0"/>
+                <w:i w:val="0"/>
+                <w:sz w:val="14"/>
+              </w:rPr>
+              <w:t>{{ stdr.table1_rows[10].event_type }}</w:t>
+            </w:r>
+          </w:p>
+        </w:tc>
+        <w:tc>
+          <w:tcPr>
+            <w:tcW w:type="dxa" w:w="2722"/>
             <w:vAlign w:val="center"/>
             <w:tcBorders>
               <w:top w:val="single" w:sz="4" w:color="000000"/>
@@ -2667,15 +4446,15 @@
                 <w:rFonts w:ascii="Arial" w:hAnsi="Arial" w:cs="Arial" w:eastAsia="Arial"/>
                 <w:b w:val="0"/>
                 <w:i w:val="0"/>
-                <w:sz w:val="16"/>
+                <w:sz w:val="14"/>
               </w:rPr>
-              <w:t>{{ stdr.table1_rows[4].doc_name }}</w:t>
+              <w:t>{{ stdr.table1_rows[10].position }}</w:t>
             </w:r>
           </w:p>
         </w:tc>
         <w:tc>
           <w:tcPr>
-            <w:tcW w:type="dxa" w:w="964"/>
+            <w:tcW w:type="dxa" w:w="1061"/>
             <w:vAlign w:val="center"/>
             <w:tcBorders>
               <w:top w:val="single" w:sz="4" w:color="000000"/>
@@ -2695,15 +4474,15 @@
                 <w:rFonts w:ascii="Arial" w:hAnsi="Arial" w:cs="Arial" w:eastAsia="Arial"/>
                 <w:b w:val="0"/>
                 <w:i w:val="0"/>
-                <w:sz w:val="16"/>
+                <w:sz w:val="14"/>
               </w:rPr>
-              <w:t>{{ stdr.table1_rows[4].doc_date }}</w:t>
+              <w:t>{{ stdr.table1_rows[10].okz_code }}</w:t>
             </w:r>
           </w:p>
         </w:tc>
         <w:tc>
           <w:tcPr>
-            <w:tcW w:type="dxa" w:w="850"/>
+            <w:tcW w:type="dxa" w:w="2272"/>
             <w:vAlign w:val="center"/>
             <w:tcBorders>
               <w:top w:val="single" w:sz="4" w:color="000000"/>
@@ -2723,15 +4502,15 @@
                 <w:rFonts w:ascii="Arial" w:hAnsi="Arial" w:cs="Arial" w:eastAsia="Arial"/>
                 <w:b w:val="0"/>
                 <w:i w:val="0"/>
-                <w:sz w:val="16"/>
+                <w:sz w:val="14"/>
               </w:rPr>
-              <w:t>{{ stdr.table1_rows[4].doc_number }}</w:t>
+              <w:t>{{ stdr.table1_rows[10].dismissal_reason }}</w:t>
             </w:r>
           </w:p>
         </w:tc>
         <w:tc>
           <w:tcPr>
-            <w:tcW w:type="dxa" w:w="850"/>
+            <w:tcW w:type="dxa" w:w="1061"/>
             <w:vAlign w:val="center"/>
             <w:tcBorders>
               <w:top w:val="single" w:sz="4" w:color="000000"/>
@@ -2751,17 +4530,15 @@
                 <w:rFonts w:ascii="Arial" w:hAnsi="Arial" w:cs="Arial" w:eastAsia="Arial"/>
                 <w:b w:val="0"/>
                 <w:i w:val="0"/>
-                <w:sz w:val="16"/>
+                <w:sz w:val="14"/>
               </w:rPr>
-              <w:t>{{ stdr.table1_rows[4].cancellation }}</w:t>
+              <w:t>{{ stdr.table1_rows[10].doc_name }}</w:t>
             </w:r>
           </w:p>
         </w:tc>
-      </w:tr>
-      <w:tr>
         <w:tc>
           <w:tcPr>
-            <w:tcW w:type="dxa" w:w="397"/>
+            <w:tcW w:type="dxa" w:w="911"/>
             <w:vAlign w:val="center"/>
             <w:tcBorders>
               <w:top w:val="single" w:sz="4" w:color="000000"/>
@@ -2781,15 +4558,101 @@
                 <w:rFonts w:ascii="Arial" w:hAnsi="Arial" w:cs="Arial" w:eastAsia="Arial"/>
                 <w:b w:val="0"/>
                 <w:i w:val="0"/>
-                <w:sz w:val="16"/>
+                <w:sz w:val="14"/>
               </w:rPr>
-              <w:t>{{ stdr.table1_rows[5].index }}</w:t>
+              <w:t>{{ stdr.table1_rows[10].doc_date }}</w:t>
             </w:r>
           </w:p>
         </w:tc>
         <w:tc>
           <w:tcPr>
-            <w:tcW w:type="dxa" w:w="2551"/>
+            <w:tcW w:type="dxa" w:w="755"/>
+            <w:vAlign w:val="center"/>
+            <w:tcBorders>
+              <w:top w:val="single" w:sz="4" w:color="000000"/>
+              <w:left w:val="single" w:sz="4" w:color="000000"/>
+              <w:bottom w:val="single" w:sz="4" w:color="000000"/>
+              <w:right w:val="single" w:sz="4" w:color="000000"/>
+            </w:tcBorders>
+          </w:tcPr>
+          <w:p>
+            <w:pPr>
+              <w:spacing w:before="0" w:after="0"/>
+              <w:jc w:val="center"/>
+            </w:pPr>
+            <w:r/>
+            <w:r>
+              <w:rPr>
+                <w:rFonts w:ascii="Arial" w:hAnsi="Arial" w:cs="Arial" w:eastAsia="Arial"/>
+                <w:b w:val="0"/>
+                <w:i w:val="0"/>
+                <w:sz w:val="14"/>
+              </w:rPr>
+              <w:t>{{ stdr.table1_rows[10].doc_number }}</w:t>
+            </w:r>
+          </w:p>
+        </w:tc>
+        <w:tc>
+          <w:tcPr>
+            <w:tcW w:type="dxa" w:w="1516"/>
+            <w:vAlign w:val="center"/>
+            <w:tcBorders>
+              <w:top w:val="single" w:sz="4" w:color="000000"/>
+              <w:left w:val="single" w:sz="4" w:color="000000"/>
+              <w:bottom w:val="single" w:sz="4" w:color="000000"/>
+              <w:right w:val="single" w:sz="4" w:color="000000"/>
+            </w:tcBorders>
+          </w:tcPr>
+          <w:p>
+            <w:pPr>
+              <w:spacing w:before="0" w:after="0"/>
+              <w:jc w:val="center"/>
+            </w:pPr>
+            <w:r/>
+            <w:r>
+              <w:rPr>
+                <w:rFonts w:ascii="Arial" w:hAnsi="Arial" w:cs="Arial" w:eastAsia="Arial"/>
+                <w:b w:val="0"/>
+                <w:i w:val="0"/>
+                <w:sz w:val="14"/>
+              </w:rPr>
+              <w:t>{{ stdr.table1_rows[10].cancellation }}</w:t>
+            </w:r>
+          </w:p>
+        </w:tc>
+      </w:tr>
+      <w:tr>
+        <w:tc>
+          <w:tcPr>
+            <w:tcW w:type="dxa" w:w="378"/>
+            <w:vAlign w:val="center"/>
+            <w:tcBorders>
+              <w:top w:val="single" w:sz="4" w:color="000000"/>
+              <w:left w:val="single" w:sz="4" w:color="000000"/>
+              <w:bottom w:val="single" w:sz="4" w:color="000000"/>
+              <w:right w:val="single" w:sz="4" w:color="000000"/>
+            </w:tcBorders>
+          </w:tcPr>
+          <w:p>
+            <w:pPr>
+              <w:spacing w:before="0" w:after="0"/>
+              <w:jc w:val="center"/>
+            </w:pPr>
+            <w:r/>
+            <w:r>
+              <w:rPr>
+                <w:rFonts w:ascii="Arial" w:hAnsi="Arial" w:cs="Arial" w:eastAsia="Arial"/>
+                <w:b w:val="0"/>
+                <w:i w:val="0"/>
+                <w:sz w:val="14"/>
+              </w:rPr>
+              <w:t>{{ stdr.table1_rows[11].index }}</w:t>
+            </w:r>
+          </w:p>
+        </w:tc>
+        <w:tc>
+          <w:tcPr>
+            <w:tcW w:type="dxa" w:w="1739"/>
             <w:vAlign w:val="center"/>
             <w:tcBorders>
               <w:top w:val="single" w:sz="4" w:color="000000"/>
@@ -2809,15 +4672,15 @@
                 <w:rFonts w:ascii="Arial" w:hAnsi="Arial" w:cs="Arial" w:eastAsia="Arial"/>
                 <w:b w:val="0"/>
                 <w:i w:val="0"/>
-                <w:sz w:val="16"/>
+                <w:sz w:val="14"/>
               </w:rPr>
-              <w:t>{{ stdr.table1_rows[5].company_with_sfr }}</w:t>
+              <w:t>{{ stdr.table1_rows[11].company_with_sfr }}</w:t>
             </w:r>
           </w:p>
         </w:tc>
         <w:tc>
           <w:tcPr>
-            <w:tcW w:type="dxa" w:w="964"/>
+            <w:tcW w:type="dxa" w:w="1361"/>
             <w:vAlign w:val="center"/>
             <w:tcBorders>
               <w:top w:val="single" w:sz="4" w:color="000000"/>
@@ -2837,15 +4700,15 @@
                 <w:rFonts w:ascii="Arial" w:hAnsi="Arial" w:cs="Arial" w:eastAsia="Arial"/>
                 <w:b w:val="0"/>
                 <w:i w:val="0"/>
-                <w:sz w:val="16"/>
+                <w:sz w:val="14"/>
               </w:rPr>
-              <w:t>{{ stdr.table1_rows[5].event_date }}</w:t>
+              <w:t>{{ stdr.table1_rows[11].event_date }}</w:t>
             </w:r>
           </w:p>
         </w:tc>
         <w:tc>
           <w:tcPr>
-            <w:tcW w:type="dxa" w:w="1134"/>
+            <w:tcW w:type="dxa" w:w="1361"/>
             <w:vAlign w:val="center"/>
             <w:tcBorders>
               <w:top w:val="single" w:sz="4" w:color="000000"/>
@@ -2865,15 +4728,15 @@
                 <w:rFonts w:ascii="Arial" w:hAnsi="Arial" w:cs="Arial" w:eastAsia="Arial"/>
                 <w:b w:val="0"/>
                 <w:i w:val="0"/>
-                <w:sz w:val="16"/>
+                <w:sz w:val="14"/>
               </w:rPr>
-              <w:t>{{ stdr.table1_rows[5].event_type }}</w:t>
+              <w:t>{{ stdr.table1_rows[11].event_type }}</w:t>
             </w:r>
           </w:p>
         </w:tc>
         <w:tc>
           <w:tcPr>
-            <w:tcW w:type="dxa" w:w="1984"/>
+            <w:tcW w:type="dxa" w:w="2722"/>
             <w:vAlign w:val="center"/>
             <w:tcBorders>
               <w:top w:val="single" w:sz="4" w:color="000000"/>
@@ -2893,15 +4756,43 @@
                 <w:rFonts w:ascii="Arial" w:hAnsi="Arial" w:cs="Arial" w:eastAsia="Arial"/>
                 <w:b w:val="0"/>
                 <w:i w:val="0"/>
-                <w:sz w:val="16"/>
+                <w:sz w:val="14"/>
               </w:rPr>
-              <w:t>{{ stdr.table1_rows[5].position }}</w:t>
+              <w:t>{{ stdr.table1_rows[11].position }}</w:t>
             </w:r>
           </w:p>
         </w:tc>
         <w:tc>
           <w:tcPr>
-            <w:tcW w:type="dxa" w:w="850"/>
+            <w:tcW w:type="dxa" w:w="1061"/>
+            <w:vAlign w:val="center"/>
+            <w:tcBorders>
+              <w:top w:val="single" w:sz="4" w:color="000000"/>
+              <w:left w:val="single" w:sz="4" w:color="000000"/>
+              <w:bottom w:val="single" w:sz="4" w:color="000000"/>
+              <w:right w:val="single" w:sz="4" w:color="000000"/>
+            </w:tcBorders>
+          </w:tcPr>
+          <w:p>
+            <w:pPr>
+              <w:spacing w:before="0" w:after="0"/>
+              <w:jc w:val="center"/>
+            </w:pPr>
+            <w:r/>
+            <w:r>
+              <w:rPr>
+                <w:rFonts w:ascii="Arial" w:hAnsi="Arial" w:cs="Arial" w:eastAsia="Arial"/>
+                <w:b w:val="0"/>
+                <w:i w:val="0"/>
+                <w:sz w:val="14"/>
+              </w:rPr>
+              <w:t>{{ stdr.table1_rows[11].okz_code }}</w:t>
+            </w:r>
+          </w:p>
+        </w:tc>
+        <w:tc>
+          <w:tcPr>
+            <w:tcW w:type="dxa" w:w="2272"/>
             <w:vAlign w:val="center"/>
             <w:tcBorders>
               <w:top w:val="single" w:sz="4" w:color="000000"/>
@@ -2921,15 +4812,15 @@
                 <w:rFonts w:ascii="Arial" w:hAnsi="Arial" w:cs="Arial" w:eastAsia="Arial"/>
                 <w:b w:val="0"/>
                 <w:i w:val="0"/>
-                <w:sz w:val="16"/>
+                <w:sz w:val="14"/>
               </w:rPr>
-              <w:t>{{ stdr.table1_rows[5].basis }}</w:t>
+              <w:t>{{ stdr.table1_rows[11].dismissal_reason }}</w:t>
             </w:r>
           </w:p>
         </w:tc>
         <w:tc>
           <w:tcPr>
-            <w:tcW w:type="dxa" w:w="794"/>
+            <w:tcW w:type="dxa" w:w="1061"/>
             <w:vAlign w:val="center"/>
             <w:tcBorders>
               <w:top w:val="single" w:sz="4" w:color="000000"/>
@@ -2949,15 +4840,129 @@
                 <w:rFonts w:ascii="Arial" w:hAnsi="Arial" w:cs="Arial" w:eastAsia="Arial"/>
                 <w:b w:val="0"/>
                 <w:i w:val="0"/>
-                <w:sz w:val="16"/>
+                <w:sz w:val="14"/>
               </w:rPr>
-              <w:t>{{ stdr.table1_rows[5].okz_code }}</w:t>
+              <w:t>{{ stdr.table1_rows[11].doc_name }}</w:t>
             </w:r>
           </w:p>
         </w:tc>
         <w:tc>
           <w:tcPr>
-            <w:tcW w:type="dxa" w:w="2835"/>
+            <w:tcW w:type="dxa" w:w="911"/>
+            <w:vAlign w:val="center"/>
+            <w:tcBorders>
+              <w:top w:val="single" w:sz="4" w:color="000000"/>
+              <w:left w:val="single" w:sz="4" w:color="000000"/>
+              <w:bottom w:val="single" w:sz="4" w:color="000000"/>
+              <w:right w:val="single" w:sz="4" w:color="000000"/>
+            </w:tcBorders>
+          </w:tcPr>
+          <w:p>
+            <w:pPr>
+              <w:spacing w:before="0" w:after="0"/>
+              <w:jc w:val="center"/>
+            </w:pPr>
+            <w:r/>
+            <w:r>
+              <w:rPr>
+                <w:rFonts w:ascii="Arial" w:hAnsi="Arial" w:cs="Arial" w:eastAsia="Arial"/>
+                <w:b w:val="0"/>
+                <w:i w:val="0"/>
+                <w:sz w:val="14"/>
+              </w:rPr>
+              <w:t>{{ stdr.table1_rows[11].doc_date }}</w:t>
+            </w:r>
+          </w:p>
+        </w:tc>
+        <w:tc>
+          <w:tcPr>
+            <w:tcW w:type="dxa" w:w="755"/>
+            <w:vAlign w:val="center"/>
+            <w:tcBorders>
+              <w:top w:val="single" w:sz="4" w:color="000000"/>
+              <w:left w:val="single" w:sz="4" w:color="000000"/>
+              <w:bottom w:val="single" w:sz="4" w:color="000000"/>
+              <w:right w:val="single" w:sz="4" w:color="000000"/>
+            </w:tcBorders>
+          </w:tcPr>
+          <w:p>
+            <w:pPr>
+              <w:spacing w:before="0" w:after="0"/>
+              <w:jc w:val="center"/>
+            </w:pPr>
+            <w:r/>
+            <w:r>
+              <w:rPr>
+                <w:rFonts w:ascii="Arial" w:hAnsi="Arial" w:cs="Arial" w:eastAsia="Arial"/>
+                <w:b w:val="0"/>
+                <w:i w:val="0"/>
+                <w:sz w:val="14"/>
+              </w:rPr>
+              <w:t>{{ stdr.table1_rows[11].doc_number }}</w:t>
+            </w:r>
+          </w:p>
+        </w:tc>
+        <w:tc>
+          <w:tcPr>
+            <w:tcW w:type="dxa" w:w="1516"/>
+            <w:vAlign w:val="center"/>
+            <w:tcBorders>
+              <w:top w:val="single" w:sz="4" w:color="000000"/>
+              <w:left w:val="single" w:sz="4" w:color="000000"/>
+              <w:bottom w:val="single" w:sz="4" w:color="000000"/>
+              <w:right w:val="single" w:sz="4" w:color="000000"/>
+            </w:tcBorders>
+          </w:tcPr>
+          <w:p>
+            <w:pPr>
+              <w:spacing w:before="0" w:after="0"/>
+              <w:jc w:val="center"/>
+            </w:pPr>
+            <w:r/>
+            <w:r>
+              <w:rPr>
+                <w:rFonts w:ascii="Arial" w:hAnsi="Arial" w:cs="Arial" w:eastAsia="Arial"/>
+                <w:b w:val="0"/>
+                <w:i w:val="0"/>
+                <w:sz w:val="14"/>
+              </w:rPr>
+              <w:t>{{ stdr.table1_rows[11].cancellation }}</w:t>
+            </w:r>
+          </w:p>
+        </w:tc>
+      </w:tr>
+      <w:tr>
+        <w:tc>
+          <w:tcPr>
+            <w:tcW w:type="dxa" w:w="378"/>
+            <w:vAlign w:val="center"/>
+            <w:tcBorders>
+              <w:top w:val="single" w:sz="4" w:color="000000"/>
+              <w:left w:val="single" w:sz="4" w:color="000000"/>
+              <w:bottom w:val="single" w:sz="4" w:color="000000"/>
+              <w:right w:val="single" w:sz="4" w:color="000000"/>
+            </w:tcBorders>
+          </w:tcPr>
+          <w:p>
+            <w:pPr>
+              <w:spacing w:before="0" w:after="0"/>
+              <w:jc w:val="center"/>
+            </w:pPr>
+            <w:r/>
+            <w:r>
+              <w:rPr>
+                <w:rFonts w:ascii="Arial" w:hAnsi="Arial" w:cs="Arial" w:eastAsia="Arial"/>
+                <w:b w:val="0"/>
+                <w:i w:val="0"/>
+                <w:sz w:val="14"/>
+              </w:rPr>
+              <w:t>{{ stdr.table1_rows[12].index }}</w:t>
+            </w:r>
+          </w:p>
+        </w:tc>
+        <w:tc>
+          <w:tcPr>
+            <w:tcW w:type="dxa" w:w="1739"/>
             <w:vAlign w:val="center"/>
             <w:tcBorders>
               <w:top w:val="single" w:sz="4" w:color="000000"/>
@@ -2977,15 +4982,71 @@
                 <w:rFonts w:ascii="Arial" w:hAnsi="Arial" w:cs="Arial" w:eastAsia="Arial"/>
                 <w:b w:val="0"/>
                 <w:i w:val="0"/>
-                <w:sz w:val="16"/>
+                <w:sz w:val="14"/>
               </w:rPr>
-              <w:t>{{ stdr.table1_rows[5].dismissal_reason }}</w:t>
+              <w:t>{{ stdr.table1_rows[12].company_with_sfr }}</w:t>
             </w:r>
           </w:p>
         </w:tc>
         <w:tc>
           <w:tcPr>
-            <w:tcW w:type="dxa" w:w="964"/>
+            <w:tcW w:type="dxa" w:w="1361"/>
+            <w:vAlign w:val="center"/>
+            <w:tcBorders>
+              <w:top w:val="single" w:sz="4" w:color="000000"/>
+              <w:left w:val="single" w:sz="4" w:color="000000"/>
+              <w:bottom w:val="single" w:sz="4" w:color="000000"/>
+              <w:right w:val="single" w:sz="4" w:color="000000"/>
+            </w:tcBorders>
+          </w:tcPr>
+          <w:p>
+            <w:pPr>
+              <w:spacing w:before="0" w:after="0"/>
+              <w:jc w:val="center"/>
+            </w:pPr>
+            <w:r/>
+            <w:r>
+              <w:rPr>
+                <w:rFonts w:ascii="Arial" w:hAnsi="Arial" w:cs="Arial" w:eastAsia="Arial"/>
+                <w:b w:val="0"/>
+                <w:i w:val="0"/>
+                <w:sz w:val="14"/>
+              </w:rPr>
+              <w:t>{{ stdr.table1_rows[12].event_date }}</w:t>
+            </w:r>
+          </w:p>
+        </w:tc>
+        <w:tc>
+          <w:tcPr>
+            <w:tcW w:type="dxa" w:w="1361"/>
+            <w:vAlign w:val="center"/>
+            <w:tcBorders>
+              <w:top w:val="single" w:sz="4" w:color="000000"/>
+              <w:left w:val="single" w:sz="4" w:color="000000"/>
+              <w:bottom w:val="single" w:sz="4" w:color="000000"/>
+              <w:right w:val="single" w:sz="4" w:color="000000"/>
+            </w:tcBorders>
+          </w:tcPr>
+          <w:p>
+            <w:pPr>
+              <w:spacing w:before="0" w:after="0"/>
+              <w:jc w:val="center"/>
+            </w:pPr>
+            <w:r/>
+            <w:r>
+              <w:rPr>
+                <w:rFonts w:ascii="Arial" w:hAnsi="Arial" w:cs="Arial" w:eastAsia="Arial"/>
+                <w:b w:val="0"/>
+                <w:i w:val="0"/>
+                <w:sz w:val="14"/>
+              </w:rPr>
+              <w:t>{{ stdr.table1_rows[12].event_type }}</w:t>
+            </w:r>
+          </w:p>
+        </w:tc>
+        <w:tc>
+          <w:tcPr>
+            <w:tcW w:type="dxa" w:w="2722"/>
             <w:vAlign w:val="center"/>
             <w:tcBorders>
               <w:top w:val="single" w:sz="4" w:color="000000"/>
@@ -3005,15 +5066,15 @@
                 <w:rFonts w:ascii="Arial" w:hAnsi="Arial" w:cs="Arial" w:eastAsia="Arial"/>
                 <w:b w:val="0"/>
                 <w:i w:val="0"/>
-                <w:sz w:val="16"/>
+                <w:sz w:val="14"/>
               </w:rPr>
-              <w:t>{{ stdr.table1_rows[5].doc_name }}</w:t>
+              <w:t>{{ stdr.table1_rows[12].position }}</w:t>
             </w:r>
           </w:p>
         </w:tc>
         <w:tc>
           <w:tcPr>
-            <w:tcW w:type="dxa" w:w="964"/>
+            <w:tcW w:type="dxa" w:w="1061"/>
             <w:vAlign w:val="center"/>
             <w:tcBorders>
               <w:top w:val="single" w:sz="4" w:color="000000"/>
@@ -3033,15 +5094,15 @@
                 <w:rFonts w:ascii="Arial" w:hAnsi="Arial" w:cs="Arial" w:eastAsia="Arial"/>
                 <w:b w:val="0"/>
                 <w:i w:val="0"/>
-                <w:sz w:val="16"/>
+                <w:sz w:val="14"/>
               </w:rPr>
-              <w:t>{{ stdr.table1_rows[5].doc_date }}</w:t>
+              <w:t>{{ stdr.table1_rows[12].okz_code }}</w:t>
             </w:r>
           </w:p>
         </w:tc>
         <w:tc>
           <w:tcPr>
-            <w:tcW w:type="dxa" w:w="850"/>
+            <w:tcW w:type="dxa" w:w="2272"/>
             <w:vAlign w:val="center"/>
             <w:tcBorders>
               <w:top w:val="single" w:sz="4" w:color="000000"/>
@@ -3061,15 +5122,15 @@
                 <w:rFonts w:ascii="Arial" w:hAnsi="Arial" w:cs="Arial" w:eastAsia="Arial"/>
                 <w:b w:val="0"/>
                 <w:i w:val="0"/>
-                <w:sz w:val="16"/>
+                <w:sz w:val="14"/>
               </w:rPr>
-              <w:t>{{ stdr.table1_rows[5].doc_number }}</w:t>
+              <w:t>{{ stdr.table1_rows[12].dismissal_reason }}</w:t>
             </w:r>
           </w:p>
         </w:tc>
         <w:tc>
           <w:tcPr>
-            <w:tcW w:type="dxa" w:w="850"/>
+            <w:tcW w:type="dxa" w:w="1061"/>
             <w:vAlign w:val="center"/>
             <w:tcBorders>
               <w:top w:val="single" w:sz="4" w:color="000000"/>
@@ -3089,17 +5150,15 @@
                 <w:rFonts w:ascii="Arial" w:hAnsi="Arial" w:cs="Arial" w:eastAsia="Arial"/>
                 <w:b w:val="0"/>
                 <w:i w:val="0"/>
-                <w:sz w:val="16"/>
+                <w:sz w:val="14"/>
               </w:rPr>
-              <w:t>{{ stdr.table1_rows[5].cancellation }}</w:t>
+              <w:t>{{ stdr.table1_rows[12].doc_name }}</w:t>
             </w:r>
           </w:p>
         </w:tc>
-      </w:tr>
-      <w:tr>
         <w:tc>
           <w:tcPr>
-            <w:tcW w:type="dxa" w:w="397"/>
+            <w:tcW w:type="dxa" w:w="911"/>
             <w:vAlign w:val="center"/>
             <w:tcBorders>
               <w:top w:val="single" w:sz="4" w:color="000000"/>
@@ -3119,15 +5178,101 @@
                 <w:rFonts w:ascii="Arial" w:hAnsi="Arial" w:cs="Arial" w:eastAsia="Arial"/>
                 <w:b w:val="0"/>
                 <w:i w:val="0"/>
-                <w:sz w:val="16"/>
+                <w:sz w:val="14"/>
               </w:rPr>
-              <w:t>{{ stdr.table1_rows[6].index }}</w:t>
+              <w:t>{{ stdr.table1_rows[12].doc_date }}</w:t>
             </w:r>
           </w:p>
         </w:tc>
         <w:tc>
           <w:tcPr>
-            <w:tcW w:type="dxa" w:w="2551"/>
+            <w:tcW w:type="dxa" w:w="755"/>
+            <w:vAlign w:val="center"/>
+            <w:tcBorders>
+              <w:top w:val="single" w:sz="4" w:color="000000"/>
+              <w:left w:val="single" w:sz="4" w:color="000000"/>
+              <w:bottom w:val="single" w:sz="4" w:color="000000"/>
+              <w:right w:val="single" w:sz="4" w:color="000000"/>
+            </w:tcBorders>
+          </w:tcPr>
+          <w:p>
+            <w:pPr>
+              <w:spacing w:before="0" w:after="0"/>
+              <w:jc w:val="center"/>
+            </w:pPr>
+            <w:r/>
+            <w:r>
+              <w:rPr>
+                <w:rFonts w:ascii="Arial" w:hAnsi="Arial" w:cs="Arial" w:eastAsia="Arial"/>
+                <w:b w:val="0"/>
+                <w:i w:val="0"/>
+                <w:sz w:val="14"/>
+              </w:rPr>
+              <w:t>{{ stdr.table1_rows[12].doc_number }}</w:t>
+            </w:r>
+          </w:p>
+        </w:tc>
+        <w:tc>
+          <w:tcPr>
+            <w:tcW w:type="dxa" w:w="1516"/>
+            <w:vAlign w:val="center"/>
+            <w:tcBorders>
+              <w:top w:val="single" w:sz="4" w:color="000000"/>
+              <w:left w:val="single" w:sz="4" w:color="000000"/>
+              <w:bottom w:val="single" w:sz="4" w:color="000000"/>
+              <w:right w:val="single" w:sz="4" w:color="000000"/>
+            </w:tcBorders>
+          </w:tcPr>
+          <w:p>
+            <w:pPr>
+              <w:spacing w:before="0" w:after="0"/>
+              <w:jc w:val="center"/>
+            </w:pPr>
+            <w:r/>
+            <w:r>
+              <w:rPr>
+                <w:rFonts w:ascii="Arial" w:hAnsi="Arial" w:cs="Arial" w:eastAsia="Arial"/>
+                <w:b w:val="0"/>
+                <w:i w:val="0"/>
+                <w:sz w:val="14"/>
+              </w:rPr>
+              <w:t>{{ stdr.table1_rows[12].cancellation }}</w:t>
+            </w:r>
+          </w:p>
+        </w:tc>
+      </w:tr>
+      <w:tr>
+        <w:tc>
+          <w:tcPr>
+            <w:tcW w:type="dxa" w:w="378"/>
+            <w:vAlign w:val="center"/>
+            <w:tcBorders>
+              <w:top w:val="single" w:sz="4" w:color="000000"/>
+              <w:left w:val="single" w:sz="4" w:color="000000"/>
+              <w:bottom w:val="single" w:sz="4" w:color="000000"/>
+              <w:right w:val="single" w:sz="4" w:color="000000"/>
+            </w:tcBorders>
+          </w:tcPr>
+          <w:p>
+            <w:pPr>
+              <w:spacing w:before="0" w:after="0"/>
+              <w:jc w:val="center"/>
+            </w:pPr>
+            <w:r/>
+            <w:r>
+              <w:rPr>
+                <w:rFonts w:ascii="Arial" w:hAnsi="Arial" w:cs="Arial" w:eastAsia="Arial"/>
+                <w:b w:val="0"/>
+                <w:i w:val="0"/>
+                <w:sz w:val="14"/>
+              </w:rPr>
+              <w:t>{{ stdr.table1_rows[13].index }}</w:t>
+            </w:r>
+          </w:p>
+        </w:tc>
+        <w:tc>
+          <w:tcPr>
+            <w:tcW w:type="dxa" w:w="1739"/>
             <w:vAlign w:val="center"/>
             <w:tcBorders>
               <w:top w:val="single" w:sz="4" w:color="000000"/>
@@ -3147,15 +5292,15 @@
                 <w:rFonts w:ascii="Arial" w:hAnsi="Arial" w:cs="Arial" w:eastAsia="Arial"/>
                 <w:b w:val="0"/>
                 <w:i w:val="0"/>
-                <w:sz w:val="16"/>
+                <w:sz w:val="14"/>
               </w:rPr>
-              <w:t>{{ stdr.table1_rows[6].company_with_sfr }}</w:t>
+              <w:t>{{ stdr.table1_rows[13].company_with_sfr }}</w:t>
             </w:r>
           </w:p>
         </w:tc>
         <w:tc>
           <w:tcPr>
-            <w:tcW w:type="dxa" w:w="964"/>
+            <w:tcW w:type="dxa" w:w="1361"/>
             <w:vAlign w:val="center"/>
             <w:tcBorders>
               <w:top w:val="single" w:sz="4" w:color="000000"/>
@@ -3175,15 +5320,15 @@
                 <w:rFonts w:ascii="Arial" w:hAnsi="Arial" w:cs="Arial" w:eastAsia="Arial"/>
                 <w:b w:val="0"/>
                 <w:i w:val="0"/>
-                <w:sz w:val="16"/>
+                <w:sz w:val="14"/>
               </w:rPr>
-              <w:t>{{ stdr.table1_rows[6].event_date }}</w:t>
+              <w:t>{{ stdr.table1_rows[13].event_date }}</w:t>
             </w:r>
           </w:p>
         </w:tc>
         <w:tc>
           <w:tcPr>
-            <w:tcW w:type="dxa" w:w="1134"/>
+            <w:tcW w:type="dxa" w:w="1361"/>
             <w:vAlign w:val="center"/>
             <w:tcBorders>
               <w:top w:val="single" w:sz="4" w:color="000000"/>
@@ -3203,15 +5348,15 @@
                 <w:rFonts w:ascii="Arial" w:hAnsi="Arial" w:cs="Arial" w:eastAsia="Arial"/>
                 <w:b w:val="0"/>
                 <w:i w:val="0"/>
-                <w:sz w:val="16"/>
+                <w:sz w:val="14"/>
               </w:rPr>
-              <w:t>{{ stdr.table1_rows[6].event_type }}</w:t>
+              <w:t>{{ stdr.table1_rows[13].event_type }}</w:t>
             </w:r>
           </w:p>
         </w:tc>
         <w:tc>
           <w:tcPr>
-            <w:tcW w:type="dxa" w:w="1984"/>
+            <w:tcW w:type="dxa" w:w="2722"/>
             <w:vAlign w:val="center"/>
             <w:tcBorders>
               <w:top w:val="single" w:sz="4" w:color="000000"/>
@@ -3231,15 +5376,43 @@
                 <w:rFonts w:ascii="Arial" w:hAnsi="Arial" w:cs="Arial" w:eastAsia="Arial"/>
                 <w:b w:val="0"/>
                 <w:i w:val="0"/>
-                <w:sz w:val="16"/>
+                <w:sz w:val="14"/>
               </w:rPr>
-              <w:t>{{ stdr.table1_rows[6].position }}</w:t>
+              <w:t>{{ stdr.table1_rows[13].position }}</w:t>
             </w:r>
           </w:p>
         </w:tc>
         <w:tc>
           <w:tcPr>
-            <w:tcW w:type="dxa" w:w="850"/>
+            <w:tcW w:type="dxa" w:w="1061"/>
+            <w:vAlign w:val="center"/>
+            <w:tcBorders>
+              <w:top w:val="single" w:sz="4" w:color="000000"/>
+              <w:left w:val="single" w:sz="4" w:color="000000"/>
+              <w:bottom w:val="single" w:sz="4" w:color="000000"/>
+              <w:right w:val="single" w:sz="4" w:color="000000"/>
+            </w:tcBorders>
+          </w:tcPr>
+          <w:p>
+            <w:pPr>
+              <w:spacing w:before="0" w:after="0"/>
+              <w:jc w:val="center"/>
+            </w:pPr>
+            <w:r/>
+            <w:r>
+              <w:rPr>
+                <w:rFonts w:ascii="Arial" w:hAnsi="Arial" w:cs="Arial" w:eastAsia="Arial"/>
+                <w:b w:val="0"/>
+                <w:i w:val="0"/>
+                <w:sz w:val="14"/>
+              </w:rPr>
+              <w:t>{{ stdr.table1_rows[13].okz_code }}</w:t>
+            </w:r>
+          </w:p>
+        </w:tc>
+        <w:tc>
+          <w:tcPr>
+            <w:tcW w:type="dxa" w:w="2272"/>
             <w:vAlign w:val="center"/>
             <w:tcBorders>
               <w:top w:val="single" w:sz="4" w:color="000000"/>
@@ -3259,15 +5432,15 @@
                 <w:rFonts w:ascii="Arial" w:hAnsi="Arial" w:cs="Arial" w:eastAsia="Arial"/>
                 <w:b w:val="0"/>
                 <w:i w:val="0"/>
-                <w:sz w:val="16"/>
+                <w:sz w:val="14"/>
               </w:rPr>
-              <w:t>{{ stdr.table1_rows[6].basis }}</w:t>
+              <w:t>{{ stdr.table1_rows[13].dismissal_reason }}</w:t>
             </w:r>
           </w:p>
         </w:tc>
         <w:tc>
           <w:tcPr>
-            <w:tcW w:type="dxa" w:w="794"/>
+            <w:tcW w:type="dxa" w:w="1061"/>
             <w:vAlign w:val="center"/>
             <w:tcBorders>
               <w:top w:val="single" w:sz="4" w:color="000000"/>
@@ -3287,15 +5460,129 @@
                 <w:rFonts w:ascii="Arial" w:hAnsi="Arial" w:cs="Arial" w:eastAsia="Arial"/>
                 <w:b w:val="0"/>
                 <w:i w:val="0"/>
-                <w:sz w:val="16"/>
+                <w:sz w:val="14"/>
               </w:rPr>
-              <w:t>{{ stdr.table1_rows[6].okz_code }}</w:t>
+              <w:t>{{ stdr.table1_rows[13].doc_name }}</w:t>
             </w:r>
           </w:p>
         </w:tc>
         <w:tc>
           <w:tcPr>
-            <w:tcW w:type="dxa" w:w="2835"/>
+            <w:tcW w:type="dxa" w:w="911"/>
+            <w:vAlign w:val="center"/>
+            <w:tcBorders>
+              <w:top w:val="single" w:sz="4" w:color="000000"/>
+              <w:left w:val="single" w:sz="4" w:color="000000"/>
+              <w:bottom w:val="single" w:sz="4" w:color="000000"/>
+              <w:right w:val="single" w:sz="4" w:color="000000"/>
+            </w:tcBorders>
+          </w:tcPr>
+          <w:p>
+            <w:pPr>
+              <w:spacing w:before="0" w:after="0"/>
+              <w:jc w:val="center"/>
+            </w:pPr>
+            <w:r/>
+            <w:r>
+              <w:rPr>
+                <w:rFonts w:ascii="Arial" w:hAnsi="Arial" w:cs="Arial" w:eastAsia="Arial"/>
+                <w:b w:val="0"/>
+                <w:i w:val="0"/>
+                <w:sz w:val="14"/>
+              </w:rPr>
+              <w:t>{{ stdr.table1_rows[13].doc_date }}</w:t>
+            </w:r>
+          </w:p>
+        </w:tc>
+        <w:tc>
+          <w:tcPr>
+            <w:tcW w:type="dxa" w:w="755"/>
+            <w:vAlign w:val="center"/>
+            <w:tcBorders>
+              <w:top w:val="single" w:sz="4" w:color="000000"/>
+              <w:left w:val="single" w:sz="4" w:color="000000"/>
+              <w:bottom w:val="single" w:sz="4" w:color="000000"/>
+              <w:right w:val="single" w:sz="4" w:color="000000"/>
+            </w:tcBorders>
+          </w:tcPr>
+          <w:p>
+            <w:pPr>
+              <w:spacing w:before="0" w:after="0"/>
+              <w:jc w:val="center"/>
+            </w:pPr>
+            <w:r/>
+            <w:r>
+              <w:rPr>
+                <w:rFonts w:ascii="Arial" w:hAnsi="Arial" w:cs="Arial" w:eastAsia="Arial"/>
+                <w:b w:val="0"/>
+                <w:i w:val="0"/>
+                <w:sz w:val="14"/>
+              </w:rPr>
+              <w:t>{{ stdr.table1_rows[13].doc_number }}</w:t>
+            </w:r>
+          </w:p>
+        </w:tc>
+        <w:tc>
+          <w:tcPr>
+            <w:tcW w:type="dxa" w:w="1516"/>
+            <w:vAlign w:val="center"/>
+            <w:tcBorders>
+              <w:top w:val="single" w:sz="4" w:color="000000"/>
+              <w:left w:val="single" w:sz="4" w:color="000000"/>
+              <w:bottom w:val="single" w:sz="4" w:color="000000"/>
+              <w:right w:val="single" w:sz="4" w:color="000000"/>
+            </w:tcBorders>
+          </w:tcPr>
+          <w:p>
+            <w:pPr>
+              <w:spacing w:before="0" w:after="0"/>
+              <w:jc w:val="center"/>
+            </w:pPr>
+            <w:r/>
+            <w:r>
+              <w:rPr>
+                <w:rFonts w:ascii="Arial" w:hAnsi="Arial" w:cs="Arial" w:eastAsia="Arial"/>
+                <w:b w:val="0"/>
+                <w:i w:val="0"/>
+                <w:sz w:val="14"/>
+              </w:rPr>
+              <w:t>{{ stdr.table1_rows[13].cancellation }}</w:t>
+            </w:r>
+          </w:p>
+        </w:tc>
+      </w:tr>
+      <w:tr>
+        <w:tc>
+          <w:tcPr>
+            <w:tcW w:type="dxa" w:w="378"/>
+            <w:vAlign w:val="center"/>
+            <w:tcBorders>
+              <w:top w:val="single" w:sz="4" w:color="000000"/>
+              <w:left w:val="single" w:sz="4" w:color="000000"/>
+              <w:bottom w:val="single" w:sz="4" w:color="000000"/>
+              <w:right w:val="single" w:sz="4" w:color="000000"/>
+            </w:tcBorders>
+          </w:tcPr>
+          <w:p>
+            <w:pPr>
+              <w:spacing w:before="0" w:after="0"/>
+              <w:jc w:val="center"/>
+            </w:pPr>
+            <w:r/>
+            <w:r>
+              <w:rPr>
+                <w:rFonts w:ascii="Arial" w:hAnsi="Arial" w:cs="Arial" w:eastAsia="Arial"/>
+                <w:b w:val="0"/>
+                <w:i w:val="0"/>
+                <w:sz w:val="14"/>
+              </w:rPr>
+              <w:t>{{ stdr.table1_rows[14].index }}</w:t>
+            </w:r>
+          </w:p>
+        </w:tc>
+        <w:tc>
+          <w:tcPr>
+            <w:tcW w:type="dxa" w:w="1739"/>
             <w:vAlign w:val="center"/>
             <w:tcBorders>
               <w:top w:val="single" w:sz="4" w:color="000000"/>
@@ -3315,15 +5602,71 @@
                 <w:rFonts w:ascii="Arial" w:hAnsi="Arial" w:cs="Arial" w:eastAsia="Arial"/>
                 <w:b w:val="0"/>
                 <w:i w:val="0"/>
-                <w:sz w:val="16"/>
+                <w:sz w:val="14"/>
               </w:rPr>
-              <w:t>{{ stdr.table1_rows[6].dismissal_reason }}</w:t>
+              <w:t>{{ stdr.table1_rows[14].company_with_sfr }}</w:t>
             </w:r>
           </w:p>
         </w:tc>
         <w:tc>
           <w:tcPr>
-            <w:tcW w:type="dxa" w:w="964"/>
+            <w:tcW w:type="dxa" w:w="1361"/>
+            <w:vAlign w:val="center"/>
+            <w:tcBorders>
+              <w:top w:val="single" w:sz="4" w:color="000000"/>
+              <w:left w:val="single" w:sz="4" w:color="000000"/>
+              <w:bottom w:val="single" w:sz="4" w:color="000000"/>
+              <w:right w:val="single" w:sz="4" w:color="000000"/>
+            </w:tcBorders>
+          </w:tcPr>
+          <w:p>
+            <w:pPr>
+              <w:spacing w:before="0" w:after="0"/>
+              <w:jc w:val="center"/>
+            </w:pPr>
+            <w:r/>
+            <w:r>
+              <w:rPr>
+                <w:rFonts w:ascii="Arial" w:hAnsi="Arial" w:cs="Arial" w:eastAsia="Arial"/>
+                <w:b w:val="0"/>
+                <w:i w:val="0"/>
+                <w:sz w:val="14"/>
+              </w:rPr>
+              <w:t>{{ stdr.table1_rows[14].event_date }}</w:t>
+            </w:r>
+          </w:p>
+        </w:tc>
+        <w:tc>
+          <w:tcPr>
+            <w:tcW w:type="dxa" w:w="1361"/>
+            <w:vAlign w:val="center"/>
+            <w:tcBorders>
+              <w:top w:val="single" w:sz="4" w:color="000000"/>
+              <w:left w:val="single" w:sz="4" w:color="000000"/>
+              <w:bottom w:val="single" w:sz="4" w:color="000000"/>
+              <w:right w:val="single" w:sz="4" w:color="000000"/>
+            </w:tcBorders>
+          </w:tcPr>
+          <w:p>
+            <w:pPr>
+              <w:spacing w:before="0" w:after="0"/>
+              <w:jc w:val="center"/>
+            </w:pPr>
+            <w:r/>
+            <w:r>
+              <w:rPr>
+                <w:rFonts w:ascii="Arial" w:hAnsi="Arial" w:cs="Arial" w:eastAsia="Arial"/>
+                <w:b w:val="0"/>
+                <w:i w:val="0"/>
+                <w:sz w:val="14"/>
+              </w:rPr>
+              <w:t>{{ stdr.table1_rows[14].event_type }}</w:t>
+            </w:r>
+          </w:p>
+        </w:tc>
+        <w:tc>
+          <w:tcPr>
+            <w:tcW w:type="dxa" w:w="2722"/>
             <w:vAlign w:val="center"/>
             <w:tcBorders>
               <w:top w:val="single" w:sz="4" w:color="000000"/>
@@ -3343,15 +5686,15 @@
                 <w:rFonts w:ascii="Arial" w:hAnsi="Arial" w:cs="Arial" w:eastAsia="Arial"/>
                 <w:b w:val="0"/>
                 <w:i w:val="0"/>
-                <w:sz w:val="16"/>
+                <w:sz w:val="14"/>
               </w:rPr>
-              <w:t>{{ stdr.table1_rows[6].doc_name }}</w:t>
+              <w:t>{{ stdr.table1_rows[14].position }}</w:t>
             </w:r>
           </w:p>
         </w:tc>
         <w:tc>
           <w:tcPr>
-            <w:tcW w:type="dxa" w:w="964"/>
+            <w:tcW w:type="dxa" w:w="1061"/>
             <w:vAlign w:val="center"/>
             <w:tcBorders>
               <w:top w:val="single" w:sz="4" w:color="000000"/>
@@ -3371,15 +5714,15 @@
                 <w:rFonts w:ascii="Arial" w:hAnsi="Arial" w:cs="Arial" w:eastAsia="Arial"/>
                 <w:b w:val="0"/>
                 <w:i w:val="0"/>
-                <w:sz w:val="16"/>
+                <w:sz w:val="14"/>
               </w:rPr>
-              <w:t>{{ stdr.table1_rows[6].doc_date }}</w:t>
+              <w:t>{{ stdr.table1_rows[14].okz_code }}</w:t>
             </w:r>
           </w:p>
         </w:tc>
         <w:tc>
           <w:tcPr>
-            <w:tcW w:type="dxa" w:w="850"/>
+            <w:tcW w:type="dxa" w:w="2272"/>
             <w:vAlign w:val="center"/>
             <w:tcBorders>
               <w:top w:val="single" w:sz="4" w:color="000000"/>
@@ -3399,15 +5742,15 @@
                 <w:rFonts w:ascii="Arial" w:hAnsi="Arial" w:cs="Arial" w:eastAsia="Arial"/>
                 <w:b w:val="0"/>
                 <w:i w:val="0"/>
-                <w:sz w:val="16"/>
+                <w:sz w:val="14"/>
               </w:rPr>
-              <w:t>{{ stdr.table1_rows[6].doc_number }}</w:t>
+              <w:t>{{ stdr.table1_rows[14].dismissal_reason }}</w:t>
             </w:r>
           </w:p>
         </w:tc>
         <w:tc>
           <w:tcPr>
-            <w:tcW w:type="dxa" w:w="850"/>
+            <w:tcW w:type="dxa" w:w="1061"/>
             <w:vAlign w:val="center"/>
             <w:tcBorders>
               <w:top w:val="single" w:sz="4" w:color="000000"/>
@@ -3427,17 +5770,15 @@
                 <w:rFonts w:ascii="Arial" w:hAnsi="Arial" w:cs="Arial" w:eastAsia="Arial"/>
                 <w:b w:val="0"/>
                 <w:i w:val="0"/>
-                <w:sz w:val="16"/>
+                <w:sz w:val="14"/>
               </w:rPr>
-              <w:t>{{ stdr.table1_rows[6].cancellation }}</w:t>
+              <w:t>{{ stdr.table1_rows[14].doc_name }}</w:t>
             </w:r>
           </w:p>
         </w:tc>
-      </w:tr>
-      <w:tr>
         <w:tc>
           <w:tcPr>
-            <w:tcW w:type="dxa" w:w="397"/>
+            <w:tcW w:type="dxa" w:w="911"/>
             <w:vAlign w:val="center"/>
             <w:tcBorders>
               <w:top w:val="single" w:sz="4" w:color="000000"/>
@@ -3457,43 +5798,15 @@
                 <w:rFonts w:ascii="Arial" w:hAnsi="Arial" w:cs="Arial" w:eastAsia="Arial"/>
                 <w:b w:val="0"/>
                 <w:i w:val="0"/>
-                <w:sz w:val="16"/>
+                <w:sz w:val="14"/>
               </w:rPr>
-              <w:t>{{ stdr.table1_rows[7].index }}</w:t>
+              <w:t>{{ stdr.table1_rows[14].doc_date }}</w:t>
             </w:r>
           </w:p>
         </w:tc>
         <w:tc>
           <w:tcPr>
-            <w:tcW w:type="dxa" w:w="2551"/>
-            <w:vAlign w:val="center"/>
-            <w:tcBorders>
-              <w:top w:val="single" w:sz="4" w:color="000000"/>
-              <w:left w:val="single" w:sz="4" w:color="000000"/>
-              <w:bottom w:val="single" w:sz="4" w:color="000000"/>
-              <w:right w:val="single" w:sz="4" w:color="000000"/>
-            </w:tcBorders>
-          </w:tcPr>
-          <w:p>
-            <w:pPr>
-              <w:spacing w:before="0" w:after="0"/>
-              <w:jc w:val="left"/>
-            </w:pPr>
-            <w:r/>
-            <w:r>
-              <w:rPr>
-                <w:rFonts w:ascii="Arial" w:hAnsi="Arial" w:cs="Arial" w:eastAsia="Arial"/>
-                <w:b w:val="0"/>
-                <w:i w:val="0"/>
-                <w:sz w:val="16"/>
-              </w:rPr>
-              <w:t>{{ stdr.table1_rows[7].company_with_sfr }}</w:t>
-            </w:r>
-          </w:p>
-        </w:tc>
-        <w:tc>
-          <w:tcPr>
-            <w:tcW w:type="dxa" w:w="964"/>
+            <w:tcW w:type="dxa" w:w="755"/>
             <w:vAlign w:val="center"/>
             <w:tcBorders>
               <w:top w:val="single" w:sz="4" w:color="000000"/>
@@ -3513,15 +5826,15 @@
                 <w:rFonts w:ascii="Arial" w:hAnsi="Arial" w:cs="Arial" w:eastAsia="Arial"/>
                 <w:b w:val="0"/>
                 <w:i w:val="0"/>
-                <w:sz w:val="16"/>
+                <w:sz w:val="14"/>
               </w:rPr>
-              <w:t>{{ stdr.table1_rows[7].event_date }}</w:t>
+              <w:t>{{ stdr.table1_rows[14].doc_number }}</w:t>
             </w:r>
           </w:p>
         </w:tc>
         <w:tc>
           <w:tcPr>
-            <w:tcW w:type="dxa" w:w="1134"/>
+            <w:tcW w:type="dxa" w:w="1516"/>
             <w:vAlign w:val="center"/>
             <w:tcBorders>
               <w:top w:val="single" w:sz="4" w:color="000000"/>
@@ -3541,2597 +5854,7 @@
                 <w:rFonts w:ascii="Arial" w:hAnsi="Arial" w:cs="Arial" w:eastAsia="Arial"/>
                 <w:b w:val="0"/>
                 <w:i w:val="0"/>
-                <w:sz w:val="16"/>
-              </w:rPr>
-              <w:t>{{ stdr.table1_rows[7].event_type }}</w:t>
-            </w:r>
-          </w:p>
-        </w:tc>
-        <w:tc>
-          <w:tcPr>
-            <w:tcW w:type="dxa" w:w="1984"/>
-            <w:vAlign w:val="center"/>
-            <w:tcBorders>
-              <w:top w:val="single" w:sz="4" w:color="000000"/>
-              <w:left w:val="single" w:sz="4" w:color="000000"/>
-              <w:bottom w:val="single" w:sz="4" w:color="000000"/>
-              <w:right w:val="single" w:sz="4" w:color="000000"/>
-            </w:tcBorders>
-          </w:tcPr>
-          <w:p>
-            <w:pPr>
-              <w:spacing w:before="0" w:after="0"/>
-              <w:jc w:val="left"/>
-            </w:pPr>
-            <w:r/>
-            <w:r>
-              <w:rPr>
-                <w:rFonts w:ascii="Arial" w:hAnsi="Arial" w:cs="Arial" w:eastAsia="Arial"/>
-                <w:b w:val="0"/>
-                <w:i w:val="0"/>
-                <w:sz w:val="16"/>
-              </w:rPr>
-              <w:t>{{ stdr.table1_rows[7].position }}</w:t>
-            </w:r>
-          </w:p>
-        </w:tc>
-        <w:tc>
-          <w:tcPr>
-            <w:tcW w:type="dxa" w:w="850"/>
-            <w:vAlign w:val="center"/>
-            <w:tcBorders>
-              <w:top w:val="single" w:sz="4" w:color="000000"/>
-              <w:left w:val="single" w:sz="4" w:color="000000"/>
-              <w:bottom w:val="single" w:sz="4" w:color="000000"/>
-              <w:right w:val="single" w:sz="4" w:color="000000"/>
-            </w:tcBorders>
-          </w:tcPr>
-          <w:p>
-            <w:pPr>
-              <w:spacing w:before="0" w:after="0"/>
-              <w:jc w:val="left"/>
-            </w:pPr>
-            <w:r/>
-            <w:r>
-              <w:rPr>
-                <w:rFonts w:ascii="Arial" w:hAnsi="Arial" w:cs="Arial" w:eastAsia="Arial"/>
-                <w:b w:val="0"/>
-                <w:i w:val="0"/>
-                <w:sz w:val="16"/>
-              </w:rPr>
-              <w:t>{{ stdr.table1_rows[7].basis }}</w:t>
-            </w:r>
-          </w:p>
-        </w:tc>
-        <w:tc>
-          <w:tcPr>
-            <w:tcW w:type="dxa" w:w="794"/>
-            <w:vAlign w:val="center"/>
-            <w:tcBorders>
-              <w:top w:val="single" w:sz="4" w:color="000000"/>
-              <w:left w:val="single" w:sz="4" w:color="000000"/>
-              <w:bottom w:val="single" w:sz="4" w:color="000000"/>
-              <w:right w:val="single" w:sz="4" w:color="000000"/>
-            </w:tcBorders>
-          </w:tcPr>
-          <w:p>
-            <w:pPr>
-              <w:spacing w:before="0" w:after="0"/>
-              <w:jc w:val="center"/>
-            </w:pPr>
-            <w:r/>
-            <w:r>
-              <w:rPr>
-                <w:rFonts w:ascii="Arial" w:hAnsi="Arial" w:cs="Arial" w:eastAsia="Arial"/>
-                <w:b w:val="0"/>
-                <w:i w:val="0"/>
-                <w:sz w:val="16"/>
-              </w:rPr>
-              <w:t>{{ stdr.table1_rows[7].okz_code }}</w:t>
-            </w:r>
-          </w:p>
-        </w:tc>
-        <w:tc>
-          <w:tcPr>
-            <w:tcW w:type="dxa" w:w="2835"/>
-            <w:vAlign w:val="center"/>
-            <w:tcBorders>
-              <w:top w:val="single" w:sz="4" w:color="000000"/>
-              <w:left w:val="single" w:sz="4" w:color="000000"/>
-              <w:bottom w:val="single" w:sz="4" w:color="000000"/>
-              <w:right w:val="single" w:sz="4" w:color="000000"/>
-            </w:tcBorders>
-          </w:tcPr>
-          <w:p>
-            <w:pPr>
-              <w:spacing w:before="0" w:after="0"/>
-              <w:jc w:val="left"/>
-            </w:pPr>
-            <w:r/>
-            <w:r>
-              <w:rPr>
-                <w:rFonts w:ascii="Arial" w:hAnsi="Arial" w:cs="Arial" w:eastAsia="Arial"/>
-                <w:b w:val="0"/>
-                <w:i w:val="0"/>
-                <w:sz w:val="16"/>
-              </w:rPr>
-              <w:t>{{ stdr.table1_rows[7].dismissal_reason }}</w:t>
-            </w:r>
-          </w:p>
-        </w:tc>
-        <w:tc>
-          <w:tcPr>
-            <w:tcW w:type="dxa" w:w="964"/>
-            <w:vAlign w:val="center"/>
-            <w:tcBorders>
-              <w:top w:val="single" w:sz="4" w:color="000000"/>
-              <w:left w:val="single" w:sz="4" w:color="000000"/>
-              <w:bottom w:val="single" w:sz="4" w:color="000000"/>
-              <w:right w:val="single" w:sz="4" w:color="000000"/>
-            </w:tcBorders>
-          </w:tcPr>
-          <w:p>
-            <w:pPr>
-              <w:spacing w:before="0" w:after="0"/>
-              <w:jc w:val="left"/>
-            </w:pPr>
-            <w:r/>
-            <w:r>
-              <w:rPr>
-                <w:rFonts w:ascii="Arial" w:hAnsi="Arial" w:cs="Arial" w:eastAsia="Arial"/>
-                <w:b w:val="0"/>
-                <w:i w:val="0"/>
-                <w:sz w:val="16"/>
-              </w:rPr>
-              <w:t>{{ stdr.table1_rows[7].doc_name }}</w:t>
-            </w:r>
-          </w:p>
-        </w:tc>
-        <w:tc>
-          <w:tcPr>
-            <w:tcW w:type="dxa" w:w="964"/>
-            <w:vAlign w:val="center"/>
-            <w:tcBorders>
-              <w:top w:val="single" w:sz="4" w:color="000000"/>
-              <w:left w:val="single" w:sz="4" w:color="000000"/>
-              <w:bottom w:val="single" w:sz="4" w:color="000000"/>
-              <w:right w:val="single" w:sz="4" w:color="000000"/>
-            </w:tcBorders>
-          </w:tcPr>
-          <w:p>
-            <w:pPr>
-              <w:spacing w:before="0" w:after="0"/>
-              <w:jc w:val="center"/>
-            </w:pPr>
-            <w:r/>
-            <w:r>
-              <w:rPr>
-                <w:rFonts w:ascii="Arial" w:hAnsi="Arial" w:cs="Arial" w:eastAsia="Arial"/>
-                <w:b w:val="0"/>
-                <w:i w:val="0"/>
-                <w:sz w:val="16"/>
-              </w:rPr>
-              <w:t>{{ stdr.table1_rows[7].doc_date }}</w:t>
-            </w:r>
-          </w:p>
-        </w:tc>
-        <w:tc>
-          <w:tcPr>
-            <w:tcW w:type="dxa" w:w="850"/>
-            <w:vAlign w:val="center"/>
-            <w:tcBorders>
-              <w:top w:val="single" w:sz="4" w:color="000000"/>
-              <w:left w:val="single" w:sz="4" w:color="000000"/>
-              <w:bottom w:val="single" w:sz="4" w:color="000000"/>
-              <w:right w:val="single" w:sz="4" w:color="000000"/>
-            </w:tcBorders>
-          </w:tcPr>
-          <w:p>
-            <w:pPr>
-              <w:spacing w:before="0" w:after="0"/>
-              <w:jc w:val="left"/>
-            </w:pPr>
-            <w:r/>
-            <w:r>
-              <w:rPr>
-                <w:rFonts w:ascii="Arial" w:hAnsi="Arial" w:cs="Arial" w:eastAsia="Arial"/>
-                <w:b w:val="0"/>
-                <w:i w:val="0"/>
-                <w:sz w:val="16"/>
-              </w:rPr>
-              <w:t>{{ stdr.table1_rows[7].doc_number }}</w:t>
-            </w:r>
-          </w:p>
-        </w:tc>
-        <w:tc>
-          <w:tcPr>
-            <w:tcW w:type="dxa" w:w="850"/>
-            <w:vAlign w:val="center"/>
-            <w:tcBorders>
-              <w:top w:val="single" w:sz="4" w:color="000000"/>
-              <w:left w:val="single" w:sz="4" w:color="000000"/>
-              <w:bottom w:val="single" w:sz="4" w:color="000000"/>
-              <w:right w:val="single" w:sz="4" w:color="000000"/>
-            </w:tcBorders>
-          </w:tcPr>
-          <w:p>
-            <w:pPr>
-              <w:spacing w:before="0" w:after="0"/>
-              <w:jc w:val="center"/>
-            </w:pPr>
-            <w:r/>
-            <w:r>
-              <w:rPr>
-                <w:rFonts w:ascii="Arial" w:hAnsi="Arial" w:cs="Arial" w:eastAsia="Arial"/>
-                <w:b w:val="0"/>
-                <w:i w:val="0"/>
-                <w:sz w:val="16"/>
-              </w:rPr>
-              <w:t>{{ stdr.table1_rows[7].cancellation }}</w:t>
-            </w:r>
-          </w:p>
-        </w:tc>
-      </w:tr>
-      <w:tr>
-        <w:tc>
-          <w:tcPr>
-            <w:tcW w:type="dxa" w:w="397"/>
-            <w:vAlign w:val="center"/>
-            <w:tcBorders>
-              <w:top w:val="single" w:sz="4" w:color="000000"/>
-              <w:left w:val="single" w:sz="4" w:color="000000"/>
-              <w:bottom w:val="single" w:sz="4" w:color="000000"/>
-              <w:right w:val="single" w:sz="4" w:color="000000"/>
-            </w:tcBorders>
-          </w:tcPr>
-          <w:p>
-            <w:pPr>
-              <w:spacing w:before="0" w:after="0"/>
-              <w:jc w:val="center"/>
-            </w:pPr>
-            <w:r/>
-            <w:r>
-              <w:rPr>
-                <w:rFonts w:ascii="Arial" w:hAnsi="Arial" w:cs="Arial" w:eastAsia="Arial"/>
-                <w:b w:val="0"/>
-                <w:i w:val="0"/>
-                <w:sz w:val="16"/>
-              </w:rPr>
-              <w:t>{{ stdr.table1_rows[8].index }}</w:t>
-            </w:r>
-          </w:p>
-        </w:tc>
-        <w:tc>
-          <w:tcPr>
-            <w:tcW w:type="dxa" w:w="2551"/>
-            <w:vAlign w:val="center"/>
-            <w:tcBorders>
-              <w:top w:val="single" w:sz="4" w:color="000000"/>
-              <w:left w:val="single" w:sz="4" w:color="000000"/>
-              <w:bottom w:val="single" w:sz="4" w:color="000000"/>
-              <w:right w:val="single" w:sz="4" w:color="000000"/>
-            </w:tcBorders>
-          </w:tcPr>
-          <w:p>
-            <w:pPr>
-              <w:spacing w:before="0" w:after="0"/>
-              <w:jc w:val="left"/>
-            </w:pPr>
-            <w:r/>
-            <w:r>
-              <w:rPr>
-                <w:rFonts w:ascii="Arial" w:hAnsi="Arial" w:cs="Arial" w:eastAsia="Arial"/>
-                <w:b w:val="0"/>
-                <w:i w:val="0"/>
-                <w:sz w:val="16"/>
-              </w:rPr>
-              <w:t>{{ stdr.table1_rows[8].company_with_sfr }}</w:t>
-            </w:r>
-          </w:p>
-        </w:tc>
-        <w:tc>
-          <w:tcPr>
-            <w:tcW w:type="dxa" w:w="964"/>
-            <w:vAlign w:val="center"/>
-            <w:tcBorders>
-              <w:top w:val="single" w:sz="4" w:color="000000"/>
-              <w:left w:val="single" w:sz="4" w:color="000000"/>
-              <w:bottom w:val="single" w:sz="4" w:color="000000"/>
-              <w:right w:val="single" w:sz="4" w:color="000000"/>
-            </w:tcBorders>
-          </w:tcPr>
-          <w:p>
-            <w:pPr>
-              <w:spacing w:before="0" w:after="0"/>
-              <w:jc w:val="center"/>
-            </w:pPr>
-            <w:r/>
-            <w:r>
-              <w:rPr>
-                <w:rFonts w:ascii="Arial" w:hAnsi="Arial" w:cs="Arial" w:eastAsia="Arial"/>
-                <w:b w:val="0"/>
-                <w:i w:val="0"/>
-                <w:sz w:val="16"/>
-              </w:rPr>
-              <w:t>{{ stdr.table1_rows[8].event_date }}</w:t>
-            </w:r>
-          </w:p>
-        </w:tc>
-        <w:tc>
-          <w:tcPr>
-            <w:tcW w:type="dxa" w:w="1134"/>
-            <w:vAlign w:val="center"/>
-            <w:tcBorders>
-              <w:top w:val="single" w:sz="4" w:color="000000"/>
-              <w:left w:val="single" w:sz="4" w:color="000000"/>
-              <w:bottom w:val="single" w:sz="4" w:color="000000"/>
-              <w:right w:val="single" w:sz="4" w:color="000000"/>
-            </w:tcBorders>
-          </w:tcPr>
-          <w:p>
-            <w:pPr>
-              <w:spacing w:before="0" w:after="0"/>
-              <w:jc w:val="center"/>
-            </w:pPr>
-            <w:r/>
-            <w:r>
-              <w:rPr>
-                <w:rFonts w:ascii="Arial" w:hAnsi="Arial" w:cs="Arial" w:eastAsia="Arial"/>
-                <w:b w:val="0"/>
-                <w:i w:val="0"/>
-                <w:sz w:val="16"/>
-              </w:rPr>
-              <w:t>{{ stdr.table1_rows[8].event_type }}</w:t>
-            </w:r>
-          </w:p>
-        </w:tc>
-        <w:tc>
-          <w:tcPr>
-            <w:tcW w:type="dxa" w:w="1984"/>
-            <w:vAlign w:val="center"/>
-            <w:tcBorders>
-              <w:top w:val="single" w:sz="4" w:color="000000"/>
-              <w:left w:val="single" w:sz="4" w:color="000000"/>
-              <w:bottom w:val="single" w:sz="4" w:color="000000"/>
-              <w:right w:val="single" w:sz="4" w:color="000000"/>
-            </w:tcBorders>
-          </w:tcPr>
-          <w:p>
-            <w:pPr>
-              <w:spacing w:before="0" w:after="0"/>
-              <w:jc w:val="left"/>
-            </w:pPr>
-            <w:r/>
-            <w:r>
-              <w:rPr>
-                <w:rFonts w:ascii="Arial" w:hAnsi="Arial" w:cs="Arial" w:eastAsia="Arial"/>
-                <w:b w:val="0"/>
-                <w:i w:val="0"/>
-                <w:sz w:val="16"/>
-              </w:rPr>
-              <w:t>{{ stdr.table1_rows[8].position }}</w:t>
-            </w:r>
-          </w:p>
-        </w:tc>
-        <w:tc>
-          <w:tcPr>
-            <w:tcW w:type="dxa" w:w="850"/>
-            <w:vAlign w:val="center"/>
-            <w:tcBorders>
-              <w:top w:val="single" w:sz="4" w:color="000000"/>
-              <w:left w:val="single" w:sz="4" w:color="000000"/>
-              <w:bottom w:val="single" w:sz="4" w:color="000000"/>
-              <w:right w:val="single" w:sz="4" w:color="000000"/>
-            </w:tcBorders>
-          </w:tcPr>
-          <w:p>
-            <w:pPr>
-              <w:spacing w:before="0" w:after="0"/>
-              <w:jc w:val="left"/>
-            </w:pPr>
-            <w:r/>
-            <w:r>
-              <w:rPr>
-                <w:rFonts w:ascii="Arial" w:hAnsi="Arial" w:cs="Arial" w:eastAsia="Arial"/>
-                <w:b w:val="0"/>
-                <w:i w:val="0"/>
-                <w:sz w:val="16"/>
-              </w:rPr>
-              <w:t>{{ stdr.table1_rows[8].basis }}</w:t>
-            </w:r>
-          </w:p>
-        </w:tc>
-        <w:tc>
-          <w:tcPr>
-            <w:tcW w:type="dxa" w:w="794"/>
-            <w:vAlign w:val="center"/>
-            <w:tcBorders>
-              <w:top w:val="single" w:sz="4" w:color="000000"/>
-              <w:left w:val="single" w:sz="4" w:color="000000"/>
-              <w:bottom w:val="single" w:sz="4" w:color="000000"/>
-              <w:right w:val="single" w:sz="4" w:color="000000"/>
-            </w:tcBorders>
-          </w:tcPr>
-          <w:p>
-            <w:pPr>
-              <w:spacing w:before="0" w:after="0"/>
-              <w:jc w:val="center"/>
-            </w:pPr>
-            <w:r/>
-            <w:r>
-              <w:rPr>
-                <w:rFonts w:ascii="Arial" w:hAnsi="Arial" w:cs="Arial" w:eastAsia="Arial"/>
-                <w:b w:val="0"/>
-                <w:i w:val="0"/>
-                <w:sz w:val="16"/>
-              </w:rPr>
-              <w:t>{{ stdr.table1_rows[8].okz_code }}</w:t>
-            </w:r>
-          </w:p>
-        </w:tc>
-        <w:tc>
-          <w:tcPr>
-            <w:tcW w:type="dxa" w:w="2835"/>
-            <w:vAlign w:val="center"/>
-            <w:tcBorders>
-              <w:top w:val="single" w:sz="4" w:color="000000"/>
-              <w:left w:val="single" w:sz="4" w:color="000000"/>
-              <w:bottom w:val="single" w:sz="4" w:color="000000"/>
-              <w:right w:val="single" w:sz="4" w:color="000000"/>
-            </w:tcBorders>
-          </w:tcPr>
-          <w:p>
-            <w:pPr>
-              <w:spacing w:before="0" w:after="0"/>
-              <w:jc w:val="left"/>
-            </w:pPr>
-            <w:r/>
-            <w:r>
-              <w:rPr>
-                <w:rFonts w:ascii="Arial" w:hAnsi="Arial" w:cs="Arial" w:eastAsia="Arial"/>
-                <w:b w:val="0"/>
-                <w:i w:val="0"/>
-                <w:sz w:val="16"/>
-              </w:rPr>
-              <w:t>{{ stdr.table1_rows[8].dismissal_reason }}</w:t>
-            </w:r>
-          </w:p>
-        </w:tc>
-        <w:tc>
-          <w:tcPr>
-            <w:tcW w:type="dxa" w:w="964"/>
-            <w:vAlign w:val="center"/>
-            <w:tcBorders>
-              <w:top w:val="single" w:sz="4" w:color="000000"/>
-              <w:left w:val="single" w:sz="4" w:color="000000"/>
-              <w:bottom w:val="single" w:sz="4" w:color="000000"/>
-              <w:right w:val="single" w:sz="4" w:color="000000"/>
-            </w:tcBorders>
-          </w:tcPr>
-          <w:p>
-            <w:pPr>
-              <w:spacing w:before="0" w:after="0"/>
-              <w:jc w:val="left"/>
-            </w:pPr>
-            <w:r/>
-            <w:r>
-              <w:rPr>
-                <w:rFonts w:ascii="Arial" w:hAnsi="Arial" w:cs="Arial" w:eastAsia="Arial"/>
-                <w:b w:val="0"/>
-                <w:i w:val="0"/>
-                <w:sz w:val="16"/>
-              </w:rPr>
-              <w:t>{{ stdr.table1_rows[8].doc_name }}</w:t>
-            </w:r>
-          </w:p>
-        </w:tc>
-        <w:tc>
-          <w:tcPr>
-            <w:tcW w:type="dxa" w:w="964"/>
-            <w:vAlign w:val="center"/>
-            <w:tcBorders>
-              <w:top w:val="single" w:sz="4" w:color="000000"/>
-              <w:left w:val="single" w:sz="4" w:color="000000"/>
-              <w:bottom w:val="single" w:sz="4" w:color="000000"/>
-              <w:right w:val="single" w:sz="4" w:color="000000"/>
-            </w:tcBorders>
-          </w:tcPr>
-          <w:p>
-            <w:pPr>
-              <w:spacing w:before="0" w:after="0"/>
-              <w:jc w:val="center"/>
-            </w:pPr>
-            <w:r/>
-            <w:r>
-              <w:rPr>
-                <w:rFonts w:ascii="Arial" w:hAnsi="Arial" w:cs="Arial" w:eastAsia="Arial"/>
-                <w:b w:val="0"/>
-                <w:i w:val="0"/>
-                <w:sz w:val="16"/>
-              </w:rPr>
-              <w:t>{{ stdr.table1_rows[8].doc_date }}</w:t>
-            </w:r>
-          </w:p>
-        </w:tc>
-        <w:tc>
-          <w:tcPr>
-            <w:tcW w:type="dxa" w:w="850"/>
-            <w:vAlign w:val="center"/>
-            <w:tcBorders>
-              <w:top w:val="single" w:sz="4" w:color="000000"/>
-              <w:left w:val="single" w:sz="4" w:color="000000"/>
-              <w:bottom w:val="single" w:sz="4" w:color="000000"/>
-              <w:right w:val="single" w:sz="4" w:color="000000"/>
-            </w:tcBorders>
-          </w:tcPr>
-          <w:p>
-            <w:pPr>
-              <w:spacing w:before="0" w:after="0"/>
-              <w:jc w:val="left"/>
-            </w:pPr>
-            <w:r/>
-            <w:r>
-              <w:rPr>
-                <w:rFonts w:ascii="Arial" w:hAnsi="Arial" w:cs="Arial" w:eastAsia="Arial"/>
-                <w:b w:val="0"/>
-                <w:i w:val="0"/>
-                <w:sz w:val="16"/>
-              </w:rPr>
-              <w:t>{{ stdr.table1_rows[8].doc_number }}</w:t>
-            </w:r>
-          </w:p>
-        </w:tc>
-        <w:tc>
-          <w:tcPr>
-            <w:tcW w:type="dxa" w:w="850"/>
-            <w:vAlign w:val="center"/>
-            <w:tcBorders>
-              <w:top w:val="single" w:sz="4" w:color="000000"/>
-              <w:left w:val="single" w:sz="4" w:color="000000"/>
-              <w:bottom w:val="single" w:sz="4" w:color="000000"/>
-              <w:right w:val="single" w:sz="4" w:color="000000"/>
-            </w:tcBorders>
-          </w:tcPr>
-          <w:p>
-            <w:pPr>
-              <w:spacing w:before="0" w:after="0"/>
-              <w:jc w:val="center"/>
-            </w:pPr>
-            <w:r/>
-            <w:r>
-              <w:rPr>
-                <w:rFonts w:ascii="Arial" w:hAnsi="Arial" w:cs="Arial" w:eastAsia="Arial"/>
-                <w:b w:val="0"/>
-                <w:i w:val="0"/>
-                <w:sz w:val="16"/>
-              </w:rPr>
-              <w:t>{{ stdr.table1_rows[8].cancellation }}</w:t>
-            </w:r>
-          </w:p>
-        </w:tc>
-      </w:tr>
-      <w:tr>
-        <w:tc>
-          <w:tcPr>
-            <w:tcW w:type="dxa" w:w="397"/>
-            <w:vAlign w:val="center"/>
-            <w:tcBorders>
-              <w:top w:val="single" w:sz="4" w:color="000000"/>
-              <w:left w:val="single" w:sz="4" w:color="000000"/>
-              <w:bottom w:val="single" w:sz="4" w:color="000000"/>
-              <w:right w:val="single" w:sz="4" w:color="000000"/>
-            </w:tcBorders>
-          </w:tcPr>
-          <w:p>
-            <w:pPr>
-              <w:spacing w:before="0" w:after="0"/>
-              <w:jc w:val="center"/>
-            </w:pPr>
-            <w:r/>
-            <w:r>
-              <w:rPr>
-                <w:rFonts w:ascii="Arial" w:hAnsi="Arial" w:cs="Arial" w:eastAsia="Arial"/>
-                <w:b w:val="0"/>
-                <w:i w:val="0"/>
-                <w:sz w:val="16"/>
-              </w:rPr>
-              <w:t>{{ stdr.table1_rows[9].index }}</w:t>
-            </w:r>
-          </w:p>
-        </w:tc>
-        <w:tc>
-          <w:tcPr>
-            <w:tcW w:type="dxa" w:w="2551"/>
-            <w:vAlign w:val="center"/>
-            <w:tcBorders>
-              <w:top w:val="single" w:sz="4" w:color="000000"/>
-              <w:left w:val="single" w:sz="4" w:color="000000"/>
-              <w:bottom w:val="single" w:sz="4" w:color="000000"/>
-              <w:right w:val="single" w:sz="4" w:color="000000"/>
-            </w:tcBorders>
-          </w:tcPr>
-          <w:p>
-            <w:pPr>
-              <w:spacing w:before="0" w:after="0"/>
-              <w:jc w:val="left"/>
-            </w:pPr>
-            <w:r/>
-            <w:r>
-              <w:rPr>
-                <w:rFonts w:ascii="Arial" w:hAnsi="Arial" w:cs="Arial" w:eastAsia="Arial"/>
-                <w:b w:val="0"/>
-                <w:i w:val="0"/>
-                <w:sz w:val="16"/>
-              </w:rPr>
-              <w:t>{{ stdr.table1_rows[9].company_with_sfr }}</w:t>
-            </w:r>
-          </w:p>
-        </w:tc>
-        <w:tc>
-          <w:tcPr>
-            <w:tcW w:type="dxa" w:w="964"/>
-            <w:vAlign w:val="center"/>
-            <w:tcBorders>
-              <w:top w:val="single" w:sz="4" w:color="000000"/>
-              <w:left w:val="single" w:sz="4" w:color="000000"/>
-              <w:bottom w:val="single" w:sz="4" w:color="000000"/>
-              <w:right w:val="single" w:sz="4" w:color="000000"/>
-            </w:tcBorders>
-          </w:tcPr>
-          <w:p>
-            <w:pPr>
-              <w:spacing w:before="0" w:after="0"/>
-              <w:jc w:val="center"/>
-            </w:pPr>
-            <w:r/>
-            <w:r>
-              <w:rPr>
-                <w:rFonts w:ascii="Arial" w:hAnsi="Arial" w:cs="Arial" w:eastAsia="Arial"/>
-                <w:b w:val="0"/>
-                <w:i w:val="0"/>
-                <w:sz w:val="16"/>
-              </w:rPr>
-              <w:t>{{ stdr.table1_rows[9].event_date }}</w:t>
-            </w:r>
-          </w:p>
-        </w:tc>
-        <w:tc>
-          <w:tcPr>
-            <w:tcW w:type="dxa" w:w="1134"/>
-            <w:vAlign w:val="center"/>
-            <w:tcBorders>
-              <w:top w:val="single" w:sz="4" w:color="000000"/>
-              <w:left w:val="single" w:sz="4" w:color="000000"/>
-              <w:bottom w:val="single" w:sz="4" w:color="000000"/>
-              <w:right w:val="single" w:sz="4" w:color="000000"/>
-            </w:tcBorders>
-          </w:tcPr>
-          <w:p>
-            <w:pPr>
-              <w:spacing w:before="0" w:after="0"/>
-              <w:jc w:val="center"/>
-            </w:pPr>
-            <w:r/>
-            <w:r>
-              <w:rPr>
-                <w:rFonts w:ascii="Arial" w:hAnsi="Arial" w:cs="Arial" w:eastAsia="Arial"/>
-                <w:b w:val="0"/>
-                <w:i w:val="0"/>
-                <w:sz w:val="16"/>
-              </w:rPr>
-              <w:t>{{ stdr.table1_rows[9].event_type }}</w:t>
-            </w:r>
-          </w:p>
-        </w:tc>
-        <w:tc>
-          <w:tcPr>
-            <w:tcW w:type="dxa" w:w="1984"/>
-            <w:vAlign w:val="center"/>
-            <w:tcBorders>
-              <w:top w:val="single" w:sz="4" w:color="000000"/>
-              <w:left w:val="single" w:sz="4" w:color="000000"/>
-              <w:bottom w:val="single" w:sz="4" w:color="000000"/>
-              <w:right w:val="single" w:sz="4" w:color="000000"/>
-            </w:tcBorders>
-          </w:tcPr>
-          <w:p>
-            <w:pPr>
-              <w:spacing w:before="0" w:after="0"/>
-              <w:jc w:val="left"/>
-            </w:pPr>
-            <w:r/>
-            <w:r>
-              <w:rPr>
-                <w:rFonts w:ascii="Arial" w:hAnsi="Arial" w:cs="Arial" w:eastAsia="Arial"/>
-                <w:b w:val="0"/>
-                <w:i w:val="0"/>
-                <w:sz w:val="16"/>
-              </w:rPr>
-              <w:t>{{ stdr.table1_rows[9].position }}</w:t>
-            </w:r>
-          </w:p>
-        </w:tc>
-        <w:tc>
-          <w:tcPr>
-            <w:tcW w:type="dxa" w:w="850"/>
-            <w:vAlign w:val="center"/>
-            <w:tcBorders>
-              <w:top w:val="single" w:sz="4" w:color="000000"/>
-              <w:left w:val="single" w:sz="4" w:color="000000"/>
-              <w:bottom w:val="single" w:sz="4" w:color="000000"/>
-              <w:right w:val="single" w:sz="4" w:color="000000"/>
-            </w:tcBorders>
-          </w:tcPr>
-          <w:p>
-            <w:pPr>
-              <w:spacing w:before="0" w:after="0"/>
-              <w:jc w:val="left"/>
-            </w:pPr>
-            <w:r/>
-            <w:r>
-              <w:rPr>
-                <w:rFonts w:ascii="Arial" w:hAnsi="Arial" w:cs="Arial" w:eastAsia="Arial"/>
-                <w:b w:val="0"/>
-                <w:i w:val="0"/>
-                <w:sz w:val="16"/>
-              </w:rPr>
-              <w:t>{{ stdr.table1_rows[9].basis }}</w:t>
-            </w:r>
-          </w:p>
-        </w:tc>
-        <w:tc>
-          <w:tcPr>
-            <w:tcW w:type="dxa" w:w="794"/>
-            <w:vAlign w:val="center"/>
-            <w:tcBorders>
-              <w:top w:val="single" w:sz="4" w:color="000000"/>
-              <w:left w:val="single" w:sz="4" w:color="000000"/>
-              <w:bottom w:val="single" w:sz="4" w:color="000000"/>
-              <w:right w:val="single" w:sz="4" w:color="000000"/>
-            </w:tcBorders>
-          </w:tcPr>
-          <w:p>
-            <w:pPr>
-              <w:spacing w:before="0" w:after="0"/>
-              <w:jc w:val="center"/>
-            </w:pPr>
-            <w:r/>
-            <w:r>
-              <w:rPr>
-                <w:rFonts w:ascii="Arial" w:hAnsi="Arial" w:cs="Arial" w:eastAsia="Arial"/>
-                <w:b w:val="0"/>
-                <w:i w:val="0"/>
-                <w:sz w:val="16"/>
-              </w:rPr>
-              <w:t>{{ stdr.table1_rows[9].okz_code }}</w:t>
-            </w:r>
-          </w:p>
-        </w:tc>
-        <w:tc>
-          <w:tcPr>
-            <w:tcW w:type="dxa" w:w="2835"/>
-            <w:vAlign w:val="center"/>
-            <w:tcBorders>
-              <w:top w:val="single" w:sz="4" w:color="000000"/>
-              <w:left w:val="single" w:sz="4" w:color="000000"/>
-              <w:bottom w:val="single" w:sz="4" w:color="000000"/>
-              <w:right w:val="single" w:sz="4" w:color="000000"/>
-            </w:tcBorders>
-          </w:tcPr>
-          <w:p>
-            <w:pPr>
-              <w:spacing w:before="0" w:after="0"/>
-              <w:jc w:val="left"/>
-            </w:pPr>
-            <w:r/>
-            <w:r>
-              <w:rPr>
-                <w:rFonts w:ascii="Arial" w:hAnsi="Arial" w:cs="Arial" w:eastAsia="Arial"/>
-                <w:b w:val="0"/>
-                <w:i w:val="0"/>
-                <w:sz w:val="16"/>
-              </w:rPr>
-              <w:t>{{ stdr.table1_rows[9].dismissal_reason }}</w:t>
-            </w:r>
-          </w:p>
-        </w:tc>
-        <w:tc>
-          <w:tcPr>
-            <w:tcW w:type="dxa" w:w="964"/>
-            <w:vAlign w:val="center"/>
-            <w:tcBorders>
-              <w:top w:val="single" w:sz="4" w:color="000000"/>
-              <w:left w:val="single" w:sz="4" w:color="000000"/>
-              <w:bottom w:val="single" w:sz="4" w:color="000000"/>
-              <w:right w:val="single" w:sz="4" w:color="000000"/>
-            </w:tcBorders>
-          </w:tcPr>
-          <w:p>
-            <w:pPr>
-              <w:spacing w:before="0" w:after="0"/>
-              <w:jc w:val="left"/>
-            </w:pPr>
-            <w:r/>
-            <w:r>
-              <w:rPr>
-                <w:rFonts w:ascii="Arial" w:hAnsi="Arial" w:cs="Arial" w:eastAsia="Arial"/>
-                <w:b w:val="0"/>
-                <w:i w:val="0"/>
-                <w:sz w:val="16"/>
-              </w:rPr>
-              <w:t>{{ stdr.table1_rows[9].doc_name }}</w:t>
-            </w:r>
-          </w:p>
-        </w:tc>
-        <w:tc>
-          <w:tcPr>
-            <w:tcW w:type="dxa" w:w="964"/>
-            <w:vAlign w:val="center"/>
-            <w:tcBorders>
-              <w:top w:val="single" w:sz="4" w:color="000000"/>
-              <w:left w:val="single" w:sz="4" w:color="000000"/>
-              <w:bottom w:val="single" w:sz="4" w:color="000000"/>
-              <w:right w:val="single" w:sz="4" w:color="000000"/>
-            </w:tcBorders>
-          </w:tcPr>
-          <w:p>
-            <w:pPr>
-              <w:spacing w:before="0" w:after="0"/>
-              <w:jc w:val="center"/>
-            </w:pPr>
-            <w:r/>
-            <w:r>
-              <w:rPr>
-                <w:rFonts w:ascii="Arial" w:hAnsi="Arial" w:cs="Arial" w:eastAsia="Arial"/>
-                <w:b w:val="0"/>
-                <w:i w:val="0"/>
-                <w:sz w:val="16"/>
-              </w:rPr>
-              <w:t>{{ stdr.table1_rows[9].doc_date }}</w:t>
-            </w:r>
-          </w:p>
-        </w:tc>
-        <w:tc>
-          <w:tcPr>
-            <w:tcW w:type="dxa" w:w="850"/>
-            <w:vAlign w:val="center"/>
-            <w:tcBorders>
-              <w:top w:val="single" w:sz="4" w:color="000000"/>
-              <w:left w:val="single" w:sz="4" w:color="000000"/>
-              <w:bottom w:val="single" w:sz="4" w:color="000000"/>
-              <w:right w:val="single" w:sz="4" w:color="000000"/>
-            </w:tcBorders>
-          </w:tcPr>
-          <w:p>
-            <w:pPr>
-              <w:spacing w:before="0" w:after="0"/>
-              <w:jc w:val="left"/>
-            </w:pPr>
-            <w:r/>
-            <w:r>
-              <w:rPr>
-                <w:rFonts w:ascii="Arial" w:hAnsi="Arial" w:cs="Arial" w:eastAsia="Arial"/>
-                <w:b w:val="0"/>
-                <w:i w:val="0"/>
-                <w:sz w:val="16"/>
-              </w:rPr>
-              <w:t>{{ stdr.table1_rows[9].doc_number }}</w:t>
-            </w:r>
-          </w:p>
-        </w:tc>
-        <w:tc>
-          <w:tcPr>
-            <w:tcW w:type="dxa" w:w="850"/>
-            <w:vAlign w:val="center"/>
-            <w:tcBorders>
-              <w:top w:val="single" w:sz="4" w:color="000000"/>
-              <w:left w:val="single" w:sz="4" w:color="000000"/>
-              <w:bottom w:val="single" w:sz="4" w:color="000000"/>
-              <w:right w:val="single" w:sz="4" w:color="000000"/>
-            </w:tcBorders>
-          </w:tcPr>
-          <w:p>
-            <w:pPr>
-              <w:spacing w:before="0" w:after="0"/>
-              <w:jc w:val="center"/>
-            </w:pPr>
-            <w:r/>
-            <w:r>
-              <w:rPr>
-                <w:rFonts w:ascii="Arial" w:hAnsi="Arial" w:cs="Arial" w:eastAsia="Arial"/>
-                <w:b w:val="0"/>
-                <w:i w:val="0"/>
-                <w:sz w:val="16"/>
-              </w:rPr>
-              <w:t>{{ stdr.table1_rows[9].cancellation }}</w:t>
-            </w:r>
-          </w:p>
-        </w:tc>
-      </w:tr>
-      <w:tr>
-        <w:tc>
-          <w:tcPr>
-            <w:tcW w:type="dxa" w:w="397"/>
-            <w:vAlign w:val="center"/>
-            <w:tcBorders>
-              <w:top w:val="single" w:sz="4" w:color="000000"/>
-              <w:left w:val="single" w:sz="4" w:color="000000"/>
-              <w:bottom w:val="single" w:sz="4" w:color="000000"/>
-              <w:right w:val="single" w:sz="4" w:color="000000"/>
-            </w:tcBorders>
-          </w:tcPr>
-          <w:p>
-            <w:pPr>
-              <w:spacing w:before="0" w:after="0"/>
-              <w:jc w:val="center"/>
-            </w:pPr>
-            <w:r/>
-            <w:r>
-              <w:rPr>
-                <w:rFonts w:ascii="Arial" w:hAnsi="Arial" w:cs="Arial" w:eastAsia="Arial"/>
-                <w:b w:val="0"/>
-                <w:i w:val="0"/>
-                <w:sz w:val="16"/>
-              </w:rPr>
-              <w:t>{{ stdr.table1_rows[10].index }}</w:t>
-            </w:r>
-          </w:p>
-        </w:tc>
-        <w:tc>
-          <w:tcPr>
-            <w:tcW w:type="dxa" w:w="2551"/>
-            <w:vAlign w:val="center"/>
-            <w:tcBorders>
-              <w:top w:val="single" w:sz="4" w:color="000000"/>
-              <w:left w:val="single" w:sz="4" w:color="000000"/>
-              <w:bottom w:val="single" w:sz="4" w:color="000000"/>
-              <w:right w:val="single" w:sz="4" w:color="000000"/>
-            </w:tcBorders>
-          </w:tcPr>
-          <w:p>
-            <w:pPr>
-              <w:spacing w:before="0" w:after="0"/>
-              <w:jc w:val="left"/>
-            </w:pPr>
-            <w:r/>
-            <w:r>
-              <w:rPr>
-                <w:rFonts w:ascii="Arial" w:hAnsi="Arial" w:cs="Arial" w:eastAsia="Arial"/>
-                <w:b w:val="0"/>
-                <w:i w:val="0"/>
-                <w:sz w:val="16"/>
-              </w:rPr>
-              <w:t>{{ stdr.table1_rows[10].company_with_sfr }}</w:t>
-            </w:r>
-          </w:p>
-        </w:tc>
-        <w:tc>
-          <w:tcPr>
-            <w:tcW w:type="dxa" w:w="964"/>
-            <w:vAlign w:val="center"/>
-            <w:tcBorders>
-              <w:top w:val="single" w:sz="4" w:color="000000"/>
-              <w:left w:val="single" w:sz="4" w:color="000000"/>
-              <w:bottom w:val="single" w:sz="4" w:color="000000"/>
-              <w:right w:val="single" w:sz="4" w:color="000000"/>
-            </w:tcBorders>
-          </w:tcPr>
-          <w:p>
-            <w:pPr>
-              <w:spacing w:before="0" w:after="0"/>
-              <w:jc w:val="center"/>
-            </w:pPr>
-            <w:r/>
-            <w:r>
-              <w:rPr>
-                <w:rFonts w:ascii="Arial" w:hAnsi="Arial" w:cs="Arial" w:eastAsia="Arial"/>
-                <w:b w:val="0"/>
-                <w:i w:val="0"/>
-                <w:sz w:val="16"/>
-              </w:rPr>
-              <w:t>{{ stdr.table1_rows[10].event_date }}</w:t>
-            </w:r>
-          </w:p>
-        </w:tc>
-        <w:tc>
-          <w:tcPr>
-            <w:tcW w:type="dxa" w:w="1134"/>
-            <w:vAlign w:val="center"/>
-            <w:tcBorders>
-              <w:top w:val="single" w:sz="4" w:color="000000"/>
-              <w:left w:val="single" w:sz="4" w:color="000000"/>
-              <w:bottom w:val="single" w:sz="4" w:color="000000"/>
-              <w:right w:val="single" w:sz="4" w:color="000000"/>
-            </w:tcBorders>
-          </w:tcPr>
-          <w:p>
-            <w:pPr>
-              <w:spacing w:before="0" w:after="0"/>
-              <w:jc w:val="center"/>
-            </w:pPr>
-            <w:r/>
-            <w:r>
-              <w:rPr>
-                <w:rFonts w:ascii="Arial" w:hAnsi="Arial" w:cs="Arial" w:eastAsia="Arial"/>
-                <w:b w:val="0"/>
-                <w:i w:val="0"/>
-                <w:sz w:val="16"/>
-              </w:rPr>
-              <w:t>{{ stdr.table1_rows[10].event_type }}</w:t>
-            </w:r>
-          </w:p>
-        </w:tc>
-        <w:tc>
-          <w:tcPr>
-            <w:tcW w:type="dxa" w:w="1984"/>
-            <w:vAlign w:val="center"/>
-            <w:tcBorders>
-              <w:top w:val="single" w:sz="4" w:color="000000"/>
-              <w:left w:val="single" w:sz="4" w:color="000000"/>
-              <w:bottom w:val="single" w:sz="4" w:color="000000"/>
-              <w:right w:val="single" w:sz="4" w:color="000000"/>
-            </w:tcBorders>
-          </w:tcPr>
-          <w:p>
-            <w:pPr>
-              <w:spacing w:before="0" w:after="0"/>
-              <w:jc w:val="left"/>
-            </w:pPr>
-            <w:r/>
-            <w:r>
-              <w:rPr>
-                <w:rFonts w:ascii="Arial" w:hAnsi="Arial" w:cs="Arial" w:eastAsia="Arial"/>
-                <w:b w:val="0"/>
-                <w:i w:val="0"/>
-                <w:sz w:val="16"/>
-              </w:rPr>
-              <w:t>{{ stdr.table1_rows[10].position }}</w:t>
-            </w:r>
-          </w:p>
-        </w:tc>
-        <w:tc>
-          <w:tcPr>
-            <w:tcW w:type="dxa" w:w="850"/>
-            <w:vAlign w:val="center"/>
-            <w:tcBorders>
-              <w:top w:val="single" w:sz="4" w:color="000000"/>
-              <w:left w:val="single" w:sz="4" w:color="000000"/>
-              <w:bottom w:val="single" w:sz="4" w:color="000000"/>
-              <w:right w:val="single" w:sz="4" w:color="000000"/>
-            </w:tcBorders>
-          </w:tcPr>
-          <w:p>
-            <w:pPr>
-              <w:spacing w:before="0" w:after="0"/>
-              <w:jc w:val="left"/>
-            </w:pPr>
-            <w:r/>
-            <w:r>
-              <w:rPr>
-                <w:rFonts w:ascii="Arial" w:hAnsi="Arial" w:cs="Arial" w:eastAsia="Arial"/>
-                <w:b w:val="0"/>
-                <w:i w:val="0"/>
-                <w:sz w:val="16"/>
-              </w:rPr>
-              <w:t>{{ stdr.table1_rows[10].basis }}</w:t>
-            </w:r>
-          </w:p>
-        </w:tc>
-        <w:tc>
-          <w:tcPr>
-            <w:tcW w:type="dxa" w:w="794"/>
-            <w:vAlign w:val="center"/>
-            <w:tcBorders>
-              <w:top w:val="single" w:sz="4" w:color="000000"/>
-              <w:left w:val="single" w:sz="4" w:color="000000"/>
-              <w:bottom w:val="single" w:sz="4" w:color="000000"/>
-              <w:right w:val="single" w:sz="4" w:color="000000"/>
-            </w:tcBorders>
-          </w:tcPr>
-          <w:p>
-            <w:pPr>
-              <w:spacing w:before="0" w:after="0"/>
-              <w:jc w:val="center"/>
-            </w:pPr>
-            <w:r/>
-            <w:r>
-              <w:rPr>
-                <w:rFonts w:ascii="Arial" w:hAnsi="Arial" w:cs="Arial" w:eastAsia="Arial"/>
-                <w:b w:val="0"/>
-                <w:i w:val="0"/>
-                <w:sz w:val="16"/>
-              </w:rPr>
-              <w:t>{{ stdr.table1_rows[10].okz_code }}</w:t>
-            </w:r>
-          </w:p>
-        </w:tc>
-        <w:tc>
-          <w:tcPr>
-            <w:tcW w:type="dxa" w:w="2835"/>
-            <w:vAlign w:val="center"/>
-            <w:tcBorders>
-              <w:top w:val="single" w:sz="4" w:color="000000"/>
-              <w:left w:val="single" w:sz="4" w:color="000000"/>
-              <w:bottom w:val="single" w:sz="4" w:color="000000"/>
-              <w:right w:val="single" w:sz="4" w:color="000000"/>
-            </w:tcBorders>
-          </w:tcPr>
-          <w:p>
-            <w:pPr>
-              <w:spacing w:before="0" w:after="0"/>
-              <w:jc w:val="left"/>
-            </w:pPr>
-            <w:r/>
-            <w:r>
-              <w:rPr>
-                <w:rFonts w:ascii="Arial" w:hAnsi="Arial" w:cs="Arial" w:eastAsia="Arial"/>
-                <w:b w:val="0"/>
-                <w:i w:val="0"/>
-                <w:sz w:val="16"/>
-              </w:rPr>
-              <w:t>{{ stdr.table1_rows[10].dismissal_reason }}</w:t>
-            </w:r>
-          </w:p>
-        </w:tc>
-        <w:tc>
-          <w:tcPr>
-            <w:tcW w:type="dxa" w:w="964"/>
-            <w:vAlign w:val="center"/>
-            <w:tcBorders>
-              <w:top w:val="single" w:sz="4" w:color="000000"/>
-              <w:left w:val="single" w:sz="4" w:color="000000"/>
-              <w:bottom w:val="single" w:sz="4" w:color="000000"/>
-              <w:right w:val="single" w:sz="4" w:color="000000"/>
-            </w:tcBorders>
-          </w:tcPr>
-          <w:p>
-            <w:pPr>
-              <w:spacing w:before="0" w:after="0"/>
-              <w:jc w:val="left"/>
-            </w:pPr>
-            <w:r/>
-            <w:r>
-              <w:rPr>
-                <w:rFonts w:ascii="Arial" w:hAnsi="Arial" w:cs="Arial" w:eastAsia="Arial"/>
-                <w:b w:val="0"/>
-                <w:i w:val="0"/>
-                <w:sz w:val="16"/>
-              </w:rPr>
-              <w:t>{{ stdr.table1_rows[10].doc_name }}</w:t>
-            </w:r>
-          </w:p>
-        </w:tc>
-        <w:tc>
-          <w:tcPr>
-            <w:tcW w:type="dxa" w:w="964"/>
-            <w:vAlign w:val="center"/>
-            <w:tcBorders>
-              <w:top w:val="single" w:sz="4" w:color="000000"/>
-              <w:left w:val="single" w:sz="4" w:color="000000"/>
-              <w:bottom w:val="single" w:sz="4" w:color="000000"/>
-              <w:right w:val="single" w:sz="4" w:color="000000"/>
-            </w:tcBorders>
-          </w:tcPr>
-          <w:p>
-            <w:pPr>
-              <w:spacing w:before="0" w:after="0"/>
-              <w:jc w:val="center"/>
-            </w:pPr>
-            <w:r/>
-            <w:r>
-              <w:rPr>
-                <w:rFonts w:ascii="Arial" w:hAnsi="Arial" w:cs="Arial" w:eastAsia="Arial"/>
-                <w:b w:val="0"/>
-                <w:i w:val="0"/>
-                <w:sz w:val="16"/>
-              </w:rPr>
-              <w:t>{{ stdr.table1_rows[10].doc_date }}</w:t>
-            </w:r>
-          </w:p>
-        </w:tc>
-        <w:tc>
-          <w:tcPr>
-            <w:tcW w:type="dxa" w:w="850"/>
-            <w:vAlign w:val="center"/>
-            <w:tcBorders>
-              <w:top w:val="single" w:sz="4" w:color="000000"/>
-              <w:left w:val="single" w:sz="4" w:color="000000"/>
-              <w:bottom w:val="single" w:sz="4" w:color="000000"/>
-              <w:right w:val="single" w:sz="4" w:color="000000"/>
-            </w:tcBorders>
-          </w:tcPr>
-          <w:p>
-            <w:pPr>
-              <w:spacing w:before="0" w:after="0"/>
-              <w:jc w:val="left"/>
-            </w:pPr>
-            <w:r/>
-            <w:r>
-              <w:rPr>
-                <w:rFonts w:ascii="Arial" w:hAnsi="Arial" w:cs="Arial" w:eastAsia="Arial"/>
-                <w:b w:val="0"/>
-                <w:i w:val="0"/>
-                <w:sz w:val="16"/>
-              </w:rPr>
-              <w:t>{{ stdr.table1_rows[10].doc_number }}</w:t>
-            </w:r>
-          </w:p>
-        </w:tc>
-        <w:tc>
-          <w:tcPr>
-            <w:tcW w:type="dxa" w:w="850"/>
-            <w:vAlign w:val="center"/>
-            <w:tcBorders>
-              <w:top w:val="single" w:sz="4" w:color="000000"/>
-              <w:left w:val="single" w:sz="4" w:color="000000"/>
-              <w:bottom w:val="single" w:sz="4" w:color="000000"/>
-              <w:right w:val="single" w:sz="4" w:color="000000"/>
-            </w:tcBorders>
-          </w:tcPr>
-          <w:p>
-            <w:pPr>
-              <w:spacing w:before="0" w:after="0"/>
-              <w:jc w:val="center"/>
-            </w:pPr>
-            <w:r/>
-            <w:r>
-              <w:rPr>
-                <w:rFonts w:ascii="Arial" w:hAnsi="Arial" w:cs="Arial" w:eastAsia="Arial"/>
-                <w:b w:val="0"/>
-                <w:i w:val="0"/>
-                <w:sz w:val="16"/>
-              </w:rPr>
-              <w:t>{{ stdr.table1_rows[10].cancellation }}</w:t>
-            </w:r>
-          </w:p>
-        </w:tc>
-      </w:tr>
-      <w:tr>
-        <w:tc>
-          <w:tcPr>
-            <w:tcW w:type="dxa" w:w="397"/>
-            <w:vAlign w:val="center"/>
-            <w:tcBorders>
-              <w:top w:val="single" w:sz="4" w:color="000000"/>
-              <w:left w:val="single" w:sz="4" w:color="000000"/>
-              <w:bottom w:val="single" w:sz="4" w:color="000000"/>
-              <w:right w:val="single" w:sz="4" w:color="000000"/>
-            </w:tcBorders>
-          </w:tcPr>
-          <w:p>
-            <w:pPr>
-              <w:spacing w:before="0" w:after="0"/>
-              <w:jc w:val="center"/>
-            </w:pPr>
-            <w:r/>
-            <w:r>
-              <w:rPr>
-                <w:rFonts w:ascii="Arial" w:hAnsi="Arial" w:cs="Arial" w:eastAsia="Arial"/>
-                <w:b w:val="0"/>
-                <w:i w:val="0"/>
-                <w:sz w:val="16"/>
-              </w:rPr>
-              <w:t>{{ stdr.table1_rows[11].index }}</w:t>
-            </w:r>
-          </w:p>
-        </w:tc>
-        <w:tc>
-          <w:tcPr>
-            <w:tcW w:type="dxa" w:w="2551"/>
-            <w:vAlign w:val="center"/>
-            <w:tcBorders>
-              <w:top w:val="single" w:sz="4" w:color="000000"/>
-              <w:left w:val="single" w:sz="4" w:color="000000"/>
-              <w:bottom w:val="single" w:sz="4" w:color="000000"/>
-              <w:right w:val="single" w:sz="4" w:color="000000"/>
-            </w:tcBorders>
-          </w:tcPr>
-          <w:p>
-            <w:pPr>
-              <w:spacing w:before="0" w:after="0"/>
-              <w:jc w:val="left"/>
-            </w:pPr>
-            <w:r/>
-            <w:r>
-              <w:rPr>
-                <w:rFonts w:ascii="Arial" w:hAnsi="Arial" w:cs="Arial" w:eastAsia="Arial"/>
-                <w:b w:val="0"/>
-                <w:i w:val="0"/>
-                <w:sz w:val="16"/>
-              </w:rPr>
-              <w:t>{{ stdr.table1_rows[11].company_with_sfr }}</w:t>
-            </w:r>
-          </w:p>
-        </w:tc>
-        <w:tc>
-          <w:tcPr>
-            <w:tcW w:type="dxa" w:w="964"/>
-            <w:vAlign w:val="center"/>
-            <w:tcBorders>
-              <w:top w:val="single" w:sz="4" w:color="000000"/>
-              <w:left w:val="single" w:sz="4" w:color="000000"/>
-              <w:bottom w:val="single" w:sz="4" w:color="000000"/>
-              <w:right w:val="single" w:sz="4" w:color="000000"/>
-            </w:tcBorders>
-          </w:tcPr>
-          <w:p>
-            <w:pPr>
-              <w:spacing w:before="0" w:after="0"/>
-              <w:jc w:val="center"/>
-            </w:pPr>
-            <w:r/>
-            <w:r>
-              <w:rPr>
-                <w:rFonts w:ascii="Arial" w:hAnsi="Arial" w:cs="Arial" w:eastAsia="Arial"/>
-                <w:b w:val="0"/>
-                <w:i w:val="0"/>
-                <w:sz w:val="16"/>
-              </w:rPr>
-              <w:t>{{ stdr.table1_rows[11].event_date }}</w:t>
-            </w:r>
-          </w:p>
-        </w:tc>
-        <w:tc>
-          <w:tcPr>
-            <w:tcW w:type="dxa" w:w="1134"/>
-            <w:vAlign w:val="center"/>
-            <w:tcBorders>
-              <w:top w:val="single" w:sz="4" w:color="000000"/>
-              <w:left w:val="single" w:sz="4" w:color="000000"/>
-              <w:bottom w:val="single" w:sz="4" w:color="000000"/>
-              <w:right w:val="single" w:sz="4" w:color="000000"/>
-            </w:tcBorders>
-          </w:tcPr>
-          <w:p>
-            <w:pPr>
-              <w:spacing w:before="0" w:after="0"/>
-              <w:jc w:val="center"/>
-            </w:pPr>
-            <w:r/>
-            <w:r>
-              <w:rPr>
-                <w:rFonts w:ascii="Arial" w:hAnsi="Arial" w:cs="Arial" w:eastAsia="Arial"/>
-                <w:b w:val="0"/>
-                <w:i w:val="0"/>
-                <w:sz w:val="16"/>
-              </w:rPr>
-              <w:t>{{ stdr.table1_rows[11].event_type }}</w:t>
-            </w:r>
-          </w:p>
-        </w:tc>
-        <w:tc>
-          <w:tcPr>
-            <w:tcW w:type="dxa" w:w="1984"/>
-            <w:vAlign w:val="center"/>
-            <w:tcBorders>
-              <w:top w:val="single" w:sz="4" w:color="000000"/>
-              <w:left w:val="single" w:sz="4" w:color="000000"/>
-              <w:bottom w:val="single" w:sz="4" w:color="000000"/>
-              <w:right w:val="single" w:sz="4" w:color="000000"/>
-            </w:tcBorders>
-          </w:tcPr>
-          <w:p>
-            <w:pPr>
-              <w:spacing w:before="0" w:after="0"/>
-              <w:jc w:val="left"/>
-            </w:pPr>
-            <w:r/>
-            <w:r>
-              <w:rPr>
-                <w:rFonts w:ascii="Arial" w:hAnsi="Arial" w:cs="Arial" w:eastAsia="Arial"/>
-                <w:b w:val="0"/>
-                <w:i w:val="0"/>
-                <w:sz w:val="16"/>
-              </w:rPr>
-              <w:t>{{ stdr.table1_rows[11].position }}</w:t>
-            </w:r>
-          </w:p>
-        </w:tc>
-        <w:tc>
-          <w:tcPr>
-            <w:tcW w:type="dxa" w:w="850"/>
-            <w:vAlign w:val="center"/>
-            <w:tcBorders>
-              <w:top w:val="single" w:sz="4" w:color="000000"/>
-              <w:left w:val="single" w:sz="4" w:color="000000"/>
-              <w:bottom w:val="single" w:sz="4" w:color="000000"/>
-              <w:right w:val="single" w:sz="4" w:color="000000"/>
-            </w:tcBorders>
-          </w:tcPr>
-          <w:p>
-            <w:pPr>
-              <w:spacing w:before="0" w:after="0"/>
-              <w:jc w:val="left"/>
-            </w:pPr>
-            <w:r/>
-            <w:r>
-              <w:rPr>
-                <w:rFonts w:ascii="Arial" w:hAnsi="Arial" w:cs="Arial" w:eastAsia="Arial"/>
-                <w:b w:val="0"/>
-                <w:i w:val="0"/>
-                <w:sz w:val="16"/>
-              </w:rPr>
-              <w:t>{{ stdr.table1_rows[11].basis }}</w:t>
-            </w:r>
-          </w:p>
-        </w:tc>
-        <w:tc>
-          <w:tcPr>
-            <w:tcW w:type="dxa" w:w="794"/>
-            <w:vAlign w:val="center"/>
-            <w:tcBorders>
-              <w:top w:val="single" w:sz="4" w:color="000000"/>
-              <w:left w:val="single" w:sz="4" w:color="000000"/>
-              <w:bottom w:val="single" w:sz="4" w:color="000000"/>
-              <w:right w:val="single" w:sz="4" w:color="000000"/>
-            </w:tcBorders>
-          </w:tcPr>
-          <w:p>
-            <w:pPr>
-              <w:spacing w:before="0" w:after="0"/>
-              <w:jc w:val="center"/>
-            </w:pPr>
-            <w:r/>
-            <w:r>
-              <w:rPr>
-                <w:rFonts w:ascii="Arial" w:hAnsi="Arial" w:cs="Arial" w:eastAsia="Arial"/>
-                <w:b w:val="0"/>
-                <w:i w:val="0"/>
-                <w:sz w:val="16"/>
-              </w:rPr>
-              <w:t>{{ stdr.table1_rows[11].okz_code }}</w:t>
-            </w:r>
-          </w:p>
-        </w:tc>
-        <w:tc>
-          <w:tcPr>
-            <w:tcW w:type="dxa" w:w="2835"/>
-            <w:vAlign w:val="center"/>
-            <w:tcBorders>
-              <w:top w:val="single" w:sz="4" w:color="000000"/>
-              <w:left w:val="single" w:sz="4" w:color="000000"/>
-              <w:bottom w:val="single" w:sz="4" w:color="000000"/>
-              <w:right w:val="single" w:sz="4" w:color="000000"/>
-            </w:tcBorders>
-          </w:tcPr>
-          <w:p>
-            <w:pPr>
-              <w:spacing w:before="0" w:after="0"/>
-              <w:jc w:val="left"/>
-            </w:pPr>
-            <w:r/>
-            <w:r>
-              <w:rPr>
-                <w:rFonts w:ascii="Arial" w:hAnsi="Arial" w:cs="Arial" w:eastAsia="Arial"/>
-                <w:b w:val="0"/>
-                <w:i w:val="0"/>
-                <w:sz w:val="16"/>
-              </w:rPr>
-              <w:t>{{ stdr.table1_rows[11].dismissal_reason }}</w:t>
-            </w:r>
-          </w:p>
-        </w:tc>
-        <w:tc>
-          <w:tcPr>
-            <w:tcW w:type="dxa" w:w="964"/>
-            <w:vAlign w:val="center"/>
-            <w:tcBorders>
-              <w:top w:val="single" w:sz="4" w:color="000000"/>
-              <w:left w:val="single" w:sz="4" w:color="000000"/>
-              <w:bottom w:val="single" w:sz="4" w:color="000000"/>
-              <w:right w:val="single" w:sz="4" w:color="000000"/>
-            </w:tcBorders>
-          </w:tcPr>
-          <w:p>
-            <w:pPr>
-              <w:spacing w:before="0" w:after="0"/>
-              <w:jc w:val="left"/>
-            </w:pPr>
-            <w:r/>
-            <w:r>
-              <w:rPr>
-                <w:rFonts w:ascii="Arial" w:hAnsi="Arial" w:cs="Arial" w:eastAsia="Arial"/>
-                <w:b w:val="0"/>
-                <w:i w:val="0"/>
-                <w:sz w:val="16"/>
-              </w:rPr>
-              <w:t>{{ stdr.table1_rows[11].doc_name }}</w:t>
-            </w:r>
-          </w:p>
-        </w:tc>
-        <w:tc>
-          <w:tcPr>
-            <w:tcW w:type="dxa" w:w="964"/>
-            <w:vAlign w:val="center"/>
-            <w:tcBorders>
-              <w:top w:val="single" w:sz="4" w:color="000000"/>
-              <w:left w:val="single" w:sz="4" w:color="000000"/>
-              <w:bottom w:val="single" w:sz="4" w:color="000000"/>
-              <w:right w:val="single" w:sz="4" w:color="000000"/>
-            </w:tcBorders>
-          </w:tcPr>
-          <w:p>
-            <w:pPr>
-              <w:spacing w:before="0" w:after="0"/>
-              <w:jc w:val="center"/>
-            </w:pPr>
-            <w:r/>
-            <w:r>
-              <w:rPr>
-                <w:rFonts w:ascii="Arial" w:hAnsi="Arial" w:cs="Arial" w:eastAsia="Arial"/>
-                <w:b w:val="0"/>
-                <w:i w:val="0"/>
-                <w:sz w:val="16"/>
-              </w:rPr>
-              <w:t>{{ stdr.table1_rows[11].doc_date }}</w:t>
-            </w:r>
-          </w:p>
-        </w:tc>
-        <w:tc>
-          <w:tcPr>
-            <w:tcW w:type="dxa" w:w="850"/>
-            <w:vAlign w:val="center"/>
-            <w:tcBorders>
-              <w:top w:val="single" w:sz="4" w:color="000000"/>
-              <w:left w:val="single" w:sz="4" w:color="000000"/>
-              <w:bottom w:val="single" w:sz="4" w:color="000000"/>
-              <w:right w:val="single" w:sz="4" w:color="000000"/>
-            </w:tcBorders>
-          </w:tcPr>
-          <w:p>
-            <w:pPr>
-              <w:spacing w:before="0" w:after="0"/>
-              <w:jc w:val="left"/>
-            </w:pPr>
-            <w:r/>
-            <w:r>
-              <w:rPr>
-                <w:rFonts w:ascii="Arial" w:hAnsi="Arial" w:cs="Arial" w:eastAsia="Arial"/>
-                <w:b w:val="0"/>
-                <w:i w:val="0"/>
-                <w:sz w:val="16"/>
-              </w:rPr>
-              <w:t>{{ stdr.table1_rows[11].doc_number }}</w:t>
-            </w:r>
-          </w:p>
-        </w:tc>
-        <w:tc>
-          <w:tcPr>
-            <w:tcW w:type="dxa" w:w="850"/>
-            <w:vAlign w:val="center"/>
-            <w:tcBorders>
-              <w:top w:val="single" w:sz="4" w:color="000000"/>
-              <w:left w:val="single" w:sz="4" w:color="000000"/>
-              <w:bottom w:val="single" w:sz="4" w:color="000000"/>
-              <w:right w:val="single" w:sz="4" w:color="000000"/>
-            </w:tcBorders>
-          </w:tcPr>
-          <w:p>
-            <w:pPr>
-              <w:spacing w:before="0" w:after="0"/>
-              <w:jc w:val="center"/>
-            </w:pPr>
-            <w:r/>
-            <w:r>
-              <w:rPr>
-                <w:rFonts w:ascii="Arial" w:hAnsi="Arial" w:cs="Arial" w:eastAsia="Arial"/>
-                <w:b w:val="0"/>
-                <w:i w:val="0"/>
-                <w:sz w:val="16"/>
-              </w:rPr>
-              <w:t>{{ stdr.table1_rows[11].cancellation }}</w:t>
-            </w:r>
-          </w:p>
-        </w:tc>
-      </w:tr>
-      <w:tr>
-        <w:tc>
-          <w:tcPr>
-            <w:tcW w:type="dxa" w:w="397"/>
-            <w:vAlign w:val="center"/>
-            <w:tcBorders>
-              <w:top w:val="single" w:sz="4" w:color="000000"/>
-              <w:left w:val="single" w:sz="4" w:color="000000"/>
-              <w:bottom w:val="single" w:sz="4" w:color="000000"/>
-              <w:right w:val="single" w:sz="4" w:color="000000"/>
-            </w:tcBorders>
-          </w:tcPr>
-          <w:p>
-            <w:pPr>
-              <w:spacing w:before="0" w:after="0"/>
-              <w:jc w:val="center"/>
-            </w:pPr>
-            <w:r/>
-            <w:r>
-              <w:rPr>
-                <w:rFonts w:ascii="Arial" w:hAnsi="Arial" w:cs="Arial" w:eastAsia="Arial"/>
-                <w:b w:val="0"/>
-                <w:i w:val="0"/>
-                <w:sz w:val="16"/>
-              </w:rPr>
-              <w:t>{{ stdr.table1_rows[12].index }}</w:t>
-            </w:r>
-          </w:p>
-        </w:tc>
-        <w:tc>
-          <w:tcPr>
-            <w:tcW w:type="dxa" w:w="2551"/>
-            <w:vAlign w:val="center"/>
-            <w:tcBorders>
-              <w:top w:val="single" w:sz="4" w:color="000000"/>
-              <w:left w:val="single" w:sz="4" w:color="000000"/>
-              <w:bottom w:val="single" w:sz="4" w:color="000000"/>
-              <w:right w:val="single" w:sz="4" w:color="000000"/>
-            </w:tcBorders>
-          </w:tcPr>
-          <w:p>
-            <w:pPr>
-              <w:spacing w:before="0" w:after="0"/>
-              <w:jc w:val="left"/>
-            </w:pPr>
-            <w:r/>
-            <w:r>
-              <w:rPr>
-                <w:rFonts w:ascii="Arial" w:hAnsi="Arial" w:cs="Arial" w:eastAsia="Arial"/>
-                <w:b w:val="0"/>
-                <w:i w:val="0"/>
-                <w:sz w:val="16"/>
-              </w:rPr>
-              <w:t>{{ stdr.table1_rows[12].company_with_sfr }}</w:t>
-            </w:r>
-          </w:p>
-        </w:tc>
-        <w:tc>
-          <w:tcPr>
-            <w:tcW w:type="dxa" w:w="964"/>
-            <w:vAlign w:val="center"/>
-            <w:tcBorders>
-              <w:top w:val="single" w:sz="4" w:color="000000"/>
-              <w:left w:val="single" w:sz="4" w:color="000000"/>
-              <w:bottom w:val="single" w:sz="4" w:color="000000"/>
-              <w:right w:val="single" w:sz="4" w:color="000000"/>
-            </w:tcBorders>
-          </w:tcPr>
-          <w:p>
-            <w:pPr>
-              <w:spacing w:before="0" w:after="0"/>
-              <w:jc w:val="center"/>
-            </w:pPr>
-            <w:r/>
-            <w:r>
-              <w:rPr>
-                <w:rFonts w:ascii="Arial" w:hAnsi="Arial" w:cs="Arial" w:eastAsia="Arial"/>
-                <w:b w:val="0"/>
-                <w:i w:val="0"/>
-                <w:sz w:val="16"/>
-              </w:rPr>
-              <w:t>{{ stdr.table1_rows[12].event_date }}</w:t>
-            </w:r>
-          </w:p>
-        </w:tc>
-        <w:tc>
-          <w:tcPr>
-            <w:tcW w:type="dxa" w:w="1134"/>
-            <w:vAlign w:val="center"/>
-            <w:tcBorders>
-              <w:top w:val="single" w:sz="4" w:color="000000"/>
-              <w:left w:val="single" w:sz="4" w:color="000000"/>
-              <w:bottom w:val="single" w:sz="4" w:color="000000"/>
-              <w:right w:val="single" w:sz="4" w:color="000000"/>
-            </w:tcBorders>
-          </w:tcPr>
-          <w:p>
-            <w:pPr>
-              <w:spacing w:before="0" w:after="0"/>
-              <w:jc w:val="center"/>
-            </w:pPr>
-            <w:r/>
-            <w:r>
-              <w:rPr>
-                <w:rFonts w:ascii="Arial" w:hAnsi="Arial" w:cs="Arial" w:eastAsia="Arial"/>
-                <w:b w:val="0"/>
-                <w:i w:val="0"/>
-                <w:sz w:val="16"/>
-              </w:rPr>
-              <w:t>{{ stdr.table1_rows[12].event_type }}</w:t>
-            </w:r>
-          </w:p>
-        </w:tc>
-        <w:tc>
-          <w:tcPr>
-            <w:tcW w:type="dxa" w:w="1984"/>
-            <w:vAlign w:val="center"/>
-            <w:tcBorders>
-              <w:top w:val="single" w:sz="4" w:color="000000"/>
-              <w:left w:val="single" w:sz="4" w:color="000000"/>
-              <w:bottom w:val="single" w:sz="4" w:color="000000"/>
-              <w:right w:val="single" w:sz="4" w:color="000000"/>
-            </w:tcBorders>
-          </w:tcPr>
-          <w:p>
-            <w:pPr>
-              <w:spacing w:before="0" w:after="0"/>
-              <w:jc w:val="left"/>
-            </w:pPr>
-            <w:r/>
-            <w:r>
-              <w:rPr>
-                <w:rFonts w:ascii="Arial" w:hAnsi="Arial" w:cs="Arial" w:eastAsia="Arial"/>
-                <w:b w:val="0"/>
-                <w:i w:val="0"/>
-                <w:sz w:val="16"/>
-              </w:rPr>
-              <w:t>{{ stdr.table1_rows[12].position }}</w:t>
-            </w:r>
-          </w:p>
-        </w:tc>
-        <w:tc>
-          <w:tcPr>
-            <w:tcW w:type="dxa" w:w="850"/>
-            <w:vAlign w:val="center"/>
-            <w:tcBorders>
-              <w:top w:val="single" w:sz="4" w:color="000000"/>
-              <w:left w:val="single" w:sz="4" w:color="000000"/>
-              <w:bottom w:val="single" w:sz="4" w:color="000000"/>
-              <w:right w:val="single" w:sz="4" w:color="000000"/>
-            </w:tcBorders>
-          </w:tcPr>
-          <w:p>
-            <w:pPr>
-              <w:spacing w:before="0" w:after="0"/>
-              <w:jc w:val="left"/>
-            </w:pPr>
-            <w:r/>
-            <w:r>
-              <w:rPr>
-                <w:rFonts w:ascii="Arial" w:hAnsi="Arial" w:cs="Arial" w:eastAsia="Arial"/>
-                <w:b w:val="0"/>
-                <w:i w:val="0"/>
-                <w:sz w:val="16"/>
-              </w:rPr>
-              <w:t>{{ stdr.table1_rows[12].basis }}</w:t>
-            </w:r>
-          </w:p>
-        </w:tc>
-        <w:tc>
-          <w:tcPr>
-            <w:tcW w:type="dxa" w:w="794"/>
-            <w:vAlign w:val="center"/>
-            <w:tcBorders>
-              <w:top w:val="single" w:sz="4" w:color="000000"/>
-              <w:left w:val="single" w:sz="4" w:color="000000"/>
-              <w:bottom w:val="single" w:sz="4" w:color="000000"/>
-              <w:right w:val="single" w:sz="4" w:color="000000"/>
-            </w:tcBorders>
-          </w:tcPr>
-          <w:p>
-            <w:pPr>
-              <w:spacing w:before="0" w:after="0"/>
-              <w:jc w:val="center"/>
-            </w:pPr>
-            <w:r/>
-            <w:r>
-              <w:rPr>
-                <w:rFonts w:ascii="Arial" w:hAnsi="Arial" w:cs="Arial" w:eastAsia="Arial"/>
-                <w:b w:val="0"/>
-                <w:i w:val="0"/>
-                <w:sz w:val="16"/>
-              </w:rPr>
-              <w:t>{{ stdr.table1_rows[12].okz_code }}</w:t>
-            </w:r>
-          </w:p>
-        </w:tc>
-        <w:tc>
-          <w:tcPr>
-            <w:tcW w:type="dxa" w:w="2835"/>
-            <w:vAlign w:val="center"/>
-            <w:tcBorders>
-              <w:top w:val="single" w:sz="4" w:color="000000"/>
-              <w:left w:val="single" w:sz="4" w:color="000000"/>
-              <w:bottom w:val="single" w:sz="4" w:color="000000"/>
-              <w:right w:val="single" w:sz="4" w:color="000000"/>
-            </w:tcBorders>
-          </w:tcPr>
-          <w:p>
-            <w:pPr>
-              <w:spacing w:before="0" w:after="0"/>
-              <w:jc w:val="left"/>
-            </w:pPr>
-            <w:r/>
-            <w:r>
-              <w:rPr>
-                <w:rFonts w:ascii="Arial" w:hAnsi="Arial" w:cs="Arial" w:eastAsia="Arial"/>
-                <w:b w:val="0"/>
-                <w:i w:val="0"/>
-                <w:sz w:val="16"/>
-              </w:rPr>
-              <w:t>{{ stdr.table1_rows[12].dismissal_reason }}</w:t>
-            </w:r>
-          </w:p>
-        </w:tc>
-        <w:tc>
-          <w:tcPr>
-            <w:tcW w:type="dxa" w:w="964"/>
-            <w:vAlign w:val="center"/>
-            <w:tcBorders>
-              <w:top w:val="single" w:sz="4" w:color="000000"/>
-              <w:left w:val="single" w:sz="4" w:color="000000"/>
-              <w:bottom w:val="single" w:sz="4" w:color="000000"/>
-              <w:right w:val="single" w:sz="4" w:color="000000"/>
-            </w:tcBorders>
-          </w:tcPr>
-          <w:p>
-            <w:pPr>
-              <w:spacing w:before="0" w:after="0"/>
-              <w:jc w:val="left"/>
-            </w:pPr>
-            <w:r/>
-            <w:r>
-              <w:rPr>
-                <w:rFonts w:ascii="Arial" w:hAnsi="Arial" w:cs="Arial" w:eastAsia="Arial"/>
-                <w:b w:val="0"/>
-                <w:i w:val="0"/>
-                <w:sz w:val="16"/>
-              </w:rPr>
-              <w:t>{{ stdr.table1_rows[12].doc_name }}</w:t>
-            </w:r>
-          </w:p>
-        </w:tc>
-        <w:tc>
-          <w:tcPr>
-            <w:tcW w:type="dxa" w:w="964"/>
-            <w:vAlign w:val="center"/>
-            <w:tcBorders>
-              <w:top w:val="single" w:sz="4" w:color="000000"/>
-              <w:left w:val="single" w:sz="4" w:color="000000"/>
-              <w:bottom w:val="single" w:sz="4" w:color="000000"/>
-              <w:right w:val="single" w:sz="4" w:color="000000"/>
-            </w:tcBorders>
-          </w:tcPr>
-          <w:p>
-            <w:pPr>
-              <w:spacing w:before="0" w:after="0"/>
-              <w:jc w:val="center"/>
-            </w:pPr>
-            <w:r/>
-            <w:r>
-              <w:rPr>
-                <w:rFonts w:ascii="Arial" w:hAnsi="Arial" w:cs="Arial" w:eastAsia="Arial"/>
-                <w:b w:val="0"/>
-                <w:i w:val="0"/>
-                <w:sz w:val="16"/>
-              </w:rPr>
-              <w:t>{{ stdr.table1_rows[12].doc_date }}</w:t>
-            </w:r>
-          </w:p>
-        </w:tc>
-        <w:tc>
-          <w:tcPr>
-            <w:tcW w:type="dxa" w:w="850"/>
-            <w:vAlign w:val="center"/>
-            <w:tcBorders>
-              <w:top w:val="single" w:sz="4" w:color="000000"/>
-              <w:left w:val="single" w:sz="4" w:color="000000"/>
-              <w:bottom w:val="single" w:sz="4" w:color="000000"/>
-              <w:right w:val="single" w:sz="4" w:color="000000"/>
-            </w:tcBorders>
-          </w:tcPr>
-          <w:p>
-            <w:pPr>
-              <w:spacing w:before="0" w:after="0"/>
-              <w:jc w:val="left"/>
-            </w:pPr>
-            <w:r/>
-            <w:r>
-              <w:rPr>
-                <w:rFonts w:ascii="Arial" w:hAnsi="Arial" w:cs="Arial" w:eastAsia="Arial"/>
-                <w:b w:val="0"/>
-                <w:i w:val="0"/>
-                <w:sz w:val="16"/>
-              </w:rPr>
-              <w:t>{{ stdr.table1_rows[12].doc_number }}</w:t>
-            </w:r>
-          </w:p>
-        </w:tc>
-        <w:tc>
-          <w:tcPr>
-            <w:tcW w:type="dxa" w:w="850"/>
-            <w:vAlign w:val="center"/>
-            <w:tcBorders>
-              <w:top w:val="single" w:sz="4" w:color="000000"/>
-              <w:left w:val="single" w:sz="4" w:color="000000"/>
-              <w:bottom w:val="single" w:sz="4" w:color="000000"/>
-              <w:right w:val="single" w:sz="4" w:color="000000"/>
-            </w:tcBorders>
-          </w:tcPr>
-          <w:p>
-            <w:pPr>
-              <w:spacing w:before="0" w:after="0"/>
-              <w:jc w:val="center"/>
-            </w:pPr>
-            <w:r/>
-            <w:r>
-              <w:rPr>
-                <w:rFonts w:ascii="Arial" w:hAnsi="Arial" w:cs="Arial" w:eastAsia="Arial"/>
-                <w:b w:val="0"/>
-                <w:i w:val="0"/>
-                <w:sz w:val="16"/>
-              </w:rPr>
-              <w:t>{{ stdr.table1_rows[12].cancellation }}</w:t>
-            </w:r>
-          </w:p>
-        </w:tc>
-      </w:tr>
-      <w:tr>
-        <w:tc>
-          <w:tcPr>
-            <w:tcW w:type="dxa" w:w="397"/>
-            <w:vAlign w:val="center"/>
-            <w:tcBorders>
-              <w:top w:val="single" w:sz="4" w:color="000000"/>
-              <w:left w:val="single" w:sz="4" w:color="000000"/>
-              <w:bottom w:val="single" w:sz="4" w:color="000000"/>
-              <w:right w:val="single" w:sz="4" w:color="000000"/>
-            </w:tcBorders>
-          </w:tcPr>
-          <w:p>
-            <w:pPr>
-              <w:spacing w:before="0" w:after="0"/>
-              <w:jc w:val="center"/>
-            </w:pPr>
-            <w:r/>
-            <w:r>
-              <w:rPr>
-                <w:rFonts w:ascii="Arial" w:hAnsi="Arial" w:cs="Arial" w:eastAsia="Arial"/>
-                <w:b w:val="0"/>
-                <w:i w:val="0"/>
-                <w:sz w:val="16"/>
-              </w:rPr>
-              <w:t>{{ stdr.table1_rows[13].index }}</w:t>
-            </w:r>
-          </w:p>
-        </w:tc>
-        <w:tc>
-          <w:tcPr>
-            <w:tcW w:type="dxa" w:w="2551"/>
-            <w:vAlign w:val="center"/>
-            <w:tcBorders>
-              <w:top w:val="single" w:sz="4" w:color="000000"/>
-              <w:left w:val="single" w:sz="4" w:color="000000"/>
-              <w:bottom w:val="single" w:sz="4" w:color="000000"/>
-              <w:right w:val="single" w:sz="4" w:color="000000"/>
-            </w:tcBorders>
-          </w:tcPr>
-          <w:p>
-            <w:pPr>
-              <w:spacing w:before="0" w:after="0"/>
-              <w:jc w:val="left"/>
-            </w:pPr>
-            <w:r/>
-            <w:r>
-              <w:rPr>
-                <w:rFonts w:ascii="Arial" w:hAnsi="Arial" w:cs="Arial" w:eastAsia="Arial"/>
-                <w:b w:val="0"/>
-                <w:i w:val="0"/>
-                <w:sz w:val="16"/>
-              </w:rPr>
-              <w:t>{{ stdr.table1_rows[13].company_with_sfr }}</w:t>
-            </w:r>
-          </w:p>
-        </w:tc>
-        <w:tc>
-          <w:tcPr>
-            <w:tcW w:type="dxa" w:w="964"/>
-            <w:vAlign w:val="center"/>
-            <w:tcBorders>
-              <w:top w:val="single" w:sz="4" w:color="000000"/>
-              <w:left w:val="single" w:sz="4" w:color="000000"/>
-              <w:bottom w:val="single" w:sz="4" w:color="000000"/>
-              <w:right w:val="single" w:sz="4" w:color="000000"/>
-            </w:tcBorders>
-          </w:tcPr>
-          <w:p>
-            <w:pPr>
-              <w:spacing w:before="0" w:after="0"/>
-              <w:jc w:val="center"/>
-            </w:pPr>
-            <w:r/>
-            <w:r>
-              <w:rPr>
-                <w:rFonts w:ascii="Arial" w:hAnsi="Arial" w:cs="Arial" w:eastAsia="Arial"/>
-                <w:b w:val="0"/>
-                <w:i w:val="0"/>
-                <w:sz w:val="16"/>
-              </w:rPr>
-              <w:t>{{ stdr.table1_rows[13].event_date }}</w:t>
-            </w:r>
-          </w:p>
-        </w:tc>
-        <w:tc>
-          <w:tcPr>
-            <w:tcW w:type="dxa" w:w="1134"/>
-            <w:vAlign w:val="center"/>
-            <w:tcBorders>
-              <w:top w:val="single" w:sz="4" w:color="000000"/>
-              <w:left w:val="single" w:sz="4" w:color="000000"/>
-              <w:bottom w:val="single" w:sz="4" w:color="000000"/>
-              <w:right w:val="single" w:sz="4" w:color="000000"/>
-            </w:tcBorders>
-          </w:tcPr>
-          <w:p>
-            <w:pPr>
-              <w:spacing w:before="0" w:after="0"/>
-              <w:jc w:val="center"/>
-            </w:pPr>
-            <w:r/>
-            <w:r>
-              <w:rPr>
-                <w:rFonts w:ascii="Arial" w:hAnsi="Arial" w:cs="Arial" w:eastAsia="Arial"/>
-                <w:b w:val="0"/>
-                <w:i w:val="0"/>
-                <w:sz w:val="16"/>
-              </w:rPr>
-              <w:t>{{ stdr.table1_rows[13].event_type }}</w:t>
-            </w:r>
-          </w:p>
-        </w:tc>
-        <w:tc>
-          <w:tcPr>
-            <w:tcW w:type="dxa" w:w="1984"/>
-            <w:vAlign w:val="center"/>
-            <w:tcBorders>
-              <w:top w:val="single" w:sz="4" w:color="000000"/>
-              <w:left w:val="single" w:sz="4" w:color="000000"/>
-              <w:bottom w:val="single" w:sz="4" w:color="000000"/>
-              <w:right w:val="single" w:sz="4" w:color="000000"/>
-            </w:tcBorders>
-          </w:tcPr>
-          <w:p>
-            <w:pPr>
-              <w:spacing w:before="0" w:after="0"/>
-              <w:jc w:val="left"/>
-            </w:pPr>
-            <w:r/>
-            <w:r>
-              <w:rPr>
-                <w:rFonts w:ascii="Arial" w:hAnsi="Arial" w:cs="Arial" w:eastAsia="Arial"/>
-                <w:b w:val="0"/>
-                <w:i w:val="0"/>
-                <w:sz w:val="16"/>
-              </w:rPr>
-              <w:t>{{ stdr.table1_rows[13].position }}</w:t>
-            </w:r>
-          </w:p>
-        </w:tc>
-        <w:tc>
-          <w:tcPr>
-            <w:tcW w:type="dxa" w:w="850"/>
-            <w:vAlign w:val="center"/>
-            <w:tcBorders>
-              <w:top w:val="single" w:sz="4" w:color="000000"/>
-              <w:left w:val="single" w:sz="4" w:color="000000"/>
-              <w:bottom w:val="single" w:sz="4" w:color="000000"/>
-              <w:right w:val="single" w:sz="4" w:color="000000"/>
-            </w:tcBorders>
-          </w:tcPr>
-          <w:p>
-            <w:pPr>
-              <w:spacing w:before="0" w:after="0"/>
-              <w:jc w:val="left"/>
-            </w:pPr>
-            <w:r/>
-            <w:r>
-              <w:rPr>
-                <w:rFonts w:ascii="Arial" w:hAnsi="Arial" w:cs="Arial" w:eastAsia="Arial"/>
-                <w:b w:val="0"/>
-                <w:i w:val="0"/>
-                <w:sz w:val="16"/>
-              </w:rPr>
-              <w:t>{{ stdr.table1_rows[13].basis }}</w:t>
-            </w:r>
-          </w:p>
-        </w:tc>
-        <w:tc>
-          <w:tcPr>
-            <w:tcW w:type="dxa" w:w="794"/>
-            <w:vAlign w:val="center"/>
-            <w:tcBorders>
-              <w:top w:val="single" w:sz="4" w:color="000000"/>
-              <w:left w:val="single" w:sz="4" w:color="000000"/>
-              <w:bottom w:val="single" w:sz="4" w:color="000000"/>
-              <w:right w:val="single" w:sz="4" w:color="000000"/>
-            </w:tcBorders>
-          </w:tcPr>
-          <w:p>
-            <w:pPr>
-              <w:spacing w:before="0" w:after="0"/>
-              <w:jc w:val="center"/>
-            </w:pPr>
-            <w:r/>
-            <w:r>
-              <w:rPr>
-                <w:rFonts w:ascii="Arial" w:hAnsi="Arial" w:cs="Arial" w:eastAsia="Arial"/>
-                <w:b w:val="0"/>
-                <w:i w:val="0"/>
-                <w:sz w:val="16"/>
-              </w:rPr>
-              <w:t>{{ stdr.table1_rows[13].okz_code }}</w:t>
-            </w:r>
-          </w:p>
-        </w:tc>
-        <w:tc>
-          <w:tcPr>
-            <w:tcW w:type="dxa" w:w="2835"/>
-            <w:vAlign w:val="center"/>
-            <w:tcBorders>
-              <w:top w:val="single" w:sz="4" w:color="000000"/>
-              <w:left w:val="single" w:sz="4" w:color="000000"/>
-              <w:bottom w:val="single" w:sz="4" w:color="000000"/>
-              <w:right w:val="single" w:sz="4" w:color="000000"/>
-            </w:tcBorders>
-          </w:tcPr>
-          <w:p>
-            <w:pPr>
-              <w:spacing w:before="0" w:after="0"/>
-              <w:jc w:val="left"/>
-            </w:pPr>
-            <w:r/>
-            <w:r>
-              <w:rPr>
-                <w:rFonts w:ascii="Arial" w:hAnsi="Arial" w:cs="Arial" w:eastAsia="Arial"/>
-                <w:b w:val="0"/>
-                <w:i w:val="0"/>
-                <w:sz w:val="16"/>
-              </w:rPr>
-              <w:t>{{ stdr.table1_rows[13].dismissal_reason }}</w:t>
-            </w:r>
-          </w:p>
-        </w:tc>
-        <w:tc>
-          <w:tcPr>
-            <w:tcW w:type="dxa" w:w="964"/>
-            <w:vAlign w:val="center"/>
-            <w:tcBorders>
-              <w:top w:val="single" w:sz="4" w:color="000000"/>
-              <w:left w:val="single" w:sz="4" w:color="000000"/>
-              <w:bottom w:val="single" w:sz="4" w:color="000000"/>
-              <w:right w:val="single" w:sz="4" w:color="000000"/>
-            </w:tcBorders>
-          </w:tcPr>
-          <w:p>
-            <w:pPr>
-              <w:spacing w:before="0" w:after="0"/>
-              <w:jc w:val="left"/>
-            </w:pPr>
-            <w:r/>
-            <w:r>
-              <w:rPr>
-                <w:rFonts w:ascii="Arial" w:hAnsi="Arial" w:cs="Arial" w:eastAsia="Arial"/>
-                <w:b w:val="0"/>
-                <w:i w:val="0"/>
-                <w:sz w:val="16"/>
-              </w:rPr>
-              <w:t>{{ stdr.table1_rows[13].doc_name }}</w:t>
-            </w:r>
-          </w:p>
-        </w:tc>
-        <w:tc>
-          <w:tcPr>
-            <w:tcW w:type="dxa" w:w="964"/>
-            <w:vAlign w:val="center"/>
-            <w:tcBorders>
-              <w:top w:val="single" w:sz="4" w:color="000000"/>
-              <w:left w:val="single" w:sz="4" w:color="000000"/>
-              <w:bottom w:val="single" w:sz="4" w:color="000000"/>
-              <w:right w:val="single" w:sz="4" w:color="000000"/>
-            </w:tcBorders>
-          </w:tcPr>
-          <w:p>
-            <w:pPr>
-              <w:spacing w:before="0" w:after="0"/>
-              <w:jc w:val="center"/>
-            </w:pPr>
-            <w:r/>
-            <w:r>
-              <w:rPr>
-                <w:rFonts w:ascii="Arial" w:hAnsi="Arial" w:cs="Arial" w:eastAsia="Arial"/>
-                <w:b w:val="0"/>
-                <w:i w:val="0"/>
-                <w:sz w:val="16"/>
-              </w:rPr>
-              <w:t>{{ stdr.table1_rows[13].doc_date }}</w:t>
-            </w:r>
-          </w:p>
-        </w:tc>
-        <w:tc>
-          <w:tcPr>
-            <w:tcW w:type="dxa" w:w="850"/>
-            <w:vAlign w:val="center"/>
-            <w:tcBorders>
-              <w:top w:val="single" w:sz="4" w:color="000000"/>
-              <w:left w:val="single" w:sz="4" w:color="000000"/>
-              <w:bottom w:val="single" w:sz="4" w:color="000000"/>
-              <w:right w:val="single" w:sz="4" w:color="000000"/>
-            </w:tcBorders>
-          </w:tcPr>
-          <w:p>
-            <w:pPr>
-              <w:spacing w:before="0" w:after="0"/>
-              <w:jc w:val="left"/>
-            </w:pPr>
-            <w:r/>
-            <w:r>
-              <w:rPr>
-                <w:rFonts w:ascii="Arial" w:hAnsi="Arial" w:cs="Arial" w:eastAsia="Arial"/>
-                <w:b w:val="0"/>
-                <w:i w:val="0"/>
-                <w:sz w:val="16"/>
-              </w:rPr>
-              <w:t>{{ stdr.table1_rows[13].doc_number }}</w:t>
-            </w:r>
-          </w:p>
-        </w:tc>
-        <w:tc>
-          <w:tcPr>
-            <w:tcW w:type="dxa" w:w="850"/>
-            <w:vAlign w:val="center"/>
-            <w:tcBorders>
-              <w:top w:val="single" w:sz="4" w:color="000000"/>
-              <w:left w:val="single" w:sz="4" w:color="000000"/>
-              <w:bottom w:val="single" w:sz="4" w:color="000000"/>
-              <w:right w:val="single" w:sz="4" w:color="000000"/>
-            </w:tcBorders>
-          </w:tcPr>
-          <w:p>
-            <w:pPr>
-              <w:spacing w:before="0" w:after="0"/>
-              <w:jc w:val="center"/>
-            </w:pPr>
-            <w:r/>
-            <w:r>
-              <w:rPr>
-                <w:rFonts w:ascii="Arial" w:hAnsi="Arial" w:cs="Arial" w:eastAsia="Arial"/>
-                <w:b w:val="0"/>
-                <w:i w:val="0"/>
-                <w:sz w:val="16"/>
-              </w:rPr>
-              <w:t>{{ stdr.table1_rows[13].cancellation }}</w:t>
-            </w:r>
-          </w:p>
-        </w:tc>
-      </w:tr>
-      <w:tr>
-        <w:tc>
-          <w:tcPr>
-            <w:tcW w:type="dxa" w:w="397"/>
-            <w:vAlign w:val="center"/>
-            <w:tcBorders>
-              <w:top w:val="single" w:sz="4" w:color="000000"/>
-              <w:left w:val="single" w:sz="4" w:color="000000"/>
-              <w:bottom w:val="single" w:sz="4" w:color="000000"/>
-              <w:right w:val="single" w:sz="4" w:color="000000"/>
-            </w:tcBorders>
-          </w:tcPr>
-          <w:p>
-            <w:pPr>
-              <w:spacing w:before="0" w:after="0"/>
-              <w:jc w:val="center"/>
-            </w:pPr>
-            <w:r/>
-            <w:r>
-              <w:rPr>
-                <w:rFonts w:ascii="Arial" w:hAnsi="Arial" w:cs="Arial" w:eastAsia="Arial"/>
-                <w:b w:val="0"/>
-                <w:i w:val="0"/>
-                <w:sz w:val="16"/>
-              </w:rPr>
-              <w:t>{{ stdr.table1_rows[14].index }}</w:t>
-            </w:r>
-          </w:p>
-        </w:tc>
-        <w:tc>
-          <w:tcPr>
-            <w:tcW w:type="dxa" w:w="2551"/>
-            <w:vAlign w:val="center"/>
-            <w:tcBorders>
-              <w:top w:val="single" w:sz="4" w:color="000000"/>
-              <w:left w:val="single" w:sz="4" w:color="000000"/>
-              <w:bottom w:val="single" w:sz="4" w:color="000000"/>
-              <w:right w:val="single" w:sz="4" w:color="000000"/>
-            </w:tcBorders>
-          </w:tcPr>
-          <w:p>
-            <w:pPr>
-              <w:spacing w:before="0" w:after="0"/>
-              <w:jc w:val="left"/>
-            </w:pPr>
-            <w:r/>
-            <w:r>
-              <w:rPr>
-                <w:rFonts w:ascii="Arial" w:hAnsi="Arial" w:cs="Arial" w:eastAsia="Arial"/>
-                <w:b w:val="0"/>
-                <w:i w:val="0"/>
-                <w:sz w:val="16"/>
-              </w:rPr>
-              <w:t>{{ stdr.table1_rows[14].company_with_sfr }}</w:t>
-            </w:r>
-          </w:p>
-        </w:tc>
-        <w:tc>
-          <w:tcPr>
-            <w:tcW w:type="dxa" w:w="964"/>
-            <w:vAlign w:val="center"/>
-            <w:tcBorders>
-              <w:top w:val="single" w:sz="4" w:color="000000"/>
-              <w:left w:val="single" w:sz="4" w:color="000000"/>
-              <w:bottom w:val="single" w:sz="4" w:color="000000"/>
-              <w:right w:val="single" w:sz="4" w:color="000000"/>
-            </w:tcBorders>
-          </w:tcPr>
-          <w:p>
-            <w:pPr>
-              <w:spacing w:before="0" w:after="0"/>
-              <w:jc w:val="center"/>
-            </w:pPr>
-            <w:r/>
-            <w:r>
-              <w:rPr>
-                <w:rFonts w:ascii="Arial" w:hAnsi="Arial" w:cs="Arial" w:eastAsia="Arial"/>
-                <w:b w:val="0"/>
-                <w:i w:val="0"/>
-                <w:sz w:val="16"/>
-              </w:rPr>
-              <w:t>{{ stdr.table1_rows[14].event_date }}</w:t>
-            </w:r>
-          </w:p>
-        </w:tc>
-        <w:tc>
-          <w:tcPr>
-            <w:tcW w:type="dxa" w:w="1134"/>
-            <w:vAlign w:val="center"/>
-            <w:tcBorders>
-              <w:top w:val="single" w:sz="4" w:color="000000"/>
-              <w:left w:val="single" w:sz="4" w:color="000000"/>
-              <w:bottom w:val="single" w:sz="4" w:color="000000"/>
-              <w:right w:val="single" w:sz="4" w:color="000000"/>
-            </w:tcBorders>
-          </w:tcPr>
-          <w:p>
-            <w:pPr>
-              <w:spacing w:before="0" w:after="0"/>
-              <w:jc w:val="center"/>
-            </w:pPr>
-            <w:r/>
-            <w:r>
-              <w:rPr>
-                <w:rFonts w:ascii="Arial" w:hAnsi="Arial" w:cs="Arial" w:eastAsia="Arial"/>
-                <w:b w:val="0"/>
-                <w:i w:val="0"/>
-                <w:sz w:val="16"/>
-              </w:rPr>
-              <w:t>{{ stdr.table1_rows[14].event_type }}</w:t>
-            </w:r>
-          </w:p>
-        </w:tc>
-        <w:tc>
-          <w:tcPr>
-            <w:tcW w:type="dxa" w:w="1984"/>
-            <w:vAlign w:val="center"/>
-            <w:tcBorders>
-              <w:top w:val="single" w:sz="4" w:color="000000"/>
-              <w:left w:val="single" w:sz="4" w:color="000000"/>
-              <w:bottom w:val="single" w:sz="4" w:color="000000"/>
-              <w:right w:val="single" w:sz="4" w:color="000000"/>
-            </w:tcBorders>
-          </w:tcPr>
-          <w:p>
-            <w:pPr>
-              <w:spacing w:before="0" w:after="0"/>
-              <w:jc w:val="left"/>
-            </w:pPr>
-            <w:r/>
-            <w:r>
-              <w:rPr>
-                <w:rFonts w:ascii="Arial" w:hAnsi="Arial" w:cs="Arial" w:eastAsia="Arial"/>
-                <w:b w:val="0"/>
-                <w:i w:val="0"/>
-                <w:sz w:val="16"/>
-              </w:rPr>
-              <w:t>{{ stdr.table1_rows[14].position }}</w:t>
-            </w:r>
-          </w:p>
-        </w:tc>
-        <w:tc>
-          <w:tcPr>
-            <w:tcW w:type="dxa" w:w="850"/>
-            <w:vAlign w:val="center"/>
-            <w:tcBorders>
-              <w:top w:val="single" w:sz="4" w:color="000000"/>
-              <w:left w:val="single" w:sz="4" w:color="000000"/>
-              <w:bottom w:val="single" w:sz="4" w:color="000000"/>
-              <w:right w:val="single" w:sz="4" w:color="000000"/>
-            </w:tcBorders>
-          </w:tcPr>
-          <w:p>
-            <w:pPr>
-              <w:spacing w:before="0" w:after="0"/>
-              <w:jc w:val="left"/>
-            </w:pPr>
-            <w:r/>
-            <w:r>
-              <w:rPr>
-                <w:rFonts w:ascii="Arial" w:hAnsi="Arial" w:cs="Arial" w:eastAsia="Arial"/>
-                <w:b w:val="0"/>
-                <w:i w:val="0"/>
-                <w:sz w:val="16"/>
-              </w:rPr>
-              <w:t>{{ stdr.table1_rows[14].basis }}</w:t>
-            </w:r>
-          </w:p>
-        </w:tc>
-        <w:tc>
-          <w:tcPr>
-            <w:tcW w:type="dxa" w:w="794"/>
-            <w:vAlign w:val="center"/>
-            <w:tcBorders>
-              <w:top w:val="single" w:sz="4" w:color="000000"/>
-              <w:left w:val="single" w:sz="4" w:color="000000"/>
-              <w:bottom w:val="single" w:sz="4" w:color="000000"/>
-              <w:right w:val="single" w:sz="4" w:color="000000"/>
-            </w:tcBorders>
-          </w:tcPr>
-          <w:p>
-            <w:pPr>
-              <w:spacing w:before="0" w:after="0"/>
-              <w:jc w:val="center"/>
-            </w:pPr>
-            <w:r/>
-            <w:r>
-              <w:rPr>
-                <w:rFonts w:ascii="Arial" w:hAnsi="Arial" w:cs="Arial" w:eastAsia="Arial"/>
-                <w:b w:val="0"/>
-                <w:i w:val="0"/>
-                <w:sz w:val="16"/>
-              </w:rPr>
-              <w:t>{{ stdr.table1_rows[14].okz_code }}</w:t>
-            </w:r>
-          </w:p>
-        </w:tc>
-        <w:tc>
-          <w:tcPr>
-            <w:tcW w:type="dxa" w:w="2835"/>
-            <w:vAlign w:val="center"/>
-            <w:tcBorders>
-              <w:top w:val="single" w:sz="4" w:color="000000"/>
-              <w:left w:val="single" w:sz="4" w:color="000000"/>
-              <w:bottom w:val="single" w:sz="4" w:color="000000"/>
-              <w:right w:val="single" w:sz="4" w:color="000000"/>
-            </w:tcBorders>
-          </w:tcPr>
-          <w:p>
-            <w:pPr>
-              <w:spacing w:before="0" w:after="0"/>
-              <w:jc w:val="left"/>
-            </w:pPr>
-            <w:r/>
-            <w:r>
-              <w:rPr>
-                <w:rFonts w:ascii="Arial" w:hAnsi="Arial" w:cs="Arial" w:eastAsia="Arial"/>
-                <w:b w:val="0"/>
-                <w:i w:val="0"/>
-                <w:sz w:val="16"/>
-              </w:rPr>
-              <w:t>{{ stdr.table1_rows[14].dismissal_reason }}</w:t>
-            </w:r>
-          </w:p>
-        </w:tc>
-        <w:tc>
-          <w:tcPr>
-            <w:tcW w:type="dxa" w:w="964"/>
-            <w:vAlign w:val="center"/>
-            <w:tcBorders>
-              <w:top w:val="single" w:sz="4" w:color="000000"/>
-              <w:left w:val="single" w:sz="4" w:color="000000"/>
-              <w:bottom w:val="single" w:sz="4" w:color="000000"/>
-              <w:right w:val="single" w:sz="4" w:color="000000"/>
-            </w:tcBorders>
-          </w:tcPr>
-          <w:p>
-            <w:pPr>
-              <w:spacing w:before="0" w:after="0"/>
-              <w:jc w:val="left"/>
-            </w:pPr>
-            <w:r/>
-            <w:r>
-              <w:rPr>
-                <w:rFonts w:ascii="Arial" w:hAnsi="Arial" w:cs="Arial" w:eastAsia="Arial"/>
-                <w:b w:val="0"/>
-                <w:i w:val="0"/>
-                <w:sz w:val="16"/>
-              </w:rPr>
-              <w:t>{{ stdr.table1_rows[14].doc_name }}</w:t>
-            </w:r>
-          </w:p>
-        </w:tc>
-        <w:tc>
-          <w:tcPr>
-            <w:tcW w:type="dxa" w:w="964"/>
-            <w:vAlign w:val="center"/>
-            <w:tcBorders>
-              <w:top w:val="single" w:sz="4" w:color="000000"/>
-              <w:left w:val="single" w:sz="4" w:color="000000"/>
-              <w:bottom w:val="single" w:sz="4" w:color="000000"/>
-              <w:right w:val="single" w:sz="4" w:color="000000"/>
-            </w:tcBorders>
-          </w:tcPr>
-          <w:p>
-            <w:pPr>
-              <w:spacing w:before="0" w:after="0"/>
-              <w:jc w:val="center"/>
-            </w:pPr>
-            <w:r/>
-            <w:r>
-              <w:rPr>
-                <w:rFonts w:ascii="Arial" w:hAnsi="Arial" w:cs="Arial" w:eastAsia="Arial"/>
-                <w:b w:val="0"/>
-                <w:i w:val="0"/>
-                <w:sz w:val="16"/>
-              </w:rPr>
-              <w:t>{{ stdr.table1_rows[14].doc_date }}</w:t>
-            </w:r>
-          </w:p>
-        </w:tc>
-        <w:tc>
-          <w:tcPr>
-            <w:tcW w:type="dxa" w:w="850"/>
-            <w:vAlign w:val="center"/>
-            <w:tcBorders>
-              <w:top w:val="single" w:sz="4" w:color="000000"/>
-              <w:left w:val="single" w:sz="4" w:color="000000"/>
-              <w:bottom w:val="single" w:sz="4" w:color="000000"/>
-              <w:right w:val="single" w:sz="4" w:color="000000"/>
-            </w:tcBorders>
-          </w:tcPr>
-          <w:p>
-            <w:pPr>
-              <w:spacing w:before="0" w:after="0"/>
-              <w:jc w:val="left"/>
-            </w:pPr>
-            <w:r/>
-            <w:r>
-              <w:rPr>
-                <w:rFonts w:ascii="Arial" w:hAnsi="Arial" w:cs="Arial" w:eastAsia="Arial"/>
-                <w:b w:val="0"/>
-                <w:i w:val="0"/>
-                <w:sz w:val="16"/>
-              </w:rPr>
-              <w:t>{{ stdr.table1_rows[14].doc_number }}</w:t>
-            </w:r>
-          </w:p>
-        </w:tc>
-        <w:tc>
-          <w:tcPr>
-            <w:tcW w:type="dxa" w:w="850"/>
-            <w:vAlign w:val="center"/>
-            <w:tcBorders>
-              <w:top w:val="single" w:sz="4" w:color="000000"/>
-              <w:left w:val="single" w:sz="4" w:color="000000"/>
-              <w:bottom w:val="single" w:sz="4" w:color="000000"/>
-              <w:right w:val="single" w:sz="4" w:color="000000"/>
-            </w:tcBorders>
-          </w:tcPr>
-          <w:p>
-            <w:pPr>
-              <w:spacing w:before="0" w:after="0"/>
-              <w:jc w:val="center"/>
-            </w:pPr>
-            <w:r/>
-            <w:r>
-              <w:rPr>
-                <w:rFonts w:ascii="Arial" w:hAnsi="Arial" w:cs="Arial" w:eastAsia="Arial"/>
-                <w:b w:val="0"/>
-                <w:i w:val="0"/>
-                <w:sz w:val="16"/>
+                <w:sz w:val="14"/>
               </w:rPr>
               <w:t>{{ stdr.table1_rows[14].cancellation }}</w:t>
             </w:r>
@@ -6149,7 +5872,7 @@
           <w:rFonts w:ascii="Arial" w:hAnsi="Arial" w:cs="Arial" w:eastAsia="Arial"/>
           <w:b/>
           <w:i w:val="0"/>
-          <w:sz w:val="18"/>
+          <w:sz w:val="20"/>
         </w:rPr>
         <w:t>Сведения о трудовой деятельности зарегистрированного лица за периоды до 31 декабря 2019 года</w:t>
       </w:r>
@@ -6170,8 +5893,8 @@
         <w:tc>
           <w:tcPr>
             <w:tcW w:type="dxa" w:w="567"/>
+            <w:vAlign w:val="center"/>
             <w:vMerge w:val="restart"/>
-            <w:vAlign w:val="center"/>
             <w:tcBorders>
               <w:top w:val="single" w:sz="4" w:color="000000"/>
               <w:left w:val="single" w:sz="4" w:color="000000"/>
@@ -6195,27 +5918,12 @@
               <w:t>№ п/п</w:t>
             </w:r>
           </w:p>
-          <w:p>
-            <w:pPr>
-              <w:spacing w:before="0" w:after="0"/>
-              <w:jc w:val="center"/>
-            </w:pPr>
-            <w:r/>
-            <w:r>
-              <w:rPr>
-                <w:rFonts w:ascii="Arial" w:hAnsi="Arial" w:cs="Arial" w:eastAsia="Arial"/>
-                <w:b w:val="0"/>
-                <w:i w:val="0"/>
-                <w:sz w:val="14"/>
-              </w:rPr>
-            </w:r>
-          </w:p>
         </w:tc>
         <w:tc>
           <w:tcPr>
             <w:tcW w:type="dxa" w:w="10205"/>
+            <w:vAlign w:val="center"/>
             <w:vMerge w:val="restart"/>
-            <w:vAlign w:val="center"/>
             <w:tcBorders>
               <w:top w:val="single" w:sz="4" w:color="000000"/>
               <w:left w:val="single" w:sz="4" w:color="000000"/>
@@ -6251,21 +5959,6 @@
               <w:t>регистрационный номер в СФР (при наличии)</w:t>
             </w:r>
           </w:p>
-          <w:p>
-            <w:pPr>
-              <w:spacing w:before="0" w:after="0"/>
-              <w:jc w:val="center"/>
-            </w:pPr>
-            <w:r/>
-            <w:r>
-              <w:rPr>
-                <w:rFonts w:ascii="Arial" w:hAnsi="Arial" w:cs="Arial" w:eastAsia="Arial"/>
-                <w:b w:val="0"/>
-                <w:i w:val="0"/>
-                <w:sz w:val="14"/>
-              </w:rPr>
-            </w:r>
-          </w:p>
         </w:tc>
         <w:tc>
           <w:tcPr>
@@ -6295,22 +5988,6 @@
               <w:t>Периоды работы</w:t>
             </w:r>
           </w:p>
-          <w:p>
-            <w:pPr>
-              <w:spacing w:before="0" w:after="0"/>
-              <w:jc w:val="center"/>
-            </w:pPr>
-            <w:r/>
-            <w:r>
-              <w:rPr>
-                <w:rFonts w:ascii="Arial" w:hAnsi="Arial" w:cs="Arial" w:eastAsia="Arial"/>
-                <w:b w:val="0"/>
-                <w:i w:val="0"/>
-                <w:sz w:val="14"/>
-              </w:rPr>
-              <w:t>Периоды работы</w:t>
-            </w:r>
-          </w:p>
         </w:tc>
       </w:tr>
       <w:tr>
@@ -6318,7 +5995,6 @@
           <w:tcPr>
             <w:tcW w:type="dxa" w:w="567"/>
             <w:vMerge/>
-            <w:vAlign w:val="center"/>
           </w:tcPr>
           <w:p/>
         </w:tc>
@@ -6326,7 +6002,6 @@
           <w:tcPr>
             <w:tcW w:type="dxa" w:w="10205"/>
             <w:vMerge/>
-            <w:vAlign w:val="center"/>
           </w:tcPr>
           <w:p/>
         </w:tc>
@@ -6410,7 +6085,7 @@
                 <w:rFonts w:ascii="Arial" w:hAnsi="Arial" w:cs="Arial" w:eastAsia="Arial"/>
                 <w:b w:val="0"/>
                 <w:i w:val="0"/>
-                <w:sz w:val="16"/>
+                <w:sz w:val="14"/>
               </w:rPr>
               <w:t>{{ stdr.table2_rows[0].index }}</w:t>
             </w:r>
@@ -6438,7 +6113,7 @@
                 <w:rFonts w:ascii="Arial" w:hAnsi="Arial" w:cs="Arial" w:eastAsia="Arial"/>
                 <w:b w:val="0"/>
                 <w:i w:val="0"/>
-                <w:sz w:val="16"/>
+                <w:sz w:val="14"/>
               </w:rPr>
               <w:t>{{ stdr.table2_rows[0].company_with_sfr }}</w:t>
             </w:r>
@@ -6466,7 +6141,7 @@
                 <w:rFonts w:ascii="Arial" w:hAnsi="Arial" w:cs="Arial" w:eastAsia="Arial"/>
                 <w:b w:val="0"/>
                 <w:i w:val="0"/>
-                <w:sz w:val="16"/>
+                <w:sz w:val="14"/>
               </w:rPr>
               <w:t>{{ stdr.table2_rows[0].date_from }}</w:t>
             </w:r>
@@ -6494,7 +6169,7 @@
                 <w:rFonts w:ascii="Arial" w:hAnsi="Arial" w:cs="Arial" w:eastAsia="Arial"/>
                 <w:b w:val="0"/>
                 <w:i w:val="0"/>
-                <w:sz w:val="16"/>
+                <w:sz w:val="14"/>
               </w:rPr>
               <w:t>{{ stdr.table2_rows[0].date_to }}</w:t>
             </w:r>
@@ -6524,7 +6199,7 @@
                 <w:rFonts w:ascii="Arial" w:hAnsi="Arial" w:cs="Arial" w:eastAsia="Arial"/>
                 <w:b w:val="0"/>
                 <w:i w:val="0"/>
-                <w:sz w:val="16"/>
+                <w:sz w:val="14"/>
               </w:rPr>
               <w:t>{{ stdr.table2_rows[1].index }}</w:t>
             </w:r>
@@ -6552,7 +6227,7 @@
                 <w:rFonts w:ascii="Arial" w:hAnsi="Arial" w:cs="Arial" w:eastAsia="Arial"/>
                 <w:b w:val="0"/>
                 <w:i w:val="0"/>
-                <w:sz w:val="16"/>
+                <w:sz w:val="14"/>
               </w:rPr>
               <w:t>{{ stdr.table2_rows[1].company_with_sfr }}</w:t>
             </w:r>
@@ -6580,7 +6255,7 @@
                 <w:rFonts w:ascii="Arial" w:hAnsi="Arial" w:cs="Arial" w:eastAsia="Arial"/>
                 <w:b w:val="0"/>
                 <w:i w:val="0"/>
-                <w:sz w:val="16"/>
+                <w:sz w:val="14"/>
               </w:rPr>
               <w:t>{{ stdr.table2_rows[1].date_from }}</w:t>
             </w:r>
@@ -6608,7 +6283,7 @@
                 <w:rFonts w:ascii="Arial" w:hAnsi="Arial" w:cs="Arial" w:eastAsia="Arial"/>
                 <w:b w:val="0"/>
                 <w:i w:val="0"/>
-                <w:sz w:val="16"/>
+                <w:sz w:val="14"/>
               </w:rPr>
               <w:t>{{ stdr.table2_rows[1].date_to }}</w:t>
             </w:r>
@@ -6638,7 +6313,7 @@
                 <w:rFonts w:ascii="Arial" w:hAnsi="Arial" w:cs="Arial" w:eastAsia="Arial"/>
                 <w:b w:val="0"/>
                 <w:i w:val="0"/>
-                <w:sz w:val="16"/>
+                <w:sz w:val="14"/>
               </w:rPr>
               <w:t>{{ stdr.table2_rows[2].index }}</w:t>
             </w:r>
@@ -6666,7 +6341,7 @@
                 <w:rFonts w:ascii="Arial" w:hAnsi="Arial" w:cs="Arial" w:eastAsia="Arial"/>
                 <w:b w:val="0"/>
                 <w:i w:val="0"/>
-                <w:sz w:val="16"/>
+                <w:sz w:val="14"/>
               </w:rPr>
               <w:t>{{ stdr.table2_rows[2].company_with_sfr }}</w:t>
             </w:r>
@@ -6694,7 +6369,7 @@
                 <w:rFonts w:ascii="Arial" w:hAnsi="Arial" w:cs="Arial" w:eastAsia="Arial"/>
                 <w:b w:val="0"/>
                 <w:i w:val="0"/>
-                <w:sz w:val="16"/>
+                <w:sz w:val="14"/>
               </w:rPr>
               <w:t>{{ stdr.table2_rows[2].date_from }}</w:t>
             </w:r>
@@ -6722,7 +6397,7 @@
                 <w:rFonts w:ascii="Arial" w:hAnsi="Arial" w:cs="Arial" w:eastAsia="Arial"/>
                 <w:b w:val="0"/>
                 <w:i w:val="0"/>
-                <w:sz w:val="16"/>
+                <w:sz w:val="14"/>
               </w:rPr>
               <w:t>{{ stdr.table2_rows[2].date_to }}</w:t>
             </w:r>
@@ -6752,7 +6427,7 @@
                 <w:rFonts w:ascii="Arial" w:hAnsi="Arial" w:cs="Arial" w:eastAsia="Arial"/>
                 <w:b w:val="0"/>
                 <w:i w:val="0"/>
-                <w:sz w:val="16"/>
+                <w:sz w:val="14"/>
               </w:rPr>
               <w:t>{{ stdr.table2_rows[3].index }}</w:t>
             </w:r>
@@ -6780,7 +6455,7 @@
                 <w:rFonts w:ascii="Arial" w:hAnsi="Arial" w:cs="Arial" w:eastAsia="Arial"/>
                 <w:b w:val="0"/>
                 <w:i w:val="0"/>
-                <w:sz w:val="16"/>
+                <w:sz w:val="14"/>
               </w:rPr>
               <w:t>{{ stdr.table2_rows[3].company_with_sfr }}</w:t>
             </w:r>
@@ -6808,7 +6483,7 @@
                 <w:rFonts w:ascii="Arial" w:hAnsi="Arial" w:cs="Arial" w:eastAsia="Arial"/>
                 <w:b w:val="0"/>
                 <w:i w:val="0"/>
-                <w:sz w:val="16"/>
+                <w:sz w:val="14"/>
               </w:rPr>
               <w:t>{{ stdr.table2_rows[3].date_from }}</w:t>
             </w:r>
@@ -6836,7 +6511,7 @@
                 <w:rFonts w:ascii="Arial" w:hAnsi="Arial" w:cs="Arial" w:eastAsia="Arial"/>
                 <w:b w:val="0"/>
                 <w:i w:val="0"/>
-                <w:sz w:val="16"/>
+                <w:sz w:val="14"/>
               </w:rPr>
               <w:t>{{ stdr.table2_rows[3].date_to }}</w:t>
             </w:r>
@@ -6866,7 +6541,7 @@
                 <w:rFonts w:ascii="Arial" w:hAnsi="Arial" w:cs="Arial" w:eastAsia="Arial"/>
                 <w:b w:val="0"/>
                 <w:i w:val="0"/>
-                <w:sz w:val="16"/>
+                <w:sz w:val="14"/>
               </w:rPr>
               <w:t>{{ stdr.table2_rows[4].index }}</w:t>
             </w:r>
@@ -6894,7 +6569,7 @@
                 <w:rFonts w:ascii="Arial" w:hAnsi="Arial" w:cs="Arial" w:eastAsia="Arial"/>
                 <w:b w:val="0"/>
                 <w:i w:val="0"/>
-                <w:sz w:val="16"/>
+                <w:sz w:val="14"/>
               </w:rPr>
               <w:t>{{ stdr.table2_rows[4].company_with_sfr }}</w:t>
             </w:r>
@@ -6922,7 +6597,7 @@
                 <w:rFonts w:ascii="Arial" w:hAnsi="Arial" w:cs="Arial" w:eastAsia="Arial"/>
                 <w:b w:val="0"/>
                 <w:i w:val="0"/>
-                <w:sz w:val="16"/>
+                <w:sz w:val="14"/>
               </w:rPr>
               <w:t>{{ stdr.table2_rows[4].date_from }}</w:t>
             </w:r>
@@ -6950,7 +6625,7 @@
                 <w:rFonts w:ascii="Arial" w:hAnsi="Arial" w:cs="Arial" w:eastAsia="Arial"/>
                 <w:b w:val="0"/>
                 <w:i w:val="0"/>
-                <w:sz w:val="16"/>
+                <w:sz w:val="14"/>
               </w:rPr>
               <w:t>{{ stdr.table2_rows[4].date_to }}</w:t>
             </w:r>
@@ -6980,7 +6655,7 @@
                 <w:rFonts w:ascii="Arial" w:hAnsi="Arial" w:cs="Arial" w:eastAsia="Arial"/>
                 <w:b w:val="0"/>
                 <w:i w:val="0"/>
-                <w:sz w:val="16"/>
+                <w:sz w:val="14"/>
               </w:rPr>
               <w:t>{{ stdr.table2_rows[5].index }}</w:t>
             </w:r>
@@ -7008,7 +6683,7 @@
                 <w:rFonts w:ascii="Arial" w:hAnsi="Arial" w:cs="Arial" w:eastAsia="Arial"/>
                 <w:b w:val="0"/>
                 <w:i w:val="0"/>
-                <w:sz w:val="16"/>
+                <w:sz w:val="14"/>
               </w:rPr>
               <w:t>{{ stdr.table2_rows[5].company_with_sfr }}</w:t>
             </w:r>
@@ -7036,7 +6711,7 @@
                 <w:rFonts w:ascii="Arial" w:hAnsi="Arial" w:cs="Arial" w:eastAsia="Arial"/>
                 <w:b w:val="0"/>
                 <w:i w:val="0"/>
-                <w:sz w:val="16"/>
+                <w:sz w:val="14"/>
               </w:rPr>
               <w:t>{{ stdr.table2_rows[5].date_from }}</w:t>
             </w:r>
@@ -7064,7 +6739,7 @@
                 <w:rFonts w:ascii="Arial" w:hAnsi="Arial" w:cs="Arial" w:eastAsia="Arial"/>
                 <w:b w:val="0"/>
                 <w:i w:val="0"/>
-                <w:sz w:val="16"/>
+                <w:sz w:val="14"/>
               </w:rPr>
               <w:t>{{ stdr.table2_rows[5].date_to }}</w:t>
             </w:r>
@@ -7094,7 +6769,7 @@
                 <w:rFonts w:ascii="Arial" w:hAnsi="Arial" w:cs="Arial" w:eastAsia="Arial"/>
                 <w:b w:val="0"/>
                 <w:i w:val="0"/>
-                <w:sz w:val="16"/>
+                <w:sz w:val="14"/>
               </w:rPr>
               <w:t>{{ stdr.table2_rows[6].index }}</w:t>
             </w:r>
@@ -7122,7 +6797,7 @@
                 <w:rFonts w:ascii="Arial" w:hAnsi="Arial" w:cs="Arial" w:eastAsia="Arial"/>
                 <w:b w:val="0"/>
                 <w:i w:val="0"/>
-                <w:sz w:val="16"/>
+                <w:sz w:val="14"/>
               </w:rPr>
               <w:t>{{ stdr.table2_rows[6].company_with_sfr }}</w:t>
             </w:r>
@@ -7150,7 +6825,7 @@
                 <w:rFonts w:ascii="Arial" w:hAnsi="Arial" w:cs="Arial" w:eastAsia="Arial"/>
                 <w:b w:val="0"/>
                 <w:i w:val="0"/>
-                <w:sz w:val="16"/>
+                <w:sz w:val="14"/>
               </w:rPr>
               <w:t>{{ stdr.table2_rows[6].date_from }}</w:t>
             </w:r>
@@ -7178,7 +6853,7 @@
                 <w:rFonts w:ascii="Arial" w:hAnsi="Arial" w:cs="Arial" w:eastAsia="Arial"/>
                 <w:b w:val="0"/>
                 <w:i w:val="0"/>
-                <w:sz w:val="16"/>
+                <w:sz w:val="14"/>
               </w:rPr>
               <w:t>{{ stdr.table2_rows[6].date_to }}</w:t>
             </w:r>
@@ -7208,7 +6883,7 @@
                 <w:rFonts w:ascii="Arial" w:hAnsi="Arial" w:cs="Arial" w:eastAsia="Arial"/>
                 <w:b w:val="0"/>
                 <w:i w:val="0"/>
-                <w:sz w:val="16"/>
+                <w:sz w:val="14"/>
               </w:rPr>
               <w:t>{{ stdr.table2_rows[7].index }}</w:t>
             </w:r>
@@ -7236,7 +6911,7 @@
                 <w:rFonts w:ascii="Arial" w:hAnsi="Arial" w:cs="Arial" w:eastAsia="Arial"/>
                 <w:b w:val="0"/>
                 <w:i w:val="0"/>
-                <w:sz w:val="16"/>
+                <w:sz w:val="14"/>
               </w:rPr>
               <w:t>{{ stdr.table2_rows[7].company_with_sfr }}</w:t>
             </w:r>
@@ -7264,7 +6939,7 @@
                 <w:rFonts w:ascii="Arial" w:hAnsi="Arial" w:cs="Arial" w:eastAsia="Arial"/>
                 <w:b w:val="0"/>
                 <w:i w:val="0"/>
-                <w:sz w:val="16"/>
+                <w:sz w:val="14"/>
               </w:rPr>
               <w:t>{{ stdr.table2_rows[7].date_from }}</w:t>
             </w:r>
@@ -7292,7 +6967,7 @@
                 <w:rFonts w:ascii="Arial" w:hAnsi="Arial" w:cs="Arial" w:eastAsia="Arial"/>
                 <w:b w:val="0"/>
                 <w:i w:val="0"/>
-                <w:sz w:val="16"/>
+                <w:sz w:val="14"/>
               </w:rPr>
               <w:t>{{ stdr.table2_rows[7].date_to }}</w:t>
             </w:r>
@@ -7586,7 +7261,7 @@
     </w:tbl>
     <w:sectPr>
       <w:pgSz w:w="16838" w:h="11906" w:orient="landscape"/>
-      <w:pgMar w:top="850" w:right="850" w:bottom="850" w:left="850" w:header="720" w:footer="720" w:gutter="0"/>
+      <w:pgMar w:top="567" w:right="850" w:bottom="567" w:left="850" w:header="720" w:footer="720" w:gutter="0"/>
       <w:cols w:space="720"/>
       <w:docGrid w:linePitch="360"/>
     </w:sectPr>
@@ -7959,7 +7634,7 @@
     <w:rsid w:val="00FC693F"/>
     <w:rPr>
       <w:rFonts w:ascii="Arial" w:hAnsi="Arial"/>
-      <w:sz w:val="16"/>
+      <w:sz w:val="14"/>
     </w:rPr>
   </w:style>
   <w:style w:type="paragraph" w:styleId="Header">

--- a/templates/docx/stdr_template.docx
+++ b/templates/docx/stdr_template.docx
@@ -333,6 +333,247 @@
         </w:tc>
       </w:tr>
     </w:tbl>
+    <w:tbl>
+      <w:tblPr>
+        <w:tblW w:type="auto" w:w="0"/>
+        <w:tblLayout w:type="fixed"/>
+        <w:tblLook w:firstColumn="1" w:firstRow="1" w:lastColumn="0" w:lastRow="0" w:noHBand="0" w:noVBand="1" w:val="04A0"/>
+      </w:tblPr>
+      <w:tblGrid>
+        <w:gridCol w:w="12869"/>
+        <w:gridCol w:w="2268"/>
+      </w:tblGrid>
+      <w:tr>
+        <w:tc>
+          <w:tcPr>
+            <w:tcW w:type="dxa" w:w="12869"/>
+            <w:vAlign w:val="center"/>
+            <w:tcBorders>
+              <w:top w:val="nil"/>
+              <w:left w:val="nil"/>
+              <w:bottom w:val="nil"/>
+              <w:right w:val="nil"/>
+            </w:tcBorders>
+          </w:tcPr>
+          <w:p>
+            <w:pPr>
+              <w:spacing w:before="0" w:after="0"/>
+              <w:jc w:val="left"/>
+            </w:pPr>
+            <w:r/>
+            <w:r>
+              <w:rPr>
+                <w:rFonts w:ascii="Arial" w:hAnsi="Arial" w:cs="Arial" w:eastAsia="Arial"/>
+                <w:b w:val="0"/>
+                <w:i w:val="0"/>
+                <w:sz w:val="16"/>
+              </w:rPr>
+              <w:t>Подано заявление о продолжении ведения трудовой книжки</w:t>
+            </w:r>
+          </w:p>
+        </w:tc>
+        <w:tc>
+          <w:tcPr>
+            <w:tcW w:type="dxa" w:w="2268"/>
+            <w:vAlign w:val="center"/>
+            <w:tcBorders>
+              <w:top w:val="nil"/>
+              <w:left w:val="nil"/>
+              <w:bottom w:val="nil"/>
+              <w:right w:val="nil"/>
+            </w:tcBorders>
+          </w:tcPr>
+          <w:p>
+            <w:pPr>
+              <w:spacing w:before="0" w:after="0"/>
+              <w:jc w:val="right"/>
+            </w:pPr>
+            <w:r/>
+            <w:r>
+              <w:rPr>
+                <w:rFonts w:ascii="Arial" w:hAnsi="Arial" w:cs="Arial" w:eastAsia="Arial"/>
+                <w:b/>
+                <w:i w:val="0"/>
+                <w:sz w:val="16"/>
+              </w:rPr>
+              <w:t>{{ stdr.statement_continue_date }}</w:t>
+            </w:r>
+          </w:p>
+        </w:tc>
+      </w:tr>
+      <w:tr>
+        <w:tc>
+          <w:tcPr>
+            <w:tcW w:type="dxa" w:w="12869"/>
+            <w:vAlign w:val="center"/>
+            <w:tcBorders>
+              <w:top w:val="nil"/>
+              <w:left w:val="nil"/>
+              <w:bottom w:val="nil"/>
+              <w:right w:val="nil"/>
+            </w:tcBorders>
+          </w:tcPr>
+          <w:p>
+            <w:pPr>
+              <w:spacing w:before="0" w:after="0"/>
+              <w:jc w:val="left"/>
+            </w:pPr>
+            <w:r/>
+            <w:r>
+              <w:rPr>
+                <w:rFonts w:ascii="Arial" w:hAnsi="Arial" w:cs="Arial" w:eastAsia="Arial"/>
+                <w:b w:val="0"/>
+                <w:i w:val="0"/>
+                <w:sz w:val="16"/>
+              </w:rPr>
+            </w:r>
+          </w:p>
+        </w:tc>
+        <w:tc>
+          <w:tcPr>
+            <w:tcW w:type="dxa" w:w="2268"/>
+            <w:vAlign w:val="center"/>
+            <w:tcBorders>
+              <w:top w:val="nil"/>
+              <w:left w:val="nil"/>
+              <w:bottom w:val="nil"/>
+              <w:right w:val="nil"/>
+            </w:tcBorders>
+          </w:tcPr>
+          <w:p>
+            <w:pPr>
+              <w:spacing w:before="0" w:after="0"/>
+              <w:jc w:val="right"/>
+            </w:pPr>
+            <w:r/>
+            <w:r>
+              <w:rPr>
+                <w:rFonts w:ascii="Arial" w:hAnsi="Arial" w:cs="Arial" w:eastAsia="Arial"/>
+                <w:b w:val="0"/>
+                <w:i/>
+                <w:sz w:val="14"/>
+              </w:rPr>
+              <w:t>Дата подачи</w:t>
+            </w:r>
+          </w:p>
+        </w:tc>
+      </w:tr>
+      <w:tr>
+        <w:tc>
+          <w:tcPr>
+            <w:tcW w:type="dxa" w:w="12869"/>
+            <w:vAlign w:val="center"/>
+            <w:tcBorders>
+              <w:top w:val="nil"/>
+              <w:left w:val="nil"/>
+              <w:bottom w:val="nil"/>
+              <w:right w:val="nil"/>
+            </w:tcBorders>
+          </w:tcPr>
+          <w:p>
+            <w:pPr>
+              <w:spacing w:before="0" w:after="0"/>
+              <w:jc w:val="left"/>
+            </w:pPr>
+            <w:r/>
+            <w:r>
+              <w:rPr>
+                <w:rFonts w:ascii="Arial" w:hAnsi="Arial" w:cs="Arial" w:eastAsia="Arial"/>
+                <w:b w:val="0"/>
+                <w:i w:val="0"/>
+                <w:sz w:val="16"/>
+              </w:rPr>
+              <w:t>Подано заявление о предоставлении сведений о трудовой деятельности</w:t>
+            </w:r>
+          </w:p>
+        </w:tc>
+        <w:tc>
+          <w:tcPr>
+            <w:tcW w:type="dxa" w:w="2268"/>
+            <w:vAlign w:val="center"/>
+            <w:tcBorders>
+              <w:top w:val="nil"/>
+              <w:left w:val="nil"/>
+              <w:bottom w:val="nil"/>
+              <w:right w:val="nil"/>
+            </w:tcBorders>
+          </w:tcPr>
+          <w:p>
+            <w:pPr>
+              <w:spacing w:before="0" w:after="0"/>
+              <w:jc w:val="right"/>
+            </w:pPr>
+            <w:r/>
+            <w:r>
+              <w:rPr>
+                <w:rFonts w:ascii="Arial" w:hAnsi="Arial" w:cs="Arial" w:eastAsia="Arial"/>
+                <w:b/>
+                <w:i w:val="0"/>
+                <w:sz w:val="16"/>
+              </w:rPr>
+              <w:t>{{ stdr.statement_provide_date }}</w:t>
+            </w:r>
+          </w:p>
+        </w:tc>
+      </w:tr>
+      <w:tr>
+        <w:tc>
+          <w:tcPr>
+            <w:tcW w:type="dxa" w:w="12869"/>
+            <w:vAlign w:val="center"/>
+            <w:tcBorders>
+              <w:top w:val="nil"/>
+              <w:left w:val="nil"/>
+              <w:bottom w:val="nil"/>
+              <w:right w:val="nil"/>
+            </w:tcBorders>
+          </w:tcPr>
+          <w:p>
+            <w:pPr>
+              <w:spacing w:before="0" w:after="0"/>
+              <w:jc w:val="left"/>
+            </w:pPr>
+            <w:r/>
+            <w:r>
+              <w:rPr>
+                <w:rFonts w:ascii="Arial" w:hAnsi="Arial" w:cs="Arial" w:eastAsia="Arial"/>
+                <w:b w:val="0"/>
+                <w:i w:val="0"/>
+                <w:sz w:val="16"/>
+              </w:rPr>
+            </w:r>
+          </w:p>
+        </w:tc>
+        <w:tc>
+          <w:tcPr>
+            <w:tcW w:type="dxa" w:w="2268"/>
+            <w:vAlign w:val="center"/>
+            <w:tcBorders>
+              <w:top w:val="nil"/>
+              <w:left w:val="nil"/>
+              <w:bottom w:val="nil"/>
+              <w:right w:val="nil"/>
+            </w:tcBorders>
+          </w:tcPr>
+          <w:p>
+            <w:pPr>
+              <w:spacing w:before="0" w:after="0"/>
+              <w:jc w:val="right"/>
+            </w:pPr>
+            <w:r/>
+            <w:r>
+              <w:rPr>
+                <w:rFonts w:ascii="Arial" w:hAnsi="Arial" w:cs="Arial" w:eastAsia="Arial"/>
+                <w:b w:val="0"/>
+                <w:i/>
+                <w:sz w:val="14"/>
+              </w:rPr>
+              <w:t>Дата подачи</w:t>
+            </w:r>
+          </w:p>
+        </w:tc>
+      </w:tr>
+    </w:tbl>
     <w:p>
       <w:pPr>
         <w:spacing w:before="160" w:after="80"/>
@@ -353,6 +594,14 @@
         <w:tblW w:type="auto" w:w="0"/>
         <w:tblLayout w:type="fixed"/>
         <w:tblLook w:firstColumn="1" w:firstRow="1" w:lastColumn="0" w:lastRow="0" w:noHBand="0" w:noVBand="1" w:val="04A0"/>
+        <w:tblBorders>
+          <w:top w:val="single" w:sz="6" w:space="0" w:color="000000"/>
+          <w:left w:val="single" w:sz="6" w:space="0" w:color="000000"/>
+          <w:bottom w:val="single" w:sz="6" w:space="0" w:color="000000"/>
+          <w:right w:val="single" w:sz="6" w:space="0" w:color="000000"/>
+          <w:insideH w:val="single" w:sz="6" w:space="0" w:color="000000"/>
+          <w:insideV w:val="single" w:sz="6" w:space="0" w:color="000000"/>
+        </w:tblBorders>
       </w:tblPr>
       <w:tblGrid>
         <w:gridCol w:w="378"/>
@@ -373,12 +622,6 @@
             <w:tcW w:type="dxa" w:w="378"/>
             <w:vAlign w:val="center"/>
             <w:vMerge w:val="restart"/>
-            <w:tcBorders>
-              <w:top w:val="single" w:sz="4" w:color="000000"/>
-              <w:left w:val="single" w:sz="4" w:color="000000"/>
-              <w:bottom w:val="single" w:sz="4" w:color="000000"/>
-              <w:right w:val="single" w:sz="4" w:color="000000"/>
-            </w:tcBorders>
           </w:tcPr>
           <w:p>
             <w:pPr>
@@ -402,12 +645,6 @@
             <w:tcW w:type="dxa" w:w="1739"/>
             <w:vAlign w:val="center"/>
             <w:vMerge w:val="restart"/>
-            <w:tcBorders>
-              <w:top w:val="single" w:sz="4" w:color="000000"/>
-              <w:left w:val="single" w:sz="4" w:color="000000"/>
-              <w:bottom w:val="single" w:sz="4" w:color="000000"/>
-              <w:right w:val="single" w:sz="4" w:color="000000"/>
-            </w:tcBorders>
           </w:tcPr>
           <w:p>
             <w:pPr>
@@ -443,12 +680,6 @@
             <w:tcW w:type="dxa" w:w="11504"/>
             <w:gridSpan w:val="8"/>
             <w:vAlign w:val="center"/>
-            <w:tcBorders>
-              <w:top w:val="single" w:sz="4" w:color="000000"/>
-              <w:left w:val="single" w:sz="4" w:color="000000"/>
-              <w:bottom w:val="single" w:sz="4" w:color="000000"/>
-              <w:right w:val="single" w:sz="4" w:color="000000"/>
-            </w:tcBorders>
           </w:tcPr>
           <w:p>
             <w:pPr>
@@ -472,12 +703,6 @@
             <w:tcW w:type="dxa" w:w="1516"/>
             <w:vAlign w:val="center"/>
             <w:vMerge w:val="restart"/>
-            <w:tcBorders>
-              <w:top w:val="single" w:sz="4" w:color="000000"/>
-              <w:left w:val="single" w:sz="4" w:color="000000"/>
-              <w:bottom w:val="single" w:sz="4" w:color="000000"/>
-              <w:right w:val="single" w:sz="4" w:color="000000"/>
-            </w:tcBorders>
           </w:tcPr>
           <w:p>
             <w:pPr>
@@ -517,12 +742,6 @@
             <w:tcW w:type="dxa" w:w="1361"/>
             <w:vAlign w:val="center"/>
             <w:vMerge w:val="restart"/>
-            <w:tcBorders>
-              <w:top w:val="single" w:sz="4" w:color="000000"/>
-              <w:left w:val="single" w:sz="4" w:color="000000"/>
-              <w:bottom w:val="single" w:sz="4" w:color="000000"/>
-              <w:right w:val="single" w:sz="4" w:color="000000"/>
-            </w:tcBorders>
           </w:tcPr>
           <w:p>
             <w:pPr>
@@ -558,12 +777,6 @@
             <w:tcW w:type="dxa" w:w="1361"/>
             <w:vAlign w:val="center"/>
             <w:vMerge w:val="restart"/>
-            <w:tcBorders>
-              <w:top w:val="single" w:sz="4" w:color="000000"/>
-              <w:left w:val="single" w:sz="4" w:color="000000"/>
-              <w:bottom w:val="single" w:sz="4" w:color="000000"/>
-              <w:right w:val="single" w:sz="4" w:color="000000"/>
-            </w:tcBorders>
           </w:tcPr>
           <w:p>
             <w:pPr>
@@ -599,12 +812,6 @@
             <w:tcW w:type="dxa" w:w="6055"/>
             <w:gridSpan w:val="3"/>
             <w:vAlign w:val="center"/>
-            <w:tcBorders>
-              <w:top w:val="single" w:sz="4" w:color="000000"/>
-              <w:left w:val="single" w:sz="4" w:color="000000"/>
-              <w:bottom w:val="single" w:sz="4" w:color="000000"/>
-              <w:right w:val="single" w:sz="4" w:color="000000"/>
-            </w:tcBorders>
           </w:tcPr>
           <w:p>
             <w:pPr>
@@ -628,12 +835,6 @@
             <w:tcW w:type="dxa" w:w="2727"/>
             <w:gridSpan w:val="3"/>
             <w:vAlign w:val="center"/>
-            <w:tcBorders>
-              <w:top w:val="single" w:sz="4" w:color="000000"/>
-              <w:left w:val="single" w:sz="4" w:color="000000"/>
-              <w:bottom w:val="single" w:sz="4" w:color="000000"/>
-              <w:right w:val="single" w:sz="4" w:color="000000"/>
-            </w:tcBorders>
           </w:tcPr>
           <w:p>
             <w:pPr>
@@ -693,12 +894,6 @@
           <w:tcPr>
             <w:tcW w:type="dxa" w:w="2722"/>
             <w:vAlign w:val="center"/>
-            <w:tcBorders>
-              <w:top w:val="single" w:sz="4" w:color="000000"/>
-              <w:left w:val="single" w:sz="4" w:color="000000"/>
-              <w:bottom w:val="single" w:sz="4" w:color="000000"/>
-              <w:right w:val="single" w:sz="4" w:color="000000"/>
-            </w:tcBorders>
           </w:tcPr>
           <w:p>
             <w:pPr>
@@ -733,12 +928,6 @@
           <w:tcPr>
             <w:tcW w:type="dxa" w:w="1061"/>
             <w:vAlign w:val="center"/>
-            <w:tcBorders>
-              <w:top w:val="single" w:sz="4" w:color="000000"/>
-              <w:left w:val="single" w:sz="4" w:color="000000"/>
-              <w:bottom w:val="single" w:sz="4" w:color="000000"/>
-              <w:right w:val="single" w:sz="4" w:color="000000"/>
-            </w:tcBorders>
           </w:tcPr>
           <w:p>
             <w:pPr>
@@ -773,12 +962,6 @@
           <w:tcPr>
             <w:tcW w:type="dxa" w:w="2272"/>
             <w:vAlign w:val="center"/>
-            <w:tcBorders>
-              <w:top w:val="single" w:sz="4" w:color="000000"/>
-              <w:left w:val="single" w:sz="4" w:color="000000"/>
-              <w:bottom w:val="single" w:sz="4" w:color="000000"/>
-              <w:right w:val="single" w:sz="4" w:color="000000"/>
-            </w:tcBorders>
           </w:tcPr>
           <w:p>
             <w:pPr>
@@ -813,12 +996,6 @@
           <w:tcPr>
             <w:tcW w:type="dxa" w:w="1061"/>
             <w:vAlign w:val="center"/>
-            <w:tcBorders>
-              <w:top w:val="single" w:sz="4" w:color="000000"/>
-              <w:left w:val="single" w:sz="4" w:color="000000"/>
-              <w:bottom w:val="single" w:sz="4" w:color="000000"/>
-              <w:right w:val="single" w:sz="4" w:color="000000"/>
-            </w:tcBorders>
           </w:tcPr>
           <w:p>
             <w:pPr>
@@ -841,12 +1018,6 @@
           <w:tcPr>
             <w:tcW w:type="dxa" w:w="911"/>
             <w:vAlign w:val="center"/>
-            <w:tcBorders>
-              <w:top w:val="single" w:sz="4" w:color="000000"/>
-              <w:left w:val="single" w:sz="4" w:color="000000"/>
-              <w:bottom w:val="single" w:sz="4" w:color="000000"/>
-              <w:right w:val="single" w:sz="4" w:color="000000"/>
-            </w:tcBorders>
           </w:tcPr>
           <w:p>
             <w:pPr>
@@ -869,12 +1040,6 @@
           <w:tcPr>
             <w:tcW w:type="dxa" w:w="755"/>
             <w:vAlign w:val="center"/>
-            <w:tcBorders>
-              <w:top w:val="single" w:sz="4" w:color="000000"/>
-              <w:left w:val="single" w:sz="4" w:color="000000"/>
-              <w:bottom w:val="single" w:sz="4" w:color="000000"/>
-              <w:right w:val="single" w:sz="4" w:color="000000"/>
-            </w:tcBorders>
           </w:tcPr>
           <w:p>
             <w:pPr>
@@ -906,12 +1071,6 @@
           <w:tcPr>
             <w:tcW w:type="dxa" w:w="378"/>
             <w:vAlign w:val="center"/>
-            <w:tcBorders>
-              <w:top w:val="single" w:sz="4" w:color="000000"/>
-              <w:left w:val="single" w:sz="4" w:color="000000"/>
-              <w:bottom w:val="single" w:sz="4" w:color="000000"/>
-              <w:right w:val="single" w:sz="4" w:color="000000"/>
-            </w:tcBorders>
           </w:tcPr>
           <w:p>
             <w:pPr>
@@ -934,12 +1093,6 @@
           <w:tcPr>
             <w:tcW w:type="dxa" w:w="1739"/>
             <w:vAlign w:val="center"/>
-            <w:tcBorders>
-              <w:top w:val="single" w:sz="4" w:color="000000"/>
-              <w:left w:val="single" w:sz="4" w:color="000000"/>
-              <w:bottom w:val="single" w:sz="4" w:color="000000"/>
-              <w:right w:val="single" w:sz="4" w:color="000000"/>
-            </w:tcBorders>
           </w:tcPr>
           <w:p>
             <w:pPr>
@@ -962,12 +1115,6 @@
           <w:tcPr>
             <w:tcW w:type="dxa" w:w="1361"/>
             <w:vAlign w:val="center"/>
-            <w:tcBorders>
-              <w:top w:val="single" w:sz="4" w:color="000000"/>
-              <w:left w:val="single" w:sz="4" w:color="000000"/>
-              <w:bottom w:val="single" w:sz="4" w:color="000000"/>
-              <w:right w:val="single" w:sz="4" w:color="000000"/>
-            </w:tcBorders>
           </w:tcPr>
           <w:p>
             <w:pPr>
@@ -990,12 +1137,6 @@
           <w:tcPr>
             <w:tcW w:type="dxa" w:w="1361"/>
             <w:vAlign w:val="center"/>
-            <w:tcBorders>
-              <w:top w:val="single" w:sz="4" w:color="000000"/>
-              <w:left w:val="single" w:sz="4" w:color="000000"/>
-              <w:bottom w:val="single" w:sz="4" w:color="000000"/>
-              <w:right w:val="single" w:sz="4" w:color="000000"/>
-            </w:tcBorders>
           </w:tcPr>
           <w:p>
             <w:pPr>
@@ -1018,12 +1159,6 @@
           <w:tcPr>
             <w:tcW w:type="dxa" w:w="2722"/>
             <w:vAlign w:val="center"/>
-            <w:tcBorders>
-              <w:top w:val="single" w:sz="4" w:color="000000"/>
-              <w:left w:val="single" w:sz="4" w:color="000000"/>
-              <w:bottom w:val="single" w:sz="4" w:color="000000"/>
-              <w:right w:val="single" w:sz="4" w:color="000000"/>
-            </w:tcBorders>
           </w:tcPr>
           <w:p>
             <w:pPr>
@@ -1046,12 +1181,6 @@
           <w:tcPr>
             <w:tcW w:type="dxa" w:w="1061"/>
             <w:vAlign w:val="center"/>
-            <w:tcBorders>
-              <w:top w:val="single" w:sz="4" w:color="000000"/>
-              <w:left w:val="single" w:sz="4" w:color="000000"/>
-              <w:bottom w:val="single" w:sz="4" w:color="000000"/>
-              <w:right w:val="single" w:sz="4" w:color="000000"/>
-            </w:tcBorders>
           </w:tcPr>
           <w:p>
             <w:pPr>
@@ -1074,12 +1203,6 @@
           <w:tcPr>
             <w:tcW w:type="dxa" w:w="2272"/>
             <w:vAlign w:val="center"/>
-            <w:tcBorders>
-              <w:top w:val="single" w:sz="4" w:color="000000"/>
-              <w:left w:val="single" w:sz="4" w:color="000000"/>
-              <w:bottom w:val="single" w:sz="4" w:color="000000"/>
-              <w:right w:val="single" w:sz="4" w:color="000000"/>
-            </w:tcBorders>
           </w:tcPr>
           <w:p>
             <w:pPr>
@@ -1102,12 +1225,6 @@
           <w:tcPr>
             <w:tcW w:type="dxa" w:w="1061"/>
             <w:vAlign w:val="center"/>
-            <w:tcBorders>
-              <w:top w:val="single" w:sz="4" w:color="000000"/>
-              <w:left w:val="single" w:sz="4" w:color="000000"/>
-              <w:bottom w:val="single" w:sz="4" w:color="000000"/>
-              <w:right w:val="single" w:sz="4" w:color="000000"/>
-            </w:tcBorders>
           </w:tcPr>
           <w:p>
             <w:pPr>
@@ -1130,12 +1247,6 @@
           <w:tcPr>
             <w:tcW w:type="dxa" w:w="911"/>
             <w:vAlign w:val="center"/>
-            <w:tcBorders>
-              <w:top w:val="single" w:sz="4" w:color="000000"/>
-              <w:left w:val="single" w:sz="4" w:color="000000"/>
-              <w:bottom w:val="single" w:sz="4" w:color="000000"/>
-              <w:right w:val="single" w:sz="4" w:color="000000"/>
-            </w:tcBorders>
           </w:tcPr>
           <w:p>
             <w:pPr>
@@ -1158,12 +1269,6 @@
           <w:tcPr>
             <w:tcW w:type="dxa" w:w="755"/>
             <w:vAlign w:val="center"/>
-            <w:tcBorders>
-              <w:top w:val="single" w:sz="4" w:color="000000"/>
-              <w:left w:val="single" w:sz="4" w:color="000000"/>
-              <w:bottom w:val="single" w:sz="4" w:color="000000"/>
-              <w:right w:val="single" w:sz="4" w:color="000000"/>
-            </w:tcBorders>
           </w:tcPr>
           <w:p>
             <w:pPr>
@@ -1186,12 +1291,6 @@
           <w:tcPr>
             <w:tcW w:type="dxa" w:w="1516"/>
             <w:vAlign w:val="center"/>
-            <w:tcBorders>
-              <w:top w:val="single" w:sz="4" w:color="000000"/>
-              <w:left w:val="single" w:sz="4" w:color="000000"/>
-              <w:bottom w:val="single" w:sz="4" w:color="000000"/>
-              <w:right w:val="single" w:sz="4" w:color="000000"/>
-            </w:tcBorders>
           </w:tcPr>
           <w:p>
             <w:pPr>
@@ -1216,12 +1315,6 @@
           <w:tcPr>
             <w:tcW w:type="dxa" w:w="378"/>
             <w:vAlign w:val="center"/>
-            <w:tcBorders>
-              <w:top w:val="single" w:sz="4" w:color="000000"/>
-              <w:left w:val="single" w:sz="4" w:color="000000"/>
-              <w:bottom w:val="single" w:sz="4" w:color="000000"/>
-              <w:right w:val="single" w:sz="4" w:color="000000"/>
-            </w:tcBorders>
           </w:tcPr>
           <w:p>
             <w:pPr>
@@ -1244,12 +1337,6 @@
           <w:tcPr>
             <w:tcW w:type="dxa" w:w="1739"/>
             <w:vAlign w:val="center"/>
-            <w:tcBorders>
-              <w:top w:val="single" w:sz="4" w:color="000000"/>
-              <w:left w:val="single" w:sz="4" w:color="000000"/>
-              <w:bottom w:val="single" w:sz="4" w:color="000000"/>
-              <w:right w:val="single" w:sz="4" w:color="000000"/>
-            </w:tcBorders>
           </w:tcPr>
           <w:p>
             <w:pPr>
@@ -1272,12 +1359,6 @@
           <w:tcPr>
             <w:tcW w:type="dxa" w:w="1361"/>
             <w:vAlign w:val="center"/>
-            <w:tcBorders>
-              <w:top w:val="single" w:sz="4" w:color="000000"/>
-              <w:left w:val="single" w:sz="4" w:color="000000"/>
-              <w:bottom w:val="single" w:sz="4" w:color="000000"/>
-              <w:right w:val="single" w:sz="4" w:color="000000"/>
-            </w:tcBorders>
           </w:tcPr>
           <w:p>
             <w:pPr>
@@ -1300,12 +1381,6 @@
           <w:tcPr>
             <w:tcW w:type="dxa" w:w="1361"/>
             <w:vAlign w:val="center"/>
-            <w:tcBorders>
-              <w:top w:val="single" w:sz="4" w:color="000000"/>
-              <w:left w:val="single" w:sz="4" w:color="000000"/>
-              <w:bottom w:val="single" w:sz="4" w:color="000000"/>
-              <w:right w:val="single" w:sz="4" w:color="000000"/>
-            </w:tcBorders>
           </w:tcPr>
           <w:p>
             <w:pPr>
@@ -1328,12 +1403,6 @@
           <w:tcPr>
             <w:tcW w:type="dxa" w:w="2722"/>
             <w:vAlign w:val="center"/>
-            <w:tcBorders>
-              <w:top w:val="single" w:sz="4" w:color="000000"/>
-              <w:left w:val="single" w:sz="4" w:color="000000"/>
-              <w:bottom w:val="single" w:sz="4" w:color="000000"/>
-              <w:right w:val="single" w:sz="4" w:color="000000"/>
-            </w:tcBorders>
           </w:tcPr>
           <w:p>
             <w:pPr>
@@ -1356,12 +1425,6 @@
           <w:tcPr>
             <w:tcW w:type="dxa" w:w="1061"/>
             <w:vAlign w:val="center"/>
-            <w:tcBorders>
-              <w:top w:val="single" w:sz="4" w:color="000000"/>
-              <w:left w:val="single" w:sz="4" w:color="000000"/>
-              <w:bottom w:val="single" w:sz="4" w:color="000000"/>
-              <w:right w:val="single" w:sz="4" w:color="000000"/>
-            </w:tcBorders>
           </w:tcPr>
           <w:p>
             <w:pPr>
@@ -1384,12 +1447,6 @@
           <w:tcPr>
             <w:tcW w:type="dxa" w:w="2272"/>
             <w:vAlign w:val="center"/>
-            <w:tcBorders>
-              <w:top w:val="single" w:sz="4" w:color="000000"/>
-              <w:left w:val="single" w:sz="4" w:color="000000"/>
-              <w:bottom w:val="single" w:sz="4" w:color="000000"/>
-              <w:right w:val="single" w:sz="4" w:color="000000"/>
-            </w:tcBorders>
           </w:tcPr>
           <w:p>
             <w:pPr>
@@ -1412,12 +1469,6 @@
           <w:tcPr>
             <w:tcW w:type="dxa" w:w="1061"/>
             <w:vAlign w:val="center"/>
-            <w:tcBorders>
-              <w:top w:val="single" w:sz="4" w:color="000000"/>
-              <w:left w:val="single" w:sz="4" w:color="000000"/>
-              <w:bottom w:val="single" w:sz="4" w:color="000000"/>
-              <w:right w:val="single" w:sz="4" w:color="000000"/>
-            </w:tcBorders>
           </w:tcPr>
           <w:p>
             <w:pPr>
@@ -1440,12 +1491,6 @@
           <w:tcPr>
             <w:tcW w:type="dxa" w:w="911"/>
             <w:vAlign w:val="center"/>
-            <w:tcBorders>
-              <w:top w:val="single" w:sz="4" w:color="000000"/>
-              <w:left w:val="single" w:sz="4" w:color="000000"/>
-              <w:bottom w:val="single" w:sz="4" w:color="000000"/>
-              <w:right w:val="single" w:sz="4" w:color="000000"/>
-            </w:tcBorders>
           </w:tcPr>
           <w:p>
             <w:pPr>
@@ -1468,12 +1513,6 @@
           <w:tcPr>
             <w:tcW w:type="dxa" w:w="755"/>
             <w:vAlign w:val="center"/>
-            <w:tcBorders>
-              <w:top w:val="single" w:sz="4" w:color="000000"/>
-              <w:left w:val="single" w:sz="4" w:color="000000"/>
-              <w:bottom w:val="single" w:sz="4" w:color="000000"/>
-              <w:right w:val="single" w:sz="4" w:color="000000"/>
-            </w:tcBorders>
           </w:tcPr>
           <w:p>
             <w:pPr>
@@ -1496,12 +1535,6 @@
           <w:tcPr>
             <w:tcW w:type="dxa" w:w="1516"/>
             <w:vAlign w:val="center"/>
-            <w:tcBorders>
-              <w:top w:val="single" w:sz="4" w:color="000000"/>
-              <w:left w:val="single" w:sz="4" w:color="000000"/>
-              <w:bottom w:val="single" w:sz="4" w:color="000000"/>
-              <w:right w:val="single" w:sz="4" w:color="000000"/>
-            </w:tcBorders>
           </w:tcPr>
           <w:p>
             <w:pPr>
@@ -1526,12 +1559,6 @@
           <w:tcPr>
             <w:tcW w:type="dxa" w:w="378"/>
             <w:vAlign w:val="center"/>
-            <w:tcBorders>
-              <w:top w:val="single" w:sz="4" w:color="000000"/>
-              <w:left w:val="single" w:sz="4" w:color="000000"/>
-              <w:bottom w:val="single" w:sz="4" w:color="000000"/>
-              <w:right w:val="single" w:sz="4" w:color="000000"/>
-            </w:tcBorders>
           </w:tcPr>
           <w:p>
             <w:pPr>
@@ -1554,12 +1581,6 @@
           <w:tcPr>
             <w:tcW w:type="dxa" w:w="1739"/>
             <w:vAlign w:val="center"/>
-            <w:tcBorders>
-              <w:top w:val="single" w:sz="4" w:color="000000"/>
-              <w:left w:val="single" w:sz="4" w:color="000000"/>
-              <w:bottom w:val="single" w:sz="4" w:color="000000"/>
-              <w:right w:val="single" w:sz="4" w:color="000000"/>
-            </w:tcBorders>
           </w:tcPr>
           <w:p>
             <w:pPr>
@@ -1582,12 +1603,6 @@
           <w:tcPr>
             <w:tcW w:type="dxa" w:w="1361"/>
             <w:vAlign w:val="center"/>
-            <w:tcBorders>
-              <w:top w:val="single" w:sz="4" w:color="000000"/>
-              <w:left w:val="single" w:sz="4" w:color="000000"/>
-              <w:bottom w:val="single" w:sz="4" w:color="000000"/>
-              <w:right w:val="single" w:sz="4" w:color="000000"/>
-            </w:tcBorders>
           </w:tcPr>
           <w:p>
             <w:pPr>
@@ -1610,12 +1625,6 @@
           <w:tcPr>
             <w:tcW w:type="dxa" w:w="1361"/>
             <w:vAlign w:val="center"/>
-            <w:tcBorders>
-              <w:top w:val="single" w:sz="4" w:color="000000"/>
-              <w:left w:val="single" w:sz="4" w:color="000000"/>
-              <w:bottom w:val="single" w:sz="4" w:color="000000"/>
-              <w:right w:val="single" w:sz="4" w:color="000000"/>
-            </w:tcBorders>
           </w:tcPr>
           <w:p>
             <w:pPr>
@@ -1638,12 +1647,6 @@
           <w:tcPr>
             <w:tcW w:type="dxa" w:w="2722"/>
             <w:vAlign w:val="center"/>
-            <w:tcBorders>
-              <w:top w:val="single" w:sz="4" w:color="000000"/>
-              <w:left w:val="single" w:sz="4" w:color="000000"/>
-              <w:bottom w:val="single" w:sz="4" w:color="000000"/>
-              <w:right w:val="single" w:sz="4" w:color="000000"/>
-            </w:tcBorders>
           </w:tcPr>
           <w:p>
             <w:pPr>
@@ -1666,12 +1669,6 @@
           <w:tcPr>
             <w:tcW w:type="dxa" w:w="1061"/>
             <w:vAlign w:val="center"/>
-            <w:tcBorders>
-              <w:top w:val="single" w:sz="4" w:color="000000"/>
-              <w:left w:val="single" w:sz="4" w:color="000000"/>
-              <w:bottom w:val="single" w:sz="4" w:color="000000"/>
-              <w:right w:val="single" w:sz="4" w:color="000000"/>
-            </w:tcBorders>
           </w:tcPr>
           <w:p>
             <w:pPr>
@@ -1694,12 +1691,6 @@
           <w:tcPr>
             <w:tcW w:type="dxa" w:w="2272"/>
             <w:vAlign w:val="center"/>
-            <w:tcBorders>
-              <w:top w:val="single" w:sz="4" w:color="000000"/>
-              <w:left w:val="single" w:sz="4" w:color="000000"/>
-              <w:bottom w:val="single" w:sz="4" w:color="000000"/>
-              <w:right w:val="single" w:sz="4" w:color="000000"/>
-            </w:tcBorders>
           </w:tcPr>
           <w:p>
             <w:pPr>
@@ -1722,12 +1713,6 @@
           <w:tcPr>
             <w:tcW w:type="dxa" w:w="1061"/>
             <w:vAlign w:val="center"/>
-            <w:tcBorders>
-              <w:top w:val="single" w:sz="4" w:color="000000"/>
-              <w:left w:val="single" w:sz="4" w:color="000000"/>
-              <w:bottom w:val="single" w:sz="4" w:color="000000"/>
-              <w:right w:val="single" w:sz="4" w:color="000000"/>
-            </w:tcBorders>
           </w:tcPr>
           <w:p>
             <w:pPr>
@@ -1750,12 +1735,6 @@
           <w:tcPr>
             <w:tcW w:type="dxa" w:w="911"/>
             <w:vAlign w:val="center"/>
-            <w:tcBorders>
-              <w:top w:val="single" w:sz="4" w:color="000000"/>
-              <w:left w:val="single" w:sz="4" w:color="000000"/>
-              <w:bottom w:val="single" w:sz="4" w:color="000000"/>
-              <w:right w:val="single" w:sz="4" w:color="000000"/>
-            </w:tcBorders>
           </w:tcPr>
           <w:p>
             <w:pPr>
@@ -1778,12 +1757,6 @@
           <w:tcPr>
             <w:tcW w:type="dxa" w:w="755"/>
             <w:vAlign w:val="center"/>
-            <w:tcBorders>
-              <w:top w:val="single" w:sz="4" w:color="000000"/>
-              <w:left w:val="single" w:sz="4" w:color="000000"/>
-              <w:bottom w:val="single" w:sz="4" w:color="000000"/>
-              <w:right w:val="single" w:sz="4" w:color="000000"/>
-            </w:tcBorders>
           </w:tcPr>
           <w:p>
             <w:pPr>
@@ -1806,12 +1779,6 @@
           <w:tcPr>
             <w:tcW w:type="dxa" w:w="1516"/>
             <w:vAlign w:val="center"/>
-            <w:tcBorders>
-              <w:top w:val="single" w:sz="4" w:color="000000"/>
-              <w:left w:val="single" w:sz="4" w:color="000000"/>
-              <w:bottom w:val="single" w:sz="4" w:color="000000"/>
-              <w:right w:val="single" w:sz="4" w:color="000000"/>
-            </w:tcBorders>
           </w:tcPr>
           <w:p>
             <w:pPr>
@@ -1836,12 +1803,6 @@
           <w:tcPr>
             <w:tcW w:type="dxa" w:w="378"/>
             <w:vAlign w:val="center"/>
-            <w:tcBorders>
-              <w:top w:val="single" w:sz="4" w:color="000000"/>
-              <w:left w:val="single" w:sz="4" w:color="000000"/>
-              <w:bottom w:val="single" w:sz="4" w:color="000000"/>
-              <w:right w:val="single" w:sz="4" w:color="000000"/>
-            </w:tcBorders>
           </w:tcPr>
           <w:p>
             <w:pPr>
@@ -1864,12 +1825,6 @@
           <w:tcPr>
             <w:tcW w:type="dxa" w:w="1739"/>
             <w:vAlign w:val="center"/>
-            <w:tcBorders>
-              <w:top w:val="single" w:sz="4" w:color="000000"/>
-              <w:left w:val="single" w:sz="4" w:color="000000"/>
-              <w:bottom w:val="single" w:sz="4" w:color="000000"/>
-              <w:right w:val="single" w:sz="4" w:color="000000"/>
-            </w:tcBorders>
           </w:tcPr>
           <w:p>
             <w:pPr>
@@ -1892,12 +1847,6 @@
           <w:tcPr>
             <w:tcW w:type="dxa" w:w="1361"/>
             <w:vAlign w:val="center"/>
-            <w:tcBorders>
-              <w:top w:val="single" w:sz="4" w:color="000000"/>
-              <w:left w:val="single" w:sz="4" w:color="000000"/>
-              <w:bottom w:val="single" w:sz="4" w:color="000000"/>
-              <w:right w:val="single" w:sz="4" w:color="000000"/>
-            </w:tcBorders>
           </w:tcPr>
           <w:p>
             <w:pPr>
@@ -1920,12 +1869,6 @@
           <w:tcPr>
             <w:tcW w:type="dxa" w:w="1361"/>
             <w:vAlign w:val="center"/>
-            <w:tcBorders>
-              <w:top w:val="single" w:sz="4" w:color="000000"/>
-              <w:left w:val="single" w:sz="4" w:color="000000"/>
-              <w:bottom w:val="single" w:sz="4" w:color="000000"/>
-              <w:right w:val="single" w:sz="4" w:color="000000"/>
-            </w:tcBorders>
           </w:tcPr>
           <w:p>
             <w:pPr>
@@ -1948,12 +1891,6 @@
           <w:tcPr>
             <w:tcW w:type="dxa" w:w="2722"/>
             <w:vAlign w:val="center"/>
-            <w:tcBorders>
-              <w:top w:val="single" w:sz="4" w:color="000000"/>
-              <w:left w:val="single" w:sz="4" w:color="000000"/>
-              <w:bottom w:val="single" w:sz="4" w:color="000000"/>
-              <w:right w:val="single" w:sz="4" w:color="000000"/>
-            </w:tcBorders>
           </w:tcPr>
           <w:p>
             <w:pPr>
@@ -1976,12 +1913,6 @@
           <w:tcPr>
             <w:tcW w:type="dxa" w:w="1061"/>
             <w:vAlign w:val="center"/>
-            <w:tcBorders>
-              <w:top w:val="single" w:sz="4" w:color="000000"/>
-              <w:left w:val="single" w:sz="4" w:color="000000"/>
-              <w:bottom w:val="single" w:sz="4" w:color="000000"/>
-              <w:right w:val="single" w:sz="4" w:color="000000"/>
-            </w:tcBorders>
           </w:tcPr>
           <w:p>
             <w:pPr>
@@ -2004,12 +1935,6 @@
           <w:tcPr>
             <w:tcW w:type="dxa" w:w="2272"/>
             <w:vAlign w:val="center"/>
-            <w:tcBorders>
-              <w:top w:val="single" w:sz="4" w:color="000000"/>
-              <w:left w:val="single" w:sz="4" w:color="000000"/>
-              <w:bottom w:val="single" w:sz="4" w:color="000000"/>
-              <w:right w:val="single" w:sz="4" w:color="000000"/>
-            </w:tcBorders>
           </w:tcPr>
           <w:p>
             <w:pPr>
@@ -2032,12 +1957,6 @@
           <w:tcPr>
             <w:tcW w:type="dxa" w:w="1061"/>
             <w:vAlign w:val="center"/>
-            <w:tcBorders>
-              <w:top w:val="single" w:sz="4" w:color="000000"/>
-              <w:left w:val="single" w:sz="4" w:color="000000"/>
-              <w:bottom w:val="single" w:sz="4" w:color="000000"/>
-              <w:right w:val="single" w:sz="4" w:color="000000"/>
-            </w:tcBorders>
           </w:tcPr>
           <w:p>
             <w:pPr>
@@ -2060,12 +1979,6 @@
           <w:tcPr>
             <w:tcW w:type="dxa" w:w="911"/>
             <w:vAlign w:val="center"/>
-            <w:tcBorders>
-              <w:top w:val="single" w:sz="4" w:color="000000"/>
-              <w:left w:val="single" w:sz="4" w:color="000000"/>
-              <w:bottom w:val="single" w:sz="4" w:color="000000"/>
-              <w:right w:val="single" w:sz="4" w:color="000000"/>
-            </w:tcBorders>
           </w:tcPr>
           <w:p>
             <w:pPr>
@@ -2088,12 +2001,6 @@
           <w:tcPr>
             <w:tcW w:type="dxa" w:w="755"/>
             <w:vAlign w:val="center"/>
-            <w:tcBorders>
-              <w:top w:val="single" w:sz="4" w:color="000000"/>
-              <w:left w:val="single" w:sz="4" w:color="000000"/>
-              <w:bottom w:val="single" w:sz="4" w:color="000000"/>
-              <w:right w:val="single" w:sz="4" w:color="000000"/>
-            </w:tcBorders>
           </w:tcPr>
           <w:p>
             <w:pPr>
@@ -2116,12 +2023,6 @@
           <w:tcPr>
             <w:tcW w:type="dxa" w:w="1516"/>
             <w:vAlign w:val="center"/>
-            <w:tcBorders>
-              <w:top w:val="single" w:sz="4" w:color="000000"/>
-              <w:left w:val="single" w:sz="4" w:color="000000"/>
-              <w:bottom w:val="single" w:sz="4" w:color="000000"/>
-              <w:right w:val="single" w:sz="4" w:color="000000"/>
-            </w:tcBorders>
           </w:tcPr>
           <w:p>
             <w:pPr>
@@ -2146,12 +2047,6 @@
           <w:tcPr>
             <w:tcW w:type="dxa" w:w="378"/>
             <w:vAlign w:val="center"/>
-            <w:tcBorders>
-              <w:top w:val="single" w:sz="4" w:color="000000"/>
-              <w:left w:val="single" w:sz="4" w:color="000000"/>
-              <w:bottom w:val="single" w:sz="4" w:color="000000"/>
-              <w:right w:val="single" w:sz="4" w:color="000000"/>
-            </w:tcBorders>
           </w:tcPr>
           <w:p>
             <w:pPr>
@@ -2174,12 +2069,6 @@
           <w:tcPr>
             <w:tcW w:type="dxa" w:w="1739"/>
             <w:vAlign w:val="center"/>
-            <w:tcBorders>
-              <w:top w:val="single" w:sz="4" w:color="000000"/>
-              <w:left w:val="single" w:sz="4" w:color="000000"/>
-              <w:bottom w:val="single" w:sz="4" w:color="000000"/>
-              <w:right w:val="single" w:sz="4" w:color="000000"/>
-            </w:tcBorders>
           </w:tcPr>
           <w:p>
             <w:pPr>
@@ -2202,12 +2091,6 @@
           <w:tcPr>
             <w:tcW w:type="dxa" w:w="1361"/>
             <w:vAlign w:val="center"/>
-            <w:tcBorders>
-              <w:top w:val="single" w:sz="4" w:color="000000"/>
-              <w:left w:val="single" w:sz="4" w:color="000000"/>
-              <w:bottom w:val="single" w:sz="4" w:color="000000"/>
-              <w:right w:val="single" w:sz="4" w:color="000000"/>
-            </w:tcBorders>
           </w:tcPr>
           <w:p>
             <w:pPr>
@@ -2230,12 +2113,6 @@
           <w:tcPr>
             <w:tcW w:type="dxa" w:w="1361"/>
             <w:vAlign w:val="center"/>
-            <w:tcBorders>
-              <w:top w:val="single" w:sz="4" w:color="000000"/>
-              <w:left w:val="single" w:sz="4" w:color="000000"/>
-              <w:bottom w:val="single" w:sz="4" w:color="000000"/>
-              <w:right w:val="single" w:sz="4" w:color="000000"/>
-            </w:tcBorders>
           </w:tcPr>
           <w:p>
             <w:pPr>
@@ -2258,12 +2135,6 @@
           <w:tcPr>
             <w:tcW w:type="dxa" w:w="2722"/>
             <w:vAlign w:val="center"/>
-            <w:tcBorders>
-              <w:top w:val="single" w:sz="4" w:color="000000"/>
-              <w:left w:val="single" w:sz="4" w:color="000000"/>
-              <w:bottom w:val="single" w:sz="4" w:color="000000"/>
-              <w:right w:val="single" w:sz="4" w:color="000000"/>
-            </w:tcBorders>
           </w:tcPr>
           <w:p>
             <w:pPr>
@@ -2286,12 +2157,6 @@
           <w:tcPr>
             <w:tcW w:type="dxa" w:w="1061"/>
             <w:vAlign w:val="center"/>
-            <w:tcBorders>
-              <w:top w:val="single" w:sz="4" w:color="000000"/>
-              <w:left w:val="single" w:sz="4" w:color="000000"/>
-              <w:bottom w:val="single" w:sz="4" w:color="000000"/>
-              <w:right w:val="single" w:sz="4" w:color="000000"/>
-            </w:tcBorders>
           </w:tcPr>
           <w:p>
             <w:pPr>
@@ -2314,12 +2179,6 @@
           <w:tcPr>
             <w:tcW w:type="dxa" w:w="2272"/>
             <w:vAlign w:val="center"/>
-            <w:tcBorders>
-              <w:top w:val="single" w:sz="4" w:color="000000"/>
-              <w:left w:val="single" w:sz="4" w:color="000000"/>
-              <w:bottom w:val="single" w:sz="4" w:color="000000"/>
-              <w:right w:val="single" w:sz="4" w:color="000000"/>
-            </w:tcBorders>
           </w:tcPr>
           <w:p>
             <w:pPr>
@@ -2342,12 +2201,6 @@
           <w:tcPr>
             <w:tcW w:type="dxa" w:w="1061"/>
             <w:vAlign w:val="center"/>
-            <w:tcBorders>
-              <w:top w:val="single" w:sz="4" w:color="000000"/>
-              <w:left w:val="single" w:sz="4" w:color="000000"/>
-              <w:bottom w:val="single" w:sz="4" w:color="000000"/>
-              <w:right w:val="single" w:sz="4" w:color="000000"/>
-            </w:tcBorders>
           </w:tcPr>
           <w:p>
             <w:pPr>
@@ -2370,12 +2223,6 @@
           <w:tcPr>
             <w:tcW w:type="dxa" w:w="911"/>
             <w:vAlign w:val="center"/>
-            <w:tcBorders>
-              <w:top w:val="single" w:sz="4" w:color="000000"/>
-              <w:left w:val="single" w:sz="4" w:color="000000"/>
-              <w:bottom w:val="single" w:sz="4" w:color="000000"/>
-              <w:right w:val="single" w:sz="4" w:color="000000"/>
-            </w:tcBorders>
           </w:tcPr>
           <w:p>
             <w:pPr>
@@ -2398,12 +2245,6 @@
           <w:tcPr>
             <w:tcW w:type="dxa" w:w="755"/>
             <w:vAlign w:val="center"/>
-            <w:tcBorders>
-              <w:top w:val="single" w:sz="4" w:color="000000"/>
-              <w:left w:val="single" w:sz="4" w:color="000000"/>
-              <w:bottom w:val="single" w:sz="4" w:color="000000"/>
-              <w:right w:val="single" w:sz="4" w:color="000000"/>
-            </w:tcBorders>
           </w:tcPr>
           <w:p>
             <w:pPr>
@@ -2426,12 +2267,6 @@
           <w:tcPr>
             <w:tcW w:type="dxa" w:w="1516"/>
             <w:vAlign w:val="center"/>
-            <w:tcBorders>
-              <w:top w:val="single" w:sz="4" w:color="000000"/>
-              <w:left w:val="single" w:sz="4" w:color="000000"/>
-              <w:bottom w:val="single" w:sz="4" w:color="000000"/>
-              <w:right w:val="single" w:sz="4" w:color="000000"/>
-            </w:tcBorders>
           </w:tcPr>
           <w:p>
             <w:pPr>
@@ -2456,12 +2291,6 @@
           <w:tcPr>
             <w:tcW w:type="dxa" w:w="378"/>
             <w:vAlign w:val="center"/>
-            <w:tcBorders>
-              <w:top w:val="single" w:sz="4" w:color="000000"/>
-              <w:left w:val="single" w:sz="4" w:color="000000"/>
-              <w:bottom w:val="single" w:sz="4" w:color="000000"/>
-              <w:right w:val="single" w:sz="4" w:color="000000"/>
-            </w:tcBorders>
           </w:tcPr>
           <w:p>
             <w:pPr>
@@ -2484,12 +2313,6 @@
           <w:tcPr>
             <w:tcW w:type="dxa" w:w="1739"/>
             <w:vAlign w:val="center"/>
-            <w:tcBorders>
-              <w:top w:val="single" w:sz="4" w:color="000000"/>
-              <w:left w:val="single" w:sz="4" w:color="000000"/>
-              <w:bottom w:val="single" w:sz="4" w:color="000000"/>
-              <w:right w:val="single" w:sz="4" w:color="000000"/>
-            </w:tcBorders>
           </w:tcPr>
           <w:p>
             <w:pPr>
@@ -2512,12 +2335,6 @@
           <w:tcPr>
             <w:tcW w:type="dxa" w:w="1361"/>
             <w:vAlign w:val="center"/>
-            <w:tcBorders>
-              <w:top w:val="single" w:sz="4" w:color="000000"/>
-              <w:left w:val="single" w:sz="4" w:color="000000"/>
-              <w:bottom w:val="single" w:sz="4" w:color="000000"/>
-              <w:right w:val="single" w:sz="4" w:color="000000"/>
-            </w:tcBorders>
           </w:tcPr>
           <w:p>
             <w:pPr>
@@ -2540,12 +2357,6 @@
           <w:tcPr>
             <w:tcW w:type="dxa" w:w="1361"/>
             <w:vAlign w:val="center"/>
-            <w:tcBorders>
-              <w:top w:val="single" w:sz="4" w:color="000000"/>
-              <w:left w:val="single" w:sz="4" w:color="000000"/>
-              <w:bottom w:val="single" w:sz="4" w:color="000000"/>
-              <w:right w:val="single" w:sz="4" w:color="000000"/>
-            </w:tcBorders>
           </w:tcPr>
           <w:p>
             <w:pPr>
@@ -2568,12 +2379,6 @@
           <w:tcPr>
             <w:tcW w:type="dxa" w:w="2722"/>
             <w:vAlign w:val="center"/>
-            <w:tcBorders>
-              <w:top w:val="single" w:sz="4" w:color="000000"/>
-              <w:left w:val="single" w:sz="4" w:color="000000"/>
-              <w:bottom w:val="single" w:sz="4" w:color="000000"/>
-              <w:right w:val="single" w:sz="4" w:color="000000"/>
-            </w:tcBorders>
           </w:tcPr>
           <w:p>
             <w:pPr>
@@ -2596,12 +2401,6 @@
           <w:tcPr>
             <w:tcW w:type="dxa" w:w="1061"/>
             <w:vAlign w:val="center"/>
-            <w:tcBorders>
-              <w:top w:val="single" w:sz="4" w:color="000000"/>
-              <w:left w:val="single" w:sz="4" w:color="000000"/>
-              <w:bottom w:val="single" w:sz="4" w:color="000000"/>
-              <w:right w:val="single" w:sz="4" w:color="000000"/>
-            </w:tcBorders>
           </w:tcPr>
           <w:p>
             <w:pPr>
@@ -2624,12 +2423,6 @@
           <w:tcPr>
             <w:tcW w:type="dxa" w:w="2272"/>
             <w:vAlign w:val="center"/>
-            <w:tcBorders>
-              <w:top w:val="single" w:sz="4" w:color="000000"/>
-              <w:left w:val="single" w:sz="4" w:color="000000"/>
-              <w:bottom w:val="single" w:sz="4" w:color="000000"/>
-              <w:right w:val="single" w:sz="4" w:color="000000"/>
-            </w:tcBorders>
           </w:tcPr>
           <w:p>
             <w:pPr>
@@ -2652,12 +2445,6 @@
           <w:tcPr>
             <w:tcW w:type="dxa" w:w="1061"/>
             <w:vAlign w:val="center"/>
-            <w:tcBorders>
-              <w:top w:val="single" w:sz="4" w:color="000000"/>
-              <w:left w:val="single" w:sz="4" w:color="000000"/>
-              <w:bottom w:val="single" w:sz="4" w:color="000000"/>
-              <w:right w:val="single" w:sz="4" w:color="000000"/>
-            </w:tcBorders>
           </w:tcPr>
           <w:p>
             <w:pPr>
@@ -2680,12 +2467,6 @@
           <w:tcPr>
             <w:tcW w:type="dxa" w:w="911"/>
             <w:vAlign w:val="center"/>
-            <w:tcBorders>
-              <w:top w:val="single" w:sz="4" w:color="000000"/>
-              <w:left w:val="single" w:sz="4" w:color="000000"/>
-              <w:bottom w:val="single" w:sz="4" w:color="000000"/>
-              <w:right w:val="single" w:sz="4" w:color="000000"/>
-            </w:tcBorders>
           </w:tcPr>
           <w:p>
             <w:pPr>
@@ -2708,12 +2489,6 @@
           <w:tcPr>
             <w:tcW w:type="dxa" w:w="755"/>
             <w:vAlign w:val="center"/>
-            <w:tcBorders>
-              <w:top w:val="single" w:sz="4" w:color="000000"/>
-              <w:left w:val="single" w:sz="4" w:color="000000"/>
-              <w:bottom w:val="single" w:sz="4" w:color="000000"/>
-              <w:right w:val="single" w:sz="4" w:color="000000"/>
-            </w:tcBorders>
           </w:tcPr>
           <w:p>
             <w:pPr>
@@ -2736,12 +2511,6 @@
           <w:tcPr>
             <w:tcW w:type="dxa" w:w="1516"/>
             <w:vAlign w:val="center"/>
-            <w:tcBorders>
-              <w:top w:val="single" w:sz="4" w:color="000000"/>
-              <w:left w:val="single" w:sz="4" w:color="000000"/>
-              <w:bottom w:val="single" w:sz="4" w:color="000000"/>
-              <w:right w:val="single" w:sz="4" w:color="000000"/>
-            </w:tcBorders>
           </w:tcPr>
           <w:p>
             <w:pPr>
@@ -2766,12 +2535,6 @@
           <w:tcPr>
             <w:tcW w:type="dxa" w:w="378"/>
             <w:vAlign w:val="center"/>
-            <w:tcBorders>
-              <w:top w:val="single" w:sz="4" w:color="000000"/>
-              <w:left w:val="single" w:sz="4" w:color="000000"/>
-              <w:bottom w:val="single" w:sz="4" w:color="000000"/>
-              <w:right w:val="single" w:sz="4" w:color="000000"/>
-            </w:tcBorders>
           </w:tcPr>
           <w:p>
             <w:pPr>
@@ -2794,12 +2557,6 @@
           <w:tcPr>
             <w:tcW w:type="dxa" w:w="1739"/>
             <w:vAlign w:val="center"/>
-            <w:tcBorders>
-              <w:top w:val="single" w:sz="4" w:color="000000"/>
-              <w:left w:val="single" w:sz="4" w:color="000000"/>
-              <w:bottom w:val="single" w:sz="4" w:color="000000"/>
-              <w:right w:val="single" w:sz="4" w:color="000000"/>
-            </w:tcBorders>
           </w:tcPr>
           <w:p>
             <w:pPr>
@@ -2822,12 +2579,6 @@
           <w:tcPr>
             <w:tcW w:type="dxa" w:w="1361"/>
             <w:vAlign w:val="center"/>
-            <w:tcBorders>
-              <w:top w:val="single" w:sz="4" w:color="000000"/>
-              <w:left w:val="single" w:sz="4" w:color="000000"/>
-              <w:bottom w:val="single" w:sz="4" w:color="000000"/>
-              <w:right w:val="single" w:sz="4" w:color="000000"/>
-            </w:tcBorders>
           </w:tcPr>
           <w:p>
             <w:pPr>
@@ -2850,12 +2601,6 @@
           <w:tcPr>
             <w:tcW w:type="dxa" w:w="1361"/>
             <w:vAlign w:val="center"/>
-            <w:tcBorders>
-              <w:top w:val="single" w:sz="4" w:color="000000"/>
-              <w:left w:val="single" w:sz="4" w:color="000000"/>
-              <w:bottom w:val="single" w:sz="4" w:color="000000"/>
-              <w:right w:val="single" w:sz="4" w:color="000000"/>
-            </w:tcBorders>
           </w:tcPr>
           <w:p>
             <w:pPr>
@@ -2878,12 +2623,6 @@
           <w:tcPr>
             <w:tcW w:type="dxa" w:w="2722"/>
             <w:vAlign w:val="center"/>
-            <w:tcBorders>
-              <w:top w:val="single" w:sz="4" w:color="000000"/>
-              <w:left w:val="single" w:sz="4" w:color="000000"/>
-              <w:bottom w:val="single" w:sz="4" w:color="000000"/>
-              <w:right w:val="single" w:sz="4" w:color="000000"/>
-            </w:tcBorders>
           </w:tcPr>
           <w:p>
             <w:pPr>
@@ -2906,12 +2645,6 @@
           <w:tcPr>
             <w:tcW w:type="dxa" w:w="1061"/>
             <w:vAlign w:val="center"/>
-            <w:tcBorders>
-              <w:top w:val="single" w:sz="4" w:color="000000"/>
-              <w:left w:val="single" w:sz="4" w:color="000000"/>
-              <w:bottom w:val="single" w:sz="4" w:color="000000"/>
-              <w:right w:val="single" w:sz="4" w:color="000000"/>
-            </w:tcBorders>
           </w:tcPr>
           <w:p>
             <w:pPr>
@@ -2934,12 +2667,6 @@
           <w:tcPr>
             <w:tcW w:type="dxa" w:w="2272"/>
             <w:vAlign w:val="center"/>
-            <w:tcBorders>
-              <w:top w:val="single" w:sz="4" w:color="000000"/>
-              <w:left w:val="single" w:sz="4" w:color="000000"/>
-              <w:bottom w:val="single" w:sz="4" w:color="000000"/>
-              <w:right w:val="single" w:sz="4" w:color="000000"/>
-            </w:tcBorders>
           </w:tcPr>
           <w:p>
             <w:pPr>
@@ -2962,12 +2689,6 @@
           <w:tcPr>
             <w:tcW w:type="dxa" w:w="1061"/>
             <w:vAlign w:val="center"/>
-            <w:tcBorders>
-              <w:top w:val="single" w:sz="4" w:color="000000"/>
-              <w:left w:val="single" w:sz="4" w:color="000000"/>
-              <w:bottom w:val="single" w:sz="4" w:color="000000"/>
-              <w:right w:val="single" w:sz="4" w:color="000000"/>
-            </w:tcBorders>
           </w:tcPr>
           <w:p>
             <w:pPr>
@@ -2990,12 +2711,6 @@
           <w:tcPr>
             <w:tcW w:type="dxa" w:w="911"/>
             <w:vAlign w:val="center"/>
-            <w:tcBorders>
-              <w:top w:val="single" w:sz="4" w:color="000000"/>
-              <w:left w:val="single" w:sz="4" w:color="000000"/>
-              <w:bottom w:val="single" w:sz="4" w:color="000000"/>
-              <w:right w:val="single" w:sz="4" w:color="000000"/>
-            </w:tcBorders>
           </w:tcPr>
           <w:p>
             <w:pPr>
@@ -3018,12 +2733,6 @@
           <w:tcPr>
             <w:tcW w:type="dxa" w:w="755"/>
             <w:vAlign w:val="center"/>
-            <w:tcBorders>
-              <w:top w:val="single" w:sz="4" w:color="000000"/>
-              <w:left w:val="single" w:sz="4" w:color="000000"/>
-              <w:bottom w:val="single" w:sz="4" w:color="000000"/>
-              <w:right w:val="single" w:sz="4" w:color="000000"/>
-            </w:tcBorders>
           </w:tcPr>
           <w:p>
             <w:pPr>
@@ -3046,12 +2755,6 @@
           <w:tcPr>
             <w:tcW w:type="dxa" w:w="1516"/>
             <w:vAlign w:val="center"/>
-            <w:tcBorders>
-              <w:top w:val="single" w:sz="4" w:color="000000"/>
-              <w:left w:val="single" w:sz="4" w:color="000000"/>
-              <w:bottom w:val="single" w:sz="4" w:color="000000"/>
-              <w:right w:val="single" w:sz="4" w:color="000000"/>
-            </w:tcBorders>
           </w:tcPr>
           <w:p>
             <w:pPr>
@@ -3076,12 +2779,6 @@
           <w:tcPr>
             <w:tcW w:type="dxa" w:w="378"/>
             <w:vAlign w:val="center"/>
-            <w:tcBorders>
-              <w:top w:val="single" w:sz="4" w:color="000000"/>
-              <w:left w:val="single" w:sz="4" w:color="000000"/>
-              <w:bottom w:val="single" w:sz="4" w:color="000000"/>
-              <w:right w:val="single" w:sz="4" w:color="000000"/>
-            </w:tcBorders>
           </w:tcPr>
           <w:p>
             <w:pPr>
@@ -3104,12 +2801,6 @@
           <w:tcPr>
             <w:tcW w:type="dxa" w:w="1739"/>
             <w:vAlign w:val="center"/>
-            <w:tcBorders>
-              <w:top w:val="single" w:sz="4" w:color="000000"/>
-              <w:left w:val="single" w:sz="4" w:color="000000"/>
-              <w:bottom w:val="single" w:sz="4" w:color="000000"/>
-              <w:right w:val="single" w:sz="4" w:color="000000"/>
-            </w:tcBorders>
           </w:tcPr>
           <w:p>
             <w:pPr>
@@ -3132,12 +2823,6 @@
           <w:tcPr>
             <w:tcW w:type="dxa" w:w="1361"/>
             <w:vAlign w:val="center"/>
-            <w:tcBorders>
-              <w:top w:val="single" w:sz="4" w:color="000000"/>
-              <w:left w:val="single" w:sz="4" w:color="000000"/>
-              <w:bottom w:val="single" w:sz="4" w:color="000000"/>
-              <w:right w:val="single" w:sz="4" w:color="000000"/>
-            </w:tcBorders>
           </w:tcPr>
           <w:p>
             <w:pPr>
@@ -3160,12 +2845,6 @@
           <w:tcPr>
             <w:tcW w:type="dxa" w:w="1361"/>
             <w:vAlign w:val="center"/>
-            <w:tcBorders>
-              <w:top w:val="single" w:sz="4" w:color="000000"/>
-              <w:left w:val="single" w:sz="4" w:color="000000"/>
-              <w:bottom w:val="single" w:sz="4" w:color="000000"/>
-              <w:right w:val="single" w:sz="4" w:color="000000"/>
-            </w:tcBorders>
           </w:tcPr>
           <w:p>
             <w:pPr>
@@ -3188,12 +2867,6 @@
           <w:tcPr>
             <w:tcW w:type="dxa" w:w="2722"/>
             <w:vAlign w:val="center"/>
-            <w:tcBorders>
-              <w:top w:val="single" w:sz="4" w:color="000000"/>
-              <w:left w:val="single" w:sz="4" w:color="000000"/>
-              <w:bottom w:val="single" w:sz="4" w:color="000000"/>
-              <w:right w:val="single" w:sz="4" w:color="000000"/>
-            </w:tcBorders>
           </w:tcPr>
           <w:p>
             <w:pPr>
@@ -3216,12 +2889,6 @@
           <w:tcPr>
             <w:tcW w:type="dxa" w:w="1061"/>
             <w:vAlign w:val="center"/>
-            <w:tcBorders>
-              <w:top w:val="single" w:sz="4" w:color="000000"/>
-              <w:left w:val="single" w:sz="4" w:color="000000"/>
-              <w:bottom w:val="single" w:sz="4" w:color="000000"/>
-              <w:right w:val="single" w:sz="4" w:color="000000"/>
-            </w:tcBorders>
           </w:tcPr>
           <w:p>
             <w:pPr>
@@ -3244,12 +2911,6 @@
           <w:tcPr>
             <w:tcW w:type="dxa" w:w="2272"/>
             <w:vAlign w:val="center"/>
-            <w:tcBorders>
-              <w:top w:val="single" w:sz="4" w:color="000000"/>
-              <w:left w:val="single" w:sz="4" w:color="000000"/>
-              <w:bottom w:val="single" w:sz="4" w:color="000000"/>
-              <w:right w:val="single" w:sz="4" w:color="000000"/>
-            </w:tcBorders>
           </w:tcPr>
           <w:p>
             <w:pPr>
@@ -3272,12 +2933,6 @@
           <w:tcPr>
             <w:tcW w:type="dxa" w:w="1061"/>
             <w:vAlign w:val="center"/>
-            <w:tcBorders>
-              <w:top w:val="single" w:sz="4" w:color="000000"/>
-              <w:left w:val="single" w:sz="4" w:color="000000"/>
-              <w:bottom w:val="single" w:sz="4" w:color="000000"/>
-              <w:right w:val="single" w:sz="4" w:color="000000"/>
-            </w:tcBorders>
           </w:tcPr>
           <w:p>
             <w:pPr>
@@ -3300,12 +2955,6 @@
           <w:tcPr>
             <w:tcW w:type="dxa" w:w="911"/>
             <w:vAlign w:val="center"/>
-            <w:tcBorders>
-              <w:top w:val="single" w:sz="4" w:color="000000"/>
-              <w:left w:val="single" w:sz="4" w:color="000000"/>
-              <w:bottom w:val="single" w:sz="4" w:color="000000"/>
-              <w:right w:val="single" w:sz="4" w:color="000000"/>
-            </w:tcBorders>
           </w:tcPr>
           <w:p>
             <w:pPr>
@@ -3328,12 +2977,6 @@
           <w:tcPr>
             <w:tcW w:type="dxa" w:w="755"/>
             <w:vAlign w:val="center"/>
-            <w:tcBorders>
-              <w:top w:val="single" w:sz="4" w:color="000000"/>
-              <w:left w:val="single" w:sz="4" w:color="000000"/>
-              <w:bottom w:val="single" w:sz="4" w:color="000000"/>
-              <w:right w:val="single" w:sz="4" w:color="000000"/>
-            </w:tcBorders>
           </w:tcPr>
           <w:p>
             <w:pPr>
@@ -3356,12 +2999,6 @@
           <w:tcPr>
             <w:tcW w:type="dxa" w:w="1516"/>
             <w:vAlign w:val="center"/>
-            <w:tcBorders>
-              <w:top w:val="single" w:sz="4" w:color="000000"/>
-              <w:left w:val="single" w:sz="4" w:color="000000"/>
-              <w:bottom w:val="single" w:sz="4" w:color="000000"/>
-              <w:right w:val="single" w:sz="4" w:color="000000"/>
-            </w:tcBorders>
           </w:tcPr>
           <w:p>
             <w:pPr>
@@ -3386,12 +3023,6 @@
           <w:tcPr>
             <w:tcW w:type="dxa" w:w="378"/>
             <w:vAlign w:val="center"/>
-            <w:tcBorders>
-              <w:top w:val="single" w:sz="4" w:color="000000"/>
-              <w:left w:val="single" w:sz="4" w:color="000000"/>
-              <w:bottom w:val="single" w:sz="4" w:color="000000"/>
-              <w:right w:val="single" w:sz="4" w:color="000000"/>
-            </w:tcBorders>
           </w:tcPr>
           <w:p>
             <w:pPr>
@@ -3414,12 +3045,6 @@
           <w:tcPr>
             <w:tcW w:type="dxa" w:w="1739"/>
             <w:vAlign w:val="center"/>
-            <w:tcBorders>
-              <w:top w:val="single" w:sz="4" w:color="000000"/>
-              <w:left w:val="single" w:sz="4" w:color="000000"/>
-              <w:bottom w:val="single" w:sz="4" w:color="000000"/>
-              <w:right w:val="single" w:sz="4" w:color="000000"/>
-            </w:tcBorders>
           </w:tcPr>
           <w:p>
             <w:pPr>
@@ -3442,12 +3067,6 @@
           <w:tcPr>
             <w:tcW w:type="dxa" w:w="1361"/>
             <w:vAlign w:val="center"/>
-            <w:tcBorders>
-              <w:top w:val="single" w:sz="4" w:color="000000"/>
-              <w:left w:val="single" w:sz="4" w:color="000000"/>
-              <w:bottom w:val="single" w:sz="4" w:color="000000"/>
-              <w:right w:val="single" w:sz="4" w:color="000000"/>
-            </w:tcBorders>
           </w:tcPr>
           <w:p>
             <w:pPr>
@@ -3470,12 +3089,6 @@
           <w:tcPr>
             <w:tcW w:type="dxa" w:w="1361"/>
             <w:vAlign w:val="center"/>
-            <w:tcBorders>
-              <w:top w:val="single" w:sz="4" w:color="000000"/>
-              <w:left w:val="single" w:sz="4" w:color="000000"/>
-              <w:bottom w:val="single" w:sz="4" w:color="000000"/>
-              <w:right w:val="single" w:sz="4" w:color="000000"/>
-            </w:tcBorders>
           </w:tcPr>
           <w:p>
             <w:pPr>
@@ -3498,12 +3111,6 @@
           <w:tcPr>
             <w:tcW w:type="dxa" w:w="2722"/>
             <w:vAlign w:val="center"/>
-            <w:tcBorders>
-              <w:top w:val="single" w:sz="4" w:color="000000"/>
-              <w:left w:val="single" w:sz="4" w:color="000000"/>
-              <w:bottom w:val="single" w:sz="4" w:color="000000"/>
-              <w:right w:val="single" w:sz="4" w:color="000000"/>
-            </w:tcBorders>
           </w:tcPr>
           <w:p>
             <w:pPr>
@@ -3526,12 +3133,6 @@
           <w:tcPr>
             <w:tcW w:type="dxa" w:w="1061"/>
             <w:vAlign w:val="center"/>
-            <w:tcBorders>
-              <w:top w:val="single" w:sz="4" w:color="000000"/>
-              <w:left w:val="single" w:sz="4" w:color="000000"/>
-              <w:bottom w:val="single" w:sz="4" w:color="000000"/>
-              <w:right w:val="single" w:sz="4" w:color="000000"/>
-            </w:tcBorders>
           </w:tcPr>
           <w:p>
             <w:pPr>
@@ -3554,12 +3155,6 @@
           <w:tcPr>
             <w:tcW w:type="dxa" w:w="2272"/>
             <w:vAlign w:val="center"/>
-            <w:tcBorders>
-              <w:top w:val="single" w:sz="4" w:color="000000"/>
-              <w:left w:val="single" w:sz="4" w:color="000000"/>
-              <w:bottom w:val="single" w:sz="4" w:color="000000"/>
-              <w:right w:val="single" w:sz="4" w:color="000000"/>
-            </w:tcBorders>
           </w:tcPr>
           <w:p>
             <w:pPr>
@@ -3582,12 +3177,6 @@
           <w:tcPr>
             <w:tcW w:type="dxa" w:w="1061"/>
             <w:vAlign w:val="center"/>
-            <w:tcBorders>
-              <w:top w:val="single" w:sz="4" w:color="000000"/>
-              <w:left w:val="single" w:sz="4" w:color="000000"/>
-              <w:bottom w:val="single" w:sz="4" w:color="000000"/>
-              <w:right w:val="single" w:sz="4" w:color="000000"/>
-            </w:tcBorders>
           </w:tcPr>
           <w:p>
             <w:pPr>
@@ -3610,12 +3199,6 @@
           <w:tcPr>
             <w:tcW w:type="dxa" w:w="911"/>
             <w:vAlign w:val="center"/>
-            <w:tcBorders>
-              <w:top w:val="single" w:sz="4" w:color="000000"/>
-              <w:left w:val="single" w:sz="4" w:color="000000"/>
-              <w:bottom w:val="single" w:sz="4" w:color="000000"/>
-              <w:right w:val="single" w:sz="4" w:color="000000"/>
-            </w:tcBorders>
           </w:tcPr>
           <w:p>
             <w:pPr>
@@ -3638,12 +3221,6 @@
           <w:tcPr>
             <w:tcW w:type="dxa" w:w="755"/>
             <w:vAlign w:val="center"/>
-            <w:tcBorders>
-              <w:top w:val="single" w:sz="4" w:color="000000"/>
-              <w:left w:val="single" w:sz="4" w:color="000000"/>
-              <w:bottom w:val="single" w:sz="4" w:color="000000"/>
-              <w:right w:val="single" w:sz="4" w:color="000000"/>
-            </w:tcBorders>
           </w:tcPr>
           <w:p>
             <w:pPr>
@@ -3666,12 +3243,6 @@
           <w:tcPr>
             <w:tcW w:type="dxa" w:w="1516"/>
             <w:vAlign w:val="center"/>
-            <w:tcBorders>
-              <w:top w:val="single" w:sz="4" w:color="000000"/>
-              <w:left w:val="single" w:sz="4" w:color="000000"/>
-              <w:bottom w:val="single" w:sz="4" w:color="000000"/>
-              <w:right w:val="single" w:sz="4" w:color="000000"/>
-            </w:tcBorders>
           </w:tcPr>
           <w:p>
             <w:pPr>
@@ -3696,12 +3267,6 @@
           <w:tcPr>
             <w:tcW w:type="dxa" w:w="378"/>
             <w:vAlign w:val="center"/>
-            <w:tcBorders>
-              <w:top w:val="single" w:sz="4" w:color="000000"/>
-              <w:left w:val="single" w:sz="4" w:color="000000"/>
-              <w:bottom w:val="single" w:sz="4" w:color="000000"/>
-              <w:right w:val="single" w:sz="4" w:color="000000"/>
-            </w:tcBorders>
           </w:tcPr>
           <w:p>
             <w:pPr>
@@ -3724,12 +3289,6 @@
           <w:tcPr>
             <w:tcW w:type="dxa" w:w="1739"/>
             <w:vAlign w:val="center"/>
-            <w:tcBorders>
-              <w:top w:val="single" w:sz="4" w:color="000000"/>
-              <w:left w:val="single" w:sz="4" w:color="000000"/>
-              <w:bottom w:val="single" w:sz="4" w:color="000000"/>
-              <w:right w:val="single" w:sz="4" w:color="000000"/>
-            </w:tcBorders>
           </w:tcPr>
           <w:p>
             <w:pPr>
@@ -3752,12 +3311,6 @@
           <w:tcPr>
             <w:tcW w:type="dxa" w:w="1361"/>
             <w:vAlign w:val="center"/>
-            <w:tcBorders>
-              <w:top w:val="single" w:sz="4" w:color="000000"/>
-              <w:left w:val="single" w:sz="4" w:color="000000"/>
-              <w:bottom w:val="single" w:sz="4" w:color="000000"/>
-              <w:right w:val="single" w:sz="4" w:color="000000"/>
-            </w:tcBorders>
           </w:tcPr>
           <w:p>
             <w:pPr>
@@ -3780,12 +3333,6 @@
           <w:tcPr>
             <w:tcW w:type="dxa" w:w="1361"/>
             <w:vAlign w:val="center"/>
-            <w:tcBorders>
-              <w:top w:val="single" w:sz="4" w:color="000000"/>
-              <w:left w:val="single" w:sz="4" w:color="000000"/>
-              <w:bottom w:val="single" w:sz="4" w:color="000000"/>
-              <w:right w:val="single" w:sz="4" w:color="000000"/>
-            </w:tcBorders>
           </w:tcPr>
           <w:p>
             <w:pPr>
@@ -3808,12 +3355,6 @@
           <w:tcPr>
             <w:tcW w:type="dxa" w:w="2722"/>
             <w:vAlign w:val="center"/>
-            <w:tcBorders>
-              <w:top w:val="single" w:sz="4" w:color="000000"/>
-              <w:left w:val="single" w:sz="4" w:color="000000"/>
-              <w:bottom w:val="single" w:sz="4" w:color="000000"/>
-              <w:right w:val="single" w:sz="4" w:color="000000"/>
-            </w:tcBorders>
           </w:tcPr>
           <w:p>
             <w:pPr>
@@ -3836,12 +3377,6 @@
           <w:tcPr>
             <w:tcW w:type="dxa" w:w="1061"/>
             <w:vAlign w:val="center"/>
-            <w:tcBorders>
-              <w:top w:val="single" w:sz="4" w:color="000000"/>
-              <w:left w:val="single" w:sz="4" w:color="000000"/>
-              <w:bottom w:val="single" w:sz="4" w:color="000000"/>
-              <w:right w:val="single" w:sz="4" w:color="000000"/>
-            </w:tcBorders>
           </w:tcPr>
           <w:p>
             <w:pPr>
@@ -3864,12 +3399,6 @@
           <w:tcPr>
             <w:tcW w:type="dxa" w:w="2272"/>
             <w:vAlign w:val="center"/>
-            <w:tcBorders>
-              <w:top w:val="single" w:sz="4" w:color="000000"/>
-              <w:left w:val="single" w:sz="4" w:color="000000"/>
-              <w:bottom w:val="single" w:sz="4" w:color="000000"/>
-              <w:right w:val="single" w:sz="4" w:color="000000"/>
-            </w:tcBorders>
           </w:tcPr>
           <w:p>
             <w:pPr>
@@ -3892,12 +3421,6 @@
           <w:tcPr>
             <w:tcW w:type="dxa" w:w="1061"/>
             <w:vAlign w:val="center"/>
-            <w:tcBorders>
-              <w:top w:val="single" w:sz="4" w:color="000000"/>
-              <w:left w:val="single" w:sz="4" w:color="000000"/>
-              <w:bottom w:val="single" w:sz="4" w:color="000000"/>
-              <w:right w:val="single" w:sz="4" w:color="000000"/>
-            </w:tcBorders>
           </w:tcPr>
           <w:p>
             <w:pPr>
@@ -3920,12 +3443,6 @@
           <w:tcPr>
             <w:tcW w:type="dxa" w:w="911"/>
             <w:vAlign w:val="center"/>
-            <w:tcBorders>
-              <w:top w:val="single" w:sz="4" w:color="000000"/>
-              <w:left w:val="single" w:sz="4" w:color="000000"/>
-              <w:bottom w:val="single" w:sz="4" w:color="000000"/>
-              <w:right w:val="single" w:sz="4" w:color="000000"/>
-            </w:tcBorders>
           </w:tcPr>
           <w:p>
             <w:pPr>
@@ -3948,12 +3465,6 @@
           <w:tcPr>
             <w:tcW w:type="dxa" w:w="755"/>
             <w:vAlign w:val="center"/>
-            <w:tcBorders>
-              <w:top w:val="single" w:sz="4" w:color="000000"/>
-              <w:left w:val="single" w:sz="4" w:color="000000"/>
-              <w:bottom w:val="single" w:sz="4" w:color="000000"/>
-              <w:right w:val="single" w:sz="4" w:color="000000"/>
-            </w:tcBorders>
           </w:tcPr>
           <w:p>
             <w:pPr>
@@ -3976,12 +3487,6 @@
           <w:tcPr>
             <w:tcW w:type="dxa" w:w="1516"/>
             <w:vAlign w:val="center"/>
-            <w:tcBorders>
-              <w:top w:val="single" w:sz="4" w:color="000000"/>
-              <w:left w:val="single" w:sz="4" w:color="000000"/>
-              <w:bottom w:val="single" w:sz="4" w:color="000000"/>
-              <w:right w:val="single" w:sz="4" w:color="000000"/>
-            </w:tcBorders>
           </w:tcPr>
           <w:p>
             <w:pPr>
@@ -4006,12 +3511,6 @@
           <w:tcPr>
             <w:tcW w:type="dxa" w:w="378"/>
             <w:vAlign w:val="center"/>
-            <w:tcBorders>
-              <w:top w:val="single" w:sz="4" w:color="000000"/>
-              <w:left w:val="single" w:sz="4" w:color="000000"/>
-              <w:bottom w:val="single" w:sz="4" w:color="000000"/>
-              <w:right w:val="single" w:sz="4" w:color="000000"/>
-            </w:tcBorders>
           </w:tcPr>
           <w:p>
             <w:pPr>
@@ -4034,12 +3533,6 @@
           <w:tcPr>
             <w:tcW w:type="dxa" w:w="1739"/>
             <w:vAlign w:val="center"/>
-            <w:tcBorders>
-              <w:top w:val="single" w:sz="4" w:color="000000"/>
-              <w:left w:val="single" w:sz="4" w:color="000000"/>
-              <w:bottom w:val="single" w:sz="4" w:color="000000"/>
-              <w:right w:val="single" w:sz="4" w:color="000000"/>
-            </w:tcBorders>
           </w:tcPr>
           <w:p>
             <w:pPr>
@@ -4062,12 +3555,6 @@
           <w:tcPr>
             <w:tcW w:type="dxa" w:w="1361"/>
             <w:vAlign w:val="center"/>
-            <w:tcBorders>
-              <w:top w:val="single" w:sz="4" w:color="000000"/>
-              <w:left w:val="single" w:sz="4" w:color="000000"/>
-              <w:bottom w:val="single" w:sz="4" w:color="000000"/>
-              <w:right w:val="single" w:sz="4" w:color="000000"/>
-            </w:tcBorders>
           </w:tcPr>
           <w:p>
             <w:pPr>
@@ -4090,12 +3577,6 @@
           <w:tcPr>
             <w:tcW w:type="dxa" w:w="1361"/>
             <w:vAlign w:val="center"/>
-            <w:tcBorders>
-              <w:top w:val="single" w:sz="4" w:color="000000"/>
-              <w:left w:val="single" w:sz="4" w:color="000000"/>
-              <w:bottom w:val="single" w:sz="4" w:color="000000"/>
-              <w:right w:val="single" w:sz="4" w:color="000000"/>
-            </w:tcBorders>
           </w:tcPr>
           <w:p>
             <w:pPr>
@@ -4118,12 +3599,6 @@
           <w:tcPr>
             <w:tcW w:type="dxa" w:w="2722"/>
             <w:vAlign w:val="center"/>
-            <w:tcBorders>
-              <w:top w:val="single" w:sz="4" w:color="000000"/>
-              <w:left w:val="single" w:sz="4" w:color="000000"/>
-              <w:bottom w:val="single" w:sz="4" w:color="000000"/>
-              <w:right w:val="single" w:sz="4" w:color="000000"/>
-            </w:tcBorders>
           </w:tcPr>
           <w:p>
             <w:pPr>
@@ -4146,12 +3621,6 @@
           <w:tcPr>
             <w:tcW w:type="dxa" w:w="1061"/>
             <w:vAlign w:val="center"/>
-            <w:tcBorders>
-              <w:top w:val="single" w:sz="4" w:color="000000"/>
-              <w:left w:val="single" w:sz="4" w:color="000000"/>
-              <w:bottom w:val="single" w:sz="4" w:color="000000"/>
-              <w:right w:val="single" w:sz="4" w:color="000000"/>
-            </w:tcBorders>
           </w:tcPr>
           <w:p>
             <w:pPr>
@@ -4174,12 +3643,6 @@
           <w:tcPr>
             <w:tcW w:type="dxa" w:w="2272"/>
             <w:vAlign w:val="center"/>
-            <w:tcBorders>
-              <w:top w:val="single" w:sz="4" w:color="000000"/>
-              <w:left w:val="single" w:sz="4" w:color="000000"/>
-              <w:bottom w:val="single" w:sz="4" w:color="000000"/>
-              <w:right w:val="single" w:sz="4" w:color="000000"/>
-            </w:tcBorders>
           </w:tcPr>
           <w:p>
             <w:pPr>
@@ -4202,12 +3665,6 @@
           <w:tcPr>
             <w:tcW w:type="dxa" w:w="1061"/>
             <w:vAlign w:val="center"/>
-            <w:tcBorders>
-              <w:top w:val="single" w:sz="4" w:color="000000"/>
-              <w:left w:val="single" w:sz="4" w:color="000000"/>
-              <w:bottom w:val="single" w:sz="4" w:color="000000"/>
-              <w:right w:val="single" w:sz="4" w:color="000000"/>
-            </w:tcBorders>
           </w:tcPr>
           <w:p>
             <w:pPr>
@@ -4230,12 +3687,6 @@
           <w:tcPr>
             <w:tcW w:type="dxa" w:w="911"/>
             <w:vAlign w:val="center"/>
-            <w:tcBorders>
-              <w:top w:val="single" w:sz="4" w:color="000000"/>
-              <w:left w:val="single" w:sz="4" w:color="000000"/>
-              <w:bottom w:val="single" w:sz="4" w:color="000000"/>
-              <w:right w:val="single" w:sz="4" w:color="000000"/>
-            </w:tcBorders>
           </w:tcPr>
           <w:p>
             <w:pPr>
@@ -4258,12 +3709,6 @@
           <w:tcPr>
             <w:tcW w:type="dxa" w:w="755"/>
             <w:vAlign w:val="center"/>
-            <w:tcBorders>
-              <w:top w:val="single" w:sz="4" w:color="000000"/>
-              <w:left w:val="single" w:sz="4" w:color="000000"/>
-              <w:bottom w:val="single" w:sz="4" w:color="000000"/>
-              <w:right w:val="single" w:sz="4" w:color="000000"/>
-            </w:tcBorders>
           </w:tcPr>
           <w:p>
             <w:pPr>
@@ -4286,12 +3731,6 @@
           <w:tcPr>
             <w:tcW w:type="dxa" w:w="1516"/>
             <w:vAlign w:val="center"/>
-            <w:tcBorders>
-              <w:top w:val="single" w:sz="4" w:color="000000"/>
-              <w:left w:val="single" w:sz="4" w:color="000000"/>
-              <w:bottom w:val="single" w:sz="4" w:color="000000"/>
-              <w:right w:val="single" w:sz="4" w:color="000000"/>
-            </w:tcBorders>
           </w:tcPr>
           <w:p>
             <w:pPr>
@@ -4316,12 +3755,6 @@
           <w:tcPr>
             <w:tcW w:type="dxa" w:w="378"/>
             <w:vAlign w:val="center"/>
-            <w:tcBorders>
-              <w:top w:val="single" w:sz="4" w:color="000000"/>
-              <w:left w:val="single" w:sz="4" w:color="000000"/>
-              <w:bottom w:val="single" w:sz="4" w:color="000000"/>
-              <w:right w:val="single" w:sz="4" w:color="000000"/>
-            </w:tcBorders>
           </w:tcPr>
           <w:p>
             <w:pPr>
@@ -4344,12 +3777,6 @@
           <w:tcPr>
             <w:tcW w:type="dxa" w:w="1739"/>
             <w:vAlign w:val="center"/>
-            <w:tcBorders>
-              <w:top w:val="single" w:sz="4" w:color="000000"/>
-              <w:left w:val="single" w:sz="4" w:color="000000"/>
-              <w:bottom w:val="single" w:sz="4" w:color="000000"/>
-              <w:right w:val="single" w:sz="4" w:color="000000"/>
-            </w:tcBorders>
           </w:tcPr>
           <w:p>
             <w:pPr>
@@ -4372,12 +3799,6 @@
           <w:tcPr>
             <w:tcW w:type="dxa" w:w="1361"/>
             <w:vAlign w:val="center"/>
-            <w:tcBorders>
-              <w:top w:val="single" w:sz="4" w:color="000000"/>
-              <w:left w:val="single" w:sz="4" w:color="000000"/>
-              <w:bottom w:val="single" w:sz="4" w:color="000000"/>
-              <w:right w:val="single" w:sz="4" w:color="000000"/>
-            </w:tcBorders>
           </w:tcPr>
           <w:p>
             <w:pPr>
@@ -4400,12 +3821,6 @@
           <w:tcPr>
             <w:tcW w:type="dxa" w:w="1361"/>
             <w:vAlign w:val="center"/>
-            <w:tcBorders>
-              <w:top w:val="single" w:sz="4" w:color="000000"/>
-              <w:left w:val="single" w:sz="4" w:color="000000"/>
-              <w:bottom w:val="single" w:sz="4" w:color="000000"/>
-              <w:right w:val="single" w:sz="4" w:color="000000"/>
-            </w:tcBorders>
           </w:tcPr>
           <w:p>
             <w:pPr>
@@ -4428,12 +3843,6 @@
           <w:tcPr>
             <w:tcW w:type="dxa" w:w="2722"/>
             <w:vAlign w:val="center"/>
-            <w:tcBorders>
-              <w:top w:val="single" w:sz="4" w:color="000000"/>
-              <w:left w:val="single" w:sz="4" w:color="000000"/>
-              <w:bottom w:val="single" w:sz="4" w:color="000000"/>
-              <w:right w:val="single" w:sz="4" w:color="000000"/>
-            </w:tcBorders>
           </w:tcPr>
           <w:p>
             <w:pPr>
@@ -4456,12 +3865,6 @@
           <w:tcPr>
             <w:tcW w:type="dxa" w:w="1061"/>
             <w:vAlign w:val="center"/>
-            <w:tcBorders>
-              <w:top w:val="single" w:sz="4" w:color="000000"/>
-              <w:left w:val="single" w:sz="4" w:color="000000"/>
-              <w:bottom w:val="single" w:sz="4" w:color="000000"/>
-              <w:right w:val="single" w:sz="4" w:color="000000"/>
-            </w:tcBorders>
           </w:tcPr>
           <w:p>
             <w:pPr>
@@ -4484,12 +3887,6 @@
           <w:tcPr>
             <w:tcW w:type="dxa" w:w="2272"/>
             <w:vAlign w:val="center"/>
-            <w:tcBorders>
-              <w:top w:val="single" w:sz="4" w:color="000000"/>
-              <w:left w:val="single" w:sz="4" w:color="000000"/>
-              <w:bottom w:val="single" w:sz="4" w:color="000000"/>
-              <w:right w:val="single" w:sz="4" w:color="000000"/>
-            </w:tcBorders>
           </w:tcPr>
           <w:p>
             <w:pPr>
@@ -4512,12 +3909,6 @@
           <w:tcPr>
             <w:tcW w:type="dxa" w:w="1061"/>
             <w:vAlign w:val="center"/>
-            <w:tcBorders>
-              <w:top w:val="single" w:sz="4" w:color="000000"/>
-              <w:left w:val="single" w:sz="4" w:color="000000"/>
-              <w:bottom w:val="single" w:sz="4" w:color="000000"/>
-              <w:right w:val="single" w:sz="4" w:color="000000"/>
-            </w:tcBorders>
           </w:tcPr>
           <w:p>
             <w:pPr>
@@ -4540,12 +3931,6 @@
           <w:tcPr>
             <w:tcW w:type="dxa" w:w="911"/>
             <w:vAlign w:val="center"/>
-            <w:tcBorders>
-              <w:top w:val="single" w:sz="4" w:color="000000"/>
-              <w:left w:val="single" w:sz="4" w:color="000000"/>
-              <w:bottom w:val="single" w:sz="4" w:color="000000"/>
-              <w:right w:val="single" w:sz="4" w:color="000000"/>
-            </w:tcBorders>
           </w:tcPr>
           <w:p>
             <w:pPr>
@@ -4568,12 +3953,6 @@
           <w:tcPr>
             <w:tcW w:type="dxa" w:w="755"/>
             <w:vAlign w:val="center"/>
-            <w:tcBorders>
-              <w:top w:val="single" w:sz="4" w:color="000000"/>
-              <w:left w:val="single" w:sz="4" w:color="000000"/>
-              <w:bottom w:val="single" w:sz="4" w:color="000000"/>
-              <w:right w:val="single" w:sz="4" w:color="000000"/>
-            </w:tcBorders>
           </w:tcPr>
           <w:p>
             <w:pPr>
@@ -4596,12 +3975,6 @@
           <w:tcPr>
             <w:tcW w:type="dxa" w:w="1516"/>
             <w:vAlign w:val="center"/>
-            <w:tcBorders>
-              <w:top w:val="single" w:sz="4" w:color="000000"/>
-              <w:left w:val="single" w:sz="4" w:color="000000"/>
-              <w:bottom w:val="single" w:sz="4" w:color="000000"/>
-              <w:right w:val="single" w:sz="4" w:color="000000"/>
-            </w:tcBorders>
           </w:tcPr>
           <w:p>
             <w:pPr>
@@ -4626,12 +3999,6 @@
           <w:tcPr>
             <w:tcW w:type="dxa" w:w="378"/>
             <w:vAlign w:val="center"/>
-            <w:tcBorders>
-              <w:top w:val="single" w:sz="4" w:color="000000"/>
-              <w:left w:val="single" w:sz="4" w:color="000000"/>
-              <w:bottom w:val="single" w:sz="4" w:color="000000"/>
-              <w:right w:val="single" w:sz="4" w:color="000000"/>
-            </w:tcBorders>
           </w:tcPr>
           <w:p>
             <w:pPr>
@@ -4654,12 +4021,6 @@
           <w:tcPr>
             <w:tcW w:type="dxa" w:w="1739"/>
             <w:vAlign w:val="center"/>
-            <w:tcBorders>
-              <w:top w:val="single" w:sz="4" w:color="000000"/>
-              <w:left w:val="single" w:sz="4" w:color="000000"/>
-              <w:bottom w:val="single" w:sz="4" w:color="000000"/>
-              <w:right w:val="single" w:sz="4" w:color="000000"/>
-            </w:tcBorders>
           </w:tcPr>
           <w:p>
             <w:pPr>
@@ -4682,12 +4043,6 @@
           <w:tcPr>
             <w:tcW w:type="dxa" w:w="1361"/>
             <w:vAlign w:val="center"/>
-            <w:tcBorders>
-              <w:top w:val="single" w:sz="4" w:color="000000"/>
-              <w:left w:val="single" w:sz="4" w:color="000000"/>
-              <w:bottom w:val="single" w:sz="4" w:color="000000"/>
-              <w:right w:val="single" w:sz="4" w:color="000000"/>
-            </w:tcBorders>
           </w:tcPr>
           <w:p>
             <w:pPr>
@@ -4710,12 +4065,6 @@
           <w:tcPr>
             <w:tcW w:type="dxa" w:w="1361"/>
             <w:vAlign w:val="center"/>
-            <w:tcBorders>
-              <w:top w:val="single" w:sz="4" w:color="000000"/>
-              <w:left w:val="single" w:sz="4" w:color="000000"/>
-              <w:bottom w:val="single" w:sz="4" w:color="000000"/>
-              <w:right w:val="single" w:sz="4" w:color="000000"/>
-            </w:tcBorders>
           </w:tcPr>
           <w:p>
             <w:pPr>
@@ -4738,12 +4087,6 @@
           <w:tcPr>
             <w:tcW w:type="dxa" w:w="2722"/>
             <w:vAlign w:val="center"/>
-            <w:tcBorders>
-              <w:top w:val="single" w:sz="4" w:color="000000"/>
-              <w:left w:val="single" w:sz="4" w:color="000000"/>
-              <w:bottom w:val="single" w:sz="4" w:color="000000"/>
-              <w:right w:val="single" w:sz="4" w:color="000000"/>
-            </w:tcBorders>
           </w:tcPr>
           <w:p>
             <w:pPr>
@@ -4766,12 +4109,6 @@
           <w:tcPr>
             <w:tcW w:type="dxa" w:w="1061"/>
             <w:vAlign w:val="center"/>
-            <w:tcBorders>
-              <w:top w:val="single" w:sz="4" w:color="000000"/>
-              <w:left w:val="single" w:sz="4" w:color="000000"/>
-              <w:bottom w:val="single" w:sz="4" w:color="000000"/>
-              <w:right w:val="single" w:sz="4" w:color="000000"/>
-            </w:tcBorders>
           </w:tcPr>
           <w:p>
             <w:pPr>
@@ -4794,12 +4131,6 @@
           <w:tcPr>
             <w:tcW w:type="dxa" w:w="2272"/>
             <w:vAlign w:val="center"/>
-            <w:tcBorders>
-              <w:top w:val="single" w:sz="4" w:color="000000"/>
-              <w:left w:val="single" w:sz="4" w:color="000000"/>
-              <w:bottom w:val="single" w:sz="4" w:color="000000"/>
-              <w:right w:val="single" w:sz="4" w:color="000000"/>
-            </w:tcBorders>
           </w:tcPr>
           <w:p>
             <w:pPr>
@@ -4822,12 +4153,6 @@
           <w:tcPr>
             <w:tcW w:type="dxa" w:w="1061"/>
             <w:vAlign w:val="center"/>
-            <w:tcBorders>
-              <w:top w:val="single" w:sz="4" w:color="000000"/>
-              <w:left w:val="single" w:sz="4" w:color="000000"/>
-              <w:bottom w:val="single" w:sz="4" w:color="000000"/>
-              <w:right w:val="single" w:sz="4" w:color="000000"/>
-            </w:tcBorders>
           </w:tcPr>
           <w:p>
             <w:pPr>
@@ -4850,12 +4175,6 @@
           <w:tcPr>
             <w:tcW w:type="dxa" w:w="911"/>
             <w:vAlign w:val="center"/>
-            <w:tcBorders>
-              <w:top w:val="single" w:sz="4" w:color="000000"/>
-              <w:left w:val="single" w:sz="4" w:color="000000"/>
-              <w:bottom w:val="single" w:sz="4" w:color="000000"/>
-              <w:right w:val="single" w:sz="4" w:color="000000"/>
-            </w:tcBorders>
           </w:tcPr>
           <w:p>
             <w:pPr>
@@ -4878,12 +4197,6 @@
           <w:tcPr>
             <w:tcW w:type="dxa" w:w="755"/>
             <w:vAlign w:val="center"/>
-            <w:tcBorders>
-              <w:top w:val="single" w:sz="4" w:color="000000"/>
-              <w:left w:val="single" w:sz="4" w:color="000000"/>
-              <w:bottom w:val="single" w:sz="4" w:color="000000"/>
-              <w:right w:val="single" w:sz="4" w:color="000000"/>
-            </w:tcBorders>
           </w:tcPr>
           <w:p>
             <w:pPr>
@@ -4906,12 +4219,6 @@
           <w:tcPr>
             <w:tcW w:type="dxa" w:w="1516"/>
             <w:vAlign w:val="center"/>
-            <w:tcBorders>
-              <w:top w:val="single" w:sz="4" w:color="000000"/>
-              <w:left w:val="single" w:sz="4" w:color="000000"/>
-              <w:bottom w:val="single" w:sz="4" w:color="000000"/>
-              <w:right w:val="single" w:sz="4" w:color="000000"/>
-            </w:tcBorders>
           </w:tcPr>
           <w:p>
             <w:pPr>
@@ -4936,12 +4243,6 @@
           <w:tcPr>
             <w:tcW w:type="dxa" w:w="378"/>
             <w:vAlign w:val="center"/>
-            <w:tcBorders>
-              <w:top w:val="single" w:sz="4" w:color="000000"/>
-              <w:left w:val="single" w:sz="4" w:color="000000"/>
-              <w:bottom w:val="single" w:sz="4" w:color="000000"/>
-              <w:right w:val="single" w:sz="4" w:color="000000"/>
-            </w:tcBorders>
           </w:tcPr>
           <w:p>
             <w:pPr>
@@ -4964,12 +4265,6 @@
           <w:tcPr>
             <w:tcW w:type="dxa" w:w="1739"/>
             <w:vAlign w:val="center"/>
-            <w:tcBorders>
-              <w:top w:val="single" w:sz="4" w:color="000000"/>
-              <w:left w:val="single" w:sz="4" w:color="000000"/>
-              <w:bottom w:val="single" w:sz="4" w:color="000000"/>
-              <w:right w:val="single" w:sz="4" w:color="000000"/>
-            </w:tcBorders>
           </w:tcPr>
           <w:p>
             <w:pPr>
@@ -4992,12 +4287,6 @@
           <w:tcPr>
             <w:tcW w:type="dxa" w:w="1361"/>
             <w:vAlign w:val="center"/>
-            <w:tcBorders>
-              <w:top w:val="single" w:sz="4" w:color="000000"/>
-              <w:left w:val="single" w:sz="4" w:color="000000"/>
-              <w:bottom w:val="single" w:sz="4" w:color="000000"/>
-              <w:right w:val="single" w:sz="4" w:color="000000"/>
-            </w:tcBorders>
           </w:tcPr>
           <w:p>
             <w:pPr>
@@ -5020,12 +4309,6 @@
           <w:tcPr>
             <w:tcW w:type="dxa" w:w="1361"/>
             <w:vAlign w:val="center"/>
-            <w:tcBorders>
-              <w:top w:val="single" w:sz="4" w:color="000000"/>
-              <w:left w:val="single" w:sz="4" w:color="000000"/>
-              <w:bottom w:val="single" w:sz="4" w:color="000000"/>
-              <w:right w:val="single" w:sz="4" w:color="000000"/>
-            </w:tcBorders>
           </w:tcPr>
           <w:p>
             <w:pPr>
@@ -5048,12 +4331,6 @@
           <w:tcPr>
             <w:tcW w:type="dxa" w:w="2722"/>
             <w:vAlign w:val="center"/>
-            <w:tcBorders>
-              <w:top w:val="single" w:sz="4" w:color="000000"/>
-              <w:left w:val="single" w:sz="4" w:color="000000"/>
-              <w:bottom w:val="single" w:sz="4" w:color="000000"/>
-              <w:right w:val="single" w:sz="4" w:color="000000"/>
-            </w:tcBorders>
           </w:tcPr>
           <w:p>
             <w:pPr>
@@ -5076,12 +4353,6 @@
           <w:tcPr>
             <w:tcW w:type="dxa" w:w="1061"/>
             <w:vAlign w:val="center"/>
-            <w:tcBorders>
-              <w:top w:val="single" w:sz="4" w:color="000000"/>
-              <w:left w:val="single" w:sz="4" w:color="000000"/>
-              <w:bottom w:val="single" w:sz="4" w:color="000000"/>
-              <w:right w:val="single" w:sz="4" w:color="000000"/>
-            </w:tcBorders>
           </w:tcPr>
           <w:p>
             <w:pPr>
@@ -5104,12 +4375,6 @@
           <w:tcPr>
             <w:tcW w:type="dxa" w:w="2272"/>
             <w:vAlign w:val="center"/>
-            <w:tcBorders>
-              <w:top w:val="single" w:sz="4" w:color="000000"/>
-              <w:left w:val="single" w:sz="4" w:color="000000"/>
-              <w:bottom w:val="single" w:sz="4" w:color="000000"/>
-              <w:right w:val="single" w:sz="4" w:color="000000"/>
-            </w:tcBorders>
           </w:tcPr>
           <w:p>
             <w:pPr>
@@ -5132,12 +4397,6 @@
           <w:tcPr>
             <w:tcW w:type="dxa" w:w="1061"/>
             <w:vAlign w:val="center"/>
-            <w:tcBorders>
-              <w:top w:val="single" w:sz="4" w:color="000000"/>
-              <w:left w:val="single" w:sz="4" w:color="000000"/>
-              <w:bottom w:val="single" w:sz="4" w:color="000000"/>
-              <w:right w:val="single" w:sz="4" w:color="000000"/>
-            </w:tcBorders>
           </w:tcPr>
           <w:p>
             <w:pPr>
@@ -5160,12 +4419,6 @@
           <w:tcPr>
             <w:tcW w:type="dxa" w:w="911"/>
             <w:vAlign w:val="center"/>
-            <w:tcBorders>
-              <w:top w:val="single" w:sz="4" w:color="000000"/>
-              <w:left w:val="single" w:sz="4" w:color="000000"/>
-              <w:bottom w:val="single" w:sz="4" w:color="000000"/>
-              <w:right w:val="single" w:sz="4" w:color="000000"/>
-            </w:tcBorders>
           </w:tcPr>
           <w:p>
             <w:pPr>
@@ -5188,12 +4441,6 @@
           <w:tcPr>
             <w:tcW w:type="dxa" w:w="755"/>
             <w:vAlign w:val="center"/>
-            <w:tcBorders>
-              <w:top w:val="single" w:sz="4" w:color="000000"/>
-              <w:left w:val="single" w:sz="4" w:color="000000"/>
-              <w:bottom w:val="single" w:sz="4" w:color="000000"/>
-              <w:right w:val="single" w:sz="4" w:color="000000"/>
-            </w:tcBorders>
           </w:tcPr>
           <w:p>
             <w:pPr>
@@ -5216,12 +4463,6 @@
           <w:tcPr>
             <w:tcW w:type="dxa" w:w="1516"/>
             <w:vAlign w:val="center"/>
-            <w:tcBorders>
-              <w:top w:val="single" w:sz="4" w:color="000000"/>
-              <w:left w:val="single" w:sz="4" w:color="000000"/>
-              <w:bottom w:val="single" w:sz="4" w:color="000000"/>
-              <w:right w:val="single" w:sz="4" w:color="000000"/>
-            </w:tcBorders>
           </w:tcPr>
           <w:p>
             <w:pPr>
@@ -5246,12 +4487,6 @@
           <w:tcPr>
             <w:tcW w:type="dxa" w:w="378"/>
             <w:vAlign w:val="center"/>
-            <w:tcBorders>
-              <w:top w:val="single" w:sz="4" w:color="000000"/>
-              <w:left w:val="single" w:sz="4" w:color="000000"/>
-              <w:bottom w:val="single" w:sz="4" w:color="000000"/>
-              <w:right w:val="single" w:sz="4" w:color="000000"/>
-            </w:tcBorders>
           </w:tcPr>
           <w:p>
             <w:pPr>
@@ -5274,12 +4509,6 @@
           <w:tcPr>
             <w:tcW w:type="dxa" w:w="1739"/>
             <w:vAlign w:val="center"/>
-            <w:tcBorders>
-              <w:top w:val="single" w:sz="4" w:color="000000"/>
-              <w:left w:val="single" w:sz="4" w:color="000000"/>
-              <w:bottom w:val="single" w:sz="4" w:color="000000"/>
-              <w:right w:val="single" w:sz="4" w:color="000000"/>
-            </w:tcBorders>
           </w:tcPr>
           <w:p>
             <w:pPr>
@@ -5302,12 +4531,6 @@
           <w:tcPr>
             <w:tcW w:type="dxa" w:w="1361"/>
             <w:vAlign w:val="center"/>
-            <w:tcBorders>
-              <w:top w:val="single" w:sz="4" w:color="000000"/>
-              <w:left w:val="single" w:sz="4" w:color="000000"/>
-              <w:bottom w:val="single" w:sz="4" w:color="000000"/>
-              <w:right w:val="single" w:sz="4" w:color="000000"/>
-            </w:tcBorders>
           </w:tcPr>
           <w:p>
             <w:pPr>
@@ -5330,12 +4553,6 @@
           <w:tcPr>
             <w:tcW w:type="dxa" w:w="1361"/>
             <w:vAlign w:val="center"/>
-            <w:tcBorders>
-              <w:top w:val="single" w:sz="4" w:color="000000"/>
-              <w:left w:val="single" w:sz="4" w:color="000000"/>
-              <w:bottom w:val="single" w:sz="4" w:color="000000"/>
-              <w:right w:val="single" w:sz="4" w:color="000000"/>
-            </w:tcBorders>
           </w:tcPr>
           <w:p>
             <w:pPr>
@@ -5358,12 +4575,6 @@
           <w:tcPr>
             <w:tcW w:type="dxa" w:w="2722"/>
             <w:vAlign w:val="center"/>
-            <w:tcBorders>
-              <w:top w:val="single" w:sz="4" w:color="000000"/>
-              <w:left w:val="single" w:sz="4" w:color="000000"/>
-              <w:bottom w:val="single" w:sz="4" w:color="000000"/>
-              <w:right w:val="single" w:sz="4" w:color="000000"/>
-            </w:tcBorders>
           </w:tcPr>
           <w:p>
             <w:pPr>
@@ -5386,12 +4597,6 @@
           <w:tcPr>
             <w:tcW w:type="dxa" w:w="1061"/>
             <w:vAlign w:val="center"/>
-            <w:tcBorders>
-              <w:top w:val="single" w:sz="4" w:color="000000"/>
-              <w:left w:val="single" w:sz="4" w:color="000000"/>
-              <w:bottom w:val="single" w:sz="4" w:color="000000"/>
-              <w:right w:val="single" w:sz="4" w:color="000000"/>
-            </w:tcBorders>
           </w:tcPr>
           <w:p>
             <w:pPr>
@@ -5414,12 +4619,6 @@
           <w:tcPr>
             <w:tcW w:type="dxa" w:w="2272"/>
             <w:vAlign w:val="center"/>
-            <w:tcBorders>
-              <w:top w:val="single" w:sz="4" w:color="000000"/>
-              <w:left w:val="single" w:sz="4" w:color="000000"/>
-              <w:bottom w:val="single" w:sz="4" w:color="000000"/>
-              <w:right w:val="single" w:sz="4" w:color="000000"/>
-            </w:tcBorders>
           </w:tcPr>
           <w:p>
             <w:pPr>
@@ -5442,12 +4641,6 @@
           <w:tcPr>
             <w:tcW w:type="dxa" w:w="1061"/>
             <w:vAlign w:val="center"/>
-            <w:tcBorders>
-              <w:top w:val="single" w:sz="4" w:color="000000"/>
-              <w:left w:val="single" w:sz="4" w:color="000000"/>
-              <w:bottom w:val="single" w:sz="4" w:color="000000"/>
-              <w:right w:val="single" w:sz="4" w:color="000000"/>
-            </w:tcBorders>
           </w:tcPr>
           <w:p>
             <w:pPr>
@@ -5470,12 +4663,6 @@
           <w:tcPr>
             <w:tcW w:type="dxa" w:w="911"/>
             <w:vAlign w:val="center"/>
-            <w:tcBorders>
-              <w:top w:val="single" w:sz="4" w:color="000000"/>
-              <w:left w:val="single" w:sz="4" w:color="000000"/>
-              <w:bottom w:val="single" w:sz="4" w:color="000000"/>
-              <w:right w:val="single" w:sz="4" w:color="000000"/>
-            </w:tcBorders>
           </w:tcPr>
           <w:p>
             <w:pPr>
@@ -5498,12 +4685,6 @@
           <w:tcPr>
             <w:tcW w:type="dxa" w:w="755"/>
             <w:vAlign w:val="center"/>
-            <w:tcBorders>
-              <w:top w:val="single" w:sz="4" w:color="000000"/>
-              <w:left w:val="single" w:sz="4" w:color="000000"/>
-              <w:bottom w:val="single" w:sz="4" w:color="000000"/>
-              <w:right w:val="single" w:sz="4" w:color="000000"/>
-            </w:tcBorders>
           </w:tcPr>
           <w:p>
             <w:pPr>
@@ -5526,12 +4707,6 @@
           <w:tcPr>
             <w:tcW w:type="dxa" w:w="1516"/>
             <w:vAlign w:val="center"/>
-            <w:tcBorders>
-              <w:top w:val="single" w:sz="4" w:color="000000"/>
-              <w:left w:val="single" w:sz="4" w:color="000000"/>
-              <w:bottom w:val="single" w:sz="4" w:color="000000"/>
-              <w:right w:val="single" w:sz="4" w:color="000000"/>
-            </w:tcBorders>
           </w:tcPr>
           <w:p>
             <w:pPr>
@@ -5556,12 +4731,6 @@
           <w:tcPr>
             <w:tcW w:type="dxa" w:w="378"/>
             <w:vAlign w:val="center"/>
-            <w:tcBorders>
-              <w:top w:val="single" w:sz="4" w:color="000000"/>
-              <w:left w:val="single" w:sz="4" w:color="000000"/>
-              <w:bottom w:val="single" w:sz="4" w:color="000000"/>
-              <w:right w:val="single" w:sz="4" w:color="000000"/>
-            </w:tcBorders>
           </w:tcPr>
           <w:p>
             <w:pPr>
@@ -5584,12 +4753,6 @@
           <w:tcPr>
             <w:tcW w:type="dxa" w:w="1739"/>
             <w:vAlign w:val="center"/>
-            <w:tcBorders>
-              <w:top w:val="single" w:sz="4" w:color="000000"/>
-              <w:left w:val="single" w:sz="4" w:color="000000"/>
-              <w:bottom w:val="single" w:sz="4" w:color="000000"/>
-              <w:right w:val="single" w:sz="4" w:color="000000"/>
-            </w:tcBorders>
           </w:tcPr>
           <w:p>
             <w:pPr>
@@ -5612,12 +4775,6 @@
           <w:tcPr>
             <w:tcW w:type="dxa" w:w="1361"/>
             <w:vAlign w:val="center"/>
-            <w:tcBorders>
-              <w:top w:val="single" w:sz="4" w:color="000000"/>
-              <w:left w:val="single" w:sz="4" w:color="000000"/>
-              <w:bottom w:val="single" w:sz="4" w:color="000000"/>
-              <w:right w:val="single" w:sz="4" w:color="000000"/>
-            </w:tcBorders>
           </w:tcPr>
           <w:p>
             <w:pPr>
@@ -5640,12 +4797,6 @@
           <w:tcPr>
             <w:tcW w:type="dxa" w:w="1361"/>
             <w:vAlign w:val="center"/>
-            <w:tcBorders>
-              <w:top w:val="single" w:sz="4" w:color="000000"/>
-              <w:left w:val="single" w:sz="4" w:color="000000"/>
-              <w:bottom w:val="single" w:sz="4" w:color="000000"/>
-              <w:right w:val="single" w:sz="4" w:color="000000"/>
-            </w:tcBorders>
           </w:tcPr>
           <w:p>
             <w:pPr>
@@ -5668,12 +4819,6 @@
           <w:tcPr>
             <w:tcW w:type="dxa" w:w="2722"/>
             <w:vAlign w:val="center"/>
-            <w:tcBorders>
-              <w:top w:val="single" w:sz="4" w:color="000000"/>
-              <w:left w:val="single" w:sz="4" w:color="000000"/>
-              <w:bottom w:val="single" w:sz="4" w:color="000000"/>
-              <w:right w:val="single" w:sz="4" w:color="000000"/>
-            </w:tcBorders>
           </w:tcPr>
           <w:p>
             <w:pPr>
@@ -5696,12 +4841,6 @@
           <w:tcPr>
             <w:tcW w:type="dxa" w:w="1061"/>
             <w:vAlign w:val="center"/>
-            <w:tcBorders>
-              <w:top w:val="single" w:sz="4" w:color="000000"/>
-              <w:left w:val="single" w:sz="4" w:color="000000"/>
-              <w:bottom w:val="single" w:sz="4" w:color="000000"/>
-              <w:right w:val="single" w:sz="4" w:color="000000"/>
-            </w:tcBorders>
           </w:tcPr>
           <w:p>
             <w:pPr>
@@ -5724,12 +4863,6 @@
           <w:tcPr>
             <w:tcW w:type="dxa" w:w="2272"/>
             <w:vAlign w:val="center"/>
-            <w:tcBorders>
-              <w:top w:val="single" w:sz="4" w:color="000000"/>
-              <w:left w:val="single" w:sz="4" w:color="000000"/>
-              <w:bottom w:val="single" w:sz="4" w:color="000000"/>
-              <w:right w:val="single" w:sz="4" w:color="000000"/>
-            </w:tcBorders>
           </w:tcPr>
           <w:p>
             <w:pPr>
@@ -5752,12 +4885,6 @@
           <w:tcPr>
             <w:tcW w:type="dxa" w:w="1061"/>
             <w:vAlign w:val="center"/>
-            <w:tcBorders>
-              <w:top w:val="single" w:sz="4" w:color="000000"/>
-              <w:left w:val="single" w:sz="4" w:color="000000"/>
-              <w:bottom w:val="single" w:sz="4" w:color="000000"/>
-              <w:right w:val="single" w:sz="4" w:color="000000"/>
-            </w:tcBorders>
           </w:tcPr>
           <w:p>
             <w:pPr>
@@ -5780,12 +4907,6 @@
           <w:tcPr>
             <w:tcW w:type="dxa" w:w="911"/>
             <w:vAlign w:val="center"/>
-            <w:tcBorders>
-              <w:top w:val="single" w:sz="4" w:color="000000"/>
-              <w:left w:val="single" w:sz="4" w:color="000000"/>
-              <w:bottom w:val="single" w:sz="4" w:color="000000"/>
-              <w:right w:val="single" w:sz="4" w:color="000000"/>
-            </w:tcBorders>
           </w:tcPr>
           <w:p>
             <w:pPr>
@@ -5808,12 +4929,6 @@
           <w:tcPr>
             <w:tcW w:type="dxa" w:w="755"/>
             <w:vAlign w:val="center"/>
-            <w:tcBorders>
-              <w:top w:val="single" w:sz="4" w:color="000000"/>
-              <w:left w:val="single" w:sz="4" w:color="000000"/>
-              <w:bottom w:val="single" w:sz="4" w:color="000000"/>
-              <w:right w:val="single" w:sz="4" w:color="000000"/>
-            </w:tcBorders>
           </w:tcPr>
           <w:p>
             <w:pPr>
@@ -5836,12 +4951,6 @@
           <w:tcPr>
             <w:tcW w:type="dxa" w:w="1516"/>
             <w:vAlign w:val="center"/>
-            <w:tcBorders>
-              <w:top w:val="single" w:sz="4" w:color="000000"/>
-              <w:left w:val="single" w:sz="4" w:color="000000"/>
-              <w:bottom w:val="single" w:sz="4" w:color="000000"/>
-              <w:right w:val="single" w:sz="4" w:color="000000"/>
-            </w:tcBorders>
           </w:tcPr>
           <w:p>
             <w:pPr>
@@ -5882,6 +4991,14 @@
         <w:tblW w:type="auto" w:w="0"/>
         <w:tblLayout w:type="fixed"/>
         <w:tblLook w:firstColumn="1" w:firstRow="1" w:lastColumn="0" w:lastRow="0" w:noHBand="0" w:noVBand="1" w:val="04A0"/>
+        <w:tblBorders>
+          <w:top w:val="single" w:sz="6" w:space="0" w:color="000000"/>
+          <w:left w:val="single" w:sz="6" w:space="0" w:color="000000"/>
+          <w:bottom w:val="single" w:sz="6" w:space="0" w:color="000000"/>
+          <w:right w:val="single" w:sz="6" w:space="0" w:color="000000"/>
+          <w:insideH w:val="single" w:sz="6" w:space="0" w:color="000000"/>
+          <w:insideV w:val="single" w:sz="6" w:space="0" w:color="000000"/>
+        </w:tblBorders>
       </w:tblPr>
       <w:tblGrid>
         <w:gridCol w:w="567"/>
@@ -5895,12 +5012,6 @@
             <w:tcW w:type="dxa" w:w="567"/>
             <w:vAlign w:val="center"/>
             <w:vMerge w:val="restart"/>
-            <w:tcBorders>
-              <w:top w:val="single" w:sz="4" w:color="000000"/>
-              <w:left w:val="single" w:sz="4" w:color="000000"/>
-              <w:bottom w:val="single" w:sz="4" w:color="000000"/>
-              <w:right w:val="single" w:sz="4" w:color="000000"/>
-            </w:tcBorders>
           </w:tcPr>
           <w:p>
             <w:pPr>
@@ -5924,12 +5035,6 @@
             <w:tcW w:type="dxa" w:w="10205"/>
             <w:vAlign w:val="center"/>
             <w:vMerge w:val="restart"/>
-            <w:tcBorders>
-              <w:top w:val="single" w:sz="4" w:color="000000"/>
-              <w:left w:val="single" w:sz="4" w:color="000000"/>
-              <w:bottom w:val="single" w:sz="4" w:color="000000"/>
-              <w:right w:val="single" w:sz="4" w:color="000000"/>
-            </w:tcBorders>
           </w:tcPr>
           <w:p>
             <w:pPr>
@@ -5965,12 +5070,6 @@
             <w:tcW w:type="dxa" w:w="4366"/>
             <w:gridSpan w:val="2"/>
             <w:vAlign w:val="center"/>
-            <w:tcBorders>
-              <w:top w:val="single" w:sz="4" w:color="000000"/>
-              <w:left w:val="single" w:sz="4" w:color="000000"/>
-              <w:bottom w:val="single" w:sz="4" w:color="000000"/>
-              <w:right w:val="single" w:sz="4" w:color="000000"/>
-            </w:tcBorders>
           </w:tcPr>
           <w:p>
             <w:pPr>
@@ -6009,12 +5108,6 @@
           <w:tcPr>
             <w:tcW w:type="dxa" w:w="2183"/>
             <w:vAlign w:val="center"/>
-            <w:tcBorders>
-              <w:top w:val="single" w:sz="4" w:color="000000"/>
-              <w:left w:val="single" w:sz="4" w:color="000000"/>
-              <w:bottom w:val="single" w:sz="4" w:color="000000"/>
-              <w:right w:val="single" w:sz="4" w:color="000000"/>
-            </w:tcBorders>
           </w:tcPr>
           <w:p>
             <w:pPr>
@@ -6037,12 +5130,6 @@
           <w:tcPr>
             <w:tcW w:type="dxa" w:w="2183"/>
             <w:vAlign w:val="center"/>
-            <w:tcBorders>
-              <w:top w:val="single" w:sz="4" w:color="000000"/>
-              <w:left w:val="single" w:sz="4" w:color="000000"/>
-              <w:bottom w:val="single" w:sz="4" w:color="000000"/>
-              <w:right w:val="single" w:sz="4" w:color="000000"/>
-            </w:tcBorders>
           </w:tcPr>
           <w:p>
             <w:pPr>
@@ -6067,12 +5154,6 @@
           <w:tcPr>
             <w:tcW w:type="dxa" w:w="567"/>
             <w:vAlign w:val="center"/>
-            <w:tcBorders>
-              <w:top w:val="single" w:sz="4" w:color="000000"/>
-              <w:left w:val="single" w:sz="4" w:color="000000"/>
-              <w:bottom w:val="single" w:sz="4" w:color="000000"/>
-              <w:right w:val="single" w:sz="4" w:color="000000"/>
-            </w:tcBorders>
           </w:tcPr>
           <w:p>
             <w:pPr>
@@ -6095,12 +5176,6 @@
           <w:tcPr>
             <w:tcW w:type="dxa" w:w="10205"/>
             <w:vAlign w:val="center"/>
-            <w:tcBorders>
-              <w:top w:val="single" w:sz="4" w:color="000000"/>
-              <w:left w:val="single" w:sz="4" w:color="000000"/>
-              <w:bottom w:val="single" w:sz="4" w:color="000000"/>
-              <w:right w:val="single" w:sz="4" w:color="000000"/>
-            </w:tcBorders>
           </w:tcPr>
           <w:p>
             <w:pPr>
@@ -6123,12 +5198,6 @@
           <w:tcPr>
             <w:tcW w:type="dxa" w:w="2183"/>
             <w:vAlign w:val="center"/>
-            <w:tcBorders>
-              <w:top w:val="single" w:sz="4" w:color="000000"/>
-              <w:left w:val="single" w:sz="4" w:color="000000"/>
-              <w:bottom w:val="single" w:sz="4" w:color="000000"/>
-              <w:right w:val="single" w:sz="4" w:color="000000"/>
-            </w:tcBorders>
           </w:tcPr>
           <w:p>
             <w:pPr>
@@ -6151,12 +5220,6 @@
           <w:tcPr>
             <w:tcW w:type="dxa" w:w="2183"/>
             <w:vAlign w:val="center"/>
-            <w:tcBorders>
-              <w:top w:val="single" w:sz="4" w:color="000000"/>
-              <w:left w:val="single" w:sz="4" w:color="000000"/>
-              <w:bottom w:val="single" w:sz="4" w:color="000000"/>
-              <w:right w:val="single" w:sz="4" w:color="000000"/>
-            </w:tcBorders>
           </w:tcPr>
           <w:p>
             <w:pPr>
@@ -6181,12 +5244,6 @@
           <w:tcPr>
             <w:tcW w:type="dxa" w:w="567"/>
             <w:vAlign w:val="center"/>
-            <w:tcBorders>
-              <w:top w:val="single" w:sz="4" w:color="000000"/>
-              <w:left w:val="single" w:sz="4" w:color="000000"/>
-              <w:bottom w:val="single" w:sz="4" w:color="000000"/>
-              <w:right w:val="single" w:sz="4" w:color="000000"/>
-            </w:tcBorders>
           </w:tcPr>
           <w:p>
             <w:pPr>
@@ -6209,12 +5266,6 @@
           <w:tcPr>
             <w:tcW w:type="dxa" w:w="10205"/>
             <w:vAlign w:val="center"/>
-            <w:tcBorders>
-              <w:top w:val="single" w:sz="4" w:color="000000"/>
-              <w:left w:val="single" w:sz="4" w:color="000000"/>
-              <w:bottom w:val="single" w:sz="4" w:color="000000"/>
-              <w:right w:val="single" w:sz="4" w:color="000000"/>
-            </w:tcBorders>
           </w:tcPr>
           <w:p>
             <w:pPr>
@@ -6237,12 +5288,6 @@
           <w:tcPr>
             <w:tcW w:type="dxa" w:w="2183"/>
             <w:vAlign w:val="center"/>
-            <w:tcBorders>
-              <w:top w:val="single" w:sz="4" w:color="000000"/>
-              <w:left w:val="single" w:sz="4" w:color="000000"/>
-              <w:bottom w:val="single" w:sz="4" w:color="000000"/>
-              <w:right w:val="single" w:sz="4" w:color="000000"/>
-            </w:tcBorders>
           </w:tcPr>
           <w:p>
             <w:pPr>
@@ -6265,12 +5310,6 @@
           <w:tcPr>
             <w:tcW w:type="dxa" w:w="2183"/>
             <w:vAlign w:val="center"/>
-            <w:tcBorders>
-              <w:top w:val="single" w:sz="4" w:color="000000"/>
-              <w:left w:val="single" w:sz="4" w:color="000000"/>
-              <w:bottom w:val="single" w:sz="4" w:color="000000"/>
-              <w:right w:val="single" w:sz="4" w:color="000000"/>
-            </w:tcBorders>
           </w:tcPr>
           <w:p>
             <w:pPr>
@@ -6295,12 +5334,6 @@
           <w:tcPr>
             <w:tcW w:type="dxa" w:w="567"/>
             <w:vAlign w:val="center"/>
-            <w:tcBorders>
-              <w:top w:val="single" w:sz="4" w:color="000000"/>
-              <w:left w:val="single" w:sz="4" w:color="000000"/>
-              <w:bottom w:val="single" w:sz="4" w:color="000000"/>
-              <w:right w:val="single" w:sz="4" w:color="000000"/>
-            </w:tcBorders>
           </w:tcPr>
           <w:p>
             <w:pPr>
@@ -6323,12 +5356,6 @@
           <w:tcPr>
             <w:tcW w:type="dxa" w:w="10205"/>
             <w:vAlign w:val="center"/>
-            <w:tcBorders>
-              <w:top w:val="single" w:sz="4" w:color="000000"/>
-              <w:left w:val="single" w:sz="4" w:color="000000"/>
-              <w:bottom w:val="single" w:sz="4" w:color="000000"/>
-              <w:right w:val="single" w:sz="4" w:color="000000"/>
-            </w:tcBorders>
           </w:tcPr>
           <w:p>
             <w:pPr>
@@ -6351,12 +5378,6 @@
           <w:tcPr>
             <w:tcW w:type="dxa" w:w="2183"/>
             <w:vAlign w:val="center"/>
-            <w:tcBorders>
-              <w:top w:val="single" w:sz="4" w:color="000000"/>
-              <w:left w:val="single" w:sz="4" w:color="000000"/>
-              <w:bottom w:val="single" w:sz="4" w:color="000000"/>
-              <w:right w:val="single" w:sz="4" w:color="000000"/>
-            </w:tcBorders>
           </w:tcPr>
           <w:p>
             <w:pPr>
@@ -6379,12 +5400,6 @@
           <w:tcPr>
             <w:tcW w:type="dxa" w:w="2183"/>
             <w:vAlign w:val="center"/>
-            <w:tcBorders>
-              <w:top w:val="single" w:sz="4" w:color="000000"/>
-              <w:left w:val="single" w:sz="4" w:color="000000"/>
-              <w:bottom w:val="single" w:sz="4" w:color="000000"/>
-              <w:right w:val="single" w:sz="4" w:color="000000"/>
-            </w:tcBorders>
           </w:tcPr>
           <w:p>
             <w:pPr>
@@ -6409,12 +5424,6 @@
           <w:tcPr>
             <w:tcW w:type="dxa" w:w="567"/>
             <w:vAlign w:val="center"/>
-            <w:tcBorders>
-              <w:top w:val="single" w:sz="4" w:color="000000"/>
-              <w:left w:val="single" w:sz="4" w:color="000000"/>
-              <w:bottom w:val="single" w:sz="4" w:color="000000"/>
-              <w:right w:val="single" w:sz="4" w:color="000000"/>
-            </w:tcBorders>
           </w:tcPr>
           <w:p>
             <w:pPr>
@@ -6437,12 +5446,6 @@
           <w:tcPr>
             <w:tcW w:type="dxa" w:w="10205"/>
             <w:vAlign w:val="center"/>
-            <w:tcBorders>
-              <w:top w:val="single" w:sz="4" w:color="000000"/>
-              <w:left w:val="single" w:sz="4" w:color="000000"/>
-              <w:bottom w:val="single" w:sz="4" w:color="000000"/>
-              <w:right w:val="single" w:sz="4" w:color="000000"/>
-            </w:tcBorders>
           </w:tcPr>
           <w:p>
             <w:pPr>
@@ -6465,12 +5468,6 @@
           <w:tcPr>
             <w:tcW w:type="dxa" w:w="2183"/>
             <w:vAlign w:val="center"/>
-            <w:tcBorders>
-              <w:top w:val="single" w:sz="4" w:color="000000"/>
-              <w:left w:val="single" w:sz="4" w:color="000000"/>
-              <w:bottom w:val="single" w:sz="4" w:color="000000"/>
-              <w:right w:val="single" w:sz="4" w:color="000000"/>
-            </w:tcBorders>
           </w:tcPr>
           <w:p>
             <w:pPr>
@@ -6493,12 +5490,6 @@
           <w:tcPr>
             <w:tcW w:type="dxa" w:w="2183"/>
             <w:vAlign w:val="center"/>
-            <w:tcBorders>
-              <w:top w:val="single" w:sz="4" w:color="000000"/>
-              <w:left w:val="single" w:sz="4" w:color="000000"/>
-              <w:bottom w:val="single" w:sz="4" w:color="000000"/>
-              <w:right w:val="single" w:sz="4" w:color="000000"/>
-            </w:tcBorders>
           </w:tcPr>
           <w:p>
             <w:pPr>
@@ -6523,12 +5514,6 @@
           <w:tcPr>
             <w:tcW w:type="dxa" w:w="567"/>
             <w:vAlign w:val="center"/>
-            <w:tcBorders>
-              <w:top w:val="single" w:sz="4" w:color="000000"/>
-              <w:left w:val="single" w:sz="4" w:color="000000"/>
-              <w:bottom w:val="single" w:sz="4" w:color="000000"/>
-              <w:right w:val="single" w:sz="4" w:color="000000"/>
-            </w:tcBorders>
           </w:tcPr>
           <w:p>
             <w:pPr>
@@ -6551,12 +5536,6 @@
           <w:tcPr>
             <w:tcW w:type="dxa" w:w="10205"/>
             <w:vAlign w:val="center"/>
-            <w:tcBorders>
-              <w:top w:val="single" w:sz="4" w:color="000000"/>
-              <w:left w:val="single" w:sz="4" w:color="000000"/>
-              <w:bottom w:val="single" w:sz="4" w:color="000000"/>
-              <w:right w:val="single" w:sz="4" w:color="000000"/>
-            </w:tcBorders>
           </w:tcPr>
           <w:p>
             <w:pPr>
@@ -6579,12 +5558,6 @@
           <w:tcPr>
             <w:tcW w:type="dxa" w:w="2183"/>
             <w:vAlign w:val="center"/>
-            <w:tcBorders>
-              <w:top w:val="single" w:sz="4" w:color="000000"/>
-              <w:left w:val="single" w:sz="4" w:color="000000"/>
-              <w:bottom w:val="single" w:sz="4" w:color="000000"/>
-              <w:right w:val="single" w:sz="4" w:color="000000"/>
-            </w:tcBorders>
           </w:tcPr>
           <w:p>
             <w:pPr>
@@ -6607,12 +5580,6 @@
           <w:tcPr>
             <w:tcW w:type="dxa" w:w="2183"/>
             <w:vAlign w:val="center"/>
-            <w:tcBorders>
-              <w:top w:val="single" w:sz="4" w:color="000000"/>
-              <w:left w:val="single" w:sz="4" w:color="000000"/>
-              <w:bottom w:val="single" w:sz="4" w:color="000000"/>
-              <w:right w:val="single" w:sz="4" w:color="000000"/>
-            </w:tcBorders>
           </w:tcPr>
           <w:p>
             <w:pPr>
@@ -6637,12 +5604,6 @@
           <w:tcPr>
             <w:tcW w:type="dxa" w:w="567"/>
             <w:vAlign w:val="center"/>
-            <w:tcBorders>
-              <w:top w:val="single" w:sz="4" w:color="000000"/>
-              <w:left w:val="single" w:sz="4" w:color="000000"/>
-              <w:bottom w:val="single" w:sz="4" w:color="000000"/>
-              <w:right w:val="single" w:sz="4" w:color="000000"/>
-            </w:tcBorders>
           </w:tcPr>
           <w:p>
             <w:pPr>
@@ -6665,12 +5626,6 @@
           <w:tcPr>
             <w:tcW w:type="dxa" w:w="10205"/>
             <w:vAlign w:val="center"/>
-            <w:tcBorders>
-              <w:top w:val="single" w:sz="4" w:color="000000"/>
-              <w:left w:val="single" w:sz="4" w:color="000000"/>
-              <w:bottom w:val="single" w:sz="4" w:color="000000"/>
-              <w:right w:val="single" w:sz="4" w:color="000000"/>
-            </w:tcBorders>
           </w:tcPr>
           <w:p>
             <w:pPr>
@@ -6693,12 +5648,6 @@
           <w:tcPr>
             <w:tcW w:type="dxa" w:w="2183"/>
             <w:vAlign w:val="center"/>
-            <w:tcBorders>
-              <w:top w:val="single" w:sz="4" w:color="000000"/>
-              <w:left w:val="single" w:sz="4" w:color="000000"/>
-              <w:bottom w:val="single" w:sz="4" w:color="000000"/>
-              <w:right w:val="single" w:sz="4" w:color="000000"/>
-            </w:tcBorders>
           </w:tcPr>
           <w:p>
             <w:pPr>
@@ -6721,12 +5670,6 @@
           <w:tcPr>
             <w:tcW w:type="dxa" w:w="2183"/>
             <w:vAlign w:val="center"/>
-            <w:tcBorders>
-              <w:top w:val="single" w:sz="4" w:color="000000"/>
-              <w:left w:val="single" w:sz="4" w:color="000000"/>
-              <w:bottom w:val="single" w:sz="4" w:color="000000"/>
-              <w:right w:val="single" w:sz="4" w:color="000000"/>
-            </w:tcBorders>
           </w:tcPr>
           <w:p>
             <w:pPr>
@@ -6751,12 +5694,6 @@
           <w:tcPr>
             <w:tcW w:type="dxa" w:w="567"/>
             <w:vAlign w:val="center"/>
-            <w:tcBorders>
-              <w:top w:val="single" w:sz="4" w:color="000000"/>
-              <w:left w:val="single" w:sz="4" w:color="000000"/>
-              <w:bottom w:val="single" w:sz="4" w:color="000000"/>
-              <w:right w:val="single" w:sz="4" w:color="000000"/>
-            </w:tcBorders>
           </w:tcPr>
           <w:p>
             <w:pPr>
@@ -6779,12 +5716,6 @@
           <w:tcPr>
             <w:tcW w:type="dxa" w:w="10205"/>
             <w:vAlign w:val="center"/>
-            <w:tcBorders>
-              <w:top w:val="single" w:sz="4" w:color="000000"/>
-              <w:left w:val="single" w:sz="4" w:color="000000"/>
-              <w:bottom w:val="single" w:sz="4" w:color="000000"/>
-              <w:right w:val="single" w:sz="4" w:color="000000"/>
-            </w:tcBorders>
           </w:tcPr>
           <w:p>
             <w:pPr>
@@ -6807,12 +5738,6 @@
           <w:tcPr>
             <w:tcW w:type="dxa" w:w="2183"/>
             <w:vAlign w:val="center"/>
-            <w:tcBorders>
-              <w:top w:val="single" w:sz="4" w:color="000000"/>
-              <w:left w:val="single" w:sz="4" w:color="000000"/>
-              <w:bottom w:val="single" w:sz="4" w:color="000000"/>
-              <w:right w:val="single" w:sz="4" w:color="000000"/>
-            </w:tcBorders>
           </w:tcPr>
           <w:p>
             <w:pPr>
@@ -6835,12 +5760,6 @@
           <w:tcPr>
             <w:tcW w:type="dxa" w:w="2183"/>
             <w:vAlign w:val="center"/>
-            <w:tcBorders>
-              <w:top w:val="single" w:sz="4" w:color="000000"/>
-              <w:left w:val="single" w:sz="4" w:color="000000"/>
-              <w:bottom w:val="single" w:sz="4" w:color="000000"/>
-              <w:right w:val="single" w:sz="4" w:color="000000"/>
-            </w:tcBorders>
           </w:tcPr>
           <w:p>
             <w:pPr>
@@ -6865,12 +5784,6 @@
           <w:tcPr>
             <w:tcW w:type="dxa" w:w="567"/>
             <w:vAlign w:val="center"/>
-            <w:tcBorders>
-              <w:top w:val="single" w:sz="4" w:color="000000"/>
-              <w:left w:val="single" w:sz="4" w:color="000000"/>
-              <w:bottom w:val="single" w:sz="4" w:color="000000"/>
-              <w:right w:val="single" w:sz="4" w:color="000000"/>
-            </w:tcBorders>
           </w:tcPr>
           <w:p>
             <w:pPr>
@@ -6893,12 +5806,6 @@
           <w:tcPr>
             <w:tcW w:type="dxa" w:w="10205"/>
             <w:vAlign w:val="center"/>
-            <w:tcBorders>
-              <w:top w:val="single" w:sz="4" w:color="000000"/>
-              <w:left w:val="single" w:sz="4" w:color="000000"/>
-              <w:bottom w:val="single" w:sz="4" w:color="000000"/>
-              <w:right w:val="single" w:sz="4" w:color="000000"/>
-            </w:tcBorders>
           </w:tcPr>
           <w:p>
             <w:pPr>
@@ -6921,12 +5828,6 @@
           <w:tcPr>
             <w:tcW w:type="dxa" w:w="2183"/>
             <w:vAlign w:val="center"/>
-            <w:tcBorders>
-              <w:top w:val="single" w:sz="4" w:color="000000"/>
-              <w:left w:val="single" w:sz="4" w:color="000000"/>
-              <w:bottom w:val="single" w:sz="4" w:color="000000"/>
-              <w:right w:val="single" w:sz="4" w:color="000000"/>
-            </w:tcBorders>
           </w:tcPr>
           <w:p>
             <w:pPr>
@@ -6949,12 +5850,6 @@
           <w:tcPr>
             <w:tcW w:type="dxa" w:w="2183"/>
             <w:vAlign w:val="center"/>
-            <w:tcBorders>
-              <w:top w:val="single" w:sz="4" w:color="000000"/>
-              <w:left w:val="single" w:sz="4" w:color="000000"/>
-              <w:bottom w:val="single" w:sz="4" w:color="000000"/>
-              <w:right w:val="single" w:sz="4" w:color="000000"/>
-            </w:tcBorders>
           </w:tcPr>
           <w:p>
             <w:pPr>

--- a/templates/docx/stdr_template.docx
+++ b/templates/docx/stdr_template.docx
@@ -333,261 +333,115 @@
         </w:tc>
       </w:tr>
     </w:tbl>
-    <w:tbl>
-      <w:tblPr>
-        <w:tblW w:type="auto" w:w="0"/>
-        <w:tblLayout w:type="fixed"/>
-        <w:tblLook w:firstColumn="1" w:firstRow="1" w:lastColumn="0" w:lastRow="0" w:noHBand="0" w:noVBand="1" w:val="04A0"/>
-      </w:tblPr>
-      <w:tblGrid>
-        <w:gridCol w:w="12869"/>
-        <w:gridCol w:w="2268"/>
-      </w:tblGrid>
-      <w:tr>
-        <w:tc>
-          <w:tcPr>
-            <w:tcW w:type="dxa" w:w="12869"/>
-            <w:vAlign w:val="center"/>
-            <w:tcBorders>
-              <w:top w:val="nil"/>
-              <w:left w:val="nil"/>
-              <w:bottom w:val="nil"/>
-              <w:right w:val="nil"/>
-            </w:tcBorders>
-          </w:tcPr>
-          <w:p>
-            <w:pPr>
-              <w:spacing w:before="0" w:after="0"/>
-              <w:jc w:val="left"/>
-            </w:pPr>
-            <w:r/>
-            <w:r>
-              <w:rPr>
-                <w:rFonts w:ascii="Arial" w:hAnsi="Arial" w:cs="Arial" w:eastAsia="Arial"/>
-                <w:b w:val="0"/>
-                <w:i w:val="0"/>
-                <w:sz w:val="16"/>
-              </w:rPr>
-              <w:t>Подано заявление о продолжении ведения трудовой книжки</w:t>
-            </w:r>
-          </w:p>
-        </w:tc>
-        <w:tc>
-          <w:tcPr>
-            <w:tcW w:type="dxa" w:w="2268"/>
-            <w:vAlign w:val="center"/>
-            <w:tcBorders>
-              <w:top w:val="nil"/>
-              <w:left w:val="nil"/>
-              <w:bottom w:val="nil"/>
-              <w:right w:val="nil"/>
-            </w:tcBorders>
-          </w:tcPr>
-          <w:p>
-            <w:pPr>
-              <w:spacing w:before="0" w:after="0"/>
-              <w:jc w:val="right"/>
-            </w:pPr>
-            <w:r/>
-            <w:r>
-              <w:rPr>
-                <w:rFonts w:ascii="Arial" w:hAnsi="Arial" w:cs="Arial" w:eastAsia="Arial"/>
-                <w:b/>
-                <w:i w:val="0"/>
-                <w:sz w:val="16"/>
-              </w:rPr>
-              <w:t>{{ stdr.statement_continue_date }}</w:t>
-            </w:r>
-          </w:p>
-        </w:tc>
-      </w:tr>
-      <w:tr>
-        <w:tc>
-          <w:tcPr>
-            <w:tcW w:type="dxa" w:w="12869"/>
-            <w:vAlign w:val="center"/>
-            <w:tcBorders>
-              <w:top w:val="nil"/>
-              <w:left w:val="nil"/>
-              <w:bottom w:val="nil"/>
-              <w:right w:val="nil"/>
-            </w:tcBorders>
-          </w:tcPr>
-          <w:p>
-            <w:pPr>
-              <w:spacing w:before="0" w:after="0"/>
-              <w:jc w:val="left"/>
-            </w:pPr>
-            <w:r/>
-            <w:r>
-              <w:rPr>
-                <w:rFonts w:ascii="Arial" w:hAnsi="Arial" w:cs="Arial" w:eastAsia="Arial"/>
-                <w:b w:val="0"/>
-                <w:i w:val="0"/>
-                <w:sz w:val="16"/>
-              </w:rPr>
-            </w:r>
-          </w:p>
-        </w:tc>
-        <w:tc>
-          <w:tcPr>
-            <w:tcW w:type="dxa" w:w="2268"/>
-            <w:vAlign w:val="center"/>
-            <w:tcBorders>
-              <w:top w:val="nil"/>
-              <w:left w:val="nil"/>
-              <w:bottom w:val="nil"/>
-              <w:right w:val="nil"/>
-            </w:tcBorders>
-          </w:tcPr>
-          <w:p>
-            <w:pPr>
-              <w:spacing w:before="0" w:after="0"/>
-              <w:jc w:val="right"/>
-            </w:pPr>
-            <w:r/>
-            <w:r>
-              <w:rPr>
-                <w:rFonts w:ascii="Arial" w:hAnsi="Arial" w:cs="Arial" w:eastAsia="Arial"/>
-                <w:b w:val="0"/>
-                <w:i/>
-                <w:sz w:val="14"/>
-              </w:rPr>
-              <w:t>Дата подачи</w:t>
-            </w:r>
-          </w:p>
-        </w:tc>
-      </w:tr>
-      <w:tr>
-        <w:tc>
-          <w:tcPr>
-            <w:tcW w:type="dxa" w:w="12869"/>
-            <w:vAlign w:val="center"/>
-            <w:tcBorders>
-              <w:top w:val="nil"/>
-              <w:left w:val="nil"/>
-              <w:bottom w:val="nil"/>
-              <w:right w:val="nil"/>
-            </w:tcBorders>
-          </w:tcPr>
-          <w:p>
-            <w:pPr>
-              <w:spacing w:before="0" w:after="0"/>
-              <w:jc w:val="left"/>
-            </w:pPr>
-            <w:r/>
-            <w:r>
-              <w:rPr>
-                <w:rFonts w:ascii="Arial" w:hAnsi="Arial" w:cs="Arial" w:eastAsia="Arial"/>
-                <w:b w:val="0"/>
-                <w:i w:val="0"/>
-                <w:sz w:val="16"/>
-              </w:rPr>
-              <w:t>Подано заявление о предоставлении сведений о трудовой деятельности</w:t>
-            </w:r>
-          </w:p>
-        </w:tc>
-        <w:tc>
-          <w:tcPr>
-            <w:tcW w:type="dxa" w:w="2268"/>
-            <w:vAlign w:val="center"/>
-            <w:tcBorders>
-              <w:top w:val="nil"/>
-              <w:left w:val="nil"/>
-              <w:bottom w:val="nil"/>
-              <w:right w:val="nil"/>
-            </w:tcBorders>
-          </w:tcPr>
-          <w:p>
-            <w:pPr>
-              <w:spacing w:before="0" w:after="0"/>
-              <w:jc w:val="right"/>
-            </w:pPr>
-            <w:r/>
-            <w:r>
-              <w:rPr>
-                <w:rFonts w:ascii="Arial" w:hAnsi="Arial" w:cs="Arial" w:eastAsia="Arial"/>
-                <w:b/>
-                <w:i w:val="0"/>
-                <w:sz w:val="16"/>
-              </w:rPr>
-              <w:t>{{ stdr.statement_provide_date }}</w:t>
-            </w:r>
-          </w:p>
-        </w:tc>
-      </w:tr>
-      <w:tr>
-        <w:tc>
-          <w:tcPr>
-            <w:tcW w:type="dxa" w:w="12869"/>
-            <w:vAlign w:val="center"/>
-            <w:tcBorders>
-              <w:top w:val="nil"/>
-              <w:left w:val="nil"/>
-              <w:bottom w:val="nil"/>
-              <w:right w:val="nil"/>
-            </w:tcBorders>
-          </w:tcPr>
-          <w:p>
-            <w:pPr>
-              <w:spacing w:before="0" w:after="0"/>
-              <w:jc w:val="left"/>
-            </w:pPr>
-            <w:r/>
-            <w:r>
-              <w:rPr>
-                <w:rFonts w:ascii="Arial" w:hAnsi="Arial" w:cs="Arial" w:eastAsia="Arial"/>
-                <w:b w:val="0"/>
-                <w:i w:val="0"/>
-                <w:sz w:val="16"/>
-              </w:rPr>
-            </w:r>
-          </w:p>
-        </w:tc>
-        <w:tc>
-          <w:tcPr>
-            <w:tcW w:type="dxa" w:w="2268"/>
-            <w:vAlign w:val="center"/>
-            <w:tcBorders>
-              <w:top w:val="nil"/>
-              <w:left w:val="nil"/>
-              <w:bottom w:val="nil"/>
-              <w:right w:val="nil"/>
-            </w:tcBorders>
-          </w:tcPr>
-          <w:p>
-            <w:pPr>
-              <w:spacing w:before="0" w:after="0"/>
-              <w:jc w:val="right"/>
-            </w:pPr>
-            <w:r/>
-            <w:r>
-              <w:rPr>
-                <w:rFonts w:ascii="Arial" w:hAnsi="Arial" w:cs="Arial" w:eastAsia="Arial"/>
-                <w:b w:val="0"/>
-                <w:i/>
-                <w:sz w:val="14"/>
-              </w:rPr>
-              <w:t>Дата подачи</w:t>
-            </w:r>
-          </w:p>
-        </w:tc>
-      </w:tr>
-    </w:tbl>
     <w:p>
       <w:pPr>
-        <w:spacing w:before="160" w:after="80"/>
-        <w:jc w:val="center"/>
+        <w:tabs>
+          <w:tab w:pos="15137" w:val="right"/>
+        </w:tabs>
+        <w:spacing w:before="120" w:after="0"/>
+        <w:jc w:val="left"/>
       </w:pPr>
+      <w:r>
+        <w:rPr>
+          <w:rFonts w:ascii="Arial" w:hAnsi="Arial" w:cs="Arial" w:eastAsia="Arial"/>
+          <w:b w:val="0"/>
+          <w:i w:val="0"/>
+          <w:sz w:val="16"/>
+        </w:rPr>
+        <w:t>Подано заявление о продолжении ведения трудовой книжки</w:t>
+      </w:r>
+      <w:r>
+        <w:rPr>
+          <w:rFonts w:ascii="Arial" w:hAnsi="Arial" w:cs="Arial" w:eastAsia="Arial"/>
+          <w:b w:val="0"/>
+          <w:i w:val="0"/>
+          <w:sz w:val="16"/>
+        </w:rPr>
+        <w:tab/>
+      </w:r>
       <w:r>
         <w:rPr>
           <w:rFonts w:ascii="Arial" w:hAnsi="Arial" w:cs="Arial" w:eastAsia="Arial"/>
           <w:b/>
           <w:i w:val="0"/>
-          <w:sz w:val="20"/>
+          <w:sz w:val="16"/>
+          <w:u w:val="single"/>
         </w:rPr>
-        <w:t>Сведения о трудовой деятельности зарегистрированного лица</w:t>
+        <w:t>{{ stdr.statement_continue_date }}</w:t>
       </w:r>
+    </w:p>
+    <w:p>
+      <w:pPr>
+        <w:spacing w:before="0" w:after="40"/>
+        <w:jc w:val="right"/>
+      </w:pPr>
+      <w:r>
+        <w:rPr>
+          <w:rFonts w:ascii="Arial" w:hAnsi="Arial" w:cs="Arial" w:eastAsia="Arial"/>
+          <w:b w:val="0"/>
+          <w:i/>
+          <w:sz w:val="12"/>
+        </w:rPr>
+        <w:t>Дата подачи</w:t>
+      </w:r>
+    </w:p>
+    <w:p>
+      <w:pPr>
+        <w:tabs>
+          <w:tab w:pos="15137" w:val="right"/>
+        </w:tabs>
+        <w:spacing w:before="120" w:after="0"/>
+        <w:jc w:val="left"/>
+      </w:pPr>
+      <w:r>
+        <w:rPr>
+          <w:rFonts w:ascii="Arial" w:hAnsi="Arial" w:cs="Arial" w:eastAsia="Arial"/>
+          <w:b w:val="0"/>
+          <w:i w:val="0"/>
+          <w:sz w:val="16"/>
+        </w:rPr>
+        <w:t>Подано заявление о предоставлении сведений о трудовой деятельности</w:t>
+      </w:r>
+      <w:r>
+        <w:rPr>
+          <w:rFonts w:ascii="Arial" w:hAnsi="Arial" w:cs="Arial" w:eastAsia="Arial"/>
+          <w:b w:val="0"/>
+          <w:i w:val="0"/>
+          <w:sz w:val="16"/>
+        </w:rPr>
+        <w:tab/>
+      </w:r>
+      <w:r>
+        <w:rPr>
+          <w:rFonts w:ascii="Arial" w:hAnsi="Arial" w:cs="Arial" w:eastAsia="Arial"/>
+          <w:b/>
+          <w:i w:val="0"/>
+          <w:sz w:val="16"/>
+          <w:u w:val="single"/>
+        </w:rPr>
+        <w:t>{{ stdr.statement_provide_date }}</w:t>
+      </w:r>
+    </w:p>
+    <w:p>
+      <w:pPr>
+        <w:spacing w:before="0" w:after="40"/>
+        <w:jc w:val="right"/>
+      </w:pPr>
+      <w:r>
+        <w:rPr>
+          <w:rFonts w:ascii="Arial" w:hAnsi="Arial" w:cs="Arial" w:eastAsia="Arial"/>
+          <w:b w:val="0"/>
+          <w:i/>
+          <w:sz w:val="12"/>
+        </w:rPr>
+        <w:t>Дата подачи</w:t>
+      </w:r>
+    </w:p>
+    <w:p>
+      <w:pPr>
+        <w:spacing w:before="80" w:after="0"/>
+        <w:jc w:val="left"/>
+      </w:pPr>
     </w:p>
     <w:tbl>
       <w:tblPr>

--- a/templates/docx/stdr_template.docx
+++ b/templates/docx/stdr_template.docx
@@ -32,307 +32,246 @@
         <w:t>Сведения о зарегистрированном лице:</w:t>
       </w:r>
     </w:p>
-    <w:tbl>
-      <w:tblPr>
-        <w:tblW w:type="auto" w:w="0"/>
-        <w:tblLayout w:type="fixed"/>
-        <w:tblLook w:firstColumn="1" w:firstRow="1" w:lastColumn="0" w:lastRow="0" w:noHBand="0" w:noVBand="1" w:val="04A0"/>
-      </w:tblPr>
-      <w:tblGrid>
-        <w:gridCol w:w="2268"/>
-        <w:gridCol w:w="12869"/>
-      </w:tblGrid>
-      <w:tr>
-        <w:tc>
-          <w:tcPr>
-            <w:tcW w:type="dxa" w:w="2268"/>
-            <w:vAlign w:val="center"/>
-            <w:tcBorders>
-              <w:top w:val="nil"/>
-              <w:left w:val="nil"/>
-              <w:bottom w:val="nil"/>
-              <w:right w:val="nil"/>
-            </w:tcBorders>
-          </w:tcPr>
-          <w:p>
-            <w:pPr>
-              <w:spacing w:before="0" w:after="0"/>
-              <w:jc w:val="left"/>
-            </w:pPr>
-            <w:r/>
-            <w:r>
-              <w:rPr>
-                <w:rFonts w:ascii="Arial" w:hAnsi="Arial" w:cs="Arial" w:eastAsia="Arial"/>
-                <w:b w:val="0"/>
-                <w:i w:val="0"/>
-                <w:sz w:val="16"/>
-              </w:rPr>
-              <w:t>Фамилия</w:t>
-            </w:r>
-          </w:p>
-        </w:tc>
-        <w:tc>
-          <w:tcPr>
-            <w:tcW w:type="dxa" w:w="12869"/>
-            <w:vAlign w:val="center"/>
-            <w:tcBorders>
-              <w:top w:val="nil"/>
-              <w:left w:val="nil"/>
-              <w:bottom w:val="nil"/>
-              <w:right w:val="nil"/>
-            </w:tcBorders>
-          </w:tcPr>
-          <w:p>
-            <w:pPr>
-              <w:spacing w:before="0" w:after="0"/>
-              <w:jc w:val="left"/>
-            </w:pPr>
-            <w:r/>
-            <w:r>
-              <w:rPr>
-                <w:rFonts w:ascii="Arial" w:hAnsi="Arial" w:cs="Arial" w:eastAsia="Arial"/>
-                <w:b/>
-                <w:i w:val="0"/>
-                <w:sz w:val="16"/>
-              </w:rPr>
-              <w:t>{{ applicant_stdr.last_name_upper }}</w:t>
-            </w:r>
-          </w:p>
-        </w:tc>
-      </w:tr>
-      <w:tr>
-        <w:tc>
-          <w:tcPr>
-            <w:tcW w:type="dxa" w:w="2268"/>
-            <w:vAlign w:val="center"/>
-            <w:tcBorders>
-              <w:top w:val="nil"/>
-              <w:left w:val="nil"/>
-              <w:bottom w:val="nil"/>
-              <w:right w:val="nil"/>
-            </w:tcBorders>
-          </w:tcPr>
-          <w:p>
-            <w:pPr>
-              <w:spacing w:before="0" w:after="0"/>
-              <w:jc w:val="left"/>
-            </w:pPr>
-            <w:r/>
-            <w:r>
-              <w:rPr>
-                <w:rFonts w:ascii="Arial" w:hAnsi="Arial" w:cs="Arial" w:eastAsia="Arial"/>
-                <w:b w:val="0"/>
-                <w:i w:val="0"/>
-                <w:sz w:val="16"/>
-              </w:rPr>
-              <w:t>Имя</w:t>
-            </w:r>
-          </w:p>
-        </w:tc>
-        <w:tc>
-          <w:tcPr>
-            <w:tcW w:type="dxa" w:w="12869"/>
-            <w:vAlign w:val="center"/>
-            <w:tcBorders>
-              <w:top w:val="nil"/>
-              <w:left w:val="nil"/>
-              <w:bottom w:val="nil"/>
-              <w:right w:val="nil"/>
-            </w:tcBorders>
-          </w:tcPr>
-          <w:p>
-            <w:pPr>
-              <w:spacing w:before="0" w:after="0"/>
-              <w:jc w:val="left"/>
-            </w:pPr>
-            <w:r/>
-            <w:r>
-              <w:rPr>
-                <w:rFonts w:ascii="Arial" w:hAnsi="Arial" w:cs="Arial" w:eastAsia="Arial"/>
-                <w:b/>
-                <w:i w:val="0"/>
-                <w:sz w:val="16"/>
-              </w:rPr>
-              <w:t>{{ applicant_stdr.first_name_upper }}</w:t>
-            </w:r>
-          </w:p>
-        </w:tc>
-      </w:tr>
-      <w:tr>
-        <w:tc>
-          <w:tcPr>
-            <w:tcW w:type="dxa" w:w="2268"/>
-            <w:vAlign w:val="center"/>
-            <w:tcBorders>
-              <w:top w:val="nil"/>
-              <w:left w:val="nil"/>
-              <w:bottom w:val="nil"/>
-              <w:right w:val="nil"/>
-            </w:tcBorders>
-          </w:tcPr>
-          <w:p>
-            <w:pPr>
-              <w:spacing w:before="0" w:after="0"/>
-              <w:jc w:val="left"/>
-            </w:pPr>
-            <w:r/>
-            <w:r>
-              <w:rPr>
-                <w:rFonts w:ascii="Arial" w:hAnsi="Arial" w:cs="Arial" w:eastAsia="Arial"/>
-                <w:b w:val="0"/>
-                <w:i w:val="0"/>
-                <w:sz w:val="16"/>
-              </w:rPr>
-              <w:t>Отчество</w:t>
-            </w:r>
-          </w:p>
-        </w:tc>
-        <w:tc>
-          <w:tcPr>
-            <w:tcW w:type="dxa" w:w="12869"/>
-            <w:vAlign w:val="center"/>
-            <w:tcBorders>
-              <w:top w:val="nil"/>
-              <w:left w:val="nil"/>
-              <w:bottom w:val="nil"/>
-              <w:right w:val="nil"/>
-            </w:tcBorders>
-          </w:tcPr>
-          <w:p>
-            <w:pPr>
-              <w:spacing w:before="0" w:after="0"/>
-              <w:jc w:val="left"/>
-            </w:pPr>
-            <w:r/>
-            <w:r>
-              <w:rPr>
-                <w:rFonts w:ascii="Arial" w:hAnsi="Arial" w:cs="Arial" w:eastAsia="Arial"/>
-                <w:b/>
-                <w:i w:val="0"/>
-                <w:sz w:val="16"/>
-              </w:rPr>
-              <w:t>{{ applicant_stdr.middle_name_upper }}</w:t>
-            </w:r>
-          </w:p>
-        </w:tc>
-      </w:tr>
-      <w:tr>
-        <w:tc>
-          <w:tcPr>
-            <w:tcW w:type="dxa" w:w="2268"/>
-            <w:vAlign w:val="center"/>
-            <w:tcBorders>
-              <w:top w:val="nil"/>
-              <w:left w:val="nil"/>
-              <w:bottom w:val="nil"/>
-              <w:right w:val="nil"/>
-            </w:tcBorders>
-          </w:tcPr>
-          <w:p>
-            <w:pPr>
-              <w:spacing w:before="0" w:after="0"/>
-              <w:jc w:val="left"/>
-            </w:pPr>
-            <w:r/>
-            <w:r>
-              <w:rPr>
-                <w:rFonts w:ascii="Arial" w:hAnsi="Arial" w:cs="Arial" w:eastAsia="Arial"/>
-                <w:b w:val="0"/>
-                <w:i w:val="0"/>
-                <w:sz w:val="16"/>
-              </w:rPr>
-              <w:t>Дата Рождения</w:t>
-            </w:r>
-          </w:p>
-        </w:tc>
-        <w:tc>
-          <w:tcPr>
-            <w:tcW w:type="dxa" w:w="12869"/>
-            <w:vAlign w:val="center"/>
-            <w:tcBorders>
-              <w:top w:val="nil"/>
-              <w:left w:val="nil"/>
-              <w:bottom w:val="nil"/>
-              <w:right w:val="nil"/>
-            </w:tcBorders>
-          </w:tcPr>
-          <w:p>
-            <w:pPr>
-              <w:spacing w:before="0" w:after="0"/>
-              <w:jc w:val="left"/>
-            </w:pPr>
-            <w:r/>
-            <w:r>
-              <w:rPr>
-                <w:rFonts w:ascii="Arial" w:hAnsi="Arial" w:cs="Arial" w:eastAsia="Arial"/>
-                <w:b/>
-                <w:i w:val="0"/>
-                <w:sz w:val="16"/>
-              </w:rPr>
-              <w:t>{{ applicant_stdr.birth_date_long }}</w:t>
-            </w:r>
-          </w:p>
-        </w:tc>
-      </w:tr>
-      <w:tr>
-        <w:tc>
-          <w:tcPr>
-            <w:tcW w:type="dxa" w:w="2268"/>
-            <w:vAlign w:val="center"/>
-            <w:tcBorders>
-              <w:top w:val="nil"/>
-              <w:left w:val="nil"/>
-              <w:bottom w:val="nil"/>
-              <w:right w:val="nil"/>
-            </w:tcBorders>
-          </w:tcPr>
-          <w:p>
-            <w:pPr>
-              <w:spacing w:before="0" w:after="0"/>
-              <w:jc w:val="left"/>
-            </w:pPr>
-            <w:r/>
-            <w:r>
-              <w:rPr>
-                <w:rFonts w:ascii="Arial" w:hAnsi="Arial" w:cs="Arial" w:eastAsia="Arial"/>
-                <w:b w:val="0"/>
-                <w:i w:val="0"/>
-                <w:sz w:val="16"/>
-              </w:rPr>
-              <w:t>СНИЛС</w:t>
-            </w:r>
-          </w:p>
-        </w:tc>
-        <w:tc>
-          <w:tcPr>
-            <w:tcW w:type="dxa" w:w="12869"/>
-            <w:vAlign w:val="center"/>
-            <w:tcBorders>
-              <w:top w:val="nil"/>
-              <w:left w:val="nil"/>
-              <w:bottom w:val="nil"/>
-              <w:right w:val="nil"/>
-            </w:tcBorders>
-          </w:tcPr>
-          <w:p>
-            <w:pPr>
-              <w:spacing w:before="0" w:after="0"/>
-              <w:jc w:val="left"/>
-            </w:pPr>
-            <w:r/>
-            <w:r>
-              <w:rPr>
-                <w:rFonts w:ascii="Arial" w:hAnsi="Arial" w:cs="Arial" w:eastAsia="Arial"/>
-                <w:b/>
-                <w:i w:val="0"/>
-                <w:sz w:val="16"/>
-              </w:rPr>
-              <w:t>{{ applicant_stdr.snils }}</w:t>
-            </w:r>
-          </w:p>
-        </w:tc>
-      </w:tr>
-    </w:tbl>
+    <w:p>
+      <w:pPr>
+        <w:tabs>
+          <w:tab w:pos="1984" w:val="left"/>
+          <w:tab w:pos="15137" w:val="right"/>
+        </w:tabs>
+        <w:spacing w:before="0" w:after="0"/>
+        <w:jc w:val="left"/>
+      </w:pPr>
+      <w:r>
+        <w:rPr>
+          <w:rFonts w:ascii="Arial" w:hAnsi="Arial" w:cs="Arial" w:eastAsia="Arial"/>
+          <w:b w:val="0"/>
+          <w:i w:val="0"/>
+          <w:sz w:val="16"/>
+        </w:rPr>
+        <w:t>Фамилия</w:t>
+      </w:r>
+      <w:r>
+        <w:rPr>
+          <w:rFonts w:ascii="Arial" w:hAnsi="Arial" w:cs="Arial" w:eastAsia="Arial"/>
+          <w:b w:val="0"/>
+          <w:i w:val="0"/>
+          <w:sz w:val="16"/>
+        </w:rPr>
+        <w:tab/>
+      </w:r>
+      <w:r>
+        <w:rPr>
+          <w:rFonts w:ascii="Arial" w:hAnsi="Arial" w:cs="Arial" w:eastAsia="Arial"/>
+          <w:b/>
+          <w:i w:val="0"/>
+          <w:sz w:val="16"/>
+          <w:u w:val="single"/>
+        </w:rPr>
+        <w:t>{{ applicant_stdr.last_name_upper }}</w:t>
+      </w:r>
+      <w:r>
+        <w:rPr>
+          <w:rFonts w:ascii="Arial" w:hAnsi="Arial" w:cs="Arial" w:eastAsia="Arial"/>
+          <w:b w:val="0"/>
+          <w:i w:val="0"/>
+          <w:sz w:val="16"/>
+          <w:u w:val="single"/>
+        </w:rPr>
+        <w:tab/>
+      </w:r>
+    </w:p>
+    <w:p>
+      <w:pPr>
+        <w:tabs>
+          <w:tab w:pos="1984" w:val="left"/>
+          <w:tab w:pos="15137" w:val="right"/>
+        </w:tabs>
+        <w:spacing w:before="0" w:after="0"/>
+        <w:jc w:val="left"/>
+      </w:pPr>
+      <w:r>
+        <w:rPr>
+          <w:rFonts w:ascii="Arial" w:hAnsi="Arial" w:cs="Arial" w:eastAsia="Arial"/>
+          <w:b w:val="0"/>
+          <w:i w:val="0"/>
+          <w:sz w:val="16"/>
+        </w:rPr>
+        <w:t>Имя</w:t>
+      </w:r>
+      <w:r>
+        <w:rPr>
+          <w:rFonts w:ascii="Arial" w:hAnsi="Arial" w:cs="Arial" w:eastAsia="Arial"/>
+          <w:b w:val="0"/>
+          <w:i w:val="0"/>
+          <w:sz w:val="16"/>
+        </w:rPr>
+        <w:tab/>
+      </w:r>
+      <w:r>
+        <w:rPr>
+          <w:rFonts w:ascii="Arial" w:hAnsi="Arial" w:cs="Arial" w:eastAsia="Arial"/>
+          <w:b/>
+          <w:i w:val="0"/>
+          <w:sz w:val="16"/>
+          <w:u w:val="single"/>
+        </w:rPr>
+        <w:t>{{ applicant_stdr.first_name_upper }}</w:t>
+      </w:r>
+      <w:r>
+        <w:rPr>
+          <w:rFonts w:ascii="Arial" w:hAnsi="Arial" w:cs="Arial" w:eastAsia="Arial"/>
+          <w:b w:val="0"/>
+          <w:i w:val="0"/>
+          <w:sz w:val="16"/>
+          <w:u w:val="single"/>
+        </w:rPr>
+        <w:tab/>
+      </w:r>
+    </w:p>
+    <w:p>
+      <w:pPr>
+        <w:tabs>
+          <w:tab w:pos="1984" w:val="left"/>
+          <w:tab w:pos="15137" w:val="right"/>
+        </w:tabs>
+        <w:spacing w:before="0" w:after="0"/>
+        <w:jc w:val="left"/>
+      </w:pPr>
+      <w:r>
+        <w:rPr>
+          <w:rFonts w:ascii="Arial" w:hAnsi="Arial" w:cs="Arial" w:eastAsia="Arial"/>
+          <w:b w:val="0"/>
+          <w:i w:val="0"/>
+          <w:sz w:val="16"/>
+        </w:rPr>
+        <w:t>Отчество</w:t>
+      </w:r>
+      <w:r>
+        <w:rPr>
+          <w:rFonts w:ascii="Arial" w:hAnsi="Arial" w:cs="Arial" w:eastAsia="Arial"/>
+          <w:b w:val="0"/>
+          <w:i w:val="0"/>
+          <w:sz w:val="16"/>
+        </w:rPr>
+        <w:tab/>
+      </w:r>
+      <w:r>
+        <w:rPr>
+          <w:rFonts w:ascii="Arial" w:hAnsi="Arial" w:cs="Arial" w:eastAsia="Arial"/>
+          <w:b/>
+          <w:i w:val="0"/>
+          <w:sz w:val="16"/>
+          <w:u w:val="single"/>
+        </w:rPr>
+        <w:t>{{ applicant_stdr.middle_name_upper }}</w:t>
+      </w:r>
+      <w:r>
+        <w:rPr>
+          <w:rFonts w:ascii="Arial" w:hAnsi="Arial" w:cs="Arial" w:eastAsia="Arial"/>
+          <w:b w:val="0"/>
+          <w:i w:val="0"/>
+          <w:sz w:val="16"/>
+          <w:u w:val="single"/>
+        </w:rPr>
+        <w:tab/>
+      </w:r>
+    </w:p>
+    <w:p>
+      <w:pPr>
+        <w:tabs>
+          <w:tab w:pos="1984" w:val="left"/>
+          <w:tab w:pos="15137" w:val="right"/>
+        </w:tabs>
+        <w:spacing w:before="0" w:after="0"/>
+        <w:jc w:val="left"/>
+      </w:pPr>
+      <w:r>
+        <w:rPr>
+          <w:rFonts w:ascii="Arial" w:hAnsi="Arial" w:cs="Arial" w:eastAsia="Arial"/>
+          <w:b w:val="0"/>
+          <w:i w:val="0"/>
+          <w:sz w:val="16"/>
+        </w:rPr>
+        <w:t>Дата Рождения</w:t>
+      </w:r>
+      <w:r>
+        <w:rPr>
+          <w:rFonts w:ascii="Arial" w:hAnsi="Arial" w:cs="Arial" w:eastAsia="Arial"/>
+          <w:b w:val="0"/>
+          <w:i w:val="0"/>
+          <w:sz w:val="16"/>
+        </w:rPr>
+        <w:tab/>
+      </w:r>
+      <w:r>
+        <w:rPr>
+          <w:rFonts w:ascii="Arial" w:hAnsi="Arial" w:cs="Arial" w:eastAsia="Arial"/>
+          <w:b/>
+          <w:i w:val="0"/>
+          <w:sz w:val="16"/>
+          <w:u w:val="single"/>
+        </w:rPr>
+        <w:t>{{ applicant_stdr.birth_date_long }}</w:t>
+      </w:r>
+      <w:r>
+        <w:rPr>
+          <w:rFonts w:ascii="Arial" w:hAnsi="Arial" w:cs="Arial" w:eastAsia="Arial"/>
+          <w:b w:val="0"/>
+          <w:i w:val="0"/>
+          <w:sz w:val="16"/>
+          <w:u w:val="single"/>
+        </w:rPr>
+        <w:tab/>
+      </w:r>
+    </w:p>
+    <w:p>
+      <w:pPr>
+        <w:tabs>
+          <w:tab w:pos="1984" w:val="left"/>
+          <w:tab w:pos="15137" w:val="right"/>
+        </w:tabs>
+        <w:spacing w:before="0" w:after="0"/>
+        <w:jc w:val="left"/>
+      </w:pPr>
+      <w:r>
+        <w:rPr>
+          <w:rFonts w:ascii="Arial" w:hAnsi="Arial" w:cs="Arial" w:eastAsia="Arial"/>
+          <w:b w:val="0"/>
+          <w:i w:val="0"/>
+          <w:sz w:val="16"/>
+        </w:rPr>
+        <w:t>СНИЛС</w:t>
+      </w:r>
+      <w:r>
+        <w:rPr>
+          <w:rFonts w:ascii="Arial" w:hAnsi="Arial" w:cs="Arial" w:eastAsia="Arial"/>
+          <w:b w:val="0"/>
+          <w:i w:val="0"/>
+          <w:sz w:val="16"/>
+        </w:rPr>
+        <w:tab/>
+      </w:r>
+      <w:r>
+        <w:rPr>
+          <w:rFonts w:ascii="Arial" w:hAnsi="Arial" w:cs="Arial" w:eastAsia="Arial"/>
+          <w:b/>
+          <w:i w:val="0"/>
+          <w:sz w:val="16"/>
+          <w:u w:val="single"/>
+        </w:rPr>
+        <w:t>{{ applicant_stdr.snils }}</w:t>
+      </w:r>
+      <w:r>
+        <w:rPr>
+          <w:rFonts w:ascii="Arial" w:hAnsi="Arial" w:cs="Arial" w:eastAsia="Arial"/>
+          <w:b w:val="0"/>
+          <w:i w:val="0"/>
+          <w:sz w:val="16"/>
+          <w:u w:val="single"/>
+        </w:rPr>
+        <w:tab/>
+      </w:r>
+    </w:p>
     <w:p>
       <w:pPr>
         <w:tabs>
@@ -5928,86 +5867,143 @@
     </w:tbl>
     <w:p>
       <w:pPr>
-        <w:spacing w:before="240" w:after="0"/>
-        <w:jc w:val="left"/>
+        <w:spacing w:before="120" w:after="0"/>
       </w:pPr>
+      <w:r>
+        <w:drawing xmlns:a="http://schemas.openxmlformats.org/drawingml/2006/main">
+          <wp:anchor distT="0" distB="0" distL="0" distR="0" simplePos="0" relativeHeight="500" behindDoc="0" locked="0" layoutInCell="1" allowOverlap="1">
+            <wp:simplePos x="0" y="0"/>
+            <wp:positionH relativeFrom="page">
+              <wp:posOffset>7512600</wp:posOffset>
+            </wp:positionH>
+            <wp:positionV relativeFrom="paragraph">
+              <wp:posOffset>100000</wp:posOffset>
+            </wp:positionV>
+            <wp:extent cx="2819400" cy="906780"/>
+            <wp:effectExtent l="0" t="0" r="0" b="0"/>
+            <wp:wrapNone/>
+            <wp:docPr id="100" name="ЭЦП_печать"/>
+            <wp:cNvGraphicFramePr>
+              <a:graphicFrameLocks noChangeAspect="0"/>
+            </wp:cNvGraphicFramePr>
+            <a:graphic>
+              <a:graphicData uri="http://schemas.microsoft.com/office/word/2010/wordprocessingShape">
+                <wps:wsp>
+                  <wps:cNvSpPr txBox="1"/>
+                  <wps:spPr>
+                    <a:xfrm>
+                      <a:off x="0" y="0"/>
+                      <a:ext cx="2819400" cy="906780"/>
+                    </a:xfrm>
+                    <a:prstGeom prst="rect">
+                      <a:avLst/>
+                    </a:prstGeom>
+                    <a:noFill/>
+                    <a:ln w="9525">
+                      <a:solidFill>
+                        <a:srgbClr val="1C6EB5"/>
+                      </a:solidFill>
+                      <a:prstDash val="solid"/>
+                    </a:ln>
+                  </wps:spPr>
+                  <wps:txbx>
+                    <w:txbxContent>
+                      <w:p>
+                        <w:pPr>
+                          <w:spacing w:before="40" w:after="0"/>
+                          <w:jc w:val="center"/>
+                        </w:pPr>
+                        <w:r>
+                          <w:rPr>
+                            <w:rFonts w:ascii="Arial" w:hAnsi="Arial" w:cs="Arial"/>
+                            <w:b/>
+                            <w:color w:val="1C6EB5"/>
+                            <w:sz w:val="16"/>
+                          </w:rPr>
+                          <w:t>Документ подписан</w:t>
+                        </w:r>
+                      </w:p>
+                      <w:p>
+                        <w:pPr>
+                          <w:spacing w:before="0" w:after="40"/>
+                          <w:jc w:val="center"/>
+                        </w:pPr>
+                        <w:r>
+                          <w:rPr>
+                            <w:rFonts w:ascii="Arial" w:hAnsi="Arial" w:cs="Arial"/>
+                            <w:b/>
+                            <w:color w:val="1C6EB5"/>
+                            <w:sz w:val="16"/>
+                          </w:rPr>
+                          <w:t>усиленной квалифицированной электронной подписью.</w:t>
+                        </w:r>
+                      </w:p>
+                      <w:p>
+                        <w:pPr>
+                          <w:spacing w:before="40" w:after="0"/>
+                        </w:pPr>
+                        <w:r>
+                          <w:rPr>
+                            <w:rFonts w:ascii="Arial" w:hAnsi="Arial" w:cs="Arial"/>
+                            <w:b/>
+                            <w:color w:val="1C6EB5"/>
+                            <w:sz w:val="16"/>
+                          </w:rPr>
+                          <w:t>Организация: ФОНД ПЕНСИОННОГО И СОЦИАЛЬНОГО СТРАХОВАНИЯ РОССИЙСКОЙ ФЕДЕРАЦИИ</w:t>
+                        </w:r>
+                      </w:p>
+                      <w:p>
+                        <w:pPr>
+                          <w:spacing w:before="0" w:after="0"/>
+                        </w:pPr>
+                        <w:r>
+                          <w:rPr>
+                            <w:rFonts w:ascii="Arial" w:hAnsi="Arial" w:cs="Arial"/>
+                            <w:b/>
+                            <w:color w:val="1C6EB5"/>
+                            <w:sz w:val="16"/>
+                          </w:rPr>
+                          <w:t>Сертификат: 122b085f13c95875c1a786a93d9b4e6f</w:t>
+                        </w:r>
+                      </w:p>
+                      <w:p>
+                        <w:pPr>
+                          <w:spacing w:before="0" w:after="0"/>
+                        </w:pPr>
+                        <w:r>
+                          <w:rPr>
+                            <w:rFonts w:ascii="Arial" w:hAnsi="Arial" w:cs="Arial"/>
+                            <w:b/>
+                            <w:color w:val="1C6EB5"/>
+                            <w:sz w:val="16"/>
+                          </w:rPr>
+                          <w:t>Издатель: Федеральное казначейство</w:t>
+                        </w:r>
+                      </w:p>
+                      <w:p>
+                        <w:pPr>
+                          <w:spacing w:before="0" w:after="0"/>
+                        </w:pPr>
+                        <w:r>
+                          <w:rPr>
+                            <w:rFonts w:ascii="Arial" w:hAnsi="Arial" w:cs="Arial"/>
+                            <w:b/>
+                            <w:color w:val="1C6EB5"/>
+                            <w:sz w:val="16"/>
+                          </w:rPr>
+                          <w:t>Действителен: c 02.09.2025 по 26.11.2026</w:t>
+                        </w:r>
+                      </w:p>
+                    </w:txbxContent>
+                  </wps:txbx>
+                  <wps:bodyPr wrap="square" lIns="91440" tIns="45720" rIns="91440" bIns="45720" anchor="t"/>
+                </wps:wsp>
+              </a:graphicData>
+            </a:graphic>
+          </wp:anchor>
+        </w:drawing>
+      </w:r>
     </w:p>
-    <w:tbl>
-      <w:tblPr>
-        <w:tblW w:type="auto" w:w="0"/>
-        <w:tblLayout w:type="fixed"/>
-        <w:tblLook w:firstColumn="1" w:firstRow="1" w:lastColumn="0" w:lastRow="0" w:noHBand="0" w:noVBand="1" w:val="04A0"/>
-      </w:tblPr>
-      <w:tblGrid>
-        <w:gridCol w:w="15137"/>
-      </w:tblGrid>
-      <w:tr>
-        <w:tc>
-          <w:tcPr>
-            <w:tcW w:type="dxa" w:w="15137"/>
-            <w:vAlign w:val="center"/>
-            <w:tcBorders>
-              <w:top w:val="single" w:sz="4" w:color="000000"/>
-              <w:left w:val="single" w:sz="4" w:color="000000"/>
-              <w:bottom w:val="single" w:sz="4" w:color="000000"/>
-              <w:right w:val="single" w:sz="4" w:color="000000"/>
-            </w:tcBorders>
-          </w:tcPr>
-          <w:p>
-            <w:pPr>
-              <w:spacing w:before="0" w:after="0"/>
-              <w:jc w:val="left"/>
-            </w:pPr>
-            <w:r/>
-            <w:r>
-              <w:rPr>
-                <w:rFonts w:ascii="Arial" w:hAnsi="Arial" w:cs="Arial" w:eastAsia="Arial"/>
-                <w:b w:val="0"/>
-                <w:i w:val="0"/>
-                <w:sz w:val="14"/>
-              </w:rPr>
-              <w:t>Документ подписан</w:t>
-            </w:r>
-            <w:r>
-              <w:br/>
-            </w:r>
-            <w:r>
-              <w:rPr>
-                <w:rFonts w:ascii="Arial" w:hAnsi="Arial" w:cs="Arial" w:eastAsia="Arial"/>
-                <w:b w:val="0"/>
-                <w:i w:val="0"/>
-                <w:sz w:val="14"/>
-              </w:rPr>
-              <w:t>усиленной квалифицированной электронной подписью.</w:t>
-            </w:r>
-            <w:r>
-              <w:br/>
-            </w:r>
-            <w:r>
-              <w:rPr>
-                <w:rFonts w:ascii="Arial" w:hAnsi="Arial" w:cs="Arial" w:eastAsia="Arial"/>
-                <w:b w:val="0"/>
-                <w:i w:val="0"/>
-                <w:sz w:val="14"/>
-              </w:rPr>
-              <w:t>Организация: ФОНД ПЕНСИОННОГО И СОЦИАЛЬНОГО СТРАХОВАНИЯ РОССИЙСКОЙ ФЕДЕРАЦИИ</w:t>
-            </w:r>
-            <w:r>
-              <w:br/>
-            </w:r>
-            <w:r>
-              <w:rPr>
-                <w:rFonts w:ascii="Arial" w:hAnsi="Arial" w:cs="Arial" w:eastAsia="Arial"/>
-                <w:b w:val="0"/>
-                <w:i w:val="0"/>
-                <w:sz w:val="14"/>
-              </w:rPr>
-              <w:t>Сертификат: 122b085f13c95875c1a786a93d9b4e6f  Издатель: Федеральное казначейство  Действителен: c 02.09.2025 по 26.11.2026</w:t>
-            </w:r>
-          </w:p>
-        </w:tc>
-      </w:tr>
-    </w:tbl>
     <w:sectPr>
       <w:pgSz w:w="16838" w:h="11906" w:orient="landscape"/>
       <w:pgMar w:top="567" w:right="850" w:bottom="567" w:left="850" w:header="720" w:footer="720" w:gutter="0"/>

--- a/templates/docx/stdr_template.docx
+++ b/templates/docx/stdr_template.docx
@@ -12,7 +12,7 @@
           <w:rFonts w:ascii="Arial" w:hAnsi="Arial" w:cs="Arial" w:eastAsia="Arial"/>
           <w:b/>
           <w:i w:val="0"/>
-          <w:sz w:val="22"/>
+          <w:sz w:val="24"/>
         </w:rPr>
         <w:t>Сведения о трудовой деятельности, предоставляемые из информационных ресурсов Фонда пенсионного и социального страхования Российской Федерации</w:t>
       </w:r>
@@ -27,7 +27,7 @@
           <w:rFonts w:ascii="Arial" w:hAnsi="Arial" w:cs="Arial" w:eastAsia="Arial"/>
           <w:b/>
           <w:i w:val="0"/>
-          <w:sz w:val="16"/>
+          <w:sz w:val="19"/>
         </w:rPr>
         <w:t>Сведения о зарегистрированном лице:</w:t>
       </w:r>
@@ -35,7 +35,7 @@
     <w:p>
       <w:pPr>
         <w:tabs>
-          <w:tab w:pos="1984" w:val="left"/>
+          <w:tab w:pos="3402" w:val="left"/>
           <w:tab w:pos="15137" w:val="right"/>
         </w:tabs>
         <w:spacing w:before="0" w:after="0"/>
@@ -46,7 +46,7 @@
           <w:rFonts w:ascii="Arial" w:hAnsi="Arial" w:cs="Arial" w:eastAsia="Arial"/>
           <w:b w:val="0"/>
           <w:i w:val="0"/>
-          <w:sz w:val="16"/>
+          <w:sz w:val="19"/>
         </w:rPr>
         <w:t>Фамилия</w:t>
       </w:r>
@@ -55,7 +55,7 @@
           <w:rFonts w:ascii="Arial" w:hAnsi="Arial" w:cs="Arial" w:eastAsia="Arial"/>
           <w:b w:val="0"/>
           <w:i w:val="0"/>
-          <w:sz w:val="16"/>
+          <w:sz w:val="19"/>
         </w:rPr>
         <w:tab/>
       </w:r>
@@ -64,7 +64,7 @@
           <w:rFonts w:ascii="Arial" w:hAnsi="Arial" w:cs="Arial" w:eastAsia="Arial"/>
           <w:b/>
           <w:i w:val="0"/>
-          <w:sz w:val="16"/>
+          <w:sz w:val="19"/>
           <w:u w:val="single"/>
         </w:rPr>
         <w:t>{{ applicant_stdr.last_name_upper }}</w:t>
@@ -74,7 +74,7 @@
           <w:rFonts w:ascii="Arial" w:hAnsi="Arial" w:cs="Arial" w:eastAsia="Arial"/>
           <w:b w:val="0"/>
           <w:i w:val="0"/>
-          <w:sz w:val="16"/>
+          <w:sz w:val="19"/>
           <w:u w:val="single"/>
         </w:rPr>
         <w:tab/>
@@ -83,7 +83,7 @@
     <w:p>
       <w:pPr>
         <w:tabs>
-          <w:tab w:pos="1984" w:val="left"/>
+          <w:tab w:pos="3402" w:val="left"/>
           <w:tab w:pos="15137" w:val="right"/>
         </w:tabs>
         <w:spacing w:before="0" w:after="0"/>
@@ -94,7 +94,7 @@
           <w:rFonts w:ascii="Arial" w:hAnsi="Arial" w:cs="Arial" w:eastAsia="Arial"/>
           <w:b w:val="0"/>
           <w:i w:val="0"/>
-          <w:sz w:val="16"/>
+          <w:sz w:val="19"/>
         </w:rPr>
         <w:t>Имя</w:t>
       </w:r>
@@ -103,7 +103,7 @@
           <w:rFonts w:ascii="Arial" w:hAnsi="Arial" w:cs="Arial" w:eastAsia="Arial"/>
           <w:b w:val="0"/>
           <w:i w:val="0"/>
-          <w:sz w:val="16"/>
+          <w:sz w:val="19"/>
         </w:rPr>
         <w:tab/>
       </w:r>
@@ -112,7 +112,7 @@
           <w:rFonts w:ascii="Arial" w:hAnsi="Arial" w:cs="Arial" w:eastAsia="Arial"/>
           <w:b/>
           <w:i w:val="0"/>
-          <w:sz w:val="16"/>
+          <w:sz w:val="19"/>
           <w:u w:val="single"/>
         </w:rPr>
         <w:t>{{ applicant_stdr.first_name_upper }}</w:t>
@@ -122,7 +122,7 @@
           <w:rFonts w:ascii="Arial" w:hAnsi="Arial" w:cs="Arial" w:eastAsia="Arial"/>
           <w:b w:val="0"/>
           <w:i w:val="0"/>
-          <w:sz w:val="16"/>
+          <w:sz w:val="19"/>
           <w:u w:val="single"/>
         </w:rPr>
         <w:tab/>
@@ -131,7 +131,7 @@
     <w:p>
       <w:pPr>
         <w:tabs>
-          <w:tab w:pos="1984" w:val="left"/>
+          <w:tab w:pos="3402" w:val="left"/>
           <w:tab w:pos="15137" w:val="right"/>
         </w:tabs>
         <w:spacing w:before="0" w:after="0"/>
@@ -142,7 +142,7 @@
           <w:rFonts w:ascii="Arial" w:hAnsi="Arial" w:cs="Arial" w:eastAsia="Arial"/>
           <w:b w:val="0"/>
           <w:i w:val="0"/>
-          <w:sz w:val="16"/>
+          <w:sz w:val="19"/>
         </w:rPr>
         <w:t>Отчество</w:t>
       </w:r>
@@ -151,7 +151,7 @@
           <w:rFonts w:ascii="Arial" w:hAnsi="Arial" w:cs="Arial" w:eastAsia="Arial"/>
           <w:b w:val="0"/>
           <w:i w:val="0"/>
-          <w:sz w:val="16"/>
+          <w:sz w:val="19"/>
         </w:rPr>
         <w:tab/>
       </w:r>
@@ -160,7 +160,7 @@
           <w:rFonts w:ascii="Arial" w:hAnsi="Arial" w:cs="Arial" w:eastAsia="Arial"/>
           <w:b/>
           <w:i w:val="0"/>
-          <w:sz w:val="16"/>
+          <w:sz w:val="19"/>
           <w:u w:val="single"/>
         </w:rPr>
         <w:t>{{ applicant_stdr.middle_name_upper }}</w:t>
@@ -170,7 +170,7 @@
           <w:rFonts w:ascii="Arial" w:hAnsi="Arial" w:cs="Arial" w:eastAsia="Arial"/>
           <w:b w:val="0"/>
           <w:i w:val="0"/>
-          <w:sz w:val="16"/>
+          <w:sz w:val="19"/>
           <w:u w:val="single"/>
         </w:rPr>
         <w:tab/>
@@ -179,7 +179,7 @@
     <w:p>
       <w:pPr>
         <w:tabs>
-          <w:tab w:pos="1984" w:val="left"/>
+          <w:tab w:pos="3402" w:val="left"/>
           <w:tab w:pos="15137" w:val="right"/>
         </w:tabs>
         <w:spacing w:before="0" w:after="0"/>
@@ -190,7 +190,7 @@
           <w:rFonts w:ascii="Arial" w:hAnsi="Arial" w:cs="Arial" w:eastAsia="Arial"/>
           <w:b w:val="0"/>
           <w:i w:val="0"/>
-          <w:sz w:val="16"/>
+          <w:sz w:val="19"/>
         </w:rPr>
         <w:t>Дата Рождения</w:t>
       </w:r>
@@ -199,7 +199,7 @@
           <w:rFonts w:ascii="Arial" w:hAnsi="Arial" w:cs="Arial" w:eastAsia="Arial"/>
           <w:b w:val="0"/>
           <w:i w:val="0"/>
-          <w:sz w:val="16"/>
+          <w:sz w:val="19"/>
         </w:rPr>
         <w:tab/>
       </w:r>
@@ -208,7 +208,7 @@
           <w:rFonts w:ascii="Arial" w:hAnsi="Arial" w:cs="Arial" w:eastAsia="Arial"/>
           <w:b/>
           <w:i w:val="0"/>
-          <w:sz w:val="16"/>
+          <w:sz w:val="19"/>
           <w:u w:val="single"/>
         </w:rPr>
         <w:t>{{ applicant_stdr.birth_date_long }}</w:t>
@@ -218,7 +218,7 @@
           <w:rFonts w:ascii="Arial" w:hAnsi="Arial" w:cs="Arial" w:eastAsia="Arial"/>
           <w:b w:val="0"/>
           <w:i w:val="0"/>
-          <w:sz w:val="16"/>
+          <w:sz w:val="19"/>
           <w:u w:val="single"/>
         </w:rPr>
         <w:tab/>
@@ -227,7 +227,7 @@
     <w:p>
       <w:pPr>
         <w:tabs>
-          <w:tab w:pos="1984" w:val="left"/>
+          <w:tab w:pos="3402" w:val="left"/>
           <w:tab w:pos="15137" w:val="right"/>
         </w:tabs>
         <w:spacing w:before="0" w:after="0"/>
@@ -238,7 +238,7 @@
           <w:rFonts w:ascii="Arial" w:hAnsi="Arial" w:cs="Arial" w:eastAsia="Arial"/>
           <w:b w:val="0"/>
           <w:i w:val="0"/>
-          <w:sz w:val="16"/>
+          <w:sz w:val="19"/>
         </w:rPr>
         <w:t>СНИЛС</w:t>
       </w:r>
@@ -247,7 +247,7 @@
           <w:rFonts w:ascii="Arial" w:hAnsi="Arial" w:cs="Arial" w:eastAsia="Arial"/>
           <w:b w:val="0"/>
           <w:i w:val="0"/>
-          <w:sz w:val="16"/>
+          <w:sz w:val="19"/>
         </w:rPr>
         <w:tab/>
       </w:r>
@@ -256,7 +256,7 @@
           <w:rFonts w:ascii="Arial" w:hAnsi="Arial" w:cs="Arial" w:eastAsia="Arial"/>
           <w:b/>
           <w:i w:val="0"/>
-          <w:sz w:val="16"/>
+          <w:sz w:val="19"/>
           <w:u w:val="single"/>
         </w:rPr>
         <w:t>{{ applicant_stdr.snils }}</w:t>
@@ -266,7 +266,7 @@
           <w:rFonts w:ascii="Arial" w:hAnsi="Arial" w:cs="Arial" w:eastAsia="Arial"/>
           <w:b w:val="0"/>
           <w:i w:val="0"/>
-          <w:sz w:val="16"/>
+          <w:sz w:val="19"/>
           <w:u w:val="single"/>
         </w:rPr>
         <w:tab/>
@@ -277,7 +277,7 @@
         <w:tabs>
           <w:tab w:pos="15137" w:val="right"/>
         </w:tabs>
-        <w:spacing w:before="120" w:after="0"/>
+        <w:spacing w:before="160" w:after="0"/>
         <w:jc w:val="left"/>
       </w:pPr>
       <w:r>
@@ -285,7 +285,7 @@
           <w:rFonts w:ascii="Arial" w:hAnsi="Arial" w:cs="Arial" w:eastAsia="Arial"/>
           <w:b w:val="0"/>
           <w:i w:val="0"/>
-          <w:sz w:val="16"/>
+          <w:sz w:val="22"/>
         </w:rPr>
         <w:t>Подано заявление о продолжении ведения трудовой книжки</w:t>
       </w:r>
@@ -294,7 +294,7 @@
           <w:rFonts w:ascii="Arial" w:hAnsi="Arial" w:cs="Arial" w:eastAsia="Arial"/>
           <w:b w:val="0"/>
           <w:i w:val="0"/>
-          <w:sz w:val="16"/>
+          <w:sz w:val="22"/>
         </w:rPr>
         <w:tab/>
       </w:r>
@@ -303,7 +303,7 @@
           <w:rFonts w:ascii="Arial" w:hAnsi="Arial" w:cs="Arial" w:eastAsia="Arial"/>
           <w:b/>
           <w:i w:val="0"/>
-          <w:sz w:val="16"/>
+          <w:sz w:val="22"/>
           <w:u w:val="single"/>
         </w:rPr>
         <w:t>{{ stdr.statement_continue_date }}</w:t>
@@ -319,7 +319,7 @@
           <w:rFonts w:ascii="Arial" w:hAnsi="Arial" w:cs="Arial" w:eastAsia="Arial"/>
           <w:b w:val="0"/>
           <w:i/>
-          <w:sz w:val="12"/>
+          <w:sz w:val="11"/>
         </w:rPr>
         <w:t>Дата подачи</w:t>
       </w:r>
@@ -329,7 +329,7 @@
         <w:tabs>
           <w:tab w:pos="15137" w:val="right"/>
         </w:tabs>
-        <w:spacing w:before="120" w:after="0"/>
+        <w:spacing w:before="160" w:after="0"/>
         <w:jc w:val="left"/>
       </w:pPr>
       <w:r>
@@ -337,7 +337,7 @@
           <w:rFonts w:ascii="Arial" w:hAnsi="Arial" w:cs="Arial" w:eastAsia="Arial"/>
           <w:b w:val="0"/>
           <w:i w:val="0"/>
-          <w:sz w:val="16"/>
+          <w:sz w:val="22"/>
         </w:rPr>
         <w:t>Подано заявление о предоставлении сведений о трудовой деятельности</w:t>
       </w:r>
@@ -346,7 +346,7 @@
           <w:rFonts w:ascii="Arial" w:hAnsi="Arial" w:cs="Arial" w:eastAsia="Arial"/>
           <w:b w:val="0"/>
           <w:i w:val="0"/>
-          <w:sz w:val="16"/>
+          <w:sz w:val="22"/>
         </w:rPr>
         <w:tab/>
       </w:r>
@@ -355,7 +355,7 @@
           <w:rFonts w:ascii="Arial" w:hAnsi="Arial" w:cs="Arial" w:eastAsia="Arial"/>
           <w:b/>
           <w:i w:val="0"/>
-          <w:sz w:val="16"/>
+          <w:sz w:val="22"/>
           <w:u w:val="single"/>
         </w:rPr>
         <w:t>{{ stdr.statement_provide_date }}</w:t>
@@ -371,7 +371,7 @@
           <w:rFonts w:ascii="Arial" w:hAnsi="Arial" w:cs="Arial" w:eastAsia="Arial"/>
           <w:b w:val="0"/>
           <w:i/>
-          <w:sz w:val="12"/>
+          <w:sz w:val="11"/>
         </w:rPr>
         <w:t>Дата подачи</w:t>
       </w:r>
@@ -5703,7 +5703,7 @@
                 <w:rFonts w:ascii="Arial" w:hAnsi="Arial" w:cs="Arial" w:eastAsia="Arial"/>
                 <w:b w:val="0"/>
                 <w:i w:val="0"/>
-                <w:sz w:val="16"/>
+                <w:sz w:val="19"/>
               </w:rPr>
               <w:t>Должность уполномоченного лица</w:t>
             </w:r>
@@ -5715,7 +5715,7 @@
                 <w:rFonts w:ascii="Arial" w:hAnsi="Arial" w:cs="Arial" w:eastAsia="Arial"/>
                 <w:b w:val="0"/>
                 <w:i w:val="0"/>
-                <w:sz w:val="16"/>
+                <w:sz w:val="19"/>
               </w:rPr>
               <w:t>территориального органа СФР</w:t>
             </w:r>
@@ -5743,7 +5743,7 @@
                 <w:rFonts w:ascii="Arial" w:hAnsi="Arial" w:cs="Arial" w:eastAsia="Arial"/>
                 <w:b w:val="0"/>
                 <w:i w:val="0"/>
-                <w:sz w:val="16"/>
+                <w:sz w:val="19"/>
               </w:rPr>
               <w:t>Подпись</w:t>
             </w:r>
@@ -5771,7 +5771,7 @@
                 <w:rFonts w:ascii="Arial" w:hAnsi="Arial" w:cs="Arial" w:eastAsia="Arial"/>
                 <w:b w:val="0"/>
                 <w:i w:val="0"/>
-                <w:sz w:val="16"/>
+                <w:sz w:val="19"/>
               </w:rPr>
               <w:t>Расшифровка подписи</w:t>
             </w:r>
@@ -5801,7 +5801,7 @@
                 <w:rFonts w:ascii="Arial" w:hAnsi="Arial" w:cs="Arial" w:eastAsia="Arial"/>
                 <w:b w:val="0"/>
                 <w:i w:val="0"/>
-                <w:sz w:val="16"/>
+                <w:sz w:val="19"/>
               </w:rPr>
               <w:t>{{ stdr.issue_date_long }}</w:t>
             </w:r>
@@ -5857,7 +5857,7 @@
                 <w:rFonts w:ascii="Arial" w:hAnsi="Arial" w:cs="Arial" w:eastAsia="Arial"/>
                 <w:b w:val="0"/>
                 <w:i w:val="0"/>
-                <w:sz w:val="16"/>
+                <w:sz w:val="19"/>
               </w:rPr>
               <w:t>М.П. (при наличии)</w:t>
             </w:r>
@@ -5867,19 +5867,19 @@
     </w:tbl>
     <w:p>
       <w:pPr>
-        <w:spacing w:before="120" w:after="0"/>
+        <w:spacing w:before="400" w:after="0"/>
       </w:pPr>
       <w:r>
         <w:drawing xmlns:a="http://schemas.openxmlformats.org/drawingml/2006/main">
           <wp:anchor distT="0" distB="0" distL="0" distR="0" simplePos="0" relativeHeight="500" behindDoc="0" locked="0" layoutInCell="1" allowOverlap="1">
             <wp:simplePos x="0" y="0"/>
             <wp:positionH relativeFrom="page">
-              <wp:posOffset>7512600</wp:posOffset>
+              <wp:posOffset>7272000</wp:posOffset>
             </wp:positionH>
             <wp:positionV relativeFrom="paragraph">
               <wp:posOffset>100000</wp:posOffset>
             </wp:positionV>
-            <wp:extent cx="2819400" cy="906780"/>
+            <wp:extent cx="3060000" cy="1220000"/>
             <wp:effectExtent l="0" t="0" r="0" b="0"/>
             <wp:wrapNone/>
             <wp:docPr id="100" name="ЭЦП_печать"/>
@@ -5893,7 +5893,7 @@
                   <wps:spPr>
                     <a:xfrm>
                       <a:off x="0" y="0"/>
-                      <a:ext cx="2819400" cy="906780"/>
+                      <a:ext cx="3060000" cy="1220000"/>
                     </a:xfrm>
                     <a:prstGeom prst="rect">
                       <a:avLst/>
@@ -5910,7 +5910,7 @@
                     <w:txbxContent>
                       <w:p>
                         <w:pPr>
-                          <w:spacing w:before="40" w:after="0"/>
+                          <w:spacing w:before="20" w:after="0" w:line="200" w:lineRule="auto"/>
                           <w:jc w:val="center"/>
                         </w:pPr>
                         <w:r>
@@ -5918,14 +5918,14 @@
                             <w:rFonts w:ascii="Arial" w:hAnsi="Arial" w:cs="Arial"/>
                             <w:b/>
                             <w:color w:val="1C6EB5"/>
-                            <w:sz w:val="16"/>
+                            <w:sz w:val="15"/>
                           </w:rPr>
                           <w:t>Документ подписан</w:t>
                         </w:r>
                       </w:p>
                       <w:p>
                         <w:pPr>
-                          <w:spacing w:before="0" w:after="40"/>
+                          <w:spacing w:before="0" w:after="40" w:line="200" w:lineRule="auto"/>
                           <w:jc w:val="center"/>
                         </w:pPr>
                         <w:r>
@@ -5933,63 +5933,67 @@
                             <w:rFonts w:ascii="Arial" w:hAnsi="Arial" w:cs="Arial"/>
                             <w:b/>
                             <w:color w:val="1C6EB5"/>
-                            <w:sz w:val="16"/>
+                            <w:sz w:val="15"/>
                           </w:rPr>
                           <w:t>усиленной квалифицированной электронной подписью.</w:t>
                         </w:r>
                       </w:p>
                       <w:p>
                         <w:pPr>
-                          <w:spacing w:before="40" w:after="0"/>
+                          <w:spacing w:before="40" w:after="0" w:line="200" w:lineRule="auto"/>
+                          <w:jc w:val="left"/>
                         </w:pPr>
                         <w:r>
                           <w:rPr>
                             <w:rFonts w:ascii="Arial" w:hAnsi="Arial" w:cs="Arial"/>
                             <w:b/>
                             <w:color w:val="1C6EB5"/>
-                            <w:sz w:val="16"/>
+                            <w:sz w:val="15"/>
                           </w:rPr>
                           <w:t>Организация: ФОНД ПЕНСИОННОГО И СОЦИАЛЬНОГО СТРАХОВАНИЯ РОССИЙСКОЙ ФЕДЕРАЦИИ</w:t>
                         </w:r>
                       </w:p>
                       <w:p>
                         <w:pPr>
-                          <w:spacing w:before="0" w:after="0"/>
+                          <w:spacing w:before="0" w:after="0" w:line="200" w:lineRule="auto"/>
+                          <w:jc w:val="left"/>
                         </w:pPr>
                         <w:r>
                           <w:rPr>
                             <w:rFonts w:ascii="Arial" w:hAnsi="Arial" w:cs="Arial"/>
                             <w:b/>
                             <w:color w:val="1C6EB5"/>
-                            <w:sz w:val="16"/>
+                            <w:sz w:val="15"/>
                           </w:rPr>
                           <w:t>Сертификат: 122b085f13c95875c1a786a93d9b4e6f</w:t>
                         </w:r>
                       </w:p>
                       <w:p>
                         <w:pPr>
-                          <w:spacing w:before="0" w:after="0"/>
+                          <w:spacing w:before="0" w:after="0" w:line="200" w:lineRule="auto"/>
+                          <w:jc w:val="left"/>
                         </w:pPr>
                         <w:r>
                           <w:rPr>
                             <w:rFonts w:ascii="Arial" w:hAnsi="Arial" w:cs="Arial"/>
                             <w:b/>
                             <w:color w:val="1C6EB5"/>
-                            <w:sz w:val="16"/>
+                            <w:sz w:val="15"/>
                           </w:rPr>
                           <w:t>Издатель: Федеральное казначейство</w:t>
                         </w:r>
                       </w:p>
                       <w:p>
                         <w:pPr>
-                          <w:spacing w:before="0" w:after="0"/>
+                          <w:spacing w:before="0" w:after="0" w:line="200" w:lineRule="auto"/>
+                          <w:jc w:val="left"/>
                         </w:pPr>
                         <w:r>
                           <w:rPr>
                             <w:rFonts w:ascii="Arial" w:hAnsi="Arial" w:cs="Arial"/>
                             <w:b/>
                             <w:color w:val="1C6EB5"/>
-                            <w:sz w:val="16"/>
+                            <w:sz w:val="15"/>
                           </w:rPr>
                           <w:t>Действителен: c 02.09.2025 по 26.11.2026</w:t>
                         </w:r>

--- a/templates/docx/stdr_template.docx
+++ b/templates/docx/stdr_template.docx
@@ -275,7 +275,9 @@
     <w:p>
       <w:pPr>
         <w:tabs>
-          <w:tab w:pos="15137" w:val="right"/>
+          <w:tab w:pos="11667" w:val="left"/>
+          <w:tab w:pos="12098" w:val="left"/>
+          <w:tab w:pos="13510" w:val="left"/>
         </w:tabs>
         <w:spacing w:before="160" w:after="0"/>
         <w:jc w:val="left"/>
@@ -301,6 +303,16 @@
       <w:r>
         <w:rPr>
           <w:rFonts w:ascii="Arial" w:hAnsi="Arial" w:cs="Arial" w:eastAsia="Arial"/>
+          <w:b w:val="0"/>
+          <w:i w:val="0"/>
+          <w:sz w:val="22"/>
+          <w:u w:val="single"/>
+        </w:rPr>
+        <w:tab/>
+      </w:r>
+      <w:r>
+        <w:rPr>
+          <w:rFonts w:ascii="Arial" w:hAnsi="Arial" w:cs="Arial" w:eastAsia="Arial"/>
           <w:b/>
           <w:i w:val="0"/>
           <w:sz w:val="22"/>
@@ -308,12 +320,34 @@
         </w:rPr>
         <w:t>{{ stdr.statement_continue_date }}</w:t>
       </w:r>
+      <w:r>
+        <w:rPr>
+          <w:rFonts w:ascii="Arial" w:hAnsi="Arial" w:cs="Arial" w:eastAsia="Arial"/>
+          <w:b/>
+          <w:i w:val="0"/>
+          <w:sz w:val="22"/>
+          <w:u w:val="single"/>
+        </w:rPr>
+        <w:tab/>
+      </w:r>
     </w:p>
     <w:p>
       <w:pPr>
+        <w:tabs>
+          <w:tab w:pos="12472" w:val="left"/>
+        </w:tabs>
         <w:spacing w:before="0" w:after="40"/>
-        <w:jc w:val="right"/>
+        <w:jc w:val="left"/>
       </w:pPr>
+      <w:r>
+        <w:rPr>
+          <w:rFonts w:ascii="Arial" w:hAnsi="Arial" w:cs="Arial" w:eastAsia="Arial"/>
+          <w:b w:val="0"/>
+          <w:i w:val="0"/>
+          <w:sz w:val="11"/>
+        </w:rPr>
+        <w:tab/>
+      </w:r>
       <w:r>
         <w:rPr>
           <w:rFonts w:ascii="Arial" w:hAnsi="Arial" w:cs="Arial" w:eastAsia="Arial"/>
@@ -327,7 +361,9 @@
     <w:p>
       <w:pPr>
         <w:tabs>
-          <w:tab w:pos="15137" w:val="right"/>
+          <w:tab w:pos="11667" w:val="left"/>
+          <w:tab w:pos="12098" w:val="left"/>
+          <w:tab w:pos="13510" w:val="left"/>
         </w:tabs>
         <w:spacing w:before="160" w:after="0"/>
         <w:jc w:val="left"/>
@@ -353,6 +389,16 @@
       <w:r>
         <w:rPr>
           <w:rFonts w:ascii="Arial" w:hAnsi="Arial" w:cs="Arial" w:eastAsia="Arial"/>
+          <w:b w:val="0"/>
+          <w:i w:val="0"/>
+          <w:sz w:val="22"/>
+          <w:u w:val="single"/>
+        </w:rPr>
+        <w:tab/>
+      </w:r>
+      <w:r>
+        <w:rPr>
+          <w:rFonts w:ascii="Arial" w:hAnsi="Arial" w:cs="Arial" w:eastAsia="Arial"/>
           <w:b/>
           <w:i w:val="0"/>
           <w:sz w:val="22"/>
@@ -360,12 +406,34 @@
         </w:rPr>
         <w:t>{{ stdr.statement_provide_date }}</w:t>
       </w:r>
+      <w:r>
+        <w:rPr>
+          <w:rFonts w:ascii="Arial" w:hAnsi="Arial" w:cs="Arial" w:eastAsia="Arial"/>
+          <w:b/>
+          <w:i w:val="0"/>
+          <w:sz w:val="22"/>
+          <w:u w:val="single"/>
+        </w:rPr>
+        <w:tab/>
+      </w:r>
     </w:p>
     <w:p>
       <w:pPr>
+        <w:tabs>
+          <w:tab w:pos="12472" w:val="left"/>
+        </w:tabs>
         <w:spacing w:before="0" w:after="40"/>
-        <w:jc w:val="right"/>
+        <w:jc w:val="left"/>
       </w:pPr>
+      <w:r>
+        <w:rPr>
+          <w:rFonts w:ascii="Arial" w:hAnsi="Arial" w:cs="Arial" w:eastAsia="Arial"/>
+          <w:b w:val="0"/>
+          <w:i w:val="0"/>
+          <w:sz w:val="11"/>
+        </w:rPr>
+        <w:tab/>
+      </w:r>
       <w:r>
         <w:rPr>
           <w:rFonts w:ascii="Arial" w:hAnsi="Arial" w:cs="Arial" w:eastAsia="Arial"/>
@@ -5879,7 +5947,7 @@
             <wp:positionV relativeFrom="paragraph">
               <wp:posOffset>100000</wp:posOffset>
             </wp:positionV>
-            <wp:extent cx="3060000" cy="1220000"/>
+            <wp:extent cx="3060000" cy="960000"/>
             <wp:effectExtent l="0" t="0" r="0" b="0"/>
             <wp:wrapNone/>
             <wp:docPr id="100" name="ЭЦП_печать"/>
@@ -5893,7 +5961,7 @@
                   <wps:spPr>
                     <a:xfrm>
                       <a:off x="0" y="0"/>
-                      <a:ext cx="3060000" cy="1220000"/>
+                      <a:ext cx="3060000" cy="960000"/>
                     </a:xfrm>
                     <a:prstGeom prst="rect">
                       <a:avLst/>

--- a/templates/docx/stdr_template.docx
+++ b/templates/docx/stdr_template.docx
@@ -64,7 +64,6 @@
         </w:rPr>
         <w:tab/>
       </w:r>
-      <w:proofErr w:type="gramStart"/>
       <w:r>
         <w:rPr>
           <w:rFonts w:eastAsia="Arial" w:cs="Arial"/>
@@ -84,7 +83,6 @@
         </w:rPr>
         <w:t>applicant</w:t>
       </w:r>
-      <w:proofErr w:type="gramEnd"/>
       <w:r>
         <w:rPr>
           <w:rFonts w:eastAsia="Arial" w:cs="Arial"/>
@@ -95,7 +93,6 @@
         </w:rPr>
         <w:t>_</w:t>
       </w:r>
-      <w:proofErr w:type="spellStart"/>
       <w:r>
         <w:rPr>
           <w:rFonts w:eastAsia="Arial" w:cs="Arial"/>
@@ -105,7 +102,6 @@
         </w:rPr>
         <w:t>stdr</w:t>
       </w:r>
-      <w:proofErr w:type="spellEnd"/>
       <w:r>
         <w:rPr>
           <w:rFonts w:eastAsia="Arial" w:cs="Arial"/>
@@ -191,7 +187,6 @@
         </w:tabs>
         <w:spacing w:after="0"/>
       </w:pPr>
-      <w:proofErr w:type="spellStart"/>
       <w:r>
         <w:rPr>
           <w:rFonts w:eastAsia="Arial" w:cs="Arial"/>
@@ -199,7 +194,6 @@
         </w:rPr>
         <w:t>Имя</w:t>
       </w:r>
-      <w:proofErr w:type="spellEnd"/>
       <w:r>
         <w:rPr>
           <w:rFonts w:eastAsia="Arial" w:cs="Arial"/>
@@ -207,7 +201,6 @@
         </w:rPr>
         <w:tab/>
       </w:r>
-      <w:proofErr w:type="gramStart"/>
       <w:r>
         <w:rPr>
           <w:rFonts w:eastAsia="Arial" w:cs="Arial"/>
@@ -217,7 +210,6 @@
         </w:rPr>
         <w:t xml:space="preserve">{{ </w:t>
       </w:r>
-      <w:proofErr w:type="spellStart"/>
       <w:r>
         <w:rPr>
           <w:rFonts w:eastAsia="Arial" w:cs="Arial"/>
@@ -225,27 +217,7 @@
           <w:sz w:val="19"/>
           <w:u w:val="single"/>
         </w:rPr>
-        <w:t>applicant</w:t>
-      </w:r>
-      <w:proofErr w:type="gramEnd"/>
-      <w:r>
-        <w:rPr>
-          <w:rFonts w:eastAsia="Arial" w:cs="Arial"/>
-          <w:b/>
-          <w:sz w:val="19"/>
-          <w:u w:val="single"/>
-        </w:rPr>
-        <w:t>_stdr.first_name_upper</w:t>
-      </w:r>
-      <w:proofErr w:type="spellEnd"/>
-      <w:r>
-        <w:rPr>
-          <w:rFonts w:eastAsia="Arial" w:cs="Arial"/>
-          <w:b/>
-          <w:sz w:val="19"/>
-          <w:u w:val="single"/>
-        </w:rPr>
-        <w:t xml:space="preserve"> }}</w:t>
+        <w:t>applicant_stdr.first_name_upper }}</w:t>
       </w:r>
       <w:r>
         <w:rPr>
@@ -499,7 +471,6 @@
         </w:rPr>
         <w:tab/>
       </w:r>
-      <w:proofErr w:type="gramStart"/>
       <w:r>
         <w:rPr>
           <w:rFonts w:eastAsia="Arial" w:cs="Arial"/>
@@ -510,7 +481,6 @@
         </w:rPr>
         <w:t xml:space="preserve">{{ </w:t>
       </w:r>
-      <w:proofErr w:type="spellStart"/>
       <w:r>
         <w:rPr>
           <w:rFonts w:eastAsia="Arial" w:cs="Arial"/>
@@ -520,8 +490,6 @@
         </w:rPr>
         <w:t>stdr</w:t>
       </w:r>
-      <w:proofErr w:type="spellEnd"/>
-      <w:proofErr w:type="gramEnd"/>
       <w:r>
         <w:rPr>
           <w:rFonts w:eastAsia="Arial" w:cs="Arial"/>
@@ -615,34 +583,14 @@
         </w:rPr>
         <w:tab/>
       </w:r>
-      <w:proofErr w:type="spellStart"/>
       <w:r>
         <w:rPr>
           <w:rFonts w:eastAsia="Arial" w:cs="Arial"/>
           <w:i/>
           <w:sz w:val="11"/>
         </w:rPr>
-        <w:t>Дата</w:t>
+        <w:t>Дата подачи</w:t>
       </w:r>
-      <w:proofErr w:type="spellEnd"/>
-      <w:r>
-        <w:rPr>
-          <w:rFonts w:eastAsia="Arial" w:cs="Arial"/>
-          <w:i/>
-          <w:sz w:val="11"/>
-        </w:rPr>
-        <w:t xml:space="preserve"> </w:t>
-      </w:r>
-      <w:proofErr w:type="spellStart"/>
-      <w:r>
-        <w:rPr>
-          <w:rFonts w:eastAsia="Arial" w:cs="Arial"/>
-          <w:i/>
-          <w:sz w:val="11"/>
-        </w:rPr>
-        <w:t>подачи</w:t>
-      </w:r>
-      <w:proofErr w:type="spellEnd"/>
     </w:p>
     <w:p>
       <w:pPr>
@@ -896,14 +844,12 @@
               <w:spacing w:after="0"/>
               <w:jc w:val="center"/>
             </w:pPr>
-            <w:proofErr w:type="spellStart"/>
             <w:r>
               <w:rPr>
                 <w:rFonts w:eastAsia="Arial" w:cs="Arial"/>
               </w:rPr>
               <w:t>Наименование</w:t>
             </w:r>
-            <w:proofErr w:type="spellEnd"/>
           </w:p>
         </w:tc>
         <w:tc>
@@ -1084,28 +1030,12 @@
               <w:spacing w:after="0"/>
               <w:jc w:val="center"/>
             </w:pPr>
-            <w:proofErr w:type="spellStart"/>
-            <w:r>
-              <w:rPr>
-                <w:rFonts w:eastAsia="Arial" w:cs="Arial"/>
-              </w:rPr>
-              <w:t>Наименование</w:t>
-            </w:r>
-            <w:proofErr w:type="spellEnd"/>
-            <w:r>
-              <w:rPr>
-                <w:rFonts w:eastAsia="Arial" w:cs="Arial"/>
-              </w:rPr>
-              <w:t xml:space="preserve"> </w:t>
-            </w:r>
-            <w:proofErr w:type="spellStart"/>
-            <w:r>
-              <w:rPr>
-                <w:rFonts w:eastAsia="Arial" w:cs="Arial"/>
-              </w:rPr>
-              <w:t>документа</w:t>
-            </w:r>
-            <w:proofErr w:type="spellEnd"/>
+            <w:r>
+              <w:rPr>
+                <w:rFonts w:eastAsia="Arial" w:cs="Arial"/>
+              </w:rPr>
+              <w:t>Наименование документа</w:t>
+            </w:r>
           </w:p>
         </w:tc>
         <w:tc>
@@ -4658,28 +4588,12 @@
               <w:spacing w:after="0"/>
               <w:jc w:val="center"/>
             </w:pPr>
-            <w:proofErr w:type="spellStart"/>
-            <w:r>
-              <w:rPr>
-                <w:rFonts w:eastAsia="Arial" w:cs="Arial"/>
-              </w:rPr>
-              <w:t>Периоды</w:t>
-            </w:r>
-            <w:proofErr w:type="spellEnd"/>
-            <w:r>
-              <w:rPr>
-                <w:rFonts w:eastAsia="Arial" w:cs="Arial"/>
-              </w:rPr>
-              <w:t xml:space="preserve"> </w:t>
-            </w:r>
-            <w:proofErr w:type="spellStart"/>
-            <w:r>
-              <w:rPr>
-                <w:rFonts w:eastAsia="Arial" w:cs="Arial"/>
-              </w:rPr>
-              <w:t>работы</w:t>
-            </w:r>
-            <w:proofErr w:type="spellEnd"/>
+            <w:r>
+              <w:rPr>
+                <w:rFonts w:eastAsia="Arial" w:cs="Arial"/>
+              </w:rPr>
+              <w:t>Периоды работы</w:t>
+            </w:r>
           </w:p>
         </w:tc>
       </w:tr>
@@ -5348,7 +5262,7 @@
     </w:tbl>
     <w:p>
       <w:pPr>
-        <w:spacing w:before="240" w:after="0"/>
+        <w:spacing w:before="480" w:after="0"/>
       </w:pPr>
     </w:p>
     <w:tbl>
@@ -5367,6 +5281,59 @@
           <w:tcPr>
             <w:tcW w:w="7937" w:type="dxa"/>
             <w:tcBorders>
+              <w:top w:val="single" w:sz="4" w:space="0" w:color="000000"/>
+              <w:left w:val="nil"/>
+              <w:bottom w:val="nil"/>
+              <w:right w:val="nil"/>
+            </w:tcBorders>
+            <w:vAlign w:val="center"/>
+          </w:tcPr>
+          <w:p>
+            <w:pPr>
+              <w:spacing w:after="0"/>
+            </w:pPr>
+          </w:p>
+        </w:tc>
+        <w:tc>
+          <w:tcPr>
+            <w:tcW w:w="3600" w:type="dxa"/>
+            <w:tcBorders>
+              <w:top w:val="single" w:sz="4" w:space="0" w:color="000000"/>
+              <w:left w:val="nil"/>
+              <w:bottom w:val="nil"/>
+              <w:right w:val="nil"/>
+            </w:tcBorders>
+            <w:vAlign w:val="center"/>
+          </w:tcPr>
+          <w:p>
+            <w:pPr>
+              <w:spacing w:after="0"/>
+            </w:pPr>
+          </w:p>
+        </w:tc>
+        <w:tc>
+          <w:tcPr>
+            <w:tcW w:w="3600" w:type="dxa"/>
+            <w:tcBorders>
+              <w:top w:val="single" w:sz="4" w:space="0" w:color="000000"/>
+              <w:left w:val="nil"/>
+              <w:bottom w:val="nil"/>
+              <w:right w:val="nil"/>
+            </w:tcBorders>
+            <w:vAlign w:val="center"/>
+          </w:tcPr>
+          <w:p>
+            <w:pPr>
+              <w:spacing w:after="0"/>
+            </w:pPr>
+          </w:p>
+        </w:tc>
+      </w:tr>
+      <w:tr>
+        <w:tc>
+          <w:tcPr>
+            <w:tcW w:w="7937" w:type="dxa"/>
+            <w:tcBorders>
               <w:top w:val="nil"/>
               <w:left w:val="nil"/>
               <w:bottom w:val="nil"/>
@@ -5377,6 +5344,7 @@
           <w:p>
             <w:pPr>
               <w:spacing w:after="0"/>
+              <w:jc w:val="center"/>
               <w:rPr>
                 <w:lang w:val="ru-RU"/>
               </w:rPr>
@@ -5384,7 +5352,8 @@
             <w:r>
               <w:rPr>
                 <w:rFonts w:eastAsia="Arial" w:cs="Arial"/>
-                <w:sz w:val="19"/>
+                <w:i/>
+                <w:sz w:val="11"/>
                 <w:lang w:val="ru-RU"/>
               </w:rPr>
               <w:t>Должность уполномоченного лица</w:t>
@@ -5398,7 +5367,8 @@
             <w:r>
               <w:rPr>
                 <w:rFonts w:eastAsia="Arial" w:cs="Arial"/>
-                <w:sz w:val="19"/>
+                <w:i/>
+                <w:sz w:val="11"/>
                 <w:lang w:val="ru-RU"/>
               </w:rPr>
               <w:t>территориального органа СФР</w:t>
@@ -5421,15 +5391,14 @@
               <w:spacing w:after="0"/>
               <w:jc w:val="center"/>
             </w:pPr>
-            <w:proofErr w:type="spellStart"/>
-            <w:r>
-              <w:rPr>
-                <w:rFonts w:eastAsia="Arial" w:cs="Arial"/>
-                <w:sz w:val="19"/>
+            <w:r>
+              <w:rPr>
+                <w:rFonts w:eastAsia="Arial" w:cs="Arial"/>
+                <w:i/>
+                <w:sz w:val="11"/>
               </w:rPr>
               <w:t>Подпись</w:t>
             </w:r>
-            <w:proofErr w:type="spellEnd"/>
           </w:p>
         </w:tc>
         <w:tc>
@@ -5451,7 +5420,8 @@
             <w:r>
               <w:rPr>
                 <w:rFonts w:eastAsia="Arial" w:cs="Arial"/>
-                <w:sz w:val="19"/>
+                <w:i/>
+                <w:sz w:val="11"/>
               </w:rPr>
               <w:t>Расшифровка подписи</w:t>
             </w:r>
@@ -5468,16 +5438,17 @@
               <w:bottom w:val="nil"/>
               <w:right w:val="nil"/>
             </w:tcBorders>
-            <w:vAlign w:val="center"/>
-          </w:tcPr>
-          <w:p>
-            <w:pPr>
-              <w:spacing w:after="0"/>
+          </w:tcPr>
+          <w:p>
+            <w:pPr>
+              <w:spacing w:before="160"/>
+              <w:jc w:val="center"/>
             </w:pPr>
             <w:r>
               <w:rPr>
                 <w:rFonts w:eastAsia="Arial" w:cs="Arial"/>
                 <w:sz w:val="19"/>
+                <w:u w:val="single"/>
               </w:rPr>
               <w:t>{{ stdr.issue_date_long }}</w:t>
             </w:r>
@@ -5502,8 +5473,10 @@
             <w:r>
               <w:rPr>
                 <w:rFonts w:eastAsia="Arial" w:cs="Arial"/>
-              </w:rPr>
-              <w:t>(дата)</w:t>
+                <w:i/>
+                <w:sz w:val="19"/>
+              </w:rPr>
+              <w:t>М.П. (при наличии)</w:t>
             </w:r>
           </w:p>
         </w:tc>
@@ -5521,15 +5494,69 @@
           <w:p>
             <w:pPr>
               <w:spacing w:after="0"/>
+            </w:pPr>
+          </w:p>
+        </w:tc>
+      </w:tr>
+      <w:tr>
+        <w:tc>
+          <w:tcPr>
+            <w:tcW w:w="7937" w:type="dxa"/>
+            <w:tcBorders>
+              <w:top w:val="nil"/>
+              <w:left w:val="nil"/>
+              <w:bottom w:val="nil"/>
+              <w:right w:val="nil"/>
+            </w:tcBorders>
+            <w:vAlign w:val="center"/>
+          </w:tcPr>
+          <w:p>
+            <w:pPr>
+              <w:spacing w:after="0"/>
               <w:jc w:val="center"/>
             </w:pPr>
             <w:r>
               <w:rPr>
                 <w:rFonts w:eastAsia="Arial" w:cs="Arial"/>
-                <w:sz w:val="19"/>
-              </w:rPr>
-              <w:t>М.П. (при наличии)</w:t>
-            </w:r>
+                <w:i/>
+                <w:sz w:val="11"/>
+              </w:rPr>
+              <w:t>(дата)</w:t>
+            </w:r>
+          </w:p>
+        </w:tc>
+        <w:tc>
+          <w:tcPr>
+            <w:tcW w:w="3600" w:type="dxa"/>
+            <w:tcBorders>
+              <w:top w:val="nil"/>
+              <w:left w:val="nil"/>
+              <w:bottom w:val="nil"/>
+              <w:right w:val="nil"/>
+            </w:tcBorders>
+            <w:vAlign w:val="center"/>
+          </w:tcPr>
+          <w:p>
+            <w:pPr>
+              <w:spacing w:after="0"/>
+            </w:pPr>
+          </w:p>
+        </w:tc>
+        <w:tc>
+          <w:tcPr>
+            <w:tcW w:w="3600" w:type="dxa"/>
+            <w:tcBorders>
+              <w:top w:val="nil"/>
+              <w:left w:val="nil"/>
+              <w:bottom w:val="nil"/>
+              <w:right w:val="nil"/>
+            </w:tcBorders>
+            <w:vAlign w:val="center"/>
+          </w:tcPr>
+          <w:p>
+            <w:pPr>
+              <w:spacing w:after="0"/>
+            </w:pPr>
           </w:p>
         </w:tc>
       </w:tr>
@@ -5537,9 +5564,6 @@
     <w:p>
       <w:pPr>
         <w:spacing w:before="400" w:after="0"/>
-        <w:rPr>
-          <w:lang w:val="ru-RU"/>
-        </w:rPr>
       </w:pPr>
       <w:bookmarkStart w:id="0" w:name="_GoBack"/>
       <w:bookmarkEnd w:id="0"/>
@@ -5553,13 +5577,13 @@
               <wp:anchor distT="0" distB="0" distL="0" distR="0" simplePos="0" relativeHeight="500" behindDoc="0" locked="0" layoutInCell="1" allowOverlap="1">
                 <wp:simplePos x="0" y="0"/>
                 <wp:positionH relativeFrom="page">
-                  <wp:posOffset>7270321</wp:posOffset>
+                  <wp:posOffset>7270750</wp:posOffset>
                 </wp:positionH>
                 <wp:positionV relativeFrom="paragraph">
-                  <wp:posOffset>104404</wp:posOffset>
+                  <wp:posOffset>102235</wp:posOffset>
                 </wp:positionV>
-                <wp:extent cx="3060000" cy="891961"/>
-                <wp:effectExtent l="0" t="0" r="26670" b="22860"/>
+                <wp:extent cx="3060000" cy="749300"/>
+                <wp:effectExtent l="0" t="0" r="26670" b="12700"/>
                 <wp:wrapNone/>
                 <wp:docPr id="100" name="ЭЦП_печать"/>
                 <wp:cNvGraphicFramePr>
@@ -5574,7 +5598,7 @@
                       <wps:spPr>
                         <a:xfrm>
                           <a:off x="0" y="0"/>
-                          <a:ext cx="3060000" cy="891961"/>
+                          <a:ext cx="3060000" cy="749300"/>
                         </a:xfrm>
                         <a:prstGeom prst="rect">
                           <a:avLst/>
@@ -5591,306 +5615,68 @@
                         <w:txbxContent>
                           <w:p>
                             <w:pPr>
-                              <w:widowControl w:val="0"/>
-                              <w:autoSpaceDE w:val="0"/>
-                              <w:autoSpaceDN w:val="0"/>
-                              <w:spacing w:before="37" w:after="0" w:line="164" w:lineRule="exact"/>
-                              <w:ind w:left="173" w:right="52"/>
+                              <w:spacing w:before="20" w:after="0" w:line="200" w:lineRule="auto"/>
                               <w:jc w:val="center"/>
                               <w:rPr>
-                                <w:rFonts w:eastAsia="Arial" w:cs="Arial"/>
-                                <w:b/>
-                                <w:bCs/>
-                                <w:sz w:val="15"/>
-                                <w:szCs w:val="15"/>
                                 <w:lang w:val="ru-RU"/>
                               </w:rPr>
                             </w:pPr>
                             <w:r>
                               <w:rPr>
-                                <w:rFonts w:eastAsia="Arial" w:cs="Arial"/>
+                                <w:rFonts w:cs="Arial"/>
                                 <w:b/>
-                                <w:bCs/>
                                 <w:color w:val="1C6EB5"/>
-                                <w:spacing w:val="-2"/>
-                                <w:w w:val="105"/>
                                 <w:sz w:val="15"/>
-                                <w:szCs w:val="15"/>
                                 <w:lang w:val="ru-RU"/>
                               </w:rPr>
-                              <w:t>Документ</w:t>
-                            </w:r>
-                            <w:r>
-                              <w:rPr>
-                                <w:rFonts w:eastAsia="Arial" w:cs="Arial"/>
-                                <w:b/>
-                                <w:bCs/>
-                                <w:color w:val="1C6EB5"/>
-                                <w:spacing w:val="4"/>
-                                <w:w w:val="105"/>
-                                <w:sz w:val="15"/>
-                                <w:szCs w:val="15"/>
-                                <w:lang w:val="ru-RU"/>
-                              </w:rPr>
-                              <w:t xml:space="preserve"> </w:t>
-                            </w:r>
-                            <w:r>
-                              <w:rPr>
-                                <w:rFonts w:eastAsia="Arial" w:cs="Arial"/>
-                                <w:b/>
-                                <w:bCs/>
-                                <w:color w:val="1C6EB5"/>
-                                <w:spacing w:val="-2"/>
-                                <w:w w:val="105"/>
-                                <w:sz w:val="15"/>
-                                <w:szCs w:val="15"/>
-                                <w:lang w:val="ru-RU"/>
-                              </w:rPr>
-                              <w:t>подписан</w:t>
+                              <w:t>Документ подписан</w:t>
                             </w:r>
                           </w:p>
                           <w:p>
                             <w:pPr>
-                              <w:widowControl w:val="0"/>
-                              <w:autoSpaceDE w:val="0"/>
-                              <w:autoSpaceDN w:val="0"/>
-                              <w:spacing w:before="5" w:after="0" w:line="216" w:lineRule="auto"/>
-                              <w:ind w:left="173" w:right="48"/>
+                              <w:spacing w:after="40" w:line="200" w:lineRule="auto"/>
                               <w:jc w:val="center"/>
                               <w:rPr>
-                                <w:rFonts w:eastAsia="Arial" w:cs="Arial"/>
-                                <w:b/>
-                                <w:bCs/>
-                                <w:sz w:val="15"/>
-                                <w:szCs w:val="15"/>
                                 <w:lang w:val="ru-RU"/>
                               </w:rPr>
                             </w:pPr>
                             <w:r>
                               <w:rPr>
-                                <w:rFonts w:eastAsia="Arial" w:cs="Arial"/>
+                                <w:rFonts w:cs="Arial"/>
                                 <w:b/>
-                                <w:bCs/>
                                 <w:color w:val="1C6EB5"/>
                                 <w:sz w:val="15"/>
-                                <w:szCs w:val="15"/>
                                 <w:lang w:val="ru-RU"/>
                               </w:rPr>
-                              <w:t xml:space="preserve">усиленной квалифицированной электронной </w:t>
-                            </w:r>
-                            <w:r>
-                              <w:rPr>
-                                <w:rFonts w:eastAsia="Arial" w:cs="Arial"/>
-                                <w:b/>
-                                <w:bCs/>
-                                <w:color w:val="1C6EB5"/>
-                                <w:spacing w:val="-2"/>
-                                <w:w w:val="105"/>
-                                <w:sz w:val="15"/>
-                                <w:szCs w:val="15"/>
-                                <w:lang w:val="ru-RU"/>
-                              </w:rPr>
-                              <w:t>подписью.</w:t>
+                              <w:t>усиленной квалифицированной электронной подписью.</w:t>
                             </w:r>
                           </w:p>
                           <w:p>
                             <w:pPr>
-                              <w:widowControl w:val="0"/>
-                              <w:autoSpaceDE w:val="0"/>
-                              <w:autoSpaceDN w:val="0"/>
-                              <w:spacing w:before="47" w:after="0" w:line="216" w:lineRule="auto"/>
-                              <w:ind w:left="75"/>
+                              <w:spacing w:before="40" w:after="0" w:line="200" w:lineRule="auto"/>
                               <w:rPr>
-                                <w:rFonts w:eastAsia="Arial" w:cs="Arial"/>
-                                <w:b/>
-                                <w:bCs/>
-                                <w:sz w:val="15"/>
-                                <w:szCs w:val="15"/>
                                 <w:lang w:val="ru-RU"/>
                               </w:rPr>
                             </w:pPr>
                             <w:r>
                               <w:rPr>
-                                <w:rFonts w:eastAsia="Arial" w:cs="Arial"/>
+                                <w:rFonts w:cs="Arial"/>
                                 <w:b/>
-                                <w:bCs/>
                                 <w:color w:val="1C6EB5"/>
-                                <w:spacing w:val="-2"/>
-                                <w:w w:val="105"/>
                                 <w:sz w:val="15"/>
-                                <w:szCs w:val="15"/>
                                 <w:lang w:val="ru-RU"/>
                               </w:rPr>
-                              <w:t>Организация:</w:t>
+                              <w:t xml:space="preserve">Организация: ФОНД ПЕНСИОННОГО И СОЦИАЛЬНОГО СТРАХОВАНИЯ РОССИЙСКОЙ </w:t>
                             </w:r>
                             <w:r>
                               <w:rPr>
-                                <w:rFonts w:eastAsia="Arial" w:cs="Arial"/>
+                                <w:rFonts w:cs="Arial"/>
                                 <w:b/>
-                                <w:bCs/>
                                 <w:color w:val="1C6EB5"/>
-                                <w:spacing w:val="-3"/>
-                                <w:w w:val="105"/>
                                 <w:sz w:val="15"/>
-                                <w:szCs w:val="15"/>
                                 <w:lang w:val="ru-RU"/>
                               </w:rPr>
-                              <w:t xml:space="preserve"> </w:t>
-                            </w:r>
-                            <w:r>
-                              <w:rPr>
-                                <w:rFonts w:eastAsia="Arial" w:cs="Arial"/>
-                                <w:b/>
-                                <w:bCs/>
-                                <w:color w:val="1C6EB5"/>
-                                <w:spacing w:val="-2"/>
-                                <w:w w:val="105"/>
-                                <w:sz w:val="15"/>
-                                <w:szCs w:val="15"/>
-                                <w:lang w:val="ru-RU"/>
-                              </w:rPr>
-                              <w:t>ФОНД</w:t>
-                            </w:r>
-                            <w:r>
-                              <w:rPr>
-                                <w:rFonts w:eastAsia="Arial" w:cs="Arial"/>
-                                <w:b/>
-                                <w:bCs/>
-                                <w:color w:val="1C6EB5"/>
-                                <w:spacing w:val="-3"/>
-                                <w:w w:val="105"/>
-                                <w:sz w:val="15"/>
-                                <w:szCs w:val="15"/>
-                                <w:lang w:val="ru-RU"/>
-                              </w:rPr>
-                              <w:t xml:space="preserve"> </w:t>
-                            </w:r>
-                            <w:r>
-                              <w:rPr>
-                                <w:rFonts w:eastAsia="Arial" w:cs="Arial"/>
-                                <w:b/>
-                                <w:bCs/>
-                                <w:color w:val="1C6EB5"/>
-                                <w:spacing w:val="-2"/>
-                                <w:w w:val="105"/>
-                                <w:sz w:val="15"/>
-                                <w:szCs w:val="15"/>
-                                <w:lang w:val="ru-RU"/>
-                              </w:rPr>
-                              <w:t>ПЕНСИОННОГО</w:t>
-                            </w:r>
-                            <w:r>
-                              <w:rPr>
-                                <w:rFonts w:eastAsia="Arial" w:cs="Arial"/>
-                                <w:b/>
-                                <w:bCs/>
-                                <w:color w:val="1C6EB5"/>
-                                <w:spacing w:val="-3"/>
-                                <w:w w:val="105"/>
-                                <w:sz w:val="15"/>
-                                <w:szCs w:val="15"/>
-                                <w:lang w:val="ru-RU"/>
-                              </w:rPr>
-                              <w:t xml:space="preserve"> </w:t>
-                            </w:r>
-                            <w:r>
-                              <w:rPr>
-                                <w:rFonts w:eastAsia="Arial" w:cs="Arial"/>
-                                <w:b/>
-                                <w:bCs/>
-                                <w:color w:val="1C6EB5"/>
-                                <w:spacing w:val="-2"/>
-                                <w:w w:val="105"/>
-                                <w:sz w:val="15"/>
-                                <w:szCs w:val="15"/>
-                                <w:lang w:val="ru-RU"/>
-                              </w:rPr>
-                              <w:t>И</w:t>
-                            </w:r>
-                            <w:r>
-                              <w:rPr>
-                                <w:rFonts w:eastAsia="Arial" w:cs="Arial"/>
-                                <w:b/>
-                                <w:bCs/>
-                                <w:color w:val="1C6EB5"/>
-                                <w:spacing w:val="-3"/>
-                                <w:w w:val="105"/>
-                                <w:sz w:val="15"/>
-                                <w:szCs w:val="15"/>
-                                <w:lang w:val="ru-RU"/>
-                              </w:rPr>
-                              <w:t xml:space="preserve"> </w:t>
-                            </w:r>
-                            <w:r>
-                              <w:rPr>
-                                <w:rFonts w:eastAsia="Arial" w:cs="Arial"/>
-                                <w:b/>
-                                <w:bCs/>
-                                <w:color w:val="1C6EB5"/>
-                                <w:spacing w:val="-2"/>
-                                <w:w w:val="105"/>
-                                <w:sz w:val="15"/>
-                                <w:szCs w:val="15"/>
-                                <w:lang w:val="ru-RU"/>
-                              </w:rPr>
-                              <w:t xml:space="preserve">СОЦИАЛЬНОГО </w:t>
-                            </w:r>
-                            <w:r>
-                              <w:rPr>
-                                <w:rFonts w:eastAsia="Arial" w:cs="Arial"/>
-                                <w:b/>
-                                <w:bCs/>
-                                <w:color w:val="1C6EB5"/>
-                                <w:w w:val="105"/>
-                                <w:sz w:val="15"/>
-                                <w:szCs w:val="15"/>
-                                <w:lang w:val="ru-RU"/>
-                              </w:rPr>
-                              <w:t>СТРАХОВАНИЯ РОССИЙСКОЙ ФЕДЕРАЦИИ</w:t>
-                            </w:r>
-                          </w:p>
-                          <w:p>
-                            <w:pPr>
-                              <w:widowControl w:val="0"/>
-                              <w:autoSpaceDE w:val="0"/>
-                              <w:autoSpaceDN w:val="0"/>
-                              <w:spacing w:before="1" w:after="0" w:line="216" w:lineRule="auto"/>
-                              <w:ind w:left="75" w:right="204"/>
-                              <w:rPr>
-                                <w:rFonts w:eastAsia="Arial" w:cs="Arial"/>
-                                <w:b/>
-                                <w:bCs/>
-                                <w:sz w:val="15"/>
-                                <w:szCs w:val="15"/>
-                                <w:lang w:val="ru-RU"/>
-                              </w:rPr>
-                            </w:pPr>
-                            <w:r>
-                              <w:rPr>
-                                <w:rFonts w:eastAsia="Arial" w:cs="Arial"/>
-                                <w:b/>
-                                <w:bCs/>
-                                <w:color w:val="1C6EB5"/>
-                                <w:spacing w:val="-2"/>
-                                <w:w w:val="105"/>
-                                <w:sz w:val="15"/>
-                                <w:szCs w:val="15"/>
-                                <w:lang w:val="ru-RU"/>
-                              </w:rPr>
-                              <w:t xml:space="preserve">Сертификат: 122b085f13c95875c1a786a93d9b4e6f </w:t>
-                            </w:r>
-                            <w:r>
-                              <w:rPr>
-                                <w:rFonts w:eastAsia="Arial" w:cs="Arial"/>
-                                <w:b/>
-                                <w:bCs/>
-                                <w:color w:val="1C6EB5"/>
-                                <w:w w:val="105"/>
-                                <w:sz w:val="15"/>
-                                <w:szCs w:val="15"/>
-                                <w:lang w:val="ru-RU"/>
-                              </w:rPr>
-                              <w:t>Издатель: Федеральное казначейство Действителен: c 02.09.2025 по 26.11.2026</w:t>
+                              <w:t>ФЕДЕРАЦИИ</w:t>
                             </w:r>
                           </w:p>
                           <w:p>
@@ -5900,18 +5686,260 @@
                                 <w:lang w:val="ru-RU"/>
                               </w:rPr>
                             </w:pPr>
+                            <w:r>
+                              <w:rPr>
+                                <w:rFonts w:cs="Arial"/>
+                                <w:b/>
+                                <w:color w:val="1C6EB5"/>
+                                <w:sz w:val="15"/>
+                                <w:lang w:val="ru-RU"/>
+                              </w:rPr>
+                              <w:t>Сертификат: 122</w:t>
+                            </w:r>
+                            <w:r>
+                              <w:rPr>
+                                <w:rFonts w:cs="Arial"/>
+                                <w:b/>
+                                <w:color w:val="1C6EB5"/>
+                                <w:sz w:val="15"/>
+                              </w:rPr>
+                              <w:t>b</w:t>
+                            </w:r>
+                            <w:r>
+                              <w:rPr>
+                                <w:rFonts w:cs="Arial"/>
+                                <w:b/>
+                                <w:color w:val="1C6EB5"/>
+                                <w:sz w:val="15"/>
+                                <w:lang w:val="ru-RU"/>
+                              </w:rPr>
+                              <w:t>085</w:t>
+                            </w:r>
+                            <w:r>
+                              <w:rPr>
+                                <w:rFonts w:cs="Arial"/>
+                                <w:b/>
+                                <w:color w:val="1C6EB5"/>
+                                <w:sz w:val="15"/>
+                              </w:rPr>
+                              <w:t>f</w:t>
+                            </w:r>
+                            <w:r>
+                              <w:rPr>
+                                <w:rFonts w:cs="Arial"/>
+                                <w:b/>
+                                <w:color w:val="1C6EB5"/>
+                                <w:sz w:val="15"/>
+                                <w:lang w:val="ru-RU"/>
+                              </w:rPr>
+                              <w:t>13</w:t>
+                            </w:r>
+                            <w:r>
+                              <w:rPr>
+                                <w:rFonts w:cs="Arial"/>
+                                <w:b/>
+                                <w:color w:val="1C6EB5"/>
+                                <w:sz w:val="15"/>
+                              </w:rPr>
+                              <w:t>c</w:t>
+                            </w:r>
+                            <w:r>
+                              <w:rPr>
+                                <w:rFonts w:cs="Arial"/>
+                                <w:b/>
+                                <w:color w:val="1C6EB5"/>
+                                <w:sz w:val="15"/>
+                                <w:lang w:val="ru-RU"/>
+                              </w:rPr>
+                              <w:t>95875</w:t>
+                            </w:r>
+                            <w:r>
+                              <w:rPr>
+                                <w:rFonts w:cs="Arial"/>
+                                <w:b/>
+                                <w:color w:val="1C6EB5"/>
+                                <w:sz w:val="15"/>
+                              </w:rPr>
+                              <w:t>c</w:t>
+                            </w:r>
+                            <w:r>
+                              <w:rPr>
+                                <w:rFonts w:cs="Arial"/>
+                                <w:b/>
+                                <w:color w:val="1C6EB5"/>
+                                <w:sz w:val="15"/>
+                                <w:lang w:val="ru-RU"/>
+                              </w:rPr>
+                              <w:t>1</w:t>
+                            </w:r>
+                            <w:r>
+                              <w:rPr>
+                                <w:rFonts w:cs="Arial"/>
+                                <w:b/>
+                                <w:color w:val="1C6EB5"/>
+                                <w:sz w:val="15"/>
+                              </w:rPr>
+                              <w:t>a</w:t>
+                            </w:r>
+                            <w:r>
+                              <w:rPr>
+                                <w:rFonts w:cs="Arial"/>
+                                <w:b/>
+                                <w:color w:val="1C6EB5"/>
+                                <w:sz w:val="15"/>
+                                <w:lang w:val="ru-RU"/>
+                              </w:rPr>
+                              <w:t>786</w:t>
+                            </w:r>
+                            <w:r>
+                              <w:rPr>
+                                <w:rFonts w:cs="Arial"/>
+                                <w:b/>
+                                <w:color w:val="1C6EB5"/>
+                                <w:sz w:val="15"/>
+                              </w:rPr>
+                              <w:t>a</w:t>
+                            </w:r>
+                            <w:r>
+                              <w:rPr>
+                                <w:rFonts w:cs="Arial"/>
+                                <w:b/>
+                                <w:color w:val="1C6EB5"/>
+                                <w:sz w:val="15"/>
+                                <w:lang w:val="ru-RU"/>
+                              </w:rPr>
+                              <w:t>93</w:t>
+                            </w:r>
+                            <w:r>
+                              <w:rPr>
+                                <w:rFonts w:cs="Arial"/>
+                                <w:b/>
+                                <w:color w:val="1C6EB5"/>
+                                <w:sz w:val="15"/>
+                              </w:rPr>
+                              <w:t>d</w:t>
+                            </w:r>
+                            <w:r>
+                              <w:rPr>
+                                <w:rFonts w:cs="Arial"/>
+                                <w:b/>
+                                <w:color w:val="1C6EB5"/>
+                                <w:sz w:val="15"/>
+                                <w:lang w:val="ru-RU"/>
+                              </w:rPr>
+                              <w:t>9</w:t>
+                            </w:r>
+                            <w:r>
+                              <w:rPr>
+                                <w:rFonts w:cs="Arial"/>
+                                <w:b/>
+                                <w:color w:val="1C6EB5"/>
+                                <w:sz w:val="15"/>
+                              </w:rPr>
+                              <w:t>b</w:t>
+                            </w:r>
+                            <w:r>
+                              <w:rPr>
+                                <w:rFonts w:cs="Arial"/>
+                                <w:b/>
+                                <w:color w:val="1C6EB5"/>
+                                <w:sz w:val="15"/>
+                                <w:lang w:val="ru-RU"/>
+                              </w:rPr>
+                              <w:t>4</w:t>
+                            </w:r>
+                            <w:r>
+                              <w:rPr>
+                                <w:rFonts w:cs="Arial"/>
+                                <w:b/>
+                                <w:color w:val="1C6EB5"/>
+                                <w:sz w:val="15"/>
+                              </w:rPr>
+                              <w:t>e</w:t>
+                            </w:r>
+                            <w:r>
+                              <w:rPr>
+                                <w:rFonts w:cs="Arial"/>
+                                <w:b/>
+                                <w:color w:val="1C6EB5"/>
+                                <w:sz w:val="15"/>
+                                <w:lang w:val="ru-RU"/>
+                              </w:rPr>
+                              <w:t>6</w:t>
+                            </w:r>
+                            <w:r>
+                              <w:rPr>
+                                <w:rFonts w:cs="Arial"/>
+                                <w:b/>
+                                <w:color w:val="1C6EB5"/>
+                                <w:sz w:val="15"/>
+                              </w:rPr>
+                              <w:t>f</w:t>
+                            </w:r>
+                          </w:p>
+                          <w:p>
+                            <w:pPr>
+                              <w:spacing w:after="0" w:line="200" w:lineRule="auto"/>
+                              <w:rPr>
+                                <w:lang w:val="ru-RU"/>
+                              </w:rPr>
+                            </w:pPr>
+                            <w:r>
+                              <w:rPr>
+                                <w:rFonts w:cs="Arial"/>
+                                <w:b/>
+                                <w:color w:val="1C6EB5"/>
+                                <w:sz w:val="15"/>
+                                <w:lang w:val="ru-RU"/>
+                              </w:rPr>
+                              <w:t>Издатель: Федеральное казначейство</w:t>
+                            </w:r>
+                          </w:p>
+                          <w:p>
+                            <w:pPr>
+                              <w:spacing w:after="0" w:line="200" w:lineRule="auto"/>
+                              <w:rPr>
+                                <w:lang w:val="ru-RU"/>
+                              </w:rPr>
+                            </w:pPr>
+                            <w:r>
+                              <w:rPr>
+                                <w:rFonts w:cs="Arial"/>
+                                <w:b/>
+                                <w:color w:val="1C6EB5"/>
+                                <w:sz w:val="15"/>
+                                <w:lang w:val="ru-RU"/>
+                              </w:rPr>
+                              <w:t xml:space="preserve">Действителен: </w:t>
+                            </w:r>
+                            <w:r>
+                              <w:rPr>
+                                <w:rFonts w:cs="Arial"/>
+                                <w:b/>
+                                <w:color w:val="1C6EB5"/>
+                                <w:sz w:val="15"/>
+                              </w:rPr>
+                              <w:t>c</w:t>
+                            </w:r>
+                            <w:r>
+                              <w:rPr>
+                                <w:rFonts w:cs="Arial"/>
+                                <w:b/>
+                                <w:color w:val="1C6EB5"/>
+                                <w:sz w:val="15"/>
+                                <w:lang w:val="ru-RU"/>
+                              </w:rPr>
+                              <w:t xml:space="preserve"> 02.09.2025 по 26.11.2026</w:t>
+                            </w:r>
                           </w:p>
                         </w:txbxContent>
                       </wps:txbx>
-                      <wps:bodyPr wrap="square" lIns="91440" tIns="45720" rIns="91440" bIns="45720" anchor="t">
+                      <wps:bodyPr wrap="square" lIns="36000" tIns="18000" rIns="36000" bIns="18000" anchor="t">
                         <a:noAutofit/>
                       </wps:bodyPr>
                     </wps:wsp>
                   </a:graphicData>
                 </a:graphic>
-                <wp14:sizeRelH relativeFrom="margin">
-                  <wp14:pctWidth>0</wp14:pctWidth>
-                </wp14:sizeRelH>
                 <wp14:sizeRelV relativeFrom="margin">
                   <wp14:pctHeight>0</wp14:pctHeight>
                 </wp14:sizeRelV>
@@ -5924,312 +5952,74 @@
                 <v:stroke joinstyle="miter"/>
                 <v:path gradientshapeok="t" o:connecttype="rect"/>
               </v:shapetype>
-              <v:shape id="ЭЦП_печать" o:spid="_x0000_s1026" type="#_x0000_t202" style="position:absolute;margin-left:572.45pt;margin-top:8.2pt;width:240.95pt;height:70.25pt;z-index:500;visibility:visible;mso-wrap-style:square;mso-width-percent:0;mso-height-percent:0;mso-wrap-distance-left:0;mso-wrap-distance-top:0;mso-wrap-distance-right:0;mso-wrap-distance-bottom:0;mso-position-horizontal:absolute;mso-position-horizontal-relative:page;mso-position-vertical:absolute;mso-position-vertical-relative:text;mso-width-percent:0;mso-height-percent:0;mso-width-relative:margin;mso-height-relative:margin;v-text-anchor:top" o:gfxdata="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" filled="f" strokecolor="#1c6eb5">
+              <v:shape id="ЭЦП_печать" o:spid="_x0000_s1026" type="#_x0000_t202" style="position:absolute;margin-left:572.5pt;margin-top:8.05pt;width:240.95pt;height:59pt;z-index:500;visibility:visible;mso-wrap-style:square;mso-height-percent:0;mso-wrap-distance-left:0;mso-wrap-distance-top:0;mso-wrap-distance-right:0;mso-wrap-distance-bottom:0;mso-position-horizontal:absolute;mso-position-horizontal-relative:page;mso-position-vertical:absolute;mso-position-vertical-relative:text;mso-height-percent:0;mso-height-relative:margin;v-text-anchor:top" o:gfxdata="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" filled="f" strokecolor="#1c6eb5">
                 <v:path arrowok="t"/>
-                <v:textbox>
+                <v:textbox inset="1mm,.5mm,1mm,.5mm">
                   <w:txbxContent>
                     <w:p>
                       <w:pPr>
-                        <w:widowControl w:val="0"/>
-                        <w:autoSpaceDE w:val="0"/>
-                        <w:autoSpaceDN w:val="0"/>
-                        <w:spacing w:before="37" w:after="0" w:line="164" w:lineRule="exact"/>
-                        <w:ind w:left="173" w:right="52"/>
+                        <w:spacing w:before="20" w:after="0" w:line="200" w:lineRule="auto"/>
                         <w:jc w:val="center"/>
                         <w:rPr>
-                          <w:rFonts w:eastAsia="Arial" w:cs="Arial"/>
-                          <w:b/>
-                          <w:bCs/>
-                          <w:sz w:val="15"/>
-                          <w:szCs w:val="15"/>
                           <w:lang w:val="ru-RU"/>
                         </w:rPr>
                       </w:pPr>
                       <w:r>
                         <w:rPr>
-                          <w:rFonts w:eastAsia="Arial" w:cs="Arial"/>
+                          <w:rFonts w:cs="Arial"/>
                           <w:b/>
-                          <w:bCs/>
                           <w:color w:val="1C6EB5"/>
-                          <w:spacing w:val="-2"/>
-                          <w:w w:val="105"/>
                           <w:sz w:val="15"/>
-                          <w:szCs w:val="15"/>
                           <w:lang w:val="ru-RU"/>
                         </w:rPr>
-                        <w:t>Документ</w:t>
-                      </w:r>
-                      <w:r>
-                        <w:rPr>
-                          <w:rFonts w:eastAsia="Arial" w:cs="Arial"/>
-                          <w:b/>
-                          <w:bCs/>
-                          <w:color w:val="1C6EB5"/>
-                          <w:spacing w:val="4"/>
-                          <w:w w:val="105"/>
-                          <w:sz w:val="15"/>
-                          <w:szCs w:val="15"/>
-                          <w:lang w:val="ru-RU"/>
-                        </w:rPr>
-                        <w:t xml:space="preserve"> </w:t>
-                      </w:r>
-                      <w:r>
-                        <w:rPr>
-                          <w:rFonts w:eastAsia="Arial" w:cs="Arial"/>
-                          <w:b/>
-                          <w:bCs/>
-                          <w:color w:val="1C6EB5"/>
-                          <w:spacing w:val="-2"/>
-                          <w:w w:val="105"/>
-                          <w:sz w:val="15"/>
-                          <w:szCs w:val="15"/>
-                          <w:lang w:val="ru-RU"/>
-                        </w:rPr>
-                        <w:t>подписан</w:t>
+                        <w:t>Документ подписан</w:t>
                       </w:r>
                     </w:p>
                     <w:p>
                       <w:pPr>
-                        <w:widowControl w:val="0"/>
-                        <w:autoSpaceDE w:val="0"/>
-                        <w:autoSpaceDN w:val="0"/>
-                        <w:spacing w:before="5" w:after="0" w:line="216" w:lineRule="auto"/>
-                        <w:ind w:left="173" w:right="48"/>
+                        <w:spacing w:after="40" w:line="200" w:lineRule="auto"/>
                         <w:jc w:val="center"/>
                         <w:rPr>
-                          <w:rFonts w:eastAsia="Arial" w:cs="Arial"/>
-                          <w:b/>
-                          <w:bCs/>
-                          <w:sz w:val="15"/>
-                          <w:szCs w:val="15"/>
                           <w:lang w:val="ru-RU"/>
                         </w:rPr>
                       </w:pPr>
                       <w:r>
                         <w:rPr>
-                          <w:rFonts w:eastAsia="Arial" w:cs="Arial"/>
+                          <w:rFonts w:cs="Arial"/>
                           <w:b/>
-                          <w:bCs/>
                           <w:color w:val="1C6EB5"/>
                           <w:sz w:val="15"/>
-                          <w:szCs w:val="15"/>
                           <w:lang w:val="ru-RU"/>
                         </w:rPr>
-                        <w:t xml:space="preserve">усиленной квалифицированной электронной </w:t>
-                      </w:r>
-                      <w:r>
-                        <w:rPr>
-                          <w:rFonts w:eastAsia="Arial" w:cs="Arial"/>
-                          <w:b/>
-                          <w:bCs/>
-                          <w:color w:val="1C6EB5"/>
-                          <w:spacing w:val="-2"/>
-                          <w:w w:val="105"/>
-                          <w:sz w:val="15"/>
-                          <w:szCs w:val="15"/>
-                          <w:lang w:val="ru-RU"/>
-                        </w:rPr>
-                        <w:t>подписью.</w:t>
+                        <w:t>усиленной квалифицированной электронной подписью.</w:t>
                       </w:r>
                     </w:p>
                     <w:p>
                       <w:pPr>
-                        <w:widowControl w:val="0"/>
-                        <w:autoSpaceDE w:val="0"/>
-                        <w:autoSpaceDN w:val="0"/>
-                        <w:spacing w:before="47" w:after="0" w:line="216" w:lineRule="auto"/>
-                        <w:ind w:left="75"/>
+                        <w:spacing w:before="40" w:after="0" w:line="200" w:lineRule="auto"/>
                         <w:rPr>
-                          <w:rFonts w:eastAsia="Arial" w:cs="Arial"/>
-                          <w:b/>
-                          <w:bCs/>
-                          <w:sz w:val="15"/>
-                          <w:szCs w:val="15"/>
                           <w:lang w:val="ru-RU"/>
                         </w:rPr>
                       </w:pPr>
                       <w:r>
                         <w:rPr>
-                          <w:rFonts w:eastAsia="Arial" w:cs="Arial"/>
+                          <w:rFonts w:cs="Arial"/>
                           <w:b/>
-                          <w:bCs/>
                           <w:color w:val="1C6EB5"/>
-                          <w:spacing w:val="-2"/>
-                          <w:w w:val="105"/>
                           <w:sz w:val="15"/>
-                          <w:szCs w:val="15"/>
                           <w:lang w:val="ru-RU"/>
                         </w:rPr>
-                        <w:t>Организация:</w:t>
+                        <w:t xml:space="preserve">Организация: ФОНД ПЕНСИОННОГО И СОЦИАЛЬНОГО СТРАХОВАНИЯ РОССИЙСКОЙ </w:t>
                       </w:r>
                       <w:r>
                         <w:rPr>
-                          <w:rFonts w:eastAsia="Arial" w:cs="Arial"/>
+                          <w:rFonts w:cs="Arial"/>
                           <w:b/>
-                          <w:bCs/>
                           <w:color w:val="1C6EB5"/>
-                          <w:spacing w:val="-3"/>
-                          <w:w w:val="105"/>
                           <w:sz w:val="15"/>
-                          <w:szCs w:val="15"/>
                           <w:lang w:val="ru-RU"/>
                         </w:rPr>
-                        <w:t xml:space="preserve"> </w:t>
-                      </w:r>
-                      <w:r>
-                        <w:rPr>
-                          <w:rFonts w:eastAsia="Arial" w:cs="Arial"/>
-                          <w:b/>
-                          <w:bCs/>
-                          <w:color w:val="1C6EB5"/>
-                          <w:spacing w:val="-2"/>
-                          <w:w w:val="105"/>
-                          <w:sz w:val="15"/>
-                          <w:szCs w:val="15"/>
-                          <w:lang w:val="ru-RU"/>
-                        </w:rPr>
-                        <w:t>ФОНД</w:t>
-                      </w:r>
-                      <w:r>
-                        <w:rPr>
-                          <w:rFonts w:eastAsia="Arial" w:cs="Arial"/>
-                          <w:b/>
-                          <w:bCs/>
-                          <w:color w:val="1C6EB5"/>
-                          <w:spacing w:val="-3"/>
-                          <w:w w:val="105"/>
-                          <w:sz w:val="15"/>
-                          <w:szCs w:val="15"/>
-                          <w:lang w:val="ru-RU"/>
-                        </w:rPr>
-                        <w:t xml:space="preserve"> </w:t>
-                      </w:r>
-                      <w:r>
-                        <w:rPr>
-                          <w:rFonts w:eastAsia="Arial" w:cs="Arial"/>
-                          <w:b/>
-                          <w:bCs/>
-                          <w:color w:val="1C6EB5"/>
-                          <w:spacing w:val="-2"/>
-                          <w:w w:val="105"/>
-                          <w:sz w:val="15"/>
-                          <w:szCs w:val="15"/>
-                          <w:lang w:val="ru-RU"/>
-                        </w:rPr>
-                        <w:t>ПЕНСИОННОГО</w:t>
-                      </w:r>
-                      <w:r>
-                        <w:rPr>
-                          <w:rFonts w:eastAsia="Arial" w:cs="Arial"/>
-                          <w:b/>
-                          <w:bCs/>
-                          <w:color w:val="1C6EB5"/>
-                          <w:spacing w:val="-3"/>
-                          <w:w w:val="105"/>
-                          <w:sz w:val="15"/>
-                          <w:szCs w:val="15"/>
-                          <w:lang w:val="ru-RU"/>
-                        </w:rPr>
-                        <w:t xml:space="preserve"> </w:t>
-                      </w:r>
-                      <w:r>
-                        <w:rPr>
-                          <w:rFonts w:eastAsia="Arial" w:cs="Arial"/>
-                          <w:b/>
-                          <w:bCs/>
-                          <w:color w:val="1C6EB5"/>
-                          <w:spacing w:val="-2"/>
-                          <w:w w:val="105"/>
-                          <w:sz w:val="15"/>
-                          <w:szCs w:val="15"/>
-                          <w:lang w:val="ru-RU"/>
-                        </w:rPr>
-                        <w:t>И</w:t>
-                      </w:r>
-                      <w:r>
-                        <w:rPr>
-                          <w:rFonts w:eastAsia="Arial" w:cs="Arial"/>
-                          <w:b/>
-                          <w:bCs/>
-                          <w:color w:val="1C6EB5"/>
-                          <w:spacing w:val="-3"/>
-                          <w:w w:val="105"/>
-                          <w:sz w:val="15"/>
-                          <w:szCs w:val="15"/>
-                          <w:lang w:val="ru-RU"/>
-                        </w:rPr>
-                        <w:t xml:space="preserve"> </w:t>
-                      </w:r>
-                      <w:r>
-                        <w:rPr>
-                          <w:rFonts w:eastAsia="Arial" w:cs="Arial"/>
-                          <w:b/>
-                          <w:bCs/>
-                          <w:color w:val="1C6EB5"/>
-                          <w:spacing w:val="-2"/>
-                          <w:w w:val="105"/>
-                          <w:sz w:val="15"/>
-                          <w:szCs w:val="15"/>
-                          <w:lang w:val="ru-RU"/>
-                        </w:rPr>
-                        <w:t xml:space="preserve">СОЦИАЛЬНОГО </w:t>
-                      </w:r>
-                      <w:r>
-                        <w:rPr>
-                          <w:rFonts w:eastAsia="Arial" w:cs="Arial"/>
-                          <w:b/>
-                          <w:bCs/>
-                          <w:color w:val="1C6EB5"/>
-                          <w:w w:val="105"/>
-                          <w:sz w:val="15"/>
-                          <w:szCs w:val="15"/>
-                          <w:lang w:val="ru-RU"/>
-                        </w:rPr>
-                        <w:t>СТРАХОВАНИЯ РОССИЙСКОЙ ФЕДЕРАЦИИ</w:t>
-                      </w:r>
-                    </w:p>
-                    <w:p>
-                      <w:pPr>
-                        <w:widowControl w:val="0"/>
-                        <w:autoSpaceDE w:val="0"/>
-                        <w:autoSpaceDN w:val="0"/>
-                        <w:spacing w:before="1" w:after="0" w:line="216" w:lineRule="auto"/>
-                        <w:ind w:left="75" w:right="204"/>
-                        <w:rPr>
-                          <w:rFonts w:eastAsia="Arial" w:cs="Arial"/>
-                          <w:b/>
-                          <w:bCs/>
-                          <w:sz w:val="15"/>
-                          <w:szCs w:val="15"/>
-                          <w:lang w:val="ru-RU"/>
-                        </w:rPr>
-                      </w:pPr>
-                      <w:r>
-                        <w:rPr>
-                          <w:rFonts w:eastAsia="Arial" w:cs="Arial"/>
-                          <w:b/>
-                          <w:bCs/>
-                          <w:color w:val="1C6EB5"/>
-                          <w:spacing w:val="-2"/>
-                          <w:w w:val="105"/>
-                          <w:sz w:val="15"/>
-                          <w:szCs w:val="15"/>
-                          <w:lang w:val="ru-RU"/>
-                        </w:rPr>
-                        <w:t xml:space="preserve">Сертификат: 122b085f13c95875c1a786a93d9b4e6f </w:t>
-                      </w:r>
-                      <w:r>
-                        <w:rPr>
-                          <w:rFonts w:eastAsia="Arial" w:cs="Arial"/>
-                          <w:b/>
-                          <w:bCs/>
-                          <w:color w:val="1C6EB5"/>
-                          <w:w w:val="105"/>
-                          <w:sz w:val="15"/>
-                          <w:szCs w:val="15"/>
-                          <w:lang w:val="ru-RU"/>
-                        </w:rPr>
-                        <w:t>Издатель: Федеральное казначейство Действителен: c 02.09.2025 по 26.11.2026</w:t>
+                        <w:t>ФЕДЕРАЦИИ</w:t>
                       </w:r>
                     </w:p>
                     <w:p>
@@ -6239,6 +6029,251 @@
                           <w:lang w:val="ru-RU"/>
                         </w:rPr>
                       </w:pPr>
+                      <w:r>
+                        <w:rPr>
+                          <w:rFonts w:cs="Arial"/>
+                          <w:b/>
+                          <w:color w:val="1C6EB5"/>
+                          <w:sz w:val="15"/>
+                          <w:lang w:val="ru-RU"/>
+                        </w:rPr>
+                        <w:t>Сертификат: 122</w:t>
+                      </w:r>
+                      <w:r>
+                        <w:rPr>
+                          <w:rFonts w:cs="Arial"/>
+                          <w:b/>
+                          <w:color w:val="1C6EB5"/>
+                          <w:sz w:val="15"/>
+                        </w:rPr>
+                        <w:t>b</w:t>
+                      </w:r>
+                      <w:r>
+                        <w:rPr>
+                          <w:rFonts w:cs="Arial"/>
+                          <w:b/>
+                          <w:color w:val="1C6EB5"/>
+                          <w:sz w:val="15"/>
+                          <w:lang w:val="ru-RU"/>
+                        </w:rPr>
+                        <w:t>085</w:t>
+                      </w:r>
+                      <w:r>
+                        <w:rPr>
+                          <w:rFonts w:cs="Arial"/>
+                          <w:b/>
+                          <w:color w:val="1C6EB5"/>
+                          <w:sz w:val="15"/>
+                        </w:rPr>
+                        <w:t>f</w:t>
+                      </w:r>
+                      <w:r>
+                        <w:rPr>
+                          <w:rFonts w:cs="Arial"/>
+                          <w:b/>
+                          <w:color w:val="1C6EB5"/>
+                          <w:sz w:val="15"/>
+                          <w:lang w:val="ru-RU"/>
+                        </w:rPr>
+                        <w:t>13</w:t>
+                      </w:r>
+                      <w:r>
+                        <w:rPr>
+                          <w:rFonts w:cs="Arial"/>
+                          <w:b/>
+                          <w:color w:val="1C6EB5"/>
+                          <w:sz w:val="15"/>
+                        </w:rPr>
+                        <w:t>c</w:t>
+                      </w:r>
+                      <w:r>
+                        <w:rPr>
+                          <w:rFonts w:cs="Arial"/>
+                          <w:b/>
+                          <w:color w:val="1C6EB5"/>
+                          <w:sz w:val="15"/>
+                          <w:lang w:val="ru-RU"/>
+                        </w:rPr>
+                        <w:t>95875</w:t>
+                      </w:r>
+                      <w:r>
+                        <w:rPr>
+                          <w:rFonts w:cs="Arial"/>
+                          <w:b/>
+                          <w:color w:val="1C6EB5"/>
+                          <w:sz w:val="15"/>
+                        </w:rPr>
+                        <w:t>c</w:t>
+                      </w:r>
+                      <w:r>
+                        <w:rPr>
+                          <w:rFonts w:cs="Arial"/>
+                          <w:b/>
+                          <w:color w:val="1C6EB5"/>
+                          <w:sz w:val="15"/>
+                          <w:lang w:val="ru-RU"/>
+                        </w:rPr>
+                        <w:t>1</w:t>
+                      </w:r>
+                      <w:r>
+                        <w:rPr>
+                          <w:rFonts w:cs="Arial"/>
+                          <w:b/>
+                          <w:color w:val="1C6EB5"/>
+                          <w:sz w:val="15"/>
+                        </w:rPr>
+                        <w:t>a</w:t>
+                      </w:r>
+                      <w:r>
+                        <w:rPr>
+                          <w:rFonts w:cs="Arial"/>
+                          <w:b/>
+                          <w:color w:val="1C6EB5"/>
+                          <w:sz w:val="15"/>
+                          <w:lang w:val="ru-RU"/>
+                        </w:rPr>
+                        <w:t>786</w:t>
+                      </w:r>
+                      <w:r>
+                        <w:rPr>
+                          <w:rFonts w:cs="Arial"/>
+                          <w:b/>
+                          <w:color w:val="1C6EB5"/>
+                          <w:sz w:val="15"/>
+                        </w:rPr>
+                        <w:t>a</w:t>
+                      </w:r>
+                      <w:r>
+                        <w:rPr>
+                          <w:rFonts w:cs="Arial"/>
+                          <w:b/>
+                          <w:color w:val="1C6EB5"/>
+                          <w:sz w:val="15"/>
+                          <w:lang w:val="ru-RU"/>
+                        </w:rPr>
+                        <w:t>93</w:t>
+                      </w:r>
+                      <w:r>
+                        <w:rPr>
+                          <w:rFonts w:cs="Arial"/>
+                          <w:b/>
+                          <w:color w:val="1C6EB5"/>
+                          <w:sz w:val="15"/>
+                        </w:rPr>
+                        <w:t>d</w:t>
+                      </w:r>
+                      <w:r>
+                        <w:rPr>
+                          <w:rFonts w:cs="Arial"/>
+                          <w:b/>
+                          <w:color w:val="1C6EB5"/>
+                          <w:sz w:val="15"/>
+                          <w:lang w:val="ru-RU"/>
+                        </w:rPr>
+                        <w:t>9</w:t>
+                      </w:r>
+                      <w:r>
+                        <w:rPr>
+                          <w:rFonts w:cs="Arial"/>
+                          <w:b/>
+                          <w:color w:val="1C6EB5"/>
+                          <w:sz w:val="15"/>
+                        </w:rPr>
+                        <w:t>b</w:t>
+                      </w:r>
+                      <w:r>
+                        <w:rPr>
+                          <w:rFonts w:cs="Arial"/>
+                          <w:b/>
+                          <w:color w:val="1C6EB5"/>
+                          <w:sz w:val="15"/>
+                          <w:lang w:val="ru-RU"/>
+                        </w:rPr>
+                        <w:t>4</w:t>
+                      </w:r>
+                      <w:r>
+                        <w:rPr>
+                          <w:rFonts w:cs="Arial"/>
+                          <w:b/>
+                          <w:color w:val="1C6EB5"/>
+                          <w:sz w:val="15"/>
+                        </w:rPr>
+                        <w:t>e</w:t>
+                      </w:r>
+                      <w:r>
+                        <w:rPr>
+                          <w:rFonts w:cs="Arial"/>
+                          <w:b/>
+                          <w:color w:val="1C6EB5"/>
+                          <w:sz w:val="15"/>
+                          <w:lang w:val="ru-RU"/>
+                        </w:rPr>
+                        <w:t>6</w:t>
+                      </w:r>
+                      <w:r>
+                        <w:rPr>
+                          <w:rFonts w:cs="Arial"/>
+                          <w:b/>
+                          <w:color w:val="1C6EB5"/>
+                          <w:sz w:val="15"/>
+                        </w:rPr>
+                        <w:t>f</w:t>
+                      </w:r>
+                    </w:p>
+                    <w:p>
+                      <w:pPr>
+                        <w:spacing w:after="0" w:line="200" w:lineRule="auto"/>
+                        <w:rPr>
+                          <w:lang w:val="ru-RU"/>
+                        </w:rPr>
+                      </w:pPr>
+                      <w:r>
+                        <w:rPr>
+                          <w:rFonts w:cs="Arial"/>
+                          <w:b/>
+                          <w:color w:val="1C6EB5"/>
+                          <w:sz w:val="15"/>
+                          <w:lang w:val="ru-RU"/>
+                        </w:rPr>
+                        <w:t>Издатель: Федеральное казначейство</w:t>
+                      </w:r>
+                    </w:p>
+                    <w:p>
+                      <w:pPr>
+                        <w:spacing w:after="0" w:line="200" w:lineRule="auto"/>
+                        <w:rPr>
+                          <w:lang w:val="ru-RU"/>
+                        </w:rPr>
+                      </w:pPr>
+                      <w:r>
+                        <w:rPr>
+                          <w:rFonts w:cs="Arial"/>
+                          <w:b/>
+                          <w:color w:val="1C6EB5"/>
+                          <w:sz w:val="15"/>
+                          <w:lang w:val="ru-RU"/>
+                        </w:rPr>
+                        <w:t xml:space="preserve">Действителен: </w:t>
+                      </w:r>
+                      <w:r>
+                        <w:rPr>
+                          <w:rFonts w:cs="Arial"/>
+                          <w:b/>
+                          <w:color w:val="1C6EB5"/>
+                          <w:sz w:val="15"/>
+                        </w:rPr>
+                        <w:t>c</w:t>
+                      </w:r>
+                      <w:r>
+                        <w:rPr>
+                          <w:rFonts w:cs="Arial"/>
+                          <w:b/>
+                          <w:color w:val="1C6EB5"/>
+                          <w:sz w:val="15"/>
+                          <w:lang w:val="ru-RU"/>
+                        </w:rPr>
+                        <w:t xml:space="preserve"> 02.09.2025 по 26.11.2026</w:t>
+                      </w:r>
                     </w:p>
                   </w:txbxContent>
                 </v:textbox>
@@ -18177,7 +18212,7 @@
 </file>
 
 <file path=customXml/itemProps1.xml><?xml version="1.0" encoding="utf-8"?>
-<ds:datastoreItem xmlns:ds="http://schemas.openxmlformats.org/officeDocument/2006/customXml" ds:itemID="{C63740DD-162D-4587-BC0B-F8A36821926D}">
+<ds:datastoreItem xmlns:ds="http://schemas.openxmlformats.org/officeDocument/2006/customXml" ds:itemID="{E1CBC077-63FE-442F-8BAA-842500E8B684}">
   <ds:schemaRefs>
     <ds:schemaRef ds:uri="http://schemas.openxmlformats.org/officeDocument/2006/bibliography"/>
   </ds:schemaRefs>

--- a/templates/docx/stdr_template.docx
+++ b/templates/docx/stdr_template.docx
@@ -5272,14 +5272,16 @@
         <w:tblLook w:val="04A0" w:firstRow="1" w:lastRow="0" w:firstColumn="1" w:lastColumn="0" w:noHBand="0" w:noVBand="1"/>
       </w:tblPr>
       <w:tblGrid>
-        <w:gridCol w:w="7937"/>
-        <w:gridCol w:w="3600"/>
-        <w:gridCol w:w="3600"/>
+        <w:gridCol w:w="4535"/>
+        <w:gridCol w:w="567"/>
+        <w:gridCol w:w="4535"/>
+        <w:gridCol w:w="567"/>
+        <w:gridCol w:w="4535"/>
       </w:tblGrid>
       <w:tr>
         <w:tc>
           <w:tcPr>
-            <w:tcW w:w="7937" w:type="dxa"/>
+            <w:tcW w:w="4535" w:type="dxa"/>
             <w:tcBorders>
               <w:top w:val="single" w:sz="4" w:space="0" w:color="000000"/>
               <w:left w:val="nil"/>
@@ -5296,7 +5298,24 @@
         </w:tc>
         <w:tc>
           <w:tcPr>
-            <w:tcW w:w="3600" w:type="dxa"/>
+            <w:tcW w:w="567" w:type="dxa"/>
+            <w:tcBorders>
+              <w:top w:val="nil"/>
+              <w:left w:val="nil"/>
+              <w:bottom w:val="nil"/>
+              <w:right w:val="nil"/>
+            </w:tcBorders>
+            <w:vAlign w:val="center"/>
+          </w:tcPr>
+          <w:p>
+            <w:pPr>
+              <w:spacing w:after="0"/>
+            </w:pPr>
+          </w:p>
+        </w:tc>
+        <w:tc>
+          <w:tcPr>
+            <w:tcW w:w="4535" w:type="dxa"/>
             <w:tcBorders>
               <w:top w:val="single" w:sz="4" w:space="0" w:color="000000"/>
               <w:left w:val="nil"/>
@@ -5313,7 +5332,24 @@
         </w:tc>
         <w:tc>
           <w:tcPr>
-            <w:tcW w:w="3600" w:type="dxa"/>
+            <w:tcW w:w="567" w:type="dxa"/>
+            <w:tcBorders>
+              <w:top w:val="nil"/>
+              <w:left w:val="nil"/>
+              <w:bottom w:val="nil"/>
+              <w:right w:val="nil"/>
+            </w:tcBorders>
+            <w:vAlign w:val="center"/>
+          </w:tcPr>
+          <w:p>
+            <w:pPr>
+              <w:spacing w:after="0"/>
+            </w:pPr>
+          </w:p>
+        </w:tc>
+        <w:tc>
+          <w:tcPr>
+            <w:tcW w:w="4535" w:type="dxa"/>
             <w:tcBorders>
               <w:top w:val="single" w:sz="4" w:space="0" w:color="000000"/>
               <w:left w:val="nil"/>
@@ -5332,7 +5368,7 @@
       <w:tr>
         <w:tc>
           <w:tcPr>
-            <w:tcW w:w="7937" w:type="dxa"/>
+            <w:tcW w:w="4535" w:type="dxa"/>
             <w:tcBorders>
               <w:top w:val="nil"/>
               <w:left w:val="nil"/>
@@ -5356,13 +5392,7 @@
                 <w:sz w:val="11"/>
                 <w:lang w:val="ru-RU"/>
               </w:rPr>
-              <w:t>Должность уполномоченного лица</w:t>
-            </w:r>
-            <w:r>
-              <w:rPr>
-                <w:lang w:val="ru-RU"/>
-              </w:rPr>
-              <w:br/>
+              <w:t xml:space="preserve">Должность уполномоченного </w:t>
             </w:r>
             <w:r>
               <w:rPr>
@@ -5371,13 +5401,28 @@
                 <w:sz w:val="11"/>
                 <w:lang w:val="ru-RU"/>
               </w:rPr>
+              <w:t>лица</w:t>
+            </w:r>
+            <w:r>
+              <w:rPr>
+                <w:lang w:val="ru-RU"/>
+              </w:rPr>
+              <w:br/>
+            </w:r>
+            <w:r>
+              <w:rPr>
+                <w:rFonts w:eastAsia="Arial" w:cs="Arial"/>
+                <w:i/>
+                <w:sz w:val="11"/>
+                <w:lang w:val="ru-RU"/>
+              </w:rPr>
               <w:t>территориального органа СФР</w:t>
             </w:r>
           </w:p>
         </w:tc>
         <w:tc>
           <w:tcPr>
-            <w:tcW w:w="3600" w:type="dxa"/>
+            <w:tcW w:w="567" w:type="dxa"/>
             <w:tcBorders>
               <w:top w:val="nil"/>
               <w:left w:val="nil"/>
@@ -5389,21 +5434,15 @@
           <w:p>
             <w:pPr>
               <w:spacing w:after="0"/>
-              <w:jc w:val="center"/>
-            </w:pPr>
-            <w:r>
-              <w:rPr>
-                <w:rFonts w:eastAsia="Arial" w:cs="Arial"/>
-                <w:i/>
-                <w:sz w:val="11"/>
-              </w:rPr>
-              <w:t>Подпись</w:t>
-            </w:r>
-          </w:p>
-        </w:tc>
-        <w:tc>
-          <w:tcPr>
-            <w:tcW w:w="3600" w:type="dxa"/>
+              <w:rPr>
+                <w:lang w:val="ru-RU"/>
+              </w:rPr>
+            </w:pPr>
+          </w:p>
+        </w:tc>
+        <w:tc>
+          <w:tcPr>
+            <w:tcW w:w="4535" w:type="dxa"/>
             <w:tcBorders>
               <w:top w:val="nil"/>
               <w:left w:val="nil"/>
@@ -5423,40 +5462,30 @@
                 <w:i/>
                 <w:sz w:val="11"/>
               </w:rPr>
-              <w:t>Расшифровка подписи</w:t>
-            </w:r>
-          </w:p>
-        </w:tc>
-      </w:tr>
-      <w:tr>
-        <w:tc>
-          <w:tcPr>
-            <w:tcW w:w="7937" w:type="dxa"/>
+              <w:t>Подпись</w:t>
+            </w:r>
+          </w:p>
+        </w:tc>
+        <w:tc>
+          <w:tcPr>
+            <w:tcW w:w="567" w:type="dxa"/>
             <w:tcBorders>
               <w:top w:val="nil"/>
               <w:left w:val="nil"/>
               <w:bottom w:val="nil"/>
               <w:right w:val="nil"/>
             </w:tcBorders>
-          </w:tcPr>
-          <w:p>
-            <w:pPr>
-              <w:spacing w:before="160"/>
-              <w:jc w:val="center"/>
-            </w:pPr>
-            <w:r>
-              <w:rPr>
-                <w:rFonts w:eastAsia="Arial" w:cs="Arial"/>
-                <w:sz w:val="19"/>
-                <w:u w:val="single"/>
-              </w:rPr>
-              <w:t>{{ stdr.issue_date_long }}</w:t>
-            </w:r>
-          </w:p>
-        </w:tc>
-        <w:tc>
-          <w:tcPr>
-            <w:tcW w:w="3600" w:type="dxa"/>
+            <w:vAlign w:val="center"/>
+          </w:tcPr>
+          <w:p>
+            <w:pPr>
+              <w:spacing w:after="0"/>
+            </w:pPr>
+          </w:p>
+        </w:tc>
+        <w:tc>
+          <w:tcPr>
+            <w:tcW w:w="4535" w:type="dxa"/>
             <w:tcBorders>
               <w:top w:val="nil"/>
               <w:left w:val="nil"/>
@@ -5474,34 +5503,42 @@
               <w:rPr>
                 <w:rFonts w:eastAsia="Arial" w:cs="Arial"/>
                 <w:i/>
-                <w:sz w:val="19"/>
-              </w:rPr>
-              <w:t>М.П. (при наличии)</w:t>
-            </w:r>
-          </w:p>
-        </w:tc>
-        <w:tc>
-          <w:tcPr>
-            <w:tcW w:w="3600" w:type="dxa"/>
+                <w:sz w:val="11"/>
+              </w:rPr>
+              <w:t>Расшифровка подписи</w:t>
+            </w:r>
+          </w:p>
+        </w:tc>
+      </w:tr>
+      <w:tr>
+        <w:tc>
+          <w:tcPr>
+            <w:tcW w:w="4535" w:type="dxa"/>
             <w:tcBorders>
               <w:top w:val="nil"/>
               <w:left w:val="nil"/>
               <w:bottom w:val="nil"/>
               <w:right w:val="nil"/>
             </w:tcBorders>
-            <w:vAlign w:val="center"/>
-          </w:tcPr>
-          <w:p>
-            <w:pPr>
-              <w:spacing w:after="0"/>
-            </w:pPr>
-          </w:p>
-        </w:tc>
-      </w:tr>
-      <w:tr>
-        <w:tc>
-          <w:tcPr>
-            <w:tcW w:w="7937" w:type="dxa"/>
+          </w:tcPr>
+          <w:p>
+            <w:pPr>
+              <w:spacing w:before="160"/>
+              <w:jc w:val="center"/>
+            </w:pPr>
+            <w:r>
+              <w:rPr>
+                <w:rFonts w:eastAsia="Arial" w:cs="Arial"/>
+                <w:sz w:val="19"/>
+                <w:u w:val="single"/>
+              </w:rPr>
+              <w:t>{{ stdr.issue_date_long }}</w:t>
+            </w:r>
+          </w:p>
+        </w:tc>
+        <w:tc>
+          <w:tcPr>
+            <w:tcW w:w="567" w:type="dxa"/>
             <w:tcBorders>
               <w:top w:val="nil"/>
               <w:left w:val="nil"/>
@@ -5513,21 +5550,12 @@
           <w:p>
             <w:pPr>
               <w:spacing w:after="0"/>
-              <w:jc w:val="center"/>
-            </w:pPr>
-            <w:r>
-              <w:rPr>
-                <w:rFonts w:eastAsia="Arial" w:cs="Arial"/>
-                <w:i/>
-                <w:sz w:val="11"/>
-              </w:rPr>
-              <w:t>(дата)</w:t>
-            </w:r>
-          </w:p>
-        </w:tc>
-        <w:tc>
-          <w:tcPr>
-            <w:tcW w:w="3600" w:type="dxa"/>
+            </w:pPr>
+          </w:p>
+        </w:tc>
+        <w:tc>
+          <w:tcPr>
+            <w:tcW w:w="4535" w:type="dxa"/>
             <w:tcBorders>
               <w:top w:val="nil"/>
               <w:left w:val="nil"/>
@@ -5539,12 +5567,134 @@
           <w:p>
             <w:pPr>
               <w:spacing w:after="0"/>
-            </w:pPr>
-          </w:p>
-        </w:tc>
-        <w:tc>
-          <w:tcPr>
-            <w:tcW w:w="3600" w:type="dxa"/>
+              <w:jc w:val="center"/>
+            </w:pPr>
+            <w:r>
+              <w:rPr>
+                <w:rFonts w:eastAsia="Arial" w:cs="Arial"/>
+                <w:i/>
+                <w:sz w:val="19"/>
+              </w:rPr>
+              <w:t>М.П. (при наличии)</w:t>
+            </w:r>
+          </w:p>
+        </w:tc>
+        <w:tc>
+          <w:tcPr>
+            <w:tcW w:w="567" w:type="dxa"/>
+            <w:tcBorders>
+              <w:top w:val="nil"/>
+              <w:left w:val="nil"/>
+              <w:bottom w:val="nil"/>
+              <w:right w:val="nil"/>
+            </w:tcBorders>
+            <w:vAlign w:val="center"/>
+          </w:tcPr>
+          <w:p>
+            <w:pPr>
+              <w:spacing w:after="0"/>
+            </w:pPr>
+          </w:p>
+        </w:tc>
+        <w:tc>
+          <w:tcPr>
+            <w:tcW w:w="4535" w:type="dxa"/>
+            <w:tcBorders>
+              <w:top w:val="nil"/>
+              <w:left w:val="nil"/>
+              <w:bottom w:val="nil"/>
+              <w:right w:val="nil"/>
+            </w:tcBorders>
+            <w:vAlign w:val="center"/>
+          </w:tcPr>
+          <w:p>
+            <w:pPr>
+              <w:spacing w:after="0"/>
+            </w:pPr>
+          </w:p>
+        </w:tc>
+      </w:tr>
+      <w:tr>
+        <w:tc>
+          <w:tcPr>
+            <w:tcW w:w="4535" w:type="dxa"/>
+            <w:tcBorders>
+              <w:top w:val="nil"/>
+              <w:left w:val="nil"/>
+              <w:bottom w:val="nil"/>
+              <w:right w:val="nil"/>
+            </w:tcBorders>
+            <w:vAlign w:val="center"/>
+          </w:tcPr>
+          <w:p>
+            <w:pPr>
+              <w:spacing w:after="0"/>
+              <w:jc w:val="center"/>
+            </w:pPr>
+            <w:r>
+              <w:rPr>
+                <w:rFonts w:eastAsia="Arial" w:cs="Arial"/>
+                <w:i/>
+                <w:sz w:val="11"/>
+              </w:rPr>
+              <w:t>(дата)</w:t>
+            </w:r>
+          </w:p>
+        </w:tc>
+        <w:tc>
+          <w:tcPr>
+            <w:tcW w:w="567" w:type="dxa"/>
+            <w:tcBorders>
+              <w:top w:val="nil"/>
+              <w:left w:val="nil"/>
+              <w:bottom w:val="nil"/>
+              <w:right w:val="nil"/>
+            </w:tcBorders>
+            <w:vAlign w:val="center"/>
+          </w:tcPr>
+          <w:p>
+            <w:pPr>
+              <w:spacing w:after="0"/>
+            </w:pPr>
+          </w:p>
+        </w:tc>
+        <w:tc>
+          <w:tcPr>
+            <w:tcW w:w="4535" w:type="dxa"/>
+            <w:tcBorders>
+              <w:top w:val="nil"/>
+              <w:left w:val="nil"/>
+              <w:bottom w:val="nil"/>
+              <w:right w:val="nil"/>
+            </w:tcBorders>
+            <w:vAlign w:val="center"/>
+          </w:tcPr>
+          <w:p>
+            <w:pPr>
+              <w:spacing w:after="0"/>
+            </w:pPr>
+          </w:p>
+        </w:tc>
+        <w:tc>
+          <w:tcPr>
+            <w:tcW w:w="567" w:type="dxa"/>
+            <w:tcBorders>
+              <w:top w:val="nil"/>
+              <w:left w:val="nil"/>
+              <w:bottom w:val="nil"/>
+              <w:right w:val="nil"/>
+            </w:tcBorders>
+            <w:vAlign w:val="center"/>
+          </w:tcPr>
+          <w:p>
+            <w:pPr>
+              <w:spacing w:after="0"/>
+            </w:pPr>
+          </w:p>
+        </w:tc>
+        <w:tc>
+          <w:tcPr>
+            <w:tcW w:w="4535" w:type="dxa"/>
             <w:tcBorders>
               <w:top w:val="nil"/>
               <w:left w:val="nil"/>
@@ -5582,8 +5732,8 @@
                 <wp:positionV relativeFrom="paragraph">
                   <wp:posOffset>102235</wp:posOffset>
                 </wp:positionV>
-                <wp:extent cx="3060000" cy="749300"/>
-                <wp:effectExtent l="0" t="0" r="26670" b="12700"/>
+                <wp:extent cx="2711450" cy="844550"/>
+                <wp:effectExtent l="0" t="0" r="12700" b="12700"/>
                 <wp:wrapNone/>
                 <wp:docPr id="100" name="ЭЦП_печать"/>
                 <wp:cNvGraphicFramePr>
@@ -5598,7 +5748,7 @@
                       <wps:spPr>
                         <a:xfrm>
                           <a:off x="0" y="0"/>
-                          <a:ext cx="3060000" cy="749300"/>
+                          <a:ext cx="2711450" cy="844550"/>
                         </a:xfrm>
                         <a:prstGeom prst="rect">
                           <a:avLst/>
@@ -5666,7 +5816,7 @@
                                 <w:sz w:val="15"/>
                                 <w:lang w:val="ru-RU"/>
                               </w:rPr>
-                              <w:t xml:space="preserve">Организация: ФОНД ПЕНСИОННОГО И СОЦИАЛЬНОГО СТРАХОВАНИЯ РОССИЙСКОЙ </w:t>
+                              <w:t xml:space="preserve">Организация: ФОНД ПЕНСИОННОГО И СОЦИАЛЬНОГО СТРАХОВАНИЯ </w:t>
                             </w:r>
                             <w:r>
                               <w:rPr>
@@ -5676,7 +5826,7 @@
                                 <w:sz w:val="15"/>
                                 <w:lang w:val="ru-RU"/>
                               </w:rPr>
-                              <w:t>ФЕДЕРАЦИИ</w:t>
+                              <w:t>РОССИЙСКОЙ ФЕДЕРАЦИИ</w:t>
                             </w:r>
                           </w:p>
                           <w:p>
@@ -5940,6 +6090,9 @@
                     </wps:wsp>
                   </a:graphicData>
                 </a:graphic>
+                <wp14:sizeRelH relativeFrom="margin">
+                  <wp14:pctWidth>0</wp14:pctWidth>
+                </wp14:sizeRelH>
                 <wp14:sizeRelV relativeFrom="margin">
                   <wp14:pctHeight>0</wp14:pctHeight>
                 </wp14:sizeRelV>
@@ -5952,7 +6105,7 @@
                 <v:stroke joinstyle="miter"/>
                 <v:path gradientshapeok="t" o:connecttype="rect"/>
               </v:shapetype>
-              <v:shape id="ЭЦП_печать" o:spid="_x0000_s1026" type="#_x0000_t202" style="position:absolute;margin-left:572.5pt;margin-top:8.05pt;width:240.95pt;height:59pt;z-index:500;visibility:visible;mso-wrap-style:square;mso-height-percent:0;mso-wrap-distance-left:0;mso-wrap-distance-top:0;mso-wrap-distance-right:0;mso-wrap-distance-bottom:0;mso-position-horizontal:absolute;mso-position-horizontal-relative:page;mso-position-vertical:absolute;mso-position-vertical-relative:text;mso-height-percent:0;mso-height-relative:margin;v-text-anchor:top" o:gfxdata="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" filled="f" strokecolor="#1c6eb5">
+              <v:shape id="ЭЦП_печать" o:spid="_x0000_s1026" type="#_x0000_t202" style="position:absolute;margin-left:572.5pt;margin-top:8.05pt;width:213.5pt;height:66.5pt;z-index:500;visibility:visible;mso-wrap-style:square;mso-width-percent:0;mso-height-percent:0;mso-wrap-distance-left:0;mso-wrap-distance-top:0;mso-wrap-distance-right:0;mso-wrap-distance-bottom:0;mso-position-horizontal:absolute;mso-position-horizontal-relative:page;mso-position-vertical:absolute;mso-position-vertical-relative:text;mso-width-percent:0;mso-height-percent:0;mso-width-relative:margin;mso-height-relative:margin;v-text-anchor:top" o:gfxdata="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" filled="f" strokecolor="#1c6eb5">
                 <v:path arrowok="t"/>
                 <v:textbox inset="1mm,.5mm,1mm,.5mm">
                   <w:txbxContent>
@@ -6009,7 +6162,7 @@
                           <w:sz w:val="15"/>
                           <w:lang w:val="ru-RU"/>
                         </w:rPr>
-                        <w:t xml:space="preserve">Организация: ФОНД ПЕНСИОННОГО И СОЦИАЛЬНОГО СТРАХОВАНИЯ РОССИЙСКОЙ </w:t>
+                        <w:t xml:space="preserve">Организация: ФОНД ПЕНСИОННОГО И СОЦИАЛЬНОГО СТРАХОВАНИЯ </w:t>
                       </w:r>
                       <w:r>
                         <w:rPr>
@@ -6019,7 +6172,7 @@
                           <w:sz w:val="15"/>
                           <w:lang w:val="ru-RU"/>
                         </w:rPr>
-                        <w:t>ФЕДЕРАЦИИ</w:t>
+                        <w:t>РОССИЙСКОЙ ФЕДЕРАЦИИ</w:t>
                       </w:r>
                     </w:p>
                     <w:p>
@@ -18212,7 +18365,7 @@
 </file>
 
 <file path=customXml/itemProps1.xml><?xml version="1.0" encoding="utf-8"?>
-<ds:datastoreItem xmlns:ds="http://schemas.openxmlformats.org/officeDocument/2006/customXml" ds:itemID="{E1CBC077-63FE-442F-8BAA-842500E8B684}">
+<ds:datastoreItem xmlns:ds="http://schemas.openxmlformats.org/officeDocument/2006/customXml" ds:itemID="{7B39BE38-3384-4774-BE46-1130D8139825}">
   <ds:schemaRefs>
     <ds:schemaRef ds:uri="http://schemas.openxmlformats.org/officeDocument/2006/bibliography"/>
   </ds:schemaRefs>

--- a/templates/docx/stdr_template.docx
+++ b/templates/docx/stdr_template.docx
@@ -64,6 +64,7 @@
         </w:rPr>
         <w:tab/>
       </w:r>
+      <w:proofErr w:type="gramStart"/>
       <w:r>
         <w:rPr>
           <w:rFonts w:eastAsia="Arial" w:cs="Arial"/>
@@ -83,6 +84,7 @@
         </w:rPr>
         <w:t>applicant</w:t>
       </w:r>
+      <w:proofErr w:type="gramEnd"/>
       <w:r>
         <w:rPr>
           <w:rFonts w:eastAsia="Arial" w:cs="Arial"/>
@@ -93,6 +95,7 @@
         </w:rPr>
         <w:t>_</w:t>
       </w:r>
+      <w:proofErr w:type="spellStart"/>
       <w:r>
         <w:rPr>
           <w:rFonts w:eastAsia="Arial" w:cs="Arial"/>
@@ -102,6 +105,7 @@
         </w:rPr>
         <w:t>stdr</w:t>
       </w:r>
+      <w:proofErr w:type="spellEnd"/>
       <w:r>
         <w:rPr>
           <w:rFonts w:eastAsia="Arial" w:cs="Arial"/>
@@ -187,6 +191,7 @@
         </w:tabs>
         <w:spacing w:after="0"/>
       </w:pPr>
+      <w:proofErr w:type="spellStart"/>
       <w:r>
         <w:rPr>
           <w:rFonts w:eastAsia="Arial" w:cs="Arial"/>
@@ -194,6 +199,7 @@
         </w:rPr>
         <w:t>Имя</w:t>
       </w:r>
+      <w:proofErr w:type="spellEnd"/>
       <w:r>
         <w:rPr>
           <w:rFonts w:eastAsia="Arial" w:cs="Arial"/>
@@ -210,6 +216,7 @@
         </w:rPr>
         <w:t xml:space="preserve">{{ </w:t>
       </w:r>
+      <w:proofErr w:type="spellStart"/>
       <w:r>
         <w:rPr>
           <w:rFonts w:eastAsia="Arial" w:cs="Arial"/>
@@ -217,7 +224,17 @@
           <w:sz w:val="19"/>
           <w:u w:val="single"/>
         </w:rPr>
-        <w:t>applicant_stdr.first_name_upper }}</w:t>
+        <w:t>applicant_stdr.first_name_upper</w:t>
+      </w:r>
+      <w:proofErr w:type="spellEnd"/>
+      <w:r>
+        <w:rPr>
+          <w:rFonts w:eastAsia="Arial" w:cs="Arial"/>
+          <w:b/>
+          <w:sz w:val="19"/>
+          <w:u w:val="single"/>
+        </w:rPr>
+        <w:t xml:space="preserve"> }}</w:t>
       </w:r>
       <w:r>
         <w:rPr>
@@ -471,6 +488,7 @@
         </w:rPr>
         <w:tab/>
       </w:r>
+      <w:proofErr w:type="gramStart"/>
       <w:r>
         <w:rPr>
           <w:rFonts w:eastAsia="Arial" w:cs="Arial"/>
@@ -481,6 +499,7 @@
         </w:rPr>
         <w:t xml:space="preserve">{{ </w:t>
       </w:r>
+      <w:proofErr w:type="spellStart"/>
       <w:r>
         <w:rPr>
           <w:rFonts w:eastAsia="Arial" w:cs="Arial"/>
@@ -490,6 +509,8 @@
         </w:rPr>
         <w:t>stdr</w:t>
       </w:r>
+      <w:proofErr w:type="spellEnd"/>
+      <w:proofErr w:type="gramEnd"/>
       <w:r>
         <w:rPr>
           <w:rFonts w:eastAsia="Arial" w:cs="Arial"/>
@@ -583,14 +604,34 @@
         </w:rPr>
         <w:tab/>
       </w:r>
+      <w:proofErr w:type="spellStart"/>
       <w:r>
         <w:rPr>
           <w:rFonts w:eastAsia="Arial" w:cs="Arial"/>
           <w:i/>
           <w:sz w:val="11"/>
         </w:rPr>
-        <w:t>Дата подачи</w:t>
+        <w:t>Дата</w:t>
       </w:r>
+      <w:proofErr w:type="spellEnd"/>
+      <w:r>
+        <w:rPr>
+          <w:rFonts w:eastAsia="Arial" w:cs="Arial"/>
+          <w:i/>
+          <w:sz w:val="11"/>
+        </w:rPr>
+        <w:t xml:space="preserve"> </w:t>
+      </w:r>
+      <w:proofErr w:type="spellStart"/>
+      <w:r>
+        <w:rPr>
+          <w:rFonts w:eastAsia="Arial" w:cs="Arial"/>
+          <w:i/>
+          <w:sz w:val="11"/>
+        </w:rPr>
+        <w:t>подачи</w:t>
+      </w:r>
+      <w:proofErr w:type="spellEnd"/>
     </w:p>
     <w:p>
       <w:pPr>
@@ -844,12 +885,14 @@
               <w:spacing w:after="0"/>
               <w:jc w:val="center"/>
             </w:pPr>
+            <w:proofErr w:type="spellStart"/>
             <w:r>
               <w:rPr>
                 <w:rFonts w:eastAsia="Arial" w:cs="Arial"/>
               </w:rPr>
               <w:t>Наименование</w:t>
             </w:r>
+            <w:proofErr w:type="spellEnd"/>
           </w:p>
         </w:tc>
         <w:tc>
@@ -1030,12 +1073,28 @@
               <w:spacing w:after="0"/>
               <w:jc w:val="center"/>
             </w:pPr>
-            <w:r>
-              <w:rPr>
-                <w:rFonts w:eastAsia="Arial" w:cs="Arial"/>
-              </w:rPr>
-              <w:t>Наименование документа</w:t>
-            </w:r>
+            <w:proofErr w:type="spellStart"/>
+            <w:r>
+              <w:rPr>
+                <w:rFonts w:eastAsia="Arial" w:cs="Arial"/>
+              </w:rPr>
+              <w:t>Наименование</w:t>
+            </w:r>
+            <w:proofErr w:type="spellEnd"/>
+            <w:r>
+              <w:rPr>
+                <w:rFonts w:eastAsia="Arial" w:cs="Arial"/>
+              </w:rPr>
+              <w:t xml:space="preserve"> </w:t>
+            </w:r>
+            <w:proofErr w:type="spellStart"/>
+            <w:r>
+              <w:rPr>
+                <w:rFonts w:eastAsia="Arial" w:cs="Arial"/>
+              </w:rPr>
+              <w:t>документа</w:t>
+            </w:r>
+            <w:proofErr w:type="spellEnd"/>
           </w:p>
         </w:tc>
         <w:tc>
@@ -4588,12 +4647,28 @@
               <w:spacing w:after="0"/>
               <w:jc w:val="center"/>
             </w:pPr>
-            <w:r>
-              <w:rPr>
-                <w:rFonts w:eastAsia="Arial" w:cs="Arial"/>
-              </w:rPr>
-              <w:t>Периоды работы</w:t>
-            </w:r>
+            <w:proofErr w:type="spellStart"/>
+            <w:r>
+              <w:rPr>
+                <w:rFonts w:eastAsia="Arial" w:cs="Arial"/>
+              </w:rPr>
+              <w:t>Периоды</w:t>
+            </w:r>
+            <w:proofErr w:type="spellEnd"/>
+            <w:r>
+              <w:rPr>
+                <w:rFonts w:eastAsia="Arial" w:cs="Arial"/>
+              </w:rPr>
+              <w:t xml:space="preserve"> </w:t>
+            </w:r>
+            <w:proofErr w:type="spellStart"/>
+            <w:r>
+              <w:rPr>
+                <w:rFonts w:eastAsia="Arial" w:cs="Arial"/>
+              </w:rPr>
+              <w:t>работы</w:t>
+            </w:r>
+            <w:proofErr w:type="spellEnd"/>
           </w:p>
         </w:tc>
       </w:tr>
@@ -5279,6 +5354,9 @@
         <w:gridCol w:w="4535"/>
       </w:tblGrid>
       <w:tr>
+        <w:trPr>
+          <w:trHeight w:hRule="exact" w:val="20"/>
+        </w:trPr>
         <w:tc>
           <w:tcPr>
             <w:tcW w:w="4535" w:type="dxa"/>
@@ -5375,25 +5453,22 @@
               <w:bottom w:val="nil"/>
               <w:right w:val="nil"/>
             </w:tcBorders>
-            <w:vAlign w:val="center"/>
+            <w:tcMar>
+              <w:top w:w="0" w:type="dxa"/>
+              <w:bottom w:w="0" w:type="dxa"/>
+            </w:tcMar>
           </w:tcPr>
           <w:p>
             <w:pPr>
               <w:spacing w:after="0"/>
               <w:jc w:val="center"/>
-              <w:rPr>
-                <w:lang w:val="ru-RU"/>
-              </w:rPr>
-            </w:pPr>
-            <w:r>
               <w:rPr>
                 <w:rFonts w:eastAsia="Arial" w:cs="Arial"/>
                 <w:i/>
                 <w:sz w:val="11"/>
                 <w:lang w:val="ru-RU"/>
               </w:rPr>
-              <w:t xml:space="preserve">Должность уполномоченного </w:t>
-            </w:r>
+            </w:pPr>
             <w:r>
               <w:rPr>
                 <w:rFonts w:eastAsia="Arial" w:cs="Arial"/>
@@ -5401,13 +5476,7 @@
                 <w:sz w:val="11"/>
                 <w:lang w:val="ru-RU"/>
               </w:rPr>
-              <w:t>лица</w:t>
-            </w:r>
-            <w:r>
-              <w:rPr>
-                <w:lang w:val="ru-RU"/>
-              </w:rPr>
-              <w:br/>
+              <w:t xml:space="preserve">Должность уполномоченного </w:t>
             </w:r>
             <w:r>
               <w:rPr>
@@ -5416,8 +5485,59 @@
                 <w:sz w:val="11"/>
                 <w:lang w:val="ru-RU"/>
               </w:rPr>
+              <w:t>лица</w:t>
+            </w:r>
+            <w:r>
+              <w:rPr>
+                <w:lang w:val="ru-RU"/>
+              </w:rPr>
+              <w:br/>
+            </w:r>
+            <w:r>
+              <w:rPr>
+                <w:rFonts w:eastAsia="Arial" w:cs="Arial"/>
+                <w:i/>
+                <w:sz w:val="11"/>
+                <w:lang w:val="ru-RU"/>
+              </w:rPr>
               <w:t>территориального органа СФР</w:t>
             </w:r>
+          </w:p>
+          <w:p>
+            <w:pPr>
+              <w:spacing w:after="0"/>
+              <w:jc w:val="center"/>
+              <w:rPr>
+                <w:lang w:val="ru-RU"/>
+              </w:rPr>
+            </w:pPr>
+          </w:p>
+          <w:p>
+            <w:pPr>
+              <w:spacing w:after="0"/>
+              <w:jc w:val="center"/>
+              <w:rPr>
+                <w:lang w:val="ru-RU"/>
+              </w:rPr>
+            </w:pPr>
+          </w:p>
+          <w:p>
+            <w:pPr>
+              <w:spacing w:after="0"/>
+              <w:jc w:val="center"/>
+              <w:rPr>
+                <w:lang w:val="ru-RU"/>
+              </w:rPr>
+            </w:pPr>
+          </w:p>
+          <w:p>
+            <w:pPr>
+              <w:spacing w:after="0"/>
+              <w:jc w:val="center"/>
+              <w:rPr>
+                <w:lang w:val="ru-RU"/>
+              </w:rPr>
+            </w:pPr>
           </w:p>
         </w:tc>
         <w:tc>
@@ -5429,6 +5549,10 @@
               <w:bottom w:val="nil"/>
               <w:right w:val="nil"/>
             </w:tcBorders>
+            <w:tcMar>
+              <w:top w:w="0" w:type="dxa"/>
+              <w:bottom w:w="0" w:type="dxa"/>
+            </w:tcMar>
             <w:vAlign w:val="center"/>
           </w:tcPr>
           <w:p>
@@ -5449,13 +5573,17 @@
               <w:bottom w:val="nil"/>
               <w:right w:val="nil"/>
             </w:tcBorders>
-            <w:vAlign w:val="center"/>
+            <w:tcMar>
+              <w:top w:w="0" w:type="dxa"/>
+              <w:bottom w:w="0" w:type="dxa"/>
+            </w:tcMar>
           </w:tcPr>
           <w:p>
             <w:pPr>
               <w:spacing w:after="0"/>
               <w:jc w:val="center"/>
             </w:pPr>
+            <w:proofErr w:type="spellStart"/>
             <w:r>
               <w:rPr>
                 <w:rFonts w:eastAsia="Arial" w:cs="Arial"/>
@@ -5464,6 +5592,7 @@
               </w:rPr>
               <w:t>Подпись</w:t>
             </w:r>
+            <w:proofErr w:type="spellEnd"/>
           </w:p>
         </w:tc>
         <w:tc>
@@ -5475,6 +5604,10 @@
               <w:bottom w:val="nil"/>
               <w:right w:val="nil"/>
             </w:tcBorders>
+            <w:tcMar>
+              <w:top w:w="0" w:type="dxa"/>
+              <w:bottom w:w="0" w:type="dxa"/>
+            </w:tcMar>
             <w:vAlign w:val="center"/>
           </w:tcPr>
           <w:p>
@@ -5492,7 +5625,10 @@
               <w:bottom w:val="nil"/>
               <w:right w:val="nil"/>
             </w:tcBorders>
-            <w:vAlign w:val="center"/>
+            <w:tcMar>
+              <w:top w:w="0" w:type="dxa"/>
+              <w:bottom w:w="0" w:type="dxa"/>
+            </w:tcMar>
           </w:tcPr>
           <w:p>
             <w:pPr>
@@ -5523,7 +5659,7 @@
           </w:tcPr>
           <w:p>
             <w:pPr>
-              <w:spacing w:before="160"/>
+              <w:spacing w:before="40" w:after="0"/>
               <w:jc w:val="center"/>
             </w:pPr>
             <w:r>
@@ -5562,7 +5698,6 @@
               <w:bottom w:val="nil"/>
               <w:right w:val="nil"/>
             </w:tcBorders>
-            <w:vAlign w:val="center"/>
           </w:tcPr>
           <w:p>
             <w:pPr>
@@ -5624,7 +5759,10 @@
               <w:bottom w:val="nil"/>
               <w:right w:val="nil"/>
             </w:tcBorders>
-            <w:vAlign w:val="center"/>
+            <w:tcMar>
+              <w:top w:w="0" w:type="dxa"/>
+              <w:bottom w:w="0" w:type="dxa"/>
+            </w:tcMar>
           </w:tcPr>
           <w:p>
             <w:pPr>
@@ -5650,6 +5788,10 @@
               <w:bottom w:val="nil"/>
               <w:right w:val="nil"/>
             </w:tcBorders>
+            <w:tcMar>
+              <w:top w:w="0" w:type="dxa"/>
+              <w:bottom w:w="0" w:type="dxa"/>
+            </w:tcMar>
             <w:vAlign w:val="center"/>
           </w:tcPr>
           <w:p>
@@ -5667,6 +5809,10 @@
               <w:bottom w:val="nil"/>
               <w:right w:val="nil"/>
             </w:tcBorders>
+            <w:tcMar>
+              <w:top w:w="0" w:type="dxa"/>
+              <w:bottom w:w="0" w:type="dxa"/>
+            </w:tcMar>
             <w:vAlign w:val="center"/>
           </w:tcPr>
           <w:p>
@@ -5684,6 +5830,10 @@
               <w:bottom w:val="nil"/>
               <w:right w:val="nil"/>
             </w:tcBorders>
+            <w:tcMar>
+              <w:top w:w="0" w:type="dxa"/>
+              <w:bottom w:w="0" w:type="dxa"/>
+            </w:tcMar>
             <w:vAlign w:val="center"/>
           </w:tcPr>
           <w:p>
@@ -5701,6 +5851,10 @@
               <w:bottom w:val="nil"/>
               <w:right w:val="nil"/>
             </w:tcBorders>
+            <w:tcMar>
+              <w:top w:w="0" w:type="dxa"/>
+              <w:bottom w:w="0" w:type="dxa"/>
+            </w:tcMar>
             <w:vAlign w:val="center"/>
           </w:tcPr>
           <w:p>
@@ -5730,10 +5884,10 @@
                   <wp:posOffset>7270750</wp:posOffset>
                 </wp:positionH>
                 <wp:positionV relativeFrom="paragraph">
-                  <wp:posOffset>102235</wp:posOffset>
+                  <wp:posOffset>99061</wp:posOffset>
                 </wp:positionV>
-                <wp:extent cx="2711450" cy="844550"/>
-                <wp:effectExtent l="0" t="0" r="12700" b="12700"/>
+                <wp:extent cx="2724150" cy="869950"/>
+                <wp:effectExtent l="0" t="0" r="19050" b="25400"/>
                 <wp:wrapNone/>
                 <wp:docPr id="100" name="ЭЦП_печать"/>
                 <wp:cNvGraphicFramePr>
@@ -5748,7 +5902,7 @@
                       <wps:spPr>
                         <a:xfrm>
                           <a:off x="0" y="0"/>
-                          <a:ext cx="2711450" cy="844550"/>
+                          <a:ext cx="2724150" cy="869950"/>
                         </a:xfrm>
                         <a:prstGeom prst="rect">
                           <a:avLst/>
@@ -6105,7 +6259,7 @@
                 <v:stroke joinstyle="miter"/>
                 <v:path gradientshapeok="t" o:connecttype="rect"/>
               </v:shapetype>
-              <v:shape id="ЭЦП_печать" o:spid="_x0000_s1026" type="#_x0000_t202" style="position:absolute;margin-left:572.5pt;margin-top:8.05pt;width:213.5pt;height:66.5pt;z-index:500;visibility:visible;mso-wrap-style:square;mso-width-percent:0;mso-height-percent:0;mso-wrap-distance-left:0;mso-wrap-distance-top:0;mso-wrap-distance-right:0;mso-wrap-distance-bottom:0;mso-position-horizontal:absolute;mso-position-horizontal-relative:page;mso-position-vertical:absolute;mso-position-vertical-relative:text;mso-width-percent:0;mso-height-percent:0;mso-width-relative:margin;mso-height-relative:margin;v-text-anchor:top" o:gfxdata="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" filled="f" strokecolor="#1c6eb5">
+              <v:shape id="ЭЦП_печать" o:spid="_x0000_s1026" type="#_x0000_t202" style="position:absolute;margin-left:572.5pt;margin-top:7.8pt;width:214.5pt;height:68.5pt;z-index:500;visibility:visible;mso-wrap-style:square;mso-width-percent:0;mso-height-percent:0;mso-wrap-distance-left:0;mso-wrap-distance-top:0;mso-wrap-distance-right:0;mso-wrap-distance-bottom:0;mso-position-horizontal:absolute;mso-position-horizontal-relative:page;mso-position-vertical:absolute;mso-position-vertical-relative:text;mso-width-percent:0;mso-height-percent:0;mso-width-relative:margin;mso-height-relative:margin;v-text-anchor:top" o:gfxdata="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" filled="f" strokecolor="#1c6eb5">
                 <v:path arrowok="t"/>
                 <v:textbox inset="1mm,.5mm,1mm,.5mm">
                   <w:txbxContent>
@@ -18365,7 +18519,7 @@
 </file>
 
 <file path=customXml/itemProps1.xml><?xml version="1.0" encoding="utf-8"?>
-<ds:datastoreItem xmlns:ds="http://schemas.openxmlformats.org/officeDocument/2006/customXml" ds:itemID="{7B39BE38-3384-4774-BE46-1130D8139825}">
+<ds:datastoreItem xmlns:ds="http://schemas.openxmlformats.org/officeDocument/2006/customXml" ds:itemID="{4BC5DC79-CD34-4235-849F-0740ABCE38F4}">
   <ds:schemaRefs>
     <ds:schemaRef ds:uri="http://schemas.openxmlformats.org/officeDocument/2006/bibliography"/>
   </ds:schemaRefs>

--- a/templates/docx/stdr_template.docx
+++ b/templates/docx/stdr_template.docx
@@ -4537,6 +4537,7 @@
     </w:tbl>
     <w:p>
       <w:pPr>
+        <w:pageBreakBefore/>
         <w:spacing w:before="240" w:after="80"/>
         <w:jc w:val="center"/>
         <w:rPr>
@@ -6592,6 +6593,7 @@
       </w:r>
     </w:p>
     <w:sectPr>
+      <w:footerReference w:type="default" r:id="rId8"/>
       <w:pgSz w:w="16838" w:h="11906" w:orient="landscape"/>
       <w:pgMar w:top="567" w:right="850" w:bottom="567" w:left="850" w:header="720" w:footer="720" w:gutter="0"/>
       <w:cols w:space="720"/>
@@ -6599,6 +6601,41 @@
     </w:sectPr>
   </w:body>
 </w:document>
+</file>
+
+<file path=word/footer1.xml><?xml version="1.0" encoding="utf-8"?>
+<w:ftr xmlns:m="http://schemas.openxmlformats.org/officeDocument/2006/math" xmlns:mc="http://schemas.openxmlformats.org/markup-compatibility/2006" xmlns:mo="http://schemas.microsoft.com/office/mac/office/2008/main" xmlns:mv="urn:schemas-microsoft-com:mac:vml" xmlns:o="urn:schemas-microsoft-com:office:office" xmlns:r="http://schemas.openxmlformats.org/officeDocument/2006/relationships" xmlns:v="urn:schemas-microsoft-com:vml" xmlns:w10="urn:schemas-microsoft-com:office:word" xmlns:w14="http://schemas.microsoft.com/office/word/2010/wordml" xmlns:w="http://schemas.openxmlformats.org/wordprocessingml/2006/main" xmlns:wne="http://schemas.microsoft.com/office/word/2006/wordml" xmlns:wp14="http://schemas.microsoft.com/office/word/2010/wordprocessingDrawing" xmlns:wp="http://schemas.openxmlformats.org/drawingml/2006/wordprocessingDrawing" xmlns:wpc="http://schemas.microsoft.com/office/word/2010/wordprocessingCanvas" xmlns:wpg="http://schemas.microsoft.com/office/word/2010/wordprocessingGroup" xmlns:wpi="http://schemas.microsoft.com/office/word/2010/wordprocessingInk" xmlns:wps="http://schemas.microsoft.com/office/word/2010/wordprocessingShape" mc:Ignorable="w14 wp14">
+  <w:p>
+    <w:pPr>
+      <w:pStyle w:val="Footer"/>
+      <w:jc w:val="center"/>
+    </w:pPr>
+    <w:r>
+      <w:t xml:space="preserve">Страница </w:t>
+    </w:r>
+    <w:r>
+      <w:fldChar w:fldCharType="begin"/>
+    </w:r>
+    <w:r>
+      <w:instrText xml:space="preserve">PAGE</w:instrText>
+    </w:r>
+    <w:r>
+      <w:fldChar w:fldCharType="end"/>
+    </w:r>
+    <w:r>
+      <w:t xml:space="preserve"> из </w:t>
+    </w:r>
+    <w:r>
+      <w:fldChar w:fldCharType="begin"/>
+    </w:r>
+    <w:r>
+      <w:instrText xml:space="preserve">NUMPAGES</w:instrText>
+    </w:r>
+    <w:r>
+      <w:fldChar w:fldCharType="end"/>
+    </w:r>
+  </w:p>
+</w:ftr>
 </file>
 
 <file path=word/numbering.xml><?xml version="1.0" encoding="utf-8"?>

--- a/templates/docx/stdr_template.docx
+++ b/templates/docx/stdr_template.docx
@@ -674,12 +674,17 @@
           </w:tcPr>
           <w:p>
             <w:pPr>
+              <w:rPr>
+                <w:sz w:val="11"/>
+                <w:szCs w:val="11"/>
+              </w:rPr>
               <w:spacing w:after="0"/>
               <w:jc w:val="center"/>
             </w:pPr>
             <w:r>
               <w:rPr>
                 <w:rFonts w:eastAsia="Arial" w:cs="Arial"/>
+                <w:sz w:val="11"/>
               </w:rPr>
               <w:t>№ п/п</w:t>
             </w:r>
@@ -697,17 +702,21 @@
               <w:jc w:val="center"/>
               <w:rPr>
                 <w:lang w:val="ru-RU"/>
-              </w:rPr>
-            </w:pPr>
-            <w:r>
-              <w:rPr>
-                <w:rFonts w:eastAsia="Arial" w:cs="Arial"/>
+                <w:sz w:val="11"/>
+                <w:szCs w:val="11"/>
+              </w:rPr>
+            </w:pPr>
+            <w:r>
+              <w:rPr>
+                <w:rFonts w:eastAsia="Arial" w:cs="Arial"/>
+                <w:sz w:val="11"/>
                 <w:lang w:val="ru-RU"/>
               </w:rPr>
               <w:t>Работодатель (наименование),</w:t>
             </w:r>
             <w:r>
               <w:rPr>
+                <w:sz w:val="11"/>
                 <w:lang w:val="ru-RU"/>
               </w:rPr>
               <w:br/>
@@ -715,6 +724,7 @@
             <w:r>
               <w:rPr>
                 <w:rFonts w:eastAsia="Arial" w:cs="Arial"/>
+                <w:sz w:val="11"/>
                 <w:lang w:val="ru-RU"/>
               </w:rPr>
               <w:t>регистрационный номер в СФР</w:t>
@@ -733,11 +743,14 @@
               <w:jc w:val="center"/>
               <w:rPr>
                 <w:lang w:val="ru-RU"/>
-              </w:rPr>
-            </w:pPr>
-            <w:r>
-              <w:rPr>
-                <w:rFonts w:eastAsia="Arial" w:cs="Arial"/>
+                <w:sz w:val="11"/>
+                <w:szCs w:val="11"/>
+              </w:rPr>
+            </w:pPr>
+            <w:r>
+              <w:rPr>
+                <w:rFonts w:eastAsia="Arial" w:cs="Arial"/>
+                <w:sz w:val="11"/>
                 <w:lang w:val="ru-RU"/>
               </w:rPr>
               <w:t xml:space="preserve">Сведения о трудовой деятельности зарегистрированного </w:t>
@@ -745,6 +758,7 @@
             <w:r>
               <w:rPr>
                 <w:rFonts w:eastAsia="Arial" w:cs="Arial"/>
+                <w:sz w:val="11"/>
                 <w:lang w:val="ru-RU"/>
               </w:rPr>
               <w:t>лица</w:t>
@@ -763,11 +777,14 @@
               <w:jc w:val="center"/>
               <w:rPr>
                 <w:lang w:val="ru-RU"/>
-              </w:rPr>
-            </w:pPr>
-            <w:r>
-              <w:rPr>
-                <w:rFonts w:eastAsia="Arial" w:cs="Arial"/>
+                <w:sz w:val="11"/>
+                <w:szCs w:val="11"/>
+              </w:rPr>
+            </w:pPr>
+            <w:r>
+              <w:rPr>
+                <w:rFonts w:eastAsia="Arial" w:cs="Arial"/>
+                <w:sz w:val="11"/>
                 <w:lang w:val="ru-RU"/>
               </w:rPr>
               <w:t>Признак отмены записи сведений о приеме, переводе, увольнения</w:t>
@@ -814,17 +831,21 @@
               <w:jc w:val="center"/>
               <w:rPr>
                 <w:lang w:val="ru-RU"/>
-              </w:rPr>
-            </w:pPr>
-            <w:r>
-              <w:rPr>
-                <w:rFonts w:eastAsia="Arial" w:cs="Arial"/>
+                <w:sz w:val="11"/>
+                <w:szCs w:val="11"/>
+              </w:rPr>
+            </w:pPr>
+            <w:r>
+              <w:rPr>
+                <w:rFonts w:eastAsia="Arial" w:cs="Arial"/>
+                <w:sz w:val="11"/>
                 <w:lang w:val="ru-RU"/>
               </w:rPr>
               <w:t>Дата (число, месяц, год) приема,</w:t>
             </w:r>
             <w:r>
               <w:rPr>
+                <w:sz w:val="11"/>
                 <w:lang w:val="ru-RU"/>
               </w:rPr>
               <w:br/>
@@ -832,6 +853,7 @@
             <w:r>
               <w:rPr>
                 <w:rFonts w:eastAsia="Arial" w:cs="Arial"/>
+                <w:sz w:val="11"/>
                 <w:lang w:val="ru-RU"/>
               </w:rPr>
               <w:t>перевода, увольнения</w:t>
@@ -850,17 +872,21 @@
               <w:jc w:val="center"/>
               <w:rPr>
                 <w:lang w:val="ru-RU"/>
-              </w:rPr>
-            </w:pPr>
-            <w:r>
-              <w:rPr>
-                <w:rFonts w:eastAsia="Arial" w:cs="Arial"/>
+                <w:sz w:val="11"/>
+                <w:szCs w:val="11"/>
+              </w:rPr>
+            </w:pPr>
+            <w:r>
+              <w:rPr>
+                <w:rFonts w:eastAsia="Arial" w:cs="Arial"/>
+                <w:sz w:val="11"/>
                 <w:lang w:val="ru-RU"/>
               </w:rPr>
               <w:t>Сведения о приеме, переводе,</w:t>
             </w:r>
             <w:r>
               <w:rPr>
+                <w:sz w:val="11"/>
                 <w:lang w:val="ru-RU"/>
               </w:rPr>
               <w:br/>
@@ -868,6 +894,7 @@
             <w:r>
               <w:rPr>
                 <w:rFonts w:eastAsia="Arial" w:cs="Arial"/>
+                <w:sz w:val="11"/>
                 <w:lang w:val="ru-RU"/>
               </w:rPr>
               <w:t>увольнении</w:t>
@@ -882,6 +909,10 @@
           </w:tcPr>
           <w:p>
             <w:pPr>
+              <w:rPr>
+                <w:sz w:val="11"/>
+                <w:szCs w:val="11"/>
+              </w:rPr>
               <w:spacing w:after="0"/>
               <w:jc w:val="center"/>
             </w:pPr>
@@ -889,6 +920,7 @@
             <w:r>
               <w:rPr>
                 <w:rFonts w:eastAsia="Arial" w:cs="Arial"/>
+                <w:sz w:val="11"/>
               </w:rPr>
               <w:t>Наименование</w:t>
             </w:r>
@@ -903,12 +935,17 @@
           </w:tcPr>
           <w:p>
             <w:pPr>
+              <w:rPr>
+                <w:sz w:val="11"/>
+                <w:szCs w:val="11"/>
+              </w:rPr>
               <w:spacing w:after="0"/>
               <w:jc w:val="center"/>
             </w:pPr>
             <w:r>
               <w:rPr>
                 <w:rFonts w:eastAsia="Arial" w:cs="Arial"/>
+                <w:sz w:val="11"/>
               </w:rPr>
               <w:t>Основание</w:t>
             </w:r>
@@ -962,11 +999,14 @@
               <w:jc w:val="center"/>
               <w:rPr>
                 <w:lang w:val="ru-RU"/>
-              </w:rPr>
-            </w:pPr>
-            <w:r>
-              <w:rPr>
-                <w:rFonts w:eastAsia="Arial" w:cs="Arial"/>
+                <w:sz w:val="11"/>
+                <w:szCs w:val="11"/>
+              </w:rPr>
+            </w:pPr>
+            <w:r>
+              <w:rPr>
+                <w:rFonts w:eastAsia="Arial" w:cs="Arial"/>
+                <w:sz w:val="11"/>
                 <w:lang w:val="ru-RU"/>
               </w:rPr>
               <w:t xml:space="preserve">Трудовая функция (должность, профессия, специальность, </w:t>
@@ -974,12 +1014,14 @@
             <w:r>
               <w:rPr>
                 <w:rFonts w:eastAsia="Arial" w:cs="Arial"/>
+                <w:sz w:val="11"/>
                 <w:lang w:val="ru-RU"/>
               </w:rPr>
               <w:t>квалификация, конкретный вид поручаемой работы), структурное</w:t>
             </w:r>
             <w:r>
               <w:rPr>
+                <w:sz w:val="11"/>
                 <w:lang w:val="ru-RU"/>
               </w:rPr>
               <w:br/>
@@ -987,6 +1029,7 @@
             <w:r>
               <w:rPr>
                 <w:rFonts w:eastAsia="Arial" w:cs="Arial"/>
+                <w:sz w:val="11"/>
                 <w:lang w:val="ru-RU"/>
               </w:rPr>
               <w:t>подразделение</w:t>
@@ -1004,17 +1047,21 @@
               <w:jc w:val="center"/>
               <w:rPr>
                 <w:lang w:val="ru-RU"/>
-              </w:rPr>
-            </w:pPr>
-            <w:r>
-              <w:rPr>
-                <w:rFonts w:eastAsia="Arial" w:cs="Arial"/>
+                <w:sz w:val="11"/>
+                <w:szCs w:val="11"/>
+              </w:rPr>
+            </w:pPr>
+            <w:r>
+              <w:rPr>
+                <w:rFonts w:eastAsia="Arial" w:cs="Arial"/>
+                <w:sz w:val="11"/>
                 <w:lang w:val="ru-RU"/>
               </w:rPr>
               <w:t>Код</w:t>
             </w:r>
             <w:r>
               <w:rPr>
+                <w:sz w:val="11"/>
                 <w:lang w:val="ru-RU"/>
               </w:rPr>
               <w:br/>
@@ -1022,6 +1069,7 @@
             <w:r>
               <w:rPr>
                 <w:rFonts w:eastAsia="Arial" w:cs="Arial"/>
+                <w:sz w:val="11"/>
                 <w:lang w:val="ru-RU"/>
               </w:rPr>
               <w:t>выполняемой функции (при наличии)</w:t>
@@ -1039,17 +1087,21 @@
               <w:jc w:val="center"/>
               <w:rPr>
                 <w:lang w:val="ru-RU"/>
-              </w:rPr>
-            </w:pPr>
-            <w:r>
-              <w:rPr>
-                <w:rFonts w:eastAsia="Arial" w:cs="Arial"/>
+                <w:sz w:val="11"/>
+                <w:szCs w:val="11"/>
+              </w:rPr>
+            </w:pPr>
+            <w:r>
+              <w:rPr>
+                <w:rFonts w:eastAsia="Arial" w:cs="Arial"/>
+                <w:sz w:val="11"/>
                 <w:lang w:val="ru-RU"/>
               </w:rPr>
               <w:t>Причины увольнения, пункт, часть статьи, статья Трудового кодекса Российской Федерации,</w:t>
             </w:r>
             <w:r>
               <w:rPr>
+                <w:sz w:val="11"/>
                 <w:lang w:val="ru-RU"/>
               </w:rPr>
               <w:br/>
@@ -1057,6 +1109,7 @@
             <w:r>
               <w:rPr>
                 <w:rFonts w:eastAsia="Arial" w:cs="Arial"/>
+                <w:sz w:val="11"/>
                 <w:lang w:val="ru-RU"/>
               </w:rPr>
               <w:t>федерального закона</w:t>
@@ -1070,6 +1123,10 @@
           </w:tcPr>
           <w:p>
             <w:pPr>
+              <w:rPr>
+                <w:sz w:val="11"/>
+                <w:szCs w:val="11"/>
+              </w:rPr>
               <w:spacing w:after="0"/>
               <w:jc w:val="center"/>
             </w:pPr>
@@ -1077,6 +1134,7 @@
             <w:r>
               <w:rPr>
                 <w:rFonts w:eastAsia="Arial" w:cs="Arial"/>
+                <w:sz w:val="11"/>
               </w:rPr>
               <w:t>Наименование</w:t>
             </w:r>
@@ -1084,6 +1142,7 @@
             <w:r>
               <w:rPr>
                 <w:rFonts w:eastAsia="Arial" w:cs="Arial"/>
+                <w:sz w:val="11"/>
               </w:rPr>
               <w:t xml:space="preserve"> </w:t>
             </w:r>
@@ -1091,6 +1150,7 @@
             <w:r>
               <w:rPr>
                 <w:rFonts w:eastAsia="Arial" w:cs="Arial"/>
+                <w:sz w:val="11"/>
               </w:rPr>
               <w:t>документа</w:t>
             </w:r>
@@ -1104,12 +1164,17 @@
           </w:tcPr>
           <w:p>
             <w:pPr>
+              <w:rPr>
+                <w:sz w:val="11"/>
+                <w:szCs w:val="11"/>
+              </w:rPr>
               <w:spacing w:after="0"/>
               <w:jc w:val="center"/>
             </w:pPr>
             <w:r>
               <w:rPr>
                 <w:rFonts w:eastAsia="Arial" w:cs="Arial"/>
+                <w:sz w:val="11"/>
               </w:rPr>
               <w:t>Дата</w:t>
             </w:r>
@@ -1122,18 +1187,24 @@
           </w:tcPr>
           <w:p>
             <w:pPr>
+              <w:rPr>
+                <w:sz w:val="11"/>
+                <w:szCs w:val="11"/>
+              </w:rPr>
               <w:spacing w:after="0"/>
               <w:jc w:val="center"/>
             </w:pPr>
             <w:r>
               <w:rPr>
                 <w:rFonts w:eastAsia="Arial" w:cs="Arial"/>
+                <w:sz w:val="11"/>
               </w:rPr>
               <w:t>Номер д</w:t>
             </w:r>
             <w:r>
               <w:rPr>
                 <w:rFonts w:eastAsia="Arial" w:cs="Arial"/>
+                <w:sz w:val="11"/>
               </w:rPr>
               <w:t>окумента</w:t>
             </w:r>
@@ -1155,12 +1226,17 @@
           </w:tcPr>
           <w:p>
             <w:pPr>
+              <w:rPr>
+                <w:sz w:val="11"/>
+                <w:szCs w:val="11"/>
+              </w:rPr>
               <w:spacing w:after="0"/>
               <w:jc w:val="center"/>
             </w:pPr>
             <w:r>
               <w:rPr>
                 <w:rFonts w:eastAsia="Arial" w:cs="Arial"/>
+                <w:sz w:val="11"/>
               </w:rPr>
               <w:t>1</w:t>
             </w:r>
@@ -1173,12 +1249,17 @@
           </w:tcPr>
           <w:p>
             <w:pPr>
+              <w:rPr>
+                <w:sz w:val="11"/>
+                <w:szCs w:val="11"/>
+              </w:rPr>
               <w:spacing w:after="0"/>
               <w:jc w:val="center"/>
             </w:pPr>
             <w:r>
               <w:rPr>
                 <w:rFonts w:eastAsia="Arial" w:cs="Arial"/>
+                <w:sz w:val="11"/>
               </w:rPr>
               <w:t>2</w:t>
             </w:r>
@@ -1191,12 +1272,17 @@
           </w:tcPr>
           <w:p>
             <w:pPr>
+              <w:rPr>
+                <w:sz w:val="11"/>
+                <w:szCs w:val="11"/>
+              </w:rPr>
               <w:spacing w:after="0"/>
               <w:jc w:val="center"/>
             </w:pPr>
             <w:r>
               <w:rPr>
                 <w:rFonts w:eastAsia="Arial" w:cs="Arial"/>
+                <w:sz w:val="11"/>
               </w:rPr>
               <w:t>3</w:t>
             </w:r>
@@ -1209,12 +1295,17 @@
           </w:tcPr>
           <w:p>
             <w:pPr>
+              <w:rPr>
+                <w:sz w:val="11"/>
+                <w:szCs w:val="11"/>
+              </w:rPr>
               <w:spacing w:after="0"/>
               <w:jc w:val="center"/>
             </w:pPr>
             <w:r>
               <w:rPr>
                 <w:rFonts w:eastAsia="Arial" w:cs="Arial"/>
+                <w:sz w:val="11"/>
               </w:rPr>
               <w:t>4</w:t>
             </w:r>
@@ -1227,12 +1318,17 @@
           </w:tcPr>
           <w:p>
             <w:pPr>
+              <w:rPr>
+                <w:sz w:val="11"/>
+                <w:szCs w:val="11"/>
+              </w:rPr>
               <w:spacing w:after="0"/>
               <w:jc w:val="center"/>
             </w:pPr>
             <w:r>
               <w:rPr>
                 <w:rFonts w:eastAsia="Arial" w:cs="Arial"/>
+                <w:sz w:val="11"/>
               </w:rPr>
               <w:t>5</w:t>
             </w:r>
@@ -1245,12 +1341,17 @@
           </w:tcPr>
           <w:p>
             <w:pPr>
+              <w:rPr>
+                <w:sz w:val="11"/>
+                <w:szCs w:val="11"/>
+              </w:rPr>
               <w:spacing w:after="0"/>
               <w:jc w:val="center"/>
             </w:pPr>
             <w:r>
               <w:rPr>
                 <w:rFonts w:eastAsia="Arial" w:cs="Arial"/>
+                <w:sz w:val="11"/>
               </w:rPr>
               <w:t>6</w:t>
             </w:r>
@@ -1263,12 +1364,17 @@
           </w:tcPr>
           <w:p>
             <w:pPr>
+              <w:rPr>
+                <w:sz w:val="11"/>
+                <w:szCs w:val="11"/>
+              </w:rPr>
               <w:spacing w:after="0"/>
               <w:jc w:val="center"/>
             </w:pPr>
             <w:r>
               <w:rPr>
                 <w:rFonts w:eastAsia="Arial" w:cs="Arial"/>
+                <w:sz w:val="11"/>
               </w:rPr>
               <w:t>7</w:t>
             </w:r>
@@ -1281,12 +1387,17 @@
           </w:tcPr>
           <w:p>
             <w:pPr>
+              <w:rPr>
+                <w:sz w:val="11"/>
+                <w:szCs w:val="11"/>
+              </w:rPr>
               <w:spacing w:after="0"/>
               <w:jc w:val="center"/>
             </w:pPr>
             <w:r>
               <w:rPr>
                 <w:rFonts w:eastAsia="Arial" w:cs="Arial"/>
+                <w:sz w:val="11"/>
               </w:rPr>
               <w:t>8</w:t>
             </w:r>
@@ -1299,12 +1410,17 @@
           </w:tcPr>
           <w:p>
             <w:pPr>
+              <w:rPr>
+                <w:sz w:val="11"/>
+                <w:szCs w:val="11"/>
+              </w:rPr>
               <w:spacing w:after="0"/>
               <w:jc w:val="center"/>
             </w:pPr>
             <w:r>
               <w:rPr>
                 <w:rFonts w:eastAsia="Arial" w:cs="Arial"/>
+                <w:sz w:val="11"/>
               </w:rPr>
               <w:t>9</w:t>
             </w:r>
@@ -1317,12 +1433,17 @@
           </w:tcPr>
           <w:p>
             <w:pPr>
+              <w:rPr>
+                <w:sz w:val="11"/>
+                <w:szCs w:val="11"/>
+              </w:rPr>
               <w:spacing w:after="0"/>
               <w:jc w:val="center"/>
             </w:pPr>
             <w:r>
               <w:rPr>
                 <w:rFonts w:eastAsia="Arial" w:cs="Arial"/>
+                <w:sz w:val="11"/>
               </w:rPr>
               <w:t>10</w:t>
             </w:r>
@@ -1335,12 +1456,17 @@
           </w:tcPr>
           <w:p>
             <w:pPr>
+              <w:rPr>
+                <w:sz w:val="11"/>
+                <w:szCs w:val="11"/>
+              </w:rPr>
               <w:spacing w:after="0"/>
               <w:jc w:val="center"/>
             </w:pPr>
             <w:r>
               <w:rPr>
                 <w:rFonts w:eastAsia="Arial" w:cs="Arial"/>
+                <w:sz w:val="11"/>
               </w:rPr>
               <w:t>11</w:t>
             </w:r>
@@ -1355,12 +1481,17 @@
           </w:tcPr>
           <w:p>
             <w:pPr>
+              <w:rPr>
+                <w:sz w:val="11"/>
+                <w:szCs w:val="11"/>
+              </w:rPr>
               <w:spacing w:after="0"/>
               <w:jc w:val="center"/>
             </w:pPr>
             <w:r>
               <w:rPr>
                 <w:rFonts w:eastAsia="Arial" w:cs="Arial"/>
+                <w:sz w:val="11"/>
               </w:rPr>
               <w:t>{{ stdr.table1_rows[0].index }}</w:t>
             </w:r>
@@ -1373,11 +1504,16 @@
           </w:tcPr>
           <w:p>
             <w:pPr>
-              <w:spacing w:after="0"/>
-            </w:pPr>
-            <w:r>
-              <w:rPr>
-                <w:rFonts w:eastAsia="Arial" w:cs="Arial"/>
+              <w:rPr>
+                <w:sz w:val="11"/>
+                <w:szCs w:val="11"/>
+              </w:rPr>
+              <w:spacing w:after="0"/>
+            </w:pPr>
+            <w:r>
+              <w:rPr>
+                <w:rFonts w:eastAsia="Arial" w:cs="Arial"/>
+                <w:sz w:val="11"/>
               </w:rPr>
               <w:t>{{ stdr.table1_rows[0].company_with_sfr }}</w:t>
             </w:r>
@@ -1390,12 +1526,17 @@
           </w:tcPr>
           <w:p>
             <w:pPr>
+              <w:rPr>
+                <w:sz w:val="11"/>
+                <w:szCs w:val="11"/>
+              </w:rPr>
               <w:spacing w:after="0"/>
               <w:jc w:val="center"/>
             </w:pPr>
             <w:r>
               <w:rPr>
                 <w:rFonts w:eastAsia="Arial" w:cs="Arial"/>
+                <w:sz w:val="11"/>
               </w:rPr>
               <w:t>{{ stdr.table1_rows[0].event_date }}</w:t>
             </w:r>
@@ -1408,12 +1549,17 @@
           </w:tcPr>
           <w:p>
             <w:pPr>
+              <w:rPr>
+                <w:sz w:val="11"/>
+                <w:szCs w:val="11"/>
+              </w:rPr>
               <w:spacing w:after="0"/>
               <w:jc w:val="center"/>
             </w:pPr>
             <w:r>
               <w:rPr>
                 <w:rFonts w:eastAsia="Arial" w:cs="Arial"/>
+                <w:sz w:val="11"/>
               </w:rPr>
               <w:t>{{ stdr.table1_rows[0].event_type }}</w:t>
             </w:r>
@@ -1426,11 +1572,16 @@
           </w:tcPr>
           <w:p>
             <w:pPr>
-              <w:spacing w:after="0"/>
-            </w:pPr>
-            <w:r>
-              <w:rPr>
-                <w:rFonts w:eastAsia="Arial" w:cs="Arial"/>
+              <w:rPr>
+                <w:sz w:val="11"/>
+                <w:szCs w:val="11"/>
+              </w:rPr>
+              <w:spacing w:after="0"/>
+            </w:pPr>
+            <w:r>
+              <w:rPr>
+                <w:rFonts w:eastAsia="Arial" w:cs="Arial"/>
+                <w:sz w:val="11"/>
               </w:rPr>
               <w:t>{{ stdr.table1_rows[0].position }}</w:t>
             </w:r>
@@ -1443,12 +1594,17 @@
           </w:tcPr>
           <w:p>
             <w:pPr>
+              <w:rPr>
+                <w:sz w:val="11"/>
+                <w:szCs w:val="11"/>
+              </w:rPr>
               <w:spacing w:after="0"/>
               <w:jc w:val="center"/>
             </w:pPr>
             <w:r>
               <w:rPr>
                 <w:rFonts w:eastAsia="Arial" w:cs="Arial"/>
+                <w:sz w:val="11"/>
               </w:rPr>
               <w:t>{{ stdr.table1_rows[0].okz_code }}</w:t>
             </w:r>
@@ -1461,11 +1617,16 @@
           </w:tcPr>
           <w:p>
             <w:pPr>
-              <w:spacing w:after="0"/>
-            </w:pPr>
-            <w:r>
-              <w:rPr>
-                <w:rFonts w:eastAsia="Arial" w:cs="Arial"/>
+              <w:rPr>
+                <w:sz w:val="11"/>
+                <w:szCs w:val="11"/>
+              </w:rPr>
+              <w:spacing w:after="0"/>
+            </w:pPr>
+            <w:r>
+              <w:rPr>
+                <w:rFonts w:eastAsia="Arial" w:cs="Arial"/>
+                <w:sz w:val="11"/>
               </w:rPr>
               <w:t>{{ stdr.table1_rows[0].dismissal_reason }}</w:t>
             </w:r>
@@ -1478,12 +1639,17 @@
           </w:tcPr>
           <w:p>
             <w:pPr>
+              <w:rPr>
+                <w:sz w:val="11"/>
+                <w:szCs w:val="11"/>
+              </w:rPr>
               <w:spacing w:after="0"/>
               <w:jc w:val="center"/>
             </w:pPr>
             <w:r>
               <w:rPr>
                 <w:rFonts w:eastAsia="Arial" w:cs="Arial"/>
+                <w:sz w:val="11"/>
               </w:rPr>
               <w:t>{{ stdr.table1_rows[0].doc_name }}</w:t>
             </w:r>
@@ -1496,12 +1662,17 @@
           </w:tcPr>
           <w:p>
             <w:pPr>
+              <w:rPr>
+                <w:sz w:val="11"/>
+                <w:szCs w:val="11"/>
+              </w:rPr>
               <w:spacing w:after="0"/>
               <w:jc w:val="center"/>
             </w:pPr>
             <w:r>
               <w:rPr>
                 <w:rFonts w:eastAsia="Arial" w:cs="Arial"/>
+                <w:sz w:val="11"/>
               </w:rPr>
               <w:t>{{ stdr.table1_rows[0].doc_date }}</w:t>
             </w:r>
@@ -1514,12 +1685,17 @@
           </w:tcPr>
           <w:p>
             <w:pPr>
+              <w:rPr>
+                <w:sz w:val="11"/>
+                <w:szCs w:val="11"/>
+              </w:rPr>
               <w:spacing w:after="0"/>
               <w:jc w:val="center"/>
             </w:pPr>
             <w:r>
               <w:rPr>
                 <w:rFonts w:eastAsia="Arial" w:cs="Arial"/>
+                <w:sz w:val="11"/>
               </w:rPr>
               <w:t>{{ stdr.table1_rows[0].doc_number }}</w:t>
             </w:r>
@@ -1532,12 +1708,17 @@
           </w:tcPr>
           <w:p>
             <w:pPr>
+              <w:rPr>
+                <w:sz w:val="11"/>
+                <w:szCs w:val="11"/>
+              </w:rPr>
               <w:spacing w:after="0"/>
               <w:jc w:val="center"/>
             </w:pPr>
             <w:r>
               <w:rPr>
                 <w:rFonts w:eastAsia="Arial" w:cs="Arial"/>
+                <w:sz w:val="11"/>
               </w:rPr>
               <w:t>{{ stdr.table1_rows[0].cancellation }}</w:t>
             </w:r>
@@ -1552,18 +1733,24 @@
           </w:tcPr>
           <w:p>
             <w:pPr>
+              <w:rPr>
+                <w:sz w:val="11"/>
+                <w:szCs w:val="11"/>
+              </w:rPr>
               <w:spacing w:after="0"/>
               <w:jc w:val="center"/>
             </w:pPr>
             <w:r>
               <w:rPr>
                 <w:rFonts w:eastAsia="Arial" w:cs="Arial"/>
+                <w:sz w:val="11"/>
               </w:rPr>
               <w:t>{{ stdr.table1_rows[1].</w:t>
             </w:r>
             <w:r>
               <w:rPr>
                 <w:rFonts w:eastAsia="Arial" w:cs="Arial"/>
+                <w:sz w:val="11"/>
               </w:rPr>
               <w:lastRenderedPageBreak/>
               <w:t>index }}</w:t>
@@ -1577,11 +1764,16 @@
           </w:tcPr>
           <w:p>
             <w:pPr>
-              <w:spacing w:after="0"/>
-            </w:pPr>
-            <w:r>
-              <w:rPr>
-                <w:rFonts w:eastAsia="Arial" w:cs="Arial"/>
+              <w:rPr>
+                <w:sz w:val="11"/>
+                <w:szCs w:val="11"/>
+              </w:rPr>
+              <w:spacing w:after="0"/>
+            </w:pPr>
+            <w:r>
+              <w:rPr>
+                <w:rFonts w:eastAsia="Arial" w:cs="Arial"/>
+                <w:sz w:val="11"/>
               </w:rPr>
               <w:lastRenderedPageBreak/>
               <w:t xml:space="preserve">{{ </w:t>
@@ -1589,6 +1781,7 @@
             <w:r>
               <w:rPr>
                 <w:rFonts w:eastAsia="Arial" w:cs="Arial"/>
+                <w:sz w:val="11"/>
               </w:rPr>
               <w:t>stdr.table1_rows[1].company_with_sfr }}</w:t>
             </w:r>
@@ -1601,12 +1794,17 @@
           </w:tcPr>
           <w:p>
             <w:pPr>
+              <w:rPr>
+                <w:sz w:val="11"/>
+                <w:szCs w:val="11"/>
+              </w:rPr>
               <w:spacing w:after="0"/>
               <w:jc w:val="center"/>
             </w:pPr>
             <w:r>
               <w:rPr>
                 <w:rFonts w:eastAsia="Arial" w:cs="Arial"/>
+                <w:sz w:val="11"/>
               </w:rPr>
               <w:t>{{ stdr.table1_rows[1].event_date }}</w:t>
             </w:r>
@@ -1619,12 +1817,17 @@
           </w:tcPr>
           <w:p>
             <w:pPr>
+              <w:rPr>
+                <w:sz w:val="11"/>
+                <w:szCs w:val="11"/>
+              </w:rPr>
               <w:spacing w:after="0"/>
               <w:jc w:val="center"/>
             </w:pPr>
             <w:r>
               <w:rPr>
                 <w:rFonts w:eastAsia="Arial" w:cs="Arial"/>
+                <w:sz w:val="11"/>
               </w:rPr>
               <w:t>{{ stdr.table1_rows[1].event_type }}</w:t>
             </w:r>
@@ -1637,11 +1840,16 @@
           </w:tcPr>
           <w:p>
             <w:pPr>
-              <w:spacing w:after="0"/>
-            </w:pPr>
-            <w:r>
-              <w:rPr>
-                <w:rFonts w:eastAsia="Arial" w:cs="Arial"/>
+              <w:rPr>
+                <w:sz w:val="11"/>
+                <w:szCs w:val="11"/>
+              </w:rPr>
+              <w:spacing w:after="0"/>
+            </w:pPr>
+            <w:r>
+              <w:rPr>
+                <w:rFonts w:eastAsia="Arial" w:cs="Arial"/>
+                <w:sz w:val="11"/>
               </w:rPr>
               <w:t>{{ stdr.table1_rows[1].position }}</w:t>
             </w:r>
@@ -1654,12 +1862,17 @@
           </w:tcPr>
           <w:p>
             <w:pPr>
+              <w:rPr>
+                <w:sz w:val="11"/>
+                <w:szCs w:val="11"/>
+              </w:rPr>
               <w:spacing w:after="0"/>
               <w:jc w:val="center"/>
             </w:pPr>
             <w:r>
               <w:rPr>
                 <w:rFonts w:eastAsia="Arial" w:cs="Arial"/>
+                <w:sz w:val="11"/>
               </w:rPr>
               <w:t>{{ stdr.table1_rows[1].okz_code }}</w:t>
             </w:r>
@@ -1672,11 +1885,16 @@
           </w:tcPr>
           <w:p>
             <w:pPr>
-              <w:spacing w:after="0"/>
-            </w:pPr>
-            <w:r>
-              <w:rPr>
-                <w:rFonts w:eastAsia="Arial" w:cs="Arial"/>
+              <w:rPr>
+                <w:sz w:val="11"/>
+                <w:szCs w:val="11"/>
+              </w:rPr>
+              <w:spacing w:after="0"/>
+            </w:pPr>
+            <w:r>
+              <w:rPr>
+                <w:rFonts w:eastAsia="Arial" w:cs="Arial"/>
+                <w:sz w:val="11"/>
               </w:rPr>
               <w:t>{{ stdr.table1_rows[1].dismissal_reason }}</w:t>
             </w:r>
@@ -1689,18 +1907,24 @@
           </w:tcPr>
           <w:p>
             <w:pPr>
+              <w:rPr>
+                <w:sz w:val="11"/>
+                <w:szCs w:val="11"/>
+              </w:rPr>
               <w:spacing w:after="0"/>
               <w:jc w:val="center"/>
             </w:pPr>
             <w:r>
               <w:rPr>
                 <w:rFonts w:eastAsia="Arial" w:cs="Arial"/>
+                <w:sz w:val="11"/>
               </w:rPr>
               <w:t xml:space="preserve">{{ </w:t>
             </w:r>
             <w:r>
               <w:rPr>
                 <w:rFonts w:eastAsia="Arial" w:cs="Arial"/>
+                <w:sz w:val="11"/>
               </w:rPr>
               <w:t>stdr.table1_rows[1].doc_name }}</w:t>
             </w:r>
@@ -1713,12 +1937,17 @@
           </w:tcPr>
           <w:p>
             <w:pPr>
+              <w:rPr>
+                <w:sz w:val="11"/>
+                <w:szCs w:val="11"/>
+              </w:rPr>
               <w:spacing w:after="0"/>
               <w:jc w:val="center"/>
             </w:pPr>
             <w:r>
               <w:rPr>
                 <w:rFonts w:eastAsia="Arial" w:cs="Arial"/>
+                <w:sz w:val="11"/>
               </w:rPr>
               <w:t>{{ stdr.table1_rows[1].doc_date }}</w:t>
             </w:r>
@@ -1731,12 +1960,17 @@
           </w:tcPr>
           <w:p>
             <w:pPr>
+              <w:rPr>
+                <w:sz w:val="11"/>
+                <w:szCs w:val="11"/>
+              </w:rPr>
               <w:spacing w:after="0"/>
               <w:jc w:val="center"/>
             </w:pPr>
             <w:r>
               <w:rPr>
                 <w:rFonts w:eastAsia="Arial" w:cs="Arial"/>
+                <w:sz w:val="11"/>
               </w:rPr>
               <w:t>{{ stdr.table1_rows[1].doc_number }}</w:t>
             </w:r>
@@ -1749,12 +1983,17 @@
           </w:tcPr>
           <w:p>
             <w:pPr>
+              <w:rPr>
+                <w:sz w:val="11"/>
+                <w:szCs w:val="11"/>
+              </w:rPr>
               <w:spacing w:after="0"/>
               <w:jc w:val="center"/>
             </w:pPr>
             <w:r>
               <w:rPr>
                 <w:rFonts w:eastAsia="Arial" w:cs="Arial"/>
+                <w:sz w:val="11"/>
               </w:rPr>
               <w:t>{{ stdr.table1_rows[1].cancellation }}</w:t>
             </w:r>
@@ -1769,12 +2008,17 @@
           </w:tcPr>
           <w:p>
             <w:pPr>
+              <w:rPr>
+                <w:sz w:val="11"/>
+                <w:szCs w:val="11"/>
+              </w:rPr>
               <w:spacing w:after="0"/>
               <w:jc w:val="center"/>
             </w:pPr>
             <w:r>
               <w:rPr>
                 <w:rFonts w:eastAsia="Arial" w:cs="Arial"/>
+                <w:sz w:val="11"/>
               </w:rPr>
               <w:t>{{ stdr.table1_rows[2].index }}</w:t>
             </w:r>
@@ -1787,11 +2031,16 @@
           </w:tcPr>
           <w:p>
             <w:pPr>
-              <w:spacing w:after="0"/>
-            </w:pPr>
-            <w:r>
-              <w:rPr>
-                <w:rFonts w:eastAsia="Arial" w:cs="Arial"/>
+              <w:rPr>
+                <w:sz w:val="11"/>
+                <w:szCs w:val="11"/>
+              </w:rPr>
+              <w:spacing w:after="0"/>
+            </w:pPr>
+            <w:r>
+              <w:rPr>
+                <w:rFonts w:eastAsia="Arial" w:cs="Arial"/>
+                <w:sz w:val="11"/>
               </w:rPr>
               <w:t>{{ stdr.table1_rows[2].company_with_sfr }}</w:t>
             </w:r>
@@ -1804,12 +2053,17 @@
           </w:tcPr>
           <w:p>
             <w:pPr>
+              <w:rPr>
+                <w:sz w:val="11"/>
+                <w:szCs w:val="11"/>
+              </w:rPr>
               <w:spacing w:after="0"/>
               <w:jc w:val="center"/>
             </w:pPr>
             <w:r>
               <w:rPr>
                 <w:rFonts w:eastAsia="Arial" w:cs="Arial"/>
+                <w:sz w:val="11"/>
               </w:rPr>
               <w:t>{{ stdr.table1_rows[2].event_date }}</w:t>
             </w:r>
@@ -1822,12 +2076,17 @@
           </w:tcPr>
           <w:p>
             <w:pPr>
+              <w:rPr>
+                <w:sz w:val="11"/>
+                <w:szCs w:val="11"/>
+              </w:rPr>
               <w:spacing w:after="0"/>
               <w:jc w:val="center"/>
             </w:pPr>
             <w:r>
               <w:rPr>
                 <w:rFonts w:eastAsia="Arial" w:cs="Arial"/>
+                <w:sz w:val="11"/>
               </w:rPr>
               <w:t>{{ stdr.table1_rows[2].event_type }}</w:t>
             </w:r>
@@ -1840,11 +2099,16 @@
           </w:tcPr>
           <w:p>
             <w:pPr>
-              <w:spacing w:after="0"/>
-            </w:pPr>
-            <w:r>
-              <w:rPr>
-                <w:rFonts w:eastAsia="Arial" w:cs="Arial"/>
+              <w:rPr>
+                <w:sz w:val="11"/>
+                <w:szCs w:val="11"/>
+              </w:rPr>
+              <w:spacing w:after="0"/>
+            </w:pPr>
+            <w:r>
+              <w:rPr>
+                <w:rFonts w:eastAsia="Arial" w:cs="Arial"/>
+                <w:sz w:val="11"/>
               </w:rPr>
               <w:t>{{ stdr.table1_rows[2].position }}</w:t>
             </w:r>
@@ -1857,12 +2121,17 @@
           </w:tcPr>
           <w:p>
             <w:pPr>
+              <w:rPr>
+                <w:sz w:val="11"/>
+                <w:szCs w:val="11"/>
+              </w:rPr>
               <w:spacing w:after="0"/>
               <w:jc w:val="center"/>
             </w:pPr>
             <w:r>
               <w:rPr>
                 <w:rFonts w:eastAsia="Arial" w:cs="Arial"/>
+                <w:sz w:val="11"/>
               </w:rPr>
               <w:t>{{ stdr.table1_rows[2].okz_code }}</w:t>
             </w:r>
@@ -1875,11 +2144,16 @@
           </w:tcPr>
           <w:p>
             <w:pPr>
-              <w:spacing w:after="0"/>
-            </w:pPr>
-            <w:r>
-              <w:rPr>
-                <w:rFonts w:eastAsia="Arial" w:cs="Arial"/>
+              <w:rPr>
+                <w:sz w:val="11"/>
+                <w:szCs w:val="11"/>
+              </w:rPr>
+              <w:spacing w:after="0"/>
+            </w:pPr>
+            <w:r>
+              <w:rPr>
+                <w:rFonts w:eastAsia="Arial" w:cs="Arial"/>
+                <w:sz w:val="11"/>
               </w:rPr>
               <w:t>{{ stdr.table1_rows[2].dismissal_reason }}</w:t>
             </w:r>
@@ -1892,12 +2166,17 @@
           </w:tcPr>
           <w:p>
             <w:pPr>
+              <w:rPr>
+                <w:sz w:val="11"/>
+                <w:szCs w:val="11"/>
+              </w:rPr>
               <w:spacing w:after="0"/>
               <w:jc w:val="center"/>
             </w:pPr>
             <w:r>
               <w:rPr>
                 <w:rFonts w:eastAsia="Arial" w:cs="Arial"/>
+                <w:sz w:val="11"/>
               </w:rPr>
               <w:t>{{ stdr.table1_rows[2].doc_name }}</w:t>
             </w:r>
@@ -1910,12 +2189,17 @@
           </w:tcPr>
           <w:p>
             <w:pPr>
+              <w:rPr>
+                <w:sz w:val="11"/>
+                <w:szCs w:val="11"/>
+              </w:rPr>
               <w:spacing w:after="0"/>
               <w:jc w:val="center"/>
             </w:pPr>
             <w:r>
               <w:rPr>
                 <w:rFonts w:eastAsia="Arial" w:cs="Arial"/>
+                <w:sz w:val="11"/>
               </w:rPr>
               <w:t>{{ stdr.table1_rows[2].doc_date }}</w:t>
             </w:r>
@@ -1928,12 +2212,17 @@
           </w:tcPr>
           <w:p>
             <w:pPr>
+              <w:rPr>
+                <w:sz w:val="11"/>
+                <w:szCs w:val="11"/>
+              </w:rPr>
               <w:spacing w:after="0"/>
               <w:jc w:val="center"/>
             </w:pPr>
             <w:r>
               <w:rPr>
                 <w:rFonts w:eastAsia="Arial" w:cs="Arial"/>
+                <w:sz w:val="11"/>
               </w:rPr>
               <w:t>{{ stdr.table1_rows[2].doc_number }}</w:t>
             </w:r>
@@ -1946,12 +2235,17 @@
           </w:tcPr>
           <w:p>
             <w:pPr>
+              <w:rPr>
+                <w:sz w:val="11"/>
+                <w:szCs w:val="11"/>
+              </w:rPr>
               <w:spacing w:after="0"/>
               <w:jc w:val="center"/>
             </w:pPr>
             <w:r>
               <w:rPr>
                 <w:rFonts w:eastAsia="Arial" w:cs="Arial"/>
+                <w:sz w:val="11"/>
               </w:rPr>
               <w:t>{{ stdr.table1_rows[2].cancellation }}</w:t>
             </w:r>
@@ -1966,12 +2260,17 @@
           </w:tcPr>
           <w:p>
             <w:pPr>
+              <w:rPr>
+                <w:sz w:val="11"/>
+                <w:szCs w:val="11"/>
+              </w:rPr>
               <w:spacing w:after="0"/>
               <w:jc w:val="center"/>
             </w:pPr>
             <w:r>
               <w:rPr>
                 <w:rFonts w:eastAsia="Arial" w:cs="Arial"/>
+                <w:sz w:val="11"/>
               </w:rPr>
               <w:t>{{ stdr.table1_rows[3].index }}</w:t>
             </w:r>
@@ -1984,11 +2283,16 @@
           </w:tcPr>
           <w:p>
             <w:pPr>
-              <w:spacing w:after="0"/>
-            </w:pPr>
-            <w:r>
-              <w:rPr>
-                <w:rFonts w:eastAsia="Arial" w:cs="Arial"/>
+              <w:rPr>
+                <w:sz w:val="11"/>
+                <w:szCs w:val="11"/>
+              </w:rPr>
+              <w:spacing w:after="0"/>
+            </w:pPr>
+            <w:r>
+              <w:rPr>
+                <w:rFonts w:eastAsia="Arial" w:cs="Arial"/>
+                <w:sz w:val="11"/>
               </w:rPr>
               <w:t>{{ stdr.table1_rows[3].company_with_sfr }}</w:t>
             </w:r>
@@ -2001,12 +2305,17 @@
           </w:tcPr>
           <w:p>
             <w:pPr>
+              <w:rPr>
+                <w:sz w:val="11"/>
+                <w:szCs w:val="11"/>
+              </w:rPr>
               <w:spacing w:after="0"/>
               <w:jc w:val="center"/>
             </w:pPr>
             <w:r>
               <w:rPr>
                 <w:rFonts w:eastAsia="Arial" w:cs="Arial"/>
+                <w:sz w:val="11"/>
               </w:rPr>
               <w:t>{{ stdr.table1_rows[3].event_date }}</w:t>
             </w:r>
@@ -2019,12 +2328,17 @@
           </w:tcPr>
           <w:p>
             <w:pPr>
+              <w:rPr>
+                <w:sz w:val="11"/>
+                <w:szCs w:val="11"/>
+              </w:rPr>
               <w:spacing w:after="0"/>
               <w:jc w:val="center"/>
             </w:pPr>
             <w:r>
               <w:rPr>
                 <w:rFonts w:eastAsia="Arial" w:cs="Arial"/>
+                <w:sz w:val="11"/>
               </w:rPr>
               <w:t>{{ stdr.table1_rows[3].event_type }}</w:t>
             </w:r>
@@ -2037,11 +2351,16 @@
           </w:tcPr>
           <w:p>
             <w:pPr>
-              <w:spacing w:after="0"/>
-            </w:pPr>
-            <w:r>
-              <w:rPr>
-                <w:rFonts w:eastAsia="Arial" w:cs="Arial"/>
+              <w:rPr>
+                <w:sz w:val="11"/>
+                <w:szCs w:val="11"/>
+              </w:rPr>
+              <w:spacing w:after="0"/>
+            </w:pPr>
+            <w:r>
+              <w:rPr>
+                <w:rFonts w:eastAsia="Arial" w:cs="Arial"/>
+                <w:sz w:val="11"/>
               </w:rPr>
               <w:t>{{ stdr.table1_rows[3].position }}</w:t>
             </w:r>
@@ -2054,18 +2373,24 @@
           </w:tcPr>
           <w:p>
             <w:pPr>
+              <w:rPr>
+                <w:sz w:val="11"/>
+                <w:szCs w:val="11"/>
+              </w:rPr>
               <w:spacing w:after="0"/>
               <w:jc w:val="center"/>
             </w:pPr>
             <w:r>
               <w:rPr>
                 <w:rFonts w:eastAsia="Arial" w:cs="Arial"/>
+                <w:sz w:val="11"/>
               </w:rPr>
               <w:t>{{ stdr.table1_rows[3].okz_code</w:t>
             </w:r>
             <w:r>
               <w:rPr>
                 <w:rFonts w:eastAsia="Arial" w:cs="Arial"/>
+                <w:sz w:val="11"/>
               </w:rPr>
               <w:t xml:space="preserve"> }}</w:t>
             </w:r>
@@ -2078,11 +2403,16 @@
           </w:tcPr>
           <w:p>
             <w:pPr>
-              <w:spacing w:after="0"/>
-            </w:pPr>
-            <w:r>
-              <w:rPr>
-                <w:rFonts w:eastAsia="Arial" w:cs="Arial"/>
+              <w:rPr>
+                <w:sz w:val="11"/>
+                <w:szCs w:val="11"/>
+              </w:rPr>
+              <w:spacing w:after="0"/>
+            </w:pPr>
+            <w:r>
+              <w:rPr>
+                <w:rFonts w:eastAsia="Arial" w:cs="Arial"/>
+                <w:sz w:val="11"/>
               </w:rPr>
               <w:t>{{ stdr.table1_rows[3].dismissal_reason }}</w:t>
             </w:r>
@@ -2095,12 +2425,17 @@
           </w:tcPr>
           <w:p>
             <w:pPr>
+              <w:rPr>
+                <w:sz w:val="11"/>
+                <w:szCs w:val="11"/>
+              </w:rPr>
               <w:spacing w:after="0"/>
               <w:jc w:val="center"/>
             </w:pPr>
             <w:r>
               <w:rPr>
                 <w:rFonts w:eastAsia="Arial" w:cs="Arial"/>
+                <w:sz w:val="11"/>
               </w:rPr>
               <w:t>{{ stdr.table1_rows[3].doc_name }}</w:t>
             </w:r>
@@ -2113,12 +2448,17 @@
           </w:tcPr>
           <w:p>
             <w:pPr>
+              <w:rPr>
+                <w:sz w:val="11"/>
+                <w:szCs w:val="11"/>
+              </w:rPr>
               <w:spacing w:after="0"/>
               <w:jc w:val="center"/>
             </w:pPr>
             <w:r>
               <w:rPr>
                 <w:rFonts w:eastAsia="Arial" w:cs="Arial"/>
+                <w:sz w:val="11"/>
               </w:rPr>
               <w:t>{{ stdr.table1_rows[3].doc_date }}</w:t>
             </w:r>
@@ -2131,12 +2471,17 @@
           </w:tcPr>
           <w:p>
             <w:pPr>
+              <w:rPr>
+                <w:sz w:val="11"/>
+                <w:szCs w:val="11"/>
+              </w:rPr>
               <w:spacing w:after="0"/>
               <w:jc w:val="center"/>
             </w:pPr>
             <w:r>
               <w:rPr>
                 <w:rFonts w:eastAsia="Arial" w:cs="Arial"/>
+                <w:sz w:val="11"/>
               </w:rPr>
               <w:t>{{ stdr.table1_rows[3].doc_number }}</w:t>
             </w:r>
@@ -2149,12 +2494,17 @@
           </w:tcPr>
           <w:p>
             <w:pPr>
+              <w:rPr>
+                <w:sz w:val="11"/>
+                <w:szCs w:val="11"/>
+              </w:rPr>
               <w:spacing w:after="0"/>
               <w:jc w:val="center"/>
             </w:pPr>
             <w:r>
               <w:rPr>
                 <w:rFonts w:eastAsia="Arial" w:cs="Arial"/>
+                <w:sz w:val="11"/>
               </w:rPr>
               <w:t>{{ stdr.table1_rows[3].cancellation }}</w:t>
             </w:r>
@@ -2169,12 +2519,17 @@
           </w:tcPr>
           <w:p>
             <w:pPr>
+              <w:rPr>
+                <w:sz w:val="11"/>
+                <w:szCs w:val="11"/>
+              </w:rPr>
               <w:spacing w:after="0"/>
               <w:jc w:val="center"/>
             </w:pPr>
             <w:r>
               <w:rPr>
                 <w:rFonts w:eastAsia="Arial" w:cs="Arial"/>
+                <w:sz w:val="11"/>
               </w:rPr>
               <w:t>{{ stdr.table1_rows[4].index }}</w:t>
             </w:r>
@@ -2187,17 +2542,23 @@
           </w:tcPr>
           <w:p>
             <w:pPr>
-              <w:spacing w:after="0"/>
-            </w:pPr>
-            <w:r>
-              <w:rPr>
-                <w:rFonts w:eastAsia="Arial" w:cs="Arial"/>
+              <w:rPr>
+                <w:sz w:val="11"/>
+                <w:szCs w:val="11"/>
+              </w:rPr>
+              <w:spacing w:after="0"/>
+            </w:pPr>
+            <w:r>
+              <w:rPr>
+                <w:rFonts w:eastAsia="Arial" w:cs="Arial"/>
+                <w:sz w:val="11"/>
               </w:rPr>
               <w:t xml:space="preserve">{{ </w:t>
             </w:r>
             <w:r>
               <w:rPr>
                 <w:rFonts w:eastAsia="Arial" w:cs="Arial"/>
+                <w:sz w:val="11"/>
               </w:rPr>
               <w:t>stdr.table1_rows[4].company_with_sfr }}</w:t>
             </w:r>
@@ -2210,12 +2571,17 @@
           </w:tcPr>
           <w:p>
             <w:pPr>
+              <w:rPr>
+                <w:sz w:val="11"/>
+                <w:szCs w:val="11"/>
+              </w:rPr>
               <w:spacing w:after="0"/>
               <w:jc w:val="center"/>
             </w:pPr>
             <w:r>
               <w:rPr>
                 <w:rFonts w:eastAsia="Arial" w:cs="Arial"/>
+                <w:sz w:val="11"/>
               </w:rPr>
               <w:t>{{ stdr.table1_rows[4].event_date }}</w:t>
             </w:r>
@@ -2228,12 +2594,17 @@
           </w:tcPr>
           <w:p>
             <w:pPr>
+              <w:rPr>
+                <w:sz w:val="11"/>
+                <w:szCs w:val="11"/>
+              </w:rPr>
               <w:spacing w:after="0"/>
               <w:jc w:val="center"/>
             </w:pPr>
             <w:r>
               <w:rPr>
                 <w:rFonts w:eastAsia="Arial" w:cs="Arial"/>
+                <w:sz w:val="11"/>
               </w:rPr>
               <w:t>{{ stdr.table1_rows[4].event_type }}</w:t>
             </w:r>
@@ -2246,11 +2617,16 @@
           </w:tcPr>
           <w:p>
             <w:pPr>
-              <w:spacing w:after="0"/>
-            </w:pPr>
-            <w:r>
-              <w:rPr>
-                <w:rFonts w:eastAsia="Arial" w:cs="Arial"/>
+              <w:rPr>
+                <w:sz w:val="11"/>
+                <w:szCs w:val="11"/>
+              </w:rPr>
+              <w:spacing w:after="0"/>
+            </w:pPr>
+            <w:r>
+              <w:rPr>
+                <w:rFonts w:eastAsia="Arial" w:cs="Arial"/>
+                <w:sz w:val="11"/>
               </w:rPr>
               <w:t>{{ stdr.table1_rows[4].position }}</w:t>
             </w:r>
@@ -2263,12 +2639,17 @@
           </w:tcPr>
           <w:p>
             <w:pPr>
+              <w:rPr>
+                <w:sz w:val="11"/>
+                <w:szCs w:val="11"/>
+              </w:rPr>
               <w:spacing w:after="0"/>
               <w:jc w:val="center"/>
             </w:pPr>
             <w:r>
               <w:rPr>
                 <w:rFonts w:eastAsia="Arial" w:cs="Arial"/>
+                <w:sz w:val="11"/>
               </w:rPr>
               <w:t>{{ stdr.table1_rows[4].okz_code }}</w:t>
             </w:r>
@@ -2281,11 +2662,16 @@
           </w:tcPr>
           <w:p>
             <w:pPr>
-              <w:spacing w:after="0"/>
-            </w:pPr>
-            <w:r>
-              <w:rPr>
-                <w:rFonts w:eastAsia="Arial" w:cs="Arial"/>
+              <w:rPr>
+                <w:sz w:val="11"/>
+                <w:szCs w:val="11"/>
+              </w:rPr>
+              <w:spacing w:after="0"/>
+            </w:pPr>
+            <w:r>
+              <w:rPr>
+                <w:rFonts w:eastAsia="Arial" w:cs="Arial"/>
+                <w:sz w:val="11"/>
               </w:rPr>
               <w:t>{{ stdr.table1_rows[4].dismissal_reason }}</w:t>
             </w:r>
@@ -2298,18 +2684,24 @@
           </w:tcPr>
           <w:p>
             <w:pPr>
+              <w:rPr>
+                <w:sz w:val="11"/>
+                <w:szCs w:val="11"/>
+              </w:rPr>
               <w:spacing w:after="0"/>
               <w:jc w:val="center"/>
             </w:pPr>
             <w:r>
               <w:rPr>
                 <w:rFonts w:eastAsia="Arial" w:cs="Arial"/>
+                <w:sz w:val="11"/>
               </w:rPr>
               <w:t>{{ stdr.table1_rows[4].doc_na</w:t>
             </w:r>
             <w:r>
               <w:rPr>
                 <w:rFonts w:eastAsia="Arial" w:cs="Arial"/>
+                <w:sz w:val="11"/>
               </w:rPr>
               <w:t>me }}</w:t>
             </w:r>
@@ -2322,12 +2714,17 @@
           </w:tcPr>
           <w:p>
             <w:pPr>
+              <w:rPr>
+                <w:sz w:val="11"/>
+                <w:szCs w:val="11"/>
+              </w:rPr>
               <w:spacing w:after="0"/>
               <w:jc w:val="center"/>
             </w:pPr>
             <w:r>
               <w:rPr>
                 <w:rFonts w:eastAsia="Arial" w:cs="Arial"/>
+                <w:sz w:val="11"/>
               </w:rPr>
               <w:t>{{ stdr.table1_rows[4].doc_date }}</w:t>
             </w:r>
@@ -2340,12 +2737,17 @@
           </w:tcPr>
           <w:p>
             <w:pPr>
+              <w:rPr>
+                <w:sz w:val="11"/>
+                <w:szCs w:val="11"/>
+              </w:rPr>
               <w:spacing w:after="0"/>
               <w:jc w:val="center"/>
             </w:pPr>
             <w:r>
               <w:rPr>
                 <w:rFonts w:eastAsia="Arial" w:cs="Arial"/>
+                <w:sz w:val="11"/>
               </w:rPr>
               <w:t>{{ stdr.table1_rows[4].doc_number }}</w:t>
             </w:r>
@@ -2358,12 +2760,17 @@
           </w:tcPr>
           <w:p>
             <w:pPr>
+              <w:rPr>
+                <w:sz w:val="11"/>
+                <w:szCs w:val="11"/>
+              </w:rPr>
               <w:spacing w:after="0"/>
               <w:jc w:val="center"/>
             </w:pPr>
             <w:r>
               <w:rPr>
                 <w:rFonts w:eastAsia="Arial" w:cs="Arial"/>
+                <w:sz w:val="11"/>
               </w:rPr>
               <w:t>{{ stdr.table1_rows[4].cancellation }}</w:t>
             </w:r>
@@ -2378,18 +2785,24 @@
           </w:tcPr>
           <w:p>
             <w:pPr>
+              <w:rPr>
+                <w:sz w:val="11"/>
+                <w:szCs w:val="11"/>
+              </w:rPr>
               <w:spacing w:after="0"/>
               <w:jc w:val="center"/>
             </w:pPr>
             <w:r>
               <w:rPr>
                 <w:rFonts w:eastAsia="Arial" w:cs="Arial"/>
+                <w:sz w:val="11"/>
               </w:rPr>
               <w:t>{{ stdr.table1_ro</w:t>
             </w:r>
             <w:r>
               <w:rPr>
                 <w:rFonts w:eastAsia="Arial" w:cs="Arial"/>
+                <w:sz w:val="11"/>
               </w:rPr>
               <w:lastRenderedPageBreak/>
               <w:t>ws[5].index }}</w:t>
@@ -2403,11 +2816,16 @@
           </w:tcPr>
           <w:p>
             <w:pPr>
-              <w:spacing w:after="0"/>
-            </w:pPr>
-            <w:r>
-              <w:rPr>
-                <w:rFonts w:eastAsia="Arial" w:cs="Arial"/>
+              <w:rPr>
+                <w:sz w:val="11"/>
+                <w:szCs w:val="11"/>
+              </w:rPr>
+              <w:spacing w:after="0"/>
+            </w:pPr>
+            <w:r>
+              <w:rPr>
+                <w:rFonts w:eastAsia="Arial" w:cs="Arial"/>
+                <w:sz w:val="11"/>
               </w:rPr>
               <w:lastRenderedPageBreak/>
               <w:t>{{ stdr.table1_rows[5].company_with_sfr }}</w:t>
@@ -2421,12 +2839,17 @@
           </w:tcPr>
           <w:p>
             <w:pPr>
+              <w:rPr>
+                <w:sz w:val="11"/>
+                <w:szCs w:val="11"/>
+              </w:rPr>
               <w:spacing w:after="0"/>
               <w:jc w:val="center"/>
             </w:pPr>
             <w:r>
               <w:rPr>
                 <w:rFonts w:eastAsia="Arial" w:cs="Arial"/>
+                <w:sz w:val="11"/>
               </w:rPr>
               <w:t>{{ stdr.table1_rows[5].event_date }}</w:t>
             </w:r>
@@ -2439,18 +2862,24 @@
           </w:tcPr>
           <w:p>
             <w:pPr>
+              <w:rPr>
+                <w:sz w:val="11"/>
+                <w:szCs w:val="11"/>
+              </w:rPr>
               <w:spacing w:after="0"/>
               <w:jc w:val="center"/>
             </w:pPr>
             <w:r>
               <w:rPr>
                 <w:rFonts w:eastAsia="Arial" w:cs="Arial"/>
+                <w:sz w:val="11"/>
               </w:rPr>
               <w:t xml:space="preserve">{{ </w:t>
             </w:r>
             <w:r>
               <w:rPr>
                 <w:rFonts w:eastAsia="Arial" w:cs="Arial"/>
+                <w:sz w:val="11"/>
               </w:rPr>
               <w:t>stdr.table1_rows[5].event_type }}</w:t>
             </w:r>
@@ -2463,11 +2892,16 @@
           </w:tcPr>
           <w:p>
             <w:pPr>
-              <w:spacing w:after="0"/>
-            </w:pPr>
-            <w:r>
-              <w:rPr>
-                <w:rFonts w:eastAsia="Arial" w:cs="Arial"/>
+              <w:rPr>
+                <w:sz w:val="11"/>
+                <w:szCs w:val="11"/>
+              </w:rPr>
+              <w:spacing w:after="0"/>
+            </w:pPr>
+            <w:r>
+              <w:rPr>
+                <w:rFonts w:eastAsia="Arial" w:cs="Arial"/>
+                <w:sz w:val="11"/>
               </w:rPr>
               <w:t>{{ stdr.table1_rows[5].position }}</w:t>
             </w:r>
@@ -2480,12 +2914,17 @@
           </w:tcPr>
           <w:p>
             <w:pPr>
+              <w:rPr>
+                <w:sz w:val="11"/>
+                <w:szCs w:val="11"/>
+              </w:rPr>
               <w:spacing w:after="0"/>
               <w:jc w:val="center"/>
             </w:pPr>
             <w:r>
               <w:rPr>
                 <w:rFonts w:eastAsia="Arial" w:cs="Arial"/>
+                <w:sz w:val="11"/>
               </w:rPr>
               <w:t>{{ stdr.table1_rows[5].okz_code }}</w:t>
             </w:r>
@@ -2498,11 +2937,16 @@
           </w:tcPr>
           <w:p>
             <w:pPr>
-              <w:spacing w:after="0"/>
-            </w:pPr>
-            <w:r>
-              <w:rPr>
-                <w:rFonts w:eastAsia="Arial" w:cs="Arial"/>
+              <w:rPr>
+                <w:sz w:val="11"/>
+                <w:szCs w:val="11"/>
+              </w:rPr>
+              <w:spacing w:after="0"/>
+            </w:pPr>
+            <w:r>
+              <w:rPr>
+                <w:rFonts w:eastAsia="Arial" w:cs="Arial"/>
+                <w:sz w:val="11"/>
               </w:rPr>
               <w:t>{{ stdr.table1_rows[5].dismissal_reason }}</w:t>
             </w:r>
@@ -2515,12 +2959,17 @@
           </w:tcPr>
           <w:p>
             <w:pPr>
+              <w:rPr>
+                <w:sz w:val="11"/>
+                <w:szCs w:val="11"/>
+              </w:rPr>
               <w:spacing w:after="0"/>
               <w:jc w:val="center"/>
             </w:pPr>
             <w:r>
               <w:rPr>
                 <w:rFonts w:eastAsia="Arial" w:cs="Arial"/>
+                <w:sz w:val="11"/>
               </w:rPr>
               <w:t>{{ stdr.table1_rows[5].doc_name }}</w:t>
             </w:r>
@@ -2533,12 +2982,17 @@
           </w:tcPr>
           <w:p>
             <w:pPr>
+              <w:rPr>
+                <w:sz w:val="11"/>
+                <w:szCs w:val="11"/>
+              </w:rPr>
               <w:spacing w:after="0"/>
               <w:jc w:val="center"/>
             </w:pPr>
             <w:r>
               <w:rPr>
                 <w:rFonts w:eastAsia="Arial" w:cs="Arial"/>
+                <w:sz w:val="11"/>
               </w:rPr>
               <w:t>{{ stdr.table1_rows[5].doc_date }}</w:t>
             </w:r>
@@ -2551,12 +3005,17 @@
           </w:tcPr>
           <w:p>
             <w:pPr>
+              <w:rPr>
+                <w:sz w:val="11"/>
+                <w:szCs w:val="11"/>
+              </w:rPr>
               <w:spacing w:after="0"/>
               <w:jc w:val="center"/>
             </w:pPr>
             <w:r>
               <w:rPr>
                 <w:rFonts w:eastAsia="Arial" w:cs="Arial"/>
+                <w:sz w:val="11"/>
               </w:rPr>
               <w:t>{{ stdr.table1_rows[5].doc_number }}</w:t>
             </w:r>
@@ -2569,18 +3028,24 @@
           </w:tcPr>
           <w:p>
             <w:pPr>
+              <w:rPr>
+                <w:sz w:val="11"/>
+                <w:szCs w:val="11"/>
+              </w:rPr>
               <w:spacing w:after="0"/>
               <w:jc w:val="center"/>
             </w:pPr>
             <w:r>
               <w:rPr>
                 <w:rFonts w:eastAsia="Arial" w:cs="Arial"/>
+                <w:sz w:val="11"/>
               </w:rPr>
               <w:t>{{</w:t>
             </w:r>
             <w:r>
               <w:rPr>
                 <w:rFonts w:eastAsia="Arial" w:cs="Arial"/>
+                <w:sz w:val="11"/>
               </w:rPr>
               <w:t xml:space="preserve"> stdr.table1_rows[5].cancellation }}</w:t>
             </w:r>
@@ -2595,12 +3060,17 @@
           </w:tcPr>
           <w:p>
             <w:pPr>
+              <w:rPr>
+                <w:sz w:val="11"/>
+                <w:szCs w:val="11"/>
+              </w:rPr>
               <w:spacing w:after="0"/>
               <w:jc w:val="center"/>
             </w:pPr>
             <w:r>
               <w:rPr>
                 <w:rFonts w:eastAsia="Arial" w:cs="Arial"/>
+                <w:sz w:val="11"/>
               </w:rPr>
               <w:t>{{ stdr.table1_rows[6].index }}</w:t>
             </w:r>
@@ -2613,11 +3083,16 @@
           </w:tcPr>
           <w:p>
             <w:pPr>
-              <w:spacing w:after="0"/>
-            </w:pPr>
-            <w:r>
-              <w:rPr>
-                <w:rFonts w:eastAsia="Arial" w:cs="Arial"/>
+              <w:rPr>
+                <w:sz w:val="11"/>
+                <w:szCs w:val="11"/>
+              </w:rPr>
+              <w:spacing w:after="0"/>
+            </w:pPr>
+            <w:r>
+              <w:rPr>
+                <w:rFonts w:eastAsia="Arial" w:cs="Arial"/>
+                <w:sz w:val="11"/>
               </w:rPr>
               <w:t>{{ stdr.table1_rows[6].company_with_sfr }}</w:t>
             </w:r>
@@ -2630,12 +3105,17 @@
           </w:tcPr>
           <w:p>
             <w:pPr>
+              <w:rPr>
+                <w:sz w:val="11"/>
+                <w:szCs w:val="11"/>
+              </w:rPr>
               <w:spacing w:after="0"/>
               <w:jc w:val="center"/>
             </w:pPr>
             <w:r>
               <w:rPr>
                 <w:rFonts w:eastAsia="Arial" w:cs="Arial"/>
+                <w:sz w:val="11"/>
               </w:rPr>
               <w:t>{{ stdr.table1_rows[6].event_date }}</w:t>
             </w:r>
@@ -2648,12 +3128,17 @@
           </w:tcPr>
           <w:p>
             <w:pPr>
+              <w:rPr>
+                <w:sz w:val="11"/>
+                <w:szCs w:val="11"/>
+              </w:rPr>
               <w:spacing w:after="0"/>
               <w:jc w:val="center"/>
             </w:pPr>
             <w:r>
               <w:rPr>
                 <w:rFonts w:eastAsia="Arial" w:cs="Arial"/>
+                <w:sz w:val="11"/>
               </w:rPr>
               <w:t>{{ stdr.table1_rows[6].event_type }}</w:t>
             </w:r>
@@ -2666,11 +3151,16 @@
           </w:tcPr>
           <w:p>
             <w:pPr>
-              <w:spacing w:after="0"/>
-            </w:pPr>
-            <w:r>
-              <w:rPr>
-                <w:rFonts w:eastAsia="Arial" w:cs="Arial"/>
+              <w:rPr>
+                <w:sz w:val="11"/>
+                <w:szCs w:val="11"/>
+              </w:rPr>
+              <w:spacing w:after="0"/>
+            </w:pPr>
+            <w:r>
+              <w:rPr>
+                <w:rFonts w:eastAsia="Arial" w:cs="Arial"/>
+                <w:sz w:val="11"/>
               </w:rPr>
               <w:t>{{ stdr.table1_rows[6].position }}</w:t>
             </w:r>
@@ -2683,12 +3173,17 @@
           </w:tcPr>
           <w:p>
             <w:pPr>
+              <w:rPr>
+                <w:sz w:val="11"/>
+                <w:szCs w:val="11"/>
+              </w:rPr>
               <w:spacing w:after="0"/>
               <w:jc w:val="center"/>
             </w:pPr>
             <w:r>
               <w:rPr>
                 <w:rFonts w:eastAsia="Arial" w:cs="Arial"/>
+                <w:sz w:val="11"/>
               </w:rPr>
               <w:t>{{ stdr.table1_rows[6].okz_code }}</w:t>
             </w:r>
@@ -2701,11 +3196,16 @@
           </w:tcPr>
           <w:p>
             <w:pPr>
-              <w:spacing w:after="0"/>
-            </w:pPr>
-            <w:r>
-              <w:rPr>
-                <w:rFonts w:eastAsia="Arial" w:cs="Arial"/>
+              <w:rPr>
+                <w:sz w:val="11"/>
+                <w:szCs w:val="11"/>
+              </w:rPr>
+              <w:spacing w:after="0"/>
+            </w:pPr>
+            <w:r>
+              <w:rPr>
+                <w:rFonts w:eastAsia="Arial" w:cs="Arial"/>
+                <w:sz w:val="11"/>
               </w:rPr>
               <w:t>{{ stdr.table1_rows[6].dismissal_reason }}</w:t>
             </w:r>
@@ -2718,12 +3218,17 @@
           </w:tcPr>
           <w:p>
             <w:pPr>
+              <w:rPr>
+                <w:sz w:val="11"/>
+                <w:szCs w:val="11"/>
+              </w:rPr>
               <w:spacing w:after="0"/>
               <w:jc w:val="center"/>
             </w:pPr>
             <w:r>
               <w:rPr>
                 <w:rFonts w:eastAsia="Arial" w:cs="Arial"/>
+                <w:sz w:val="11"/>
               </w:rPr>
               <w:t>{{ stdr.table1_rows[6].doc_name }}</w:t>
             </w:r>
@@ -2736,12 +3241,17 @@
           </w:tcPr>
           <w:p>
             <w:pPr>
+              <w:rPr>
+                <w:sz w:val="11"/>
+                <w:szCs w:val="11"/>
+              </w:rPr>
               <w:spacing w:after="0"/>
               <w:jc w:val="center"/>
             </w:pPr>
             <w:r>
               <w:rPr>
                 <w:rFonts w:eastAsia="Arial" w:cs="Arial"/>
+                <w:sz w:val="11"/>
               </w:rPr>
               <w:t>{{ stdr.table1_rows[6].doc_date }}</w:t>
             </w:r>
@@ -2754,12 +3264,17 @@
           </w:tcPr>
           <w:p>
             <w:pPr>
+              <w:rPr>
+                <w:sz w:val="11"/>
+                <w:szCs w:val="11"/>
+              </w:rPr>
               <w:spacing w:after="0"/>
               <w:jc w:val="center"/>
             </w:pPr>
             <w:r>
               <w:rPr>
                 <w:rFonts w:eastAsia="Arial" w:cs="Arial"/>
+                <w:sz w:val="11"/>
               </w:rPr>
               <w:t>{{ stdr.table1_rows[6].doc_number }}</w:t>
             </w:r>
@@ -2772,12 +3287,17 @@
           </w:tcPr>
           <w:p>
             <w:pPr>
+              <w:rPr>
+                <w:sz w:val="11"/>
+                <w:szCs w:val="11"/>
+              </w:rPr>
               <w:spacing w:after="0"/>
               <w:jc w:val="center"/>
             </w:pPr>
             <w:r>
               <w:rPr>
                 <w:rFonts w:eastAsia="Arial" w:cs="Arial"/>
+                <w:sz w:val="11"/>
               </w:rPr>
               <w:t>{{ stdr.table1_rows[6].cancellation }}</w:t>
             </w:r>
@@ -2792,12 +3312,17 @@
           </w:tcPr>
           <w:p>
             <w:pPr>
+              <w:rPr>
+                <w:sz w:val="11"/>
+                <w:szCs w:val="11"/>
+              </w:rPr>
               <w:spacing w:after="0"/>
               <w:jc w:val="center"/>
             </w:pPr>
             <w:r>
               <w:rPr>
                 <w:rFonts w:eastAsia="Arial" w:cs="Arial"/>
+                <w:sz w:val="11"/>
               </w:rPr>
               <w:t>{{ stdr.table1_rows[7].index }}</w:t>
             </w:r>
@@ -2810,17 +3335,23 @@
           </w:tcPr>
           <w:p>
             <w:pPr>
-              <w:spacing w:after="0"/>
-            </w:pPr>
-            <w:r>
-              <w:rPr>
-                <w:rFonts w:eastAsia="Arial" w:cs="Arial"/>
+              <w:rPr>
+                <w:sz w:val="11"/>
+                <w:szCs w:val="11"/>
+              </w:rPr>
+              <w:spacing w:after="0"/>
+            </w:pPr>
+            <w:r>
+              <w:rPr>
+                <w:rFonts w:eastAsia="Arial" w:cs="Arial"/>
+                <w:sz w:val="11"/>
               </w:rPr>
               <w:t xml:space="preserve">{{ </w:t>
             </w:r>
             <w:r>
               <w:rPr>
                 <w:rFonts w:eastAsia="Arial" w:cs="Arial"/>
+                <w:sz w:val="11"/>
               </w:rPr>
               <w:t>stdr.table1_rows[7].company_with_sfr }}</w:t>
             </w:r>
@@ -2833,12 +3364,17 @@
           </w:tcPr>
           <w:p>
             <w:pPr>
+              <w:rPr>
+                <w:sz w:val="11"/>
+                <w:szCs w:val="11"/>
+              </w:rPr>
               <w:spacing w:after="0"/>
               <w:jc w:val="center"/>
             </w:pPr>
             <w:r>
               <w:rPr>
                 <w:rFonts w:eastAsia="Arial" w:cs="Arial"/>
+                <w:sz w:val="11"/>
               </w:rPr>
               <w:t>{{ stdr.table1_rows[7].event_date }}</w:t>
             </w:r>
@@ -2851,12 +3387,17 @@
           </w:tcPr>
           <w:p>
             <w:pPr>
+              <w:rPr>
+                <w:sz w:val="11"/>
+                <w:szCs w:val="11"/>
+              </w:rPr>
               <w:spacing w:after="0"/>
               <w:jc w:val="center"/>
             </w:pPr>
             <w:r>
               <w:rPr>
                 <w:rFonts w:eastAsia="Arial" w:cs="Arial"/>
+                <w:sz w:val="11"/>
               </w:rPr>
               <w:t>{{ stdr.table1_rows[7].event_type }}</w:t>
             </w:r>
@@ -2869,11 +3410,16 @@
           </w:tcPr>
           <w:p>
             <w:pPr>
-              <w:spacing w:after="0"/>
-            </w:pPr>
-            <w:r>
-              <w:rPr>
-                <w:rFonts w:eastAsia="Arial" w:cs="Arial"/>
+              <w:rPr>
+                <w:sz w:val="11"/>
+                <w:szCs w:val="11"/>
+              </w:rPr>
+              <w:spacing w:after="0"/>
+            </w:pPr>
+            <w:r>
+              <w:rPr>
+                <w:rFonts w:eastAsia="Arial" w:cs="Arial"/>
+                <w:sz w:val="11"/>
               </w:rPr>
               <w:t>{{ stdr.table1_rows[7].position }}</w:t>
             </w:r>
@@ -2886,12 +3432,17 @@
           </w:tcPr>
           <w:p>
             <w:pPr>
+              <w:rPr>
+                <w:sz w:val="11"/>
+                <w:szCs w:val="11"/>
+              </w:rPr>
               <w:spacing w:after="0"/>
               <w:jc w:val="center"/>
             </w:pPr>
             <w:r>
               <w:rPr>
                 <w:rFonts w:eastAsia="Arial" w:cs="Arial"/>
+                <w:sz w:val="11"/>
               </w:rPr>
               <w:t>{{ stdr.table1_rows[7].okz_code }}</w:t>
             </w:r>
@@ -2904,11 +3455,16 @@
           </w:tcPr>
           <w:p>
             <w:pPr>
-              <w:spacing w:after="0"/>
-            </w:pPr>
-            <w:r>
-              <w:rPr>
-                <w:rFonts w:eastAsia="Arial" w:cs="Arial"/>
+              <w:rPr>
+                <w:sz w:val="11"/>
+                <w:szCs w:val="11"/>
+              </w:rPr>
+              <w:spacing w:after="0"/>
+            </w:pPr>
+            <w:r>
+              <w:rPr>
+                <w:rFonts w:eastAsia="Arial" w:cs="Arial"/>
+                <w:sz w:val="11"/>
               </w:rPr>
               <w:t>{{ stdr.table1_rows[7].dismissal_reason }}</w:t>
             </w:r>
@@ -2921,18 +3477,24 @@
           </w:tcPr>
           <w:p>
             <w:pPr>
+              <w:rPr>
+                <w:sz w:val="11"/>
+                <w:szCs w:val="11"/>
+              </w:rPr>
               <w:spacing w:after="0"/>
               <w:jc w:val="center"/>
             </w:pPr>
             <w:r>
               <w:rPr>
                 <w:rFonts w:eastAsia="Arial" w:cs="Arial"/>
+                <w:sz w:val="11"/>
               </w:rPr>
               <w:t>{{ stdr.table1_rows[7].doc_na</w:t>
             </w:r>
             <w:r>
               <w:rPr>
                 <w:rFonts w:eastAsia="Arial" w:cs="Arial"/>
+                <w:sz w:val="11"/>
               </w:rPr>
               <w:t>me }}</w:t>
             </w:r>
@@ -2945,12 +3507,17 @@
           </w:tcPr>
           <w:p>
             <w:pPr>
+              <w:rPr>
+                <w:sz w:val="11"/>
+                <w:szCs w:val="11"/>
+              </w:rPr>
               <w:spacing w:after="0"/>
               <w:jc w:val="center"/>
             </w:pPr>
             <w:r>
               <w:rPr>
                 <w:rFonts w:eastAsia="Arial" w:cs="Arial"/>
+                <w:sz w:val="11"/>
               </w:rPr>
               <w:t>{{ stdr.table1_rows[7].doc_date }}</w:t>
             </w:r>
@@ -2963,12 +3530,17 @@
           </w:tcPr>
           <w:p>
             <w:pPr>
+              <w:rPr>
+                <w:sz w:val="11"/>
+                <w:szCs w:val="11"/>
+              </w:rPr>
               <w:spacing w:after="0"/>
               <w:jc w:val="center"/>
             </w:pPr>
             <w:r>
               <w:rPr>
                 <w:rFonts w:eastAsia="Arial" w:cs="Arial"/>
+                <w:sz w:val="11"/>
               </w:rPr>
               <w:t>{{ stdr.table1_rows[7].doc_number }}</w:t>
             </w:r>
@@ -2981,12 +3553,17 @@
           </w:tcPr>
           <w:p>
             <w:pPr>
+              <w:rPr>
+                <w:sz w:val="11"/>
+                <w:szCs w:val="11"/>
+              </w:rPr>
               <w:spacing w:after="0"/>
               <w:jc w:val="center"/>
             </w:pPr>
             <w:r>
               <w:rPr>
                 <w:rFonts w:eastAsia="Arial" w:cs="Arial"/>
+                <w:sz w:val="11"/>
               </w:rPr>
               <w:t>{{ stdr.table1_rows[7].cancellation }}</w:t>
             </w:r>
@@ -3001,12 +3578,17 @@
           </w:tcPr>
           <w:p>
             <w:pPr>
+              <w:rPr>
+                <w:sz w:val="11"/>
+                <w:szCs w:val="11"/>
+              </w:rPr>
               <w:spacing w:after="0"/>
               <w:jc w:val="center"/>
             </w:pPr>
             <w:r>
               <w:rPr>
                 <w:rFonts w:eastAsia="Arial" w:cs="Arial"/>
+                <w:sz w:val="11"/>
               </w:rPr>
               <w:t>{{ stdr.table1_rows[8].index }}</w:t>
             </w:r>
@@ -3019,11 +3601,16 @@
           </w:tcPr>
           <w:p>
             <w:pPr>
-              <w:spacing w:after="0"/>
-            </w:pPr>
-            <w:r>
-              <w:rPr>
-                <w:rFonts w:eastAsia="Arial" w:cs="Arial"/>
+              <w:rPr>
+                <w:sz w:val="11"/>
+                <w:szCs w:val="11"/>
+              </w:rPr>
+              <w:spacing w:after="0"/>
+            </w:pPr>
+            <w:r>
+              <w:rPr>
+                <w:rFonts w:eastAsia="Arial" w:cs="Arial"/>
+                <w:sz w:val="11"/>
               </w:rPr>
               <w:t>{{ stdr.table1_rows[8].company_with_sfr }}</w:t>
             </w:r>
@@ -3036,12 +3623,17 @@
           </w:tcPr>
           <w:p>
             <w:pPr>
+              <w:rPr>
+                <w:sz w:val="11"/>
+                <w:szCs w:val="11"/>
+              </w:rPr>
               <w:spacing w:after="0"/>
               <w:jc w:val="center"/>
             </w:pPr>
             <w:r>
               <w:rPr>
                 <w:rFonts w:eastAsia="Arial" w:cs="Arial"/>
+                <w:sz w:val="11"/>
               </w:rPr>
               <w:t>{{ stdr.table1_rows[8].event_date }}</w:t>
             </w:r>
@@ -3054,18 +3646,24 @@
           </w:tcPr>
           <w:p>
             <w:pPr>
+              <w:rPr>
+                <w:sz w:val="11"/>
+                <w:szCs w:val="11"/>
+              </w:rPr>
               <w:spacing w:after="0"/>
               <w:jc w:val="center"/>
             </w:pPr>
             <w:r>
               <w:rPr>
                 <w:rFonts w:eastAsia="Arial" w:cs="Arial"/>
+                <w:sz w:val="11"/>
               </w:rPr>
               <w:t xml:space="preserve">{{ </w:t>
             </w:r>
             <w:r>
               <w:rPr>
                 <w:rFonts w:eastAsia="Arial" w:cs="Arial"/>
+                <w:sz w:val="11"/>
               </w:rPr>
               <w:t>stdr.table1_rows[8].event_type }}</w:t>
             </w:r>
@@ -3078,11 +3676,16 @@
           </w:tcPr>
           <w:p>
             <w:pPr>
-              <w:spacing w:after="0"/>
-            </w:pPr>
-            <w:r>
-              <w:rPr>
-                <w:rFonts w:eastAsia="Arial" w:cs="Arial"/>
+              <w:rPr>
+                <w:sz w:val="11"/>
+                <w:szCs w:val="11"/>
+              </w:rPr>
+              <w:spacing w:after="0"/>
+            </w:pPr>
+            <w:r>
+              <w:rPr>
+                <w:rFonts w:eastAsia="Arial" w:cs="Arial"/>
+                <w:sz w:val="11"/>
               </w:rPr>
               <w:t>{{ stdr.table1_rows[8].position }}</w:t>
             </w:r>
@@ -3095,12 +3698,17 @@
           </w:tcPr>
           <w:p>
             <w:pPr>
+              <w:rPr>
+                <w:sz w:val="11"/>
+                <w:szCs w:val="11"/>
+              </w:rPr>
               <w:spacing w:after="0"/>
               <w:jc w:val="center"/>
             </w:pPr>
             <w:r>
               <w:rPr>
                 <w:rFonts w:eastAsia="Arial" w:cs="Arial"/>
+                <w:sz w:val="11"/>
               </w:rPr>
               <w:t>{{ stdr.table1_rows[8].okz_code }}</w:t>
             </w:r>
@@ -3113,11 +3721,16 @@
           </w:tcPr>
           <w:p>
             <w:pPr>
-              <w:spacing w:after="0"/>
-            </w:pPr>
-            <w:r>
-              <w:rPr>
-                <w:rFonts w:eastAsia="Arial" w:cs="Arial"/>
+              <w:rPr>
+                <w:sz w:val="11"/>
+                <w:szCs w:val="11"/>
+              </w:rPr>
+              <w:spacing w:after="0"/>
+            </w:pPr>
+            <w:r>
+              <w:rPr>
+                <w:rFonts w:eastAsia="Arial" w:cs="Arial"/>
+                <w:sz w:val="11"/>
               </w:rPr>
               <w:t>{{ stdr.table1_rows[8].dismissal_reason }}</w:t>
             </w:r>
@@ -3130,12 +3743,17 @@
           </w:tcPr>
           <w:p>
             <w:pPr>
+              <w:rPr>
+                <w:sz w:val="11"/>
+                <w:szCs w:val="11"/>
+              </w:rPr>
               <w:spacing w:after="0"/>
               <w:jc w:val="center"/>
             </w:pPr>
             <w:r>
               <w:rPr>
                 <w:rFonts w:eastAsia="Arial" w:cs="Arial"/>
+                <w:sz w:val="11"/>
               </w:rPr>
               <w:t>{{ stdr.table1_rows[8].doc_name }}</w:t>
             </w:r>
@@ -3148,12 +3766,17 @@
           </w:tcPr>
           <w:p>
             <w:pPr>
+              <w:rPr>
+                <w:sz w:val="11"/>
+                <w:szCs w:val="11"/>
+              </w:rPr>
               <w:spacing w:after="0"/>
               <w:jc w:val="center"/>
             </w:pPr>
             <w:r>
               <w:rPr>
                 <w:rFonts w:eastAsia="Arial" w:cs="Arial"/>
+                <w:sz w:val="11"/>
               </w:rPr>
               <w:t>{{ stdr.table1_rows[8].doc_date }}</w:t>
             </w:r>
@@ -3166,12 +3789,17 @@
           </w:tcPr>
           <w:p>
             <w:pPr>
+              <w:rPr>
+                <w:sz w:val="11"/>
+                <w:szCs w:val="11"/>
+              </w:rPr>
               <w:spacing w:after="0"/>
               <w:jc w:val="center"/>
             </w:pPr>
             <w:r>
               <w:rPr>
                 <w:rFonts w:eastAsia="Arial" w:cs="Arial"/>
+                <w:sz w:val="11"/>
               </w:rPr>
               <w:t>{{ stdr.table1_rows[8].doc_number }}</w:t>
             </w:r>
@@ -3184,18 +3812,24 @@
           </w:tcPr>
           <w:p>
             <w:pPr>
+              <w:rPr>
+                <w:sz w:val="11"/>
+                <w:szCs w:val="11"/>
+              </w:rPr>
               <w:spacing w:after="0"/>
               <w:jc w:val="center"/>
             </w:pPr>
             <w:r>
               <w:rPr>
                 <w:rFonts w:eastAsia="Arial" w:cs="Arial"/>
+                <w:sz w:val="11"/>
               </w:rPr>
               <w:t>{{</w:t>
             </w:r>
             <w:r>
               <w:rPr>
                 <w:rFonts w:eastAsia="Arial" w:cs="Arial"/>
+                <w:sz w:val="11"/>
               </w:rPr>
               <w:t xml:space="preserve"> stdr.table1_rows[8].cancellation }}</w:t>
             </w:r>
@@ -3210,18 +3844,24 @@
           </w:tcPr>
           <w:p>
             <w:pPr>
+              <w:rPr>
+                <w:sz w:val="11"/>
+                <w:szCs w:val="11"/>
+              </w:rPr>
               <w:spacing w:after="0"/>
               <w:jc w:val="center"/>
             </w:pPr>
             <w:r>
               <w:rPr>
                 <w:rFonts w:eastAsia="Arial" w:cs="Arial"/>
+                <w:sz w:val="11"/>
               </w:rPr>
               <w:t>{{ stdr.tabl</w:t>
             </w:r>
             <w:r>
               <w:rPr>
                 <w:rFonts w:eastAsia="Arial" w:cs="Arial"/>
+                <w:sz w:val="11"/>
               </w:rPr>
               <w:lastRenderedPageBreak/>
               <w:t>e1_rows[9].index }}</w:t>
@@ -3235,11 +3875,16 @@
           </w:tcPr>
           <w:p>
             <w:pPr>
-              <w:spacing w:after="0"/>
-            </w:pPr>
-            <w:r>
-              <w:rPr>
-                <w:rFonts w:eastAsia="Arial" w:cs="Arial"/>
+              <w:rPr>
+                <w:sz w:val="11"/>
+                <w:szCs w:val="11"/>
+              </w:rPr>
+              <w:spacing w:after="0"/>
+            </w:pPr>
+            <w:r>
+              <w:rPr>
+                <w:rFonts w:eastAsia="Arial" w:cs="Arial"/>
+                <w:sz w:val="11"/>
               </w:rPr>
               <w:lastRenderedPageBreak/>
               <w:t>{{ stdr.table1_rows[9].company_with_sfr }}</w:t>
@@ -3253,12 +3898,17 @@
           </w:tcPr>
           <w:p>
             <w:pPr>
+              <w:rPr>
+                <w:sz w:val="11"/>
+                <w:szCs w:val="11"/>
+              </w:rPr>
               <w:spacing w:after="0"/>
               <w:jc w:val="center"/>
             </w:pPr>
             <w:r>
               <w:rPr>
                 <w:rFonts w:eastAsia="Arial" w:cs="Arial"/>
+                <w:sz w:val="11"/>
               </w:rPr>
               <w:t>{{ stdr.table1_rows[9].event_date }}</w:t>
             </w:r>
@@ -3271,12 +3921,17 @@
           </w:tcPr>
           <w:p>
             <w:pPr>
+              <w:rPr>
+                <w:sz w:val="11"/>
+                <w:szCs w:val="11"/>
+              </w:rPr>
               <w:spacing w:after="0"/>
               <w:jc w:val="center"/>
             </w:pPr>
             <w:r>
               <w:rPr>
                 <w:rFonts w:eastAsia="Arial" w:cs="Arial"/>
+                <w:sz w:val="11"/>
               </w:rPr>
               <w:t>{{ stdr.table1_rows[9].event_type }}</w:t>
             </w:r>
@@ -3289,11 +3944,16 @@
           </w:tcPr>
           <w:p>
             <w:pPr>
-              <w:spacing w:after="0"/>
-            </w:pPr>
-            <w:r>
-              <w:rPr>
-                <w:rFonts w:eastAsia="Arial" w:cs="Arial"/>
+              <w:rPr>
+                <w:sz w:val="11"/>
+                <w:szCs w:val="11"/>
+              </w:rPr>
+              <w:spacing w:after="0"/>
+            </w:pPr>
+            <w:r>
+              <w:rPr>
+                <w:rFonts w:eastAsia="Arial" w:cs="Arial"/>
+                <w:sz w:val="11"/>
               </w:rPr>
               <w:t>{{ stdr.table1_rows[9].position }}</w:t>
             </w:r>
@@ -3306,12 +3966,17 @@
           </w:tcPr>
           <w:p>
             <w:pPr>
+              <w:rPr>
+                <w:sz w:val="11"/>
+                <w:szCs w:val="11"/>
+              </w:rPr>
               <w:spacing w:after="0"/>
               <w:jc w:val="center"/>
             </w:pPr>
             <w:r>
               <w:rPr>
                 <w:rFonts w:eastAsia="Arial" w:cs="Arial"/>
+                <w:sz w:val="11"/>
               </w:rPr>
               <w:t>{{ stdr.table1_rows[9].okz_code }}</w:t>
             </w:r>
@@ -3324,11 +3989,16 @@
           </w:tcPr>
           <w:p>
             <w:pPr>
-              <w:spacing w:after="0"/>
-            </w:pPr>
-            <w:r>
-              <w:rPr>
-                <w:rFonts w:eastAsia="Arial" w:cs="Arial"/>
+              <w:rPr>
+                <w:sz w:val="11"/>
+                <w:szCs w:val="11"/>
+              </w:rPr>
+              <w:spacing w:after="0"/>
+            </w:pPr>
+            <w:r>
+              <w:rPr>
+                <w:rFonts w:eastAsia="Arial" w:cs="Arial"/>
+                <w:sz w:val="11"/>
               </w:rPr>
               <w:t>{{ stdr.table1_rows[9].dismissal_reason }}</w:t>
             </w:r>
@@ -3341,12 +4011,17 @@
           </w:tcPr>
           <w:p>
             <w:pPr>
+              <w:rPr>
+                <w:sz w:val="11"/>
+                <w:szCs w:val="11"/>
+              </w:rPr>
               <w:spacing w:after="0"/>
               <w:jc w:val="center"/>
             </w:pPr>
             <w:r>
               <w:rPr>
                 <w:rFonts w:eastAsia="Arial" w:cs="Arial"/>
+                <w:sz w:val="11"/>
               </w:rPr>
               <w:t>{{ stdr.table1_rows[9].doc_name }}</w:t>
             </w:r>
@@ -3359,12 +4034,17 @@
           </w:tcPr>
           <w:p>
             <w:pPr>
+              <w:rPr>
+                <w:sz w:val="11"/>
+                <w:szCs w:val="11"/>
+              </w:rPr>
               <w:spacing w:after="0"/>
               <w:jc w:val="center"/>
             </w:pPr>
             <w:r>
               <w:rPr>
                 <w:rFonts w:eastAsia="Arial" w:cs="Arial"/>
+                <w:sz w:val="11"/>
               </w:rPr>
               <w:t>{{ stdr.table1_rows[9].doc_date }}</w:t>
             </w:r>
@@ -3377,18 +4057,24 @@
           </w:tcPr>
           <w:p>
             <w:pPr>
+              <w:rPr>
+                <w:sz w:val="11"/>
+                <w:szCs w:val="11"/>
+              </w:rPr>
               <w:spacing w:after="0"/>
               <w:jc w:val="center"/>
             </w:pPr>
             <w:r>
               <w:rPr>
                 <w:rFonts w:eastAsia="Arial" w:cs="Arial"/>
+                <w:sz w:val="11"/>
               </w:rPr>
               <w:t xml:space="preserve">{{ stdr.table1_rows[9].doc_number </w:t>
             </w:r>
             <w:r>
               <w:rPr>
                 <w:rFonts w:eastAsia="Arial" w:cs="Arial"/>
+                <w:sz w:val="11"/>
               </w:rPr>
               <w:lastRenderedPageBreak/>
               <w:t>}}</w:t>
@@ -3402,12 +4088,17 @@
           </w:tcPr>
           <w:p>
             <w:pPr>
+              <w:rPr>
+                <w:sz w:val="11"/>
+                <w:szCs w:val="11"/>
+              </w:rPr>
               <w:spacing w:after="0"/>
               <w:jc w:val="center"/>
             </w:pPr>
             <w:r>
               <w:rPr>
                 <w:rFonts w:eastAsia="Arial" w:cs="Arial"/>
+                <w:sz w:val="11"/>
               </w:rPr>
               <w:lastRenderedPageBreak/>
               <w:t>{{ stdr.table1_rows[9].cancellation }}</w:t>
@@ -3423,12 +4114,17 @@
           </w:tcPr>
           <w:p>
             <w:pPr>
+              <w:rPr>
+                <w:sz w:val="11"/>
+                <w:szCs w:val="11"/>
+              </w:rPr>
               <w:spacing w:after="0"/>
               <w:jc w:val="center"/>
             </w:pPr>
             <w:r>
               <w:rPr>
                 <w:rFonts w:eastAsia="Arial" w:cs="Arial"/>
+                <w:sz w:val="11"/>
               </w:rPr>
               <w:t>{{ stdr.table1_rows[10].index }}</w:t>
             </w:r>
@@ -3441,17 +4137,23 @@
           </w:tcPr>
           <w:p>
             <w:pPr>
-              <w:spacing w:after="0"/>
-            </w:pPr>
-            <w:r>
-              <w:rPr>
-                <w:rFonts w:eastAsia="Arial" w:cs="Arial"/>
+              <w:rPr>
+                <w:sz w:val="11"/>
+                <w:szCs w:val="11"/>
+              </w:rPr>
+              <w:spacing w:after="0"/>
+            </w:pPr>
+            <w:r>
+              <w:rPr>
+                <w:rFonts w:eastAsia="Arial" w:cs="Arial"/>
+                <w:sz w:val="11"/>
               </w:rPr>
               <w:t xml:space="preserve">{{ </w:t>
             </w:r>
             <w:r>
               <w:rPr>
                 <w:rFonts w:eastAsia="Arial" w:cs="Arial"/>
+                <w:sz w:val="11"/>
               </w:rPr>
               <w:t>stdr.table1_rows[10].company_with_sfr }}</w:t>
             </w:r>
@@ -3464,12 +4166,17 @@
           </w:tcPr>
           <w:p>
             <w:pPr>
+              <w:rPr>
+                <w:sz w:val="11"/>
+                <w:szCs w:val="11"/>
+              </w:rPr>
               <w:spacing w:after="0"/>
               <w:jc w:val="center"/>
             </w:pPr>
             <w:r>
               <w:rPr>
                 <w:rFonts w:eastAsia="Arial" w:cs="Arial"/>
+                <w:sz w:val="11"/>
               </w:rPr>
               <w:t>{{ stdr.table1_rows[10].event_date }}</w:t>
             </w:r>
@@ -3482,12 +4189,17 @@
           </w:tcPr>
           <w:p>
             <w:pPr>
+              <w:rPr>
+                <w:sz w:val="11"/>
+                <w:szCs w:val="11"/>
+              </w:rPr>
               <w:spacing w:after="0"/>
               <w:jc w:val="center"/>
             </w:pPr>
             <w:r>
               <w:rPr>
                 <w:rFonts w:eastAsia="Arial" w:cs="Arial"/>
+                <w:sz w:val="11"/>
               </w:rPr>
               <w:t>{{ stdr.table1_rows[10].event_type }}</w:t>
             </w:r>
@@ -3500,11 +4212,16 @@
           </w:tcPr>
           <w:p>
             <w:pPr>
-              <w:spacing w:after="0"/>
-            </w:pPr>
-            <w:r>
-              <w:rPr>
-                <w:rFonts w:eastAsia="Arial" w:cs="Arial"/>
+              <w:rPr>
+                <w:sz w:val="11"/>
+                <w:szCs w:val="11"/>
+              </w:rPr>
+              <w:spacing w:after="0"/>
+            </w:pPr>
+            <w:r>
+              <w:rPr>
+                <w:rFonts w:eastAsia="Arial" w:cs="Arial"/>
+                <w:sz w:val="11"/>
               </w:rPr>
               <w:t>{{ stdr.table1_rows[10].position }}</w:t>
             </w:r>
@@ -3517,12 +4234,17 @@
           </w:tcPr>
           <w:p>
             <w:pPr>
+              <w:rPr>
+                <w:sz w:val="11"/>
+                <w:szCs w:val="11"/>
+              </w:rPr>
               <w:spacing w:after="0"/>
               <w:jc w:val="center"/>
             </w:pPr>
             <w:r>
               <w:rPr>
                 <w:rFonts w:eastAsia="Arial" w:cs="Arial"/>
+                <w:sz w:val="11"/>
               </w:rPr>
               <w:t>{{ stdr.table1_rows[10].okz_code }}</w:t>
             </w:r>
@@ -3535,11 +4257,16 @@
           </w:tcPr>
           <w:p>
             <w:pPr>
-              <w:spacing w:after="0"/>
-            </w:pPr>
-            <w:r>
-              <w:rPr>
-                <w:rFonts w:eastAsia="Arial" w:cs="Arial"/>
+              <w:rPr>
+                <w:sz w:val="11"/>
+                <w:szCs w:val="11"/>
+              </w:rPr>
+              <w:spacing w:after="0"/>
+            </w:pPr>
+            <w:r>
+              <w:rPr>
+                <w:rFonts w:eastAsia="Arial" w:cs="Arial"/>
+                <w:sz w:val="11"/>
               </w:rPr>
               <w:t>{{ stdr.table1_rows[10].dismissal_reason }}</w:t>
             </w:r>
@@ -3552,18 +4279,24 @@
           </w:tcPr>
           <w:p>
             <w:pPr>
+              <w:rPr>
+                <w:sz w:val="11"/>
+                <w:szCs w:val="11"/>
+              </w:rPr>
               <w:spacing w:after="0"/>
               <w:jc w:val="center"/>
             </w:pPr>
             <w:r>
               <w:rPr>
                 <w:rFonts w:eastAsia="Arial" w:cs="Arial"/>
+                <w:sz w:val="11"/>
               </w:rPr>
               <w:t>{{ stdr.table1_rows[10]</w:t>
             </w:r>
             <w:r>
               <w:rPr>
                 <w:rFonts w:eastAsia="Arial" w:cs="Arial"/>
+                <w:sz w:val="11"/>
               </w:rPr>
               <w:t>.doc_name }}</w:t>
             </w:r>
@@ -3576,12 +4309,17 @@
           </w:tcPr>
           <w:p>
             <w:pPr>
+              <w:rPr>
+                <w:sz w:val="11"/>
+                <w:szCs w:val="11"/>
+              </w:rPr>
               <w:spacing w:after="0"/>
               <w:jc w:val="center"/>
             </w:pPr>
             <w:r>
               <w:rPr>
                 <w:rFonts w:eastAsia="Arial" w:cs="Arial"/>
+                <w:sz w:val="11"/>
               </w:rPr>
               <w:t>{{ stdr.table1_rows[10].doc_date }}</w:t>
             </w:r>
@@ -3594,12 +4332,17 @@
           </w:tcPr>
           <w:p>
             <w:pPr>
+              <w:rPr>
+                <w:sz w:val="11"/>
+                <w:szCs w:val="11"/>
+              </w:rPr>
               <w:spacing w:after="0"/>
               <w:jc w:val="center"/>
             </w:pPr>
             <w:r>
               <w:rPr>
                 <w:rFonts w:eastAsia="Arial" w:cs="Arial"/>
+                <w:sz w:val="11"/>
               </w:rPr>
               <w:t>{{ stdr.table1_rows[10].doc_number }}</w:t>
             </w:r>
@@ -3612,12 +4355,17 @@
           </w:tcPr>
           <w:p>
             <w:pPr>
+              <w:rPr>
+                <w:sz w:val="11"/>
+                <w:szCs w:val="11"/>
+              </w:rPr>
               <w:spacing w:after="0"/>
               <w:jc w:val="center"/>
             </w:pPr>
             <w:r>
               <w:rPr>
                 <w:rFonts w:eastAsia="Arial" w:cs="Arial"/>
+                <w:sz w:val="11"/>
               </w:rPr>
               <w:t>{{ stdr.table1_rows[10].cancellation }}</w:t>
             </w:r>
@@ -3632,12 +4380,17 @@
           </w:tcPr>
           <w:p>
             <w:pPr>
+              <w:rPr>
+                <w:sz w:val="11"/>
+                <w:szCs w:val="11"/>
+              </w:rPr>
               <w:spacing w:after="0"/>
               <w:jc w:val="center"/>
             </w:pPr>
             <w:r>
               <w:rPr>
                 <w:rFonts w:eastAsia="Arial" w:cs="Arial"/>
+                <w:sz w:val="11"/>
               </w:rPr>
               <w:t>{{ stdr.table1_rows[11].index }}</w:t>
             </w:r>
@@ -3650,11 +4403,16 @@
           </w:tcPr>
           <w:p>
             <w:pPr>
-              <w:spacing w:after="0"/>
-            </w:pPr>
-            <w:r>
-              <w:rPr>
-                <w:rFonts w:eastAsia="Arial" w:cs="Arial"/>
+              <w:rPr>
+                <w:sz w:val="11"/>
+                <w:szCs w:val="11"/>
+              </w:rPr>
+              <w:spacing w:after="0"/>
+            </w:pPr>
+            <w:r>
+              <w:rPr>
+                <w:rFonts w:eastAsia="Arial" w:cs="Arial"/>
+                <w:sz w:val="11"/>
               </w:rPr>
               <w:t>{{ stdr.table1_rows[11].company_with_sfr }}</w:t>
             </w:r>
@@ -3667,12 +4425,17 @@
           </w:tcPr>
           <w:p>
             <w:pPr>
+              <w:rPr>
+                <w:sz w:val="11"/>
+                <w:szCs w:val="11"/>
+              </w:rPr>
               <w:spacing w:after="0"/>
               <w:jc w:val="center"/>
             </w:pPr>
             <w:r>
               <w:rPr>
                 <w:rFonts w:eastAsia="Arial" w:cs="Arial"/>
+                <w:sz w:val="11"/>
               </w:rPr>
               <w:t>{{ stdr.table1_rows[11].event_date }}</w:t>
             </w:r>
@@ -3685,18 +4448,24 @@
           </w:tcPr>
           <w:p>
             <w:pPr>
+              <w:rPr>
+                <w:sz w:val="11"/>
+                <w:szCs w:val="11"/>
+              </w:rPr>
               <w:spacing w:after="0"/>
               <w:jc w:val="center"/>
             </w:pPr>
             <w:r>
               <w:rPr>
                 <w:rFonts w:eastAsia="Arial" w:cs="Arial"/>
+                <w:sz w:val="11"/>
               </w:rPr>
               <w:t xml:space="preserve">{{ </w:t>
             </w:r>
             <w:r>
               <w:rPr>
                 <w:rFonts w:eastAsia="Arial" w:cs="Arial"/>
+                <w:sz w:val="11"/>
               </w:rPr>
               <w:t>stdr.table1_rows[11].event_type }}</w:t>
             </w:r>
@@ -3709,11 +4478,16 @@
           </w:tcPr>
           <w:p>
             <w:pPr>
-              <w:spacing w:after="0"/>
-            </w:pPr>
-            <w:r>
-              <w:rPr>
-                <w:rFonts w:eastAsia="Arial" w:cs="Arial"/>
+              <w:rPr>
+                <w:sz w:val="11"/>
+                <w:szCs w:val="11"/>
+              </w:rPr>
+              <w:spacing w:after="0"/>
+            </w:pPr>
+            <w:r>
+              <w:rPr>
+                <w:rFonts w:eastAsia="Arial" w:cs="Arial"/>
+                <w:sz w:val="11"/>
               </w:rPr>
               <w:t>{{ stdr.table1_rows[11].position }}</w:t>
             </w:r>
@@ -3726,12 +4500,17 @@
           </w:tcPr>
           <w:p>
             <w:pPr>
+              <w:rPr>
+                <w:sz w:val="11"/>
+                <w:szCs w:val="11"/>
+              </w:rPr>
               <w:spacing w:after="0"/>
               <w:jc w:val="center"/>
             </w:pPr>
             <w:r>
               <w:rPr>
                 <w:rFonts w:eastAsia="Arial" w:cs="Arial"/>
+                <w:sz w:val="11"/>
               </w:rPr>
               <w:t>{{ stdr.table1_rows[11].okz_code }}</w:t>
             </w:r>
@@ -3744,11 +4523,16 @@
           </w:tcPr>
           <w:p>
             <w:pPr>
-              <w:spacing w:after="0"/>
-            </w:pPr>
-            <w:r>
-              <w:rPr>
-                <w:rFonts w:eastAsia="Arial" w:cs="Arial"/>
+              <w:rPr>
+                <w:sz w:val="11"/>
+                <w:szCs w:val="11"/>
+              </w:rPr>
+              <w:spacing w:after="0"/>
+            </w:pPr>
+            <w:r>
+              <w:rPr>
+                <w:rFonts w:eastAsia="Arial" w:cs="Arial"/>
+                <w:sz w:val="11"/>
               </w:rPr>
               <w:t>{{ stdr.table1_rows[11].dismissal_reason }}</w:t>
             </w:r>
@@ -3761,12 +4545,17 @@
           </w:tcPr>
           <w:p>
             <w:pPr>
+              <w:rPr>
+                <w:sz w:val="11"/>
+                <w:szCs w:val="11"/>
+              </w:rPr>
               <w:spacing w:after="0"/>
               <w:jc w:val="center"/>
             </w:pPr>
             <w:r>
               <w:rPr>
                 <w:rFonts w:eastAsia="Arial" w:cs="Arial"/>
+                <w:sz w:val="11"/>
               </w:rPr>
               <w:t>{{ stdr.table1_rows[11].doc_name }}</w:t>
             </w:r>
@@ -3779,12 +4568,17 @@
           </w:tcPr>
           <w:p>
             <w:pPr>
+              <w:rPr>
+                <w:sz w:val="11"/>
+                <w:szCs w:val="11"/>
+              </w:rPr>
               <w:spacing w:after="0"/>
               <w:jc w:val="center"/>
             </w:pPr>
             <w:r>
               <w:rPr>
                 <w:rFonts w:eastAsia="Arial" w:cs="Arial"/>
+                <w:sz w:val="11"/>
               </w:rPr>
               <w:t>{{ stdr.table1_rows[11].doc_date }}</w:t>
             </w:r>
@@ -3797,18 +4591,24 @@
           </w:tcPr>
           <w:p>
             <w:pPr>
+              <w:rPr>
+                <w:sz w:val="11"/>
+                <w:szCs w:val="11"/>
+              </w:rPr>
               <w:spacing w:after="0"/>
               <w:jc w:val="center"/>
             </w:pPr>
             <w:r>
               <w:rPr>
                 <w:rFonts w:eastAsia="Arial" w:cs="Arial"/>
+                <w:sz w:val="11"/>
               </w:rPr>
               <w:t>{{ stdr.table1_rows[11].doc_numbe</w:t>
             </w:r>
             <w:r>
               <w:rPr>
                 <w:rFonts w:eastAsia="Arial" w:cs="Arial"/>
+                <w:sz w:val="11"/>
               </w:rPr>
               <w:t>r }}</w:t>
             </w:r>
@@ -3821,12 +4621,17 @@
           </w:tcPr>
           <w:p>
             <w:pPr>
+              <w:rPr>
+                <w:sz w:val="11"/>
+                <w:szCs w:val="11"/>
+              </w:rPr>
               <w:spacing w:after="0"/>
               <w:jc w:val="center"/>
             </w:pPr>
             <w:r>
               <w:rPr>
                 <w:rFonts w:eastAsia="Arial" w:cs="Arial"/>
+                <w:sz w:val="11"/>
               </w:rPr>
               <w:t>{{ stdr.table1_rows[11].cancellation }}</w:t>
             </w:r>
@@ -3841,12 +4646,17 @@
           </w:tcPr>
           <w:p>
             <w:pPr>
+              <w:rPr>
+                <w:sz w:val="11"/>
+                <w:szCs w:val="11"/>
+              </w:rPr>
               <w:spacing w:after="0"/>
               <w:jc w:val="center"/>
             </w:pPr>
             <w:r>
               <w:rPr>
                 <w:rFonts w:eastAsia="Arial" w:cs="Arial"/>
+                <w:sz w:val="11"/>
               </w:rPr>
               <w:t>{{ stdr.table1_rows[12].index }}</w:t>
             </w:r>
@@ -3859,11 +4669,16 @@
           </w:tcPr>
           <w:p>
             <w:pPr>
-              <w:spacing w:after="0"/>
-            </w:pPr>
-            <w:r>
-              <w:rPr>
-                <w:rFonts w:eastAsia="Arial" w:cs="Arial"/>
+              <w:rPr>
+                <w:sz w:val="11"/>
+                <w:szCs w:val="11"/>
+              </w:rPr>
+              <w:spacing w:after="0"/>
+            </w:pPr>
+            <w:r>
+              <w:rPr>
+                <w:rFonts w:eastAsia="Arial" w:cs="Arial"/>
+                <w:sz w:val="11"/>
               </w:rPr>
               <w:t>{{ stdr.table1_rows[12].company_with_sfr }}</w:t>
             </w:r>
@@ -3876,12 +4691,17 @@
           </w:tcPr>
           <w:p>
             <w:pPr>
+              <w:rPr>
+                <w:sz w:val="11"/>
+                <w:szCs w:val="11"/>
+              </w:rPr>
               <w:spacing w:after="0"/>
               <w:jc w:val="center"/>
             </w:pPr>
             <w:r>
               <w:rPr>
                 <w:rFonts w:eastAsia="Arial" w:cs="Arial"/>
+                <w:sz w:val="11"/>
               </w:rPr>
               <w:t>{{ stdr.table1_rows[12].event_date }}</w:t>
             </w:r>
@@ -3894,12 +4714,17 @@
           </w:tcPr>
           <w:p>
             <w:pPr>
+              <w:rPr>
+                <w:sz w:val="11"/>
+                <w:szCs w:val="11"/>
+              </w:rPr>
               <w:spacing w:after="0"/>
               <w:jc w:val="center"/>
             </w:pPr>
             <w:r>
               <w:rPr>
                 <w:rFonts w:eastAsia="Arial" w:cs="Arial"/>
+                <w:sz w:val="11"/>
               </w:rPr>
               <w:t>{{ stdr.table1_rows[12].event_type }}</w:t>
             </w:r>
@@ -3912,11 +4737,16 @@
           </w:tcPr>
           <w:p>
             <w:pPr>
-              <w:spacing w:after="0"/>
-            </w:pPr>
-            <w:r>
-              <w:rPr>
-                <w:rFonts w:eastAsia="Arial" w:cs="Arial"/>
+              <w:rPr>
+                <w:sz w:val="11"/>
+                <w:szCs w:val="11"/>
+              </w:rPr>
+              <w:spacing w:after="0"/>
+            </w:pPr>
+            <w:r>
+              <w:rPr>
+                <w:rFonts w:eastAsia="Arial" w:cs="Arial"/>
+                <w:sz w:val="11"/>
               </w:rPr>
               <w:t>{{ stdr.table1_rows[12].position }}</w:t>
             </w:r>
@@ -3929,18 +4759,24 @@
           </w:tcPr>
           <w:p>
             <w:pPr>
+              <w:rPr>
+                <w:sz w:val="11"/>
+                <w:szCs w:val="11"/>
+              </w:rPr>
               <w:spacing w:after="0"/>
               <w:jc w:val="center"/>
             </w:pPr>
             <w:r>
               <w:rPr>
                 <w:rFonts w:eastAsia="Arial" w:cs="Arial"/>
+                <w:sz w:val="11"/>
               </w:rPr>
               <w:t xml:space="preserve">{{ </w:t>
             </w:r>
             <w:r>
               <w:rPr>
                 <w:rFonts w:eastAsia="Arial" w:cs="Arial"/>
+                <w:sz w:val="11"/>
               </w:rPr>
               <w:t>stdr.table1_rows[12].okz_code }}</w:t>
             </w:r>
@@ -3953,11 +4789,16 @@
           </w:tcPr>
           <w:p>
             <w:pPr>
-              <w:spacing w:after="0"/>
-            </w:pPr>
-            <w:r>
-              <w:rPr>
-                <w:rFonts w:eastAsia="Arial" w:cs="Arial"/>
+              <w:rPr>
+                <w:sz w:val="11"/>
+                <w:szCs w:val="11"/>
+              </w:rPr>
+              <w:spacing w:after="0"/>
+            </w:pPr>
+            <w:r>
+              <w:rPr>
+                <w:rFonts w:eastAsia="Arial" w:cs="Arial"/>
+                <w:sz w:val="11"/>
               </w:rPr>
               <w:t>{{ stdr.table1_rows[12].dismissal_reason }}</w:t>
             </w:r>
@@ -3970,12 +4811,17 @@
           </w:tcPr>
           <w:p>
             <w:pPr>
+              <w:rPr>
+                <w:sz w:val="11"/>
+                <w:szCs w:val="11"/>
+              </w:rPr>
               <w:spacing w:after="0"/>
               <w:jc w:val="center"/>
             </w:pPr>
             <w:r>
               <w:rPr>
                 <w:rFonts w:eastAsia="Arial" w:cs="Arial"/>
+                <w:sz w:val="11"/>
               </w:rPr>
               <w:t>{{ stdr.table1_rows[12].doc_name }}</w:t>
             </w:r>
@@ -3988,12 +4834,17 @@
           </w:tcPr>
           <w:p>
             <w:pPr>
+              <w:rPr>
+                <w:sz w:val="11"/>
+                <w:szCs w:val="11"/>
+              </w:rPr>
               <w:spacing w:after="0"/>
               <w:jc w:val="center"/>
             </w:pPr>
             <w:r>
               <w:rPr>
                 <w:rFonts w:eastAsia="Arial" w:cs="Arial"/>
+                <w:sz w:val="11"/>
               </w:rPr>
               <w:t>{{ stdr.table1_rows[12].doc_date }}</w:t>
             </w:r>
@@ -4006,12 +4857,17 @@
           </w:tcPr>
           <w:p>
             <w:pPr>
+              <w:rPr>
+                <w:sz w:val="11"/>
+                <w:szCs w:val="11"/>
+              </w:rPr>
               <w:spacing w:after="0"/>
               <w:jc w:val="center"/>
             </w:pPr>
             <w:r>
               <w:rPr>
                 <w:rFonts w:eastAsia="Arial" w:cs="Arial"/>
+                <w:sz w:val="11"/>
               </w:rPr>
               <w:t>{{ stdr.table1_rows[12].doc_number }}</w:t>
             </w:r>
@@ -4024,12 +4880,17 @@
           </w:tcPr>
           <w:p>
             <w:pPr>
+              <w:rPr>
+                <w:sz w:val="11"/>
+                <w:szCs w:val="11"/>
+              </w:rPr>
               <w:spacing w:after="0"/>
               <w:jc w:val="center"/>
             </w:pPr>
             <w:r>
               <w:rPr>
                 <w:rFonts w:eastAsia="Arial" w:cs="Arial"/>
+                <w:sz w:val="11"/>
               </w:rPr>
               <w:t>{{ stdr.table1_rows[12].cancellation }}</w:t>
             </w:r>
@@ -4044,24 +4905,31 @@
           </w:tcPr>
           <w:p>
             <w:pPr>
+              <w:rPr>
+                <w:sz w:val="11"/>
+                <w:szCs w:val="11"/>
+              </w:rPr>
               <w:spacing w:after="0"/>
               <w:jc w:val="center"/>
             </w:pPr>
             <w:r>
               <w:rPr>
                 <w:rFonts w:eastAsia="Arial" w:cs="Arial"/>
+                <w:sz w:val="11"/>
               </w:rPr>
               <w:t xml:space="preserve">{{ </w:t>
             </w:r>
             <w:r>
               <w:rPr>
                 <w:rFonts w:eastAsia="Arial" w:cs="Arial"/>
+                <w:sz w:val="11"/>
               </w:rPr>
               <w:t>st</w:t>
             </w:r>
             <w:r>
               <w:rPr>
                 <w:rFonts w:eastAsia="Arial" w:cs="Arial"/>
+                <w:sz w:val="11"/>
               </w:rPr>
               <w:lastRenderedPageBreak/>
               <w:t>dr.table1_rows[13].index }}</w:t>
@@ -4075,11 +4943,16 @@
           </w:tcPr>
           <w:p>
             <w:pPr>
-              <w:spacing w:after="0"/>
-            </w:pPr>
-            <w:r>
-              <w:rPr>
-                <w:rFonts w:eastAsia="Arial" w:cs="Arial"/>
+              <w:rPr>
+                <w:sz w:val="11"/>
+                <w:szCs w:val="11"/>
+              </w:rPr>
+              <w:spacing w:after="0"/>
+            </w:pPr>
+            <w:r>
+              <w:rPr>
+                <w:rFonts w:eastAsia="Arial" w:cs="Arial"/>
+                <w:sz w:val="11"/>
               </w:rPr>
               <w:lastRenderedPageBreak/>
               <w:t>{{ stdr.table1_rows[13].co</w:t>
@@ -4087,6 +4960,7 @@
             <w:r>
               <w:rPr>
                 <w:rFonts w:eastAsia="Arial" w:cs="Arial"/>
+                <w:sz w:val="11"/>
               </w:rPr>
               <w:lastRenderedPageBreak/>
               <w:t>mpany_with_sfr }}</w:t>
@@ -4100,12 +4974,17 @@
           </w:tcPr>
           <w:p>
             <w:pPr>
+              <w:rPr>
+                <w:sz w:val="11"/>
+                <w:szCs w:val="11"/>
+              </w:rPr>
               <w:spacing w:after="0"/>
               <w:jc w:val="center"/>
             </w:pPr>
             <w:r>
               <w:rPr>
                 <w:rFonts w:eastAsia="Arial" w:cs="Arial"/>
+                <w:sz w:val="11"/>
               </w:rPr>
               <w:lastRenderedPageBreak/>
               <w:t>{{ stdr.table1_rows[1</w:t>
@@ -4113,6 +4992,7 @@
             <w:r>
               <w:rPr>
                 <w:rFonts w:eastAsia="Arial" w:cs="Arial"/>
+                <w:sz w:val="11"/>
               </w:rPr>
               <w:lastRenderedPageBreak/>
               <w:t>3].event_date }}</w:t>
@@ -4126,12 +5006,17 @@
           </w:tcPr>
           <w:p>
             <w:pPr>
+              <w:rPr>
+                <w:sz w:val="11"/>
+                <w:szCs w:val="11"/>
+              </w:rPr>
               <w:spacing w:after="0"/>
               <w:jc w:val="center"/>
             </w:pPr>
             <w:r>
               <w:rPr>
                 <w:rFonts w:eastAsia="Arial" w:cs="Arial"/>
+                <w:sz w:val="11"/>
               </w:rPr>
               <w:lastRenderedPageBreak/>
               <w:t>{{ stdr.table1_rows[1</w:t>
@@ -4139,6 +5024,7 @@
             <w:r>
               <w:rPr>
                 <w:rFonts w:eastAsia="Arial" w:cs="Arial"/>
+                <w:sz w:val="11"/>
               </w:rPr>
               <w:lastRenderedPageBreak/>
               <w:t>3].event_type }}</w:t>
@@ -4152,11 +5038,16 @@
           </w:tcPr>
           <w:p>
             <w:pPr>
-              <w:spacing w:after="0"/>
-            </w:pPr>
-            <w:r>
-              <w:rPr>
-                <w:rFonts w:eastAsia="Arial" w:cs="Arial"/>
+              <w:rPr>
+                <w:sz w:val="11"/>
+                <w:szCs w:val="11"/>
+              </w:rPr>
+              <w:spacing w:after="0"/>
+            </w:pPr>
+            <w:r>
+              <w:rPr>
+                <w:rFonts w:eastAsia="Arial" w:cs="Arial"/>
+                <w:sz w:val="11"/>
               </w:rPr>
               <w:lastRenderedPageBreak/>
               <w:t>{{ stdr.table1_rows[13].position }}</w:t>
@@ -4170,18 +5061,24 @@
           </w:tcPr>
           <w:p>
             <w:pPr>
+              <w:rPr>
+                <w:sz w:val="11"/>
+                <w:szCs w:val="11"/>
+              </w:rPr>
               <w:spacing w:after="0"/>
               <w:jc w:val="center"/>
             </w:pPr>
             <w:r>
               <w:rPr>
                 <w:rFonts w:eastAsia="Arial" w:cs="Arial"/>
+                <w:sz w:val="11"/>
               </w:rPr>
               <w:t>{{ stdr.table1_r</w:t>
             </w:r>
             <w:r>
               <w:rPr>
                 <w:rFonts w:eastAsia="Arial" w:cs="Arial"/>
+                <w:sz w:val="11"/>
               </w:rPr>
               <w:lastRenderedPageBreak/>
               <w:t>ows[13].okz_code }}</w:t>
@@ -4195,11 +5092,16 @@
           </w:tcPr>
           <w:p>
             <w:pPr>
-              <w:spacing w:after="0"/>
-            </w:pPr>
-            <w:r>
-              <w:rPr>
-                <w:rFonts w:eastAsia="Arial" w:cs="Arial"/>
+              <w:rPr>
+                <w:sz w:val="11"/>
+                <w:szCs w:val="11"/>
+              </w:rPr>
+              <w:spacing w:after="0"/>
+            </w:pPr>
+            <w:r>
+              <w:rPr>
+                <w:rFonts w:eastAsia="Arial" w:cs="Arial"/>
+                <w:sz w:val="11"/>
               </w:rPr>
               <w:lastRenderedPageBreak/>
               <w:t>{{ stdr.table1_rows[13].dismissal_</w:t>
@@ -4207,12 +5109,14 @@
             <w:r>
               <w:rPr>
                 <w:rFonts w:eastAsia="Arial" w:cs="Arial"/>
+                <w:sz w:val="11"/>
               </w:rPr>
               <w:t>r</w:t>
             </w:r>
             <w:r>
               <w:rPr>
                 <w:rFonts w:eastAsia="Arial" w:cs="Arial"/>
+                <w:sz w:val="11"/>
               </w:rPr>
               <w:lastRenderedPageBreak/>
               <w:t>eason }}</w:t>
@@ -4226,12 +5130,17 @@
           </w:tcPr>
           <w:p>
             <w:pPr>
+              <w:rPr>
+                <w:sz w:val="11"/>
+                <w:szCs w:val="11"/>
+              </w:rPr>
               <w:spacing w:after="0"/>
               <w:jc w:val="center"/>
             </w:pPr>
             <w:r>
               <w:rPr>
                 <w:rFonts w:eastAsia="Arial" w:cs="Arial"/>
+                <w:sz w:val="11"/>
               </w:rPr>
               <w:lastRenderedPageBreak/>
               <w:t>{{ stdr.table1_r</w:t>
@@ -4239,6 +5148,7 @@
             <w:r>
               <w:rPr>
                 <w:rFonts w:eastAsia="Arial" w:cs="Arial"/>
+                <w:sz w:val="11"/>
               </w:rPr>
               <w:lastRenderedPageBreak/>
               <w:t>ows[13].doc_name }}</w:t>
@@ -4252,12 +5162,17 @@
           </w:tcPr>
           <w:p>
             <w:pPr>
+              <w:rPr>
+                <w:sz w:val="11"/>
+                <w:szCs w:val="11"/>
+              </w:rPr>
               <w:spacing w:after="0"/>
               <w:jc w:val="center"/>
             </w:pPr>
             <w:r>
               <w:rPr>
                 <w:rFonts w:eastAsia="Arial" w:cs="Arial"/>
+                <w:sz w:val="11"/>
               </w:rPr>
               <w:lastRenderedPageBreak/>
               <w:t>{{ stdr.table1</w:t>
@@ -4265,6 +5180,7 @@
             <w:r>
               <w:rPr>
                 <w:rFonts w:eastAsia="Arial" w:cs="Arial"/>
+                <w:sz w:val="11"/>
               </w:rPr>
               <w:lastRenderedPageBreak/>
               <w:t>_rows[13].doc_date }}</w:t>
@@ -4278,12 +5194,17 @@
           </w:tcPr>
           <w:p>
             <w:pPr>
+              <w:rPr>
+                <w:sz w:val="11"/>
+                <w:szCs w:val="11"/>
+              </w:rPr>
               <w:spacing w:after="0"/>
               <w:jc w:val="center"/>
             </w:pPr>
             <w:r>
               <w:rPr>
                 <w:rFonts w:eastAsia="Arial" w:cs="Arial"/>
+                <w:sz w:val="11"/>
               </w:rPr>
               <w:lastRenderedPageBreak/>
               <w:t>{{ stdr.tabl</w:t>
@@ -4291,6 +5212,7 @@
             <w:r>
               <w:rPr>
                 <w:rFonts w:eastAsia="Arial" w:cs="Arial"/>
+                <w:sz w:val="11"/>
               </w:rPr>
               <w:lastRenderedPageBreak/>
               <w:t>e1_rows[13].doc_number }}</w:t>
@@ -4304,12 +5226,17 @@
           </w:tcPr>
           <w:p>
             <w:pPr>
+              <w:rPr>
+                <w:sz w:val="11"/>
+                <w:szCs w:val="11"/>
+              </w:rPr>
               <w:spacing w:after="0"/>
               <w:jc w:val="center"/>
             </w:pPr>
             <w:r>
               <w:rPr>
                 <w:rFonts w:eastAsia="Arial" w:cs="Arial"/>
+                <w:sz w:val="11"/>
               </w:rPr>
               <w:lastRenderedPageBreak/>
               <w:t>{{ stdr.table1_rows[13].</w:t>
@@ -4317,6 +5244,7 @@
             <w:r>
               <w:rPr>
                 <w:rFonts w:eastAsia="Arial" w:cs="Arial"/>
+                <w:sz w:val="11"/>
               </w:rPr>
               <w:lastRenderedPageBreak/>
               <w:t>cancellation }}</w:t>
@@ -4332,12 +5260,17 @@
           </w:tcPr>
           <w:p>
             <w:pPr>
+              <w:rPr>
+                <w:sz w:val="11"/>
+                <w:szCs w:val="11"/>
+              </w:rPr>
               <w:spacing w:after="0"/>
               <w:jc w:val="center"/>
             </w:pPr>
             <w:r>
               <w:rPr>
                 <w:rFonts w:eastAsia="Arial" w:cs="Arial"/>
+                <w:sz w:val="11"/>
               </w:rPr>
               <w:lastRenderedPageBreak/>
               <w:t>{{ stdr.table1_rows[14].index }}</w:t>
@@ -4351,11 +5284,16 @@
           </w:tcPr>
           <w:p>
             <w:pPr>
-              <w:spacing w:after="0"/>
-            </w:pPr>
-            <w:r>
-              <w:rPr>
-                <w:rFonts w:eastAsia="Arial" w:cs="Arial"/>
+              <w:rPr>
+                <w:sz w:val="11"/>
+                <w:szCs w:val="11"/>
+              </w:rPr>
+              <w:spacing w:after="0"/>
+            </w:pPr>
+            <w:r>
+              <w:rPr>
+                <w:rFonts w:eastAsia="Arial" w:cs="Arial"/>
+                <w:sz w:val="11"/>
               </w:rPr>
               <w:t>{{ stdr.table1_rows[14].company_with_sfr }}</w:t>
             </w:r>
@@ -4368,18 +5306,24 @@
           </w:tcPr>
           <w:p>
             <w:pPr>
+              <w:rPr>
+                <w:sz w:val="11"/>
+                <w:szCs w:val="11"/>
+              </w:rPr>
               <w:spacing w:after="0"/>
               <w:jc w:val="center"/>
             </w:pPr>
             <w:r>
               <w:rPr>
                 <w:rFonts w:eastAsia="Arial" w:cs="Arial"/>
+                <w:sz w:val="11"/>
               </w:rPr>
               <w:t xml:space="preserve">{{ </w:t>
             </w:r>
             <w:r>
               <w:rPr>
                 <w:rFonts w:eastAsia="Arial" w:cs="Arial"/>
+                <w:sz w:val="11"/>
               </w:rPr>
               <w:t>stdr.table1_rows[14].event_date }}</w:t>
             </w:r>
@@ -4392,12 +5336,17 @@
           </w:tcPr>
           <w:p>
             <w:pPr>
+              <w:rPr>
+                <w:sz w:val="11"/>
+                <w:szCs w:val="11"/>
+              </w:rPr>
               <w:spacing w:after="0"/>
               <w:jc w:val="center"/>
             </w:pPr>
             <w:r>
               <w:rPr>
                 <w:rFonts w:eastAsia="Arial" w:cs="Arial"/>
+                <w:sz w:val="11"/>
               </w:rPr>
               <w:t>{{ stdr.table1_rows[14].event_type }}</w:t>
             </w:r>
@@ -4410,11 +5359,16 @@
           </w:tcPr>
           <w:p>
             <w:pPr>
-              <w:spacing w:after="0"/>
-            </w:pPr>
-            <w:r>
-              <w:rPr>
-                <w:rFonts w:eastAsia="Arial" w:cs="Arial"/>
+              <w:rPr>
+                <w:sz w:val="11"/>
+                <w:szCs w:val="11"/>
+              </w:rPr>
+              <w:spacing w:after="0"/>
+            </w:pPr>
+            <w:r>
+              <w:rPr>
+                <w:rFonts w:eastAsia="Arial" w:cs="Arial"/>
+                <w:sz w:val="11"/>
               </w:rPr>
               <w:t>{{ stdr.table1_rows[14].position }}</w:t>
             </w:r>
@@ -4427,12 +5381,17 @@
           </w:tcPr>
           <w:p>
             <w:pPr>
+              <w:rPr>
+                <w:sz w:val="11"/>
+                <w:szCs w:val="11"/>
+              </w:rPr>
               <w:spacing w:after="0"/>
               <w:jc w:val="center"/>
             </w:pPr>
             <w:r>
               <w:rPr>
                 <w:rFonts w:eastAsia="Arial" w:cs="Arial"/>
+                <w:sz w:val="11"/>
               </w:rPr>
               <w:t>{{ stdr.table1_rows[14].okz_code }}</w:t>
             </w:r>
@@ -4445,11 +5404,16 @@
           </w:tcPr>
           <w:p>
             <w:pPr>
-              <w:spacing w:after="0"/>
-            </w:pPr>
-            <w:r>
-              <w:rPr>
-                <w:rFonts w:eastAsia="Arial" w:cs="Arial"/>
+              <w:rPr>
+                <w:sz w:val="11"/>
+                <w:szCs w:val="11"/>
+              </w:rPr>
+              <w:spacing w:after="0"/>
+            </w:pPr>
+            <w:r>
+              <w:rPr>
+                <w:rFonts w:eastAsia="Arial" w:cs="Arial"/>
+                <w:sz w:val="11"/>
               </w:rPr>
               <w:t>{{ stdr.table1_rows[14].dismissal_reason }}</w:t>
             </w:r>
@@ -4462,12 +5426,17 @@
           </w:tcPr>
           <w:p>
             <w:pPr>
+              <w:rPr>
+                <w:sz w:val="11"/>
+                <w:szCs w:val="11"/>
+              </w:rPr>
               <w:spacing w:after="0"/>
               <w:jc w:val="center"/>
             </w:pPr>
             <w:r>
               <w:rPr>
                 <w:rFonts w:eastAsia="Arial" w:cs="Arial"/>
+                <w:sz w:val="11"/>
               </w:rPr>
               <w:t>{{ stdr.table1_rows[14].doc_name }}</w:t>
             </w:r>
@@ -4480,18 +5449,24 @@
           </w:tcPr>
           <w:p>
             <w:pPr>
+              <w:rPr>
+                <w:sz w:val="11"/>
+                <w:szCs w:val="11"/>
+              </w:rPr>
               <w:spacing w:after="0"/>
               <w:jc w:val="center"/>
             </w:pPr>
             <w:r>
               <w:rPr>
                 <w:rFonts w:eastAsia="Arial" w:cs="Arial"/>
+                <w:sz w:val="11"/>
               </w:rPr>
               <w:t xml:space="preserve">{{ </w:t>
             </w:r>
             <w:r>
               <w:rPr>
                 <w:rFonts w:eastAsia="Arial" w:cs="Arial"/>
+                <w:sz w:val="11"/>
               </w:rPr>
               <w:t>stdr.table1_rows[14].doc_date }}</w:t>
             </w:r>
@@ -4504,12 +5479,17 @@
           </w:tcPr>
           <w:p>
             <w:pPr>
+              <w:rPr>
+                <w:sz w:val="11"/>
+                <w:szCs w:val="11"/>
+              </w:rPr>
               <w:spacing w:after="0"/>
               <w:jc w:val="center"/>
             </w:pPr>
             <w:r>
               <w:rPr>
                 <w:rFonts w:eastAsia="Arial" w:cs="Arial"/>
+                <w:sz w:val="11"/>
               </w:rPr>
               <w:t>{{ stdr.table1_rows[14].doc_number }}</w:t>
             </w:r>
@@ -4522,12 +5502,17 @@
           </w:tcPr>
           <w:p>
             <w:pPr>
+              <w:rPr>
+                <w:sz w:val="11"/>
+                <w:szCs w:val="11"/>
+              </w:rPr>
               <w:spacing w:after="0"/>
               <w:jc w:val="center"/>
             </w:pPr>
             <w:r>
               <w:rPr>
                 <w:rFonts w:eastAsia="Arial" w:cs="Arial"/>
+                <w:sz w:val="11"/>
               </w:rPr>
               <w:t>{{ stdr.table1_rows[14].cancellation }}</w:t>
             </w:r>
@@ -4583,12 +5568,17 @@
           </w:tcPr>
           <w:p>
             <w:pPr>
+              <w:rPr>
+                <w:sz w:val="11"/>
+                <w:szCs w:val="11"/>
+              </w:rPr>
               <w:spacing w:after="0"/>
               <w:jc w:val="center"/>
             </w:pPr>
             <w:r>
               <w:rPr>
                 <w:rFonts w:eastAsia="Arial" w:cs="Arial"/>
+                <w:sz w:val="11"/>
               </w:rPr>
               <w:t>№ п/п</w:t>
             </w:r>
@@ -4606,17 +5596,21 @@
               <w:jc w:val="center"/>
               <w:rPr>
                 <w:lang w:val="ru-RU"/>
-              </w:rPr>
-            </w:pPr>
-            <w:r>
-              <w:rPr>
-                <w:rFonts w:eastAsia="Arial" w:cs="Arial"/>
+                <w:sz w:val="11"/>
+                <w:szCs w:val="11"/>
+              </w:rPr>
+            </w:pPr>
+            <w:r>
+              <w:rPr>
+                <w:rFonts w:eastAsia="Arial" w:cs="Arial"/>
+                <w:sz w:val="11"/>
                 <w:lang w:val="ru-RU"/>
               </w:rPr>
               <w:t>Работодатель (наименование),</w:t>
             </w:r>
             <w:r>
               <w:rPr>
+                <w:sz w:val="11"/>
                 <w:lang w:val="ru-RU"/>
               </w:rPr>
               <w:br/>
@@ -4624,6 +5618,7 @@
             <w:r>
               <w:rPr>
                 <w:rFonts w:eastAsia="Arial" w:cs="Arial"/>
+                <w:sz w:val="11"/>
                 <w:lang w:val="ru-RU"/>
               </w:rPr>
               <w:t xml:space="preserve">регистрационный </w:t>
@@ -4631,6 +5626,7 @@
             <w:r>
               <w:rPr>
                 <w:rFonts w:eastAsia="Arial" w:cs="Arial"/>
+                <w:sz w:val="11"/>
                 <w:lang w:val="ru-RU"/>
               </w:rPr>
               <w:t>номер в СФР (при наличии)</w:t>
@@ -4645,6 +5641,10 @@
           </w:tcPr>
           <w:p>
             <w:pPr>
+              <w:rPr>
+                <w:sz w:val="11"/>
+                <w:szCs w:val="11"/>
+              </w:rPr>
               <w:spacing w:after="0"/>
               <w:jc w:val="center"/>
             </w:pPr>
@@ -4652,6 +5652,7 @@
             <w:r>
               <w:rPr>
                 <w:rFonts w:eastAsia="Arial" w:cs="Arial"/>
+                <w:sz w:val="11"/>
               </w:rPr>
               <w:t>Периоды</w:t>
             </w:r>
@@ -4659,6 +5660,7 @@
             <w:r>
               <w:rPr>
                 <w:rFonts w:eastAsia="Arial" w:cs="Arial"/>
+                <w:sz w:val="11"/>
               </w:rPr>
               <w:t xml:space="preserve"> </w:t>
             </w:r>
@@ -4666,6 +5668,7 @@
             <w:r>
               <w:rPr>
                 <w:rFonts w:eastAsia="Arial" w:cs="Arial"/>
+                <w:sz w:val="11"/>
               </w:rPr>
               <w:t>работы</w:t>
             </w:r>
@@ -4695,12 +5698,17 @@
           </w:tcPr>
           <w:p>
             <w:pPr>
+              <w:rPr>
+                <w:sz w:val="11"/>
+                <w:szCs w:val="11"/>
+              </w:rPr>
               <w:spacing w:after="0"/>
               <w:jc w:val="center"/>
             </w:pPr>
             <w:r>
               <w:rPr>
                 <w:rFonts w:eastAsia="Arial" w:cs="Arial"/>
+                <w:sz w:val="11"/>
               </w:rPr>
               <w:t>с дд.мм.гггг</w:t>
             </w:r>
@@ -4713,12 +5721,17 @@
           </w:tcPr>
           <w:p>
             <w:pPr>
+              <w:rPr>
+                <w:sz w:val="11"/>
+                <w:szCs w:val="11"/>
+              </w:rPr>
               <w:spacing w:after="0"/>
               <w:jc w:val="center"/>
             </w:pPr>
             <w:r>
               <w:rPr>
                 <w:rFonts w:eastAsia="Arial" w:cs="Arial"/>
+                <w:sz w:val="11"/>
               </w:rPr>
               <w:t>по дд.мм.гггг</w:t>
             </w:r>
@@ -4733,12 +5746,17 @@
           </w:tcPr>
           <w:p>
             <w:pPr>
+              <w:rPr>
+                <w:sz w:val="11"/>
+                <w:szCs w:val="11"/>
+              </w:rPr>
               <w:spacing w:after="0"/>
               <w:jc w:val="center"/>
             </w:pPr>
             <w:r>
               <w:rPr>
                 <w:rFonts w:eastAsia="Arial" w:cs="Arial"/>
+                <w:sz w:val="11"/>
               </w:rPr>
               <w:t>{{ stdr.table2_rows[0].index }}</w:t>
             </w:r>
@@ -4751,11 +5769,16 @@
           </w:tcPr>
           <w:p>
             <w:pPr>
-              <w:spacing w:after="0"/>
-            </w:pPr>
-            <w:r>
-              <w:rPr>
-                <w:rFonts w:eastAsia="Arial" w:cs="Arial"/>
+              <w:rPr>
+                <w:sz w:val="11"/>
+                <w:szCs w:val="11"/>
+              </w:rPr>
+              <w:spacing w:after="0"/>
+            </w:pPr>
+            <w:r>
+              <w:rPr>
+                <w:rFonts w:eastAsia="Arial" w:cs="Arial"/>
+                <w:sz w:val="11"/>
               </w:rPr>
               <w:t>{{ stdr.table2_rows[0].company_with_sfr }}</w:t>
             </w:r>
@@ -4768,12 +5791,17 @@
           </w:tcPr>
           <w:p>
             <w:pPr>
+              <w:rPr>
+                <w:sz w:val="11"/>
+                <w:szCs w:val="11"/>
+              </w:rPr>
               <w:spacing w:after="0"/>
               <w:jc w:val="center"/>
             </w:pPr>
             <w:r>
               <w:rPr>
                 <w:rFonts w:eastAsia="Arial" w:cs="Arial"/>
+                <w:sz w:val="11"/>
               </w:rPr>
               <w:t>{{ stdr.table2_rows[0].date_from }}</w:t>
             </w:r>
@@ -4786,12 +5814,17 @@
           </w:tcPr>
           <w:p>
             <w:pPr>
+              <w:rPr>
+                <w:sz w:val="11"/>
+                <w:szCs w:val="11"/>
+              </w:rPr>
               <w:spacing w:after="0"/>
               <w:jc w:val="center"/>
             </w:pPr>
             <w:r>
               <w:rPr>
                 <w:rFonts w:eastAsia="Arial" w:cs="Arial"/>
+                <w:sz w:val="11"/>
               </w:rPr>
               <w:t>{{ stdr.table2_rows[0].date_to }}</w:t>
             </w:r>
@@ -4806,12 +5839,17 @@
           </w:tcPr>
           <w:p>
             <w:pPr>
+              <w:rPr>
+                <w:sz w:val="11"/>
+                <w:szCs w:val="11"/>
+              </w:rPr>
               <w:spacing w:after="0"/>
               <w:jc w:val="center"/>
             </w:pPr>
             <w:r>
               <w:rPr>
                 <w:rFonts w:eastAsia="Arial" w:cs="Arial"/>
+                <w:sz w:val="11"/>
               </w:rPr>
               <w:t>{{ stdr.table2_rows[1].index }}</w:t>
             </w:r>
@@ -4824,17 +5862,23 @@
           </w:tcPr>
           <w:p>
             <w:pPr>
-              <w:spacing w:after="0"/>
-            </w:pPr>
-            <w:r>
-              <w:rPr>
-                <w:rFonts w:eastAsia="Arial" w:cs="Arial"/>
+              <w:rPr>
+                <w:sz w:val="11"/>
+                <w:szCs w:val="11"/>
+              </w:rPr>
+              <w:spacing w:after="0"/>
+            </w:pPr>
+            <w:r>
+              <w:rPr>
+                <w:rFonts w:eastAsia="Arial" w:cs="Arial"/>
+                <w:sz w:val="11"/>
               </w:rPr>
               <w:t xml:space="preserve">{{ </w:t>
             </w:r>
             <w:r>
               <w:rPr>
                 <w:rFonts w:eastAsia="Arial" w:cs="Arial"/>
+                <w:sz w:val="11"/>
               </w:rPr>
               <w:t>stdr.table2_rows[1].company_with_sfr }}</w:t>
             </w:r>
@@ -4847,12 +5891,17 @@
           </w:tcPr>
           <w:p>
             <w:pPr>
+              <w:rPr>
+                <w:sz w:val="11"/>
+                <w:szCs w:val="11"/>
+              </w:rPr>
               <w:spacing w:after="0"/>
               <w:jc w:val="center"/>
             </w:pPr>
             <w:r>
               <w:rPr>
                 <w:rFonts w:eastAsia="Arial" w:cs="Arial"/>
+                <w:sz w:val="11"/>
               </w:rPr>
               <w:t>{{ stdr.table2_rows[1].date_from }}</w:t>
             </w:r>
@@ -4865,12 +5914,17 @@
           </w:tcPr>
           <w:p>
             <w:pPr>
+              <w:rPr>
+                <w:sz w:val="11"/>
+                <w:szCs w:val="11"/>
+              </w:rPr>
               <w:spacing w:after="0"/>
               <w:jc w:val="center"/>
             </w:pPr>
             <w:r>
               <w:rPr>
                 <w:rFonts w:eastAsia="Arial" w:cs="Arial"/>
+                <w:sz w:val="11"/>
               </w:rPr>
               <w:t>{{ stdr.table2_rows[1].date_to }}</w:t>
             </w:r>
@@ -4885,12 +5939,17 @@
           </w:tcPr>
           <w:p>
             <w:pPr>
+              <w:rPr>
+                <w:sz w:val="11"/>
+                <w:szCs w:val="11"/>
+              </w:rPr>
               <w:spacing w:after="0"/>
               <w:jc w:val="center"/>
             </w:pPr>
             <w:r>
               <w:rPr>
                 <w:rFonts w:eastAsia="Arial" w:cs="Arial"/>
+                <w:sz w:val="11"/>
               </w:rPr>
               <w:t>{{ stdr.table2_rows[2].index }}</w:t>
             </w:r>
@@ -4903,11 +5962,16 @@
           </w:tcPr>
           <w:p>
             <w:pPr>
-              <w:spacing w:after="0"/>
-            </w:pPr>
-            <w:r>
-              <w:rPr>
-                <w:rFonts w:eastAsia="Arial" w:cs="Arial"/>
+              <w:rPr>
+                <w:sz w:val="11"/>
+                <w:szCs w:val="11"/>
+              </w:rPr>
+              <w:spacing w:after="0"/>
+            </w:pPr>
+            <w:r>
+              <w:rPr>
+                <w:rFonts w:eastAsia="Arial" w:cs="Arial"/>
+                <w:sz w:val="11"/>
               </w:rPr>
               <w:t>{{ stdr.table2_rows[2].company_with_sfr }}</w:t>
             </w:r>
@@ -4920,12 +5984,17 @@
           </w:tcPr>
           <w:p>
             <w:pPr>
+              <w:rPr>
+                <w:sz w:val="11"/>
+                <w:szCs w:val="11"/>
+              </w:rPr>
               <w:spacing w:after="0"/>
               <w:jc w:val="center"/>
             </w:pPr>
             <w:r>
               <w:rPr>
                 <w:rFonts w:eastAsia="Arial" w:cs="Arial"/>
+                <w:sz w:val="11"/>
               </w:rPr>
               <w:t>{{ stdr.table2_rows[2].date_from }}</w:t>
             </w:r>
@@ -4938,12 +6007,17 @@
           </w:tcPr>
           <w:p>
             <w:pPr>
+              <w:rPr>
+                <w:sz w:val="11"/>
+                <w:szCs w:val="11"/>
+              </w:rPr>
               <w:spacing w:after="0"/>
               <w:jc w:val="center"/>
             </w:pPr>
             <w:r>
               <w:rPr>
                 <w:rFonts w:eastAsia="Arial" w:cs="Arial"/>
+                <w:sz w:val="11"/>
               </w:rPr>
               <w:t>{{ stdr.table2_rows[2].date_to }}</w:t>
             </w:r>
@@ -4958,18 +6032,24 @@
           </w:tcPr>
           <w:p>
             <w:pPr>
+              <w:rPr>
+                <w:sz w:val="11"/>
+                <w:szCs w:val="11"/>
+              </w:rPr>
               <w:spacing w:after="0"/>
               <w:jc w:val="center"/>
             </w:pPr>
             <w:r>
               <w:rPr>
                 <w:rFonts w:eastAsia="Arial" w:cs="Arial"/>
+                <w:sz w:val="11"/>
               </w:rPr>
               <w:t>{{ stdr.table2</w:t>
             </w:r>
             <w:r>
               <w:rPr>
                 <w:rFonts w:eastAsia="Arial" w:cs="Arial"/>
+                <w:sz w:val="11"/>
               </w:rPr>
               <w:lastRenderedPageBreak/>
               <w:t>_rows[3].index }}</w:t>
@@ -4983,11 +6063,16 @@
           </w:tcPr>
           <w:p>
             <w:pPr>
-              <w:spacing w:after="0"/>
-            </w:pPr>
-            <w:r>
-              <w:rPr>
-                <w:rFonts w:eastAsia="Arial" w:cs="Arial"/>
+              <w:rPr>
+                <w:sz w:val="11"/>
+                <w:szCs w:val="11"/>
+              </w:rPr>
+              <w:spacing w:after="0"/>
+            </w:pPr>
+            <w:r>
+              <w:rPr>
+                <w:rFonts w:eastAsia="Arial" w:cs="Arial"/>
+                <w:sz w:val="11"/>
               </w:rPr>
               <w:lastRenderedPageBreak/>
               <w:t>{{ stdr.table2_rows[3].company_with_sfr }}</w:t>
@@ -5001,12 +6086,17 @@
           </w:tcPr>
           <w:p>
             <w:pPr>
+              <w:rPr>
+                <w:sz w:val="11"/>
+                <w:szCs w:val="11"/>
+              </w:rPr>
               <w:spacing w:after="0"/>
               <w:jc w:val="center"/>
             </w:pPr>
             <w:r>
               <w:rPr>
                 <w:rFonts w:eastAsia="Arial" w:cs="Arial"/>
+                <w:sz w:val="11"/>
               </w:rPr>
               <w:t>{{ stdr.table2_rows[3].date_from }}</w:t>
             </w:r>
@@ -5019,12 +6109,17 @@
           </w:tcPr>
           <w:p>
             <w:pPr>
+              <w:rPr>
+                <w:sz w:val="11"/>
+                <w:szCs w:val="11"/>
+              </w:rPr>
               <w:spacing w:after="0"/>
               <w:jc w:val="center"/>
             </w:pPr>
             <w:r>
               <w:rPr>
                 <w:rFonts w:eastAsia="Arial" w:cs="Arial"/>
+                <w:sz w:val="11"/>
               </w:rPr>
               <w:t>{{ stdr.table2_rows[3].date_to }}</w:t>
             </w:r>
@@ -5039,12 +6134,17 @@
           </w:tcPr>
           <w:p>
             <w:pPr>
+              <w:rPr>
+                <w:sz w:val="11"/>
+                <w:szCs w:val="11"/>
+              </w:rPr>
               <w:spacing w:after="0"/>
               <w:jc w:val="center"/>
             </w:pPr>
             <w:r>
               <w:rPr>
                 <w:rFonts w:eastAsia="Arial" w:cs="Arial"/>
+                <w:sz w:val="11"/>
               </w:rPr>
               <w:t>{{ stdr.table2_rows[4].index }}</w:t>
             </w:r>
@@ -5057,11 +6157,16 @@
           </w:tcPr>
           <w:p>
             <w:pPr>
-              <w:spacing w:after="0"/>
-            </w:pPr>
-            <w:r>
-              <w:rPr>
-                <w:rFonts w:eastAsia="Arial" w:cs="Arial"/>
+              <w:rPr>
+                <w:sz w:val="11"/>
+                <w:szCs w:val="11"/>
+              </w:rPr>
+              <w:spacing w:after="0"/>
+            </w:pPr>
+            <w:r>
+              <w:rPr>
+                <w:rFonts w:eastAsia="Arial" w:cs="Arial"/>
+                <w:sz w:val="11"/>
               </w:rPr>
               <w:t>{{ stdr.table2_rows[4].company_with_sfr }}</w:t>
             </w:r>
@@ -5074,18 +6179,24 @@
           </w:tcPr>
           <w:p>
             <w:pPr>
+              <w:rPr>
+                <w:sz w:val="11"/>
+                <w:szCs w:val="11"/>
+              </w:rPr>
               <w:spacing w:after="0"/>
               <w:jc w:val="center"/>
             </w:pPr>
             <w:r>
               <w:rPr>
                 <w:rFonts w:eastAsia="Arial" w:cs="Arial"/>
+                <w:sz w:val="11"/>
               </w:rPr>
               <w:t xml:space="preserve">{{ stdr.table2_rows[4].date_from </w:t>
             </w:r>
             <w:r>
               <w:rPr>
                 <w:rFonts w:eastAsia="Arial" w:cs="Arial"/>
+                <w:sz w:val="11"/>
               </w:rPr>
               <w:t>}}</w:t>
             </w:r>
@@ -5098,12 +6209,17 @@
           </w:tcPr>
           <w:p>
             <w:pPr>
+              <w:rPr>
+                <w:sz w:val="11"/>
+                <w:szCs w:val="11"/>
+              </w:rPr>
               <w:spacing w:after="0"/>
               <w:jc w:val="center"/>
             </w:pPr>
             <w:r>
               <w:rPr>
                 <w:rFonts w:eastAsia="Arial" w:cs="Arial"/>
+                <w:sz w:val="11"/>
               </w:rPr>
               <w:t>{{ stdr.table2_rows[4].date_to }}</w:t>
             </w:r>
@@ -5118,12 +6234,17 @@
           </w:tcPr>
           <w:p>
             <w:pPr>
+              <w:rPr>
+                <w:sz w:val="11"/>
+                <w:szCs w:val="11"/>
+              </w:rPr>
               <w:spacing w:after="0"/>
               <w:jc w:val="center"/>
             </w:pPr>
             <w:r>
               <w:rPr>
                 <w:rFonts w:eastAsia="Arial" w:cs="Arial"/>
+                <w:sz w:val="11"/>
               </w:rPr>
               <w:t>{{ stdr.table2_rows[5].index }}</w:t>
             </w:r>
@@ -5136,11 +6257,16 @@
           </w:tcPr>
           <w:p>
             <w:pPr>
-              <w:spacing w:after="0"/>
-            </w:pPr>
-            <w:r>
-              <w:rPr>
-                <w:rFonts w:eastAsia="Arial" w:cs="Arial"/>
+              <w:rPr>
+                <w:sz w:val="11"/>
+                <w:szCs w:val="11"/>
+              </w:rPr>
+              <w:spacing w:after="0"/>
+            </w:pPr>
+            <w:r>
+              <w:rPr>
+                <w:rFonts w:eastAsia="Arial" w:cs="Arial"/>
+                <w:sz w:val="11"/>
               </w:rPr>
               <w:t>{{ stdr.table2_rows[5].company_with_sfr }}</w:t>
             </w:r>
@@ -5153,12 +6279,17 @@
           </w:tcPr>
           <w:p>
             <w:pPr>
+              <w:rPr>
+                <w:sz w:val="11"/>
+                <w:szCs w:val="11"/>
+              </w:rPr>
               <w:spacing w:after="0"/>
               <w:jc w:val="center"/>
             </w:pPr>
             <w:r>
               <w:rPr>
                 <w:rFonts w:eastAsia="Arial" w:cs="Arial"/>
+                <w:sz w:val="11"/>
               </w:rPr>
               <w:t>{{ stdr.table2_rows[5].date_from }}</w:t>
             </w:r>
@@ -5171,12 +6302,17 @@
           </w:tcPr>
           <w:p>
             <w:pPr>
+              <w:rPr>
+                <w:sz w:val="11"/>
+                <w:szCs w:val="11"/>
+              </w:rPr>
               <w:spacing w:after="0"/>
               <w:jc w:val="center"/>
             </w:pPr>
             <w:r>
               <w:rPr>
                 <w:rFonts w:eastAsia="Arial" w:cs="Arial"/>
+                <w:sz w:val="11"/>
               </w:rPr>
               <w:t>{{ stdr.table2_rows[5].date_to }}</w:t>
             </w:r>
@@ -5191,12 +6327,17 @@
           </w:tcPr>
           <w:p>
             <w:pPr>
+              <w:rPr>
+                <w:sz w:val="11"/>
+                <w:szCs w:val="11"/>
+              </w:rPr>
               <w:spacing w:after="0"/>
               <w:jc w:val="center"/>
             </w:pPr>
             <w:r>
               <w:rPr>
                 <w:rFonts w:eastAsia="Arial" w:cs="Arial"/>
+                <w:sz w:val="11"/>
               </w:rPr>
               <w:t>{{ stdr.table2_rows[6].index }}</w:t>
             </w:r>
@@ -5209,17 +6350,23 @@
           </w:tcPr>
           <w:p>
             <w:pPr>
-              <w:spacing w:after="0"/>
-            </w:pPr>
-            <w:r>
-              <w:rPr>
-                <w:rFonts w:eastAsia="Arial" w:cs="Arial"/>
+              <w:rPr>
+                <w:sz w:val="11"/>
+                <w:szCs w:val="11"/>
+              </w:rPr>
+              <w:spacing w:after="0"/>
+            </w:pPr>
+            <w:r>
+              <w:rPr>
+                <w:rFonts w:eastAsia="Arial" w:cs="Arial"/>
+                <w:sz w:val="11"/>
               </w:rPr>
               <w:t xml:space="preserve">{{ stdr.table2_rows[6].company_with_sfr </w:t>
             </w:r>
             <w:r>
               <w:rPr>
                 <w:rFonts w:eastAsia="Arial" w:cs="Arial"/>
+                <w:sz w:val="11"/>
               </w:rPr>
               <w:t>}}</w:t>
             </w:r>
@@ -5232,12 +6379,17 @@
           </w:tcPr>
           <w:p>
             <w:pPr>
+              <w:rPr>
+                <w:sz w:val="11"/>
+                <w:szCs w:val="11"/>
+              </w:rPr>
               <w:spacing w:after="0"/>
               <w:jc w:val="center"/>
             </w:pPr>
             <w:r>
               <w:rPr>
                 <w:rFonts w:eastAsia="Arial" w:cs="Arial"/>
+                <w:sz w:val="11"/>
               </w:rPr>
               <w:t>{{ stdr.table2_rows[6].date_from }}</w:t>
             </w:r>
@@ -5250,12 +6402,17 @@
           </w:tcPr>
           <w:p>
             <w:pPr>
+              <w:rPr>
+                <w:sz w:val="11"/>
+                <w:szCs w:val="11"/>
+              </w:rPr>
               <w:spacing w:after="0"/>
               <w:jc w:val="center"/>
             </w:pPr>
             <w:r>
               <w:rPr>
                 <w:rFonts w:eastAsia="Arial" w:cs="Arial"/>
+                <w:sz w:val="11"/>
               </w:rPr>
               <w:t>{{ stdr.table2_rows[6].date_to }}</w:t>
             </w:r>
@@ -5270,12 +6427,17 @@
           </w:tcPr>
           <w:p>
             <w:pPr>
+              <w:rPr>
+                <w:sz w:val="11"/>
+                <w:szCs w:val="11"/>
+              </w:rPr>
               <w:spacing w:after="0"/>
               <w:jc w:val="center"/>
             </w:pPr>
             <w:r>
               <w:rPr>
                 <w:rFonts w:eastAsia="Arial" w:cs="Arial"/>
+                <w:sz w:val="11"/>
               </w:rPr>
               <w:t>{{ stdr.table2_rows[7].index }}</w:t>
             </w:r>
@@ -5288,11 +6450,16 @@
           </w:tcPr>
           <w:p>
             <w:pPr>
-              <w:spacing w:after="0"/>
-            </w:pPr>
-            <w:r>
-              <w:rPr>
-                <w:rFonts w:eastAsia="Arial" w:cs="Arial"/>
+              <w:rPr>
+                <w:sz w:val="11"/>
+                <w:szCs w:val="11"/>
+              </w:rPr>
+              <w:spacing w:after="0"/>
+            </w:pPr>
+            <w:r>
+              <w:rPr>
+                <w:rFonts w:eastAsia="Arial" w:cs="Arial"/>
+                <w:sz w:val="11"/>
               </w:rPr>
               <w:t>{{ stdr.table2_rows[7].company_with_sfr }}</w:t>
             </w:r>
@@ -5305,12 +6472,17 @@
           </w:tcPr>
           <w:p>
             <w:pPr>
+              <w:rPr>
+                <w:sz w:val="11"/>
+                <w:szCs w:val="11"/>
+              </w:rPr>
               <w:spacing w:after="0"/>
               <w:jc w:val="center"/>
             </w:pPr>
             <w:r>
               <w:rPr>
                 <w:rFonts w:eastAsia="Arial" w:cs="Arial"/>
+                <w:sz w:val="11"/>
               </w:rPr>
               <w:t>{{ stdr.table2_rows[7].date_from }}</w:t>
             </w:r>
@@ -5323,12 +6495,17 @@
           </w:tcPr>
           <w:p>
             <w:pPr>
+              <w:rPr>
+                <w:sz w:val="11"/>
+                <w:szCs w:val="11"/>
+              </w:rPr>
               <w:spacing w:after="0"/>
               <w:jc w:val="center"/>
             </w:pPr>
             <w:r>
               <w:rPr>
                 <w:rFonts w:eastAsia="Arial" w:cs="Arial"/>
+                <w:sz w:val="11"/>
               </w:rPr>
               <w:t>{{ stdr.table2_rows[7].date_to }}</w:t>
             </w:r>

--- a/templates/docx/stdr_template.docx
+++ b/templates/docx/stdr_template.docx
@@ -1474,6 +1474,9 @@
         </w:tc>
       </w:tr>
       <w:tr>
+        <w:trPr>
+          <w:trHeight w:val="1320" w:hRule="atLeast"/>
+        </w:trPr>
         <w:tc>
           <w:tcPr>
             <w:tcW w:w="378" w:type="dxa"/>
@@ -1504,6 +1507,7 @@
           </w:tcPr>
           <w:p>
             <w:pPr>
+              <w:jc w:val="center"/>
               <w:rPr>
                 <w:sz w:val="11"/>
                 <w:szCs w:val="11"/>
@@ -1572,6 +1576,7 @@
           </w:tcPr>
           <w:p>
             <w:pPr>
+              <w:jc w:val="center"/>
               <w:rPr>
                 <w:sz w:val="11"/>
                 <w:szCs w:val="11"/>
@@ -1617,6 +1622,7 @@
           </w:tcPr>
           <w:p>
             <w:pPr>
+              <w:jc w:val="center"/>
               <w:rPr>
                 <w:sz w:val="11"/>
                 <w:szCs w:val="11"/>
@@ -1726,6 +1732,9 @@
         </w:tc>
       </w:tr>
       <w:tr>
+        <w:trPr>
+          <w:trHeight w:val="1320" w:hRule="atLeast"/>
+        </w:trPr>
         <w:tc>
           <w:tcPr>
             <w:tcW w:w="378" w:type="dxa"/>
@@ -1764,6 +1773,7 @@
           </w:tcPr>
           <w:p>
             <w:pPr>
+              <w:jc w:val="center"/>
               <w:rPr>
                 <w:sz w:val="11"/>
                 <w:szCs w:val="11"/>
@@ -1840,6 +1850,7 @@
           </w:tcPr>
           <w:p>
             <w:pPr>
+              <w:jc w:val="center"/>
               <w:rPr>
                 <w:sz w:val="11"/>
                 <w:szCs w:val="11"/>
@@ -1885,6 +1896,7 @@
           </w:tcPr>
           <w:p>
             <w:pPr>
+              <w:jc w:val="center"/>
               <w:rPr>
                 <w:sz w:val="11"/>
                 <w:szCs w:val="11"/>
@@ -2001,6 +2013,9 @@
         </w:tc>
       </w:tr>
       <w:tr>
+        <w:trPr>
+          <w:trHeight w:val="1320" w:hRule="atLeast"/>
+        </w:trPr>
         <w:tc>
           <w:tcPr>
             <w:tcW w:w="378" w:type="dxa"/>
@@ -2031,6 +2046,7 @@
           </w:tcPr>
           <w:p>
             <w:pPr>
+              <w:jc w:val="center"/>
               <w:rPr>
                 <w:sz w:val="11"/>
                 <w:szCs w:val="11"/>
@@ -2099,6 +2115,7 @@
           </w:tcPr>
           <w:p>
             <w:pPr>
+              <w:jc w:val="center"/>
               <w:rPr>
                 <w:sz w:val="11"/>
                 <w:szCs w:val="11"/>
@@ -2144,6 +2161,7 @@
           </w:tcPr>
           <w:p>
             <w:pPr>
+              <w:jc w:val="center"/>
               <w:rPr>
                 <w:sz w:val="11"/>
                 <w:szCs w:val="11"/>
@@ -2253,6 +2271,9 @@
         </w:tc>
       </w:tr>
       <w:tr>
+        <w:trPr>
+          <w:trHeight w:val="1320" w:hRule="atLeast"/>
+        </w:trPr>
         <w:tc>
           <w:tcPr>
             <w:tcW w:w="378" w:type="dxa"/>
@@ -2283,6 +2304,7 @@
           </w:tcPr>
           <w:p>
             <w:pPr>
+              <w:jc w:val="center"/>
               <w:rPr>
                 <w:sz w:val="11"/>
                 <w:szCs w:val="11"/>
@@ -2351,6 +2373,7 @@
           </w:tcPr>
           <w:p>
             <w:pPr>
+              <w:jc w:val="center"/>
               <w:rPr>
                 <w:sz w:val="11"/>
                 <w:szCs w:val="11"/>
@@ -2403,6 +2426,7 @@
           </w:tcPr>
           <w:p>
             <w:pPr>
+              <w:jc w:val="center"/>
               <w:rPr>
                 <w:sz w:val="11"/>
                 <w:szCs w:val="11"/>
@@ -2512,6 +2536,9 @@
         </w:tc>
       </w:tr>
       <w:tr>
+        <w:trPr>
+          <w:trHeight w:val="1320" w:hRule="atLeast"/>
+        </w:trPr>
         <w:tc>
           <w:tcPr>
             <w:tcW w:w="378" w:type="dxa"/>
@@ -2542,6 +2569,7 @@
           </w:tcPr>
           <w:p>
             <w:pPr>
+              <w:jc w:val="center"/>
               <w:rPr>
                 <w:sz w:val="11"/>
                 <w:szCs w:val="11"/>
@@ -2617,6 +2645,7 @@
           </w:tcPr>
           <w:p>
             <w:pPr>
+              <w:jc w:val="center"/>
               <w:rPr>
                 <w:sz w:val="11"/>
                 <w:szCs w:val="11"/>
@@ -2662,6 +2691,7 @@
           </w:tcPr>
           <w:p>
             <w:pPr>
+              <w:jc w:val="center"/>
               <w:rPr>
                 <w:sz w:val="11"/>
                 <w:szCs w:val="11"/>
@@ -2778,6 +2808,9 @@
         </w:tc>
       </w:tr>
       <w:tr>
+        <w:trPr>
+          <w:trHeight w:val="1320" w:hRule="atLeast"/>
+        </w:trPr>
         <w:tc>
           <w:tcPr>
             <w:tcW w:w="378" w:type="dxa"/>
@@ -2816,6 +2849,7 @@
           </w:tcPr>
           <w:p>
             <w:pPr>
+              <w:jc w:val="center"/>
               <w:rPr>
                 <w:sz w:val="11"/>
                 <w:szCs w:val="11"/>
@@ -2892,6 +2926,7 @@
           </w:tcPr>
           <w:p>
             <w:pPr>
+              <w:jc w:val="center"/>
               <w:rPr>
                 <w:sz w:val="11"/>
                 <w:szCs w:val="11"/>
@@ -2937,6 +2972,7 @@
           </w:tcPr>
           <w:p>
             <w:pPr>
+              <w:jc w:val="center"/>
               <w:rPr>
                 <w:sz w:val="11"/>
                 <w:szCs w:val="11"/>
@@ -3053,6 +3089,9 @@
         </w:tc>
       </w:tr>
       <w:tr>
+        <w:trPr>
+          <w:trHeight w:val="1320" w:hRule="atLeast"/>
+        </w:trPr>
         <w:tc>
           <w:tcPr>
             <w:tcW w:w="378" w:type="dxa"/>
@@ -3083,6 +3122,7 @@
           </w:tcPr>
           <w:p>
             <w:pPr>
+              <w:jc w:val="center"/>
               <w:rPr>
                 <w:sz w:val="11"/>
                 <w:szCs w:val="11"/>
@@ -3151,6 +3191,7 @@
           </w:tcPr>
           <w:p>
             <w:pPr>
+              <w:jc w:val="center"/>
               <w:rPr>
                 <w:sz w:val="11"/>
                 <w:szCs w:val="11"/>
@@ -3196,6 +3237,7 @@
           </w:tcPr>
           <w:p>
             <w:pPr>
+              <w:jc w:val="center"/>
               <w:rPr>
                 <w:sz w:val="11"/>
                 <w:szCs w:val="11"/>
@@ -3305,6 +3347,9 @@
         </w:tc>
       </w:tr>
       <w:tr>
+        <w:trPr>
+          <w:trHeight w:val="1320" w:hRule="atLeast"/>
+        </w:trPr>
         <w:tc>
           <w:tcPr>
             <w:tcW w:w="378" w:type="dxa"/>
@@ -3335,6 +3380,7 @@
           </w:tcPr>
           <w:p>
             <w:pPr>
+              <w:jc w:val="center"/>
               <w:rPr>
                 <w:sz w:val="11"/>
                 <w:szCs w:val="11"/>
@@ -3410,6 +3456,7 @@
           </w:tcPr>
           <w:p>
             <w:pPr>
+              <w:jc w:val="center"/>
               <w:rPr>
                 <w:sz w:val="11"/>
                 <w:szCs w:val="11"/>
@@ -3455,6 +3502,7 @@
           </w:tcPr>
           <w:p>
             <w:pPr>
+              <w:jc w:val="center"/>
               <w:rPr>
                 <w:sz w:val="11"/>
                 <w:szCs w:val="11"/>
@@ -3571,6 +3619,9 @@
         </w:tc>
       </w:tr>
       <w:tr>
+        <w:trPr>
+          <w:trHeight w:val="1320" w:hRule="atLeast"/>
+        </w:trPr>
         <w:tc>
           <w:tcPr>
             <w:tcW w:w="378" w:type="dxa"/>
@@ -3601,6 +3652,7 @@
           </w:tcPr>
           <w:p>
             <w:pPr>
+              <w:jc w:val="center"/>
               <w:rPr>
                 <w:sz w:val="11"/>
                 <w:szCs w:val="11"/>
@@ -3676,6 +3728,7 @@
           </w:tcPr>
           <w:p>
             <w:pPr>
+              <w:jc w:val="center"/>
               <w:rPr>
                 <w:sz w:val="11"/>
                 <w:szCs w:val="11"/>
@@ -3721,6 +3774,7 @@
           </w:tcPr>
           <w:p>
             <w:pPr>
+              <w:jc w:val="center"/>
               <w:rPr>
                 <w:sz w:val="11"/>
                 <w:szCs w:val="11"/>
@@ -3837,6 +3891,9 @@
         </w:tc>
       </w:tr>
       <w:tr>
+        <w:trPr>
+          <w:trHeight w:val="1320" w:hRule="atLeast"/>
+        </w:trPr>
         <w:tc>
           <w:tcPr>
             <w:tcW w:w="378" w:type="dxa"/>
@@ -3875,6 +3932,7 @@
           </w:tcPr>
           <w:p>
             <w:pPr>
+              <w:jc w:val="center"/>
               <w:rPr>
                 <w:sz w:val="11"/>
                 <w:szCs w:val="11"/>
@@ -3944,6 +4002,7 @@
           </w:tcPr>
           <w:p>
             <w:pPr>
+              <w:jc w:val="center"/>
               <w:rPr>
                 <w:sz w:val="11"/>
                 <w:szCs w:val="11"/>
@@ -3989,6 +4048,7 @@
           </w:tcPr>
           <w:p>
             <w:pPr>
+              <w:jc w:val="center"/>
               <w:rPr>
                 <w:sz w:val="11"/>
                 <w:szCs w:val="11"/>
@@ -4107,6 +4167,9 @@
         </w:tc>
       </w:tr>
       <w:tr>
+        <w:trPr>
+          <w:trHeight w:val="1320" w:hRule="atLeast"/>
+        </w:trPr>
         <w:tc>
           <w:tcPr>
             <w:tcW w:w="378" w:type="dxa"/>
@@ -4137,6 +4200,7 @@
           </w:tcPr>
           <w:p>
             <w:pPr>
+              <w:jc w:val="center"/>
               <w:rPr>
                 <w:sz w:val="11"/>
                 <w:szCs w:val="11"/>
@@ -4212,6 +4276,7 @@
           </w:tcPr>
           <w:p>
             <w:pPr>
+              <w:jc w:val="center"/>
               <w:rPr>
                 <w:sz w:val="11"/>
                 <w:szCs w:val="11"/>
@@ -4257,6 +4322,7 @@
           </w:tcPr>
           <w:p>
             <w:pPr>
+              <w:jc w:val="center"/>
               <w:rPr>
                 <w:sz w:val="11"/>
                 <w:szCs w:val="11"/>
@@ -4373,6 +4439,9 @@
         </w:tc>
       </w:tr>
       <w:tr>
+        <w:trPr>
+          <w:trHeight w:val="1320" w:hRule="atLeast"/>
+        </w:trPr>
         <w:tc>
           <w:tcPr>
             <w:tcW w:w="378" w:type="dxa"/>
@@ -4403,6 +4472,7 @@
           </w:tcPr>
           <w:p>
             <w:pPr>
+              <w:jc w:val="center"/>
               <w:rPr>
                 <w:sz w:val="11"/>
                 <w:szCs w:val="11"/>
@@ -4478,6 +4548,7 @@
           </w:tcPr>
           <w:p>
             <w:pPr>
+              <w:jc w:val="center"/>
               <w:rPr>
                 <w:sz w:val="11"/>
                 <w:szCs w:val="11"/>
@@ -4523,6 +4594,7 @@
           </w:tcPr>
           <w:p>
             <w:pPr>
+              <w:jc w:val="center"/>
               <w:rPr>
                 <w:sz w:val="11"/>
                 <w:szCs w:val="11"/>
@@ -4639,6 +4711,9 @@
         </w:tc>
       </w:tr>
       <w:tr>
+        <w:trPr>
+          <w:trHeight w:val="1320" w:hRule="atLeast"/>
+        </w:trPr>
         <w:tc>
           <w:tcPr>
             <w:tcW w:w="378" w:type="dxa"/>
@@ -4669,6 +4744,7 @@
           </w:tcPr>
           <w:p>
             <w:pPr>
+              <w:jc w:val="center"/>
               <w:rPr>
                 <w:sz w:val="11"/>
                 <w:szCs w:val="11"/>
@@ -4737,6 +4813,7 @@
           </w:tcPr>
           <w:p>
             <w:pPr>
+              <w:jc w:val="center"/>
               <w:rPr>
                 <w:sz w:val="11"/>
                 <w:szCs w:val="11"/>
@@ -4789,6 +4866,7 @@
           </w:tcPr>
           <w:p>
             <w:pPr>
+              <w:jc w:val="center"/>
               <w:rPr>
                 <w:sz w:val="11"/>
                 <w:szCs w:val="11"/>
@@ -4898,6 +4976,9 @@
         </w:tc>
       </w:tr>
       <w:tr>
+        <w:trPr>
+          <w:trHeight w:val="1320" w:hRule="atLeast"/>
+        </w:trPr>
         <w:tc>
           <w:tcPr>
             <w:tcW w:w="378" w:type="dxa"/>
@@ -4943,6 +5024,7 @@
           </w:tcPr>
           <w:p>
             <w:pPr>
+              <w:jc w:val="center"/>
               <w:rPr>
                 <w:sz w:val="11"/>
                 <w:szCs w:val="11"/>
@@ -5038,6 +5120,7 @@
           </w:tcPr>
           <w:p>
             <w:pPr>
+              <w:jc w:val="center"/>
               <w:rPr>
                 <w:sz w:val="11"/>
                 <w:szCs w:val="11"/>
@@ -5092,6 +5175,7 @@
           </w:tcPr>
           <w:p>
             <w:pPr>
+              <w:jc w:val="center"/>
               <w:rPr>
                 <w:sz w:val="11"/>
                 <w:szCs w:val="11"/>
@@ -5253,6 +5337,9 @@
         </w:tc>
       </w:tr>
       <w:tr>
+        <w:trPr>
+          <w:trHeight w:val="1320" w:hRule="atLeast"/>
+        </w:trPr>
         <w:tc>
           <w:tcPr>
             <w:tcW w:w="378" w:type="dxa"/>
@@ -5284,6 +5371,7 @@
           </w:tcPr>
           <w:p>
             <w:pPr>
+              <w:jc w:val="center"/>
               <w:rPr>
                 <w:sz w:val="11"/>
                 <w:szCs w:val="11"/>
@@ -5359,6 +5447,7 @@
           </w:tcPr>
           <w:p>
             <w:pPr>
+              <w:jc w:val="center"/>
               <w:rPr>
                 <w:sz w:val="11"/>
                 <w:szCs w:val="11"/>
@@ -5404,6 +5493,7 @@
           </w:tcPr>
           <w:p>
             <w:pPr>
+              <w:jc w:val="center"/>
               <w:rPr>
                 <w:sz w:val="11"/>
                 <w:szCs w:val="11"/>
@@ -5739,6 +5829,9 @@
         </w:tc>
       </w:tr>
       <w:tr>
+        <w:trPr>
+          <w:trHeight w:val="1320" w:hRule="atLeast"/>
+        </w:trPr>
         <w:tc>
           <w:tcPr>
             <w:tcW w:w="567" w:type="dxa"/>
@@ -5769,6 +5862,7 @@
           </w:tcPr>
           <w:p>
             <w:pPr>
+              <w:jc w:val="center"/>
               <w:rPr>
                 <w:sz w:val="11"/>
                 <w:szCs w:val="11"/>
@@ -5832,6 +5926,9 @@
         </w:tc>
       </w:tr>
       <w:tr>
+        <w:trPr>
+          <w:trHeight w:val="1320" w:hRule="atLeast"/>
+        </w:trPr>
         <w:tc>
           <w:tcPr>
             <w:tcW w:w="567" w:type="dxa"/>
@@ -5862,6 +5959,7 @@
           </w:tcPr>
           <w:p>
             <w:pPr>
+              <w:jc w:val="center"/>
               <w:rPr>
                 <w:sz w:val="11"/>
                 <w:szCs w:val="11"/>
@@ -5932,6 +6030,9 @@
         </w:tc>
       </w:tr>
       <w:tr>
+        <w:trPr>
+          <w:trHeight w:val="1320" w:hRule="atLeast"/>
+        </w:trPr>
         <w:tc>
           <w:tcPr>
             <w:tcW w:w="567" w:type="dxa"/>
@@ -5962,6 +6063,7 @@
           </w:tcPr>
           <w:p>
             <w:pPr>
+              <w:jc w:val="center"/>
               <w:rPr>
                 <w:sz w:val="11"/>
                 <w:szCs w:val="11"/>
@@ -6025,6 +6127,9 @@
         </w:tc>
       </w:tr>
       <w:tr>
+        <w:trPr>
+          <w:trHeight w:val="1320" w:hRule="atLeast"/>
+        </w:trPr>
         <w:tc>
           <w:tcPr>
             <w:tcW w:w="567" w:type="dxa"/>
@@ -6063,6 +6168,7 @@
           </w:tcPr>
           <w:p>
             <w:pPr>
+              <w:jc w:val="center"/>
               <w:rPr>
                 <w:sz w:val="11"/>
                 <w:szCs w:val="11"/>
@@ -6127,6 +6233,9 @@
         </w:tc>
       </w:tr>
       <w:tr>
+        <w:trPr>
+          <w:trHeight w:val="1320" w:hRule="atLeast"/>
+        </w:trPr>
         <w:tc>
           <w:tcPr>
             <w:tcW w:w="567" w:type="dxa"/>
@@ -6157,6 +6266,7 @@
           </w:tcPr>
           <w:p>
             <w:pPr>
+              <w:jc w:val="center"/>
               <w:rPr>
                 <w:sz w:val="11"/>
                 <w:szCs w:val="11"/>
@@ -6227,6 +6337,9 @@
         </w:tc>
       </w:tr>
       <w:tr>
+        <w:trPr>
+          <w:trHeight w:val="1320" w:hRule="atLeast"/>
+        </w:trPr>
         <w:tc>
           <w:tcPr>
             <w:tcW w:w="567" w:type="dxa"/>
@@ -6257,6 +6370,7 @@
           </w:tcPr>
           <w:p>
             <w:pPr>
+              <w:jc w:val="center"/>
               <w:rPr>
                 <w:sz w:val="11"/>
                 <w:szCs w:val="11"/>
@@ -6320,6 +6434,9 @@
         </w:tc>
       </w:tr>
       <w:tr>
+        <w:trPr>
+          <w:trHeight w:val="1320" w:hRule="atLeast"/>
+        </w:trPr>
         <w:tc>
           <w:tcPr>
             <w:tcW w:w="567" w:type="dxa"/>
@@ -6350,6 +6467,7 @@
           </w:tcPr>
           <w:p>
             <w:pPr>
+              <w:jc w:val="center"/>
               <w:rPr>
                 <w:sz w:val="11"/>
                 <w:szCs w:val="11"/>
@@ -6420,6 +6538,9 @@
         </w:tc>
       </w:tr>
       <w:tr>
+        <w:trPr>
+          <w:trHeight w:val="1320" w:hRule="atLeast"/>
+        </w:trPr>
         <w:tc>
           <w:tcPr>
             <w:tcW w:w="567" w:type="dxa"/>
@@ -6450,6 +6571,7 @@
           </w:tcPr>
           <w:p>
             <w:pPr>
+              <w:jc w:val="center"/>
               <w:rPr>
                 <w:sz w:val="11"/>
                 <w:szCs w:val="11"/>

--- a/templates/docx/stdr_template.docx
+++ b/templates/docx/stdr_template.docx
@@ -5644,15 +5644,15 @@
         <w:tblLook w:val="04A0" w:firstRow="1" w:lastRow="0" w:firstColumn="1" w:lastColumn="0" w:noHBand="0" w:noVBand="1"/>
       </w:tblPr>
       <w:tblGrid>
-        <w:gridCol w:w="567"/>
-        <w:gridCol w:w="10205"/>
-        <w:gridCol w:w="2183"/>
-        <w:gridCol w:w="2183"/>
+        <w:gridCol w:w="378"/>
+        <w:gridCol w:w="4920"/>
+        <w:gridCol w:w="4920"/>
+        <w:gridCol w:w="4920"/>
       </w:tblGrid>
       <w:tr>
         <w:tc>
           <w:tcPr>
-            <w:tcW w:w="567" w:type="dxa"/>
+            <w:tcW w:w="378" w:type="dxa"/>
             <w:vMerge w:val="restart"/>
             <w:vAlign w:val="center"/>
           </w:tcPr>
@@ -5676,7 +5676,7 @@
         </w:tc>
         <w:tc>
           <w:tcPr>
-            <w:tcW w:w="10205" w:type="dxa"/>
+            <w:tcW w:w="4920" w:type="dxa"/>
             <w:vMerge w:val="restart"/>
             <w:vAlign w:val="center"/>
           </w:tcPr>
@@ -5725,7 +5725,7 @@
         </w:tc>
         <w:tc>
           <w:tcPr>
-            <w:tcW w:w="4366" w:type="dxa"/>
+            <w:tcW w:w="4920" w:type="dxa"/>
             <w:gridSpan w:val="2"/>
             <w:vAlign w:val="center"/>
           </w:tcPr>
@@ -5769,21 +5769,21 @@
       <w:tr>
         <w:tc>
           <w:tcPr>
-            <w:tcW w:w="567" w:type="dxa"/>
+            <w:tcW w:w="378" w:type="dxa"/>
             <w:vMerge/>
           </w:tcPr>
           <w:p/>
         </w:tc>
         <w:tc>
           <w:tcPr>
-            <w:tcW w:w="10205" w:type="dxa"/>
+            <w:tcW w:w="4920" w:type="dxa"/>
             <w:vMerge/>
           </w:tcPr>
           <w:p/>
         </w:tc>
         <w:tc>
           <w:tcPr>
-            <w:tcW w:w="2183" w:type="dxa"/>
+            <w:tcW w:w="4920" w:type="dxa"/>
             <w:vAlign w:val="center"/>
           </w:tcPr>
           <w:p>
@@ -5806,7 +5806,7 @@
         </w:tc>
         <w:tc>
           <w:tcPr>
-            <w:tcW w:w="2183" w:type="dxa"/>
+            <w:tcW w:w="4920" w:type="dxa"/>
             <w:vAlign w:val="center"/>
           </w:tcPr>
           <w:p>
@@ -5834,7 +5834,7 @@
         </w:trPr>
         <w:tc>
           <w:tcPr>
-            <w:tcW w:w="567" w:type="dxa"/>
+            <w:tcW w:w="378" w:type="dxa"/>
             <w:vAlign w:val="center"/>
           </w:tcPr>
           <w:p>
@@ -5857,7 +5857,7 @@
         </w:tc>
         <w:tc>
           <w:tcPr>
-            <w:tcW w:w="10205" w:type="dxa"/>
+            <w:tcW w:w="4920" w:type="dxa"/>
             <w:vAlign w:val="center"/>
           </w:tcPr>
           <w:p>
@@ -5880,7 +5880,7 @@
         </w:tc>
         <w:tc>
           <w:tcPr>
-            <w:tcW w:w="2183" w:type="dxa"/>
+            <w:tcW w:w="4920" w:type="dxa"/>
             <w:vAlign w:val="center"/>
           </w:tcPr>
           <w:p>
@@ -5903,7 +5903,7 @@
         </w:tc>
         <w:tc>
           <w:tcPr>
-            <w:tcW w:w="2183" w:type="dxa"/>
+            <w:tcW w:w="4920" w:type="dxa"/>
             <w:vAlign w:val="center"/>
           </w:tcPr>
           <w:p>
@@ -5931,7 +5931,7 @@
         </w:trPr>
         <w:tc>
           <w:tcPr>
-            <w:tcW w:w="567" w:type="dxa"/>
+            <w:tcW w:w="378" w:type="dxa"/>
             <w:vAlign w:val="center"/>
           </w:tcPr>
           <w:p>
@@ -5954,7 +5954,7 @@
         </w:tc>
         <w:tc>
           <w:tcPr>
-            <w:tcW w:w="10205" w:type="dxa"/>
+            <w:tcW w:w="4920" w:type="dxa"/>
             <w:vAlign w:val="center"/>
           </w:tcPr>
           <w:p>
@@ -5984,7 +5984,7 @@
         </w:tc>
         <w:tc>
           <w:tcPr>
-            <w:tcW w:w="2183" w:type="dxa"/>
+            <w:tcW w:w="4920" w:type="dxa"/>
             <w:vAlign w:val="center"/>
           </w:tcPr>
           <w:p>
@@ -6007,7 +6007,7 @@
         </w:tc>
         <w:tc>
           <w:tcPr>
-            <w:tcW w:w="2183" w:type="dxa"/>
+            <w:tcW w:w="4920" w:type="dxa"/>
             <w:vAlign w:val="center"/>
           </w:tcPr>
           <w:p>
@@ -6035,7 +6035,7 @@
         </w:trPr>
         <w:tc>
           <w:tcPr>
-            <w:tcW w:w="567" w:type="dxa"/>
+            <w:tcW w:w="378" w:type="dxa"/>
             <w:vAlign w:val="center"/>
           </w:tcPr>
           <w:p>
@@ -6058,7 +6058,7 @@
         </w:tc>
         <w:tc>
           <w:tcPr>
-            <w:tcW w:w="10205" w:type="dxa"/>
+            <w:tcW w:w="4920" w:type="dxa"/>
             <w:vAlign w:val="center"/>
           </w:tcPr>
           <w:p>
@@ -6081,7 +6081,7 @@
         </w:tc>
         <w:tc>
           <w:tcPr>
-            <w:tcW w:w="2183" w:type="dxa"/>
+            <w:tcW w:w="4920" w:type="dxa"/>
             <w:vAlign w:val="center"/>
           </w:tcPr>
           <w:p>
@@ -6104,7 +6104,7 @@
         </w:tc>
         <w:tc>
           <w:tcPr>
-            <w:tcW w:w="2183" w:type="dxa"/>
+            <w:tcW w:w="4920" w:type="dxa"/>
             <w:vAlign w:val="center"/>
           </w:tcPr>
           <w:p>
@@ -6132,7 +6132,7 @@
         </w:trPr>
         <w:tc>
           <w:tcPr>
-            <w:tcW w:w="567" w:type="dxa"/>
+            <w:tcW w:w="378" w:type="dxa"/>
             <w:vAlign w:val="center"/>
           </w:tcPr>
           <w:p>
@@ -6163,7 +6163,7 @@
         </w:tc>
         <w:tc>
           <w:tcPr>
-            <w:tcW w:w="10205" w:type="dxa"/>
+            <w:tcW w:w="4920" w:type="dxa"/>
             <w:vAlign w:val="center"/>
           </w:tcPr>
           <w:p>
@@ -6187,7 +6187,7 @@
         </w:tc>
         <w:tc>
           <w:tcPr>
-            <w:tcW w:w="2183" w:type="dxa"/>
+            <w:tcW w:w="4920" w:type="dxa"/>
             <w:vAlign w:val="center"/>
           </w:tcPr>
           <w:p>
@@ -6210,7 +6210,7 @@
         </w:tc>
         <w:tc>
           <w:tcPr>
-            <w:tcW w:w="2183" w:type="dxa"/>
+            <w:tcW w:w="4920" w:type="dxa"/>
             <w:vAlign w:val="center"/>
           </w:tcPr>
           <w:p>
@@ -6238,7 +6238,7 @@
         </w:trPr>
         <w:tc>
           <w:tcPr>
-            <w:tcW w:w="567" w:type="dxa"/>
+            <w:tcW w:w="378" w:type="dxa"/>
             <w:vAlign w:val="center"/>
           </w:tcPr>
           <w:p>
@@ -6261,7 +6261,7 @@
         </w:tc>
         <w:tc>
           <w:tcPr>
-            <w:tcW w:w="10205" w:type="dxa"/>
+            <w:tcW w:w="4920" w:type="dxa"/>
             <w:vAlign w:val="center"/>
           </w:tcPr>
           <w:p>
@@ -6284,7 +6284,7 @@
         </w:tc>
         <w:tc>
           <w:tcPr>
-            <w:tcW w:w="2183" w:type="dxa"/>
+            <w:tcW w:w="4920" w:type="dxa"/>
             <w:vAlign w:val="center"/>
           </w:tcPr>
           <w:p>
@@ -6314,7 +6314,7 @@
         </w:tc>
         <w:tc>
           <w:tcPr>
-            <w:tcW w:w="2183" w:type="dxa"/>
+            <w:tcW w:w="4920" w:type="dxa"/>
             <w:vAlign w:val="center"/>
           </w:tcPr>
           <w:p>
@@ -6342,7 +6342,7 @@
         </w:trPr>
         <w:tc>
           <w:tcPr>
-            <w:tcW w:w="567" w:type="dxa"/>
+            <w:tcW w:w="378" w:type="dxa"/>
             <w:vAlign w:val="center"/>
           </w:tcPr>
           <w:p>
@@ -6365,7 +6365,7 @@
         </w:tc>
         <w:tc>
           <w:tcPr>
-            <w:tcW w:w="10205" w:type="dxa"/>
+            <w:tcW w:w="4920" w:type="dxa"/>
             <w:vAlign w:val="center"/>
           </w:tcPr>
           <w:p>
@@ -6388,7 +6388,7 @@
         </w:tc>
         <w:tc>
           <w:tcPr>
-            <w:tcW w:w="2183" w:type="dxa"/>
+            <w:tcW w:w="4920" w:type="dxa"/>
             <w:vAlign w:val="center"/>
           </w:tcPr>
           <w:p>
@@ -6411,7 +6411,7 @@
         </w:tc>
         <w:tc>
           <w:tcPr>
-            <w:tcW w:w="2183" w:type="dxa"/>
+            <w:tcW w:w="4920" w:type="dxa"/>
             <w:vAlign w:val="center"/>
           </w:tcPr>
           <w:p>
@@ -6439,7 +6439,7 @@
         </w:trPr>
         <w:tc>
           <w:tcPr>
-            <w:tcW w:w="567" w:type="dxa"/>
+            <w:tcW w:w="378" w:type="dxa"/>
             <w:vAlign w:val="center"/>
           </w:tcPr>
           <w:p>
@@ -6462,7 +6462,7 @@
         </w:tc>
         <w:tc>
           <w:tcPr>
-            <w:tcW w:w="10205" w:type="dxa"/>
+            <w:tcW w:w="4920" w:type="dxa"/>
             <w:vAlign w:val="center"/>
           </w:tcPr>
           <w:p>
@@ -6492,7 +6492,7 @@
         </w:tc>
         <w:tc>
           <w:tcPr>
-            <w:tcW w:w="2183" w:type="dxa"/>
+            <w:tcW w:w="4920" w:type="dxa"/>
             <w:vAlign w:val="center"/>
           </w:tcPr>
           <w:p>
@@ -6515,7 +6515,7 @@
         </w:tc>
         <w:tc>
           <w:tcPr>
-            <w:tcW w:w="2183" w:type="dxa"/>
+            <w:tcW w:w="4920" w:type="dxa"/>
             <w:vAlign w:val="center"/>
           </w:tcPr>
           <w:p>
@@ -6543,7 +6543,7 @@
         </w:trPr>
         <w:tc>
           <w:tcPr>
-            <w:tcW w:w="567" w:type="dxa"/>
+            <w:tcW w:w="378" w:type="dxa"/>
             <w:vAlign w:val="center"/>
           </w:tcPr>
           <w:p>
@@ -6566,7 +6566,7 @@
         </w:tc>
         <w:tc>
           <w:tcPr>
-            <w:tcW w:w="10205" w:type="dxa"/>
+            <w:tcW w:w="4920" w:type="dxa"/>
             <w:vAlign w:val="center"/>
           </w:tcPr>
           <w:p>
@@ -6589,7 +6589,7 @@
         </w:tc>
         <w:tc>
           <w:tcPr>
-            <w:tcW w:w="2183" w:type="dxa"/>
+            <w:tcW w:w="4920" w:type="dxa"/>
             <w:vAlign w:val="center"/>
           </w:tcPr>
           <w:p>
@@ -6612,7 +6612,7 @@
         </w:tc>
         <w:tc>
           <w:tcPr>
-            <w:tcW w:w="2183" w:type="dxa"/>
+            <w:tcW w:w="4920" w:type="dxa"/>
             <w:vAlign w:val="center"/>
           </w:tcPr>
           <w:p>

--- a/templates/docx/stdr_template.docx
+++ b/templates/docx/stdr_template.docx
@@ -678,7 +678,7 @@
                 <w:sz w:val="11"/>
                 <w:szCs w:val="11"/>
               </w:rPr>
-              <w:spacing w:after="0"/>
+              <w:spacing w:after="80" w:before="80"/>
               <w:jc w:val="center"/>
             </w:pPr>
             <w:r>
@@ -698,7 +698,7 @@
           </w:tcPr>
           <w:p>
             <w:pPr>
-              <w:spacing w:after="0"/>
+              <w:spacing w:after="80" w:before="80"/>
               <w:jc w:val="center"/>
               <w:rPr>
                 <w:lang w:val="ru-RU"/>
@@ -739,7 +739,7 @@
           </w:tcPr>
           <w:p>
             <w:pPr>
-              <w:spacing w:after="0"/>
+              <w:spacing w:after="80" w:before="80"/>
               <w:jc w:val="center"/>
               <w:rPr>
                 <w:lang w:val="ru-RU"/>
@@ -773,7 +773,7 @@
           </w:tcPr>
           <w:p>
             <w:pPr>
-              <w:spacing w:after="0"/>
+              <w:spacing w:after="80" w:before="80"/>
               <w:jc w:val="center"/>
               <w:rPr>
                 <w:lang w:val="ru-RU"/>
@@ -827,7 +827,7 @@
           </w:tcPr>
           <w:p>
             <w:pPr>
-              <w:spacing w:after="0"/>
+              <w:spacing w:after="80" w:before="80"/>
               <w:jc w:val="center"/>
               <w:rPr>
                 <w:lang w:val="ru-RU"/>
@@ -868,7 +868,7 @@
           </w:tcPr>
           <w:p>
             <w:pPr>
-              <w:spacing w:after="0"/>
+              <w:spacing w:after="80" w:before="80"/>
               <w:jc w:val="center"/>
               <w:rPr>
                 <w:lang w:val="ru-RU"/>
@@ -913,7 +913,7 @@
                 <w:sz w:val="11"/>
                 <w:szCs w:val="11"/>
               </w:rPr>
-              <w:spacing w:after="0"/>
+              <w:spacing w:after="80" w:before="80"/>
               <w:jc w:val="center"/>
             </w:pPr>
             <w:proofErr w:type="spellStart"/>
@@ -939,7 +939,7 @@
                 <w:sz w:val="11"/>
                 <w:szCs w:val="11"/>
               </w:rPr>
-              <w:spacing w:after="0"/>
+              <w:spacing w:after="80" w:before="80"/>
               <w:jc w:val="center"/>
             </w:pPr>
             <w:r>
@@ -995,7 +995,7 @@
           </w:tcPr>
           <w:p>
             <w:pPr>
-              <w:spacing w:after="0"/>
+              <w:spacing w:after="80" w:before="80"/>
               <w:jc w:val="center"/>
               <w:rPr>
                 <w:lang w:val="ru-RU"/>
@@ -1043,7 +1043,7 @@
           </w:tcPr>
           <w:p>
             <w:pPr>
-              <w:spacing w:after="0"/>
+              <w:spacing w:after="80" w:before="80"/>
               <w:jc w:val="center"/>
               <w:rPr>
                 <w:lang w:val="ru-RU"/>
@@ -1083,7 +1083,7 @@
           </w:tcPr>
           <w:p>
             <w:pPr>
-              <w:spacing w:after="0"/>
+              <w:spacing w:after="80" w:before="80"/>
               <w:jc w:val="center"/>
               <w:rPr>
                 <w:lang w:val="ru-RU"/>
@@ -1127,7 +1127,7 @@
                 <w:sz w:val="11"/>
                 <w:szCs w:val="11"/>
               </w:rPr>
-              <w:spacing w:after="0"/>
+              <w:spacing w:after="80" w:before="80"/>
               <w:jc w:val="center"/>
             </w:pPr>
             <w:proofErr w:type="spellStart"/>
@@ -1168,7 +1168,7 @@
                 <w:sz w:val="11"/>
                 <w:szCs w:val="11"/>
               </w:rPr>
-              <w:spacing w:after="0"/>
+              <w:spacing w:after="80" w:before="80"/>
               <w:jc w:val="center"/>
             </w:pPr>
             <w:r>
@@ -1191,7 +1191,7 @@
                 <w:sz w:val="11"/>
                 <w:szCs w:val="11"/>
               </w:rPr>
-              <w:spacing w:after="0"/>
+              <w:spacing w:after="80" w:before="80"/>
               <w:jc w:val="center"/>
             </w:pPr>
             <w:r>
@@ -5662,7 +5662,7 @@
                 <w:sz w:val="11"/>
                 <w:szCs w:val="11"/>
               </w:rPr>
-              <w:spacing w:after="0"/>
+              <w:spacing w:after="80" w:before="80"/>
               <w:jc w:val="center"/>
             </w:pPr>
             <w:r>
@@ -5682,7 +5682,7 @@
           </w:tcPr>
           <w:p>
             <w:pPr>
-              <w:spacing w:after="0"/>
+              <w:spacing w:after="80" w:before="80"/>
               <w:jc w:val="center"/>
               <w:rPr>
                 <w:lang w:val="ru-RU"/>
@@ -5735,7 +5735,7 @@
                 <w:sz w:val="11"/>
                 <w:szCs w:val="11"/>
               </w:rPr>
-              <w:spacing w:after="0"/>
+              <w:spacing w:after="80" w:before="80"/>
               <w:jc w:val="center"/>
             </w:pPr>
             <w:proofErr w:type="spellStart"/>
@@ -5792,7 +5792,7 @@
                 <w:sz w:val="11"/>
                 <w:szCs w:val="11"/>
               </w:rPr>
-              <w:spacing w:after="0"/>
+              <w:spacing w:after="80" w:before="80"/>
               <w:jc w:val="center"/>
             </w:pPr>
             <w:r>
@@ -5815,7 +5815,7 @@
                 <w:sz w:val="11"/>
                 <w:szCs w:val="11"/>
               </w:rPr>
-              <w:spacing w:after="0"/>
+              <w:spacing w:after="80" w:before="80"/>
               <w:jc w:val="center"/>
             </w:pPr>
             <w:r>
